--- a/Publication docs/Lim_meta_analysis.docx
+++ b/Publication docs/Lim_meta_analysis.docx
@@ -29,7 +29,7 @@
           <w:bCs/>
           <w:lang w:val="en-CA"/>
         </w:rPr>
-        <w:t>Global meta-analysis of marine c</w:t>
+        <w:t>Global meta-analysis of c</w:t>
       </w:r>
       <w:r>
         <w:rPr>
@@ -48,6 +48,15 @@
           <w:lang w:val="en-CA"/>
         </w:rPr>
         <w:t>-mediated nutrient cycling</w:t>
+      </w:r>
+      <w:r>
+        <w:rPr>
+          <w:rFonts w:ascii="Times New Roman" w:hAnsi="Times New Roman" w:cs="Times New Roman"/>
+          <w:b/>
+          <w:bCs/>
+          <w:lang w:val="en-CA"/>
+        </w:rPr>
+        <w:t xml:space="preserve"> across latitudes</w:t>
       </w:r>
     </w:p>
     <w:p>
@@ -514,406 +523,78 @@
           <w:rFonts w:ascii="Times New Roman" w:hAnsi="Times New Roman" w:cs="Times New Roman"/>
           <w:lang w:val="en-CA"/>
         </w:rPr>
-        <w:t xml:space="preserve"> systems. Using multi-level mixed-effect models, we investigated the effects of latitude and background chlorophyll a concentration (a proxy for ambient nutrients) on effect sizes. We found that latitude was a poor predictor, but the relative boost in productivity seen in provisioned systems decreased with increasing ambient chlorophyll a concentration. Our results reinforce the conventional wisdom that </w:t>
-      </w:r>
-      <w:r>
-        <w:rPr>
-          <w:rFonts w:ascii="Times New Roman" w:hAnsi="Times New Roman" w:cs="Times New Roman"/>
-          <w:lang w:val="en-CA"/>
-        </w:rPr>
-        <w:t>C</w:t>
-      </w:r>
-      <w:r>
-        <w:rPr>
-          <w:rFonts w:ascii="Times New Roman" w:hAnsi="Times New Roman" w:cs="Times New Roman"/>
-          <w:lang w:val="en-CA"/>
-        </w:rPr>
-        <w:t xml:space="preserve">NC has a larger effect when background nutrients are limited but challenges the notion that these conditions are limited to tropical latitudes. </w:t>
-      </w:r>
-      <w:r>
-        <w:rPr>
-          <w:rFonts w:ascii="Times New Roman" w:hAnsi="Times New Roman" w:cs="Times New Roman"/>
-          <w:lang w:val="en-CA"/>
-        </w:rPr>
-        <w:t xml:space="preserve">This research will strengthen our understanding of </w:t>
-      </w:r>
-      <w:r>
-        <w:rPr>
-          <w:rFonts w:ascii="Times New Roman" w:hAnsi="Times New Roman" w:cs="Times New Roman"/>
-          <w:lang w:val="en-CA"/>
-        </w:rPr>
-        <w:t>animals</w:t>
-      </w:r>
-      <w:r>
-        <w:rPr>
-          <w:rFonts w:ascii="Times New Roman" w:hAnsi="Times New Roman" w:cs="Times New Roman"/>
-          <w:lang w:val="en-CA"/>
-        </w:rPr>
-        <w:t xml:space="preserve"> in mediating not just top</w:t>
-      </w:r>
-      <w:r>
-        <w:rPr>
-          <w:rFonts w:ascii="Times New Roman" w:hAnsi="Times New Roman" w:cs="Times New Roman"/>
-          <w:lang w:val="en-CA"/>
-        </w:rPr>
-        <w:t>-</w:t>
-      </w:r>
-      <w:r>
-        <w:rPr>
-          <w:rFonts w:ascii="Times New Roman" w:hAnsi="Times New Roman" w:cs="Times New Roman"/>
-          <w:lang w:val="en-CA"/>
-        </w:rPr>
-        <w:t>down processes, but also bottom</w:t>
-      </w:r>
-      <w:r>
-        <w:rPr>
-          <w:rFonts w:ascii="Times New Roman" w:hAnsi="Times New Roman" w:cs="Times New Roman"/>
-          <w:lang w:val="en-CA"/>
-        </w:rPr>
-        <w:t>-</w:t>
-      </w:r>
-      <w:r>
-        <w:rPr>
-          <w:rFonts w:ascii="Times New Roman" w:hAnsi="Times New Roman" w:cs="Times New Roman"/>
-          <w:lang w:val="en-CA"/>
-        </w:rPr>
-        <w:t>up processes on a global</w:t>
-      </w:r>
-      <w:r>
-        <w:rPr>
-          <w:rFonts w:ascii="Times New Roman" w:hAnsi="Times New Roman" w:cs="Times New Roman"/>
-          <w:lang w:val="en-CA"/>
-        </w:rPr>
-        <w:t xml:space="preserve"> scale</w:t>
-      </w:r>
-      <w:r>
-        <w:rPr>
-          <w:rFonts w:ascii="Times New Roman" w:hAnsi="Times New Roman" w:cs="Times New Roman"/>
-          <w:lang w:val="en-CA"/>
-        </w:rPr>
-        <w:t xml:space="preserve">. </w:t>
-      </w:r>
-    </w:p>
-    <w:p>
-      <w:pPr>
-        <w:spacing w:line="360" w:lineRule="auto"/>
-        <w:rPr>
-          <w:rFonts w:ascii="Times New Roman" w:hAnsi="Times New Roman" w:cs="Times New Roman"/>
-          <w:lang w:val="en-CA"/>
-        </w:rPr>
-      </w:pPr>
-    </w:p>
-    <w:p>
-      <w:pPr>
-        <w:spacing w:line="360" w:lineRule="auto"/>
-        <w:rPr>
-          <w:rFonts w:ascii="Times New Roman" w:hAnsi="Times New Roman" w:cs="Times New Roman"/>
-          <w:lang w:val="en-CA"/>
-        </w:rPr>
-      </w:pPr>
-    </w:p>
-    <w:p>
-      <w:pPr>
-        <w:spacing w:line="360" w:lineRule="auto"/>
-        <w:rPr>
-          <w:rFonts w:ascii="Times New Roman" w:hAnsi="Times New Roman" w:cs="Times New Roman"/>
-          <w:u w:val="single"/>
-          <w:lang w:val="en-CA"/>
-        </w:rPr>
-      </w:pPr>
-      <w:commentRangeStart w:id="0"/>
-      <w:r>
-        <w:rPr>
-          <w:rFonts w:ascii="Times New Roman" w:hAnsi="Times New Roman" w:cs="Times New Roman"/>
-          <w:u w:val="single"/>
-          <w:lang w:val="en-CA"/>
-        </w:rPr>
-        <w:t>Introduction</w:t>
-      </w:r>
-      <w:commentRangeEnd w:id="0"/>
-      <w:r>
-        <w:rPr>
-          <w:rStyle w:val="CommentReference"/>
-        </w:rPr>
-        <w:commentReference w:id="0"/>
-      </w:r>
-    </w:p>
-    <w:p>
-      <w:pPr>
-        <w:spacing w:line="360" w:lineRule="auto"/>
-        <w:rPr>
-          <w:rFonts w:ascii="Times New Roman" w:hAnsi="Times New Roman" w:cs="Times New Roman"/>
-          <w:u w:val="single"/>
-          <w:lang w:val="en-CA"/>
-        </w:rPr>
-      </w:pPr>
-    </w:p>
-    <w:p>
-      <w:pPr>
-        <w:spacing w:line="360" w:lineRule="auto"/>
-        <w:rPr>
-          <w:rFonts w:ascii="Times New Roman" w:hAnsi="Times New Roman" w:cs="Times New Roman"/>
-          <w:lang w:val="en-CA"/>
-        </w:rPr>
-      </w:pPr>
-      <w:r>
-        <w:rPr>
-          <w:rFonts w:ascii="Times New Roman" w:hAnsi="Times New Roman" w:cs="Times New Roman"/>
-          <w:lang w:val="en-CA"/>
-        </w:rPr>
-        <w:t>Define animal-mediated nutrient dynamics?</w:t>
-      </w:r>
-      <w:r>
-        <w:rPr>
-          <w:rFonts w:ascii="Times New Roman" w:hAnsi="Times New Roman" w:cs="Times New Roman"/>
-          <w:lang w:val="en-CA"/>
-        </w:rPr>
-        <w:t xml:space="preserve"> Although often thought of in the context of top-down, consumptive impacts, consumers hold a remarkable impact on bottom-up nutrient provisioning through the storage and cycling of nutrients through their tissues. </w:t>
-      </w:r>
-      <w:r>
-        <w:rPr>
-          <w:rFonts w:ascii="Times New Roman" w:hAnsi="Times New Roman" w:cs="Times New Roman"/>
-          <w:lang w:val="en-CA"/>
-        </w:rPr>
-        <w:t>Such c</w:t>
-      </w:r>
-      <w:r>
-        <w:rPr>
-          <w:rFonts w:ascii="Times New Roman" w:hAnsi="Times New Roman" w:cs="Times New Roman"/>
-          <w:lang w:val="en-CA"/>
-        </w:rPr>
-        <w:t>onsumer-</w:t>
-      </w:r>
-      <w:r>
-        <w:rPr>
-          <w:rFonts w:ascii="Times New Roman" w:hAnsi="Times New Roman" w:cs="Times New Roman"/>
-          <w:lang w:val="en-CA"/>
-        </w:rPr>
-        <w:lastRenderedPageBreak/>
-        <w:t xml:space="preserve">mediated nutrient </w:t>
-      </w:r>
-      <w:r>
-        <w:rPr>
-          <w:rFonts w:ascii="Times New Roman" w:hAnsi="Times New Roman" w:cs="Times New Roman"/>
-          <w:lang w:val="en-CA"/>
-        </w:rPr>
-        <w:t>dynamics</w:t>
-      </w:r>
-      <w:r>
-        <w:rPr>
-          <w:rFonts w:ascii="Times New Roman" w:hAnsi="Times New Roman" w:cs="Times New Roman"/>
-          <w:lang w:val="en-CA"/>
-        </w:rPr>
-        <w:t xml:space="preserve"> (CND) has been shown to affect primary </w:t>
-      </w:r>
-      <w:r>
-        <w:rPr>
-          <w:rFonts w:ascii="Times New Roman" w:hAnsi="Times New Roman" w:cs="Times New Roman"/>
-          <w:lang w:val="en-CA"/>
-        </w:rPr>
-        <w:t>productivity</w:t>
-      </w:r>
-      <w:r>
-        <w:rPr>
-          <w:rFonts w:ascii="Times New Roman" w:hAnsi="Times New Roman" w:cs="Times New Roman"/>
-          <w:lang w:val="en-CA"/>
-        </w:rPr>
-        <w:t xml:space="preserve"> and community functioning in aquatic </w:t>
-      </w:r>
-      <w:r>
-        <w:rPr>
-          <w:rFonts w:ascii="Times New Roman" w:hAnsi="Times New Roman" w:cs="Times New Roman"/>
-          <w:lang w:val="en-CA"/>
-        </w:rPr>
-        <w:fldChar w:fldCharType="begin"/>
-      </w:r>
-      <w:r>
-        <w:rPr>
-          <w:rFonts w:ascii="Times New Roman" w:hAnsi="Times New Roman" w:cs="Times New Roman"/>
-          <w:lang w:val="en-CA"/>
-        </w:rPr>
-        <w:instrText xml:space="preserve"> ADDIN ZOTERO_ITEM CSL_CITATION {"citationID":"kGvT2G0I","properties":{"formattedCitation":"(Atkinson et al., 2017; Vanni, 2002)","plainCitation":"(Atkinson et al., 2017; Vanni, 2002)","noteIndex":0},"citationItems":[{"id":1368,"uris":["http://zotero.org/users/local/idKDtb7T/items/GT9KCULB"],"uri":["http://zotero.org/users/local/idKDtb7T/items/GT9KCULB"],"itemData":{"id":1368,"type":"article-journal","abstract":"The role of animals in modulating nutrient cycling [hereafter, consumer-driven nutrient dynamics (CND)] has been accepted as an important influence on both community structure and ecosystem function in aquatic systems. Yet there is great variability in the influence of CND across species and ecosystems, and the causes of this variation are not well understood. Here, we review and synthesize the mechanisms behind CND in fresh waters. We reviewed 131 articles on CND published between 1973 and 1 June 2015. The rate of new publications in CND has increased from 1.4 papers per year during 1973–2002 to 7.3 per year during 2003–2015. The majority of investigations are in North America with many concentrating on fish. More recent studies have focused on animal-mediated nutrient excretion rates relative to nutrient demand and indirect impacts (e.g. decomposition). We identified several mechanisms that influence CND across levels of biological organization. Factors affecting the stoichiometric plasticity of consumers, including body size, feeding history and ontogeny, play an important role in determining the impact of individual consumers on nutrient dynamics and underlie the stoichiometry of CND across time and space. The abiotic characteristics of an ecosystem affect the net impact of consumers on ecosystem processes by influencing consumer metabolic processes (e.g. consumption and excretion/egestion rates), non-CND supply of nutrients and ecosystem nutrient demand. Furthermore, the transformation and transport of elements by populations and communities of consumers also influences the flow of energy and nutrients across ecosystem boundaries. This review highlights that shifts in community composition or biomass of consumers and eco-evolutionary underpinnings can have strong effects on the functional role of consumers in ecosystem processes, yet these are relatively unexplored aspects of CND. Future research should evaluate the value of using species traits and abiotic conditions to predict and understand the effects of consumers on ecosystem-level nutrient dynamics across temporal and spatial scales. Moreover, new work in CND should strive to integrate knowledge from disparate fields of ecology and environmental science, such as physiology and ecosystem ecology, to develop a comprehensive and mechanistic understanding of the functional role of consumers. Comparative and experimental studies that develop testable hypotheses to challenge the current assumptions of CND, including consumer stoichiometric homeostasis, are needed to assess the significance of CND among species and across freshwater ecosystems.","container-title":"Biological Reviews","DOI":"10.1111/brv.12318","ISSN":"1469-185X","issue":"4","language":"en","note":"_eprint: https://onlinelibrary.wiley.com/doi/pdf/10.1111/brv.12318","page":"2003-2023","source":"Wiley Online Library","title":"Consumer-driven nutrient dynamics in freshwater ecosystems: from individuals to ecosystems","title-short":"Consumer-driven nutrient dynamics in freshwater ecosystems","volume":"92","author":[{"family":"Atkinson","given":"Carla L."},{"family":"Capps","given":"Krista A."},{"family":"Rugenski","given":"Amanda T."},{"family":"Vanni","given":"Michael J."}],"issued":{"date-parts":[["2017"]]}}},{"id":1600,"uris":["http://zotero.org/users/local/idKDtb7T/items/657HQEDK"],"uri":["http://zotero.org/users/local/idKDtb7T/items/657HQEDK"],"itemData":{"id":1600,"type":"article-journal","abstract":"Animals are important in nutrient cycling in freshwater ecosystems. Via excretory processes, animals can supply nutrients (nitrogen and phosphorus) at rates comparable to major nutrient sources, and nutrient cycling by animals can support a substantial proportion of the nutrient demands of primary producers. In addition, animals may exert strong impacts on the species composition of primary producers via effects on nutrient supply rates and ratios. Animals can either recycle nutrients within a habitat, or translocate nutrients across habitats or ecosystems. Nutrient translocation by relatively large animals may be particularly important for stimulating new primary production and for increasing nutrient standing stocks in recipient habitats. Animals also have numerous indirect effects on nutrient fluxes via effects on their prey or by modification of the physical environment. Future studies must quantify how the importance of animal-mediated nutrient cycling varies among taxa and along environmental gradients such as ecosystem size and productivity.","container-title":"Annual Review of Ecology and Systematics","DOI":"10.1146/annurev.ecolsys.33.010802.150519","issue":"1","note":"_eprint: https://doi.org/10.1146/annurev.ecolsys.33.010802.150519","page":"341-370","source":"Annual Reviews","title":"Nutrient Cycling by Animals in Freshwater Ecosystems","volume":"33","author":[{"family":"Vanni","given":"Michael J."}],"issued":{"date-parts":[["2002"]]}}}],"schema":"https://github.com/citation-style-language/schema/raw/master/csl-citation.json"} </w:instrText>
-      </w:r>
-      <w:r>
-        <w:rPr>
-          <w:rFonts w:ascii="Times New Roman" w:hAnsi="Times New Roman" w:cs="Times New Roman"/>
-          <w:lang w:val="en-CA"/>
-        </w:rPr>
-        <w:fldChar w:fldCharType="separate"/>
-      </w:r>
-      <w:r>
-        <w:rPr>
-          <w:rFonts w:ascii="Times New Roman" w:hAnsi="Times New Roman" w:cs="Times New Roman"/>
-          <w:noProof/>
-          <w:lang w:val="en-CA"/>
-        </w:rPr>
-        <w:t>(Atkinson et al., 2017; Vanni, 2002)</w:t>
-      </w:r>
-      <w:r>
-        <w:rPr>
-          <w:rFonts w:ascii="Times New Roman" w:hAnsi="Times New Roman" w:cs="Times New Roman"/>
-          <w:lang w:val="en-CA"/>
-        </w:rPr>
-        <w:fldChar w:fldCharType="end"/>
-      </w:r>
-      <w:r>
-        <w:rPr>
-          <w:rFonts w:ascii="Times New Roman" w:hAnsi="Times New Roman" w:cs="Times New Roman"/>
-          <w:lang w:val="en-CA"/>
-        </w:rPr>
-        <w:t xml:space="preserve">, terrestrial </w:t>
-      </w:r>
-      <w:r>
-        <w:rPr>
-          <w:rFonts w:ascii="Times New Roman" w:hAnsi="Times New Roman" w:cs="Times New Roman"/>
-          <w:lang w:val="en-CA"/>
-        </w:rPr>
-        <w:fldChar w:fldCharType="begin"/>
-      </w:r>
-      <w:r>
-        <w:rPr>
-          <w:rFonts w:ascii="Times New Roman" w:hAnsi="Times New Roman" w:cs="Times New Roman"/>
-          <w:lang w:val="en-CA"/>
-        </w:rPr>
-        <w:instrText xml:space="preserve"> ADDIN ZOTERO_ITEM CSL_CITATION {"citationID":"RCgnACdG","properties":{"formattedCitation":"(McNaughton et al., 1988; Sitters et al., 2017)","plainCitation":"(McNaughton et al., 1988; Sitters et al., 2017)","noteIndex":0},"citationItems":[{"id":1583,"uris":["http://zotero.org/users/local/idKDtb7T/items/2U4WCD4B"],"uri":["http://zotero.org/users/local/idKDtb7T/items/2U4WCD4B"],"itemData":{"id":1583,"type":"article-journal","archive":"JSTOR","container-title":"BioScience","DOI":"10.2307/1310789","ISSN":"0006-3568","issue":"11","note":"publisher: [American Institute of Biological Sciences, Oxford University Press]","page":"794-800","source":"JSTOR","title":"Large Mammals and Process Dynamics in African Ecosystems","volume":"38","author":[{"family":"McNaughton","given":"S. J."},{"family":"Ruess","given":"R. W."},{"family":"Seagle","given":"S. W."}],"issued":{"date-parts":[["1988"]]}}},{"id":1611,"uris":["http://zotero.org/users/local/idKDtb7T/items/49GGZTDW"],"uri":["http://zotero.org/users/local/idKDtb7T/items/49GGZTDW"],"itemData":{"id":1611,"type":"article-journal","abstract":"It is widely recognized that the release of nutrients by herbivores via their waste products strongly impacts nutrient availability for autotrophs. The ratios of nitrogen (N) and phosphorus (P) recycled through herbivore release (i.e., waste N:P) are mainly determined by the stoichiometric composition of the herbivore’s food (food N:P) and its body nutrient content (body N:P). Waste N:P can in turn impact autotroph nutrient limitation and productivity. Herbivore-driven nutrient recycling based on stoichiometric principles is dominated by theoretical and experimental research in freshwater systems, in particular interactions between algae and invertebrate herbivores. In terrestrial ecosystems, the impact of herbivores on nutrient cycling and availability is often limited to studying carbon (C ):N and C:P ratios, while the role of terrestrial herbivores in mediating N:P ratios is also likely to influence herbivore-driven nutrient recycling. In this review, we use rules and predictions on the stoichiometry of nutrient release originating from algal-based aquatic systems to identify the factors that determine the stoichiometry of nutrient release by herbivores. We then explore how these rules can be used to understand the stoichiometry of nutrient release by terrestrial herbivores, ranging from invertebrates to mammals, and its impact on plant nutrient limitation and productivity. Future studies should focus on measuring both N and P when investigating herbivore-driven nutrient recycling in terrestrial ecosystems, while also taking the form of waste product (urine or feces) and other pathways by which herbivores change nutrients into account, to be able to quantify the impact of waste stoichiometry on plant communities.","container-title":"Frontiers in Earth Science","DOI":"10.3389/feart.2017.00032","ISSN":"2296-6463","journalAbbreviation":"Front. Earth Sci.","language":"English","note":"publisher: Frontiers","source":"Frontiers","title":"The Stoichiometry of Nutrient Release by Terrestrial Herbivores and Its Ecosystem Consequences","URL":"https://www.frontiersin.org/articles/10.3389/feart.2017.00032/full","volume":"5","author":[{"family":"Sitters","given":"Judith"},{"family":"Bakker","given":"Elisabeth S."},{"family":"Veldhuis","given":"Michiel P."},{"family":"Veen","given":"G. F."},{"family":"Olde Venterink","given":"Harry"},{"family":"Vanni","given":"Michael J."}],"accessed":{"date-parts":[["2020",8,20]]},"issued":{"date-parts":[["2017"]]}}}],"schema":"https://github.com/citation-style-language/schema/raw/master/csl-citation.json"} </w:instrText>
-      </w:r>
-      <w:r>
-        <w:rPr>
-          <w:rFonts w:ascii="Times New Roman" w:hAnsi="Times New Roman" w:cs="Times New Roman"/>
-          <w:lang w:val="en-CA"/>
-        </w:rPr>
-        <w:fldChar w:fldCharType="separate"/>
-      </w:r>
-      <w:r>
-        <w:rPr>
-          <w:rFonts w:ascii="Times New Roman" w:hAnsi="Times New Roman" w:cs="Times New Roman"/>
-          <w:noProof/>
-          <w:lang w:val="en-CA"/>
-        </w:rPr>
-        <w:t>(McNaughton et al., 1988; Sitters et al., 2017)</w:t>
-      </w:r>
-      <w:r>
-        <w:rPr>
-          <w:rFonts w:ascii="Times New Roman" w:hAnsi="Times New Roman" w:cs="Times New Roman"/>
-          <w:lang w:val="en-CA"/>
-        </w:rPr>
-        <w:fldChar w:fldCharType="end"/>
-      </w:r>
-      <w:r>
-        <w:rPr>
-          <w:rFonts w:ascii="Times New Roman" w:hAnsi="Times New Roman" w:cs="Times New Roman"/>
-          <w:lang w:val="en-CA"/>
-        </w:rPr>
-        <w:t xml:space="preserve">, and marine ecosystems </w:t>
-      </w:r>
-      <w:r>
-        <w:rPr>
-          <w:rFonts w:ascii="Times New Roman" w:hAnsi="Times New Roman" w:cs="Times New Roman"/>
-          <w:lang w:val="en-CA"/>
-        </w:rPr>
-        <w:fldChar w:fldCharType="begin"/>
-      </w:r>
-      <w:r>
-        <w:rPr>
-          <w:rFonts w:ascii="Times New Roman" w:hAnsi="Times New Roman" w:cs="Times New Roman"/>
-          <w:lang w:val="en-CA"/>
-        </w:rPr>
-        <w:instrText xml:space="preserve"> ADDIN ZOTERO_ITEM CSL_CITATION {"citationID":"MRRtZVsQ","properties":{"formattedCitation":"(Allgeier et al., 2017; Meyer et al., 1983)","plainCitation":"(Allgeier et al., 2017; Meyer et al., 1983)","noteIndex":0},"citationItems":[{"id":1353,"uris":["http://zotero.org/users/local/idKDtb7T/items/MX8X9VD8"],"uri":["http://zotero.org/users/local/idKDtb7T/items/MX8X9VD8"],"itemData":{"id":1353,"type":"article-journal","abstract":"Humans have drastically altered the abundance of animals in marine ecosystems via exploitation. Reduced abundance can destabilize food webs, leading to cascading indirect effects that dramatically reorganize community structure and shift ecosystem function. However, the additional implications of these top-down changes for biogeochemical cycles via consumer-mediated nutrient dynamics (CND) are often overlooked in marine systems, particularly in coastal areas. Here, we review research that underscores the importance of this bottom-up control at local, regional, and global scales in coastal marine ecosystems, and the potential implications of anthropogenic change to fundamentally alter these processes. We focus attention on the two primary ways consumers affect nutrient dynamics, with emphasis on implications for the nutrient capacity of ecosystems: (1) the storage and retention of nutrients in biomass, and (2) the supply of nutrients via excretion and egestion. Nutrient storage in consumer biomass may be especially important in many marine ecosystems because consumers, as opposed to producers, often dominate organismal biomass. As for nutrient supply, we emphasize how consumers enhance primary production through both press and pulse dynamics. Looking forward, we explore the importance of CDN for improving theory (e.g., ecological stoichiometry, metabolic theory, and biodiversity–ecosystem function relationships), all in the context of global environmental change. Increasing research focus on CND will likely transform our perspectives on how consumers affect the functioning of marine ecosystems.","container-title":"Global Change Biology","DOI":"10.1111/gcb.13625","ISSN":"1365-2486","issue":"6","language":"en","note":"_eprint: https://onlinelibrary.wiley.com/doi/pdf/10.1111/gcb.13625","page":"2166-2178","source":"Wiley Online Library","title":"Animal pee in the sea: consumer-mediated nutrient dynamics in the world's changing oceans","title-short":"Animal pee in the sea","volume":"23","author":[{"family":"Allgeier","given":"Jacob E."},{"family":"Burkepile","given":"Deron E."},{"family":"Layman","given":"Craig A."}],"issued":{"date-parts":[["2017"]]}}},{"id":1608,"uris":["http://zotero.org/users/local/idKDtb7T/items/I64UAYPC"],"uri":["http://zotero.org/users/local/idKDtb7T/items/I64UAYPC"],"itemData":{"id":1608,"type":"article-journal","abstract":"Schools of juvenile haemulid fish feed in sea grass beds at night. By day they rest over coral heads, where they excrete substantial quantities of ammonium and particulate nitrogen and phosphorus into the nutrient-poor waters. The percentages of these nutrients contributed by the fish were comparable to those from other sources. Coral heads with resident fish schools grew faster than those without resident schools, indicating that fish may be more beneficial to the corals than has been assumed.","container-title":"Science","DOI":"10.1126/science.220.4601.1047","ISSN":"0036-8075, 1095-9203","issue":"4601","language":"en","note":"publisher: American Association for the Advancement of Science\nsection: Reports\nPMID: 17754550","page":"1047-1049","source":"science.sciencemag.org","title":"Fish Schools: An Asset to Corals","title-short":"Fish Schools","volume":"220","author":[{"family":"Meyer","given":"Judy L."},{"family":"Schultz","given":"Eric T."},{"family":"Helfman","given":"Gene S."}],"issued":{"date-parts":[["1983",6,3]]}}}],"schema":"https://github.com/citation-style-language/schema/raw/master/csl-citation.json"} </w:instrText>
-      </w:r>
-      <w:r>
-        <w:rPr>
-          <w:rFonts w:ascii="Times New Roman" w:hAnsi="Times New Roman" w:cs="Times New Roman"/>
-          <w:lang w:val="en-CA"/>
-        </w:rPr>
-        <w:fldChar w:fldCharType="separate"/>
-      </w:r>
-      <w:r>
-        <w:rPr>
-          <w:rFonts w:ascii="Times New Roman" w:hAnsi="Times New Roman" w:cs="Times New Roman"/>
-          <w:noProof/>
-          <w:lang w:val="en-CA"/>
-        </w:rPr>
-        <w:t>(Allgeier et al., 2017; Meyer et al., 1983)</w:t>
-      </w:r>
-      <w:r>
-        <w:rPr>
-          <w:rFonts w:ascii="Times New Roman" w:hAnsi="Times New Roman" w:cs="Times New Roman"/>
-          <w:lang w:val="en-CA"/>
-        </w:rPr>
-        <w:fldChar w:fldCharType="end"/>
-      </w:r>
-      <w:r>
-        <w:rPr>
-          <w:rFonts w:ascii="Times New Roman" w:hAnsi="Times New Roman" w:cs="Times New Roman"/>
-          <w:lang w:val="en-CA"/>
-        </w:rPr>
-        <w:t>.</w:t>
-      </w:r>
-      <w:r>
-        <w:rPr>
-          <w:rFonts w:ascii="Times New Roman" w:hAnsi="Times New Roman" w:cs="Times New Roman"/>
-          <w:lang w:val="en-CA"/>
-        </w:rPr>
-        <w:t xml:space="preserve"> </w:t>
-      </w:r>
-      <w:r>
-        <w:rPr>
-          <w:rFonts w:ascii="Times New Roman" w:hAnsi="Times New Roman" w:cs="Times New Roman"/>
-          <w:lang w:val="en-CA"/>
-        </w:rPr>
-        <w:t>CND is dependent on a d</w:t>
-      </w:r>
-      <w:r>
-        <w:rPr>
-          <w:rFonts w:ascii="Times New Roman" w:hAnsi="Times New Roman" w:cs="Times New Roman"/>
-          <w:lang w:val="en-CA"/>
-        </w:rPr>
-        <w:t xml:space="preserve">onor </w:t>
-      </w:r>
-      <w:r>
-        <w:rPr>
-          <w:rFonts w:ascii="Times New Roman" w:hAnsi="Times New Roman" w:cs="Times New Roman"/>
-          <w:lang w:val="en-CA"/>
-        </w:rPr>
-        <w:t>(individual, population, or community of consumers) and the</w:t>
-      </w:r>
-      <w:r>
-        <w:rPr>
-          <w:rFonts w:ascii="Times New Roman" w:hAnsi="Times New Roman" w:cs="Times New Roman"/>
-          <w:lang w:val="en-CA"/>
-        </w:rPr>
-        <w:t xml:space="preserve"> recipient </w:t>
-      </w:r>
-      <w:r>
-        <w:rPr>
-          <w:rFonts w:ascii="Times New Roman" w:hAnsi="Times New Roman" w:cs="Times New Roman"/>
-          <w:lang w:val="en-CA"/>
-        </w:rPr>
-        <w:t>(direct beneficiary of this provisioning, generally a primary producer). At the donor level, processes that effect the rate of storage and cycling effect the magnitude of this service</w:t>
-      </w:r>
-      <w:r>
-        <w:rPr>
-          <w:rFonts w:ascii="Times New Roman" w:hAnsi="Times New Roman" w:cs="Times New Roman"/>
-          <w:lang w:val="en-CA"/>
-        </w:rPr>
-        <w:t>.</w:t>
-      </w:r>
-      <w:r>
-        <w:rPr>
-          <w:rFonts w:ascii="Times New Roman" w:hAnsi="Times New Roman" w:cs="Times New Roman"/>
-          <w:lang w:val="en-CA"/>
-        </w:rPr>
-        <w:t xml:space="preserve"> Much research has been done on the factors that alter cycling rates from the individual level to the community level. </w:t>
-      </w:r>
-    </w:p>
-    <w:p>
-      <w:pPr>
-        <w:spacing w:line="360" w:lineRule="auto"/>
-        <w:rPr>
-          <w:rFonts w:ascii="Times New Roman" w:hAnsi="Times New Roman" w:cs="Times New Roman"/>
-          <w:lang w:val="en-CA"/>
-        </w:rPr>
-      </w:pPr>
+        <w:t xml:space="preserve"> systems. </w:t>
+      </w:r>
+      <w:r>
+        <w:rPr>
+          <w:rFonts w:ascii="Times New Roman" w:hAnsi="Times New Roman" w:cs="Times New Roman"/>
+          <w:lang w:val="en-CA"/>
+        </w:rPr>
+        <w:t xml:space="preserve">We </w:t>
+      </w:r>
+      <w:r>
+        <w:rPr>
+          <w:rFonts w:ascii="Times New Roman" w:hAnsi="Times New Roman" w:cs="Times New Roman"/>
+          <w:lang w:val="en-CA"/>
+        </w:rPr>
+        <w:t>quantif</w:t>
+      </w:r>
+      <w:r>
+        <w:rPr>
+          <w:rFonts w:ascii="Times New Roman" w:hAnsi="Times New Roman" w:cs="Times New Roman"/>
+          <w:lang w:val="en-CA"/>
+        </w:rPr>
+        <w:t>ied</w:t>
+      </w:r>
+      <w:r>
+        <w:rPr>
+          <w:rFonts w:ascii="Times New Roman" w:hAnsi="Times New Roman" w:cs="Times New Roman"/>
+          <w:lang w:val="en-CA"/>
+        </w:rPr>
+        <w:t xml:space="preserve"> and compare</w:t>
+      </w:r>
+      <w:r>
+        <w:rPr>
+          <w:rFonts w:ascii="Times New Roman" w:hAnsi="Times New Roman" w:cs="Times New Roman"/>
+          <w:lang w:val="en-CA"/>
+        </w:rPr>
+        <w:t>d</w:t>
+      </w:r>
+      <w:r>
+        <w:rPr>
+          <w:rFonts w:ascii="Times New Roman" w:hAnsi="Times New Roman" w:cs="Times New Roman"/>
+          <w:lang w:val="en-CA"/>
+        </w:rPr>
+        <w:t xml:space="preserve"> the effect sizes </w:t>
+      </w:r>
+      <w:r>
+        <w:rPr>
+          <w:rFonts w:ascii="Times New Roman" w:hAnsi="Times New Roman" w:cs="Times New Roman"/>
+          <w:lang w:val="en-CA"/>
+        </w:rPr>
+        <w:t xml:space="preserve">reflecting the growth benefit of CNC to primary producers </w:t>
+      </w:r>
+      <w:r>
+        <w:rPr>
+          <w:rFonts w:ascii="Times New Roman" w:hAnsi="Times New Roman" w:cs="Times New Roman"/>
+          <w:lang w:val="en-CA"/>
+        </w:rPr>
+        <w:t>between temperate and tropical regions</w:t>
+      </w:r>
+      <w:r>
+        <w:rPr>
+          <w:rFonts w:ascii="Times New Roman" w:hAnsi="Times New Roman" w:cs="Times New Roman"/>
+          <w:lang w:val="en-CA"/>
+        </w:rPr>
+        <w:t xml:space="preserve">, considering latitude, temperature, and external nutrients. Our results </w:t>
+      </w:r>
+      <w:r>
+        <w:rPr>
+          <w:rFonts w:ascii="Times New Roman" w:hAnsi="Times New Roman" w:cs="Times New Roman"/>
+          <w:lang w:val="en-CA"/>
+        </w:rPr>
+        <w:t>show no difference in the effect of CNC on primary productivity between temperate vs tropical regions, contradicting the prevailing ecological theory. This suggests that the effects of CNC may be driven by smaller-scale processes that are not generalizable across broad regions.</w:t>
+      </w:r>
     </w:p>
     <w:p>
       <w:pPr>
@@ -924,26 +605,464 @@
           <w:lang w:val="en-CA"/>
         </w:rPr>
       </w:pPr>
-      <w:r>
-        <w:rPr>
-          <w:rFonts w:ascii="Times New Roman" w:hAnsi="Times New Roman" w:cs="Times New Roman"/>
-          <w:lang w:val="en-CA"/>
-        </w:rPr>
-        <w:t>The relative i</w:t>
-      </w:r>
-      <w:r>
-        <w:rPr>
-          <w:rFonts w:ascii="Times New Roman" w:hAnsi="Times New Roman" w:cs="Times New Roman"/>
-          <w:lang w:val="en-CA"/>
-        </w:rPr>
-        <w:t>mportance of</w:t>
-      </w:r>
-      <w:r>
-        <w:rPr>
-          <w:rFonts w:ascii="Times New Roman" w:hAnsi="Times New Roman" w:cs="Times New Roman"/>
-          <w:lang w:val="en-CA"/>
-        </w:rPr>
-        <w:t xml:space="preserve"> consumer-mediated nutrient dynamics </w:t>
+    </w:p>
+    <w:p>
+      <w:pPr>
+        <w:spacing w:line="360" w:lineRule="auto"/>
+        <w:rPr>
+          <w:rFonts w:ascii="Times New Roman" w:hAnsi="Times New Roman" w:cs="Times New Roman"/>
+          <w:lang w:val="en-CA"/>
+        </w:rPr>
+      </w:pPr>
+    </w:p>
+    <w:p>
+      <w:pPr>
+        <w:spacing w:line="360" w:lineRule="auto"/>
+        <w:rPr>
+          <w:rFonts w:ascii="Times New Roman" w:hAnsi="Times New Roman" w:cs="Times New Roman"/>
+          <w:lang w:val="en-CA"/>
+        </w:rPr>
+      </w:pPr>
+    </w:p>
+    <w:p>
+      <w:pPr>
+        <w:spacing w:line="360" w:lineRule="auto"/>
+        <w:rPr>
+          <w:rFonts w:ascii="Times New Roman" w:hAnsi="Times New Roman" w:cs="Times New Roman"/>
+          <w:lang w:val="en-CA"/>
+        </w:rPr>
+      </w:pPr>
+    </w:p>
+    <w:p>
+      <w:pPr>
+        <w:spacing w:line="360" w:lineRule="auto"/>
+        <w:rPr>
+          <w:rFonts w:ascii="Times New Roman" w:hAnsi="Times New Roman" w:cs="Times New Roman"/>
+          <w:lang w:val="en-CA"/>
+        </w:rPr>
+      </w:pPr>
+    </w:p>
+    <w:p>
+      <w:pPr>
+        <w:spacing w:line="360" w:lineRule="auto"/>
+        <w:rPr>
+          <w:rFonts w:ascii="Times New Roman" w:hAnsi="Times New Roman" w:cs="Times New Roman"/>
+          <w:lang w:val="en-CA"/>
+        </w:rPr>
+      </w:pPr>
+    </w:p>
+    <w:p>
+      <w:pPr>
+        <w:spacing w:line="360" w:lineRule="auto"/>
+        <w:rPr>
+          <w:rFonts w:ascii="Times New Roman" w:hAnsi="Times New Roman" w:cs="Times New Roman"/>
+          <w:lang w:val="en-CA"/>
+        </w:rPr>
+      </w:pPr>
+    </w:p>
+    <w:p>
+      <w:pPr>
+        <w:spacing w:line="360" w:lineRule="auto"/>
+        <w:rPr>
+          <w:rFonts w:ascii="Times New Roman" w:hAnsi="Times New Roman" w:cs="Times New Roman"/>
+          <w:lang w:val="en-CA"/>
+        </w:rPr>
+      </w:pPr>
+    </w:p>
+    <w:p>
+      <w:pPr>
+        <w:spacing w:line="360" w:lineRule="auto"/>
+        <w:rPr>
+          <w:rFonts w:ascii="Times New Roman" w:hAnsi="Times New Roman" w:cs="Times New Roman"/>
+          <w:lang w:val="en-CA"/>
+        </w:rPr>
+      </w:pPr>
+    </w:p>
+    <w:p>
+      <w:pPr>
+        <w:spacing w:line="360" w:lineRule="auto"/>
+        <w:rPr>
+          <w:rFonts w:ascii="Times New Roman" w:hAnsi="Times New Roman" w:cs="Times New Roman"/>
+          <w:u w:val="single"/>
+          <w:lang w:val="en-CA"/>
+        </w:rPr>
+      </w:pPr>
+      <w:commentRangeStart w:id="0"/>
+      <w:r>
+        <w:rPr>
+          <w:rFonts w:ascii="Times New Roman" w:hAnsi="Times New Roman" w:cs="Times New Roman"/>
+          <w:u w:val="single"/>
+          <w:lang w:val="en-CA"/>
+        </w:rPr>
+        <w:lastRenderedPageBreak/>
+        <w:t>Introduction</w:t>
+      </w:r>
+      <w:commentRangeEnd w:id="0"/>
+      <w:r>
+        <w:rPr>
+          <w:rStyle w:val="CommentReference"/>
+        </w:rPr>
+        <w:commentReference w:id="0"/>
+      </w:r>
+    </w:p>
+    <w:p>
+      <w:pPr>
+        <w:pStyle w:val="ListParagraph"/>
+        <w:numPr>
+          <w:ilvl w:val="0"/>
+          <w:numId w:val="2"/>
+        </w:numPr>
+        <w:spacing w:line="360" w:lineRule="auto"/>
+        <w:rPr>
+          <w:rFonts w:ascii="Times New Roman" w:hAnsi="Times New Roman" w:cs="Times New Roman"/>
+          <w:u w:val="single"/>
+          <w:lang w:val="en-CA"/>
+        </w:rPr>
+      </w:pPr>
+      <w:r>
+        <w:rPr>
+          <w:rFonts w:ascii="Times New Roman" w:hAnsi="Times New Roman" w:cs="Times New Roman"/>
+          <w:lang w:val="en-CA"/>
+        </w:rPr>
+        <w:t>Bottom-up processes are super important. Different systems have different limiting nutrients. Needs of pp dictate how important provisioning is</w:t>
+      </w:r>
+    </w:p>
+    <w:p>
+      <w:pPr>
+        <w:pStyle w:val="ListParagraph"/>
+        <w:numPr>
+          <w:ilvl w:val="0"/>
+          <w:numId w:val="2"/>
+        </w:numPr>
+        <w:spacing w:line="360" w:lineRule="auto"/>
+        <w:rPr>
+          <w:rFonts w:ascii="Times New Roman" w:hAnsi="Times New Roman" w:cs="Times New Roman"/>
+          <w:u w:val="single"/>
+          <w:lang w:val="en-CA"/>
+        </w:rPr>
+      </w:pPr>
+      <w:r>
+        <w:rPr>
+          <w:rFonts w:ascii="Times New Roman" w:hAnsi="Times New Roman" w:cs="Times New Roman"/>
+          <w:lang w:val="en-CA"/>
+        </w:rPr>
+        <w:t>Animals contribute to bottom up processes. CND.</w:t>
+      </w:r>
+    </w:p>
+    <w:p>
+      <w:pPr>
+        <w:pStyle w:val="ListParagraph"/>
+        <w:numPr>
+          <w:ilvl w:val="0"/>
+          <w:numId w:val="2"/>
+        </w:numPr>
+        <w:spacing w:line="360" w:lineRule="auto"/>
+        <w:rPr>
+          <w:rFonts w:ascii="Times New Roman" w:hAnsi="Times New Roman" w:cs="Times New Roman"/>
+          <w:u w:val="single"/>
+          <w:lang w:val="en-CA"/>
+        </w:rPr>
+      </w:pPr>
+      <w:r>
+        <w:rPr>
+          <w:rFonts w:ascii="Times New Roman" w:hAnsi="Times New Roman" w:cs="Times New Roman"/>
+          <w:lang w:val="en-CA"/>
+        </w:rPr>
+        <w:t>CND super cool in the ocean? N</w:t>
+      </w:r>
+      <w:r>
+        <w:rPr>
+          <w:rFonts w:ascii="Times New Roman" w:hAnsi="Times New Roman" w:cs="Times New Roman"/>
+          <w:lang w:val="en-CA"/>
+        </w:rPr>
+        <w:t xml:space="preserve">itrogen is limiting. External sources of nitrogen. Internal sources of nitrogen. Animals represent the largest pool of nutrients, so they dictate the rate of cycling. </w:t>
+      </w:r>
+    </w:p>
+    <w:p>
+      <w:pPr>
+        <w:pStyle w:val="ListParagraph"/>
+        <w:numPr>
+          <w:ilvl w:val="0"/>
+          <w:numId w:val="2"/>
+        </w:numPr>
+        <w:spacing w:line="360" w:lineRule="auto"/>
+        <w:rPr>
+          <w:rFonts w:ascii="Times New Roman" w:hAnsi="Times New Roman" w:cs="Times New Roman"/>
+          <w:u w:val="single"/>
+          <w:lang w:val="en-CA"/>
+        </w:rPr>
+      </w:pPr>
+      <w:r>
+        <w:rPr>
+          <w:rFonts w:ascii="Times New Roman" w:hAnsi="Times New Roman" w:cs="Times New Roman"/>
+          <w:lang w:val="en-CA"/>
+        </w:rPr>
+        <w:t xml:space="preserve">Theory states that provisioning is less important when nutrients are abundant, but there’s some exceptions (complementary timing, ideal ratio of delivery, bioavailable form). State the conventional wisdom assumption here. </w:t>
+      </w:r>
+    </w:p>
+    <w:p>
+      <w:pPr>
+        <w:pStyle w:val="ListParagraph"/>
+        <w:numPr>
+          <w:ilvl w:val="0"/>
+          <w:numId w:val="2"/>
+        </w:numPr>
+        <w:spacing w:line="360" w:lineRule="auto"/>
+        <w:rPr>
+          <w:rFonts w:ascii="Times New Roman" w:hAnsi="Times New Roman" w:cs="Times New Roman"/>
+          <w:lang w:val="en-CA"/>
+        </w:rPr>
+      </w:pPr>
+      <w:r>
+        <w:rPr>
+          <w:rFonts w:ascii="Times New Roman" w:hAnsi="Times New Roman" w:cs="Times New Roman"/>
+          <w:lang w:val="en-CA"/>
+        </w:rPr>
+        <w:t>In this study…</w:t>
+      </w:r>
+    </w:p>
+    <w:p>
+      <w:pPr>
+        <w:spacing w:line="360" w:lineRule="auto"/>
+        <w:rPr>
+          <w:rFonts w:ascii="Times New Roman" w:hAnsi="Times New Roman" w:cs="Times New Roman"/>
+          <w:u w:val="single"/>
+          <w:lang w:val="en-CA"/>
+        </w:rPr>
+      </w:pPr>
+    </w:p>
+    <w:p>
+      <w:pPr>
+        <w:spacing w:line="360" w:lineRule="auto"/>
+        <w:rPr>
+          <w:rFonts w:ascii="Times New Roman" w:hAnsi="Times New Roman" w:cs="Times New Roman"/>
+          <w:lang w:val="en-CA"/>
+        </w:rPr>
+      </w:pPr>
+      <w:r>
+        <w:rPr>
+          <w:rFonts w:ascii="Times New Roman" w:hAnsi="Times New Roman" w:cs="Times New Roman"/>
+          <w:lang w:val="en-CA"/>
+        </w:rPr>
+        <w:t xml:space="preserve">Although </w:t>
+      </w:r>
+      <w:r>
+        <w:rPr>
+          <w:rFonts w:ascii="Times New Roman" w:hAnsi="Times New Roman" w:cs="Times New Roman"/>
+          <w:lang w:val="en-CA"/>
+        </w:rPr>
+        <w:t>anthropogenic eutrophication</w:t>
+      </w:r>
+      <w:r>
+        <w:rPr>
+          <w:rFonts w:ascii="Times New Roman" w:hAnsi="Times New Roman" w:cs="Times New Roman"/>
+          <w:lang w:val="en-CA"/>
+        </w:rPr>
+        <w:t xml:space="preserve"> </w:t>
+      </w:r>
+      <w:r>
+        <w:rPr>
+          <w:rFonts w:ascii="Times New Roman" w:hAnsi="Times New Roman" w:cs="Times New Roman"/>
+          <w:lang w:val="en-CA"/>
+        </w:rPr>
+        <w:t>has had</w:t>
+      </w:r>
+      <w:r>
+        <w:rPr>
+          <w:rFonts w:ascii="Times New Roman" w:hAnsi="Times New Roman" w:cs="Times New Roman"/>
+          <w:lang w:val="en-CA"/>
+        </w:rPr>
+        <w:t xml:space="preserve"> catastrophic effects across ecosystems</w:t>
+      </w:r>
+      <w:r>
+        <w:rPr>
+          <w:rFonts w:ascii="Times New Roman" w:hAnsi="Times New Roman" w:cs="Times New Roman"/>
+          <w:lang w:val="en-CA"/>
+        </w:rPr>
+        <w:t xml:space="preserve"> </w:t>
+      </w:r>
+      <w:r>
+        <w:rPr>
+          <w:rFonts w:ascii="Times New Roman" w:hAnsi="Times New Roman" w:cs="Times New Roman"/>
+          <w:lang w:val="en-CA"/>
+        </w:rPr>
+        <w:fldChar w:fldCharType="begin"/>
+      </w:r>
+      <w:r>
+        <w:rPr>
+          <w:rFonts w:ascii="Times New Roman" w:hAnsi="Times New Roman" w:cs="Times New Roman"/>
+          <w:lang w:val="en-CA"/>
+        </w:rPr>
+        <w:instrText xml:space="preserve"> ADDIN ZOTERO_ITEM CSL_CITATION {"citationID":"b87dQgzj","properties":{"formattedCitation":"(Smith et al., 1999)","plainCitation":"(Smith et al., 1999)","noteIndex":0},"citationItems":[{"id":1635,"uris":["http://zotero.org/users/local/idKDtb7T/items/RAJGZEVA"],"itemData":{"id":1635,"type":"article-journal","abstract":"In the mid-1800s, the agricultural chemist Justus von Liebig demonstrated strong positive relationships between soil nutrient supplies and the growth yields of terrestrial plants, and it has since been found that freshwater and marine plants are equally responsive to nutrient inputs. Anthropogenic inputs of nutrients to the Earth's surface and atmosphere have increased greatly during the past two centuries. This nutrient enrichment, or eutrophication, can lead to highly undesirable changes in ecosystem structure and function, however. In this paper we briefly review the process, the impacts, and the potential management of cultural eutrophication in freshwater, marine, and terrestrial ecosystems. We present two brief case studies (one freshwater and one marine) demonstrating that nutrient loading restriction is the essential cornerstone of aquatic eutrophication control. In addition, we present results of a preliminary statistical analysis that is consistent with the hypothesis that anthropogenic emissions of oxidized nitrogen could be influencing atmospheric levels of carbon dioxide via nitrogen stimulation of global primary production.","container-title":"Environmental Pollution","DOI":"10.1016/S0269-7491(99)00091-3","ISSN":"0269-7491","issue":"1","journalAbbreviation":"Environmental Pollution","language":"en","page":"179-196","source":"ScienceDirect","title":"Eutrophication: impacts of excess nutrient inputs on freshwater, marine, and terrestrial ecosystems","title-short":"Eutrophication","volume":"100","author":[{"family":"Smith","given":"V. H."},{"family":"Tilman","given":"G. D."},{"family":"Nekola","given":"J. C."}],"issued":{"date-parts":[["1999",1,1]]}}}],"schema":"https://github.com/citation-style-language/schema/raw/master/csl-citation.json"} </w:instrText>
+      </w:r>
+      <w:r>
+        <w:rPr>
+          <w:rFonts w:ascii="Times New Roman" w:hAnsi="Times New Roman" w:cs="Times New Roman"/>
+          <w:lang w:val="en-CA"/>
+        </w:rPr>
+        <w:fldChar w:fldCharType="separate"/>
+      </w:r>
+      <w:r>
+        <w:rPr>
+          <w:rFonts w:ascii="Times New Roman" w:hAnsi="Times New Roman" w:cs="Times New Roman"/>
+          <w:noProof/>
+          <w:lang w:val="en-CA"/>
+        </w:rPr>
+        <w:t>(Smith et al., 1999)</w:t>
+      </w:r>
+      <w:r>
+        <w:rPr>
+          <w:rFonts w:ascii="Times New Roman" w:hAnsi="Times New Roman" w:cs="Times New Roman"/>
+          <w:lang w:val="en-CA"/>
+        </w:rPr>
+        <w:fldChar w:fldCharType="end"/>
+      </w:r>
+      <w:r>
+        <w:rPr>
+          <w:rFonts w:ascii="Times New Roman" w:hAnsi="Times New Roman" w:cs="Times New Roman"/>
+          <w:lang w:val="en-CA"/>
+        </w:rPr>
+        <w:t xml:space="preserve">, nutrient enrichment remains an important process in supporting primary productivity and thus ecosystem structure. </w:t>
+      </w:r>
+      <w:r>
+        <w:rPr>
+          <w:rFonts w:ascii="Times New Roman" w:hAnsi="Times New Roman" w:cs="Times New Roman"/>
+          <w:lang w:val="en-CA"/>
+        </w:rPr>
+        <w:t>Provisioning of</w:t>
+      </w:r>
+      <w:r>
+        <w:rPr>
+          <w:rFonts w:ascii="Times New Roman" w:hAnsi="Times New Roman" w:cs="Times New Roman"/>
+          <w:lang w:val="en-CA"/>
+        </w:rPr>
+        <w:t xml:space="preserve"> </w:t>
+      </w:r>
+      <w:r>
+        <w:rPr>
+          <w:rFonts w:ascii="Times New Roman" w:hAnsi="Times New Roman" w:cs="Times New Roman"/>
+          <w:lang w:val="en-CA"/>
+        </w:rPr>
+        <w:t>n</w:t>
+      </w:r>
+      <w:r>
+        <w:rPr>
+          <w:rFonts w:ascii="Times New Roman" w:hAnsi="Times New Roman" w:cs="Times New Roman"/>
+          <w:lang w:val="en-CA"/>
+        </w:rPr>
+        <w:t xml:space="preserve">itrogen, phosphorus, and other elements </w:t>
+      </w:r>
+      <w:r>
+        <w:rPr>
+          <w:rFonts w:ascii="Times New Roman" w:hAnsi="Times New Roman" w:cs="Times New Roman"/>
+          <w:lang w:val="en-CA"/>
+        </w:rPr>
+        <w:t xml:space="preserve">which </w:t>
+      </w:r>
+      <w:r>
+        <w:rPr>
+          <w:rFonts w:ascii="Times New Roman" w:hAnsi="Times New Roman" w:cs="Times New Roman"/>
+          <w:lang w:val="en-CA"/>
+        </w:rPr>
+        <w:t xml:space="preserve">limit primary productivity </w:t>
+      </w:r>
+      <w:r>
+        <w:rPr>
+          <w:rFonts w:ascii="Times New Roman" w:hAnsi="Times New Roman" w:cs="Times New Roman"/>
+          <w:lang w:val="en-CA"/>
+        </w:rPr>
+        <w:t xml:space="preserve">can produce dramatic </w:t>
+      </w:r>
+      <w:r>
+        <w:rPr>
+          <w:rFonts w:ascii="Times New Roman" w:hAnsi="Times New Roman" w:cs="Times New Roman"/>
+          <w:lang w:val="en-CA"/>
+        </w:rPr>
+        <w:t>increases</w:t>
+      </w:r>
+      <w:r>
+        <w:rPr>
+          <w:rFonts w:ascii="Times New Roman" w:hAnsi="Times New Roman" w:cs="Times New Roman"/>
+          <w:lang w:val="en-CA"/>
+        </w:rPr>
+        <w:t xml:space="preserve"> in primary productivity</w:t>
+      </w:r>
+      <w:r>
+        <w:rPr>
+          <w:rFonts w:ascii="Times New Roman" w:hAnsi="Times New Roman" w:cs="Times New Roman"/>
+          <w:lang w:val="en-CA"/>
+        </w:rPr>
+        <w:t xml:space="preserve"> </w:t>
+      </w:r>
+      <w:commentRangeStart w:id="1"/>
+      <w:r>
+        <w:rPr>
+          <w:rFonts w:ascii="Times New Roman" w:hAnsi="Times New Roman" w:cs="Times New Roman"/>
+          <w:highlight w:val="yellow"/>
+          <w:lang w:val="en-CA"/>
+        </w:rPr>
+        <w:fldChar w:fldCharType="begin"/>
+      </w:r>
+      <w:r>
+        <w:rPr>
+          <w:rFonts w:ascii="Times New Roman" w:hAnsi="Times New Roman" w:cs="Times New Roman"/>
+          <w:highlight w:val="yellow"/>
+          <w:lang w:val="en-CA"/>
+        </w:rPr>
+        <w:instrText xml:space="preserve"> ADDIN ZOTERO_ITEM CSL_CITATION {"citationID":"VcElejEz","properties":{"formattedCitation":"(Elser et al., 2007)","plainCitation":"(Elser et al., 2007)","noteIndex":0},"citationItems":[{"id":2973,"uris":["http://zotero.org/users/local/idKDtb7T/items/VLM9TTRP"],"itemData":{"id":2973,"type":"article-journal","abstract":"The cycles of the key nutrient elements nitrogen (N) and phosphorus (P) have been massively altered by anthropogenic activities. Thus, it is essential to understand how photosynthetic production across diverse ecosystems is, or is not, limited by N and P. Via a large-scale meta-analysis of experimental enrichments, we show that P limitation is equally strong across these major habitats and that N and P limitation are equivalent within both terrestrial and freshwater systems. Furthermore, simultaneous N and P enrichment produces strongly positive synergistic responses in all three environments. Thus, contrary to some prevailing paradigms, freshwater, marine and terrestrial ecosystems are surprisingly similar in terms of N and P limitation.","container-title":"Ecology Letters","DOI":"10.1111/j.1461-0248.2007.01113.x","ISSN":"1461-0248","issue":"12","language":"en","note":"_eprint: https://onlinelibrary.wiley.com/doi/pdf/10.1111/j.1461-0248.2007.01113.x","page":"1135-1142","source":"Wiley Online Library","title":"Global analysis of nitrogen and phosphorus limitation of primary producers in freshwater, marine and terrestrial ecosystems","volume":"10","author":[{"family":"Elser","given":"James J."},{"family":"Bracken","given":"Matthew E.S."},{"family":"Cleland","given":"Elsa E."},{"family":"Gruner","given":"Daniel S."},{"family":"Harpole","given":"W. Stanley"},{"family":"Hillebrand","given":"Helmut"},{"family":"Ngai","given":"Jacqueline T."},{"family":"Seabloom","given":"Eric W."},{"family":"Shurin","given":"Jonathan B."},{"family":"Smith","given":"Jennifer E."}],"issued":{"date-parts":[["2007"]]}}}],"schema":"https://github.com/citation-style-language/schema/raw/master/csl-citation.json"} </w:instrText>
+      </w:r>
+      <w:r>
+        <w:rPr>
+          <w:rFonts w:ascii="Times New Roman" w:hAnsi="Times New Roman" w:cs="Times New Roman"/>
+          <w:highlight w:val="yellow"/>
+          <w:lang w:val="en-CA"/>
+        </w:rPr>
+        <w:fldChar w:fldCharType="separate"/>
+      </w:r>
+      <w:r>
+        <w:rPr>
+          <w:rFonts w:ascii="Times New Roman" w:hAnsi="Times New Roman" w:cs="Times New Roman"/>
+          <w:noProof/>
+          <w:highlight w:val="yellow"/>
+          <w:lang w:val="en-CA"/>
+        </w:rPr>
+        <w:t>(Elser et al., 2007)</w:t>
+      </w:r>
+      <w:r>
+        <w:rPr>
+          <w:rFonts w:ascii="Times New Roman" w:hAnsi="Times New Roman" w:cs="Times New Roman"/>
+          <w:highlight w:val="yellow"/>
+          <w:lang w:val="en-CA"/>
+        </w:rPr>
+        <w:fldChar w:fldCharType="end"/>
+      </w:r>
+      <w:commentRangeEnd w:id="1"/>
+      <w:r>
+        <w:rPr>
+          <w:rStyle w:val="CommentReference"/>
+        </w:rPr>
+        <w:commentReference w:id="1"/>
+      </w:r>
+      <w:r>
+        <w:rPr>
+          <w:rFonts w:ascii="Times New Roman" w:hAnsi="Times New Roman" w:cs="Times New Roman"/>
+          <w:lang w:val="en-CA"/>
+        </w:rPr>
+        <w:t xml:space="preserve">. </w:t>
+      </w:r>
+      <w:r>
+        <w:rPr>
+          <w:rFonts w:ascii="Times New Roman" w:hAnsi="Times New Roman" w:cs="Times New Roman"/>
+          <w:lang w:val="en-CA"/>
+        </w:rPr>
+        <w:t>N</w:t>
+      </w:r>
+      <w:r>
+        <w:rPr>
+          <w:rFonts w:ascii="Times New Roman" w:hAnsi="Times New Roman" w:cs="Times New Roman"/>
+          <w:lang w:val="en-CA"/>
+        </w:rPr>
+        <w:t xml:space="preserve">utrient provisioning </w:t>
       </w:r>
       <w:r>
         <w:rPr>
@@ -957,65 +1076,64 @@
           <w:rFonts w:ascii="Times New Roman" w:hAnsi="Times New Roman" w:cs="Times New Roman"/>
           <w:lang w:val="en-CA"/>
         </w:rPr>
-        <w:t xml:space="preserve"> dictated by the demands of the recipient</w:t>
-      </w:r>
-      <w:r>
-        <w:rPr>
-          <w:rFonts w:ascii="Times New Roman" w:hAnsi="Times New Roman" w:cs="Times New Roman"/>
-          <w:lang w:val="en-CA"/>
-        </w:rPr>
-        <w:t>, d</w:t>
-      </w:r>
-      <w:r>
-        <w:rPr>
-          <w:rFonts w:ascii="Times New Roman" w:hAnsi="Times New Roman" w:cs="Times New Roman"/>
-          <w:lang w:val="en-CA"/>
-        </w:rPr>
-        <w:t xml:space="preserve">espite </w:t>
-      </w:r>
-      <w:r>
-        <w:rPr>
-          <w:rFonts w:ascii="Times New Roman" w:hAnsi="Times New Roman" w:cs="Times New Roman"/>
-          <w:lang w:val="en-CA"/>
-        </w:rPr>
-        <w:t>a</w:t>
-      </w:r>
-      <w:r>
-        <w:rPr>
-          <w:rFonts w:ascii="Times New Roman" w:hAnsi="Times New Roman" w:cs="Times New Roman"/>
-          <w:lang w:val="en-CA"/>
-        </w:rPr>
-        <w:t xml:space="preserve"> focus on the consumers</w:t>
-      </w:r>
-      <w:r>
-        <w:rPr>
-          <w:rFonts w:ascii="Times New Roman" w:hAnsi="Times New Roman" w:cs="Times New Roman"/>
-          <w:lang w:val="en-CA"/>
-        </w:rPr>
-        <w:t xml:space="preserve">. At a broad scale, these demands relate to nutrient availability. Terrestrial </w:t>
-      </w:r>
-      <w:proofErr w:type="spellStart"/>
-      <w:r>
-        <w:rPr>
-          <w:rFonts w:ascii="Times New Roman" w:hAnsi="Times New Roman" w:cs="Times New Roman"/>
-          <w:lang w:val="en-CA"/>
-        </w:rPr>
-        <w:t xml:space="preserve">example. </w:t>
-      </w:r>
-      <w:proofErr w:type="spellEnd"/>
-      <w:r>
-        <w:rPr>
-          <w:rFonts w:ascii="Times New Roman" w:hAnsi="Times New Roman" w:cs="Times New Roman"/>
-          <w:lang w:val="en-CA"/>
-        </w:rPr>
-        <w:t>Aquatic example</w:t>
-      </w:r>
-      <w:r>
-        <w:rPr>
-          <w:rFonts w:ascii="Times New Roman" w:hAnsi="Times New Roman" w:cs="Times New Roman"/>
-          <w:lang w:val="en-CA"/>
-        </w:rPr>
-        <w:t xml:space="preserve"> with phosphorus</w:t>
+        <w:t xml:space="preserve"> important only relative to the nutrient demands of the primary producer and </w:t>
+      </w:r>
+      <w:r>
+        <w:rPr>
+          <w:rFonts w:ascii="Times New Roman" w:hAnsi="Times New Roman" w:cs="Times New Roman"/>
+          <w:lang w:val="en-CA"/>
+        </w:rPr>
+        <w:t xml:space="preserve">the </w:t>
+      </w:r>
+      <w:r>
+        <w:rPr>
+          <w:rFonts w:ascii="Times New Roman" w:hAnsi="Times New Roman" w:cs="Times New Roman"/>
+          <w:lang w:val="en-CA"/>
+        </w:rPr>
+        <w:t>availability of nutrients in the system</w:t>
+      </w:r>
+      <w:r>
+        <w:rPr>
+          <w:rFonts w:ascii="Times New Roman" w:hAnsi="Times New Roman" w:cs="Times New Roman"/>
+          <w:lang w:val="en-CA"/>
+        </w:rPr>
+        <w:t xml:space="preserve"> </w:t>
+      </w:r>
+      <w:r>
+        <w:rPr>
+          <w:rFonts w:ascii="Times New Roman" w:hAnsi="Times New Roman" w:cs="Times New Roman"/>
+          <w:lang w:val="en-CA"/>
+        </w:rPr>
+        <w:fldChar w:fldCharType="begin"/>
+      </w:r>
+      <w:r>
+        <w:rPr>
+          <w:rFonts w:ascii="Times New Roman" w:hAnsi="Times New Roman" w:cs="Times New Roman"/>
+          <w:lang w:val="en-CA"/>
+        </w:rPr>
+        <w:instrText xml:space="preserve"> ADDIN ZOTERO_ITEM CSL_CITATION {"citationID":"fsUmX7dV","properties":{"formattedCitation":"(Schindler, 1974)","plainCitation":"(Schindler, 1974)","noteIndex":0},"citationItems":[{"id":3064,"uris":["http://zotero.org/users/local/idKDtb7T/items/Z3BZZVSR"],"itemData":{"id":3064,"type":"article-journal","abstract":"Conlbinations of phosphorus, nitrogen, and carbon were added to several small lakes in northwestern Ontario, Canada, at rates similar to those in many culturally eutrophied lakes. Phosphate and nitrate caused rapid eutrophication. A similar result was obtained with phosphate, ammonia, and sucrose, but recovery was almost immediate when phosphate additions only were discontinued. When two basins o f one lake were fertilized with equal amounts o f nitrate and sucrose, and phosphorus was also added to one of the basins, the phosphateenriched basin quickly became highly eutrophic, while the basin receiving only nitrogen and carbon remained at prefertilization conditions. These results, and the high affinity of sediments for phosphorus indicate that rapid abatement of eutrophication may be expected to follow phosphorus control measures.","container-title":"Science","DOI":"10.1126/science.184.4139.897","ISSN":"0036-8075, 1095-9203","issue":"4139","journalAbbreviation":"Science","language":"en","page":"897-899","source":"DOI.org (Crossref)","title":"Eutrophication and Recovery in Experimental Lakes: Implications for Lake Management","title-short":"Eutrophication and Recovery in Experimental Lakes","volume":"184","author":[{"family":"Schindler","given":"D. W."}],"issued":{"date-parts":[["1974",5,24]]}}}],"schema":"https://github.com/citation-style-language/schema/raw/master/csl-citation.json"} </w:instrText>
+      </w:r>
+      <w:r>
+        <w:rPr>
+          <w:rFonts w:ascii="Times New Roman" w:hAnsi="Times New Roman" w:cs="Times New Roman"/>
+          <w:lang w:val="en-CA"/>
+        </w:rPr>
+        <w:fldChar w:fldCharType="separate"/>
+      </w:r>
+      <w:r>
+        <w:rPr>
+          <w:rFonts w:ascii="Times New Roman" w:hAnsi="Times New Roman" w:cs="Times New Roman"/>
+          <w:noProof/>
+          <w:lang w:val="en-CA"/>
+        </w:rPr>
+        <w:t>(Schindler, 1974)</w:t>
+      </w:r>
+      <w:r>
+        <w:rPr>
+          <w:rFonts w:ascii="Times New Roman" w:hAnsi="Times New Roman" w:cs="Times New Roman"/>
+          <w:lang w:val="en-CA"/>
+        </w:rPr>
+        <w:fldChar w:fldCharType="end"/>
       </w:r>
       <w:r>
         <w:rPr>
@@ -1029,30 +1147,8 @@
           <w:rFonts w:ascii="Times New Roman" w:hAnsi="Times New Roman" w:cs="Times New Roman"/>
           <w:lang w:val="en-CA"/>
         </w:rPr>
-        <w:t>In marine ecosystems, nitrogen is</w:t>
-      </w:r>
-      <w:r>
-        <w:rPr>
-          <w:rFonts w:ascii="Times New Roman" w:hAnsi="Times New Roman" w:cs="Times New Roman"/>
-          <w:lang w:val="en-CA"/>
-        </w:rPr>
-        <w:t xml:space="preserve"> the dominant</w:t>
-      </w:r>
-      <w:r>
-        <w:rPr>
-          <w:rFonts w:ascii="Times New Roman" w:hAnsi="Times New Roman" w:cs="Times New Roman"/>
-          <w:lang w:val="en-CA"/>
-        </w:rPr>
-        <w:t xml:space="preserve"> limiting nutrient </w:t>
-      </w:r>
-      <w:r>
-        <w:rPr>
-          <w:rFonts w:ascii="Times New Roman" w:hAnsi="Times New Roman" w:cs="Times New Roman"/>
-          <w:lang w:val="en-CA"/>
-        </w:rPr>
-        <w:t xml:space="preserve">for primary producers </w:t>
-      </w:r>
-      <w:commentRangeStart w:id="1"/>
+        <w:t xml:space="preserve">Nutrient enrichment of combined nitrogen and phosphorus produces the largest increase in primary productivity across systems </w:t>
+      </w:r>
       <w:r>
         <w:rPr>
           <w:rFonts w:ascii="Times New Roman" w:hAnsi="Times New Roman" w:cs="Times New Roman"/>
@@ -1065,7 +1161,7 @@
           <w:rFonts w:ascii="Times New Roman" w:hAnsi="Times New Roman" w:cs="Times New Roman"/>
           <w:lang w:val="en-CA"/>
         </w:rPr>
-        <w:instrText xml:space="preserve"> ADDIN ZOTERO_ITEM CSL_CITATION {"citationID":"XoAxh7g3","properties":{"formattedCitation":"(Ryther and Dunstan, 1971)","plainCitation":"(Ryther and Dunstan, 1971)","noteIndex":0},"citationItems":[{"id":1591,"uris":["http://zotero.org/users/local/idKDtb7T/items/MGX8SE2A"],"uri":["http://zotero.org/users/local/idKDtb7T/items/MGX8SE2A"],"itemData":{"id":1591,"type":"article-journal","abstract":"The distribution of inorganic nitrogen and phosphorus and bioassay experiments both show that nitrogen is the critical limiting factor to algal growth and eutrophication in coastal marine waters. About twice the amount of phosphate as can be used by the algae is normally present. This surplus results from the low nitrogen to phosphorus ratio in terrigenous contributions, including human waste, and from the fact that phosphorus regenerates more quickly than ammonia from decomposing organic matter. Removal of phosphate from detergents is therefore not likely to slow the eutrophication of coastal marine waters, and its replacement with nitrogen-containing nitrilotriacetic acid may worsen the situation.","container-title":"Science","DOI":"10.1126/science.171.3975.1008","ISSN":"0036-8075, 1095-9203","issue":"3975","language":"en","note":"publisher: American Association for the Advancement of Science\nsection: Reports\nPMID: 4993386","page":"1008-1013","source":"science.sciencemag.org","title":"Nitrogen, Phosphorus, and Eutrophication in the Coastal Marine Environment","volume":"171","author":[{"family":"Ryther","given":"John H."},{"family":"Dunstan","given":"William M."}],"issued":{"date-parts":[["1971",3,12]]}}}],"schema":"https://github.com/citation-style-language/schema/raw/master/csl-citation.json"} </w:instrText>
+        <w:instrText xml:space="preserve"> ADDIN ZOTERO_ITEM CSL_CITATION {"citationID":"aeAjnBTg","properties":{"formattedCitation":"(Elser et al., 2007)","plainCitation":"(Elser et al., 2007)","noteIndex":0},"citationItems":[{"id":2973,"uris":["http://zotero.org/users/local/idKDtb7T/items/VLM9TTRP"],"itemData":{"id":2973,"type":"article-journal","abstract":"The cycles of the key nutrient elements nitrogen (N) and phosphorus (P) have been massively altered by anthropogenic activities. Thus, it is essential to understand how photosynthetic production across diverse ecosystems is, or is not, limited by N and P. Via a large-scale meta-analysis of experimental enrichments, we show that P limitation is equally strong across these major habitats and that N and P limitation are equivalent within both terrestrial and freshwater systems. Furthermore, simultaneous N and P enrichment produces strongly positive synergistic responses in all three environments. Thus, contrary to some prevailing paradigms, freshwater, marine and terrestrial ecosystems are surprisingly similar in terms of N and P limitation.","container-title":"Ecology Letters","DOI":"10.1111/j.1461-0248.2007.01113.x","ISSN":"1461-0248","issue":"12","language":"en","note":"_eprint: https://onlinelibrary.wiley.com/doi/pdf/10.1111/j.1461-0248.2007.01113.x","page":"1135-1142","source":"Wiley Online Library","title":"Global analysis of nitrogen and phosphorus limitation of primary producers in freshwater, marine and terrestrial ecosystems","volume":"10","author":[{"family":"Elser","given":"James J."},{"family":"Bracken","given":"Matthew E.S."},{"family":"Cleland","given":"Elsa E."},{"family":"Gruner","given":"Daniel S."},{"family":"Harpole","given":"W. Stanley"},{"family":"Hillebrand","given":"Helmut"},{"family":"Ngai","given":"Jacqueline T."},{"family":"Seabloom","given":"Eric W."},{"family":"Shurin","given":"Jonathan B."},{"family":"Smith","given":"Jennifer E."}],"issued":{"date-parts":[["2007"]]}}}],"schema":"https://github.com/citation-style-language/schema/raw/master/csl-citation.json"} </w:instrText>
       </w:r>
       <w:r>
         <w:rPr>
@@ -1080,7 +1176,7 @@
           <w:noProof/>
           <w:lang w:val="en-CA"/>
         </w:rPr>
-        <w:t>(Ryther and Dunstan, 1971)</w:t>
+        <w:t>(Elser et al., 2007)</w:t>
       </w:r>
       <w:r>
         <w:rPr>
@@ -1089,26 +1185,12 @@
         </w:rPr>
         <w:fldChar w:fldCharType="end"/>
       </w:r>
-      <w:commentRangeEnd w:id="1"/>
-      <w:r>
-        <w:rPr>
-          <w:rStyle w:val="CommentReference"/>
-        </w:rPr>
-        <w:commentReference w:id="1"/>
-      </w:r>
-      <w:r>
-        <w:rPr>
-          <w:rFonts w:ascii="Times New Roman" w:hAnsi="Times New Roman" w:cs="Times New Roman"/>
-          <w:lang w:val="en-CA"/>
-        </w:rPr>
-        <w:t>.</w:t>
-      </w:r>
-      <w:r>
-        <w:rPr>
-          <w:rFonts w:ascii="Times New Roman" w:hAnsi="Times New Roman" w:cs="Times New Roman"/>
-          <w:lang w:val="en-CA"/>
-        </w:rPr>
-        <w:t xml:space="preserve"> Specifically, the growth of many species of algae </w:t>
+      <w:r>
+        <w:rPr>
+          <w:rFonts w:ascii="Times New Roman" w:hAnsi="Times New Roman" w:cs="Times New Roman"/>
+          <w:lang w:val="en-CA"/>
+        </w:rPr>
+        <w:t xml:space="preserve">, although the frequency of non-additive effects are common </w:t>
       </w:r>
       <w:r>
         <w:rPr>
@@ -1122,7 +1204,7 @@
           <w:rFonts w:ascii="Times New Roman" w:hAnsi="Times New Roman" w:cs="Times New Roman"/>
           <w:lang w:val="en-CA"/>
         </w:rPr>
-        <w:instrText xml:space="preserve"> ADDIN ZOTERO_ITEM CSL_CITATION {"citationID":"l5HKp89T","properties":{"formattedCitation":"(Jackson, 1977)","plainCitation":"(Jackson, 1977)","noteIndex":0},"citationItems":[{"id":1620,"uris":["http://zotero.org/users/local/idKDtb7T/items/3QLLVAAC"],"uri":["http://zotero.org/users/local/idKDtb7T/items/3QLLVAAC"],"itemData":{"id":1620,"type":"article-journal","abstract":"Concentrations of nutrients in the vicinity of the giant kelp (Macrocystis pyrifera) off San Diego, California, varied seasonally. Surface nitrate concentrations were low for most of the year $(usually &lt;1 \\muM)$, higher during winter. Nitrate concentrations below 4.5-m depth usually exceeded $1 \\muM$ and were highest during spring upwelling, lowest during summer. Nutrients in the kelp bed were not depleted by the kelp nor enhanced by sediment regeneration, implying relatively fast exchange between water in the bed and outside waters. Nutrient concentrations varied at different longshore locations. The condition most limiting to M. pyrifera was probably the low concentration of dissolved nutrients, especially nitrogenous substances, near the sea surface. Translocation of nitrogenous compounds by the kelp plant from depths where concentrations are higher could compensate for this limitation. The summer die-off of the surface canopy may be caused by the inability of plants to translocate nutrients due to low availability of nutrients in the deeper water. The maximum change in dissolved oxygen measured was 0.43 mol O2 m-2 between 0900 and 1130 PST; extrapolated to 1 day this yields a production of 1.0 mol O2 m-2 d-1 (9.5 g C m-2 d-1).","archive":"JSTOR","container-title":"Limnology and Oceanography","ISSN":"0024-3590","issue":"6","page":"979-995","source":"JSTOR","title":"Nutrients and Production of Giant Kelp, Macrocystis pyrifera, Off Southern California","volume":"22","author":[{"family":"Jackson","given":"George A."}],"issued":{"date-parts":[["1977"]]}}}],"schema":"https://github.com/citation-style-language/schema/raw/master/csl-citation.json"} </w:instrText>
+        <w:instrText xml:space="preserve"> ADDIN ZOTERO_ITEM CSL_CITATION {"citationID":"gevzvH0q","properties":{"formattedCitation":"(Allgeier et al., 2011)","plainCitation":"(Allgeier et al., 2011)","noteIndex":0},"citationItems":[{"id":3045,"uris":["http://zotero.org/users/local/idKDtb7T/items/35MSRL6W"],"itemData":{"id":3045,"type":"article-journal","abstract":"1 Anthropogenic eutrophication is among the greatest threats to ecosystem functioning globally, often occurring via enrichment of both nitrogen (N) and phosphorus (P). As such, recent attention has focused on the implications of non-additive responses to dual nutrient enrichment and the inherent difficulty associated with predicting their combined effects. 2 We used a simple metric to quantify the frequency and magnitude of non-additive responses to enrichment by N, P and N + P in 653 experiments conducted across multiple ecosystem types and locations. 3 Non-additive responses were found to be common in all systems. Freshwater ecosystems and temperate latitudes tended to have frequent synergistic responses to dual nutrient enrichment, i.e. the response was greater than predicted by an additive model. Terrestrial and arctic systems were dominated by antagonistic responses (responses to N + P that were less than additive). 4 The mean of all experiments was synergistic because despite being less common, synergistic responses were generally of greater magnitude than antagonistic ones. 5 Synthesis and applications. Our study highlights the ubiquity of non-additive effects in response to dual nutrient enrichment and further elucidates the complex ways in which ecosystems respond to human impacts. Our results suggest how alternative nutrient limitation scenarios can be used to guide approaches to conservation and management of nutrient loading to ecosystems. This review provides the first published summary of non-additive responses by primary producers.","container-title":"Journal of Applied Ecology","DOI":"10.1111/j.1365-2664.2010.01894.x","ISSN":"1365-2664","issue":"1","language":"en","note":"_eprint: https://onlinelibrary.wiley.com/doi/pdf/10.1111/j.1365-2664.2010.01894.x","page":"96-101","source":"Wiley Online Library","title":"The frequency and magnitude of non-additive responses to multiple nutrient enrichment","volume":"48","author":[{"family":"Allgeier","given":"Jacob E."},{"family":"Rosemond","given":"Amy D."},{"family":"Layman","given":"Craig A."}],"issued":{"date-parts":[["2011"]]}}}],"schema":"https://github.com/citation-style-language/schema/raw/master/csl-citation.json"} </w:instrText>
       </w:r>
       <w:r>
         <w:rPr>
@@ -1137,7 +1219,7 @@
           <w:noProof/>
           <w:lang w:val="en-CA"/>
         </w:rPr>
-        <w:t>(Jackson, 1977)</w:t>
+        <w:t>(Allgeier et al., 2011)</w:t>
       </w:r>
       <w:r>
         <w:rPr>
@@ -1151,190 +1233,21 @@
           <w:rFonts w:ascii="Times New Roman" w:hAnsi="Times New Roman" w:cs="Times New Roman"/>
           <w:lang w:val="en-CA"/>
         </w:rPr>
-        <w:t xml:space="preserve">, seagrasses </w:t>
-      </w:r>
-      <w:r>
-        <w:rPr>
-          <w:rFonts w:ascii="Times New Roman" w:hAnsi="Times New Roman" w:cs="Times New Roman"/>
-          <w:lang w:val="en-CA"/>
-        </w:rPr>
-        <w:fldChar w:fldCharType="begin"/>
-      </w:r>
-      <w:r>
-        <w:rPr>
-          <w:rFonts w:ascii="Times New Roman" w:hAnsi="Times New Roman" w:cs="Times New Roman"/>
-          <w:lang w:val="en-CA"/>
-        </w:rPr>
-        <w:instrText xml:space="preserve"> ADDIN ZOTERO_ITEM CSL_CITATION {"citationID":"YpMfscf7","properties":{"formattedCitation":"(Hillman et al., 1989)","plainCitation":"(Hillman et al., 1989)","noteIndex":0},"citationItems":[{"id":1630,"uris":["http://zotero.org/users/local/idKDtb7T/items/W9U7R77I"],"uri":["http://zotero.org/users/local/idKDtb7T/items/W9U7R77I"],"itemData":{"id":1630,"type":"chapter","abstract":"Research in the last decade has firmly established the importance of seagrass meadows to shallow coastal and estuarine ecosystems (Kemp, 1983 and references cited therein). Early studies (Westlake, 1963; McRoy and McMillan, 1977; Zieman and Wetzel, 1980) suggested that some seagrasses had primary productivities comparable with those of terrestrial crops, though more recent estimates (Larkum and West, 1983) set a more realistic upper limit while still acknowledging that seagrasses are amongst the most productive of submerged aquatic ecosystems. A number of authors (Wood et al., 1969; Thayer et al., 1975; den Hartog, 1977 ;Kemp, 1983) have outlined ways in which seagrass meadows function to maintain the productivity of coastal waters and estuaries and stabilize sediments, but the cornerstone of all these functions is the high productivity of the seagrasses themselves.\n\nThe high productivity of seagrasses implies a high nutrient demand, and some seagrass meadows may be nutrient limited, principally by the macronutrients nitrogen or phosphorus (Orth, 1977; Bulthuis and Woelkerling, 1981; Harlin and Thorne-Miller, 1981; Short et al., 1985). Seagrasses can tap both sediment and water column nutrients (McRoy and McMillan, 1977; lizumi and Hattori, 1982; Thursby and Harlin, 1982; Brix and Lyngby, 1985), and efficient uptake and utilization of essential nutrients, dynamic cycling and/or well developed nitrogen fixation must be important attributes of seagrass meadows (see Chapter 15).\n\nThe following account reviews Australian research on the primary production of seagrasses and nutrient limitation. Elsewhere, the majority of such research has involved the two species Thalassia testudinum and Zostera marina, neither of which occur in Australian waters. The results reviewed here therefore broaden the data base, to allow more meaningful generalizations and predictions about seagrass productivity in different ecosystems. The term 'primary production' is defined as in Larkum (1981) and is used where actual measurements on specific seagrasses are referred to. The term 'primary productivity' is used in the more general context, as when comparing different genera of seagrasses.","container-title":"Biology of seagrasses : a treatise on the biology of seagrasses with special reference to the Australian region","event-place":"Amsterdam, The Netherlands","language":"eng","page":"635-685","publisher":"Elsevier Science Pub.","publisher-place":"Amsterdam, The Netherlands","source":"researchrepository.murdoch.edu.au","title":"Productivity and nutrient limitation","URL":"https://researchrepository.murdoch.edu.au/id/eprint/23991/","author":[{"family":"Hillman","given":"K."},{"family":"Walker","given":"D. I."},{"family":"Larkum","given":"A. W. D."},{"family":"McComb","given":"A. J."}],"editor":[{"family":"Larkum","given":"A. W. D."},{"family":"McComb","given":"A. J."},{"family":"Shephard","given":"S. A."}],"accessed":{"date-parts":[["2020",8,24]]},"issued":{"date-parts":[["1989"]]}}}],"schema":"https://github.com/citation-style-language/schema/raw/master/csl-citation.json"} </w:instrText>
-      </w:r>
-      <w:r>
-        <w:rPr>
-          <w:rFonts w:ascii="Times New Roman" w:hAnsi="Times New Roman" w:cs="Times New Roman"/>
-          <w:lang w:val="en-CA"/>
-        </w:rPr>
-        <w:fldChar w:fldCharType="separate"/>
-      </w:r>
-      <w:r>
-        <w:rPr>
-          <w:rFonts w:ascii="Times New Roman" w:hAnsi="Times New Roman" w:cs="Times New Roman"/>
-          <w:noProof/>
-          <w:lang w:val="en-CA"/>
-        </w:rPr>
-        <w:t>(Hillman et al., 1989)</w:t>
-      </w:r>
-      <w:r>
-        <w:rPr>
-          <w:rFonts w:ascii="Times New Roman" w:hAnsi="Times New Roman" w:cs="Times New Roman"/>
-          <w:lang w:val="en-CA"/>
-        </w:rPr>
-        <w:fldChar w:fldCharType="end"/>
-      </w:r>
-      <w:r>
-        <w:rPr>
-          <w:rFonts w:ascii="Times New Roman" w:hAnsi="Times New Roman" w:cs="Times New Roman"/>
-          <w:lang w:val="en-CA"/>
-        </w:rPr>
-        <w:t xml:space="preserve">, and phytoplankton </w:t>
-      </w:r>
-      <w:r>
-        <w:rPr>
-          <w:rFonts w:ascii="Times New Roman" w:hAnsi="Times New Roman" w:cs="Times New Roman"/>
-          <w:lang w:val="en-CA"/>
-        </w:rPr>
-        <w:fldChar w:fldCharType="begin"/>
-      </w:r>
-      <w:r>
-        <w:rPr>
-          <w:rFonts w:ascii="Times New Roman" w:hAnsi="Times New Roman" w:cs="Times New Roman"/>
-          <w:lang w:val="en-CA"/>
-        </w:rPr>
-        <w:instrText xml:space="preserve"> ADDIN ZOTERO_ITEM CSL_CITATION {"citationID":"hsiVZ4bV","properties":{"formattedCitation":"(Moore et al., 2013)","plainCitation":"(Moore et al., 2013)","noteIndex":0},"citationItems":[{"id":1632,"uris":["http://zotero.org/users/local/idKDtb7T/items/94ARLAAI"],"uri":["http://zotero.org/users/local/idKDtb7T/items/94ARLAAI"],"itemData":{"id":1632,"type":"article-journal","abstract":"Microbial activity is a fundamental component of oceanic nutrient cycles. Photosynthetic microbes, collectively termed phytoplankton, are responsible for the vast majority of primary production in marine waters. The availability of nutrients in the upper ocean frequently limits the activity and abundance of these organisms. Experimental data have revealed two broad regimes of phytoplankton nutrient limitation in the modern upper ocean. Nitrogen availability tends to limit productivity throughout much of the surface low-latitude ocean, where the supply of nutrients from the subsurface is relatively slow. In contrast, iron often limits productivity where subsurface nutrient supply is enhanced, including within the main oceanic upwelling regions of the Southern Ocean and the eastern equatorial Pacific. Phosphorus, vitamins and micronutrients other than iron may also (co-)limit marine phytoplankton. The spatial patterns and importance of co-limitation, however, remain unclear. Variability in the stoichiometries of nutrient supply and biological demand are key determinants of oceanic nutrient limitation. Deciphering the mechanisms that underpin this variability, and the consequences for marine microbes, will be a challenge. But such knowledge will be crucial for accurately predicting the consequences of ongoing anthropogenic perturbations to oceanic nutrient biogeochemistry.","container-title":"Nature Geoscience","DOI":"10.1038/ngeo1765","ISSN":"1752-0908","issue":"9","language":"en","note":"number: 9\npublisher: Nature Publishing Group","page":"701-710","source":"www.nature.com","title":"Processes and patterns of oceanic nutrient limitation","volume":"6","author":[{"family":"Moore","given":"C. M."},{"family":"Mills","given":"M. M."},{"family":"Arrigo","given":"K. R."},{"family":"Berman-Frank","given":"I."},{"family":"Bopp","given":"L."},{"family":"Boyd","given":"P. W."},{"family":"Galbraith","given":"E. D."},{"family":"Geider","given":"R. J."},{"family":"Guieu","given":"C."},{"family":"Jaccard","given":"S. L."},{"family":"Jickells","given":"T. D."},{"family":"La Roche","given":"J."},{"family":"Lenton","given":"T. M."},{"family":"Mahowald","given":"N. M."},{"family":"Marañón","given":"E."},{"family":"Marinov","given":"I."},{"family":"Moore","given":"J. K."},{"family":"Nakatsuka","given":"T."},{"family":"Oschlies","given":"A."},{"family":"Saito","given":"M. A."},{"family":"Thingstad","given":"T. F."},{"family":"Tsuda","given":"A."},{"family":"Ulloa","given":"O."}],"issued":{"date-parts":[["2013",9]]}}}],"schema":"https://github.com/citation-style-language/schema/raw/master/csl-citation.json"} </w:instrText>
-      </w:r>
-      <w:r>
-        <w:rPr>
-          <w:rFonts w:ascii="Times New Roman" w:hAnsi="Times New Roman" w:cs="Times New Roman"/>
-          <w:lang w:val="en-CA"/>
-        </w:rPr>
-        <w:fldChar w:fldCharType="separate"/>
-      </w:r>
-      <w:r>
-        <w:rPr>
-          <w:rFonts w:ascii="Times New Roman" w:hAnsi="Times New Roman" w:cs="Times New Roman"/>
-          <w:noProof/>
-          <w:lang w:val="en-CA"/>
-        </w:rPr>
-        <w:t>(Moore et al., 2013)</w:t>
-      </w:r>
-      <w:r>
-        <w:rPr>
-          <w:rFonts w:ascii="Times New Roman" w:hAnsi="Times New Roman" w:cs="Times New Roman"/>
-          <w:lang w:val="en-CA"/>
-        </w:rPr>
-        <w:fldChar w:fldCharType="end"/>
-      </w:r>
-      <w:r>
-        <w:rPr>
-          <w:rFonts w:ascii="Times New Roman" w:hAnsi="Times New Roman" w:cs="Times New Roman"/>
-          <w:lang w:val="en-CA"/>
-        </w:rPr>
-        <w:t xml:space="preserve"> is</w:t>
-      </w:r>
-      <w:r>
-        <w:rPr>
-          <w:rFonts w:ascii="Times New Roman" w:hAnsi="Times New Roman" w:cs="Times New Roman"/>
-          <w:lang w:val="en-CA"/>
-        </w:rPr>
-        <w:t xml:space="preserve"> limited by the availability of </w:t>
-      </w:r>
-      <w:r>
-        <w:rPr>
-          <w:rFonts w:ascii="Times New Roman" w:hAnsi="Times New Roman" w:cs="Times New Roman"/>
-          <w:lang w:val="en-CA"/>
-        </w:rPr>
-        <w:t xml:space="preserve">inorganic </w:t>
-      </w:r>
-      <w:r>
-        <w:rPr>
-          <w:rFonts w:ascii="Times New Roman" w:hAnsi="Times New Roman" w:cs="Times New Roman"/>
-          <w:lang w:val="en-CA"/>
-        </w:rPr>
-        <w:t xml:space="preserve">nitrogen. </w:t>
-      </w:r>
-      <w:r>
-        <w:rPr>
-          <w:rFonts w:ascii="Times New Roman" w:hAnsi="Times New Roman" w:cs="Times New Roman"/>
-          <w:lang w:val="en-CA"/>
-        </w:rPr>
-        <w:t>Consequently</w:t>
-      </w:r>
-      <w:r>
-        <w:rPr>
-          <w:rFonts w:ascii="Times New Roman" w:hAnsi="Times New Roman" w:cs="Times New Roman"/>
-          <w:lang w:val="en-CA"/>
-        </w:rPr>
-        <w:t xml:space="preserve">, </w:t>
-      </w:r>
-      <w:r>
-        <w:rPr>
-          <w:rFonts w:ascii="Times New Roman" w:hAnsi="Times New Roman" w:cs="Times New Roman"/>
-        </w:rPr>
-        <w:t xml:space="preserve">the total </w:t>
-      </w:r>
-      <w:r>
-        <w:rPr>
-          <w:rFonts w:ascii="Times New Roman" w:hAnsi="Times New Roman" w:cs="Times New Roman"/>
-        </w:rPr>
-        <w:t xml:space="preserve">available </w:t>
-      </w:r>
-      <w:r>
-        <w:rPr>
-          <w:rFonts w:ascii="Times New Roman" w:hAnsi="Times New Roman" w:cs="Times New Roman"/>
-        </w:rPr>
-        <w:t xml:space="preserve">nitrogen content in marine </w:t>
-      </w:r>
-      <w:r>
-        <w:rPr>
-          <w:rFonts w:ascii="Times New Roman" w:hAnsi="Times New Roman" w:cs="Times New Roman"/>
-        </w:rPr>
-        <w:t>systems can dictate trophic energy transfer and therefore total ecosystem biomass</w:t>
-      </w:r>
-      <w:r>
-        <w:rPr>
-          <w:rFonts w:ascii="Times New Roman" w:hAnsi="Times New Roman" w:cs="Times New Roman"/>
-        </w:rPr>
-        <w:t xml:space="preserve"> </w:t>
-      </w:r>
-      <w:r>
-        <w:rPr>
-          <w:rFonts w:ascii="Times New Roman" w:hAnsi="Times New Roman" w:cs="Times New Roman"/>
-        </w:rPr>
-        <w:t>mainly through</w:t>
-      </w:r>
-      <w:r>
-        <w:rPr>
-          <w:rFonts w:ascii="Times New Roman" w:hAnsi="Times New Roman" w:cs="Times New Roman"/>
-        </w:rPr>
-        <w:t xml:space="preserve"> bottom-up </w:t>
-      </w:r>
-      <w:r>
-        <w:rPr>
-          <w:rFonts w:ascii="Times New Roman" w:hAnsi="Times New Roman" w:cs="Times New Roman"/>
-        </w:rPr>
-        <w:t>processes.</w:t>
-      </w:r>
-      <w:r>
-        <w:rPr>
-          <w:rFonts w:ascii="Times New Roman" w:hAnsi="Times New Roman" w:cs="Times New Roman"/>
-          <w:lang w:val="en-CA"/>
-        </w:rPr>
-        <w:t xml:space="preserve"> </w:t>
-      </w:r>
-      <w:r>
-        <w:rPr>
-          <w:rFonts w:ascii="Times New Roman" w:hAnsi="Times New Roman" w:cs="Times New Roman"/>
-          <w:lang w:val="en-CA"/>
-        </w:rPr>
-        <w:t>Therefore, in contexts where nutrients are present in overabundance, we wouldn’t expect CND to have a large impact.</w:t>
+        <w:t xml:space="preserve">. </w:t>
+      </w:r>
+      <w:r>
+        <w:rPr>
+          <w:rFonts w:ascii="Times New Roman" w:hAnsi="Times New Roman" w:cs="Times New Roman"/>
+          <w:lang w:val="en-CA"/>
+        </w:rPr>
+        <w:t>In terrestrial ecosystems… In freshwater ecosystems… In marine ecosystems…</w:t>
+      </w:r>
+      <w:r>
+        <w:rPr>
+          <w:rFonts w:ascii="Times New Roman" w:hAnsi="Times New Roman" w:cs="Times New Roman"/>
+          <w:lang w:val="en-CA"/>
+        </w:rPr>
+        <w:t>(?)</w:t>
       </w:r>
     </w:p>
     <w:p>
@@ -1360,43 +1273,487 @@
           <w:rFonts w:ascii="Times New Roman" w:hAnsi="Times New Roman" w:cs="Times New Roman"/>
           <w:lang w:val="en-CA"/>
         </w:rPr>
-        <w:t xml:space="preserve">In marine environments, nitrogen is limiting. Nitrogen sources include upwelling, run-off, nitrification, and CND. </w:t>
-      </w:r>
-      <w:r>
-        <w:rPr>
-          <w:rFonts w:ascii="Times New Roman" w:hAnsi="Times New Roman" w:cs="Times New Roman"/>
-          <w:lang w:val="en-CA"/>
-        </w:rPr>
-        <w:t xml:space="preserve">Exogenous nitrogen sources can profoundly affect marine primary productivity </w:t>
-      </w:r>
-      <w:r>
-        <w:rPr>
-          <w:rFonts w:ascii="Times New Roman" w:hAnsi="Times New Roman" w:cs="Times New Roman"/>
-          <w:lang w:val="en-CA"/>
+        <w:t xml:space="preserve">Although consumers are often assumed to mediate primary productivity through “top-down” </w:t>
+      </w:r>
+      <w:r>
+        <w:rPr>
+          <w:rFonts w:ascii="Times New Roman" w:hAnsi="Times New Roman" w:cs="Times New Roman"/>
+        </w:rPr>
+        <w:t>effects</w:t>
+      </w:r>
+      <w:r>
+        <w:rPr>
+          <w:rFonts w:ascii="Times New Roman" w:hAnsi="Times New Roman" w:cs="Times New Roman"/>
+        </w:rPr>
+        <w:t>, they can also mediate</w:t>
+      </w:r>
+      <w:r>
+        <w:rPr>
+          <w:rFonts w:ascii="Times New Roman" w:hAnsi="Times New Roman" w:cs="Times New Roman"/>
+        </w:rPr>
+        <w:t xml:space="preserve"> “bottom-up” processes</w:t>
+      </w:r>
+      <w:r>
+        <w:rPr>
+          <w:rFonts w:ascii="Times New Roman" w:hAnsi="Times New Roman" w:cs="Times New Roman"/>
+        </w:rPr>
+        <w:t xml:space="preserve"> through nutrient </w:t>
+      </w:r>
+      <w:r>
+        <w:rPr>
+          <w:rFonts w:ascii="Times New Roman" w:hAnsi="Times New Roman" w:cs="Times New Roman"/>
+        </w:rPr>
+        <w:t>enrichment</w:t>
+      </w:r>
+      <w:r>
+        <w:rPr>
+          <w:rFonts w:ascii="Times New Roman" w:hAnsi="Times New Roman" w:cs="Times New Roman"/>
+        </w:rPr>
+        <w:t xml:space="preserve"> </w:t>
+      </w:r>
+      <w:r>
+        <w:rPr>
+          <w:rFonts w:ascii="Times New Roman" w:hAnsi="Times New Roman" w:cs="Times New Roman"/>
         </w:rPr>
         <w:fldChar w:fldCharType="begin"/>
       </w:r>
       <w:r>
         <w:rPr>
           <w:rFonts w:ascii="Times New Roman" w:hAnsi="Times New Roman" w:cs="Times New Roman"/>
-          <w:lang w:val="en-CA"/>
-        </w:rPr>
-        <w:instrText xml:space="preserve"> ADDIN ZOTERO_ITEM CSL_CITATION {"citationID":"ViLlN7w0","properties":{"formattedCitation":"(Probyn and McQuaid, 1985; Smith et al., 1999)","plainCitation":"(Probyn and McQuaid, 1985; Smith et al., 1999)","noteIndex":0},"citationItems":[{"id":1616,"uris":["http://zotero.org/users/local/idKDtb7T/items/3H5IWUK6"],"uri":["http://zotero.org/users/local/idKDtb7T/items/3H5IWUK6"],"itemData":{"id":1616,"type":"article-journal","abstract":"Nitrogen uptake by the kelp Ecklonia maxima Osbeck and phytoplankton was examined under different conditions of nutrient availability in a kelp bed off the Cape of Good Hope by measuring nutrient depletion in large plastic bags by the kelp and 15N uptake by phytoplankton. E. maxima took up nitrate and ammonia, but not urea, and showed only a weak preference for reduced nitrogen. Phytoplankton absorbed all three forms of nitrogen available, with a preference for ammonia and urea. Ambient nitrate concentration exhibited a marked and rapid decrease with northerly winds and an increase in response to offshore southerly winds. Nitrogen uptake by E. maxima was linearly related to ambient concentration and did not saturate even at nitrate concentrations &gt;20μg-at N l-1, resulting in a significantly higher tissue nitrogen content under upwelling conditions. Nitrate imported by upwelling was the chief source of nitrogen utilised within the kelp bed. Locally regenerated nitrogen (ammonia and urea) was calculated to contribute only ca 4% of total nitrogen uptake during upwelling and 30% during the relaxation or downwelling phase.","container-title":"Marine Biology","DOI":"10.1007/BF00397162","ISSN":"1432-1793","issue":"2","journalAbbreviation":"Mar. Biol.","language":"en","page":"149-154","source":"Springer Link","title":"In-situ measurements of nitrogenous nutrient uptake by kelp (Ecklonia maxima) and phytoplankton in a nitrate-rich upwelling environment","volume":"88","author":[{"family":"Probyn","given":"T. A."},{"family":"McQuaid","given":"C. D."}],"issued":{"date-parts":[["1985",8,1]]}}},{"id":1635,"uris":["http://zotero.org/users/local/idKDtb7T/items/RAJGZEVA"],"uri":["http://zotero.org/users/local/idKDtb7T/items/RAJGZEVA"],"itemData":{"id":1635,"type":"article-journal","abstract":"In the mid-1800s, the agricultural chemist Justus von Liebig demonstrated strong positive relationships between soil nutrient supplies and the growth yields of terrestrial plants, and it has since been found that freshwater and marine plants are equally responsive to nutrient inputs. Anthropogenic inputs of nutrients to the Earth's surface and atmosphere have increased greatly during the past two centuries. This nutrient enrichment, or eutrophication, can lead to highly undesirable changes in ecosystem structure and function, however. In this paper we briefly review the process, the impacts, and the potential management of cultural eutrophication in freshwater, marine, and terrestrial ecosystems. We present two brief case studies (one freshwater and one marine) demonstrating that nutrient loading restriction is the essential cornerstone of aquatic eutrophication control. In addition, we present results of a preliminary statistical analysis that is consistent with the hypothesis that anthropogenic emissions of oxidized nitrogen could be influencing atmospheric levels of carbon dioxide via nitrogen stimulation of global primary production.","container-title":"Environmental Pollution","DOI":"10.1016/S0269-7491(99)00091-3","ISSN":"0269-7491","issue":"1","journalAbbreviation":"Environmental Pollution","language":"en","page":"179-196","source":"ScienceDirect","title":"Eutrophication: impacts of excess nutrient inputs on freshwater, marine, and terrestrial ecosystems","title-short":"Eutrophication","volume":"100","author":[{"family":"Smith","given":"V. H."},{"family":"Tilman","given":"G. D."},{"family":"Nekola","given":"J. C."}],"issued":{"date-parts":[["1999",1,1]]}}}],"schema":"https://github.com/citation-style-language/schema/raw/master/csl-citation.json"} </w:instrText>
-      </w:r>
-      <w:r>
-        <w:rPr>
-          <w:rFonts w:ascii="Times New Roman" w:hAnsi="Times New Roman" w:cs="Times New Roman"/>
-          <w:lang w:val="en-CA"/>
+        </w:rPr>
+        <w:instrText xml:space="preserve"> ADDIN ZOTERO_ITEM CSL_CITATION {"citationID":"evDnl0Gz","properties":{"formattedCitation":"(Allgeier et al., 2017)","plainCitation":"(Allgeier et al., 2017)","noteIndex":0},"citationItems":[{"id":1353,"uris":["http://zotero.org/users/local/idKDtb7T/items/MX8X9VD8"],"itemData":{"id":1353,"type":"article-journal","abstract":"Humans have drastically altered the abundance of animals in marine ecosystems via exploitation. Reduced abundance can destabilize food webs, leading to cascading indirect effects that dramatically reorganize community structure and shift ecosystem function. However, the additional implications of these top-down changes for biogeochemical cycles via consumer-mediated nutrient dynamics (CND) are often overlooked in marine systems, particularly in coastal areas. Here, we review research that underscores the importance of this bottom-up control at local, regional, and global scales in coastal marine ecosystems, and the potential implications of anthropogenic change to fundamentally alter these processes. We focus attention on the two primary ways consumers affect nutrient dynamics, with emphasis on implications for the nutrient capacity of ecosystems: (1) the storage and retention of nutrients in biomass, and (2) the supply of nutrients via excretion and egestion. Nutrient storage in consumer biomass may be especially important in many marine ecosystems because consumers, as opposed to producers, often dominate organismal biomass. As for nutrient supply, we emphasize how consumers enhance primary production through both press and pulse dynamics. Looking forward, we explore the importance of CDN for improving theory (e.g., ecological stoichiometry, metabolic theory, and biodiversity–ecosystem function relationships), all in the context of global environmental change. Increasing research focus on CND will likely transform our perspectives on how consumers affect the functioning of marine ecosystems.","container-title":"Global Change Biology","DOI":"10.1111/gcb.13625","ISSN":"1365-2486","issue":"6","language":"en","note":"_eprint: https://onlinelibrary.wiley.com/doi/pdf/10.1111/gcb.13625","page":"2166-2178","source":"Wiley Online Library","title":"Animal pee in the sea: consumer-mediated nutrient dynamics in the world's changing oceans","title-short":"Animal pee in the sea","volume":"23","author":[{"family":"Allgeier","given":"Jacob E."},{"family":"Burkepile","given":"Deron E."},{"family":"Layman","given":"Craig A."}],"issued":{"date-parts":[["2017"]]}}}],"schema":"https://github.com/citation-style-language/schema/raw/master/csl-citation.json"} </w:instrText>
+      </w:r>
+      <w:r>
+        <w:rPr>
+          <w:rFonts w:ascii="Times New Roman" w:hAnsi="Times New Roman" w:cs="Times New Roman"/>
         </w:rPr>
         <w:fldChar w:fldCharType="separate"/>
       </w:r>
       <w:r>
         <w:rPr>
           <w:rFonts w:ascii="Times New Roman" w:hAnsi="Times New Roman" w:cs="Times New Roman"/>
+        </w:rPr>
+        <w:t>(Allgeier et al., 2017)</w:t>
+      </w:r>
+      <w:r>
+        <w:rPr>
+          <w:rFonts w:ascii="Times New Roman" w:hAnsi="Times New Roman" w:cs="Times New Roman"/>
+        </w:rPr>
+        <w:fldChar w:fldCharType="end"/>
+      </w:r>
+      <w:r>
+        <w:rPr>
+          <w:rFonts w:ascii="Times New Roman" w:hAnsi="Times New Roman" w:cs="Times New Roman"/>
+          <w:lang w:val="en-CA"/>
+        </w:rPr>
+        <w:t xml:space="preserve">. </w:t>
+      </w:r>
+      <w:r>
+        <w:rPr>
+          <w:rFonts w:ascii="Times New Roman" w:hAnsi="Times New Roman" w:cs="Times New Roman"/>
+          <w:lang w:val="en-CA"/>
+        </w:rPr>
+        <w:t>N</w:t>
+      </w:r>
+      <w:r>
+        <w:rPr>
+          <w:rFonts w:ascii="Times New Roman" w:hAnsi="Times New Roman" w:cs="Times New Roman"/>
+          <w:color w:val="000000"/>
+          <w:lang w:val="en-CA"/>
+        </w:rPr>
+        <w:t>utrient provisioning by consumers</w:t>
+      </w:r>
+      <w:r>
+        <w:rPr>
+          <w:rFonts w:ascii="Times New Roman" w:hAnsi="Times New Roman" w:cs="Times New Roman"/>
+          <w:color w:val="000000"/>
+          <w:lang w:val="en-CA"/>
+        </w:rPr>
+        <w:t xml:space="preserve"> via excretion or egestion</w:t>
+      </w:r>
+      <w:r>
+        <w:rPr>
+          <w:rFonts w:ascii="Times New Roman" w:hAnsi="Times New Roman" w:cs="Times New Roman"/>
+          <w:color w:val="000000"/>
+          <w:lang w:val="en-CA"/>
+        </w:rPr>
+        <w:t>, henceforth termed c</w:t>
+      </w:r>
+      <w:r>
+        <w:rPr>
+          <w:rFonts w:ascii="Times New Roman" w:hAnsi="Times New Roman" w:cs="Times New Roman"/>
+          <w:color w:val="000000"/>
+          <w:lang w:val="en-CA"/>
+        </w:rPr>
+        <w:t xml:space="preserve">onsumer-mediated nutrient </w:t>
+      </w:r>
+      <w:r>
+        <w:rPr>
+          <w:rFonts w:ascii="Times New Roman" w:hAnsi="Times New Roman" w:cs="Times New Roman"/>
+          <w:color w:val="000000"/>
+          <w:lang w:val="en-CA"/>
+        </w:rPr>
+        <w:t>cycling</w:t>
+      </w:r>
+      <w:r>
+        <w:rPr>
+          <w:rFonts w:ascii="Times New Roman" w:hAnsi="Times New Roman" w:cs="Times New Roman"/>
+          <w:color w:val="000000"/>
+          <w:lang w:val="en-CA"/>
+        </w:rPr>
+        <w:t xml:space="preserve"> (CN</w:t>
+      </w:r>
+      <w:r>
+        <w:rPr>
+          <w:rFonts w:ascii="Times New Roman" w:hAnsi="Times New Roman" w:cs="Times New Roman"/>
+          <w:color w:val="000000"/>
+          <w:lang w:val="en-CA"/>
+        </w:rPr>
+        <w:t>C</w:t>
+      </w:r>
+      <w:r>
+        <w:rPr>
+          <w:rFonts w:ascii="Times New Roman" w:hAnsi="Times New Roman" w:cs="Times New Roman"/>
+          <w:color w:val="000000"/>
+          <w:lang w:val="en-CA"/>
+        </w:rPr>
+        <w:t>) ha</w:t>
+      </w:r>
+      <w:r>
+        <w:rPr>
+          <w:rFonts w:ascii="Times New Roman" w:hAnsi="Times New Roman" w:cs="Times New Roman"/>
+          <w:color w:val="000000"/>
+          <w:lang w:val="en-CA"/>
+        </w:rPr>
+        <w:t>ve</w:t>
+      </w:r>
+      <w:r>
+        <w:rPr>
+          <w:rFonts w:ascii="Times New Roman" w:hAnsi="Times New Roman" w:cs="Times New Roman"/>
+          <w:color w:val="000000"/>
+          <w:lang w:val="en-CA"/>
+        </w:rPr>
+        <w:t xml:space="preserve"> been shown to</w:t>
+      </w:r>
+      <w:r>
+        <w:rPr>
+          <w:rFonts w:ascii="Times New Roman" w:hAnsi="Times New Roman" w:cs="Times New Roman"/>
+          <w:color w:val="000000"/>
+          <w:lang w:val="en-CA"/>
+        </w:rPr>
+        <w:t xml:space="preserve"> substantially</w:t>
+      </w:r>
+      <w:r>
+        <w:rPr>
+          <w:rFonts w:ascii="Times New Roman" w:hAnsi="Times New Roman" w:cs="Times New Roman"/>
+          <w:color w:val="000000"/>
+          <w:lang w:val="en-CA"/>
+        </w:rPr>
+        <w:t xml:space="preserve"> affect primary productivity and community functioning in aquatic</w:t>
+      </w:r>
+      <w:r>
+        <w:rPr>
+          <w:rFonts w:ascii="Times New Roman" w:hAnsi="Times New Roman" w:cs="Times New Roman"/>
+          <w:color w:val="000000"/>
+          <w:lang w:val="en-CA"/>
+        </w:rPr>
+        <w:t xml:space="preserve"> </w:t>
+      </w:r>
+      <w:r>
+        <w:rPr>
+          <w:rFonts w:ascii="Times New Roman" w:hAnsi="Times New Roman" w:cs="Times New Roman"/>
+          <w:lang w:val="en-CA"/>
+        </w:rPr>
+        <w:fldChar w:fldCharType="begin"/>
+      </w:r>
+      <w:r>
+        <w:rPr>
+          <w:rFonts w:ascii="Times New Roman" w:hAnsi="Times New Roman" w:cs="Times New Roman"/>
+          <w:lang w:val="en-CA"/>
+        </w:rPr>
+        <w:instrText xml:space="preserve"> ADDIN ZOTERO_ITEM CSL_CITATION {"citationID":"kGvT2G0I","properties":{"formattedCitation":"(Atkinson et al., 2017; Vanni, 2002)","plainCitation":"(Atkinson et al., 2017; Vanni, 2002)","noteIndex":0},"citationItems":[{"id":1368,"uris":["http://zotero.org/users/local/idKDtb7T/items/GT9KCULB"],"itemData":{"id":1368,"type":"article-journal","abstract":"The role of animals in modulating nutrient cycling [hereafter, consumer-driven nutrient dynamics (CND)] has been accepted as an important influence on both community structure and ecosystem function in aquatic systems. Yet there is great variability in the influence of CND across species and ecosystems, and the causes of this variation are not well understood. Here, we review and synthesize the mechanisms behind CND in fresh waters. We reviewed 131 articles on CND published between 1973 and 1 June 2015. The rate of new publications in CND has increased from 1.4 papers per year during 1973–2002 to 7.3 per year during 2003–2015. The majority of investigations are in North America with many concentrating on fish. More recent studies have focused on animal-mediated nutrient excretion rates relative to nutrient demand and indirect impacts (e.g. decomposition). We identified several mechanisms that influence CND across levels of biological organization. Factors affecting the stoichiometric plasticity of consumers, including body size, feeding history and ontogeny, play an important role in determining the impact of individual consumers on nutrient dynamics and underlie the stoichiometry of CND across time and space. The abiotic characteristics of an ecosystem affect the net impact of consumers on ecosystem processes by influencing consumer metabolic processes (e.g. consumption and excretion/egestion rates), non-CND supply of nutrients and ecosystem nutrient demand. Furthermore, the transformation and transport of elements by populations and communities of consumers also influences the flow of energy and nutrients across ecosystem boundaries. This review highlights that shifts in community composition or biomass of consumers and eco-evolutionary underpinnings can have strong effects on the functional role of consumers in ecosystem processes, yet these are relatively unexplored aspects of CND. Future research should evaluate the value of using species traits and abiotic conditions to predict and understand the effects of consumers on ecosystem-level nutrient dynamics across temporal and spatial scales. Moreover, new work in CND should strive to integrate knowledge from disparate fields of ecology and environmental science, such as physiology and ecosystem ecology, to develop a comprehensive and mechanistic understanding of the functional role of consumers. Comparative and experimental studies that develop testable hypotheses to challenge the current assumptions of CND, including consumer stoichiometric homeostasis, are needed to assess the significance of CND among species and across freshwater ecosystems.","container-title":"Biological Reviews","DOI":"10.1111/brv.12318","ISSN":"1469-185X","issue":"4","language":"en","license":"© 2016 Cambridge Philosophical Society","note":"_eprint: https://onlinelibrary.wiley.com/doi/pdf/10.1111/brv.12318","page":"2003-2023","source":"Wiley Online Library","title":"Consumer-driven nutrient dynamics in freshwater ecosystems: from individuals to ecosystems","title-short":"Consumer-driven nutrient dynamics in freshwater ecosystems","volume":"92","author":[{"family":"Atkinson","given":"Carla L."},{"family":"Capps","given":"Krista A."},{"family":"Rugenski","given":"Amanda T."},{"family":"Vanni","given":"Michael J."}],"issued":{"date-parts":[["2017"]]}}},{"id":1600,"uris":["http://zotero.org/users/local/idKDtb7T/items/657HQEDK"],"itemData":{"id":1600,"type":"article-journal","abstract":"Animals are important in nutrient cycling in freshwater ecosystems. Via excretory processes, animals can supply nutrients (nitrogen and phosphorus) at rates comparable to major nutrient sources, and nutrient cycling by animals can support a substantial proportion of the nutrient demands of primary producers. In addition, animals may exert strong impacts on the species composition of primary producers via effects on nutrient supply rates and ratios. Animals can either recycle nutrients within a habitat, or translocate nutrients across habitats or ecosystems. Nutrient translocation by relatively large animals may be particularly important for stimulating new primary production and for increasing nutrient standing stocks in recipient habitats. Animals also have numerous indirect effects on nutrient fluxes via effects on their prey or by modification of the physical environment. Future studies must quantify how the importance of animal-mediated nutrient cycling varies among taxa and along environmental gradients such as ecosystem size and productivity.","container-title":"Annual Review of Ecology and Systematics","DOI":"10.1146/annurev.ecolsys.33.010802.150519","issue":"1","note":"_eprint: https://doi.org/10.1146/annurev.ecolsys.33.010802.150519","page":"341-370","source":"Annual Reviews","title":"Nutrient cycling by animals in freshwater ecosystems","volume":"33","author":[{"family":"Vanni","given":"Michael J."}],"issued":{"date-parts":[["2002"]]}}}],"schema":"https://github.com/citation-style-language/schema/raw/master/csl-citation.json"} </w:instrText>
+      </w:r>
+      <w:r>
+        <w:rPr>
+          <w:rFonts w:ascii="Times New Roman" w:hAnsi="Times New Roman" w:cs="Times New Roman"/>
+          <w:lang w:val="en-CA"/>
+        </w:rPr>
+        <w:fldChar w:fldCharType="separate"/>
+      </w:r>
+      <w:r>
+        <w:rPr>
+          <w:rFonts w:ascii="Times New Roman" w:hAnsi="Times New Roman" w:cs="Times New Roman"/>
+        </w:rPr>
+        <w:t>(Atkinson et al., 2017; Vanni, 2002)</w:t>
+      </w:r>
+      <w:r>
+        <w:rPr>
+          <w:rFonts w:ascii="Times New Roman" w:hAnsi="Times New Roman" w:cs="Times New Roman"/>
+          <w:lang w:val="en-CA"/>
+        </w:rPr>
+        <w:fldChar w:fldCharType="end"/>
+      </w:r>
+      <w:r>
+        <w:rPr>
+          <w:rFonts w:ascii="Times New Roman" w:hAnsi="Times New Roman" w:cs="Times New Roman"/>
+          <w:color w:val="000000"/>
+          <w:lang w:val="en-CA"/>
+        </w:rPr>
+        <w:t>, terrestrial</w:t>
+      </w:r>
+      <w:r>
+        <w:rPr>
+          <w:rFonts w:ascii="Times New Roman" w:hAnsi="Times New Roman" w:cs="Times New Roman"/>
+          <w:color w:val="000000"/>
+          <w:lang w:val="en-CA"/>
+        </w:rPr>
+        <w:t xml:space="preserve"> </w:t>
+      </w:r>
+      <w:r>
+        <w:rPr>
+          <w:rFonts w:ascii="Times New Roman" w:hAnsi="Times New Roman" w:cs="Times New Roman"/>
+          <w:lang w:val="en-CA"/>
+        </w:rPr>
+        <w:fldChar w:fldCharType="begin"/>
+      </w:r>
+      <w:r>
+        <w:rPr>
+          <w:rFonts w:ascii="Times New Roman" w:hAnsi="Times New Roman" w:cs="Times New Roman"/>
+          <w:lang w:val="en-CA"/>
+        </w:rPr>
+        <w:instrText xml:space="preserve"> ADDIN ZOTERO_ITEM CSL_CITATION {"citationID":"RCgnACdG","properties":{"formattedCitation":"(McNaughton et al., 1988; Sitters et al., 2017)","plainCitation":"(McNaughton et al., 1988; Sitters et al., 2017)","noteIndex":0},"citationItems":[{"id":1583,"uris":["http://zotero.org/users/local/idKDtb7T/items/2U4WCD4B"],"itemData":{"id":1583,"type":"article-journal","archive":"JSTOR","container-title":"BioScience","DOI":"10.2307/1310789","ISSN":"0006-3568","issue":"11","note":"publisher: [American Institute of Biological Sciences, Oxford University Press]","page":"794-800","source":"JSTOR","title":"Large mammals and process dynamics in African ecosystems","volume":"38","author":[{"family":"McNaughton","given":"S. J."},{"family":"Ruess","given":"R. W."},{"family":"Seagle","given":"S. W."}],"issued":{"date-parts":[["1988"]]}}},{"id":1611,"uris":["http://zotero.org/users/local/idKDtb7T/items/49GGZTDW"],"itemData":{"id":1611,"type":"article-journal","abstract":"It is widely recognized that the release of nutrients by herbivores via their waste products strongly impacts nutrient availability for autotrophs. The ratios of nitrogen (N) and phosphorus (P) recycled through herbivore release (i.e., waste N:P) are mainly determined by the stoichiometric composition of the herbivore’s food (food N:P) and its body nutrient content (body N:P). Waste N:P can in turn impact autotroph nutrient limitation and productivity. Herbivore-driven nutrient recycling based on stoichiometric principles is dominated by theoretical and experimental research in freshwater systems, in particular interactions between algae and invertebrate herbivores. In terrestrial ecosystems, the impact of herbivores on nutrient cycling and availability is often limited to studying carbon (C ):N and C:P ratios, while the role of terrestrial herbivores in mediating N:P ratios is also likely to influence herbivore-driven nutrient recycling. In this review, we use rules and predictions on the stoichiometry of nutrient release originating from algal-based aquatic systems to identify the factors that determine the stoichiometry of nutrient release by herbivores. We then explore how these rules can be used to understand the stoichiometry of nutrient release by terrestrial herbivores, ranging from invertebrates to mammals, and its impact on plant nutrient limitation and productivity. Future studies should focus on measuring both N and P when investigating herbivore-driven nutrient recycling in terrestrial ecosystems, while also taking the form of waste product (urine or feces) and other pathways by which herbivores change nutrients into account, to be able to quantify the impact of waste stoichiometry on plant communities.","container-title":"Frontiers in Earth Science","DOI":"10.3389/feart.2017.00032","ISSN":"2296-6463","journalAbbreviation":"Front. Earth Sci.","language":"English","note":"publisher: Frontiers","source":"Frontiers","title":"The stoichiometry of nutrient release by terrestrial herbivores and its ecosystem consequences","URL":"https://www.frontiersin.org/articles/10.3389/feart.2017.00032/full","volume":"5","author":[{"family":"Sitters","given":"Judith"},{"family":"Bakker","given":"Elisabeth S."},{"family":"Veldhuis","given":"Michiel P."},{"family":"Veen","given":"G. F."},{"family":"Olde Venterink","given":"Harry"},{"family":"Vanni","given":"Michael J."}],"accessed":{"date-parts":[["2020",8,20]]},"issued":{"date-parts":[["2017"]]}}}],"schema":"https://github.com/citation-style-language/schema/raw/master/csl-citation.json"} </w:instrText>
+      </w:r>
+      <w:r>
+        <w:rPr>
+          <w:rFonts w:ascii="Times New Roman" w:hAnsi="Times New Roman" w:cs="Times New Roman"/>
+          <w:lang w:val="en-CA"/>
+        </w:rPr>
+        <w:fldChar w:fldCharType="separate"/>
+      </w:r>
+      <w:r>
+        <w:rPr>
+          <w:rFonts w:ascii="Times New Roman" w:hAnsi="Times New Roman" w:cs="Times New Roman"/>
+        </w:rPr>
+        <w:t>(McNaughton et al., 1988; Sitters et al., 2017)</w:t>
+      </w:r>
+      <w:r>
+        <w:rPr>
+          <w:rFonts w:ascii="Times New Roman" w:hAnsi="Times New Roman" w:cs="Times New Roman"/>
+          <w:lang w:val="en-CA"/>
+        </w:rPr>
+        <w:fldChar w:fldCharType="end"/>
+      </w:r>
+      <w:r>
+        <w:rPr>
+          <w:rFonts w:ascii="Times New Roman" w:hAnsi="Times New Roman" w:cs="Times New Roman"/>
+          <w:color w:val="000000"/>
+          <w:lang w:val="en-CA"/>
+        </w:rPr>
+        <w:t xml:space="preserve">, </w:t>
+      </w:r>
+      <w:r>
+        <w:rPr>
+          <w:rFonts w:ascii="Times New Roman" w:hAnsi="Times New Roman" w:cs="Times New Roman"/>
+          <w:color w:val="000000"/>
+          <w:lang w:val="en-CA"/>
+        </w:rPr>
+        <w:t>tropical</w:t>
+      </w:r>
+      <w:r>
+        <w:rPr>
+          <w:rFonts w:ascii="Times New Roman" w:hAnsi="Times New Roman" w:cs="Times New Roman"/>
+          <w:color w:val="000000"/>
+          <w:lang w:val="en-CA"/>
+        </w:rPr>
+        <w:t xml:space="preserve"> </w:t>
+      </w:r>
+      <w:r>
+        <w:rPr>
+          <w:rFonts w:ascii="Times New Roman" w:hAnsi="Times New Roman" w:cs="Times New Roman"/>
+          <w:color w:val="000000"/>
+          <w:lang w:val="en-CA"/>
+        </w:rPr>
+        <w:fldChar w:fldCharType="begin"/>
+      </w:r>
+      <w:r>
+        <w:rPr>
+          <w:rFonts w:ascii="Times New Roman" w:hAnsi="Times New Roman" w:cs="Times New Roman"/>
+          <w:color w:val="000000"/>
+          <w:lang w:val="en-CA"/>
+        </w:rPr>
+        <w:instrText xml:space="preserve"> ADDIN ZOTERO_ITEM CSL_CITATION {"citationID":"LhwN6NWU","properties":{"formattedCitation":"(Meyer et al., 1983; Peterson and Heck, 2001)","plainCitation":"(Meyer et al., 1983; Peterson and Heck, 2001)","noteIndex":0},"citationItems":[{"id":1608,"uris":["http://zotero.org/users/local/idKDtb7T/items/I64UAYPC"],"itemData":{"id":1608,"type":"article-journal","abstract":"Schools of juvenile haemulid fish feed in sea grass beds at night. By day they rest over coral heads, where they excrete substantial quantities of ammonium and particulate nitrogen and phosphorus into the nutrient-poor waters. The percentages of these nutrients contributed by the fish were comparable to those from other sources. Coral heads with resident fish schools grew faster than those without resident schools, indicating that fish may be more beneficial to the corals than has been assumed.","container-title":"Science","DOI":"10.1126/science.220.4601.1047","ISSN":"0036-8075, 1095-9203","issue":"4601","language":"en","license":"© 1983","note":"publisher: American Association for the Advancement of Science\nsection: Reports\nPMID: 17754550","page":"1047-1049","source":"science.sciencemag.org","title":"Fish schools: An asset to corals","title-short":"Fish Schools","volume":"220","author":[{"family":"Meyer","given":"Judy L."},{"family":"Schultz","given":"Eric T."},{"family":"Helfman","given":"Gene S."}],"issued":{"date-parts":[["1983",6,3]]}}},{"id":1840,"uris":["http://zotero.org/users/local/idKDtb7T/items/6IP2NPM3"],"itemData":{"id":1840,"type":"article-journal","abstract":"In shallow coastal waters, suspension-feeding bivalves often dominate the benthos in numbers as well as biomass. In the Gulf of Mexico and the Caribbean Sea, these filter feeders are usually associated with seagrass. Two simultaneously conducted field experiments (a mussel density manipulation and a mussel predation experiment) were conducted to examine the potential positive interactions between the suspension-feeding mussel Modiolus americanus (Leach) and the seagrass Thalassia testudinum Banks ex König. The mussel density manipulations resulted in a doubling of the total nitrogen and total phosphorus levels of sediments, and a significant reduction in leaf tissue C:N, N:P and C:P ratios, demonstrating that the mussels increased the sediment nutrient content and that these increased nutrients were biologically available to the plant. T. testudinum responded to the presence of mussels by significantly increasing leaf widths and lengths. In addition, productivity significantly increased in the mussel-addition treatments. Another response to the presence of mussels included a significantly reduced epiphytic load on the seagrass leaves. The mussel predation experiment evaluated the effects of seagrass on the survivorship of the associated mussel, M. americanus. Mean survival was significantly greater in vegetated habitats than in unvegetated sediments. Consequently, when mussels are present in seagrass meadows, they elevate seagrass productivity through either increased nutrient resource pools or reduced epiphytic loads on the leaves, while the seagrass increases mussel survivorship. Thus, this study demonstrates the reciprocal positive interactions of these organisms when associated and suggests that seagrass meadows may exist as a mosaic of nutrient and productivity ‘hot spots’ when suspension-feeding organisms are present. These positive interactions may have important consequences in the development, structure and organization of seagrass communities.","container-title":"Marine Ecology Progress Series","DOI":"10.3354/meps213143","ISSN":"0171-8630, 1616-1599","journalAbbreviation":"Mar. Ecol. Prog. Ser.","language":"en","page":"143-155","source":"DOI.org (Crossref)","title":"Positive interactions between suspension-feeding bivalves and seagrass-a facultative mutualism","volume":"213","author":[{"family":"Peterson","given":"Bj"},{"family":"Heck","given":"Kl"}],"issued":{"date-parts":[["2001"]]}}}],"schema":"https://github.com/citation-style-language/schema/raw/master/csl-citation.json"} </w:instrText>
+      </w:r>
+      <w:r>
+        <w:rPr>
+          <w:rFonts w:ascii="Times New Roman" w:hAnsi="Times New Roman" w:cs="Times New Roman"/>
+          <w:color w:val="000000"/>
+          <w:lang w:val="en-CA"/>
+        </w:rPr>
+        <w:fldChar w:fldCharType="separate"/>
+      </w:r>
+      <w:r>
+        <w:rPr>
+          <w:rFonts w:ascii="Times New Roman" w:hAnsi="Times New Roman" w:cs="Times New Roman"/>
+          <w:color w:val="000000"/>
+        </w:rPr>
+        <w:t>(Meyer et al., 1983; Peterson and Heck, 2001)</w:t>
+      </w:r>
+      <w:r>
+        <w:rPr>
+          <w:rFonts w:ascii="Times New Roman" w:hAnsi="Times New Roman" w:cs="Times New Roman"/>
+          <w:color w:val="000000"/>
+          <w:lang w:val="en-CA"/>
+        </w:rPr>
+        <w:fldChar w:fldCharType="end"/>
+      </w:r>
+      <w:r>
+        <w:rPr>
+          <w:rFonts w:ascii="Times New Roman" w:hAnsi="Times New Roman" w:cs="Times New Roman"/>
+          <w:color w:val="000000"/>
+          <w:lang w:val="en-CA"/>
+        </w:rPr>
+        <w:t xml:space="preserve"> and some temperate</w:t>
+      </w:r>
+      <w:r>
+        <w:rPr>
+          <w:rFonts w:ascii="Times New Roman" w:hAnsi="Times New Roman" w:cs="Times New Roman"/>
+          <w:color w:val="000000"/>
+          <w:lang w:val="en-CA"/>
+        </w:rPr>
+        <w:t xml:space="preserve"> </w:t>
+      </w:r>
+      <w:r>
+        <w:rPr>
+          <w:rFonts w:ascii="Times New Roman" w:hAnsi="Times New Roman" w:cs="Times New Roman"/>
+          <w:color w:val="000000"/>
+          <w:lang w:val="en-CA"/>
+        </w:rPr>
+        <w:fldChar w:fldCharType="begin"/>
+      </w:r>
+      <w:r>
+        <w:rPr>
+          <w:rFonts w:ascii="Times New Roman" w:hAnsi="Times New Roman" w:cs="Times New Roman"/>
+          <w:color w:val="000000"/>
+          <w:lang w:val="en-CA"/>
+        </w:rPr>
+        <w:instrText xml:space="preserve"> ADDIN ZOTERO_ITEM CSL_CITATION {"citationID":"WOZImHKy","properties":{"formattedCitation":"(Bracken et al., 2007; Pfister et al., 2014)","plainCitation":"(Bracken et al., 2007; Pfister et al., 2014)","noteIndex":0},"citationItems":[{"id":1516,"uris":["http://zotero.org/users/local/idKDtb7T/items/45RJZZT7"],"itemData":{"id":1516,"type":"article-journal","abstract":"Many habitat-forming, or foundation, species harbor diverse assemblages of associated taxa that benefit from the refuges from predators or harsh physical conditions that foundation species provide. Growing numbers of studies show how specific taxa associated with foundation species can benefit their hosts, but the aggregate effects of the entire community of associated species remain poorly understood. Here, we evaluate the role that a diverse assemblage of invertebrates plays in mediating the dominance of a foundation species, the green filamentous seaweed Cladophora columbiana Collins, in rocky intertidal habitats. Cladophora is a fast-growing seaweed with a high nitrogen demand, and we suggest that it persists in nutrient-limited high-intertidal pools because of local-scale nitrogen excretion by the invertebrate taxa living within its filaments. Removal of associated invertebrates resulted in a fourfold increase in the rate of water-column nitrogen depletion by Cladophora, and ammonium concentrations inside Cladophora turfs with invertebrates present were seven times higher than in the adjacent tide-pool water. The ammonium excreted by invertebrate meiofauna far surpassed the nitrogen used by Cladophora, suggesting that all of Cladophora's nitrogen requirements could be met by the invertebrates associated with it. This study links host performance to the total aggregate biomass of mutualists rather than the particular traits of any one species, suggesting the potential for important feedbacks between individual hosts and the communities of associated species that they support.","container-title":"Ecology","DOI":"10.1890/06-0881.1","ISSN":"1939-9170","issue":"9","language":"en","note":"_eprint: https://onlinelibrary.wiley.com/doi/pdf/10.1890/06-0881.1","page":"2211-2219","source":"Wiley Online Library","title":"Whole-community mutualism: Associated invertebrates facilitate a dominant habitat-forming seaweed","title-short":"Whole-Community Mutualism","volume":"88","author":[{"family":"Bracken","given":"Matthew E. S."},{"family":"Gonzalez-Dorantes","given":"Cirse A."},{"family":"Stachowicz","given":"John J."}],"issued":{"date-parts":[["2007"]]}}},{"id":1572,"uris":["http://zotero.org/users/local/idKDtb7T/items/Z39FCYT6"],"itemData":{"id":1572,"type":"article-journal","abstract":"Animal contributions to ecosystem productivity via nutrient regeneration are increasingly recognized as significant for ecosystem productivity. The paradigm in coastal upwelling systems, in contrast, remains centered around the idea that nutrient supply is extrinsic and sourced from deep water. Here we tested for both animal contributions to nitrogen regeneration and microbial retention of nitrogen along a gradient of animal abundance in Washington State, USA. Using inferences from the concentration and isotopic composition of nitrogen forms, as well as the stable nitrogen isotopic composition of particulate organic matter, and plant and animal tissue, we found increased ammonium as well as greater stable nitrogen isotope values in these organisms in areas of increased animal abundance. We further tested the effect of the nearshore biota by comparing it with an immediately adjacent offshore area, and found an enriched δ15N value for nitrate and particulate organic matter. Further, an analysis of the dual isotopes of δ15N and the δ18O of nitrate indicated increasing microbial processing in the nearshore. Isoscapes, or the spatial pattern of stable isotopes, revealed that animal and microbial processing of nitrogen leave a consistent signature and are thus a previously overlooked and essential component of nearshore productivity.","container-title":"Ecology","DOI":"10.1890/13-1825.1","ISSN":"1939-9170","issue":"10","language":"en","license":"© 2014 by the Ecological Society of America","note":"_eprint: https://esajournals.onlinelibrary.wiley.com/doi/pdf/10.1890/13-1825.1","page":"2803-2814","source":"Wiley Online Library","title":"Animal regeneration and microbial retention of nitrogen along coastal rocky shores","volume":"95","author":[{"family":"Pfister","given":"Catherine A."},{"family":"Altabet","given":"Mark A."},{"family":"Post","given":"David"}],"issued":{"date-parts":[["2014"]]}}}],"schema":"https://github.com/citation-style-language/schema/raw/master/csl-citation.json"} </w:instrText>
+      </w:r>
+      <w:r>
+        <w:rPr>
+          <w:rFonts w:ascii="Times New Roman" w:hAnsi="Times New Roman" w:cs="Times New Roman"/>
+          <w:color w:val="000000"/>
+          <w:lang w:val="en-CA"/>
+        </w:rPr>
+        <w:fldChar w:fldCharType="separate"/>
+      </w:r>
+      <w:r>
+        <w:rPr>
+          <w:rFonts w:ascii="Times New Roman" w:hAnsi="Times New Roman" w:cs="Times New Roman"/>
+          <w:color w:val="000000"/>
+        </w:rPr>
+        <w:t>(Bracken et al., 2007; Pfister et al., 2014)</w:t>
+      </w:r>
+      <w:r>
+        <w:rPr>
+          <w:rFonts w:ascii="Times New Roman" w:hAnsi="Times New Roman" w:cs="Times New Roman"/>
+          <w:color w:val="000000"/>
+          <w:lang w:val="en-CA"/>
+        </w:rPr>
+        <w:fldChar w:fldCharType="end"/>
+      </w:r>
+      <w:r>
+        <w:rPr>
+          <w:rFonts w:ascii="Times New Roman" w:hAnsi="Times New Roman" w:cs="Times New Roman"/>
+          <w:color w:val="000000"/>
+          <w:lang w:val="en-CA"/>
+        </w:rPr>
+        <w:t xml:space="preserve"> </w:t>
+      </w:r>
+      <w:r>
+        <w:rPr>
+          <w:rFonts w:ascii="Times New Roman" w:hAnsi="Times New Roman" w:cs="Times New Roman"/>
+          <w:color w:val="000000"/>
+          <w:lang w:val="en-CA"/>
+        </w:rPr>
+        <w:t>marine ecosystems</w:t>
+      </w:r>
+      <w:r>
+        <w:rPr>
+          <w:rFonts w:ascii="Times New Roman" w:hAnsi="Times New Roman" w:cs="Times New Roman"/>
+          <w:lang w:val="en-CA"/>
+        </w:rPr>
+        <w:t>. CN</w:t>
+      </w:r>
+      <w:r>
+        <w:rPr>
+          <w:rFonts w:ascii="Times New Roman" w:hAnsi="Times New Roman" w:cs="Times New Roman"/>
+          <w:lang w:val="en-CA"/>
+        </w:rPr>
+        <w:t>C</w:t>
+      </w:r>
+      <w:r>
+        <w:rPr>
+          <w:rFonts w:ascii="Times New Roman" w:hAnsi="Times New Roman" w:cs="Times New Roman"/>
+          <w:lang w:val="en-CA"/>
+        </w:rPr>
+        <w:t xml:space="preserve"> </w:t>
+      </w:r>
+      <w:r>
+        <w:rPr>
+          <w:rFonts w:ascii="Times New Roman" w:hAnsi="Times New Roman" w:cs="Times New Roman"/>
+          <w:lang w:val="en-CA"/>
+        </w:rPr>
+        <w:t>refers both to the</w:t>
+      </w:r>
+      <w:r>
+        <w:rPr>
+          <w:rFonts w:ascii="Times New Roman" w:hAnsi="Times New Roman" w:cs="Times New Roman"/>
+          <w:lang w:val="en-CA"/>
+        </w:rPr>
+        <w:t xml:space="preserve"> storage and cycling of nutrients</w:t>
+      </w:r>
+      <w:r>
+        <w:rPr>
+          <w:rFonts w:ascii="Times New Roman" w:hAnsi="Times New Roman" w:cs="Times New Roman"/>
+          <w:lang w:val="en-CA"/>
+        </w:rPr>
+        <w:t xml:space="preserve"> through animal tissues</w:t>
+      </w:r>
+      <w:r>
+        <w:rPr>
+          <w:rFonts w:ascii="Times New Roman" w:hAnsi="Times New Roman" w:cs="Times New Roman"/>
+          <w:lang w:val="en-CA"/>
+        </w:rPr>
+        <w:t xml:space="preserve">, processes which are governed be stoichiometry </w:t>
+      </w:r>
+      <w:r>
+        <w:rPr>
+          <w:rFonts w:ascii="Times New Roman" w:hAnsi="Times New Roman" w:cs="Times New Roman"/>
+          <w:lang w:val="en-CA"/>
+        </w:rPr>
+        <w:fldChar w:fldCharType="begin"/>
+      </w:r>
+      <w:r>
+        <w:rPr>
+          <w:rFonts w:ascii="Times New Roman" w:hAnsi="Times New Roman" w:cs="Times New Roman"/>
+          <w:lang w:val="en-CA"/>
+        </w:rPr>
+        <w:instrText xml:space="preserve"> ADDIN ZOTERO_ITEM CSL_CITATION {"citationID":"3vcVt8Rm","properties":{"formattedCitation":"(Elser and Urabe, 1999)","plainCitation":"(Elser and Urabe, 1999)","noteIndex":0},"citationItems":[{"id":1359,"uris":["http://zotero.org/users/local/idKDtb7T/items/YPRJB6RV"],"itemData":{"id":1359,"type":"article-journal","abstract":"Ecologists are increasingly recognizing the importance of consumers in regulating ecosystem processes such as nutrient cycling. Ecologists have recently made considerable progress in understanding nutrient cycling and trophic interactions in pelagic systems by application of a new concept, ecological stoichiometry, to consumer-driven processes. In this paper we synthesize these conceptual advances within pelagic ecology and attempt to illustrate how they may be usefully applied in other ecosystems. Stoichiometric theory shows that both grazer and algal elemental composition are critical parameters influencing rates and ratios of nutrient release. Thus, the stoichiometry of nutrient recycling is a feedback mechanism linking grazer dynamics and algal nutritional status. Incorporation of such effects into a fully dynamic stoichiometric model generates profound changes in the predicted dynamics of algae and grazers, suggesting that adoption of a stoichiometric view may substantively alter our view of the interaction between trophic dynamics and nutrient cycling. The basic predictions of stoichiometric models of nutrient release are generally supported by experimental data showing that N:P release ratios are primarily a function of algal N:P ratio and secondarily a function of grazer N:P ratio, and that rates of P release by grazers are also related to food P:C. Furthermore, evidence for effects of nutrient release stoichiometry on phytoplankton communities and pelagic ecosystem function is accumulating, including data showing consistent alterations in algal physiological status and ecosystem-scale changes in N fixation in response to altered grazer community structure and elemental composition. As the general features of the stoichiometry of algae–zooplankton interactions reflect fundamental biological processes linked to plant and animal mineral nutrition, the stoichiometric view of consumer-driven nutrient recycling can easily be applied to other ecosystems, including terrestrial and benthic food webs. A suite of potential applications of stoichiometric thinking to benthic and terrestrial habitats is suggested.","container-title":"Ecology","DOI":"10.1890/0012-9658(1999)080[0735:TSOCDN]2.0.CO;2","ISSN":"1939-9170","issue":"3","language":"en","note":"_eprint: https://onlinelibrary.wiley.com/doi/pdf/10.1890/0012-9658%281999%29080%5B0735%3ATSOCDN%5D2.0.CO%3B2","page":"735-751","source":"Wiley Online Library","title":"The Stoichiometry of Consumer-Driven Nutrient Recycling: Theory, Observations, and Consequences","title-short":"The Stoichiometry of Consumer-Driven Nutrient Recycling","volume":"80","author":[{"family":"Elser","given":"James J."},{"family":"Urabe","given":"Jotaro"}],"issued":{"date-parts":[["1999"]]}}}],"schema":"https://github.com/citation-style-language/schema/raw/master/csl-citation.json"} </w:instrText>
+      </w:r>
+      <w:r>
+        <w:rPr>
+          <w:rFonts w:ascii="Times New Roman" w:hAnsi="Times New Roman" w:cs="Times New Roman"/>
+          <w:lang w:val="en-CA"/>
+        </w:rPr>
+        <w:fldChar w:fldCharType="separate"/>
+      </w:r>
+      <w:r>
+        <w:rPr>
+          <w:rFonts w:ascii="Times New Roman" w:hAnsi="Times New Roman" w:cs="Times New Roman"/>
           <w:noProof/>
           <w:lang w:val="en-CA"/>
         </w:rPr>
-        <w:t>(Probyn and McQuaid, 1985; Smith et al., 1999)</w:t>
+        <w:t>(Elser and Urabe, 1999)</w:t>
       </w:r>
       <w:r>
         <w:rPr>
@@ -1410,23 +1767,43 @@
           <w:rFonts w:ascii="Times New Roman" w:hAnsi="Times New Roman" w:cs="Times New Roman"/>
           <w:lang w:val="en-CA"/>
         </w:rPr>
-        <w:t xml:space="preserve">. Coastal upwelling </w:t>
-      </w:r>
-      <w:r>
-        <w:rPr>
-          <w:rFonts w:ascii="Times New Roman" w:hAnsi="Times New Roman" w:cs="Times New Roman"/>
-          <w:b/>
-          <w:bCs/>
-          <w:lang w:val="en-CA"/>
-        </w:rPr>
-        <w:t>– define it here –</w:t>
-      </w:r>
-      <w:r>
-        <w:rPr>
-          <w:rFonts w:ascii="Times New Roman" w:hAnsi="Times New Roman" w:cs="Times New Roman"/>
-          <w:lang w:val="en-CA"/>
-        </w:rPr>
-        <w:t xml:space="preserve"> can be an important source of nitrogen that drives the productivity of temperate marine </w:t>
+        <w:t xml:space="preserve"> </w:t>
+      </w:r>
+      <w:r>
+        <w:rPr>
+          <w:rFonts w:ascii="Times New Roman" w:hAnsi="Times New Roman" w:cs="Times New Roman"/>
+          <w:lang w:val="en-CA"/>
+        </w:rPr>
+        <w:t xml:space="preserve">and metabolic processes </w:t>
+      </w:r>
+      <w:r>
+        <w:rPr>
+          <w:rFonts w:ascii="Times New Roman" w:hAnsi="Times New Roman" w:cs="Times New Roman"/>
+          <w:lang w:val="en-CA"/>
+        </w:rPr>
+        <w:lastRenderedPageBreak/>
+        <w:t>(REF)</w:t>
+      </w:r>
+      <w:r>
+        <w:rPr>
+          <w:rFonts w:ascii="Times New Roman" w:hAnsi="Times New Roman" w:cs="Times New Roman"/>
+          <w:lang w:val="en-CA"/>
+        </w:rPr>
+        <w:t>.</w:t>
+      </w:r>
+      <w:r>
+        <w:rPr>
+          <w:rFonts w:ascii="Times New Roman" w:hAnsi="Times New Roman" w:cs="Times New Roman"/>
+          <w:lang w:val="en-CA"/>
+        </w:rPr>
+        <w:t xml:space="preserve"> </w:t>
+      </w:r>
+      <w:r>
+        <w:rPr>
+          <w:rFonts w:ascii="Times New Roman" w:hAnsi="Times New Roman" w:cs="Times New Roman"/>
+          <w:lang w:val="en-CA"/>
+        </w:rPr>
+        <w:t xml:space="preserve">Scaling up from the individual level to the population or community level can be challenging, but in general the amount of CND is dependent on the biomass and diversity of the total community of animals </w:t>
       </w:r>
       <w:r>
         <w:rPr>
@@ -1440,7 +1817,7 @@
           <w:rFonts w:ascii="Times New Roman" w:hAnsi="Times New Roman" w:cs="Times New Roman"/>
           <w:lang w:val="en-CA"/>
         </w:rPr>
-        <w:instrText xml:space="preserve"> ADDIN ZOTERO_ITEM CSL_CITATION {"citationID":"DxX785ym","properties":{"formattedCitation":"(McPhee-Shaw et al., 2007)","plainCitation":"(McPhee-Shaw et al., 2007)","noteIndex":0},"citationItems":[{"id":1639,"uris":["http://zotero.org/users/local/idKDtb7T/items/J5CANTR3"],"uri":["http://zotero.org/users/local/idKDtb7T/items/J5CANTR3"],"itemData":{"id":1639,"type":"article-journal","abstract":"Oceanic sources of nutrients to the kelp forests of the Santa Barbara Channel were diagnosed using time series from three moorings in 12- to 17-m water depth. An in situ nitrate autoanalyzer on the moorings provided the first high-resolution time series of nitrate + nitrite (dissolved inorganic nitrogen, DIN) concentrations for this environment. Measurements between February 2001 and May 2003 show that the major mechanisms that supply DIN to the inner shelf of the Santa Barbara Channel are upwelling, diurnal internal motions, and storm runoff. These supply mechanisms vary in importance seasonally. Upwelling dominates increases of inner-shelf DIN concentration between March and May and accounts for more than half of the annual advective DIN transport to shelf reefs. In summer, baroclinic motions akin to internal waves are an important source of DIN because they occur when surface nutrient concentrations are depleted and other supply mechanisms are inactive. Brief episodes of upwelling become important in late autumn and early winter. DIN inputs from storm runoff, detected as salinity dilution at the moorings and estimated from measurements of stream discharge and nutrient concentration, are significant during winter runoff events.","container-title":"Limnology and Oceanography","DOI":"10.4319/lo.2007.52.5.1748","ISSN":"1939-5590","issue":"5","language":"en","note":"_eprint: https://onlinelibrary.wiley.com/doi/pdf/10.4319/lo.2007.52.5.1748","page":"1748-1766","source":"Wiley Online Library","title":"Mechanisms for nutrient delivery to the inner shelf: Observations from the Santa Barbara Channel","title-short":"Mechanisms for nutrient delivery to the inner shelf","volume":"52","author":[{"family":"McPhee-Shaw","given":"Erika E."},{"family":"Siegel","given":"David A."},{"family":"Washburn","given":"Libe"},{"family":"Brzezinski","given":"Mark A."},{"family":"Jones","given":"Janice L."},{"family":"Leydecker","given":"Al"},{"family":"Melack","given":"John"}],"issued":{"date-parts":[["2007"]]}}}],"schema":"https://github.com/citation-style-language/schema/raw/master/csl-citation.json"} </w:instrText>
+        <w:instrText xml:space="preserve"> ADDIN ZOTERO_ITEM CSL_CITATION {"citationID":"uFS3p7Ya","properties":{"formattedCitation":"(Allgeier et al., 2017)","plainCitation":"(Allgeier et al., 2017)","noteIndex":0},"citationItems":[{"id":1353,"uris":["http://zotero.org/users/local/idKDtb7T/items/MX8X9VD8"],"itemData":{"id":1353,"type":"article-journal","abstract":"Humans have drastically altered the abundance of animals in marine ecosystems via exploitation. Reduced abundance can destabilize food webs, leading to cascading indirect effects that dramatically reorganize community structure and shift ecosystem function. However, the additional implications of these top-down changes for biogeochemical cycles via consumer-mediated nutrient dynamics (CND) are often overlooked in marine systems, particularly in coastal areas. Here, we review research that underscores the importance of this bottom-up control at local, regional, and global scales in coastal marine ecosystems, and the potential implications of anthropogenic change to fundamentally alter these processes. We focus attention on the two primary ways consumers affect nutrient dynamics, with emphasis on implications for the nutrient capacity of ecosystems: (1) the storage and retention of nutrients in biomass, and (2) the supply of nutrients via excretion and egestion. Nutrient storage in consumer biomass may be especially important in many marine ecosystems because consumers, as opposed to producers, often dominate organismal biomass. As for nutrient supply, we emphasize how consumers enhance primary production through both press and pulse dynamics. Looking forward, we explore the importance of CDN for improving theory (e.g., ecological stoichiometry, metabolic theory, and biodiversity–ecosystem function relationships), all in the context of global environmental change. Increasing research focus on CND will likely transform our perspectives on how consumers affect the functioning of marine ecosystems.","container-title":"Global Change Biology","DOI":"10.1111/gcb.13625","ISSN":"1365-2486","issue":"6","language":"en","note":"_eprint: https://onlinelibrary.wiley.com/doi/pdf/10.1111/gcb.13625","page":"2166-2178","source":"Wiley Online Library","title":"Animal pee in the sea: consumer-mediated nutrient dynamics in the world's changing oceans","title-short":"Animal pee in the sea","volume":"23","author":[{"family":"Allgeier","given":"Jacob E."},{"family":"Burkepile","given":"Deron E."},{"family":"Layman","given":"Craig A."}],"issued":{"date-parts":[["2017"]]}}}],"schema":"https://github.com/citation-style-language/schema/raw/master/csl-citation.json"} </w:instrText>
       </w:r>
       <w:r>
         <w:rPr>
@@ -1455,7 +1832,7 @@
           <w:noProof/>
           <w:lang w:val="en-CA"/>
         </w:rPr>
-        <w:t>(McPhee-Shaw et al., 2007)</w:t>
+        <w:t>(Allgeier et al., 2017)</w:t>
       </w:r>
       <w:r>
         <w:rPr>
@@ -1469,28 +1846,7 @@
           <w:rFonts w:ascii="Times New Roman" w:hAnsi="Times New Roman" w:cs="Times New Roman"/>
           <w:lang w:val="en-CA"/>
         </w:rPr>
-        <w:t>. Two terrestrial sources – natural weathering of rocks and agricultural run-off – can also</w:t>
-      </w:r>
-      <w:r>
-        <w:rPr>
-          <w:rFonts w:ascii="Times New Roman" w:hAnsi="Times New Roman" w:cs="Times New Roman"/>
-          <w:lang w:val="en-CA"/>
-        </w:rPr>
-        <w:t xml:space="preserve">. </w:t>
-      </w:r>
-      <w:r>
-        <w:rPr>
-          <w:rFonts w:ascii="Times New Roman" w:hAnsi="Times New Roman" w:cs="Times New Roman"/>
-          <w:lang w:val="en-CA"/>
-        </w:rPr>
-        <w:t>Therefore, conventional wisdom tells us</w:t>
-      </w:r>
-      <w:r>
-        <w:rPr>
-          <w:rFonts w:ascii="Times New Roman" w:hAnsi="Times New Roman" w:cs="Times New Roman"/>
-          <w:lang w:val="en-CA"/>
-        </w:rPr>
-        <w:t xml:space="preserve"> that areas with low nitrogen, and thus a high recipient demand, are where CND is most important. Case in point: coral reefs.</w:t>
+        <w:t>.</w:t>
       </w:r>
     </w:p>
     <w:p>
@@ -1516,77 +1872,78 @@
           <w:rFonts w:ascii="Times New Roman" w:hAnsi="Times New Roman" w:cs="Times New Roman"/>
           <w:lang w:val="en-CA"/>
         </w:rPr>
-        <w:t>There is a</w:t>
-      </w:r>
-      <w:r>
-        <w:rPr>
-          <w:rFonts w:ascii="Times New Roman" w:hAnsi="Times New Roman" w:cs="Times New Roman"/>
-          <w:lang w:val="en-CA"/>
-        </w:rPr>
-        <w:t xml:space="preserve"> widespread</w:t>
-      </w:r>
-      <w:r>
-        <w:rPr>
-          <w:rFonts w:ascii="Times New Roman" w:hAnsi="Times New Roman" w:cs="Times New Roman"/>
-          <w:lang w:val="en-CA"/>
-        </w:rPr>
-        <w:t>, though untested,</w:t>
-      </w:r>
-      <w:r>
-        <w:rPr>
-          <w:rFonts w:ascii="Times New Roman" w:hAnsi="Times New Roman" w:cs="Times New Roman"/>
-          <w:lang w:val="en-CA"/>
-        </w:rPr>
-        <w:t xml:space="preserve"> assumption that CND </w:t>
-      </w:r>
-      <w:r>
-        <w:rPr>
-          <w:rFonts w:ascii="Times New Roman" w:hAnsi="Times New Roman" w:cs="Times New Roman"/>
-          <w:lang w:val="en-CA"/>
-        </w:rPr>
-        <w:t xml:space="preserve">should </w:t>
-      </w:r>
-      <w:r>
-        <w:rPr>
-          <w:rFonts w:ascii="Times New Roman" w:hAnsi="Times New Roman" w:cs="Times New Roman"/>
-          <w:lang w:val="en-CA"/>
-        </w:rPr>
-        <w:t xml:space="preserve">less important </w:t>
-      </w:r>
-      <w:r>
-        <w:rPr>
-          <w:rFonts w:ascii="Times New Roman" w:hAnsi="Times New Roman" w:cs="Times New Roman"/>
-          <w:lang w:val="en-CA"/>
-        </w:rPr>
-        <w:t xml:space="preserve">to ecosystems </w:t>
-      </w:r>
-      <w:r>
-        <w:rPr>
-          <w:rFonts w:ascii="Times New Roman" w:hAnsi="Times New Roman" w:cs="Times New Roman"/>
-          <w:lang w:val="en-CA"/>
-        </w:rPr>
-        <w:t>in nutrient</w:t>
-      </w:r>
-      <w:r>
-        <w:rPr>
-          <w:rFonts w:ascii="Times New Roman" w:hAnsi="Times New Roman" w:cs="Times New Roman"/>
-          <w:lang w:val="en-CA"/>
-        </w:rPr>
-        <w:t>-rich</w:t>
-      </w:r>
-      <w:r>
-        <w:rPr>
-          <w:rFonts w:ascii="Times New Roman" w:hAnsi="Times New Roman" w:cs="Times New Roman"/>
-          <w:lang w:val="en-CA"/>
-        </w:rPr>
-        <w:t xml:space="preserve"> waters</w:t>
-      </w:r>
-      <w:r>
-        <w:rPr>
-          <w:rFonts w:ascii="Times New Roman" w:hAnsi="Times New Roman" w:cs="Times New Roman"/>
-          <w:lang w:val="en-CA"/>
-        </w:rPr>
-        <w:t>, such as those found in temperate latitudes (refs).</w:t>
+        <w:t xml:space="preserve">In </w:t>
+      </w:r>
+      <w:r>
+        <w:rPr>
+          <w:rFonts w:ascii="Times New Roman" w:hAnsi="Times New Roman" w:cs="Times New Roman"/>
+          <w:lang w:val="en-CA"/>
+        </w:rPr>
+        <w:t>marine ecosystems nitrogen is</w:t>
+      </w:r>
+      <w:r>
+        <w:rPr>
+          <w:rFonts w:ascii="Times New Roman" w:hAnsi="Times New Roman" w:cs="Times New Roman"/>
+          <w:lang w:val="en-CA"/>
+        </w:rPr>
+        <w:t xml:space="preserve"> the dominant</w:t>
+      </w:r>
+      <w:r>
+        <w:rPr>
+          <w:rFonts w:ascii="Times New Roman" w:hAnsi="Times New Roman" w:cs="Times New Roman"/>
+          <w:lang w:val="en-CA"/>
+        </w:rPr>
+        <w:t xml:space="preserve"> limiting nutrient </w:t>
+      </w:r>
+      <w:r>
+        <w:rPr>
+          <w:rFonts w:ascii="Times New Roman" w:hAnsi="Times New Roman" w:cs="Times New Roman"/>
+          <w:lang w:val="en-CA"/>
+        </w:rPr>
+        <w:t xml:space="preserve">for primary producers </w:t>
+      </w:r>
+      <w:r>
+        <w:rPr>
+          <w:rFonts w:ascii="Times New Roman" w:hAnsi="Times New Roman" w:cs="Times New Roman"/>
+          <w:lang w:val="en-CA"/>
+        </w:rPr>
+        <w:fldChar w:fldCharType="begin"/>
+      </w:r>
+      <w:r>
+        <w:rPr>
+          <w:rFonts w:ascii="Times New Roman" w:hAnsi="Times New Roman" w:cs="Times New Roman"/>
+          <w:lang w:val="en-CA"/>
+        </w:rPr>
+        <w:instrText xml:space="preserve"> ADDIN ZOTERO_ITEM CSL_CITATION {"citationID":"XoAxh7g3","properties":{"formattedCitation":"(Ryther and Dunstan, 1971)","plainCitation":"(Ryther and Dunstan, 1971)","noteIndex":0},"citationItems":[{"id":1591,"uris":["http://zotero.org/users/local/idKDtb7T/items/MGX8SE2A"],"itemData":{"id":1591,"type":"article-journal","abstract":"The distribution of inorganic nitrogen and phosphorus and bioassay experiments both show that nitrogen is the critical limiting factor to algal growth and eutrophication in coastal marine waters. About twice the amount of phosphate as can be used by the algae is normally present. This surplus results from the low nitrogen to phosphorus ratio in terrigenous contributions, including human waste, and from the fact that phosphorus regenerates more quickly than ammonia from decomposing organic matter. Removal of phosphate from detergents is therefore not likely to slow the eutrophication of coastal marine waters, and its replacement with nitrogen-containing nitrilotriacetic acid may worsen the situation.","container-title":"Science","DOI":"10.1126/science.171.3975.1008","ISSN":"0036-8075, 1095-9203","issue":"3975","language":"en","license":"© 1971","note":"publisher: American Association for the Advancement of Science\nsection: Reports\nPMID: 4993386","page":"1008-1013","source":"science.sciencemag.org","title":"Nitrogen, phosphorus, and eutrophication in the coastal marine environment","volume":"171","author":[{"family":"Ryther","given":"John H."},{"family":"Dunstan","given":"William M."}],"issued":{"date-parts":[["1971",3,12]]}}}],"schema":"https://github.com/citation-style-language/schema/raw/master/csl-citation.json"} </w:instrText>
+      </w:r>
+      <w:r>
+        <w:rPr>
+          <w:rFonts w:ascii="Times New Roman" w:hAnsi="Times New Roman" w:cs="Times New Roman"/>
+          <w:lang w:val="en-CA"/>
+        </w:rPr>
+        <w:fldChar w:fldCharType="separate"/>
+      </w:r>
+      <w:r>
+        <w:rPr>
+          <w:rFonts w:ascii="Times New Roman" w:hAnsi="Times New Roman" w:cs="Times New Roman"/>
+          <w:noProof/>
+          <w:lang w:val="en-CA"/>
+        </w:rPr>
+        <w:t>(Ryther and Dunstan, 1971)</w:t>
+      </w:r>
+      <w:r>
+        <w:rPr>
+          <w:rFonts w:ascii="Times New Roman" w:hAnsi="Times New Roman" w:cs="Times New Roman"/>
+          <w:lang w:val="en-CA"/>
+        </w:rPr>
+        <w:fldChar w:fldCharType="end"/>
+      </w:r>
+      <w:r>
+        <w:rPr>
+          <w:rFonts w:ascii="Times New Roman" w:hAnsi="Times New Roman" w:cs="Times New Roman"/>
+          <w:lang w:val="en-CA"/>
+        </w:rPr>
+        <w:t>, which</w:t>
       </w:r>
       <w:r>
         <w:rPr>
@@ -1600,22 +1957,42 @@
           <w:rFonts w:ascii="Times New Roman" w:hAnsi="Times New Roman" w:cs="Times New Roman"/>
           <w:lang w:val="en-CA"/>
         </w:rPr>
-        <w:t xml:space="preserve">However, </w:t>
-      </w:r>
-      <w:r>
-        <w:rPr>
-          <w:rFonts w:ascii="Times New Roman" w:hAnsi="Times New Roman" w:cs="Times New Roman"/>
-          <w:lang w:val="en-CA"/>
-        </w:rPr>
-        <w:lastRenderedPageBreak/>
-        <w:t xml:space="preserve">CND can have large effects when it complements timing or nutrient deficiencies even in high abiotic areas. </w:t>
-      </w:r>
-      <w:r>
-        <w:rPr>
-          <w:rFonts w:ascii="Times New Roman" w:hAnsi="Times New Roman" w:cs="Times New Roman"/>
-          <w:lang w:val="en-CA"/>
-        </w:rPr>
-        <w:t xml:space="preserve">For example, </w:t>
+        <w:t>contrast</w:t>
+      </w:r>
+      <w:r>
+        <w:rPr>
+          <w:rFonts w:ascii="Times New Roman" w:hAnsi="Times New Roman" w:cs="Times New Roman"/>
+          <w:lang w:val="en-CA"/>
+        </w:rPr>
+        <w:t xml:space="preserve">s with </w:t>
+      </w:r>
+      <w:r>
+        <w:rPr>
+          <w:rFonts w:ascii="Times New Roman" w:hAnsi="Times New Roman" w:cs="Times New Roman"/>
+          <w:lang w:val="en-CA"/>
+        </w:rPr>
+        <w:t xml:space="preserve">terrestrial and freshwater ecosystems, which are co-limited by phosphorus and nitrogen </w:t>
+      </w:r>
+      <w:r>
+        <w:rPr>
+          <w:rFonts w:ascii="Times New Roman" w:hAnsi="Times New Roman" w:cs="Times New Roman"/>
+          <w:lang w:val="en-CA"/>
+        </w:rPr>
+        <w:fldChar w:fldCharType="begin"/>
+      </w:r>
+      <w:r>
+        <w:rPr>
+          <w:rFonts w:ascii="Times New Roman" w:hAnsi="Times New Roman" w:cs="Times New Roman"/>
+          <w:lang w:val="en-CA"/>
+        </w:rPr>
+        <w:instrText xml:space="preserve"> ADDIN ZOTERO_ITEM CSL_CITATION {"citationID":"n9EZYMjq","properties":{"formattedCitation":"(Elser et al., 2007)","plainCitation":"(Elser et al., 2007)","noteIndex":0},"citationItems":[{"id":2973,"uris":["http://zotero.org/users/local/idKDtb7T/items/VLM9TTRP"],"itemData":{"id":2973,"type":"article-journal","abstract":"The cycles of the key nutrient elements nitrogen (N) and phosphorus (P) have been massively altered by anthropogenic activities. Thus, it is essential to understand how photosynthetic production across diverse ecosystems is, or is not, limited by N and P. Via a large-scale meta-analysis of experimental enrichments, we show that P limitation is equally strong across these major habitats and that N and P limitation are equivalent within both terrestrial and freshwater systems. Furthermore, simultaneous N and P enrichment produces strongly positive synergistic responses in all three environments. Thus, contrary to some prevailing paradigms, freshwater, marine and terrestrial ecosystems are surprisingly similar in terms of N and P limitation.","container-title":"Ecology Letters","DOI":"10.1111/j.1461-0248.2007.01113.x","ISSN":"1461-0248","issue":"12","language":"en","note":"_eprint: https://onlinelibrary.wiley.com/doi/pdf/10.1111/j.1461-0248.2007.01113.x","page":"1135-1142","source":"Wiley Online Library","title":"Global analysis of nitrogen and phosphorus limitation of primary producers in freshwater, marine and terrestrial ecosystems","volume":"10","author":[{"family":"Elser","given":"James J."},{"family":"Bracken","given":"Matthew E.S."},{"family":"Cleland","given":"Elsa E."},{"family":"Gruner","given":"Daniel S."},{"family":"Harpole","given":"W. Stanley"},{"family":"Hillebrand","given":"Helmut"},{"family":"Ngai","given":"Jacqueline T."},{"family":"Seabloom","given":"Eric W."},{"family":"Shurin","given":"Jonathan B."},{"family":"Smith","given":"Jennifer E."}],"issued":{"date-parts":[["2007"]]}}}],"schema":"https://github.com/citation-style-language/schema/raw/master/csl-citation.json"} </w:instrText>
+      </w:r>
+      <w:r>
+        <w:rPr>
+          <w:rFonts w:ascii="Times New Roman" w:hAnsi="Times New Roman" w:cs="Times New Roman"/>
+          <w:lang w:val="en-CA"/>
+        </w:rPr>
+        <w:fldChar w:fldCharType="separate"/>
       </w:r>
       <w:r>
         <w:rPr>
@@ -1623,7 +2000,49 @@
           <w:noProof/>
           <w:lang w:val="en-CA"/>
         </w:rPr>
-        <w:t>Pfister et al.</w:t>
+        <w:t>(Elser et al., 2007)</w:t>
+      </w:r>
+      <w:r>
+        <w:rPr>
+          <w:rFonts w:ascii="Times New Roman" w:hAnsi="Times New Roman" w:cs="Times New Roman"/>
+          <w:lang w:val="en-CA"/>
+        </w:rPr>
+        <w:fldChar w:fldCharType="end"/>
+      </w:r>
+      <w:r>
+        <w:rPr>
+          <w:rFonts w:ascii="Times New Roman" w:hAnsi="Times New Roman" w:cs="Times New Roman"/>
+          <w:lang w:val="en-CA"/>
+        </w:rPr>
+        <w:t>.</w:t>
+      </w:r>
+      <w:r>
+        <w:rPr>
+          <w:rFonts w:ascii="Times New Roman" w:hAnsi="Times New Roman" w:cs="Times New Roman"/>
+          <w:lang w:val="en-CA"/>
+        </w:rPr>
+        <w:t xml:space="preserve"> Specifically, the growth of many species of algae </w:t>
+      </w:r>
+      <w:r>
+        <w:rPr>
+          <w:rFonts w:ascii="Times New Roman" w:hAnsi="Times New Roman" w:cs="Times New Roman"/>
+          <w:lang w:val="en-CA"/>
+        </w:rPr>
+        <w:fldChar w:fldCharType="begin"/>
+      </w:r>
+      <w:r>
+        <w:rPr>
+          <w:rFonts w:ascii="Times New Roman" w:hAnsi="Times New Roman" w:cs="Times New Roman"/>
+          <w:lang w:val="en-CA"/>
+        </w:rPr>
+        <w:instrText xml:space="preserve"> ADDIN ZOTERO_ITEM CSL_CITATION {"citationID":"l5HKp89T","properties":{"formattedCitation":"(Jackson, 1977)","plainCitation":"(Jackson, 1977)","noteIndex":0},"citationItems":[{"id":1620,"uris":["http://zotero.org/users/local/idKDtb7T/items/3QLLVAAC"],"itemData":{"id":1620,"type":"article-journal","abstract":"Concentrations of nutrients in the vicinity of the giant kelp (Macrocystis pyrifera) off San Diego, California, varied seasonally. Surface nitrate concentrations were low for most of the year $(usually &lt;1 \\muM)$, higher during winter. Nitrate concentrations below 4.5-m depth usually exceeded $1 \\muM$ and were highest during spring upwelling, lowest during summer. Nutrients in the kelp bed were not depleted by the kelp nor enhanced by sediment regeneration, implying relatively fast exchange between water in the bed and outside waters. Nutrient concentrations varied at different longshore locations. The condition most limiting to M. pyrifera was probably the low concentration of dissolved nutrients, especially nitrogenous substances, near the sea surface. Translocation of nitrogenous compounds by the kelp plant from depths where concentrations are higher could compensate for this limitation. The summer die-off of the surface canopy may be caused by the inability of plants to translocate nutrients due to low availability of nutrients in the deeper water. The maximum change in dissolved oxygen measured was 0.43 mol O2 m-2 between 0900 and 1130 PST; extrapolated to 1 day this yields a production of 1.0 mol O2 m-2 d-1 (9.5 g C m-2 d-1).","archive":"JSTOR","container-title":"Limnology and Oceanography","ISSN":"0024-3590","issue":"6","page":"979-995","source":"JSTOR","title":"Nutrients and Production of Giant Kelp, Macrocystis pyrifera, Off Southern California","volume":"22","author":[{"family":"Jackson","given":"George A."}],"issued":{"date-parts":[["1977"]]}}}],"schema":"https://github.com/citation-style-language/schema/raw/master/csl-citation.json"} </w:instrText>
+      </w:r>
+      <w:r>
+        <w:rPr>
+          <w:rFonts w:ascii="Times New Roman" w:hAnsi="Times New Roman" w:cs="Times New Roman"/>
+          <w:lang w:val="en-CA"/>
+        </w:rPr>
+        <w:fldChar w:fldCharType="separate"/>
       </w:r>
       <w:r>
         <w:rPr>
@@ -1631,7 +2050,42 @@
           <w:noProof/>
           <w:lang w:val="en-CA"/>
         </w:rPr>
-        <w:t xml:space="preserve">  (</w:t>
+        <w:t>(Jackson, 1977)</w:t>
+      </w:r>
+      <w:r>
+        <w:rPr>
+          <w:rFonts w:ascii="Times New Roman" w:hAnsi="Times New Roman" w:cs="Times New Roman"/>
+          <w:lang w:val="en-CA"/>
+        </w:rPr>
+        <w:fldChar w:fldCharType="end"/>
+      </w:r>
+      <w:r>
+        <w:rPr>
+          <w:rFonts w:ascii="Times New Roman" w:hAnsi="Times New Roman" w:cs="Times New Roman"/>
+          <w:lang w:val="en-CA"/>
+        </w:rPr>
+        <w:t xml:space="preserve">, seagrasses </w:t>
+      </w:r>
+      <w:r>
+        <w:rPr>
+          <w:rFonts w:ascii="Times New Roman" w:hAnsi="Times New Roman" w:cs="Times New Roman"/>
+          <w:lang w:val="en-CA"/>
+        </w:rPr>
+        <w:fldChar w:fldCharType="begin"/>
+      </w:r>
+      <w:r>
+        <w:rPr>
+          <w:rFonts w:ascii="Times New Roman" w:hAnsi="Times New Roman" w:cs="Times New Roman"/>
+          <w:lang w:val="en-CA"/>
+        </w:rPr>
+        <w:instrText xml:space="preserve"> ADDIN ZOTERO_ITEM CSL_CITATION {"citationID":"YpMfscf7","properties":{"formattedCitation":"(Hillman et al., 1989)","plainCitation":"(Hillman et al., 1989)","noteIndex":0},"citationItems":[{"id":1630,"uris":["http://zotero.org/users/local/idKDtb7T/items/W9U7R77I"],"itemData":{"id":1630,"type":"chapter","abstract":"Research in the last decade has firmly established the importance of seagrass meadows to shallow coastal and estuarine ecosystems (Kemp, 1983 and references cited therein). Early studies (Westlake, 1963; McRoy and McMillan, 1977; Zieman and Wetzel, 1980) suggested that some seagrasses had primary productivities comparable with those of terrestrial crops, though more recent estimates (Larkum and West, 1983) set a more realistic upper limit while still acknowledging that seagrasses are amongst the most productive of submerged aquatic ecosystems. A number of authors (Wood et al., 1969; Thayer et al., 1975; den Hartog, 1977 ;Kemp, 1983) have outlined ways in which seagrass meadows function to maintain the productivity of coastal waters and estuaries and stabilize sediments, but the cornerstone of all these functions is the high productivity of the seagrasses themselves.\n\nThe high productivity of seagrasses implies a high nutrient demand, and some seagrass meadows may be nutrient limited, principally by the macronutrients nitrogen or phosphorus (Orth, 1977; Bulthuis and Woelkerling, 1981; Harlin and Thorne-Miller, 1981; Short et al., 1985). Seagrasses can tap both sediment and water column nutrients (McRoy and McMillan, 1977; lizumi and Hattori, 1982; Thursby and Harlin, 1982; Brix and Lyngby, 1985), and efficient uptake and utilization of essential nutrients, dynamic cycling and/or well developed nitrogen fixation must be important attributes of seagrass meadows (see Chapter 15).\n\nThe following account reviews Australian research on the primary production of seagrasses and nutrient limitation. Elsewhere, the majority of such research has involved the two species Thalassia testudinum and Zostera marina, neither of which occur in Australian waters. The results reviewed here therefore broaden the data base, to allow more meaningful generalizations and predictions about seagrass productivity in different ecosystems. The term 'primary production' is defined as in Larkum (1981) and is used where actual measurements on specific seagrasses are referred to. The term 'primary productivity' is used in the more general context, as when comparing different genera of seagrasses.","container-title":"Biology of seagrasses : a treatise on the biology of seagrasses with special reference to the Australian region","event-place":"Amsterdam, The Netherlands","language":"eng","license":"© Elsevier Science Publishers B.V. 1989","page":"635-685","publisher":"Elsevier Science Pub.","publisher-place":"Amsterdam, The Netherlands","source":"researchrepository.murdoch.edu.au","title":"Productivity and nutrient limitation","URL":"https://researchrepository.murdoch.edu.au/id/eprint/23991/","author":[{"family":"Hillman","given":"K."},{"family":"Walker","given":"D. I."},{"family":"Larkum","given":"A. W. D."},{"family":"McComb","given":"A. J."}],"editor":[{"family":"Larkum","given":"A. W. D."},{"family":"McComb","given":"A. J."},{"family":"Shephard","given":"S. A."}],"accessed":{"date-parts":[["2020",8,24]]},"issued":{"date-parts":[["1989"]]}}}],"schema":"https://github.com/citation-style-language/schema/raw/master/csl-citation.json"} </w:instrText>
+      </w:r>
+      <w:r>
+        <w:rPr>
+          <w:rFonts w:ascii="Times New Roman" w:hAnsi="Times New Roman" w:cs="Times New Roman"/>
+          <w:lang w:val="en-CA"/>
+        </w:rPr>
+        <w:fldChar w:fldCharType="separate"/>
       </w:r>
       <w:r>
         <w:rPr>
@@ -1639,7 +2093,42 @@
           <w:noProof/>
           <w:lang w:val="en-CA"/>
         </w:rPr>
-        <w:t>2014</w:t>
+        <w:t>(Hillman et al., 1989)</w:t>
+      </w:r>
+      <w:r>
+        <w:rPr>
+          <w:rFonts w:ascii="Times New Roman" w:hAnsi="Times New Roman" w:cs="Times New Roman"/>
+          <w:lang w:val="en-CA"/>
+        </w:rPr>
+        <w:fldChar w:fldCharType="end"/>
+      </w:r>
+      <w:r>
+        <w:rPr>
+          <w:rFonts w:ascii="Times New Roman" w:hAnsi="Times New Roman" w:cs="Times New Roman"/>
+          <w:lang w:val="en-CA"/>
+        </w:rPr>
+        <w:t xml:space="preserve">, and phytoplankton </w:t>
+      </w:r>
+      <w:r>
+        <w:rPr>
+          <w:rFonts w:ascii="Times New Roman" w:hAnsi="Times New Roman" w:cs="Times New Roman"/>
+          <w:lang w:val="en-CA"/>
+        </w:rPr>
+        <w:fldChar w:fldCharType="begin"/>
+      </w:r>
+      <w:r>
+        <w:rPr>
+          <w:rFonts w:ascii="Times New Roman" w:hAnsi="Times New Roman" w:cs="Times New Roman"/>
+          <w:lang w:val="en-CA"/>
+        </w:rPr>
+        <w:instrText xml:space="preserve"> ADDIN ZOTERO_ITEM CSL_CITATION {"citationID":"hsiVZ4bV","properties":{"formattedCitation":"(Moore et al., 2013)","plainCitation":"(Moore et al., 2013)","noteIndex":0},"citationItems":[{"id":1632,"uris":["http://zotero.org/users/local/idKDtb7T/items/94ARLAAI"],"itemData":{"id":1632,"type":"article-journal","abstract":"Microbial activity is a fundamental component of oceanic nutrient cycles. Photosynthetic microbes, collectively termed phytoplankton, are responsible for the vast majority of primary production in marine waters. The availability of nutrients in the upper ocean frequently limits the activity and abundance of these organisms. Experimental data have revealed two broad regimes of phytoplankton nutrient limitation in the modern upper ocean. Nitrogen availability tends to limit productivity throughout much of the surface low-latitude ocean, where the supply of nutrients from the subsurface is relatively slow. In contrast, iron often limits productivity where subsurface nutrient supply is enhanced, including within the main oceanic upwelling regions of the Southern Ocean and the eastern equatorial Pacific. Phosphorus, vitamins and micronutrients other than iron may also (co-)limit marine phytoplankton. The spatial patterns and importance of co-limitation, however, remain unclear. Variability in the stoichiometries of nutrient supply and biological demand are key determinants of oceanic nutrient limitation. Deciphering the mechanisms that underpin this variability, and the consequences for marine microbes, will be a challenge. But such knowledge will be crucial for accurately predicting the consequences of ongoing anthropogenic perturbations to oceanic nutrient biogeochemistry.","container-title":"Nature Geoscience","DOI":"10.1038/ngeo1765","ISSN":"1752-0908","issue":"9","language":"en","license":"2013 Nature Publishing Group, a division of Macmillan Publishers Limited. All Rights Reserved.","note":"number: 9\npublisher: Nature Publishing Group","page":"701-710","source":"www.nature.com","title":"Processes and patterns of oceanic nutrient limitation","volume":"6","author":[{"family":"Moore","given":"C. M."},{"family":"Mills","given":"M. M."},{"family":"Arrigo","given":"K. R."},{"family":"Berman-Frank","given":"I."},{"family":"Bopp","given":"L."},{"family":"Boyd","given":"P. W."},{"family":"Galbraith","given":"E. D."},{"family":"Geider","given":"R. J."},{"family":"Guieu","given":"C."},{"family":"Jaccard","given":"S. L."},{"family":"Jickells","given":"T. D."},{"family":"La Roche","given":"J."},{"family":"Lenton","given":"T. M."},{"family":"Mahowald","given":"N. M."},{"family":"Marañón","given":"E."},{"family":"Marinov","given":"I."},{"family":"Moore","given":"J. K."},{"family":"Nakatsuka","given":"T."},{"family":"Oschlies","given":"A."},{"family":"Saito","given":"M. A."},{"family":"Thingstad","given":"T. F."},{"family":"Tsuda","given":"A."},{"family":"Ulloa","given":"O."}],"issued":{"date-parts":[["2013",9]]}}}],"schema":"https://github.com/citation-style-language/schema/raw/master/csl-citation.json"} </w:instrText>
+      </w:r>
+      <w:r>
+        <w:rPr>
+          <w:rFonts w:ascii="Times New Roman" w:hAnsi="Times New Roman" w:cs="Times New Roman"/>
+          <w:lang w:val="en-CA"/>
+        </w:rPr>
+        <w:fldChar w:fldCharType="separate"/>
       </w:r>
       <w:r>
         <w:rPr>
@@ -1647,91 +2136,243 @@
           <w:noProof/>
           <w:lang w:val="en-CA"/>
         </w:rPr>
-        <w:t xml:space="preserve">) </w:t>
-      </w:r>
-      <w:r>
-        <w:rPr>
-          <w:rFonts w:ascii="Times New Roman" w:hAnsi="Times New Roman" w:cs="Times New Roman"/>
-          <w:lang w:val="en-CA"/>
-        </w:rPr>
-        <w:t xml:space="preserve">found that </w:t>
-      </w:r>
-      <w:r>
-        <w:rPr>
-          <w:rFonts w:ascii="Times New Roman" w:hAnsi="Times New Roman" w:cs="Times New Roman"/>
-          <w:lang w:val="en-CA"/>
-        </w:rPr>
-        <w:t>animal</w:t>
-      </w:r>
-      <w:r>
-        <w:rPr>
-          <w:rFonts w:ascii="Times New Roman" w:hAnsi="Times New Roman" w:cs="Times New Roman"/>
-          <w:lang w:val="en-CA"/>
-        </w:rPr>
-        <w:t>-</w:t>
-      </w:r>
-      <w:r>
-        <w:rPr>
-          <w:rFonts w:ascii="Times New Roman" w:hAnsi="Times New Roman" w:cs="Times New Roman"/>
-          <w:lang w:val="en-CA"/>
-        </w:rPr>
-        <w:t xml:space="preserve">derived ammonium </w:t>
-      </w:r>
-      <w:r>
-        <w:rPr>
-          <w:rFonts w:ascii="Times New Roman" w:hAnsi="Times New Roman" w:cs="Times New Roman"/>
-          <w:lang w:val="en-CA"/>
-        </w:rPr>
-        <w:t xml:space="preserve">contributed more </w:t>
-      </w:r>
-      <w:r>
-        <w:rPr>
-          <w:rFonts w:ascii="Times New Roman" w:hAnsi="Times New Roman" w:cs="Times New Roman"/>
-          <w:lang w:val="en-CA"/>
-        </w:rPr>
-        <w:t xml:space="preserve">to </w:t>
-      </w:r>
-      <w:r>
-        <w:rPr>
-          <w:rFonts w:ascii="Times New Roman" w:hAnsi="Times New Roman" w:cs="Times New Roman"/>
-          <w:lang w:val="en-CA"/>
-        </w:rPr>
-        <w:t xml:space="preserve">the </w:t>
-      </w:r>
-      <w:r>
-        <w:rPr>
-          <w:rFonts w:ascii="Times New Roman" w:hAnsi="Times New Roman" w:cs="Times New Roman"/>
-          <w:lang w:val="en-CA"/>
-        </w:rPr>
-        <w:t xml:space="preserve">overall nitrogen budget </w:t>
-      </w:r>
-      <w:r>
-        <w:rPr>
-          <w:rFonts w:ascii="Times New Roman" w:hAnsi="Times New Roman" w:cs="Times New Roman"/>
-          <w:lang w:val="en-CA"/>
-        </w:rPr>
-        <w:t xml:space="preserve">of a temperate </w:t>
-      </w:r>
-      <w:r>
-        <w:rPr>
-          <w:rFonts w:ascii="Times New Roman" w:hAnsi="Times New Roman" w:cs="Times New Roman"/>
-          <w:lang w:val="en-CA"/>
-        </w:rPr>
-        <w:t xml:space="preserve">rocky reef </w:t>
-      </w:r>
-      <w:r>
-        <w:rPr>
-          <w:rFonts w:ascii="Times New Roman" w:hAnsi="Times New Roman" w:cs="Times New Roman"/>
-          <w:lang w:val="en-CA"/>
-        </w:rPr>
-        <w:t>eco</w:t>
-      </w:r>
-      <w:r>
-        <w:rPr>
-          <w:rFonts w:ascii="Times New Roman" w:hAnsi="Times New Roman" w:cs="Times New Roman"/>
-          <w:lang w:val="en-CA"/>
-        </w:rPr>
-        <w:t>system</w:t>
+        <w:t>(Moore et al., 2013)</w:t>
+      </w:r>
+      <w:r>
+        <w:rPr>
+          <w:rFonts w:ascii="Times New Roman" w:hAnsi="Times New Roman" w:cs="Times New Roman"/>
+          <w:lang w:val="en-CA"/>
+        </w:rPr>
+        <w:fldChar w:fldCharType="end"/>
+      </w:r>
+      <w:r>
+        <w:rPr>
+          <w:rFonts w:ascii="Times New Roman" w:hAnsi="Times New Roman" w:cs="Times New Roman"/>
+          <w:lang w:val="en-CA"/>
+        </w:rPr>
+        <w:t xml:space="preserve"> is</w:t>
+      </w:r>
+      <w:r>
+        <w:rPr>
+          <w:rFonts w:ascii="Times New Roman" w:hAnsi="Times New Roman" w:cs="Times New Roman"/>
+          <w:lang w:val="en-CA"/>
+        </w:rPr>
+        <w:t xml:space="preserve"> limited by the availability of </w:t>
+      </w:r>
+      <w:r>
+        <w:rPr>
+          <w:rFonts w:ascii="Times New Roman" w:hAnsi="Times New Roman" w:cs="Times New Roman"/>
+          <w:lang w:val="en-CA"/>
+        </w:rPr>
+        <w:t xml:space="preserve">inorganic </w:t>
+      </w:r>
+      <w:r>
+        <w:rPr>
+          <w:rFonts w:ascii="Times New Roman" w:hAnsi="Times New Roman" w:cs="Times New Roman"/>
+          <w:lang w:val="en-CA"/>
+        </w:rPr>
+        <w:t xml:space="preserve">nitrogen. </w:t>
+      </w:r>
+      <w:r>
+        <w:rPr>
+          <w:rFonts w:ascii="Times New Roman" w:hAnsi="Times New Roman" w:cs="Times New Roman"/>
+          <w:lang w:val="en-CA"/>
+        </w:rPr>
+        <w:t xml:space="preserve">Exogenous nitrogen sources can profoundly affect marine primary productivity </w:t>
+      </w:r>
+      <w:r>
+        <w:rPr>
+          <w:rFonts w:ascii="Times New Roman" w:hAnsi="Times New Roman" w:cs="Times New Roman"/>
+          <w:lang w:val="en-CA"/>
+        </w:rPr>
+        <w:fldChar w:fldCharType="begin"/>
+      </w:r>
+      <w:r>
+        <w:rPr>
+          <w:rFonts w:ascii="Times New Roman" w:hAnsi="Times New Roman" w:cs="Times New Roman"/>
+          <w:lang w:val="en-CA"/>
+        </w:rPr>
+        <w:instrText xml:space="preserve"> ADDIN ZOTERO_ITEM CSL_CITATION {"citationID":"ViLlN7w0","properties":{"formattedCitation":"(Probyn and McQuaid, 1985; Smith et al., 1999)","plainCitation":"(Probyn and McQuaid, 1985; Smith et al., 1999)","noteIndex":0},"citationItems":[{"id":1616,"uris":["http://zotero.org/users/local/idKDtb7T/items/3H5IWUK6"],"itemData":{"id":1616,"type":"article-journal","abstract":"Nitrogen uptake by the kelp Ecklonia maxima Osbeck and phytoplankton was examined under different conditions of nutrient availability in a kelp bed off the Cape of Good Hope by measuring nutrient depletion in large plastic bags by the kelp and 15N uptake by phytoplankton. E. maxima took up nitrate and ammonia, but not urea, and showed only a weak preference for reduced nitrogen. Phytoplankton absorbed all three forms of nitrogen available, with a preference for ammonia and urea. Ambient nitrate concentration exhibited a marked and rapid decrease with northerly winds and an increase in response to offshore southerly winds. Nitrogen uptake by E. maxima was linearly related to ambient concentration and did not saturate even at nitrate concentrations &gt;20μg-at N l-1, resulting in a significantly higher tissue nitrogen content under upwelling conditions. Nitrate imported by upwelling was the chief source of nitrogen utilised within the kelp bed. Locally regenerated nitrogen (ammonia and urea) was calculated to contribute only ca 4% of total nitrogen uptake during upwelling and 30% during the relaxation or downwelling phase.","container-title":"Marine Biology","DOI":"10.1007/BF00397162","ISSN":"1432-1793","issue":"2","journalAbbreviation":"Mar. Biol.","language":"en","page":"149-154","source":"Springer Link","title":"In-situ measurements of nitrogenous nutrient uptake by kelp (Ecklonia maxima) and phytoplankton in a nitrate-rich upwelling environment","volume":"88","author":[{"family":"Probyn","given":"T. A."},{"family":"McQuaid","given":"C. D."}],"issued":{"date-parts":[["1985",8,1]]}}},{"id":1635,"uris":["http://zotero.org/users/local/idKDtb7T/items/RAJGZEVA"],"itemData":{"id":1635,"type":"article-journal","abstract":"In the mid-1800s, the agricultural chemist Justus von Liebig demonstrated strong positive relationships between soil nutrient supplies and the growth yields of terrestrial plants, and it has since been found that freshwater and marine plants are equally responsive to nutrient inputs. Anthropogenic inputs of nutrients to the Earth's surface and atmosphere have increased greatly during the past two centuries. This nutrient enrichment, or eutrophication, can lead to highly undesirable changes in ecosystem structure and function, however. In this paper we briefly review the process, the impacts, and the potential management of cultural eutrophication in freshwater, marine, and terrestrial ecosystems. We present two brief case studies (one freshwater and one marine) demonstrating that nutrient loading restriction is the essential cornerstone of aquatic eutrophication control. In addition, we present results of a preliminary statistical analysis that is consistent with the hypothesis that anthropogenic emissions of oxidized nitrogen could be influencing atmospheric levels of carbon dioxide via nitrogen stimulation of global primary production.","container-title":"Environmental Pollution","DOI":"10.1016/S0269-7491(99)00091-3","ISSN":"0269-7491","issue":"1","journalAbbreviation":"Environmental Pollution","language":"en","page":"179-196","source":"ScienceDirect","title":"Eutrophication: impacts of excess nutrient inputs on freshwater, marine, and terrestrial ecosystems","title-short":"Eutrophication","volume":"100","author":[{"family":"Smith","given":"V. H."},{"family":"Tilman","given":"G. D."},{"family":"Nekola","given":"J. C."}],"issued":{"date-parts":[["1999",1,1]]}}}],"schema":"https://github.com/citation-style-language/schema/raw/master/csl-citation.json"} </w:instrText>
+      </w:r>
+      <w:r>
+        <w:rPr>
+          <w:rFonts w:ascii="Times New Roman" w:hAnsi="Times New Roman" w:cs="Times New Roman"/>
+          <w:lang w:val="en-CA"/>
+        </w:rPr>
+        <w:fldChar w:fldCharType="separate"/>
+      </w:r>
+      <w:r>
+        <w:rPr>
+          <w:rFonts w:ascii="Times New Roman" w:hAnsi="Times New Roman" w:cs="Times New Roman"/>
+          <w:noProof/>
+          <w:lang w:val="en-CA"/>
+        </w:rPr>
+        <w:t>(Probyn and McQuaid, 1985; Smith et al., 1999)</w:t>
+      </w:r>
+      <w:r>
+        <w:rPr>
+          <w:rFonts w:ascii="Times New Roman" w:hAnsi="Times New Roman" w:cs="Times New Roman"/>
+          <w:lang w:val="en-CA"/>
+        </w:rPr>
+        <w:fldChar w:fldCharType="end"/>
+      </w:r>
+      <w:r>
+        <w:rPr>
+          <w:rFonts w:ascii="Times New Roman" w:hAnsi="Times New Roman" w:cs="Times New Roman"/>
+          <w:lang w:val="en-CA"/>
+        </w:rPr>
+        <w:t xml:space="preserve">. Coastal </w:t>
+      </w:r>
+      <w:r>
+        <w:rPr>
+          <w:rFonts w:ascii="Times New Roman" w:hAnsi="Times New Roman" w:cs="Times New Roman"/>
+          <w:lang w:val="en-CA"/>
+        </w:rPr>
+        <w:t xml:space="preserve">upwelling </w:t>
+      </w:r>
+      <w:r>
+        <w:rPr>
+          <w:rFonts w:ascii="Times New Roman" w:hAnsi="Times New Roman" w:cs="Times New Roman"/>
+          <w:bCs/>
+          <w:lang w:val="en-CA"/>
+        </w:rPr>
+        <w:t xml:space="preserve">– </w:t>
+      </w:r>
+      <w:r>
+        <w:rPr>
+          <w:rFonts w:ascii="Times New Roman" w:hAnsi="Times New Roman" w:cs="Times New Roman"/>
+          <w:bCs/>
+          <w:lang w:val="en-CA"/>
+        </w:rPr>
+        <w:t>the delivery of deep nutrient-rich waters via offshore winds</w:t>
+      </w:r>
+      <w:r>
+        <w:rPr>
+          <w:rFonts w:ascii="Times New Roman" w:hAnsi="Times New Roman" w:cs="Times New Roman"/>
+          <w:bCs/>
+          <w:lang w:val="en-CA"/>
+        </w:rPr>
+        <w:t>–</w:t>
+      </w:r>
+      <w:r>
+        <w:rPr>
+          <w:rFonts w:ascii="Times New Roman" w:hAnsi="Times New Roman" w:cs="Times New Roman"/>
+          <w:lang w:val="en-CA"/>
+        </w:rPr>
+        <w:t xml:space="preserve"> can be an important source</w:t>
+      </w:r>
+      <w:r>
+        <w:rPr>
+          <w:rFonts w:ascii="Times New Roman" w:hAnsi="Times New Roman" w:cs="Times New Roman"/>
+          <w:lang w:val="en-CA"/>
+        </w:rPr>
+        <w:t xml:space="preserve"> of nitrogen that drives the productivity of temperate marine </w:t>
+      </w:r>
+      <w:r>
+        <w:rPr>
+          <w:rFonts w:ascii="Times New Roman" w:hAnsi="Times New Roman" w:cs="Times New Roman"/>
+          <w:lang w:val="en-CA"/>
+        </w:rPr>
+        <w:fldChar w:fldCharType="begin"/>
+      </w:r>
+      <w:r>
+        <w:rPr>
+          <w:rFonts w:ascii="Times New Roman" w:hAnsi="Times New Roman" w:cs="Times New Roman"/>
+          <w:lang w:val="en-CA"/>
+        </w:rPr>
+        <w:instrText xml:space="preserve"> ADDIN ZOTERO_ITEM CSL_CITATION {"citationID":"DxX785ym","properties":{"formattedCitation":"(McPhee-Shaw et al., 2007)","plainCitation":"(McPhee-Shaw et al., 2007)","noteIndex":0},"citationItems":[{"id":1639,"uris":["http://zotero.org/users/local/idKDtb7T/items/J5CANTR3"],"itemData":{"id":1639,"type":"article-journal","abstract":"Oceanic sources of nutrients to the kelp forests of the Santa Barbara Channel were diagnosed using time series from three moorings in 12- to 17-m water depth. An in situ nitrate autoanalyzer on the moorings provided the first high-resolution time series of nitrate + nitrite (dissolved inorganic nitrogen, DIN) concentrations for this environment. Measurements between February 2001 and May 2003 show that the major mechanisms that supply DIN to the inner shelf of the Santa Barbara Channel are upwelling, diurnal internal motions, and storm runoff. These supply mechanisms vary in importance seasonally. Upwelling dominates increases of inner-shelf DIN concentration between March and May and accounts for more than half of the annual advective DIN transport to shelf reefs. In summer, baroclinic motions akin to internal waves are an important source of DIN because they occur when surface nutrient concentrations are depleted and other supply mechanisms are inactive. Brief episodes of upwelling become important in late autumn and early winter. DIN inputs from storm runoff, detected as salinity dilution at the moorings and estimated from measurements of stream discharge and nutrient concentration, are significant during winter runoff events.","container-title":"Limnology and Oceanography","DOI":"10.4319/lo.2007.52.5.1748","ISSN":"1939-5590","issue":"5","language":"en","license":"© 2007, by the Association for the Sciences of Limnology and Oceanography, Inc.","note":"_eprint: https://onlinelibrary.wiley.com/doi/pdf/10.4319/lo.2007.52.5.1748","page":"1748-1766","source":"Wiley Online Library","title":"Mechanisms for nutrient delivery to the inner shelf: Observations from the Santa Barbara Channel","title-short":"Mechanisms for nutrient delivery to the inner shelf","volume":"52","author":[{"family":"McPhee-Shaw","given":"Erika E."},{"family":"Siegel","given":"David A."},{"family":"Washburn","given":"Libe"},{"family":"Brzezinski","given":"Mark A."},{"family":"Jones","given":"Janice L."},{"family":"Leydecker","given":"Al"},{"family":"Melack","given":"John"}],"issued":{"date-parts":[["2007"]]}}}],"schema":"https://github.com/citation-style-language/schema/raw/master/csl-citation.json"} </w:instrText>
+      </w:r>
+      <w:r>
+        <w:rPr>
+          <w:rFonts w:ascii="Times New Roman" w:hAnsi="Times New Roman" w:cs="Times New Roman"/>
+          <w:lang w:val="en-CA"/>
+        </w:rPr>
+        <w:fldChar w:fldCharType="separate"/>
+      </w:r>
+      <w:r>
+        <w:rPr>
+          <w:rFonts w:ascii="Times New Roman" w:hAnsi="Times New Roman" w:cs="Times New Roman"/>
+          <w:noProof/>
+          <w:lang w:val="en-CA"/>
+        </w:rPr>
+        <w:t>(McPhee-Shaw et al., 2007)</w:t>
+      </w:r>
+      <w:r>
+        <w:rPr>
+          <w:rFonts w:ascii="Times New Roman" w:hAnsi="Times New Roman" w:cs="Times New Roman"/>
+          <w:lang w:val="en-CA"/>
+        </w:rPr>
+        <w:fldChar w:fldCharType="end"/>
+      </w:r>
+      <w:r>
+        <w:rPr>
+          <w:rFonts w:ascii="Times New Roman" w:hAnsi="Times New Roman" w:cs="Times New Roman"/>
+          <w:lang w:val="en-CA"/>
+        </w:rPr>
+        <w:t>. Two</w:t>
+      </w:r>
+      <w:r>
+        <w:rPr>
+          <w:rFonts w:ascii="Times New Roman" w:hAnsi="Times New Roman" w:cs="Times New Roman"/>
+          <w:lang w:val="en-CA"/>
+        </w:rPr>
+        <w:t xml:space="preserve"> external</w:t>
+      </w:r>
+      <w:r>
+        <w:rPr>
+          <w:rFonts w:ascii="Times New Roman" w:hAnsi="Times New Roman" w:cs="Times New Roman"/>
+          <w:lang w:val="en-CA"/>
+        </w:rPr>
+        <w:t xml:space="preserve"> terrestrial sources – natural weathering of rocks and agricultural run-off – </w:t>
+      </w:r>
+      <w:r>
+        <w:rPr>
+          <w:rFonts w:ascii="Times New Roman" w:hAnsi="Times New Roman" w:cs="Times New Roman"/>
+          <w:lang w:val="en-CA"/>
+        </w:rPr>
+        <w:t>also supply nutrients to nearshore marine ecosystems (CITE)</w:t>
+      </w:r>
+      <w:r>
+        <w:rPr>
+          <w:rFonts w:ascii="Times New Roman" w:hAnsi="Times New Roman" w:cs="Times New Roman"/>
+          <w:lang w:val="en-CA"/>
+        </w:rPr>
+        <w:t>.</w:t>
+      </w:r>
+      <w:r>
+        <w:rPr>
+          <w:rFonts w:ascii="Times New Roman" w:hAnsi="Times New Roman" w:cs="Times New Roman"/>
+          <w:lang w:val="en-CA"/>
+        </w:rPr>
+        <w:t xml:space="preserve"> However, upwelling, terrestrial input, and agricultural run-off supply nitrogen in </w:t>
+      </w:r>
+      <w:r>
+        <w:rPr>
+          <w:rFonts w:ascii="Times New Roman" w:hAnsi="Times New Roman" w:cs="Times New Roman"/>
+          <w:lang w:val="en-CA"/>
+        </w:rPr>
+        <w:t>the</w:t>
+      </w:r>
+      <w:r>
+        <w:rPr>
+          <w:rFonts w:ascii="Times New Roman" w:hAnsi="Times New Roman" w:cs="Times New Roman"/>
+          <w:lang w:val="en-CA"/>
+        </w:rPr>
+        <w:t xml:space="preserve"> form </w:t>
+      </w:r>
+      <w:r>
+        <w:rPr>
+          <w:rFonts w:ascii="Times New Roman" w:hAnsi="Times New Roman" w:cs="Times New Roman"/>
+          <w:lang w:val="en-CA"/>
+        </w:rPr>
+        <w:t xml:space="preserve">of nitrates </w:t>
+      </w:r>
+      <w:r>
+        <w:rPr>
+          <w:rFonts w:ascii="Times New Roman" w:hAnsi="Times New Roman" w:cs="Times New Roman"/>
+          <w:lang w:val="en-CA"/>
+        </w:rPr>
+        <w:t>which requires metabolic conversion by plants and algae before use</w:t>
       </w:r>
       <w:r>
         <w:rPr>
@@ -1745,15 +2386,50 @@
           <w:rFonts w:ascii="Times New Roman" w:hAnsi="Times New Roman" w:cs="Times New Roman"/>
           <w:lang w:val="en-CA"/>
         </w:rPr>
-        <w:t xml:space="preserve">than nitrates from </w:t>
+        <w:fldChar w:fldCharType="begin"/>
+      </w:r>
+      <w:r>
+        <w:rPr>
+          <w:rFonts w:ascii="Times New Roman" w:hAnsi="Times New Roman" w:cs="Times New Roman"/>
+          <w:lang w:val="en-CA"/>
+        </w:rPr>
+        <w:instrText xml:space="preserve"> ADDIN ZOTERO_ITEM CSL_CITATION {"citationID":"cz0oNrUV","properties":{"formattedCitation":"(Probyn and McQuaid, 1985; Smith et al., 1999)","plainCitation":"(Probyn and McQuaid, 1985; Smith et al., 1999)","noteIndex":0},"citationItems":[{"id":1616,"uris":["http://zotero.org/users/local/idKDtb7T/items/3H5IWUK6"],"itemData":{"id":1616,"type":"article-journal","abstract":"Nitrogen uptake by the kelp Ecklonia maxima Osbeck and phytoplankton was examined under different conditions of nutrient availability in a kelp bed off the Cape of Good Hope by measuring nutrient depletion in large plastic bags by the kelp and 15N uptake by phytoplankton. E. maxima took up nitrate and ammonia, but not urea, and showed only a weak preference for reduced nitrogen. Phytoplankton absorbed all three forms of nitrogen available, with a preference for ammonia and urea. Ambient nitrate concentration exhibited a marked and rapid decrease with northerly winds and an increase in response to offshore southerly winds. Nitrogen uptake by E. maxima was linearly related to ambient concentration and did not saturate even at nitrate concentrations &gt;20μg-at N l-1, resulting in a significantly higher tissue nitrogen content under upwelling conditions. Nitrate imported by upwelling was the chief source of nitrogen utilised within the kelp bed. Locally regenerated nitrogen (ammonia and urea) was calculated to contribute only ca 4% of total nitrogen uptake during upwelling and 30% during the relaxation or downwelling phase.","container-title":"Marine Biology","DOI":"10.1007/BF00397162","ISSN":"1432-1793","issue":"2","journalAbbreviation":"Mar. Biol.","language":"en","page":"149-154","source":"Springer Link","title":"In-situ measurements of nitrogenous nutrient uptake by kelp (Ecklonia maxima) and phytoplankton in a nitrate-rich upwelling environment","volume":"88","author":[{"family":"Probyn","given":"T. A."},{"family":"McQuaid","given":"C. D."}],"issued":{"date-parts":[["1985",8,1]]}}},{"id":1635,"uris":["http://zotero.org/users/local/idKDtb7T/items/RAJGZEVA"],"itemData":{"id":1635,"type":"article-journal","abstract":"In the mid-1800s, the agricultural chemist Justus von Liebig demonstrated strong positive relationships between soil nutrient supplies and the growth yields of terrestrial plants, and it has since been found that freshwater and marine plants are equally responsive to nutrient inputs. Anthropogenic inputs of nutrients to the Earth's surface and atmosphere have increased greatly during the past two centuries. This nutrient enrichment, or eutrophication, can lead to highly undesirable changes in ecosystem structure and function, however. In this paper we briefly review the process, the impacts, and the potential management of cultural eutrophication in freshwater, marine, and terrestrial ecosystems. We present two brief case studies (one freshwater and one marine) demonstrating that nutrient loading restriction is the essential cornerstone of aquatic eutrophication control. In addition, we present results of a preliminary statistical analysis that is consistent with the hypothesis that anthropogenic emissions of oxidized nitrogen could be influencing atmospheric levels of carbon dioxide via nitrogen stimulation of global primary production.","container-title":"Environmental Pollution","DOI":"10.1016/S0269-7491(99)00091-3","ISSN":"0269-7491","issue":"1","journalAbbreviation":"Environmental Pollution","language":"en","page":"179-196","source":"ScienceDirect","title":"Eutrophication: impacts of excess nutrient inputs on freshwater, marine, and terrestrial ecosystems","title-short":"Eutrophication","volume":"100","author":[{"family":"Smith","given":"V. H."},{"family":"Tilman","given":"G. D."},{"family":"Nekola","given":"J. C."}],"issued":{"date-parts":[["1999",1,1]]}}}],"schema":"https://github.com/citation-style-language/schema/raw/master/csl-citation.json"} </w:instrText>
+      </w:r>
+      <w:r>
+        <w:rPr>
+          <w:rFonts w:ascii="Times New Roman" w:hAnsi="Times New Roman" w:cs="Times New Roman"/>
+          <w:lang w:val="en-CA"/>
+        </w:rPr>
+        <w:fldChar w:fldCharType="separate"/>
+      </w:r>
+      <w:r>
+        <w:rPr>
+          <w:rFonts w:ascii="Times New Roman" w:hAnsi="Times New Roman" w:cs="Times New Roman"/>
+        </w:rPr>
+        <w:t>(Probyn and McQuaid, 1985; Smith et al., 1999)</w:t>
+      </w:r>
+      <w:r>
+        <w:rPr>
+          <w:rFonts w:ascii="Times New Roman" w:hAnsi="Times New Roman" w:cs="Times New Roman"/>
+          <w:lang w:val="en-CA"/>
+        </w:rPr>
+        <w:fldChar w:fldCharType="end"/>
+      </w:r>
+      <w:r>
+        <w:rPr>
+          <w:rFonts w:ascii="Times New Roman" w:hAnsi="Times New Roman" w:cs="Times New Roman"/>
+          <w:lang w:val="en-CA"/>
+        </w:rPr>
+        <w:t xml:space="preserve">. </w:t>
       </w:r>
       <w:commentRangeStart w:id="2"/>
       <w:r>
         <w:rPr>
           <w:rFonts w:ascii="Times New Roman" w:hAnsi="Times New Roman" w:cs="Times New Roman"/>
-          <w:lang w:val="en-CA"/>
-        </w:rPr>
-        <w:t>upwelling</w:t>
+          <w:color w:val="000000"/>
+          <w:lang w:val="en-CA"/>
+        </w:rPr>
+        <w:t xml:space="preserve">Some </w:t>
       </w:r>
       <w:commentRangeEnd w:id="2"/>
       <w:r>
@@ -1765,6 +2441,139 @@
       <w:r>
         <w:rPr>
           <w:rFonts w:ascii="Times New Roman" w:hAnsi="Times New Roman" w:cs="Times New Roman"/>
+          <w:color w:val="000000"/>
+          <w:lang w:val="en-CA"/>
+        </w:rPr>
+        <w:t>animals</w:t>
+      </w:r>
+      <w:r>
+        <w:rPr>
+          <w:rFonts w:ascii="Times New Roman" w:hAnsi="Times New Roman" w:cs="Times New Roman"/>
+          <w:color w:val="000000"/>
+          <w:lang w:val="en-CA"/>
+        </w:rPr>
+        <w:t xml:space="preserve">, such as fish and invertebrates, also </w:t>
+      </w:r>
+      <w:r>
+        <w:rPr>
+          <w:rFonts w:ascii="Times New Roman" w:hAnsi="Times New Roman" w:cs="Times New Roman"/>
+          <w:color w:val="000000"/>
+          <w:lang w:val="en-CA"/>
+        </w:rPr>
+        <w:t xml:space="preserve">contribute </w:t>
+      </w:r>
+      <w:r>
+        <w:rPr>
+          <w:rFonts w:ascii="Times New Roman" w:hAnsi="Times New Roman" w:cs="Times New Roman"/>
+          <w:color w:val="000000"/>
+          <w:lang w:val="en-CA"/>
+        </w:rPr>
+        <w:t xml:space="preserve">nitrogen (e.g. via excretion) </w:t>
+      </w:r>
+      <w:r>
+        <w:rPr>
+          <w:rFonts w:ascii="Times New Roman" w:hAnsi="Times New Roman" w:cs="Times New Roman"/>
+          <w:color w:val="000000"/>
+          <w:lang w:val="en-CA"/>
+        </w:rPr>
+        <w:t>in the form of ammonium</w:t>
+      </w:r>
+      <w:r>
+        <w:rPr>
+          <w:rFonts w:ascii="Times New Roman" w:hAnsi="Times New Roman" w:cs="Times New Roman"/>
+          <w:color w:val="000000"/>
+          <w:lang w:val="en-CA"/>
+        </w:rPr>
+        <w:t xml:space="preserve"> (NH</w:t>
+      </w:r>
+      <w:r>
+        <w:rPr>
+          <w:rFonts w:ascii="Times New Roman" w:hAnsi="Times New Roman" w:cs="Times New Roman"/>
+          <w:color w:val="000000"/>
+          <w:vertAlign w:val="subscript"/>
+          <w:lang w:val="en-CA"/>
+        </w:rPr>
+        <w:t>4</w:t>
+      </w:r>
+      <w:r>
+        <w:rPr>
+          <w:rFonts w:ascii="Times New Roman" w:hAnsi="Times New Roman" w:cs="Times New Roman"/>
+          <w:color w:val="000000"/>
+          <w:vertAlign w:val="superscript"/>
+          <w:lang w:val="en-CA"/>
+        </w:rPr>
+        <w:t>+</w:t>
+      </w:r>
+      <w:r>
+        <w:rPr>
+          <w:rFonts w:ascii="Times New Roman" w:hAnsi="Times New Roman" w:cs="Times New Roman"/>
+          <w:color w:val="000000"/>
+          <w:lang w:val="en-CA"/>
+        </w:rPr>
+        <w:t>)</w:t>
+      </w:r>
+      <w:r>
+        <w:rPr>
+          <w:rFonts w:ascii="Times New Roman" w:hAnsi="Times New Roman" w:cs="Times New Roman"/>
+          <w:color w:val="000000"/>
+          <w:lang w:val="en-CA"/>
+        </w:rPr>
+        <w:t>, which is available for direct uptake</w:t>
+      </w:r>
+      <w:r>
+        <w:rPr>
+          <w:rFonts w:ascii="Times New Roman" w:hAnsi="Times New Roman" w:cs="Times New Roman"/>
+          <w:color w:val="000000"/>
+          <w:lang w:val="en-CA"/>
+        </w:rPr>
+        <w:t xml:space="preserve"> and is thus preferred</w:t>
+      </w:r>
+      <w:r>
+        <w:rPr>
+          <w:rFonts w:ascii="Times New Roman" w:hAnsi="Times New Roman" w:cs="Times New Roman"/>
+          <w:color w:val="000000"/>
+          <w:lang w:val="en-CA"/>
+        </w:rPr>
+        <w:t xml:space="preserve"> </w:t>
+      </w:r>
+      <w:r>
+        <w:rPr>
+          <w:rFonts w:ascii="Times New Roman" w:hAnsi="Times New Roman" w:cs="Times New Roman"/>
+          <w:lang w:val="en-CA"/>
+        </w:rPr>
+        <w:fldChar w:fldCharType="begin"/>
+      </w:r>
+      <w:r>
+        <w:rPr>
+          <w:rFonts w:ascii="Times New Roman" w:hAnsi="Times New Roman" w:cs="Times New Roman"/>
+          <w:lang w:val="en-CA"/>
+        </w:rPr>
+        <w:instrText xml:space="preserve"> ADDIN ZOTERO_ITEM CSL_CITATION {"citationID":"D7bTcm6Z","properties":{"formattedCitation":"(Phillips and Hurd, 2004)","plainCitation":"(Phillips and Hurd, 2004)","noteIndex":0},"citationItems":[{"id":1613,"uris":["http://zotero.org/users/local/idKDtb7T/items/VEZZGSKC"],"itemData":{"id":1613,"type":"article-journal","abstract":"The competitive ability for N uptake by four intertidal seaweeds, Stictosiphonia arbuscula (Harvey) King et Puttock, Apophlaea lyallii Hook. f. et Harvey, Scytothamnus australis Hook. f. et Harvey, and Xiphophora gladiata (Labillardière) Montagne ex Harvey, from New Zealand is described by the uptake kinetics for NO3−, NH4+, and urea. This is the first study to report uptake kinetics for N uptake by a range of southern hemisphere intertidal seaweeds in relation to season and zonation. Species growing at the highest shore positions had higher NO3− and urea uptake at both high and low concentrations and had unsaturable NH4+ uptake in both summer and winter. Although there was evidence of some feedback inhibition of Vmax for NO3− uptake by Stictosiphonia arbuscula growing at the lower vertical limits of its range, rates were high compared with species growing lower on the shore. Our results highlight the superior competitive ability for N uptake of certain high intertidal seaweeds, and consistent with our previous findings we can conclude that intertidal seaweeds in southeast New Zealand are adapted to maximizing N acquisition in a potentially N-limiting environment.","container-title":"Journal of Phycology","DOI":"10.1111/j.1529-8817.2004.03157.x","ISSN":"1529-8817","issue":"3","language":"en","note":"_eprint: https://onlinelibrary.wiley.com/doi/pdf/10.1111/j.1529-8817.2004.03157.x","page":"534-545","source":"Wiley Online Library","title":"Kinetics of nitrate, ammonium, and urea uptake by four intertidal seaweeds from New Zealand","volume":"40","author":[{"family":"Phillips","given":"Julia C."},{"family":"Hurd","given":"Catriona L."}],"issued":{"date-parts":[["2004"]]}}}],"schema":"https://github.com/citation-style-language/schema/raw/master/csl-citation.json"} </w:instrText>
+      </w:r>
+      <w:r>
+        <w:rPr>
+          <w:rFonts w:ascii="Times New Roman" w:hAnsi="Times New Roman" w:cs="Times New Roman"/>
+          <w:lang w:val="en-CA"/>
+        </w:rPr>
+        <w:fldChar w:fldCharType="separate"/>
+      </w:r>
+      <w:r>
+        <w:rPr>
+          <w:rFonts w:ascii="Times New Roman" w:hAnsi="Times New Roman" w:cs="Times New Roman"/>
+        </w:rPr>
+        <w:t>(Phillips and Hurd, 2004)</w:t>
+      </w:r>
+      <w:r>
+        <w:rPr>
+          <w:rFonts w:ascii="Times New Roman" w:hAnsi="Times New Roman" w:cs="Times New Roman"/>
+          <w:lang w:val="en-CA"/>
+        </w:rPr>
+        <w:fldChar w:fldCharType="end"/>
+      </w:r>
+      <w:r>
+        <w:rPr>
+          <w:rFonts w:ascii="Times New Roman" w:hAnsi="Times New Roman" w:cs="Times New Roman"/>
+          <w:color w:val="000000"/>
           <w:lang w:val="en-CA"/>
         </w:rPr>
         <w:t>.</w:t>
@@ -1772,6 +2581,7 @@
       <w:r>
         <w:rPr>
           <w:rFonts w:ascii="Times New Roman" w:hAnsi="Times New Roman" w:cs="Times New Roman"/>
+          <w:color w:val="000000"/>
           <w:lang w:val="en-CA"/>
         </w:rPr>
         <w:t xml:space="preserve"> </w:t>
@@ -1779,113 +2589,87 @@
       <w:r>
         <w:rPr>
           <w:rFonts w:ascii="Times New Roman" w:hAnsi="Times New Roman" w:cs="Times New Roman"/>
-          <w:lang w:val="en-CA"/>
-        </w:rPr>
-        <w:t>Tidepool example</w:t>
-      </w:r>
-      <w:r>
-        <w:rPr>
-          <w:rFonts w:ascii="Times New Roman" w:hAnsi="Times New Roman" w:cs="Times New Roman"/>
-          <w:lang w:val="en-CA"/>
-        </w:rPr>
-        <w:t>.</w:t>
-      </w:r>
-      <w:r>
-        <w:rPr>
-          <w:rFonts w:ascii="Times New Roman" w:hAnsi="Times New Roman" w:cs="Times New Roman"/>
-          <w:lang w:val="en-CA"/>
-        </w:rPr>
-        <w:t xml:space="preserve"> Kelp timing of nitrates vs ammonium example. Some forms of nitrogen are more preferred as well. </w:t>
-      </w:r>
-      <w:commentRangeStart w:id="3"/>
-      <w:r>
-        <w:rPr>
-          <w:rFonts w:ascii="Times New Roman" w:hAnsi="Times New Roman" w:cs="Times New Roman"/>
-          <w:lang w:val="en-CA"/>
-        </w:rPr>
-        <w:t>Via</w:t>
-      </w:r>
-      <w:commentRangeEnd w:id="3"/>
-      <w:r>
-        <w:rPr>
-          <w:rStyle w:val="CommentReference"/>
-        </w:rPr>
-        <w:commentReference w:id="3"/>
-      </w:r>
-      <w:r>
-        <w:rPr>
-          <w:rFonts w:ascii="Times New Roman" w:hAnsi="Times New Roman" w:cs="Times New Roman"/>
-          <w:lang w:val="en-CA"/>
-        </w:rPr>
-        <w:t xml:space="preserve"> their metabolic processes, animals such as fish and invertebrates </w:t>
-      </w:r>
-      <w:r>
-        <w:rPr>
-          <w:rFonts w:ascii="Times New Roman" w:hAnsi="Times New Roman" w:cs="Times New Roman"/>
-          <w:lang w:val="en-CA"/>
-        </w:rPr>
-        <w:t xml:space="preserve">contribute </w:t>
-      </w:r>
-      <w:r>
-        <w:rPr>
-          <w:rFonts w:ascii="Times New Roman" w:hAnsi="Times New Roman" w:cs="Times New Roman"/>
-          <w:lang w:val="en-CA"/>
-        </w:rPr>
-        <w:t>nitrogen</w:t>
-      </w:r>
-      <w:r>
-        <w:rPr>
-          <w:rFonts w:ascii="Times New Roman" w:hAnsi="Times New Roman" w:cs="Times New Roman"/>
-          <w:lang w:val="en-CA"/>
-        </w:rPr>
-        <w:t xml:space="preserve"> in the form of ammonium</w:t>
-      </w:r>
-      <w:r>
-        <w:rPr>
-          <w:rFonts w:ascii="Times New Roman" w:hAnsi="Times New Roman" w:cs="Times New Roman"/>
-          <w:lang w:val="en-CA"/>
-        </w:rPr>
-        <w:t>;</w:t>
-      </w:r>
-      <w:r>
-        <w:rPr>
-          <w:rFonts w:ascii="Times New Roman" w:hAnsi="Times New Roman" w:cs="Times New Roman"/>
-          <w:lang w:val="en-CA" w:eastAsia="zh-TW"/>
-        </w:rPr>
-        <w:t xml:space="preserve"> which </w:t>
-      </w:r>
-      <w:r>
-        <w:rPr>
-          <w:rFonts w:ascii="Times New Roman" w:hAnsi="Times New Roman" w:cs="Times New Roman"/>
-          <w:lang w:val="en-CA"/>
-        </w:rPr>
-        <w:t>is available for direct uptake</w:t>
-      </w:r>
-      <w:r>
-        <w:rPr>
-          <w:rFonts w:ascii="Times New Roman" w:hAnsi="Times New Roman" w:cs="Times New Roman"/>
+          <w:color w:val="000000"/>
+          <w:lang w:val="en-CA"/>
+        </w:rPr>
+        <w:t xml:space="preserve">Therefore, </w:t>
+      </w:r>
+      <w:r>
+        <w:rPr>
+          <w:rFonts w:ascii="Times New Roman" w:hAnsi="Times New Roman" w:cs="Times New Roman"/>
+          <w:color w:val="000000"/>
+          <w:lang w:val="en-CA"/>
+        </w:rPr>
+        <w:t>excretion</w:t>
+      </w:r>
+      <w:r>
+        <w:rPr>
+          <w:rFonts w:ascii="Times New Roman" w:hAnsi="Times New Roman" w:cs="Times New Roman"/>
+          <w:color w:val="000000"/>
+          <w:lang w:val="en-CA"/>
+        </w:rPr>
+        <w:t xml:space="preserve"> by marine animals represent</w:t>
+      </w:r>
+      <w:r>
+        <w:rPr>
+          <w:rFonts w:ascii="Times New Roman" w:hAnsi="Times New Roman" w:cs="Times New Roman"/>
+          <w:color w:val="000000"/>
+          <w:lang w:val="en-CA"/>
+        </w:rPr>
+        <w:t>s</w:t>
+      </w:r>
+      <w:r>
+        <w:rPr>
+          <w:rFonts w:ascii="Times New Roman" w:hAnsi="Times New Roman" w:cs="Times New Roman"/>
+          <w:color w:val="000000"/>
+          <w:lang w:val="en-CA"/>
+        </w:rPr>
+        <w:t xml:space="preserve"> an important </w:t>
+      </w:r>
+      <w:r>
+        <w:rPr>
+          <w:rFonts w:ascii="Times New Roman" w:hAnsi="Times New Roman" w:cs="Times New Roman"/>
+          <w:color w:val="000000"/>
+          <w:lang w:val="en-CA"/>
+        </w:rPr>
+        <w:t xml:space="preserve">internal </w:t>
+      </w:r>
+      <w:r>
+        <w:rPr>
+          <w:rFonts w:ascii="Times New Roman" w:hAnsi="Times New Roman" w:cs="Times New Roman"/>
+          <w:color w:val="000000"/>
+          <w:lang w:val="en-CA"/>
+        </w:rPr>
+        <w:t xml:space="preserve">source of </w:t>
+      </w:r>
+      <w:r>
+        <w:rPr>
+          <w:rFonts w:ascii="Times New Roman" w:hAnsi="Times New Roman" w:cs="Times New Roman"/>
+          <w:color w:val="000000"/>
+          <w:lang w:val="en-CA"/>
+        </w:rPr>
+        <w:t>nutrients</w:t>
+      </w:r>
+      <w:r>
+        <w:rPr>
+          <w:rFonts w:ascii="Times New Roman" w:hAnsi="Times New Roman" w:cs="Times New Roman"/>
+          <w:color w:val="000000"/>
           <w:lang w:val="en-CA"/>
         </w:rPr>
         <w:t xml:space="preserve"> </w:t>
       </w:r>
       <w:r>
         <w:rPr>
-          <w:rFonts w:ascii="Times New Roman" w:hAnsi="Times New Roman" w:cs="Times New Roman" w:hint="eastAsia"/>
-          <w:lang w:val="en-CA" w:eastAsia="zh-TW"/>
-        </w:rPr>
-        <w:t>by</w:t>
-      </w:r>
-      <w:r>
-        <w:rPr>
-          <w:rFonts w:ascii="Times New Roman" w:hAnsi="Times New Roman" w:cs="Times New Roman"/>
-          <w:lang w:val="en-CA"/>
-        </w:rPr>
-        <w:t xml:space="preserve"> primary producers </w:t>
-      </w:r>
-      <w:commentRangeStart w:id="4"/>
-      <w:r>
-        <w:rPr>
-          <w:rFonts w:ascii="Times New Roman" w:hAnsi="Times New Roman" w:cs="Times New Roman"/>
+          <w:rFonts w:ascii="Times New Roman" w:hAnsi="Times New Roman" w:cs="Times New Roman"/>
+          <w:color w:val="000000"/>
+          <w:lang w:val="en-CA"/>
+        </w:rPr>
+        <w:t xml:space="preserve">in marine ecosystems </w:t>
+      </w:r>
+      <w:r>
+        <w:rPr>
+          <w:rFonts w:ascii="Times New Roman" w:hAnsi="Times New Roman" w:cs="Times New Roman"/>
+          <w:color w:val="000000"/>
           <w:lang w:val="en-CA"/>
         </w:rPr>
         <w:fldChar w:fldCharType="begin"/>
@@ -1893,13 +2677,15 @@
       <w:r>
         <w:rPr>
           <w:rFonts w:ascii="Times New Roman" w:hAnsi="Times New Roman" w:cs="Times New Roman"/>
-          <w:lang w:val="en-CA"/>
-        </w:rPr>
-        <w:instrText xml:space="preserve"> ADDIN ZOTERO_ITEM CSL_CITATION {"citationID":"D7bTcm6Z","properties":{"formattedCitation":"(Phillips and Hurd, 2004)","plainCitation":"(Phillips and Hurd, 2004)","noteIndex":0},"citationItems":[{"id":1613,"uris":["http://zotero.org/users/local/idKDtb7T/items/VEZZGSKC"],"uri":["http://zotero.org/users/local/idKDtb7T/items/VEZZGSKC"],"itemData":{"id":1613,"type":"article-journal","abstract":"The competitive ability for N uptake by four intertidal seaweeds, Stictosiphonia arbuscula (Harvey) King et Puttock, Apophlaea lyallii Hook. f. et Harvey, Scytothamnus australis Hook. f. et Harvey, and Xiphophora gladiata (Labillardière) Montagne ex Harvey, from New Zealand is described by the uptake kinetics for NO3−, NH4+, and urea. This is the first study to report uptake kinetics for N uptake by a range of southern hemisphere intertidal seaweeds in relation to season and zonation. Species growing at the highest shore positions had higher NO3− and urea uptake at both high and low concentrations and had unsaturable NH4+ uptake in both summer and winter. Although there was evidence of some feedback inhibition of Vmax for NO3− uptake by Stictosiphonia arbuscula growing at the lower vertical limits of its range, rates were high compared with species growing lower on the shore. Our results highlight the superior competitive ability for N uptake of certain high intertidal seaweeds, and consistent with our previous findings we can conclude that intertidal seaweeds in southeast New Zealand are adapted to maximizing N acquisition in a potentially N-limiting environment.","container-title":"Journal of Phycology","DOI":"10.1111/j.1529-8817.2004.03157.x","ISSN":"1529-8817","issue":"3","language":"en","note":"_eprint: https://onlinelibrary.wiley.com/doi/pdf/10.1111/j.1529-8817.2004.03157.x","page":"534-545","source":"Wiley Online Library","title":"Kinetics of Nitrate, Ammonium, and Urea Uptake by Four Intertidal Seaweeds from New Zealand1","volume":"40","author":[{"family":"Phillips","given":"Julia C."},{"family":"Hurd","given":"Catriona L."}],"issued":{"date-parts":[["2004"]]}}}],"schema":"https://github.com/citation-style-language/schema/raw/master/csl-citation.json"} </w:instrText>
-      </w:r>
-      <w:r>
-        <w:rPr>
-          <w:rFonts w:ascii="Times New Roman" w:hAnsi="Times New Roman" w:cs="Times New Roman"/>
+          <w:color w:val="000000"/>
+          <w:lang w:val="en-CA"/>
+        </w:rPr>
+        <w:instrText xml:space="preserve"> ADDIN ZOTERO_ITEM CSL_CITATION {"citationID":"VpB6pgCb","properties":{"formattedCitation":"(Allgeier et al., 2017)","plainCitation":"(Allgeier et al., 2017)","noteIndex":0},"citationItems":[{"id":1353,"uris":["http://zotero.org/users/local/idKDtb7T/items/MX8X9VD8"],"itemData":{"id":1353,"type":"article-journal","abstract":"Humans have drastically altered the abundance of animals in marine ecosystems via exploitation. Reduced abundance can destabilize food webs, leading to cascading indirect effects that dramatically reorganize community structure and shift ecosystem function. However, the additional implications of these top-down changes for biogeochemical cycles via consumer-mediated nutrient dynamics (CND) are often overlooked in marine systems, particularly in coastal areas. Here, we review research that underscores the importance of this bottom-up control at local, regional, and global scales in coastal marine ecosystems, and the potential implications of anthropogenic change to fundamentally alter these processes. We focus attention on the two primary ways consumers affect nutrient dynamics, with emphasis on implications for the nutrient capacity of ecosystems: (1) the storage and retention of nutrients in biomass, and (2) the supply of nutrients via excretion and egestion. Nutrient storage in consumer biomass may be especially important in many marine ecosystems because consumers, as opposed to producers, often dominate organismal biomass. As for nutrient supply, we emphasize how consumers enhance primary production through both press and pulse dynamics. Looking forward, we explore the importance of CDN for improving theory (e.g., ecological stoichiometry, metabolic theory, and biodiversity–ecosystem function relationships), all in the context of global environmental change. Increasing research focus on CND will likely transform our perspectives on how consumers affect the functioning of marine ecosystems.","container-title":"Global Change Biology","DOI":"10.1111/gcb.13625","ISSN":"1365-2486","issue":"6","language":"en","note":"_eprint: https://onlinelibrary.wiley.com/doi/pdf/10.1111/gcb.13625","page":"2166-2178","source":"Wiley Online Library","title":"Animal pee in the sea: consumer-mediated nutrient dynamics in the world's changing oceans","title-short":"Animal pee in the sea","volume":"23","author":[{"family":"Allgeier","given":"Jacob E."},{"family":"Burkepile","given":"Deron E."},{"family":"Layman","given":"Craig A."}],"issued":{"date-parts":[["2017"]]}}}],"schema":"https://github.com/citation-style-language/schema/raw/master/csl-citation.json"} </w:instrText>
+      </w:r>
+      <w:r>
+        <w:rPr>
+          <w:rFonts w:ascii="Times New Roman" w:hAnsi="Times New Roman" w:cs="Times New Roman"/>
+          <w:color w:val="000000"/>
           <w:lang w:val="en-CA"/>
         </w:rPr>
         <w:fldChar w:fldCharType="separate"/>
@@ -1908,90 +2694,103 @@
         <w:rPr>
           <w:rFonts w:ascii="Times New Roman" w:hAnsi="Times New Roman" w:cs="Times New Roman"/>
           <w:noProof/>
-          <w:lang w:val="en-CA"/>
-        </w:rPr>
-        <w:t>(Phillips and Hurd, 2004)</w:t>
-      </w:r>
-      <w:r>
-        <w:rPr>
-          <w:rFonts w:ascii="Times New Roman" w:hAnsi="Times New Roman" w:cs="Times New Roman"/>
+          <w:color w:val="000000"/>
+          <w:lang w:val="en-CA"/>
+        </w:rPr>
+        <w:t>(Allgeier et al., 2017)</w:t>
+      </w:r>
+      <w:r>
+        <w:rPr>
+          <w:rFonts w:ascii="Times New Roman" w:hAnsi="Times New Roman" w:cs="Times New Roman"/>
+          <w:color w:val="000000"/>
           <w:lang w:val="en-CA"/>
         </w:rPr>
         <w:fldChar w:fldCharType="end"/>
       </w:r>
-      <w:commentRangeEnd w:id="4"/>
-      <w:r>
-        <w:rPr>
-          <w:rStyle w:val="CommentReference"/>
-        </w:rPr>
-        <w:commentReference w:id="4"/>
-      </w:r>
-      <w:r>
-        <w:rPr>
-          <w:rFonts w:ascii="Times New Roman" w:hAnsi="Times New Roman" w:cs="Times New Roman"/>
-          <w:lang w:val="en-CA"/>
-        </w:rPr>
-        <w:t>.</w:t>
-      </w:r>
-      <w:r>
-        <w:rPr>
-          <w:rFonts w:ascii="Times New Roman" w:hAnsi="Times New Roman" w:cs="Times New Roman"/>
-          <w:lang w:val="en-CA"/>
-        </w:rPr>
-        <w:t xml:space="preserve"> This has led to a growing appreciation for the fertilization potential of ammonium, even when nitrates are present in abundance</w:t>
-      </w:r>
-      <w:r>
-        <w:rPr>
-          <w:rFonts w:ascii="Times New Roman" w:hAnsi="Times New Roman" w:cs="Times New Roman"/>
-          <w:lang w:val="en-CA"/>
-        </w:rPr>
-        <w:t xml:space="preserve">. </w:t>
-      </w:r>
-      <w:r>
-        <w:rPr>
-          <w:rFonts w:ascii="Times New Roman" w:hAnsi="Times New Roman" w:cs="Times New Roman"/>
-          <w:lang w:val="en-CA"/>
-        </w:rPr>
-        <w:t xml:space="preserve">Consumer-mediated nutrients might therefore be important for ecosystems in oligotrophic waters, such as coral reefs, but might also be an overlooked source of nitrogen that drives bottom-up processes in temperate </w:t>
-      </w:r>
-      <w:commentRangeStart w:id="5"/>
-      <w:r>
-        <w:rPr>
-          <w:rFonts w:ascii="Times New Roman" w:hAnsi="Times New Roman" w:cs="Times New Roman"/>
-          <w:lang w:val="en-CA"/>
-        </w:rPr>
-        <w:t>systems</w:t>
-      </w:r>
-      <w:commentRangeEnd w:id="5"/>
-      <w:r>
-        <w:rPr>
-          <w:rStyle w:val="CommentReference"/>
-        </w:rPr>
-        <w:commentReference w:id="5"/>
-      </w:r>
-      <w:r>
-        <w:rPr>
-          <w:rFonts w:ascii="Times New Roman" w:hAnsi="Times New Roman" w:cs="Times New Roman"/>
-          <w:lang w:val="en-CA"/>
-        </w:rPr>
-        <w:t>. Therefore, the importance of CND may be much more context dependent and less generalizable on a global scale</w:t>
-      </w:r>
-      <w:r>
-        <w:rPr>
-          <w:rFonts w:ascii="Times New Roman" w:hAnsi="Times New Roman" w:cs="Times New Roman"/>
-          <w:lang w:val="en-CA"/>
-        </w:rPr>
-        <w:t>.</w:t>
-      </w:r>
-      <w:r>
-        <w:rPr>
-          <w:rFonts w:ascii="Times New Roman" w:hAnsi="Times New Roman" w:cs="Times New Roman"/>
-          <w:lang w:val="en-CA"/>
-        </w:rPr>
-        <w:tab/>
-      </w:r>
-      <w:commentRangeStart w:id="6"/>
-      <w:commentRangeEnd w:id="6"/>
+      <w:r>
+        <w:rPr>
+          <w:rFonts w:ascii="Times New Roman" w:hAnsi="Times New Roman" w:cs="Times New Roman"/>
+          <w:color w:val="000000"/>
+          <w:lang w:val="en-CA"/>
+        </w:rPr>
+        <w:t xml:space="preserve">. Further, marine </w:t>
+      </w:r>
+      <w:r>
+        <w:rPr>
+          <w:rFonts w:ascii="Times New Roman" w:hAnsi="Times New Roman" w:cs="Times New Roman"/>
+          <w:lang w:val="en-CA"/>
+        </w:rPr>
+        <w:t>a</w:t>
+      </w:r>
+      <w:r>
+        <w:rPr>
+          <w:rFonts w:ascii="Times New Roman" w:hAnsi="Times New Roman" w:cs="Times New Roman"/>
+          <w:lang w:val="en-CA"/>
+        </w:rPr>
+        <w:t xml:space="preserve">nimals represent the largest standing biomass pool, so their processes dictate the rate of internal nutrient cycling. </w:t>
+      </w:r>
+      <w:r>
+        <w:rPr>
+          <w:rFonts w:ascii="Times New Roman" w:hAnsi="Times New Roman" w:cs="Times New Roman"/>
+          <w:lang w:val="en-CA"/>
+        </w:rPr>
+        <w:t>Consequently</w:t>
+      </w:r>
+      <w:r>
+        <w:rPr>
+          <w:rFonts w:ascii="Times New Roman" w:hAnsi="Times New Roman" w:cs="Times New Roman"/>
+          <w:lang w:val="en-CA"/>
+        </w:rPr>
+        <w:t xml:space="preserve">, </w:t>
+      </w:r>
+      <w:r>
+        <w:rPr>
+          <w:rFonts w:ascii="Times New Roman" w:hAnsi="Times New Roman" w:cs="Times New Roman"/>
+        </w:rPr>
+        <w:t xml:space="preserve">the total </w:t>
+      </w:r>
+      <w:r>
+        <w:rPr>
+          <w:rFonts w:ascii="Times New Roman" w:hAnsi="Times New Roman" w:cs="Times New Roman"/>
+        </w:rPr>
+        <w:t xml:space="preserve">available </w:t>
+      </w:r>
+      <w:r>
+        <w:rPr>
+          <w:rFonts w:ascii="Times New Roman" w:hAnsi="Times New Roman" w:cs="Times New Roman"/>
+        </w:rPr>
+        <w:t xml:space="preserve">nitrogen content in marine </w:t>
+      </w:r>
+      <w:r>
+        <w:rPr>
+          <w:rFonts w:ascii="Times New Roman" w:hAnsi="Times New Roman" w:cs="Times New Roman"/>
+        </w:rPr>
+        <w:t>systems can dictate trophic energy transfer and therefore total ecosystem biomass</w:t>
+      </w:r>
+      <w:r>
+        <w:rPr>
+          <w:rFonts w:ascii="Times New Roman" w:hAnsi="Times New Roman" w:cs="Times New Roman"/>
+        </w:rPr>
+        <w:t xml:space="preserve"> </w:t>
+      </w:r>
+      <w:r>
+        <w:rPr>
+          <w:rFonts w:ascii="Times New Roman" w:hAnsi="Times New Roman" w:cs="Times New Roman"/>
+        </w:rPr>
+        <w:t>mainly through</w:t>
+      </w:r>
+      <w:r>
+        <w:rPr>
+          <w:rFonts w:ascii="Times New Roman" w:hAnsi="Times New Roman" w:cs="Times New Roman"/>
+        </w:rPr>
+        <w:t xml:space="preserve"> bottom-up </w:t>
+      </w:r>
+      <w:r>
+        <w:rPr>
+          <w:rFonts w:ascii="Times New Roman" w:hAnsi="Times New Roman" w:cs="Times New Roman"/>
+        </w:rPr>
+        <w:t>processes.</w:t>
+      </w:r>
     </w:p>
     <w:p>
       <w:pPr>
@@ -2016,42 +2815,99 @@
           <w:rFonts w:ascii="Times New Roman" w:hAnsi="Times New Roman" w:cs="Times New Roman"/>
           <w:lang w:val="en-CA"/>
         </w:rPr>
-        <w:t>In this study, w</w:t>
-      </w:r>
-      <w:r>
-        <w:rPr>
-          <w:rFonts w:ascii="Times New Roman" w:hAnsi="Times New Roman" w:cs="Times New Roman"/>
-          <w:lang w:val="en-CA"/>
-        </w:rPr>
-        <w:t xml:space="preserve">e </w:t>
-      </w:r>
-      <w:r>
-        <w:rPr>
-          <w:rFonts w:ascii="Times New Roman" w:hAnsi="Times New Roman" w:cs="Times New Roman"/>
-          <w:lang w:val="en-CA"/>
-        </w:rPr>
-        <w:t>assess</w:t>
-      </w:r>
-      <w:r>
-        <w:rPr>
-          <w:rFonts w:ascii="Times New Roman" w:hAnsi="Times New Roman" w:cs="Times New Roman"/>
-          <w:lang w:val="en-CA"/>
-        </w:rPr>
-        <w:t xml:space="preserve"> the effect</w:t>
-      </w:r>
-      <w:r>
-        <w:rPr>
-          <w:rFonts w:ascii="Times New Roman" w:hAnsi="Times New Roman" w:cs="Times New Roman"/>
-          <w:lang w:val="en-CA"/>
-        </w:rPr>
-        <w:t>s</w:t>
-      </w:r>
-      <w:r>
-        <w:rPr>
-          <w:rFonts w:ascii="Times New Roman" w:hAnsi="Times New Roman" w:cs="Times New Roman"/>
-          <w:lang w:val="en-CA"/>
-        </w:rPr>
-        <w:t xml:space="preserve"> of animal</w:t>
+        <w:t xml:space="preserve">There is a widespread, although untested, assumption that </w:t>
+      </w:r>
+      <w:r>
+        <w:rPr>
+          <w:rFonts w:ascii="Times New Roman" w:hAnsi="Times New Roman" w:cs="Times New Roman"/>
+          <w:lang w:val="en-CA"/>
+        </w:rPr>
+        <w:t xml:space="preserve">the effect of CND should be </w:t>
+      </w:r>
+      <w:r>
+        <w:rPr>
+          <w:rFonts w:ascii="Times New Roman" w:hAnsi="Times New Roman" w:cs="Times New Roman"/>
+          <w:lang w:val="en-CA"/>
+        </w:rPr>
+        <w:t>largest</w:t>
+      </w:r>
+      <w:r>
+        <w:rPr>
+          <w:rFonts w:ascii="Times New Roman" w:hAnsi="Times New Roman" w:cs="Times New Roman"/>
+          <w:lang w:val="en-CA"/>
+        </w:rPr>
+        <w:t xml:space="preserve"> </w:t>
+      </w:r>
+      <w:r>
+        <w:rPr>
+          <w:rFonts w:ascii="Times New Roman" w:hAnsi="Times New Roman" w:cs="Times New Roman"/>
+          <w:lang w:val="en-CA"/>
+        </w:rPr>
+        <w:t>in ecosystems with low</w:t>
+      </w:r>
+      <w:r>
+        <w:rPr>
+          <w:rFonts w:ascii="Times New Roman" w:hAnsi="Times New Roman" w:cs="Times New Roman"/>
+          <w:lang w:val="en-CA"/>
+        </w:rPr>
+        <w:t xml:space="preserve"> external nutrient input is low and </w:t>
+      </w:r>
+      <w:r>
+        <w:rPr>
+          <w:rFonts w:ascii="Times New Roman" w:hAnsi="Times New Roman" w:cs="Times New Roman"/>
+          <w:lang w:val="en-CA"/>
+        </w:rPr>
+        <w:t xml:space="preserve">high </w:t>
+      </w:r>
+      <w:r>
+        <w:rPr>
+          <w:rFonts w:ascii="Times New Roman" w:hAnsi="Times New Roman" w:cs="Times New Roman"/>
+          <w:lang w:val="en-CA"/>
+        </w:rPr>
+        <w:t xml:space="preserve">animal biomass, such as </w:t>
+      </w:r>
+      <w:r>
+        <w:rPr>
+          <w:rFonts w:ascii="Times New Roman" w:hAnsi="Times New Roman" w:cs="Times New Roman"/>
+          <w:lang w:val="en-CA"/>
+        </w:rPr>
+        <w:t>on</w:t>
+      </w:r>
+      <w:r>
+        <w:rPr>
+          <w:rFonts w:ascii="Times New Roman" w:hAnsi="Times New Roman" w:cs="Times New Roman"/>
+          <w:lang w:val="en-CA"/>
+        </w:rPr>
+        <w:t xml:space="preserve"> coral reefs (REF).</w:t>
+      </w:r>
+      <w:r>
+        <w:rPr>
+          <w:rFonts w:ascii="Times New Roman" w:hAnsi="Times New Roman" w:cs="Times New Roman"/>
+          <w:b/>
+          <w:lang w:val="en-CA"/>
+        </w:rPr>
+        <w:t xml:space="preserve"> </w:t>
+      </w:r>
+      <w:r>
+        <w:rPr>
+          <w:rFonts w:ascii="Times New Roman" w:hAnsi="Times New Roman" w:cs="Times New Roman"/>
+          <w:lang w:val="en-CA"/>
+        </w:rPr>
+        <w:t xml:space="preserve">However, </w:t>
+      </w:r>
+      <w:r>
+        <w:rPr>
+          <w:rFonts w:ascii="Times New Roman" w:hAnsi="Times New Roman" w:cs="Times New Roman"/>
+          <w:lang w:val="en-CA" w:eastAsia="zh-TW"/>
+        </w:rPr>
+        <w:t>e</w:t>
+      </w:r>
+      <w:r>
+        <w:rPr>
+          <w:rFonts w:ascii="Times New Roman" w:hAnsi="Times New Roman" w:cs="Times New Roman"/>
+          <w:lang w:val="en-CA"/>
+        </w:rPr>
+        <w:t>mpirical tests for global</w:t>
       </w:r>
       <w:r>
         <w:rPr>
@@ -2065,35 +2921,113 @@
           <w:rFonts w:ascii="Times New Roman" w:hAnsi="Times New Roman" w:cs="Times New Roman"/>
           <w:lang w:val="en-CA"/>
         </w:rPr>
-        <w:t xml:space="preserve">provisioned nutrients on primary </w:t>
-      </w:r>
-      <w:r>
-        <w:rPr>
-          <w:rFonts w:ascii="Times New Roman" w:hAnsi="Times New Roman" w:cs="Times New Roman"/>
-          <w:lang w:val="en-CA"/>
-        </w:rPr>
-        <w:t xml:space="preserve">productivity in </w:t>
-      </w:r>
-      <w:r>
-        <w:rPr>
-          <w:rFonts w:ascii="Times New Roman" w:hAnsi="Times New Roman" w:cs="Times New Roman"/>
-          <w:lang w:val="en-CA"/>
-        </w:rPr>
-        <w:t xml:space="preserve">different </w:t>
-      </w:r>
-      <w:r>
-        <w:rPr>
-          <w:rFonts w:ascii="Times New Roman" w:hAnsi="Times New Roman" w:cs="Times New Roman"/>
-          <w:lang w:val="en-CA"/>
-        </w:rPr>
-        <w:t>marine ecosystems</w:t>
-      </w:r>
-      <w:r>
-        <w:rPr>
-          <w:rFonts w:ascii="Times New Roman" w:hAnsi="Times New Roman" w:cs="Times New Roman"/>
-          <w:lang w:val="en-CA"/>
-        </w:rPr>
-        <w:t>, and specifically test whether these effects are more marked in nutrient-poor environments</w:t>
+        <w:t>scale patterns of CN</w:t>
+      </w:r>
+      <w:r>
+        <w:rPr>
+          <w:rFonts w:ascii="Times New Roman" w:hAnsi="Times New Roman" w:cs="Times New Roman"/>
+          <w:lang w:val="en-CA"/>
+        </w:rPr>
+        <w:t>C</w:t>
+      </w:r>
+      <w:r>
+        <w:rPr>
+          <w:rFonts w:ascii="Times New Roman" w:hAnsi="Times New Roman" w:cs="Times New Roman"/>
+          <w:lang w:val="en-CA"/>
+        </w:rPr>
+        <w:t xml:space="preserve"> effects on primary producers</w:t>
+      </w:r>
+      <w:r>
+        <w:rPr>
+          <w:rFonts w:ascii="Times New Roman" w:hAnsi="Times New Roman" w:cs="Times New Roman"/>
+          <w:lang w:val="en-CA"/>
+        </w:rPr>
+        <w:t xml:space="preserve"> </w:t>
+      </w:r>
+      <w:r>
+        <w:rPr>
+          <w:rFonts w:ascii="Times New Roman" w:hAnsi="Times New Roman" w:cs="Times New Roman"/>
+          <w:lang w:val="en-CA"/>
+        </w:rPr>
+        <w:t xml:space="preserve">are </w:t>
+      </w:r>
+      <w:r>
+        <w:rPr>
+          <w:rFonts w:ascii="Times New Roman" w:hAnsi="Times New Roman" w:cs="Times New Roman"/>
+          <w:lang w:val="en-CA"/>
+        </w:rPr>
+        <w:t>currently lacking and</w:t>
+      </w:r>
+      <w:r>
+        <w:rPr>
+          <w:rFonts w:ascii="Times New Roman" w:hAnsi="Times New Roman" w:cs="Times New Roman"/>
+          <w:color w:val="000000"/>
+          <w:lang w:val="en-CA"/>
+        </w:rPr>
+        <w:t xml:space="preserve"> </w:t>
+      </w:r>
+      <w:r>
+        <w:rPr>
+          <w:rFonts w:ascii="Times New Roman" w:hAnsi="Times New Roman" w:cs="Times New Roman"/>
+          <w:lang w:val="en-CA"/>
+        </w:rPr>
+        <w:t xml:space="preserve">CND </w:t>
+      </w:r>
+      <w:r>
+        <w:rPr>
+          <w:rFonts w:ascii="Times New Roman" w:hAnsi="Times New Roman" w:cs="Times New Roman"/>
+          <w:lang w:val="en-CA"/>
+        </w:rPr>
+        <w:t xml:space="preserve">has been shown to significantly bolster primary productivity </w:t>
+      </w:r>
+      <w:r>
+        <w:rPr>
+          <w:rFonts w:ascii="Times New Roman" w:hAnsi="Times New Roman" w:cs="Times New Roman"/>
+          <w:lang w:val="en-CA"/>
+        </w:rPr>
+        <w:t>in</w:t>
+      </w:r>
+      <w:r>
+        <w:rPr>
+          <w:rFonts w:ascii="Times New Roman" w:hAnsi="Times New Roman" w:cs="Times New Roman"/>
+          <w:lang w:val="en-CA"/>
+        </w:rPr>
+        <w:t xml:space="preserve"> areas with</w:t>
+      </w:r>
+      <w:r>
+        <w:rPr>
+          <w:rFonts w:ascii="Times New Roman" w:hAnsi="Times New Roman" w:cs="Times New Roman"/>
+          <w:lang w:val="en-CA"/>
+        </w:rPr>
+        <w:t xml:space="preserve"> high </w:t>
+      </w:r>
+      <w:r>
+        <w:rPr>
+          <w:rFonts w:ascii="Times New Roman" w:hAnsi="Times New Roman" w:cs="Times New Roman"/>
+          <w:lang w:val="en-CA"/>
+        </w:rPr>
+        <w:t>external</w:t>
+      </w:r>
+      <w:r>
+        <w:rPr>
+          <w:rFonts w:ascii="Times New Roman" w:hAnsi="Times New Roman" w:cs="Times New Roman"/>
+          <w:lang w:val="en-CA"/>
+        </w:rPr>
+        <w:t xml:space="preserve"> </w:t>
+      </w:r>
+      <w:r>
+        <w:rPr>
+          <w:rFonts w:ascii="Times New Roman" w:hAnsi="Times New Roman" w:cs="Times New Roman"/>
+          <w:lang w:val="en-CA"/>
+        </w:rPr>
+        <w:t>nutrient input</w:t>
+      </w:r>
+      <w:r>
+        <w:rPr>
+          <w:rFonts w:ascii="Times New Roman" w:hAnsi="Times New Roman" w:cs="Times New Roman"/>
+          <w:lang w:val="en-CA"/>
+        </w:rPr>
+        <w:t>, such as those frequently found in temperate latitudes</w:t>
       </w:r>
       <w:r>
         <w:rPr>
@@ -2107,49 +3041,46 @@
           <w:rFonts w:ascii="Times New Roman" w:hAnsi="Times New Roman" w:cs="Times New Roman"/>
           <w:lang w:val="en-CA"/>
         </w:rPr>
-        <w:t>By c</w:t>
-      </w:r>
-      <w:r>
-        <w:rPr>
-          <w:rFonts w:ascii="Times New Roman" w:hAnsi="Times New Roman" w:cs="Times New Roman"/>
-          <w:lang w:val="en-CA"/>
-        </w:rPr>
-        <w:t>onduct</w:t>
-      </w:r>
-      <w:r>
-        <w:rPr>
-          <w:rFonts w:ascii="Times New Roman" w:hAnsi="Times New Roman" w:cs="Times New Roman"/>
-          <w:lang w:val="en-CA"/>
-        </w:rPr>
-        <w:t>ing a systematic review and</w:t>
-      </w:r>
-      <w:r>
-        <w:rPr>
-          <w:rFonts w:ascii="Times New Roman" w:hAnsi="Times New Roman" w:cs="Times New Roman"/>
-          <w:lang w:val="en-CA"/>
-        </w:rPr>
-        <w:t xml:space="preserve"> meta-analysis of </w:t>
-      </w:r>
-      <w:r>
-        <w:rPr>
-          <w:rFonts w:ascii="Times New Roman" w:hAnsi="Times New Roman" w:cs="Times New Roman"/>
-          <w:lang w:val="en-CA"/>
-        </w:rPr>
-        <w:t>the published literature, w</w:t>
-      </w:r>
-      <w:r>
-        <w:rPr>
-          <w:rFonts w:ascii="Times New Roman" w:hAnsi="Times New Roman" w:cs="Times New Roman"/>
-          <w:lang w:val="en-CA"/>
-        </w:rPr>
-        <w:t xml:space="preserve">e sought to quantify and compare the effect sizes between temperate and tropical regions to </w:t>
-      </w:r>
-      <w:r>
-        <w:rPr>
-          <w:rFonts w:ascii="Times New Roman" w:hAnsi="Times New Roman" w:cs="Times New Roman"/>
-          <w:lang w:val="en-CA"/>
-        </w:rPr>
-        <w:t xml:space="preserve">determine if </w:t>
+        <w:t xml:space="preserve">For example, </w:t>
+      </w:r>
+      <w:r>
+        <w:rPr>
+          <w:rFonts w:ascii="Times New Roman" w:hAnsi="Times New Roman" w:cs="Times New Roman"/>
+          <w:noProof/>
+          <w:lang w:val="en-CA"/>
+        </w:rPr>
+        <w:t>Pfister et al.</w:t>
+      </w:r>
+      <w:r>
+        <w:rPr>
+          <w:rFonts w:ascii="Times New Roman" w:hAnsi="Times New Roman" w:cs="Times New Roman"/>
+          <w:noProof/>
+          <w:lang w:val="en-CA"/>
+        </w:rPr>
+        <w:t xml:space="preserve"> (</w:t>
+      </w:r>
+      <w:r>
+        <w:rPr>
+          <w:rFonts w:ascii="Times New Roman" w:hAnsi="Times New Roman" w:cs="Times New Roman"/>
+          <w:noProof/>
+          <w:lang w:val="en-CA"/>
+        </w:rPr>
+        <w:t>2014</w:t>
+      </w:r>
+      <w:r>
+        <w:rPr>
+          <w:rFonts w:ascii="Times New Roman" w:hAnsi="Times New Roman" w:cs="Times New Roman"/>
+          <w:noProof/>
+          <w:lang w:val="en-CA"/>
+        </w:rPr>
+        <w:t xml:space="preserve">) </w:t>
+      </w:r>
+      <w:r>
+        <w:rPr>
+          <w:rFonts w:ascii="Times New Roman" w:hAnsi="Times New Roman" w:cs="Times New Roman"/>
+          <w:lang w:val="en-CA"/>
+        </w:rPr>
+        <w:t xml:space="preserve">found that </w:t>
       </w:r>
       <w:r>
         <w:rPr>
@@ -2163,49 +3094,184 @@
           <w:rFonts w:ascii="Times New Roman" w:hAnsi="Times New Roman" w:cs="Times New Roman"/>
           <w:lang w:val="en-CA"/>
         </w:rPr>
-        <w:t>s contribute more to the total nutrient availability</w:t>
-      </w:r>
-      <w:r>
-        <w:rPr>
-          <w:rFonts w:ascii="Times New Roman" w:hAnsi="Times New Roman" w:cs="Times New Roman"/>
-          <w:lang w:val="en-CA"/>
-        </w:rPr>
-        <w:t xml:space="preserve"> in </w:t>
-      </w:r>
-      <w:r>
-        <w:rPr>
-          <w:rFonts w:ascii="Times New Roman" w:hAnsi="Times New Roman" w:cs="Times New Roman"/>
-          <w:lang w:val="en-CA"/>
-        </w:rPr>
-        <w:t>oligotrophic</w:t>
-      </w:r>
-      <w:r>
-        <w:rPr>
-          <w:rFonts w:ascii="Times New Roman" w:hAnsi="Times New Roman" w:cs="Times New Roman"/>
-          <w:lang w:val="en-CA"/>
-        </w:rPr>
-        <w:t xml:space="preserve"> waters</w:t>
-      </w:r>
-      <w:r>
-        <w:rPr>
-          <w:rFonts w:ascii="Times New Roman" w:hAnsi="Times New Roman" w:cs="Times New Roman"/>
-          <w:lang w:val="en-CA"/>
-        </w:rPr>
-        <w:t xml:space="preserve"> than external </w:t>
-      </w:r>
-      <w:r>
-        <w:rPr>
-          <w:rFonts w:ascii="Times New Roman" w:hAnsi="Times New Roman" w:cs="Times New Roman"/>
-          <w:lang w:val="en-CA"/>
-        </w:rPr>
-        <w:t xml:space="preserve">abiotic </w:t>
-      </w:r>
-      <w:r>
-        <w:rPr>
-          <w:rFonts w:ascii="Times New Roman" w:hAnsi="Times New Roman" w:cs="Times New Roman"/>
-          <w:lang w:val="en-CA"/>
-        </w:rPr>
-        <w:t>sources</w:t>
+        <w:t>-</w:t>
+      </w:r>
+      <w:r>
+        <w:rPr>
+          <w:rFonts w:ascii="Times New Roman" w:hAnsi="Times New Roman" w:cs="Times New Roman"/>
+          <w:lang w:val="en-CA"/>
+        </w:rPr>
+        <w:t xml:space="preserve">derived ammonium </w:t>
+      </w:r>
+      <w:r>
+        <w:rPr>
+          <w:rFonts w:ascii="Times New Roman" w:hAnsi="Times New Roman" w:cs="Times New Roman"/>
+          <w:lang w:val="en-CA"/>
+        </w:rPr>
+        <w:t xml:space="preserve">contributed more </w:t>
+      </w:r>
+      <w:r>
+        <w:rPr>
+          <w:rFonts w:ascii="Times New Roman" w:hAnsi="Times New Roman" w:cs="Times New Roman"/>
+          <w:lang w:val="en-CA"/>
+        </w:rPr>
+        <w:t xml:space="preserve">to </w:t>
+      </w:r>
+      <w:r>
+        <w:rPr>
+          <w:rFonts w:ascii="Times New Roman" w:hAnsi="Times New Roman" w:cs="Times New Roman"/>
+          <w:lang w:val="en-CA"/>
+        </w:rPr>
+        <w:t xml:space="preserve">the </w:t>
+      </w:r>
+      <w:r>
+        <w:rPr>
+          <w:rFonts w:ascii="Times New Roman" w:hAnsi="Times New Roman" w:cs="Times New Roman"/>
+          <w:lang w:val="en-CA"/>
+        </w:rPr>
+        <w:t xml:space="preserve">overall nitrogen budget </w:t>
+      </w:r>
+      <w:r>
+        <w:rPr>
+          <w:rFonts w:ascii="Times New Roman" w:hAnsi="Times New Roman" w:cs="Times New Roman"/>
+          <w:lang w:val="en-CA"/>
+        </w:rPr>
+        <w:t xml:space="preserve">of a temperate </w:t>
+      </w:r>
+      <w:r>
+        <w:rPr>
+          <w:rFonts w:ascii="Times New Roman" w:hAnsi="Times New Roman" w:cs="Times New Roman"/>
+          <w:lang w:val="en-CA"/>
+        </w:rPr>
+        <w:t xml:space="preserve">rocky reef </w:t>
+      </w:r>
+      <w:r>
+        <w:rPr>
+          <w:rFonts w:ascii="Times New Roman" w:hAnsi="Times New Roman" w:cs="Times New Roman"/>
+          <w:lang w:val="en-CA"/>
+        </w:rPr>
+        <w:t>eco</w:t>
+      </w:r>
+      <w:r>
+        <w:rPr>
+          <w:rFonts w:ascii="Times New Roman" w:hAnsi="Times New Roman" w:cs="Times New Roman"/>
+          <w:lang w:val="en-CA"/>
+        </w:rPr>
+        <w:t>system</w:t>
+      </w:r>
+      <w:r>
+        <w:rPr>
+          <w:rFonts w:ascii="Times New Roman" w:hAnsi="Times New Roman" w:cs="Times New Roman"/>
+          <w:lang w:val="en-CA"/>
+        </w:rPr>
+        <w:t xml:space="preserve"> </w:t>
+      </w:r>
+      <w:r>
+        <w:rPr>
+          <w:rFonts w:ascii="Times New Roman" w:hAnsi="Times New Roman" w:cs="Times New Roman"/>
+          <w:lang w:val="en-CA"/>
+        </w:rPr>
+        <w:t xml:space="preserve">than nitrates </w:t>
+      </w:r>
+      <w:r>
+        <w:rPr>
+          <w:rFonts w:ascii="Times New Roman" w:hAnsi="Times New Roman" w:cs="Times New Roman"/>
+          <w:lang w:val="en-CA"/>
+        </w:rPr>
+        <w:lastRenderedPageBreak/>
+        <w:t>from upwelling.</w:t>
+      </w:r>
+      <w:r>
+        <w:rPr>
+          <w:rFonts w:ascii="Times New Roman" w:hAnsi="Times New Roman" w:cs="Times New Roman"/>
+          <w:lang w:val="en-CA"/>
+        </w:rPr>
+        <w:t xml:space="preserve"> </w:t>
+      </w:r>
+      <w:r>
+        <w:rPr>
+          <w:rFonts w:ascii="Times New Roman" w:hAnsi="Times New Roman" w:cs="Times New Roman"/>
+          <w:lang w:val="en-CA"/>
+        </w:rPr>
+        <w:t xml:space="preserve">In </w:t>
+      </w:r>
+      <w:r>
+        <w:rPr>
+          <w:rFonts w:ascii="Times New Roman" w:hAnsi="Times New Roman" w:cs="Times New Roman"/>
+          <w:lang w:val="en-CA"/>
+        </w:rPr>
+        <w:t>temperate tidepools</w:t>
+      </w:r>
+      <w:r>
+        <w:rPr>
+          <w:rFonts w:ascii="Times New Roman" w:hAnsi="Times New Roman" w:cs="Times New Roman"/>
+          <w:lang w:val="en-CA"/>
+        </w:rPr>
+        <w:t xml:space="preserve"> that experience isolation from the ocean for extended periods of time,</w:t>
+      </w:r>
+      <w:r>
+        <w:rPr>
+          <w:rFonts w:ascii="Times New Roman" w:hAnsi="Times New Roman" w:cs="Times New Roman"/>
+          <w:lang w:val="en-CA"/>
+        </w:rPr>
+        <w:t xml:space="preserve"> </w:t>
+      </w:r>
+      <w:r>
+        <w:rPr>
+          <w:rFonts w:ascii="Times New Roman" w:hAnsi="Times New Roman" w:cs="Times New Roman"/>
+          <w:lang w:val="en-CA"/>
+        </w:rPr>
+        <w:t>CND can prevent nutrient depletion</w:t>
+      </w:r>
+      <w:r>
+        <w:rPr>
+          <w:rFonts w:ascii="Times New Roman" w:hAnsi="Times New Roman" w:cs="Times New Roman"/>
+          <w:lang w:val="en-CA"/>
+        </w:rPr>
+        <w:t xml:space="preserve"> and support continuous productivity</w:t>
+      </w:r>
+      <w:r>
+        <w:rPr>
+          <w:rFonts w:ascii="Times New Roman" w:hAnsi="Times New Roman" w:cs="Times New Roman"/>
+          <w:lang w:val="en-CA"/>
+        </w:rPr>
+        <w:t xml:space="preserve"> </w:t>
+      </w:r>
+      <w:r>
+        <w:rPr>
+          <w:rFonts w:ascii="Times New Roman" w:hAnsi="Times New Roman" w:cs="Times New Roman"/>
+          <w:lang w:val="en-CA"/>
+        </w:rPr>
+        <w:fldChar w:fldCharType="begin"/>
+      </w:r>
+      <w:r>
+        <w:rPr>
+          <w:rFonts w:ascii="Times New Roman" w:hAnsi="Times New Roman" w:cs="Times New Roman"/>
+          <w:lang w:val="en-CA"/>
+        </w:rPr>
+        <w:instrText xml:space="preserve"> ADDIN ZOTERO_ITEM CSL_CITATION {"citationID":"2X3M6Ff4","properties":{"formattedCitation":"(Bracken, 2004)","plainCitation":"(Bracken, 2004)","noteIndex":0},"citationItems":[{"id":1836,"uris":["http://zotero.org/users/local/idKDtb7T/items/QEAH5NNJ"],"itemData":{"id":1836,"type":"article-journal","abstract":"Even in nitrogen-replete ecosystems, microhabitats exist where local-scale nutrient limitation occurs. For example, coastal waters of the northeastern Pacific Ocean are characterized by high nitrate concentrations associated with upwelling. However, macroalgae living in high-zone tide pools on adjacent rocky shores are isolated from this upwelled nitrate for extended periods of time, leading to nutrient limitation. When high-intertidal pools are isolated during low tide, invertebrate-excreted ammonium accumulates, providing a potential nitrogen source for macroalgae. I quantified the influence of mussels (Mytilus californianus Conrad) on ammonium accumulation rates in tide pools. I then evaluated the effects of ammonium loading by mussels on nitrogen assimilation and growth rates of Odonthalia floccosa (Esp.) Falkenb., a common red algal inhabitant of pools on northeastern Pacific rocky shores. Odonthalia was grown in artificial tide pool mesocosms in the presence and absence of mussels. Mesocosms were subjected to a simulated tidal cycle mimicking emersion and immersion patterns of high-intertidal pools on the central Oregon coast. In the presence of mussels, ammonium accumulated more quickly in the mesocosms, resulting in increased rates of nitrogen assimilation into algal tissues. These increased nitrogen assimilation rates were primarily associated with higher growth rates. In mesocosms containing mussels, Odonthalia individuals added 41% more biomass than in mesocosms without mussels. This direct positive effect of mussels on macroalgal biomass represents an often overlooked interaction between macroalgae and invertebrates. In nutrient-limited microhabitats, such as high-intertidal pools, invertebrate-excreted ammonium is likely an important local-scale contributor to macroalgal productivity.","container-title":"Journal of Phycology","DOI":"https://doi.org/10.1111/j.1529-8817.2004.03106.x","ISSN":"1529-8817","issue":"6","language":"en","note":"_eprint: https://onlinelibrary.wiley.com/doi/pdf/10.1111/j.1529-8817.2004.03106.x","page":"1032-1041","source":"Wiley Online Library","title":"Invertebrate-Mediated Nutrient Loading Increases Growth of an Intertidal Macroalga1","volume":"40","author":[{"family":"Bracken","given":"Matthew E. S."}],"issued":{"date-parts":[["2004"]]}}}],"schema":"https://github.com/citation-style-language/schema/raw/master/csl-citation.json"} </w:instrText>
+      </w:r>
+      <w:r>
+        <w:rPr>
+          <w:rFonts w:ascii="Times New Roman" w:hAnsi="Times New Roman" w:cs="Times New Roman"/>
+          <w:lang w:val="en-CA"/>
+        </w:rPr>
+        <w:fldChar w:fldCharType="separate"/>
+      </w:r>
+      <w:r>
+        <w:rPr>
+          <w:rFonts w:ascii="Times New Roman" w:hAnsi="Times New Roman" w:cs="Times New Roman"/>
+          <w:noProof/>
+          <w:lang w:val="en-CA"/>
+        </w:rPr>
+        <w:t>(Bracken, 2004)</w:t>
+      </w:r>
+      <w:r>
+        <w:rPr>
+          <w:rFonts w:ascii="Times New Roman" w:hAnsi="Times New Roman" w:cs="Times New Roman"/>
+          <w:lang w:val="en-CA"/>
+        </w:rPr>
+        <w:fldChar w:fldCharType="end"/>
       </w:r>
       <w:r>
         <w:rPr>
@@ -2226,94 +3292,134 @@
           <w:rFonts w:ascii="Times New Roman" w:hAnsi="Times New Roman" w:cs="Times New Roman"/>
           <w:lang w:val="en-CA"/>
         </w:rPr>
-        <w:t>Th</w:t>
-      </w:r>
-      <w:r>
-        <w:rPr>
-          <w:rFonts w:ascii="Times New Roman" w:hAnsi="Times New Roman" w:cs="Times New Roman"/>
-          <w:lang w:val="en-CA"/>
-        </w:rPr>
-        <w:t>is resea</w:t>
-      </w:r>
-      <w:bookmarkStart w:id="7" w:name="_GoBack"/>
-      <w:bookmarkEnd w:id="7"/>
-      <w:r>
-        <w:rPr>
-          <w:rFonts w:ascii="Times New Roman" w:hAnsi="Times New Roman" w:cs="Times New Roman"/>
-          <w:lang w:val="en-CA"/>
-        </w:rPr>
-        <w:t>rch will strengthen our understanding of consumers in mediating not just top</w:t>
-      </w:r>
-      <w:r>
-        <w:rPr>
-          <w:rFonts w:ascii="Times New Roman" w:hAnsi="Times New Roman" w:cs="Times New Roman"/>
-          <w:lang w:val="en-CA"/>
-        </w:rPr>
-        <w:t>-</w:t>
-      </w:r>
-      <w:r>
-        <w:rPr>
-          <w:rFonts w:ascii="Times New Roman" w:hAnsi="Times New Roman" w:cs="Times New Roman"/>
-          <w:lang w:val="en-CA"/>
-        </w:rPr>
-        <w:t>down processes, but also bottom up processes</w:t>
-      </w:r>
-      <w:r>
-        <w:rPr>
-          <w:rFonts w:ascii="Times New Roman" w:hAnsi="Times New Roman" w:cs="Times New Roman"/>
-          <w:lang w:val="en-CA"/>
-        </w:rPr>
-        <w:t xml:space="preserve"> on a global</w:t>
-      </w:r>
-      <w:r>
-        <w:rPr>
-          <w:rFonts w:ascii="Times New Roman" w:hAnsi="Times New Roman" w:cs="Times New Roman"/>
-          <w:lang w:val="en-CA"/>
-        </w:rPr>
-        <w:t xml:space="preserve"> scale</w:t>
-      </w:r>
-      <w:r>
-        <w:rPr>
-          <w:rFonts w:ascii="Times New Roman" w:hAnsi="Times New Roman" w:cs="Times New Roman"/>
-          <w:lang w:val="en-CA"/>
-        </w:rPr>
-        <w:t>. Further</w:t>
-      </w:r>
-      <w:r>
-        <w:rPr>
-          <w:rFonts w:ascii="Times New Roman" w:hAnsi="Times New Roman" w:cs="Times New Roman"/>
-          <w:lang w:val="en-CA"/>
-        </w:rPr>
-        <w:t xml:space="preserve">, </w:t>
-      </w:r>
-      <w:r>
-        <w:rPr>
-          <w:rFonts w:ascii="Times New Roman" w:hAnsi="Times New Roman" w:cs="Times New Roman"/>
-          <w:lang w:val="en-CA"/>
-        </w:rPr>
-        <w:t>we hope this work will</w:t>
-      </w:r>
-      <w:r>
-        <w:rPr>
-          <w:rFonts w:ascii="Times New Roman" w:hAnsi="Times New Roman" w:cs="Times New Roman"/>
-          <w:lang w:val="en-CA"/>
-        </w:rPr>
-        <w:t xml:space="preserve"> highlight the often-overlooked role of marine animals in ecosystem nutrient </w:t>
-      </w:r>
-      <w:commentRangeStart w:id="8"/>
-      <w:r>
-        <w:rPr>
-          <w:rFonts w:ascii="Times New Roman" w:hAnsi="Times New Roman" w:cs="Times New Roman"/>
-          <w:lang w:val="en-CA"/>
-        </w:rPr>
-        <w:t>dynamics</w:t>
-      </w:r>
-      <w:commentRangeEnd w:id="8"/>
-      <w:r>
-        <w:rPr>
-          <w:rStyle w:val="CommentReference"/>
-        </w:rPr>
-        <w:commentReference w:id="8"/>
+        <w:t xml:space="preserve">Further, in high nutrient upwelling systems, the delivery of nitrates may be mismatched with the timing of summer productivity </w:t>
+      </w:r>
+      <w:r>
+        <w:rPr>
+          <w:rFonts w:ascii="Times New Roman" w:hAnsi="Times New Roman" w:cs="Times New Roman"/>
+          <w:lang w:val="en-CA"/>
+        </w:rPr>
+        <w:fldChar w:fldCharType="begin"/>
+      </w:r>
+      <w:r>
+        <w:rPr>
+          <w:rFonts w:ascii="Times New Roman" w:hAnsi="Times New Roman" w:cs="Times New Roman"/>
+          <w:lang w:val="en-CA"/>
+        </w:rPr>
+        <w:instrText xml:space="preserve"> ADDIN ZOTERO_ITEM CSL_CITATION {"citationID":"kvrhKCyb","properties":{"formattedCitation":"(Jackson, 1977; McPhee-Shaw et al., 2007)","plainCitation":"(Jackson, 1977; McPhee-Shaw et al., 2007)","noteIndex":0},"citationItems":[{"id":1620,"uris":["http://zotero.org/users/local/idKDtb7T/items/3QLLVAAC"],"itemData":{"id":1620,"type":"article-journal","abstract":"Concentrations of nutrients in the vicinity of the giant kelp (Macrocystis pyrifera) off San Diego, California, varied seasonally. Surface nitrate concentrations were low for most of the year $(usually &lt;1 \\muM)$, higher during winter. Nitrate concentrations below 4.5-m depth usually exceeded $1 \\muM$ and were highest during spring upwelling, lowest during summer. Nutrients in the kelp bed were not depleted by the kelp nor enhanced by sediment regeneration, implying relatively fast exchange between water in the bed and outside waters. Nutrient concentrations varied at different longshore locations. The condition most limiting to M. pyrifera was probably the low concentration of dissolved nutrients, especially nitrogenous substances, near the sea surface. Translocation of nitrogenous compounds by the kelp plant from depths where concentrations are higher could compensate for this limitation. The summer die-off of the surface canopy may be caused by the inability of plants to translocate nutrients due to low availability of nutrients in the deeper water. The maximum change in dissolved oxygen measured was 0.43 mol O2 m-2 between 0900 and 1130 PST; extrapolated to 1 day this yields a production of 1.0 mol O2 m-2 d-1 (9.5 g C m-2 d-1).","archive":"JSTOR","container-title":"Limnology and Oceanography","ISSN":"0024-3590","issue":"6","page":"979-995","source":"JSTOR","title":"Nutrients and Production of Giant Kelp, Macrocystis pyrifera, Off Southern California","volume":"22","author":[{"family":"Jackson","given":"George A."}],"issued":{"date-parts":[["1977"]]}}},{"id":1639,"uris":["http://zotero.org/users/local/idKDtb7T/items/J5CANTR3"],"itemData":{"id":1639,"type":"article-journal","abstract":"Oceanic sources of nutrients to the kelp forests of the Santa Barbara Channel were diagnosed using time series from three moorings in 12- to 17-m water depth. An in situ nitrate autoanalyzer on the moorings provided the first high-resolution time series of nitrate + nitrite (dissolved inorganic nitrogen, DIN) concentrations for this environment. Measurements between February 2001 and May 2003 show that the major mechanisms that supply DIN to the inner shelf of the Santa Barbara Channel are upwelling, diurnal internal motions, and storm runoff. These supply mechanisms vary in importance seasonally. Upwelling dominates increases of inner-shelf DIN concentration between March and May and accounts for more than half of the annual advective DIN transport to shelf reefs. In summer, baroclinic motions akin to internal waves are an important source of DIN because they occur when surface nutrient concentrations are depleted and other supply mechanisms are inactive. Brief episodes of upwelling become important in late autumn and early winter. DIN inputs from storm runoff, detected as salinity dilution at the moorings and estimated from measurements of stream discharge and nutrient concentration, are significant during winter runoff events.","container-title":"Limnology and Oceanography","DOI":"10.4319/lo.2007.52.5.1748","ISSN":"1939-5590","issue":"5","language":"en","license":"© 2007, by the Association for the Sciences of Limnology and Oceanography, Inc.","note":"_eprint: https://onlinelibrary.wiley.com/doi/pdf/10.4319/lo.2007.52.5.1748","page":"1748-1766","source":"Wiley Online Library","title":"Mechanisms for nutrient delivery to the inner shelf: Observations from the Santa Barbara Channel","title-short":"Mechanisms for nutrient delivery to the inner shelf","volume":"52","author":[{"family":"McPhee-Shaw","given":"Erika E."},{"family":"Siegel","given":"David A."},{"family":"Washburn","given":"Libe"},{"family":"Brzezinski","given":"Mark A."},{"family":"Jones","given":"Janice L."},{"family":"Leydecker","given":"Al"},{"family":"Melack","given":"John"}],"issued":{"date-parts":[["2007"]]}}}],"schema":"https://github.com/citation-style-language/schema/raw/master/csl-citation.json"} </w:instrText>
+      </w:r>
+      <w:r>
+        <w:rPr>
+          <w:rFonts w:ascii="Times New Roman" w:hAnsi="Times New Roman" w:cs="Times New Roman"/>
+          <w:lang w:val="en-CA"/>
+        </w:rPr>
+        <w:fldChar w:fldCharType="separate"/>
+      </w:r>
+      <w:r>
+        <w:rPr>
+          <w:rFonts w:ascii="Times New Roman" w:hAnsi="Times New Roman" w:cs="Times New Roman"/>
+          <w:noProof/>
+          <w:lang w:val="en-CA"/>
+        </w:rPr>
+        <w:t>(Jackson, 1977; McPhee-Shaw et al., 2007)</w:t>
+      </w:r>
+      <w:r>
+        <w:rPr>
+          <w:rFonts w:ascii="Times New Roman" w:hAnsi="Times New Roman" w:cs="Times New Roman"/>
+          <w:lang w:val="en-CA"/>
+        </w:rPr>
+        <w:fldChar w:fldCharType="end"/>
+      </w:r>
+      <w:r>
+        <w:rPr>
+          <w:rFonts w:ascii="Times New Roman" w:hAnsi="Times New Roman" w:cs="Times New Roman"/>
+          <w:lang w:val="en-CA"/>
+        </w:rPr>
+        <w:t>, necessitating alternate nutrient sources in the summer</w:t>
+      </w:r>
+      <w:r>
+        <w:rPr>
+          <w:rFonts w:ascii="Times New Roman" w:hAnsi="Times New Roman" w:cs="Times New Roman"/>
+          <w:lang w:val="en-CA"/>
+        </w:rPr>
+        <w:t xml:space="preserve"> </w:t>
+      </w:r>
+      <w:r>
+        <w:rPr>
+          <w:rFonts w:ascii="Times New Roman" w:hAnsi="Times New Roman" w:cs="Times New Roman"/>
+          <w:lang w:val="en-CA"/>
+        </w:rPr>
+        <w:fldChar w:fldCharType="begin"/>
+      </w:r>
+      <w:r>
+        <w:rPr>
+          <w:rFonts w:ascii="Times New Roman" w:hAnsi="Times New Roman" w:cs="Times New Roman"/>
+          <w:lang w:val="en-CA"/>
+        </w:rPr>
+        <w:instrText xml:space="preserve"> ADDIN ZOTERO_ITEM CSL_CITATION {"citationID":"zHAgxVTb","properties":{"formattedCitation":"(Brzezinksi et al., 2013)","plainCitation":"(Brzezinksi et al., 2013)","noteIndex":0},"citationItems":[{"id":1803,"uris":["http://zotero.org/users/local/idKDtb7T/items/QMCAU7IR"],"itemData":{"id":1803,"type":"article-journal","container-title":"Oceanography","DOI":"10.5670/oceanog.2013.53","ISSN":"10428275","issue":"3","journalAbbreviation":"oceanog","language":"en","page":"114-123","source":"DOI.org (Crossref)","title":"Multiple sources and forms of nitrogen sustain year-round kelp growth on the inner continental shelf of the Santa Barbara Channel","volume":"26","author":[{"family":"Brzezinksi","given":"Mark"},{"family":"Reed","given":"Daniel"},{"family":"Harrer","given":"Shannon"},{"family":"Rassweiler","given":"Andrew"},{"family":"Melack","given":"John"},{"family":"Goodridge","given":"Blair"},{"family":"Dugan","given":"Jenifer"}],"issued":{"date-parts":[["2013",9,1]]}}}],"schema":"https://github.com/citation-style-language/schema/raw/master/csl-citation.json"} </w:instrText>
+      </w:r>
+      <w:r>
+        <w:rPr>
+          <w:rFonts w:ascii="Times New Roman" w:hAnsi="Times New Roman" w:cs="Times New Roman"/>
+          <w:lang w:val="en-CA"/>
+        </w:rPr>
+        <w:fldChar w:fldCharType="separate"/>
+      </w:r>
+      <w:r>
+        <w:rPr>
+          <w:rFonts w:ascii="Times New Roman" w:hAnsi="Times New Roman" w:cs="Times New Roman"/>
+          <w:noProof/>
+          <w:lang w:val="en-CA"/>
+        </w:rPr>
+        <w:t>(Brzezinksi et al., 2013)</w:t>
+      </w:r>
+      <w:r>
+        <w:rPr>
+          <w:rFonts w:ascii="Times New Roman" w:hAnsi="Times New Roman" w:cs="Times New Roman"/>
+          <w:lang w:val="en-CA"/>
+        </w:rPr>
+        <w:fldChar w:fldCharType="end"/>
+      </w:r>
+      <w:r>
+        <w:rPr>
+          <w:rFonts w:ascii="Times New Roman" w:hAnsi="Times New Roman" w:cs="Times New Roman"/>
+          <w:lang w:val="en-CA"/>
+        </w:rPr>
+        <w:t xml:space="preserve">. Finally, even in an abundance of nitrates, ammonium is available for direct uptake by primary producers is thus preferred </w:t>
+      </w:r>
+      <w:r>
+        <w:rPr>
+          <w:rFonts w:ascii="Times New Roman" w:hAnsi="Times New Roman" w:cs="Times New Roman"/>
+          <w:lang w:val="en-CA"/>
+        </w:rPr>
+        <w:fldChar w:fldCharType="begin"/>
+      </w:r>
+      <w:r>
+        <w:rPr>
+          <w:rFonts w:ascii="Times New Roman" w:hAnsi="Times New Roman" w:cs="Times New Roman"/>
+          <w:lang w:val="en-CA"/>
+        </w:rPr>
+        <w:instrText xml:space="preserve"> ADDIN ZOTERO_ITEM CSL_CITATION {"citationID":"ayu76p0o","properties":{"formattedCitation":"(Phillips and Hurd, 2004)","plainCitation":"(Phillips and Hurd, 2004)","noteIndex":0},"citationItems":[{"id":1613,"uris":["http://zotero.org/users/local/idKDtb7T/items/VEZZGSKC"],"itemData":{"id":1613,"type":"article-journal","abstract":"The competitive ability for N uptake by four intertidal seaweeds, Stictosiphonia arbuscula (Harvey) King et Puttock, Apophlaea lyallii Hook. f. et Harvey, Scytothamnus australis Hook. f. et Harvey, and Xiphophora gladiata (Labillardière) Montagne ex Harvey, from New Zealand is described by the uptake kinetics for NO3−, NH4+, and urea. This is the first study to report uptake kinetics for N uptake by a range of southern hemisphere intertidal seaweeds in relation to season and zonation. Species growing at the highest shore positions had higher NO3− and urea uptake at both high and low concentrations and had unsaturable NH4+ uptake in both summer and winter. Although there was evidence of some feedback inhibition of Vmax for NO3− uptake by Stictosiphonia arbuscula growing at the lower vertical limits of its range, rates were high compared with species growing lower on the shore. Our results highlight the superior competitive ability for N uptake of certain high intertidal seaweeds, and consistent with our previous findings we can conclude that intertidal seaweeds in southeast New Zealand are adapted to maximizing N acquisition in a potentially N-limiting environment.","container-title":"Journal of Phycology","DOI":"10.1111/j.1529-8817.2004.03157.x","ISSN":"1529-8817","issue":"3","language":"en","note":"_eprint: https://onlinelibrary.wiley.com/doi/pdf/10.1111/j.1529-8817.2004.03157.x","page":"534-545","source":"Wiley Online Library","title":"Kinetics of nitrate, ammonium, and urea uptake by four intertidal seaweeds from New Zealand","volume":"40","author":[{"family":"Phillips","given":"Julia C."},{"family":"Hurd","given":"Catriona L."}],"issued":{"date-parts":[["2004"]]}}}],"schema":"https://github.com/citation-style-language/schema/raw/master/csl-citation.json"} </w:instrText>
+      </w:r>
+      <w:r>
+        <w:rPr>
+          <w:rFonts w:ascii="Times New Roman" w:hAnsi="Times New Roman" w:cs="Times New Roman"/>
+          <w:lang w:val="en-CA"/>
+        </w:rPr>
+        <w:fldChar w:fldCharType="separate"/>
+      </w:r>
+      <w:r>
+        <w:rPr>
+          <w:rFonts w:ascii="Times New Roman" w:hAnsi="Times New Roman" w:cs="Times New Roman"/>
+        </w:rPr>
+        <w:t>(Phillips and Hurd, 2004)</w:t>
+      </w:r>
+      <w:r>
+        <w:rPr>
+          <w:rFonts w:ascii="Times New Roman" w:hAnsi="Times New Roman" w:cs="Times New Roman"/>
+          <w:lang w:val="en-CA"/>
+        </w:rPr>
+        <w:fldChar w:fldCharType="end"/>
       </w:r>
       <w:r>
         <w:rPr>
@@ -2322,6 +3428,29 @@
         </w:rPr>
         <w:t>.</w:t>
       </w:r>
+      <w:r>
+        <w:rPr>
+          <w:rFonts w:ascii="Times New Roman" w:hAnsi="Times New Roman" w:cs="Times New Roman"/>
+          <w:lang w:val="en-CA"/>
+        </w:rPr>
+        <w:t xml:space="preserve"> </w:t>
+      </w:r>
+      <w:r>
+        <w:rPr>
+          <w:rFonts w:ascii="Times New Roman" w:hAnsi="Times New Roman" w:cs="Times New Roman"/>
+          <w:lang w:val="en-CA"/>
+        </w:rPr>
+        <w:t xml:space="preserve">Consumer-mediated nutrients might therefore be important for ecosystems in oligotrophic waters, such as coral reefs, but might also be an overlooked source of nitrogen that drives bottom-up processes in temperate systems. </w:t>
+      </w:r>
+    </w:p>
+    <w:p>
+      <w:pPr>
+        <w:spacing w:line="360" w:lineRule="auto"/>
+        <w:rPr>
+          <w:rFonts w:ascii="Times New Roman" w:hAnsi="Times New Roman" w:cs="Times New Roman"/>
+          <w:lang w:val="en-CA"/>
+        </w:rPr>
+      </w:pPr>
     </w:p>
     <w:p>
       <w:pPr>
@@ -2332,23 +3461,292 @@
           <w:lang w:val="en-CA"/>
         </w:rPr>
       </w:pPr>
-    </w:p>
-    <w:p>
-      <w:pPr>
-        <w:spacing w:line="360" w:lineRule="auto"/>
-        <w:rPr>
-          <w:rFonts w:ascii="Times New Roman" w:hAnsi="Times New Roman" w:cs="Times New Roman"/>
-          <w:u w:val="single"/>
-          <w:lang w:val="en-CA"/>
-        </w:rPr>
-      </w:pPr>
-      <w:r>
-        <w:rPr>
-          <w:rFonts w:ascii="Times New Roman" w:hAnsi="Times New Roman" w:cs="Times New Roman"/>
-          <w:u w:val="single"/>
-          <w:lang w:val="en-CA"/>
-        </w:rPr>
-        <w:t>Methods</w:t>
+      <w:r>
+        <w:rPr>
+          <w:rFonts w:ascii="Times New Roman" w:hAnsi="Times New Roman" w:cs="Times New Roman"/>
+          <w:lang w:val="en-CA"/>
+        </w:rPr>
+        <w:t>In this study,</w:t>
+      </w:r>
+      <w:r>
+        <w:rPr>
+          <w:rFonts w:ascii="Times New Roman" w:hAnsi="Times New Roman" w:cs="Times New Roman"/>
+          <w:lang w:val="en-CA"/>
+        </w:rPr>
+        <w:t xml:space="preserve"> w</w:t>
+      </w:r>
+      <w:r>
+        <w:rPr>
+          <w:rFonts w:ascii="Times New Roman" w:hAnsi="Times New Roman" w:cs="Times New Roman"/>
+          <w:lang w:val="en-CA"/>
+        </w:rPr>
+        <w:t xml:space="preserve">e </w:t>
+      </w:r>
+      <w:r>
+        <w:rPr>
+          <w:rFonts w:ascii="Times New Roman" w:hAnsi="Times New Roman" w:cs="Times New Roman"/>
+          <w:lang w:val="en-CA"/>
+        </w:rPr>
+        <w:t>assess</w:t>
+      </w:r>
+      <w:r>
+        <w:rPr>
+          <w:rFonts w:ascii="Times New Roman" w:hAnsi="Times New Roman" w:cs="Times New Roman"/>
+          <w:lang w:val="en-CA"/>
+        </w:rPr>
+        <w:t xml:space="preserve"> the effect</w:t>
+      </w:r>
+      <w:r>
+        <w:rPr>
+          <w:rFonts w:ascii="Times New Roman" w:hAnsi="Times New Roman" w:cs="Times New Roman"/>
+          <w:lang w:val="en-CA"/>
+        </w:rPr>
+        <w:t>s</w:t>
+      </w:r>
+      <w:r>
+        <w:rPr>
+          <w:rFonts w:ascii="Times New Roman" w:hAnsi="Times New Roman" w:cs="Times New Roman"/>
+          <w:lang w:val="en-CA"/>
+        </w:rPr>
+        <w:t xml:space="preserve"> of animal</w:t>
+      </w:r>
+      <w:r>
+        <w:rPr>
+          <w:rFonts w:ascii="Times New Roman" w:hAnsi="Times New Roman" w:cs="Times New Roman"/>
+          <w:lang w:val="en-CA"/>
+        </w:rPr>
+        <w:t>-</w:t>
+      </w:r>
+      <w:r>
+        <w:rPr>
+          <w:rFonts w:ascii="Times New Roman" w:hAnsi="Times New Roman" w:cs="Times New Roman"/>
+          <w:lang w:val="en-CA"/>
+        </w:rPr>
+        <w:t xml:space="preserve">provisioned nutrients on primary </w:t>
+      </w:r>
+      <w:r>
+        <w:rPr>
+          <w:rFonts w:ascii="Times New Roman" w:hAnsi="Times New Roman" w:cs="Times New Roman"/>
+          <w:lang w:val="en-CA"/>
+        </w:rPr>
+        <w:t xml:space="preserve">productivity in </w:t>
+      </w:r>
+      <w:r>
+        <w:rPr>
+          <w:rFonts w:ascii="Times New Roman" w:hAnsi="Times New Roman" w:cs="Times New Roman"/>
+          <w:lang w:val="en-CA"/>
+        </w:rPr>
+        <w:t xml:space="preserve">different </w:t>
+      </w:r>
+      <w:r>
+        <w:rPr>
+          <w:rFonts w:ascii="Times New Roman" w:hAnsi="Times New Roman" w:cs="Times New Roman"/>
+          <w:lang w:val="en-CA"/>
+        </w:rPr>
+        <w:t>marine ecosystems</w:t>
+      </w:r>
+      <w:r>
+        <w:rPr>
+          <w:rFonts w:ascii="Times New Roman" w:hAnsi="Times New Roman" w:cs="Times New Roman"/>
+          <w:lang w:val="en-CA"/>
+        </w:rPr>
+        <w:t>, and specifically test whether these effects are more marked in nutrient-poor environments</w:t>
+      </w:r>
+      <w:r>
+        <w:rPr>
+          <w:rFonts w:ascii="Times New Roman" w:hAnsi="Times New Roman" w:cs="Times New Roman"/>
+          <w:lang w:val="en-CA"/>
+        </w:rPr>
+        <w:t xml:space="preserve">. </w:t>
+      </w:r>
+      <w:r>
+        <w:rPr>
+          <w:rFonts w:ascii="Times New Roman" w:hAnsi="Times New Roman" w:cs="Times New Roman"/>
+          <w:lang w:val="en-CA"/>
+        </w:rPr>
+        <w:t>By c</w:t>
+      </w:r>
+      <w:r>
+        <w:rPr>
+          <w:rFonts w:ascii="Times New Roman" w:hAnsi="Times New Roman" w:cs="Times New Roman"/>
+          <w:lang w:val="en-CA"/>
+        </w:rPr>
+        <w:t>onduct</w:t>
+      </w:r>
+      <w:r>
+        <w:rPr>
+          <w:rFonts w:ascii="Times New Roman" w:hAnsi="Times New Roman" w:cs="Times New Roman"/>
+          <w:lang w:val="en-CA"/>
+        </w:rPr>
+        <w:t>ing a systematic review and</w:t>
+      </w:r>
+      <w:r>
+        <w:rPr>
+          <w:rFonts w:ascii="Times New Roman" w:hAnsi="Times New Roman" w:cs="Times New Roman"/>
+          <w:lang w:val="en-CA"/>
+        </w:rPr>
+        <w:t xml:space="preserve"> meta-analysis of </w:t>
+      </w:r>
+      <w:r>
+        <w:rPr>
+          <w:rFonts w:ascii="Times New Roman" w:hAnsi="Times New Roman" w:cs="Times New Roman"/>
+          <w:lang w:val="en-CA"/>
+        </w:rPr>
+        <w:t>the published literature, w</w:t>
+      </w:r>
+      <w:r>
+        <w:rPr>
+          <w:rFonts w:ascii="Times New Roman" w:hAnsi="Times New Roman" w:cs="Times New Roman"/>
+          <w:lang w:val="en-CA"/>
+        </w:rPr>
+        <w:t xml:space="preserve">e sought to quantify and compare the effect sizes between temperate and tropical regions to </w:t>
+      </w:r>
+      <w:r>
+        <w:rPr>
+          <w:rFonts w:ascii="Times New Roman" w:hAnsi="Times New Roman" w:cs="Times New Roman"/>
+          <w:lang w:val="en-CA"/>
+        </w:rPr>
+        <w:t xml:space="preserve">determine if </w:t>
+      </w:r>
+      <w:r>
+        <w:rPr>
+          <w:rFonts w:ascii="Times New Roman" w:hAnsi="Times New Roman" w:cs="Times New Roman"/>
+          <w:lang w:val="en-CA"/>
+        </w:rPr>
+        <w:t>animal</w:t>
+      </w:r>
+      <w:r>
+        <w:rPr>
+          <w:rFonts w:ascii="Times New Roman" w:hAnsi="Times New Roman" w:cs="Times New Roman"/>
+          <w:lang w:val="en-CA"/>
+        </w:rPr>
+        <w:t>s contribute more to the total nutrient availability</w:t>
+      </w:r>
+      <w:r>
+        <w:rPr>
+          <w:rFonts w:ascii="Times New Roman" w:hAnsi="Times New Roman" w:cs="Times New Roman"/>
+          <w:lang w:val="en-CA"/>
+        </w:rPr>
+        <w:t xml:space="preserve"> in </w:t>
+      </w:r>
+      <w:r>
+        <w:rPr>
+          <w:rFonts w:ascii="Times New Roman" w:hAnsi="Times New Roman" w:cs="Times New Roman"/>
+          <w:lang w:val="en-CA"/>
+        </w:rPr>
+        <w:t>oligotrophic</w:t>
+      </w:r>
+      <w:r>
+        <w:rPr>
+          <w:rFonts w:ascii="Times New Roman" w:hAnsi="Times New Roman" w:cs="Times New Roman"/>
+          <w:lang w:val="en-CA"/>
+        </w:rPr>
+        <w:t xml:space="preserve"> waters</w:t>
+      </w:r>
+      <w:r>
+        <w:rPr>
+          <w:rFonts w:ascii="Times New Roman" w:hAnsi="Times New Roman" w:cs="Times New Roman"/>
+          <w:lang w:val="en-CA"/>
+        </w:rPr>
+        <w:t xml:space="preserve"> than external </w:t>
+      </w:r>
+      <w:r>
+        <w:rPr>
+          <w:rFonts w:ascii="Times New Roman" w:hAnsi="Times New Roman" w:cs="Times New Roman"/>
+          <w:lang w:val="en-CA"/>
+        </w:rPr>
+        <w:t xml:space="preserve">abiotic </w:t>
+      </w:r>
+      <w:r>
+        <w:rPr>
+          <w:rFonts w:ascii="Times New Roman" w:hAnsi="Times New Roman" w:cs="Times New Roman"/>
+          <w:lang w:val="en-CA"/>
+        </w:rPr>
+        <w:t>sources</w:t>
+      </w:r>
+      <w:r>
+        <w:rPr>
+          <w:rFonts w:ascii="Times New Roman" w:hAnsi="Times New Roman" w:cs="Times New Roman"/>
+          <w:lang w:val="en-CA"/>
+        </w:rPr>
+        <w:t>.</w:t>
+      </w:r>
+      <w:r>
+        <w:rPr>
+          <w:rFonts w:ascii="Times New Roman" w:hAnsi="Times New Roman" w:cs="Times New Roman"/>
+          <w:lang w:val="en-CA"/>
+        </w:rPr>
+        <w:t xml:space="preserve"> </w:t>
+      </w:r>
+      <w:r>
+        <w:rPr>
+          <w:rFonts w:ascii="Times New Roman" w:hAnsi="Times New Roman" w:cs="Times New Roman"/>
+          <w:lang w:val="en-CA"/>
+        </w:rPr>
+        <w:t>Th</w:t>
+      </w:r>
+      <w:r>
+        <w:rPr>
+          <w:rFonts w:ascii="Times New Roman" w:hAnsi="Times New Roman" w:cs="Times New Roman"/>
+          <w:lang w:val="en-CA"/>
+        </w:rPr>
+        <w:t>is research will strengthen our understanding of consumers in mediating not just top</w:t>
+      </w:r>
+      <w:r>
+        <w:rPr>
+          <w:rFonts w:ascii="Times New Roman" w:hAnsi="Times New Roman" w:cs="Times New Roman"/>
+          <w:lang w:val="en-CA"/>
+        </w:rPr>
+        <w:t>-</w:t>
+      </w:r>
+      <w:r>
+        <w:rPr>
+          <w:rFonts w:ascii="Times New Roman" w:hAnsi="Times New Roman" w:cs="Times New Roman"/>
+          <w:lang w:val="en-CA"/>
+        </w:rPr>
+        <w:t>down processes, but also bottom up processes</w:t>
+      </w:r>
+      <w:r>
+        <w:rPr>
+          <w:rFonts w:ascii="Times New Roman" w:hAnsi="Times New Roman" w:cs="Times New Roman"/>
+          <w:lang w:val="en-CA"/>
+        </w:rPr>
+        <w:t xml:space="preserve"> on a global</w:t>
+      </w:r>
+      <w:r>
+        <w:rPr>
+          <w:rFonts w:ascii="Times New Roman" w:hAnsi="Times New Roman" w:cs="Times New Roman"/>
+          <w:lang w:val="en-CA"/>
+        </w:rPr>
+        <w:t xml:space="preserve"> scale</w:t>
+      </w:r>
+      <w:r>
+        <w:rPr>
+          <w:rFonts w:ascii="Times New Roman" w:hAnsi="Times New Roman" w:cs="Times New Roman"/>
+          <w:lang w:val="en-CA"/>
+        </w:rPr>
+        <w:t>. Further</w:t>
+      </w:r>
+      <w:r>
+        <w:rPr>
+          <w:rFonts w:ascii="Times New Roman" w:hAnsi="Times New Roman" w:cs="Times New Roman"/>
+          <w:lang w:val="en-CA"/>
+        </w:rPr>
+        <w:t xml:space="preserve">, </w:t>
+      </w:r>
+      <w:r>
+        <w:rPr>
+          <w:rFonts w:ascii="Times New Roman" w:hAnsi="Times New Roman" w:cs="Times New Roman"/>
+          <w:lang w:val="en-CA"/>
+        </w:rPr>
+        <w:t>we hope this work will</w:t>
+      </w:r>
+      <w:r>
+        <w:rPr>
+          <w:rFonts w:ascii="Times New Roman" w:hAnsi="Times New Roman" w:cs="Times New Roman"/>
+          <w:lang w:val="en-CA"/>
+        </w:rPr>
+        <w:t xml:space="preserve"> highlight the often-overlooked role of marine animals in ecosystem nutrient dynamics.</w:t>
       </w:r>
     </w:p>
     <w:p>
@@ -2357,6 +3755,42 @@
         <w:ind w:firstLine="720"/>
         <w:rPr>
           <w:rFonts w:ascii="Times New Roman" w:hAnsi="Times New Roman" w:cs="Times New Roman"/>
+          <w:lang w:val="en-CA"/>
+        </w:rPr>
+      </w:pPr>
+    </w:p>
+    <w:p>
+      <w:pPr>
+        <w:spacing w:line="360" w:lineRule="auto"/>
+        <w:rPr>
+          <w:rFonts w:ascii="Times New Roman" w:hAnsi="Times New Roman" w:cs="Times New Roman"/>
+          <w:u w:val="single"/>
+          <w:lang w:val="en-CA"/>
+        </w:rPr>
+      </w:pPr>
+      <w:commentRangeStart w:id="3"/>
+      <w:r>
+        <w:rPr>
+          <w:rFonts w:ascii="Times New Roman" w:hAnsi="Times New Roman" w:cs="Times New Roman"/>
+          <w:u w:val="single"/>
+          <w:lang w:val="en-CA"/>
+        </w:rPr>
+        <w:t>Methods</w:t>
+      </w:r>
+      <w:commentRangeEnd w:id="3"/>
+      <w:r>
+        <w:rPr>
+          <w:rStyle w:val="CommentReference"/>
+        </w:rPr>
+        <w:commentReference w:id="3"/>
+      </w:r>
+    </w:p>
+    <w:p>
+      <w:pPr>
+        <w:spacing w:line="360" w:lineRule="auto"/>
+        <w:ind w:firstLine="720"/>
+        <w:rPr>
+          <w:rFonts w:ascii="Times New Roman" w:hAnsi="Times New Roman" w:cs="Times New Roman"/>
         </w:rPr>
       </w:pPr>
       <w:r>
@@ -2440,7 +3874,19 @@
         <w:rPr>
           <w:rFonts w:ascii="Times New Roman" w:hAnsi="Times New Roman" w:cs="Times New Roman"/>
         </w:rPr>
-        <w:t xml:space="preserve">We conducted two consecutive searches, first from 1990 - </w:t>
+        <w:t>We conducted two consecutive searches, first from 19</w:t>
+      </w:r>
+      <w:r>
+        <w:rPr>
+          <w:rFonts w:ascii="Times New Roman" w:hAnsi="Times New Roman" w:cs="Times New Roman"/>
+        </w:rPr>
+        <w:t>0</w:t>
+      </w:r>
+      <w:r>
+        <w:rPr>
+          <w:rFonts w:ascii="Times New Roman" w:hAnsi="Times New Roman" w:cs="Times New Roman"/>
+        </w:rPr>
+        <w:t xml:space="preserve">0 - </w:t>
       </w:r>
       <w:r>
         <w:rPr>
@@ -2494,7 +3940,15 @@
           <w:rFonts w:ascii="Times New Roman" w:hAnsi="Times New Roman" w:cs="Times New Roman"/>
           <w:lang w:val="en-CA"/>
         </w:rPr>
-        <w:t xml:space="preserve">, we used the search string </w:t>
+        <w:t xml:space="preserve">, we used the </w:t>
+      </w:r>
+      <w:commentRangeStart w:id="4"/>
+      <w:r>
+        <w:rPr>
+          <w:rFonts w:ascii="Times New Roman" w:hAnsi="Times New Roman" w:cs="Times New Roman"/>
+          <w:lang w:val="en-CA"/>
+        </w:rPr>
+        <w:t xml:space="preserve">search string </w:t>
       </w:r>
       <w:r>
         <w:rPr>
@@ -2542,76 +3996,89 @@
         <w:rPr>
           <w:rFonts w:ascii="Times New Roman" w:hAnsi="Times New Roman" w:cs="Times New Roman"/>
         </w:rPr>
-        <w:t xml:space="preserve">* OR nutrient) AND </w:t>
+        <w:t>* OR nutrient) AND (</w:t>
+      </w:r>
+      <w:proofErr w:type="spellStart"/>
+      <w:r>
+        <w:rPr>
+          <w:rFonts w:ascii="Times New Roman" w:hAnsi="Times New Roman" w:cs="Times New Roman"/>
+        </w:rPr>
+        <w:t>excret</w:t>
+      </w:r>
+      <w:proofErr w:type="spellEnd"/>
+      <w:r>
+        <w:rPr>
+          <w:rFonts w:ascii="Times New Roman" w:hAnsi="Times New Roman" w:cs="Times New Roman"/>
+        </w:rPr>
+        <w:t xml:space="preserve">* OR egest* OR mutual* OR </w:t>
+      </w:r>
+      <w:proofErr w:type="spellStart"/>
+      <w:r>
+        <w:rPr>
+          <w:rFonts w:ascii="Times New Roman" w:hAnsi="Times New Roman" w:cs="Times New Roman"/>
+        </w:rPr>
+        <w:t>symbio</w:t>
+      </w:r>
+      <w:proofErr w:type="spellEnd"/>
+      <w:r>
+        <w:rPr>
+          <w:rFonts w:ascii="Times New Roman" w:hAnsi="Times New Roman" w:cs="Times New Roman"/>
+        </w:rPr>
+        <w:t>* OR subsid* OR consumer-</w:t>
+      </w:r>
+      <w:proofErr w:type="spellStart"/>
+      <w:r>
+        <w:rPr>
+          <w:rFonts w:ascii="Times New Roman" w:hAnsi="Times New Roman" w:cs="Times New Roman"/>
+        </w:rPr>
+        <w:t>mediat</w:t>
+      </w:r>
+      <w:proofErr w:type="spellEnd"/>
+      <w:r>
+        <w:rPr>
+          <w:rFonts w:ascii="Times New Roman" w:hAnsi="Times New Roman" w:cs="Times New Roman"/>
+        </w:rPr>
+        <w:t xml:space="preserve">*) AND (coral* OR kelp* OR alga* OR macroalgae OR microalgae OR phytoplankton OR </w:t>
+      </w:r>
+      <w:proofErr w:type="spellStart"/>
+      <w:r>
+        <w:rPr>
+          <w:rFonts w:ascii="Times New Roman" w:hAnsi="Times New Roman" w:cs="Times New Roman"/>
+        </w:rPr>
+        <w:t>zooxanthell</w:t>
+      </w:r>
+      <w:proofErr w:type="spellEnd"/>
+      <w:r>
+        <w:rPr>
+          <w:rFonts w:ascii="Times New Roman" w:hAnsi="Times New Roman" w:cs="Times New Roman"/>
+        </w:rPr>
+        <w:t xml:space="preserve">* OR primary prod* OR seagrass* OR sea grass* OR seaweed* OR mangrove*) AND (reef OR </w:t>
       </w:r>
       <w:r>
         <w:rPr>
           <w:rFonts w:ascii="Times New Roman" w:hAnsi="Times New Roman" w:cs="Times New Roman"/>
         </w:rPr>
         <w:lastRenderedPageBreak/>
-        <w:t>(</w:t>
-      </w:r>
-      <w:proofErr w:type="spellStart"/>
-      <w:r>
-        <w:rPr>
-          <w:rFonts w:ascii="Times New Roman" w:hAnsi="Times New Roman" w:cs="Times New Roman"/>
-        </w:rPr>
-        <w:t>excret</w:t>
-      </w:r>
-      <w:proofErr w:type="spellEnd"/>
-      <w:r>
-        <w:rPr>
-          <w:rFonts w:ascii="Times New Roman" w:hAnsi="Times New Roman" w:cs="Times New Roman"/>
-        </w:rPr>
-        <w:t xml:space="preserve">* OR egest* OR mutual* OR </w:t>
-      </w:r>
-      <w:proofErr w:type="spellStart"/>
-      <w:r>
-        <w:rPr>
-          <w:rFonts w:ascii="Times New Roman" w:hAnsi="Times New Roman" w:cs="Times New Roman"/>
-        </w:rPr>
-        <w:t>symbio</w:t>
-      </w:r>
-      <w:proofErr w:type="spellEnd"/>
-      <w:r>
-        <w:rPr>
-          <w:rFonts w:ascii="Times New Roman" w:hAnsi="Times New Roman" w:cs="Times New Roman"/>
-        </w:rPr>
-        <w:t>* OR subsid* OR consumer-</w:t>
-      </w:r>
-      <w:proofErr w:type="spellStart"/>
-      <w:r>
-        <w:rPr>
-          <w:rFonts w:ascii="Times New Roman" w:hAnsi="Times New Roman" w:cs="Times New Roman"/>
-        </w:rPr>
-        <w:t>mediat</w:t>
-      </w:r>
-      <w:proofErr w:type="spellEnd"/>
-      <w:r>
-        <w:rPr>
-          <w:rFonts w:ascii="Times New Roman" w:hAnsi="Times New Roman" w:cs="Times New Roman"/>
-        </w:rPr>
-        <w:t xml:space="preserve">*) AND (coral* OR kelp* OR alga* OR macroalgae OR microalgae OR phytoplankton OR </w:t>
-      </w:r>
-      <w:proofErr w:type="spellStart"/>
-      <w:r>
-        <w:rPr>
-          <w:rFonts w:ascii="Times New Roman" w:hAnsi="Times New Roman" w:cs="Times New Roman"/>
-        </w:rPr>
-        <w:t>zooxanthell</w:t>
-      </w:r>
-      <w:proofErr w:type="spellEnd"/>
-      <w:r>
-        <w:rPr>
-          <w:rFonts w:ascii="Times New Roman" w:hAnsi="Times New Roman" w:cs="Times New Roman"/>
-        </w:rPr>
-        <w:t>* OR primary prod* OR seagrass* OR sea grass* OR seaweed* OR mangrove*) AND (reef OR subtidal OR intertidal OR coast* OR marine OR benthic OR coral OR kelp) AND (grow* OR grew OR biomass OR abundance OR weight)</w:t>
-      </w:r>
-      <w:r>
-        <w:rPr>
-          <w:rFonts w:ascii="Times New Roman" w:hAnsi="Times New Roman" w:cs="Times New Roman"/>
-        </w:rPr>
-        <w:t>. In total, this search yielded</w:t>
+        <w:t>subtidal OR intertidal OR coast* OR marine OR benthic OR coral OR kelp) AND (grow* OR grew OR biomass OR abundance OR weight)</w:t>
+      </w:r>
+      <w:r>
+        <w:rPr>
+          <w:rFonts w:ascii="Times New Roman" w:hAnsi="Times New Roman" w:cs="Times New Roman"/>
+        </w:rPr>
+        <w:t>.</w:t>
+      </w:r>
+      <w:commentRangeEnd w:id="4"/>
+      <w:r>
+        <w:rPr>
+          <w:rStyle w:val="CommentReference"/>
+        </w:rPr>
+        <w:commentReference w:id="4"/>
+      </w:r>
+      <w:r>
+        <w:rPr>
+          <w:rFonts w:ascii="Times New Roman" w:hAnsi="Times New Roman" w:cs="Times New Roman"/>
+        </w:rPr>
+        <w:t xml:space="preserve"> In total, this search yielded</w:t>
       </w:r>
       <w:r>
         <w:rPr>
@@ -2619,19 +4086,19 @@
         </w:rPr>
         <w:t xml:space="preserve"> 1,257 publications. We </w:t>
       </w:r>
-      <w:commentRangeStart w:id="9"/>
+      <w:commentRangeStart w:id="5"/>
       <w:r>
         <w:rPr>
           <w:rFonts w:ascii="Times New Roman" w:hAnsi="Times New Roman" w:cs="Times New Roman"/>
         </w:rPr>
         <w:t xml:space="preserve">refined </w:t>
       </w:r>
-      <w:commentRangeEnd w:id="9"/>
+      <w:commentRangeEnd w:id="5"/>
       <w:r>
         <w:rPr>
           <w:rStyle w:val="CommentReference"/>
         </w:rPr>
-        <w:commentReference w:id="9"/>
+        <w:commentReference w:id="5"/>
       </w:r>
       <w:r>
         <w:rPr>
@@ -2651,19 +4118,19 @@
         </w:rPr>
         <w:t xml:space="preserve"> proceedings </w:t>
       </w:r>
-      <w:commentRangeStart w:id="10"/>
+      <w:commentRangeStart w:id="6"/>
       <w:r>
         <w:rPr>
           <w:rFonts w:ascii="Times New Roman" w:hAnsi="Times New Roman" w:cs="Times New Roman"/>
         </w:rPr>
         <w:t>papers</w:t>
       </w:r>
-      <w:commentRangeEnd w:id="10"/>
+      <w:commentRangeEnd w:id="6"/>
       <w:r>
         <w:rPr>
           <w:rStyle w:val="CommentReference"/>
         </w:rPr>
-        <w:commentReference w:id="10"/>
+        <w:commentReference w:id="6"/>
       </w:r>
       <w:r>
         <w:rPr>
@@ -2695,7 +4162,7 @@
         </w:rPr>
         <w:t xml:space="preserve"> </w:t>
       </w:r>
-      <w:commentRangeStart w:id="11"/>
+      <w:commentRangeStart w:id="7"/>
       <w:r>
         <w:rPr>
           <w:rFonts w:ascii="Times New Roman" w:hAnsi="Times New Roman" w:cs="Times New Roman"/>
@@ -2708,12 +4175,12 @@
         </w:rPr>
         <w:t xml:space="preserve"> </w:t>
       </w:r>
-      <w:commentRangeEnd w:id="11"/>
+      <w:commentRangeEnd w:id="7"/>
       <w:r>
         <w:rPr>
           <w:rStyle w:val="CommentReference"/>
         </w:rPr>
-        <w:commentReference w:id="11"/>
+        <w:commentReference w:id="7"/>
       </w:r>
       <w:r>
         <w:rPr>
@@ -3039,7 +4506,6 @@
         <w:rPr>
           <w:rFonts w:ascii="Times New Roman" w:hAnsi="Times New Roman" w:cs="Times New Roman"/>
         </w:rPr>
-        <w:lastRenderedPageBreak/>
         <w:t>WebPlotDigitizer</w:t>
       </w:r>
       <w:proofErr w:type="spellEnd"/>
@@ -3072,6 +4538,12 @@
           <w:rFonts w:ascii="Times New Roman" w:hAnsi="Times New Roman" w:cs="Times New Roman"/>
         </w:rPr>
         <w:t xml:space="preserve">. </w:t>
+      </w:r>
+      <w:r>
+        <w:rPr>
+          <w:rFonts w:ascii="Times New Roman" w:hAnsi="Times New Roman" w:cs="Times New Roman"/>
+        </w:rPr>
+        <w:t>As some studies presented multiple experiments our full sample size was n = X.</w:t>
       </w:r>
     </w:p>
     <w:p>
@@ -3095,6 +4567,7 @@
         <w:rPr>
           <w:rFonts w:ascii="Times New Roman" w:hAnsi="Times New Roman" w:cs="Times New Roman"/>
         </w:rPr>
+        <w:lastRenderedPageBreak/>
         <w:t xml:space="preserve">We </w:t>
       </w:r>
       <w:r>
@@ -3131,19 +4604,7 @@
         <w:rPr>
           <w:rFonts w:ascii="Times New Roman" w:hAnsi="Times New Roman" w:cs="Times New Roman"/>
         </w:rPr>
-        <w:t xml:space="preserve">and primary producer taxa </w:t>
-      </w:r>
-      <w:r>
-        <w:rPr>
-          <w:rFonts w:ascii="Times New Roman" w:hAnsi="Times New Roman" w:cs="Times New Roman"/>
-        </w:rPr>
-        <w:t>as potential moderators of the effect of animal-mediated fertilization</w:t>
-      </w:r>
-      <w:r>
-        <w:rPr>
-          <w:rFonts w:ascii="Times New Roman" w:hAnsi="Times New Roman" w:cs="Times New Roman"/>
-        </w:rPr>
-        <w:t xml:space="preserve">. We took the absolute </w:t>
+        <w:t xml:space="preserve">and primary producer taxa as potential moderators of the effect of animal-mediated fertilization. We took the absolute </w:t>
       </w:r>
       <w:r>
         <w:rPr>
@@ -3197,6 +4658,24 @@
         <w:rPr>
           <w:rFonts w:ascii="Times New Roman" w:hAnsi="Times New Roman" w:cs="Times New Roman"/>
         </w:rPr>
+        <w:t>We standardized the continuous moderators</w:t>
+      </w:r>
+      <w:r>
+        <w:rPr>
+          <w:rFonts w:ascii="Times New Roman" w:hAnsi="Times New Roman" w:cs="Times New Roman"/>
+        </w:rPr>
+        <w:t xml:space="preserve"> (absolute latitude, temperature, and background nutrients)</w:t>
+      </w:r>
+      <w:r>
+        <w:rPr>
+          <w:rFonts w:ascii="Times New Roman" w:hAnsi="Times New Roman" w:cs="Times New Roman"/>
+        </w:rPr>
+        <w:t xml:space="preserve"> in the models. </w:t>
+      </w:r>
+      <w:r>
+        <w:rPr>
+          <w:rFonts w:ascii="Times New Roman" w:hAnsi="Times New Roman" w:cs="Times New Roman"/>
+        </w:rPr>
         <w:t xml:space="preserve">We </w:t>
       </w:r>
       <w:r>
@@ -3217,11 +4696,25 @@
         </w:rPr>
         <w:t xml:space="preserve">on a scale of 1-5; (1) Field: natural experiment, (2) Field: primary producer manipulated, (3) Field: animal stocked, (4) Field: both primary producer and animals stocked, and (5) Lab: mesocosm experiment. </w:t>
       </w:r>
-      <w:r>
-        <w:rPr>
-          <w:rFonts w:ascii="Times New Roman" w:hAnsi="Times New Roman" w:cs="Times New Roman"/>
-        </w:rPr>
-        <w:t xml:space="preserve">Primary producers were grouped into either (1) Algae, (2) Coral, (3) Phytoplankton, or (4) Vascular plant. </w:t>
+      <w:commentRangeStart w:id="8"/>
+      <w:r>
+        <w:rPr>
+          <w:rFonts w:ascii="Times New Roman" w:hAnsi="Times New Roman" w:cs="Times New Roman"/>
+        </w:rPr>
+        <w:t>Primary producers were grouped</w:t>
+      </w:r>
+      <w:commentRangeEnd w:id="8"/>
+      <w:r>
+        <w:rPr>
+          <w:rStyle w:val="CommentReference"/>
+        </w:rPr>
+        <w:commentReference w:id="8"/>
+      </w:r>
+      <w:r>
+        <w:rPr>
+          <w:rFonts w:ascii="Times New Roman" w:hAnsi="Times New Roman" w:cs="Times New Roman"/>
+        </w:rPr>
+        <w:t xml:space="preserve"> into either (1) Algae, (2) Coral, (3) Phytoplankton, or (4) Vascular plant. </w:t>
       </w:r>
       <w:r>
         <w:rPr>
@@ -3370,7 +4863,13 @@
         <w:rPr>
           <w:rFonts w:ascii="Times New Roman" w:hAnsi="Times New Roman" w:cs="Times New Roman"/>
         </w:rPr>
-        <w:t>cannon be computed for</w:t>
+        <w:t>cannot</w:t>
+      </w:r>
+      <w:r>
+        <w:rPr>
+          <w:rFonts w:ascii="Times New Roman" w:hAnsi="Times New Roman" w:cs="Times New Roman"/>
+        </w:rPr>
+        <w:t xml:space="preserve"> be computed for</w:t>
       </w:r>
       <w:r>
         <w:rPr>
@@ -3418,7 +4917,13 @@
         <w:rPr>
           <w:rFonts w:ascii="Times New Roman" w:hAnsi="Times New Roman" w:cs="Times New Roman"/>
         </w:rPr>
-        <w:t>multilevel model (</w:t>
+        <w:t>three-level mixed effects</w:t>
+      </w:r>
+      <w:r>
+        <w:rPr>
+          <w:rFonts w:ascii="Times New Roman" w:hAnsi="Times New Roman" w:cs="Times New Roman"/>
+        </w:rPr>
+        <w:t xml:space="preserve"> model (</w:t>
       </w:r>
       <w:proofErr w:type="spellStart"/>
       <w:proofErr w:type="gramStart"/>
@@ -3500,51 +5005,150 @@
         <w:rPr>
           <w:rFonts w:ascii="Times New Roman" w:hAnsi="Times New Roman" w:cs="Times New Roman"/>
         </w:rPr>
-        <w:t xml:space="preserve">) with paper ID included as a random effect. </w:t>
-      </w:r>
-      <w:r>
-        <w:rPr>
-          <w:rFonts w:ascii="Times New Roman" w:hAnsi="Times New Roman" w:cs="Times New Roman"/>
-        </w:rPr>
-        <w:t xml:space="preserve">We used the restricted maximum likelihood estimator </w:t>
-      </w:r>
-      <w:r>
-        <w:rPr>
-          <w:rFonts w:ascii="Times New Roman" w:hAnsi="Times New Roman" w:cs="Times New Roman"/>
-        </w:rPr>
-        <w:t>τ</w:t>
-      </w:r>
-      <w:r>
-        <w:rPr>
-          <w:rFonts w:ascii="Times New Roman" w:hAnsi="Times New Roman" w:cs="Times New Roman"/>
-          <w:vertAlign w:val="superscript"/>
-        </w:rPr>
-        <w:t>2</w:t>
-      </w:r>
-      <w:r>
-        <w:rPr>
-          <w:rFonts w:ascii="Times New Roman" w:hAnsi="Times New Roman" w:cs="Times New Roman"/>
-        </w:rPr>
-        <w:t xml:space="preserve"> to estimate residual heterogeneity and used </w:t>
-      </w:r>
-      <w:r>
-        <w:rPr>
-          <w:rFonts w:ascii="Times New Roman" w:hAnsi="Times New Roman" w:cs="Times New Roman"/>
-        </w:rPr>
-        <w:t>Q</w:t>
-      </w:r>
-      <w:r>
-        <w:rPr>
-          <w:rFonts w:ascii="Times New Roman" w:hAnsi="Times New Roman" w:cs="Times New Roman"/>
-          <w:vertAlign w:val="subscript"/>
-        </w:rPr>
-        <w:t>E</w:t>
-      </w:r>
-      <w:r>
-        <w:rPr>
-          <w:rFonts w:ascii="Times New Roman" w:hAnsi="Times New Roman" w:cs="Times New Roman"/>
-        </w:rPr>
-        <w:t xml:space="preserve"> to test for significance for all models. </w:t>
+        <w:t xml:space="preserve">) </w:t>
+      </w:r>
+      <w:r>
+        <w:rPr>
+          <w:rFonts w:ascii="Times New Roman" w:hAnsi="Times New Roman" w:cs="Times New Roman"/>
+        </w:rPr>
+        <w:t>and</w:t>
+      </w:r>
+      <w:r>
+        <w:rPr>
+          <w:rFonts w:ascii="Times New Roman" w:hAnsi="Times New Roman" w:cs="Times New Roman"/>
+        </w:rPr>
+        <w:t xml:space="preserve"> </w:t>
+      </w:r>
+      <w:r>
+        <w:rPr>
+          <w:rFonts w:ascii="Times New Roman" w:hAnsi="Times New Roman" w:cs="Times New Roman"/>
+        </w:rPr>
+        <w:t xml:space="preserve">a random effect of individual effect size nested within </w:t>
+      </w:r>
+      <w:r>
+        <w:rPr>
+          <w:rFonts w:ascii="Times New Roman" w:hAnsi="Times New Roman" w:cs="Times New Roman"/>
+        </w:rPr>
+        <w:t>paper ID</w:t>
+      </w:r>
+      <w:r>
+        <w:rPr>
+          <w:rFonts w:ascii="Times New Roman" w:hAnsi="Times New Roman" w:cs="Times New Roman"/>
+        </w:rPr>
+        <w:t>. As some studies contributed multiple effect sizes, this nested structure (</w:t>
+      </w:r>
+      <w:r>
+        <w:rPr>
+          <w:rFonts w:ascii="Times New Roman" w:hAnsi="Times New Roman" w:cs="Times New Roman"/>
+        </w:rPr>
+        <w:t>random = ~ 1 | paper /</w:t>
+      </w:r>
+      <w:proofErr w:type="spellStart"/>
+      <w:r>
+        <w:rPr>
+          <w:rFonts w:ascii="Times New Roman" w:hAnsi="Times New Roman" w:cs="Times New Roman"/>
+        </w:rPr>
+        <w:t>individual_effect_size</w:t>
+      </w:r>
+      <w:proofErr w:type="spellEnd"/>
+      <w:r>
+        <w:rPr>
+          <w:rFonts w:ascii="Times New Roman" w:hAnsi="Times New Roman" w:cs="Times New Roman"/>
+        </w:rPr>
+        <w:t>)</w:t>
+      </w:r>
+      <w:r>
+        <w:rPr>
+          <w:rFonts w:ascii="Times New Roman" w:hAnsi="Times New Roman" w:cs="Times New Roman"/>
+        </w:rPr>
+        <w:t xml:space="preserve"> </w:t>
+      </w:r>
+      <w:r>
+        <w:rPr>
+          <w:rFonts w:ascii="Times New Roman" w:hAnsi="Times New Roman" w:cs="Times New Roman"/>
+        </w:rPr>
+        <w:t xml:space="preserve">accounted for non-independence between our effect sizes </w:t>
+      </w:r>
+      <w:r>
+        <w:rPr>
+          <w:rFonts w:ascii="Times New Roman" w:hAnsi="Times New Roman" w:cs="Times New Roman"/>
+        </w:rPr>
+        <w:fldChar w:fldCharType="begin"/>
+      </w:r>
+      <w:r>
+        <w:rPr>
+          <w:rFonts w:ascii="Times New Roman" w:hAnsi="Times New Roman" w:cs="Times New Roman"/>
+        </w:rPr>
+        <w:instrText xml:space="preserve"> ADDIN ZOTERO_ITEM CSL_CITATION {"citationID":"ngse7ztq","properties":{"formattedCitation":"(Viechtbauer, 2010)","plainCitation":"(Viechtbauer, 2010)","noteIndex":0},"citationItems":[{"id":2020,"uris":["http://zotero.org/users/local/idKDtb7T/items/9ACBHWEB"],"itemData":{"id":2020,"type":"article-journal","abstract":"The metafor package provides functions for conducting meta-analyses in R. The package includes functions for ﬁtting the meta-analytic ﬁxed- and random-e</w:instrText>
+      </w:r>
+      <w:r>
+        <w:rPr>
+          <w:rFonts w:ascii="Cambria Math" w:hAnsi="Cambria Math" w:cs="Cambria Math"/>
+        </w:rPr>
+        <w:instrText>ﬀ</w:instrText>
+      </w:r>
+      <w:r>
+        <w:rPr>
+          <w:rFonts w:ascii="Times New Roman" w:hAnsi="Times New Roman" w:cs="Times New Roman"/>
+        </w:rPr>
+        <w:instrText xml:space="preserve">ects models and allows for the inclusion of moderators variables (study-level covariates) in these models. Meta-regression analyses with continuous and categorical moderators can be conducted in this way. Functions for the Mantel-Haenszel and Peto’s one-step method for metaanalyses of 2 × 2 table data are also available. Finally, the package provides various plot functions (for example, for forest, funnel, and radial plots) and functions for assessing the model ﬁt, for obtaining case diagnostics, and for tests of publication bias.","container-title":"Journal of Statistical Software","DOI":"10.18637/jss.v036.i03","ISSN":"1548-7660","issue":"3","journalAbbreviation":"J. Stat. Soft.","language":"en","source":"DOI.org (Crossref)","title":"Conducting Meta-Analyses in &lt;i&gt;R&lt;/i&gt; with the &lt;b&gt;metafor&lt;/b&gt; Package","URL":"http://www.jstatsoft.org/v36/i03/","volume":"36","author":[{"family":"Viechtbauer","given":"Wolfgang"}],"accessed":{"date-parts":[["2021",12,6]]},"issued":{"date-parts":[["2010"]]}}}],"schema":"https://github.com/citation-style-language/schema/raw/master/csl-citation.json"} </w:instrText>
+      </w:r>
+      <w:r>
+        <w:rPr>
+          <w:rFonts w:ascii="Times New Roman" w:hAnsi="Times New Roman" w:cs="Times New Roman"/>
+        </w:rPr>
+        <w:fldChar w:fldCharType="separate"/>
+      </w:r>
+      <w:r>
+        <w:rPr>
+          <w:rFonts w:ascii="Times New Roman" w:hAnsi="Times New Roman" w:cs="Times New Roman"/>
+          <w:noProof/>
+        </w:rPr>
+        <w:t>(Viechtbauer, 2010)</w:t>
+      </w:r>
+      <w:r>
+        <w:rPr>
+          <w:rFonts w:ascii="Times New Roman" w:hAnsi="Times New Roman" w:cs="Times New Roman"/>
+        </w:rPr>
+        <w:fldChar w:fldCharType="end"/>
+      </w:r>
+      <w:r>
+        <w:rPr>
+          <w:rFonts w:ascii="Times New Roman" w:hAnsi="Times New Roman" w:cs="Times New Roman"/>
+        </w:rPr>
+        <w:t xml:space="preserve">. </w:t>
+      </w:r>
+      <w:r>
+        <w:rPr>
+          <w:rFonts w:ascii="Times New Roman" w:hAnsi="Times New Roman" w:cs="Times New Roman"/>
+        </w:rPr>
+        <w:t xml:space="preserve">We used the restricted maximum likelihood estimator to estimate residual heterogeneity and used </w:t>
+      </w:r>
+      <w:commentRangeStart w:id="9"/>
+      <w:r>
+        <w:rPr>
+          <w:rFonts w:ascii="Times New Roman" w:hAnsi="Times New Roman" w:cs="Times New Roman"/>
+        </w:rPr>
+        <w:t>Cochran’s Q-test</w:t>
+      </w:r>
+      <w:r>
+        <w:rPr>
+          <w:rFonts w:ascii="Times New Roman" w:hAnsi="Times New Roman" w:cs="Times New Roman"/>
+        </w:rPr>
+        <w:t xml:space="preserve"> </w:t>
+      </w:r>
+      <w:commentRangeEnd w:id="9"/>
+      <w:r>
+        <w:rPr>
+          <w:rStyle w:val="CommentReference"/>
+        </w:rPr>
+        <w:commentReference w:id="9"/>
+      </w:r>
+      <w:r>
+        <w:rPr>
+          <w:rFonts w:ascii="Times New Roman" w:hAnsi="Times New Roman" w:cs="Times New Roman"/>
+        </w:rPr>
+        <w:t xml:space="preserve">to test for significance for all models. </w:t>
       </w:r>
       <w:r>
         <w:rPr>
@@ -3556,49 +5160,19 @@
         <w:rPr>
           <w:rFonts w:ascii="Times New Roman" w:hAnsi="Times New Roman" w:cs="Times New Roman"/>
         </w:rPr>
-        <w:t>determined that</w:t>
-      </w:r>
-      <w:r>
-        <w:rPr>
-          <w:rFonts w:ascii="Times New Roman" w:hAnsi="Times New Roman" w:cs="Times New Roman"/>
-        </w:rPr>
-        <w:t xml:space="preserve"> absolute latitude, temperature, and background nutrients are correlated</w:t>
-      </w:r>
-      <w:r>
-        <w:rPr>
-          <w:rFonts w:ascii="Times New Roman" w:hAnsi="Times New Roman" w:cs="Times New Roman"/>
-        </w:rPr>
-        <w:t xml:space="preserve"> using a correlation matrix</w:t>
-      </w:r>
-      <w:r>
-        <w:rPr>
-          <w:rFonts w:ascii="Times New Roman" w:hAnsi="Times New Roman" w:cs="Times New Roman"/>
-        </w:rPr>
-        <w:t xml:space="preserve">, </w:t>
-      </w:r>
-      <w:r>
-        <w:rPr>
-          <w:rFonts w:ascii="Times New Roman" w:hAnsi="Times New Roman" w:cs="Times New Roman"/>
-        </w:rPr>
-        <w:t>so we</w:t>
-      </w:r>
-      <w:r>
-        <w:rPr>
-          <w:rFonts w:ascii="Times New Roman" w:hAnsi="Times New Roman" w:cs="Times New Roman"/>
-        </w:rPr>
-        <w:t xml:space="preserve"> then constructed three reduced models that each contained only one of the correlated moderators</w:t>
-      </w:r>
-      <w:r>
-        <w:rPr>
-          <w:rFonts w:ascii="Times New Roman" w:hAnsi="Times New Roman" w:cs="Times New Roman"/>
-        </w:rPr>
-        <w:t xml:space="preserve"> and competed them against a null model using AIC</w:t>
-      </w:r>
-      <w:r>
-        <w:rPr>
-          <w:rFonts w:ascii="Times New Roman" w:hAnsi="Times New Roman" w:cs="Times New Roman"/>
-        </w:rPr>
-        <w:t xml:space="preserve">. </w:t>
+        <w:t xml:space="preserve">set test = “t” to use a t-distribution similar to the </w:t>
+      </w:r>
+      <w:r>
+        <w:rPr>
+          <w:rFonts w:ascii="Times New Roman" w:hAnsi="Times New Roman" w:cs="Times New Roman"/>
+        </w:rPr>
+        <w:t>Knapp-Hartung method</w:t>
+      </w:r>
+      <w:r>
+        <w:rPr>
+          <w:rFonts w:ascii="Times New Roman" w:hAnsi="Times New Roman" w:cs="Times New Roman"/>
+        </w:rPr>
+        <w:t>.</w:t>
       </w:r>
     </w:p>
     <w:p>
@@ -3613,6 +5187,7 @@
     <w:p>
       <w:pPr>
         <w:spacing w:line="360" w:lineRule="auto"/>
+        <w:ind w:firstLine="720"/>
         <w:rPr>
           <w:rFonts w:ascii="Times New Roman" w:hAnsi="Times New Roman" w:cs="Times New Roman"/>
         </w:rPr>
@@ -3622,158 +5197,90 @@
           <w:rFonts w:ascii="Times New Roman" w:hAnsi="Times New Roman" w:cs="Times New Roman"/>
         </w:rPr>
         <w:lastRenderedPageBreak/>
-        <w:tab/>
-        <w:t xml:space="preserve">We calculated the </w:t>
-      </w:r>
-      <w:r>
-        <w:rPr>
-          <w:rFonts w:ascii="Times New Roman" w:hAnsi="Times New Roman" w:cs="Times New Roman"/>
-        </w:rPr>
-        <w:t>Rosenthal</w:t>
-      </w:r>
-      <w:r>
-        <w:rPr>
-          <w:rFonts w:ascii="Times New Roman" w:hAnsi="Times New Roman" w:cs="Times New Roman"/>
-        </w:rPr>
-        <w:t xml:space="preserve"> number as </w:t>
-      </w:r>
-      <w:r>
-        <w:rPr>
-          <w:rFonts w:ascii="Times New Roman" w:hAnsi="Times New Roman" w:cs="Times New Roman"/>
-        </w:rPr>
-        <w:t>13962</w:t>
-      </w:r>
-    </w:p>
-    <w:p>
-      <w:pPr>
-        <w:spacing w:line="360" w:lineRule="auto"/>
-        <w:rPr>
-          <w:rFonts w:ascii="Times New Roman" w:hAnsi="Times New Roman" w:cs="Times New Roman"/>
-        </w:rPr>
-      </w:pPr>
-      <w:r>
-        <w:rPr>
-          <w:rFonts w:ascii="Times New Roman" w:hAnsi="Times New Roman" w:cs="Times New Roman"/>
-        </w:rPr>
-        <w:t>BRETT: “</w:t>
-      </w:r>
-      <w:r>
-        <w:rPr>
-          <w:rFonts w:ascii="Times New Roman" w:hAnsi="Times New Roman" w:cs="Times New Roman"/>
-        </w:rPr>
-        <w:t xml:space="preserve">To determine if there were significant differences between the levels of the categorical moderators, we used Cochran’s Q-test (Q M) with the ‘mods’ argument in </w:t>
+        <w:t xml:space="preserve"> </w:t>
+      </w:r>
+      <w:r>
+        <w:rPr>
+          <w:rFonts w:ascii="Times New Roman" w:hAnsi="Times New Roman" w:cs="Times New Roman"/>
+        </w:rPr>
+        <w:t xml:space="preserve">We </w:t>
+      </w:r>
+      <w:r>
+        <w:rPr>
+          <w:rFonts w:ascii="Times New Roman" w:hAnsi="Times New Roman" w:cs="Times New Roman"/>
+        </w:rPr>
+        <w:t>determined that</w:t>
+      </w:r>
+      <w:r>
+        <w:rPr>
+          <w:rFonts w:ascii="Times New Roman" w:hAnsi="Times New Roman" w:cs="Times New Roman"/>
+        </w:rPr>
+        <w:t xml:space="preserve"> absolute latitude, temperature, and background nutrients are correlated</w:t>
+      </w:r>
+      <w:r>
+        <w:rPr>
+          <w:rFonts w:ascii="Times New Roman" w:hAnsi="Times New Roman" w:cs="Times New Roman"/>
+        </w:rPr>
+        <w:t xml:space="preserve"> using a correlation matrix</w:t>
+      </w:r>
+      <w:r>
+        <w:rPr>
+          <w:rFonts w:ascii="Times New Roman" w:hAnsi="Times New Roman" w:cs="Times New Roman"/>
+        </w:rPr>
+        <w:t xml:space="preserve"> (</w:t>
+      </w:r>
+      <w:proofErr w:type="gramStart"/>
+      <w:r>
+        <w:rPr>
+          <w:rFonts w:ascii="Times New Roman" w:hAnsi="Times New Roman" w:cs="Times New Roman"/>
+        </w:rPr>
+        <w:t>metaphor::</w:t>
       </w:r>
       <w:proofErr w:type="spellStart"/>
-      <w:r>
-        <w:rPr>
-          <w:rFonts w:ascii="Times New Roman" w:hAnsi="Times New Roman" w:cs="Times New Roman"/>
-        </w:rPr>
-        <w:t>metafor</w:t>
+      <w:proofErr w:type="gramEnd"/>
+      <w:r>
+        <w:rPr>
+          <w:rFonts w:ascii="Times New Roman" w:hAnsi="Times New Roman" w:cs="Times New Roman"/>
+        </w:rPr>
+        <w:t>vif</w:t>
       </w:r>
       <w:proofErr w:type="spellEnd"/>
       <w:r>
         <w:rPr>
           <w:rFonts w:ascii="Times New Roman" w:hAnsi="Times New Roman" w:cs="Times New Roman"/>
         </w:rPr>
-        <w:t xml:space="preserve"> to ignore the intercept (</w:t>
-      </w:r>
-      <w:proofErr w:type="spellStart"/>
-      <w:r>
-        <w:rPr>
-          <w:rFonts w:ascii="Times New Roman" w:hAnsi="Times New Roman" w:cs="Times New Roman"/>
-        </w:rPr>
-        <w:t>Viechtbauer</w:t>
-      </w:r>
-      <w:proofErr w:type="spellEnd"/>
-      <w:r>
-        <w:rPr>
-          <w:rFonts w:ascii="Times New Roman" w:hAnsi="Times New Roman" w:cs="Times New Roman"/>
-        </w:rPr>
-        <w:t xml:space="preserve"> 2010).</w:t>
-      </w:r>
-      <w:r>
-        <w:rPr>
-          <w:rFonts w:ascii="Times New Roman" w:hAnsi="Times New Roman" w:cs="Times New Roman"/>
-        </w:rPr>
-        <w:t>”</w:t>
-      </w:r>
-    </w:p>
-    <w:p>
-      <w:pPr>
-        <w:spacing w:line="360" w:lineRule="auto"/>
-        <w:rPr>
-          <w:rFonts w:ascii="Times New Roman" w:hAnsi="Times New Roman" w:cs="Times New Roman"/>
-        </w:rPr>
-      </w:pPr>
-      <w:r>
-        <w:rPr>
-          <w:rFonts w:ascii="Times New Roman" w:hAnsi="Times New Roman" w:cs="Times New Roman"/>
-        </w:rPr>
-        <w:t>As some reports contributed multiple observations, we looked for a substantial effect of papers that contributed 10% or greater than the total number of observations. We reran each model without each of these potentially influential studies and found no major differences in effect sizes or p-values (</w:t>
-      </w:r>
-      <w:proofErr w:type="spellStart"/>
-      <w:r>
-        <w:rPr>
-          <w:rFonts w:ascii="Times New Roman" w:hAnsi="Times New Roman" w:cs="Times New Roman"/>
-        </w:rPr>
-        <w:t>Supp</w:t>
-      </w:r>
-      <w:proofErr w:type="spellEnd"/>
-      <w:r>
-        <w:rPr>
-          <w:rFonts w:ascii="Times New Roman" w:hAnsi="Times New Roman" w:cs="Times New Roman"/>
-        </w:rPr>
-        <w:t xml:space="preserve"> table?)</w:t>
-      </w:r>
-    </w:p>
-    <w:p>
-      <w:pPr>
-        <w:spacing w:line="360" w:lineRule="auto"/>
-        <w:rPr>
-          <w:rFonts w:ascii="Times New Roman" w:hAnsi="Times New Roman" w:cs="Times New Roman"/>
-        </w:rPr>
-      </w:pPr>
-    </w:p>
-    <w:p>
-      <w:pPr>
-        <w:spacing w:line="360" w:lineRule="auto"/>
-        <w:rPr>
-          <w:rFonts w:ascii="Times New Roman" w:hAnsi="Times New Roman" w:cs="Times New Roman"/>
-        </w:rPr>
-      </w:pPr>
-    </w:p>
-    <w:p>
-      <w:pPr>
-        <w:spacing w:line="360" w:lineRule="auto"/>
-        <w:rPr>
-          <w:rFonts w:ascii="Times New Roman" w:hAnsi="Times New Roman" w:cs="Times New Roman"/>
-          <w:u w:val="single"/>
-        </w:rPr>
-      </w:pPr>
-      <w:proofErr w:type="spellStart"/>
-      <w:r>
-        <w:rPr>
-          <w:rFonts w:ascii="Times New Roman" w:hAnsi="Times New Roman" w:cs="Times New Roman"/>
-          <w:u w:val="single"/>
-        </w:rPr>
-        <w:t>Res</w:t>
-      </w:r>
-      <w:proofErr w:type="spellEnd"/>
-      <w:r>
-        <w:rPr>
-          <w:rFonts w:ascii="Times New Roman" w:hAnsi="Times New Roman" w:cs="Times New Roman"/>
-          <w:u w:val="single"/>
-        </w:rPr>
-        <w:t>ults</w:t>
-      </w:r>
-    </w:p>
-    <w:p>
-      <w:pPr>
-        <w:spacing w:line="360" w:lineRule="auto"/>
-        <w:rPr>
-          <w:rFonts w:ascii="Times New Roman" w:hAnsi="Times New Roman" w:cs="Times New Roman"/>
-        </w:rPr>
-      </w:pPr>
+        <w:t>)</w:t>
+      </w:r>
+      <w:r>
+        <w:rPr>
+          <w:rFonts w:ascii="Times New Roman" w:hAnsi="Times New Roman" w:cs="Times New Roman"/>
+        </w:rPr>
+        <w:t xml:space="preserve">, </w:t>
+      </w:r>
+      <w:r>
+        <w:rPr>
+          <w:rFonts w:ascii="Times New Roman" w:hAnsi="Times New Roman" w:cs="Times New Roman"/>
+        </w:rPr>
+        <w:t>so we</w:t>
+      </w:r>
+      <w:r>
+        <w:rPr>
+          <w:rFonts w:ascii="Times New Roman" w:hAnsi="Times New Roman" w:cs="Times New Roman"/>
+        </w:rPr>
+        <w:t xml:space="preserve"> then constructed three reduced models that each contained only one of the correlated moderators</w:t>
+      </w:r>
+      <w:r>
+        <w:rPr>
+          <w:rFonts w:ascii="Times New Roman" w:hAnsi="Times New Roman" w:cs="Times New Roman"/>
+        </w:rPr>
+        <w:t xml:space="preserve"> and competed them against a null model using AIC</w:t>
+      </w:r>
+      <w:r>
+        <w:rPr>
+          <w:rFonts w:ascii="Times New Roman" w:hAnsi="Times New Roman" w:cs="Times New Roman"/>
+        </w:rPr>
+        <w:t xml:space="preserve">. </w:t>
+      </w:r>
     </w:p>
     <w:p>
       <w:pPr>
@@ -3787,16 +5294,556 @@
     <w:p>
       <w:pPr>
         <w:spacing w:line="360" w:lineRule="auto"/>
-        <w:ind w:firstLine="720"/>
-        <w:rPr>
-          <w:rFonts w:ascii="Times New Roman" w:hAnsi="Times New Roman" w:cs="Times New Roman"/>
-        </w:rPr>
-      </w:pPr>
-      <w:r>
-        <w:rPr>
-          <w:rFonts w:ascii="Times New Roman" w:hAnsi="Times New Roman" w:cs="Times New Roman"/>
-        </w:rPr>
-        <w:t>METHODS GRAVEYARD:</w:t>
+        <w:rPr>
+          <w:rFonts w:ascii="Times New Roman" w:hAnsi="Times New Roman" w:cs="Times New Roman"/>
+        </w:rPr>
+      </w:pPr>
+    </w:p>
+    <w:p>
+      <w:pPr>
+        <w:spacing w:line="360" w:lineRule="auto"/>
+        <w:rPr>
+          <w:rFonts w:ascii="Times New Roman" w:hAnsi="Times New Roman" w:cs="Times New Roman"/>
+          <w:i/>
+        </w:rPr>
+      </w:pPr>
+      <w:r>
+        <w:rPr>
+          <w:rFonts w:ascii="Times New Roman" w:hAnsi="Times New Roman" w:cs="Times New Roman"/>
+          <w:i/>
+        </w:rPr>
+        <w:t>Assumption testing</w:t>
+      </w:r>
+    </w:p>
+    <w:p>
+      <w:pPr>
+        <w:spacing w:line="360" w:lineRule="auto"/>
+        <w:rPr>
+          <w:rFonts w:ascii="Times New Roman" w:hAnsi="Times New Roman" w:cs="Times New Roman"/>
+        </w:rPr>
+      </w:pPr>
+      <w:r>
+        <w:rPr>
+          <w:rFonts w:ascii="Times New Roman" w:hAnsi="Times New Roman" w:cs="Times New Roman"/>
+        </w:rPr>
+        <w:tab/>
+      </w:r>
+      <w:r>
+        <w:rPr>
+          <w:rFonts w:ascii="Times New Roman" w:hAnsi="Times New Roman" w:cs="Times New Roman"/>
+        </w:rPr>
+        <w:t>Meta-analyses can be vulnerable to p-value biases in publishing, so we</w:t>
+      </w:r>
+      <w:r>
+        <w:rPr>
+          <w:rFonts w:ascii="Times New Roman" w:hAnsi="Times New Roman" w:cs="Times New Roman"/>
+        </w:rPr>
+        <w:t xml:space="preserve"> calculated </w:t>
+      </w:r>
+      <w:r>
+        <w:rPr>
+          <w:rFonts w:ascii="Times New Roman" w:hAnsi="Times New Roman" w:cs="Times New Roman"/>
+        </w:rPr>
+        <w:t>Rosenthal</w:t>
+      </w:r>
+      <w:r>
+        <w:rPr>
+          <w:rFonts w:ascii="Times New Roman" w:hAnsi="Times New Roman" w:cs="Times New Roman"/>
+        </w:rPr>
+        <w:t>’s failsafe</w:t>
+      </w:r>
+      <w:r>
+        <w:rPr>
+          <w:rFonts w:ascii="Times New Roman" w:hAnsi="Times New Roman" w:cs="Times New Roman"/>
+        </w:rPr>
+        <w:t xml:space="preserve"> number </w:t>
+      </w:r>
+      <w:r>
+        <w:rPr>
+          <w:rFonts w:ascii="Times New Roman" w:hAnsi="Times New Roman" w:cs="Times New Roman"/>
+        </w:rPr>
+        <w:t xml:space="preserve">(the number of non-significant studies we would have to include to overturn our results) </w:t>
+      </w:r>
+      <w:r>
+        <w:rPr>
+          <w:rFonts w:ascii="Times New Roman" w:hAnsi="Times New Roman" w:cs="Times New Roman"/>
+        </w:rPr>
+        <w:t xml:space="preserve">as </w:t>
+      </w:r>
+      <w:r>
+        <w:rPr>
+          <w:rFonts w:ascii="Times New Roman" w:hAnsi="Times New Roman" w:cs="Times New Roman"/>
+        </w:rPr>
+        <w:t>13962</w:t>
+      </w:r>
+      <w:r>
+        <w:rPr>
+          <w:rFonts w:ascii="Times New Roman" w:hAnsi="Times New Roman" w:cs="Times New Roman"/>
+        </w:rPr>
+        <w:t xml:space="preserve">. As some reports contributed multiple observations, we looked for a substantial effect of papers that contributed 10% or greater than the total number of observations (n = 3). We reran each model without each of these potentially influential studies and found no major differences in effect sizes or p-values when each of these studies were excluded. </w:t>
+      </w:r>
+      <w:r>
+        <w:rPr>
+          <w:rFonts w:ascii="Times New Roman" w:hAnsi="Times New Roman" w:cs="Times New Roman"/>
+        </w:rPr>
+        <w:t xml:space="preserve">***Funnel </w:t>
+      </w:r>
+      <w:proofErr w:type="gramStart"/>
+      <w:r>
+        <w:rPr>
+          <w:rFonts w:ascii="Times New Roman" w:hAnsi="Times New Roman" w:cs="Times New Roman"/>
+        </w:rPr>
+        <w:t>plots!*</w:t>
+      </w:r>
+      <w:proofErr w:type="gramEnd"/>
+      <w:r>
+        <w:rPr>
+          <w:rFonts w:ascii="Times New Roman" w:hAnsi="Times New Roman" w:cs="Times New Roman"/>
+        </w:rPr>
+        <w:t>**</w:t>
+      </w:r>
+      <w:bookmarkStart w:id="10" w:name="_GoBack"/>
+      <w:bookmarkEnd w:id="10"/>
+    </w:p>
+    <w:p>
+      <w:pPr>
+        <w:spacing w:line="360" w:lineRule="auto"/>
+        <w:rPr>
+          <w:rFonts w:ascii="Times New Roman" w:hAnsi="Times New Roman" w:cs="Times New Roman"/>
+        </w:rPr>
+      </w:pPr>
+    </w:p>
+    <w:p>
+      <w:pPr>
+        <w:spacing w:line="360" w:lineRule="auto"/>
+        <w:rPr>
+          <w:rFonts w:ascii="Times New Roman" w:hAnsi="Times New Roman" w:cs="Times New Roman"/>
+        </w:rPr>
+      </w:pPr>
+    </w:p>
+    <w:p>
+      <w:pPr>
+        <w:spacing w:line="360" w:lineRule="auto"/>
+        <w:rPr>
+          <w:rFonts w:ascii="Times New Roman" w:hAnsi="Times New Roman" w:cs="Times New Roman"/>
+        </w:rPr>
+      </w:pPr>
+    </w:p>
+    <w:p>
+      <w:pPr>
+        <w:spacing w:line="360" w:lineRule="auto"/>
+        <w:rPr>
+          <w:rFonts w:ascii="Times New Roman" w:hAnsi="Times New Roman" w:cs="Times New Roman"/>
+          <w:u w:val="single"/>
+        </w:rPr>
+      </w:pPr>
+      <w:r>
+        <w:rPr>
+          <w:rFonts w:ascii="Times New Roman" w:hAnsi="Times New Roman" w:cs="Times New Roman"/>
+          <w:u w:val="single"/>
+        </w:rPr>
+        <w:t>Results</w:t>
+      </w:r>
+    </w:p>
+    <w:p>
+      <w:pPr>
+        <w:spacing w:line="360" w:lineRule="auto"/>
+        <w:rPr>
+          <w:rFonts w:ascii="Times New Roman" w:hAnsi="Times New Roman" w:cs="Times New Roman"/>
+        </w:rPr>
+      </w:pPr>
+      <w:r>
+        <w:rPr>
+          <w:rFonts w:ascii="Times New Roman" w:hAnsi="Times New Roman" w:cs="Times New Roman"/>
+        </w:rPr>
+        <w:t>*Describe representation of studies across levels of each mod</w:t>
+      </w:r>
+      <w:r>
+        <w:rPr>
+          <w:rFonts w:ascii="Times New Roman" w:hAnsi="Times New Roman" w:cs="Times New Roman"/>
+        </w:rPr>
+        <w:t>*</w:t>
+      </w:r>
+      <w:r>
+        <w:rPr>
+          <w:rFonts w:ascii="Times New Roman" w:hAnsi="Times New Roman" w:cs="Times New Roman"/>
+        </w:rPr>
+        <w:t xml:space="preserve"> The majority of studies considered </w:t>
+      </w:r>
+      <w:r>
+        <w:rPr>
+          <w:rFonts w:ascii="Times New Roman" w:hAnsi="Times New Roman" w:cs="Times New Roman"/>
+        </w:rPr>
+        <w:t xml:space="preserve">phytoplankton as a primary producer (n = 53), but all four categories had sample sizes over n = 25. </w:t>
+      </w:r>
+      <w:proofErr w:type="spellStart"/>
+      <w:r>
+        <w:rPr>
+          <w:rFonts w:ascii="Times New Roman" w:hAnsi="Times New Roman" w:cs="Times New Roman"/>
+        </w:rPr>
+        <w:t>Unstocked</w:t>
+      </w:r>
+      <w:proofErr w:type="spellEnd"/>
+      <w:r>
+        <w:rPr>
+          <w:rFonts w:ascii="Times New Roman" w:hAnsi="Times New Roman" w:cs="Times New Roman"/>
+        </w:rPr>
+        <w:t xml:space="preserve"> field experiments constituted the majority of experimental designs, but all categories were well represented in the sample size, with the exception of field experiments where n = 9. *Talk about latitude, background nutrients, and temp too*</w:t>
+      </w:r>
+    </w:p>
+    <w:p>
+      <w:pPr>
+        <w:spacing w:line="360" w:lineRule="auto"/>
+        <w:rPr>
+          <w:rFonts w:ascii="Times New Roman" w:hAnsi="Times New Roman" w:cs="Times New Roman"/>
+        </w:rPr>
+      </w:pPr>
+    </w:p>
+    <w:p>
+      <w:pPr>
+        <w:spacing w:line="360" w:lineRule="auto"/>
+        <w:rPr>
+          <w:rFonts w:ascii="Times New Roman" w:hAnsi="Times New Roman" w:cs="Times New Roman"/>
+        </w:rPr>
+      </w:pPr>
+      <w:r>
+        <w:rPr>
+          <w:rFonts w:ascii="Times New Roman" w:hAnsi="Times New Roman" w:cs="Times New Roman"/>
+        </w:rPr>
+        <w:t xml:space="preserve">Nutrient provisioning by animals had a significant and positive effect on primary productivity (XXX). </w:t>
+      </w:r>
+    </w:p>
+    <w:p>
+      <w:pPr>
+        <w:spacing w:line="360" w:lineRule="auto"/>
+        <w:rPr>
+          <w:rFonts w:ascii="Times New Roman" w:hAnsi="Times New Roman" w:cs="Times New Roman"/>
+        </w:rPr>
+      </w:pPr>
+    </w:p>
+    <w:p>
+      <w:pPr>
+        <w:spacing w:line="360" w:lineRule="auto"/>
+        <w:rPr>
+          <w:rFonts w:ascii="Times New Roman" w:hAnsi="Times New Roman" w:cs="Times New Roman"/>
+        </w:rPr>
+      </w:pPr>
+      <w:r>
+        <w:rPr>
+          <w:rFonts w:ascii="Times New Roman" w:hAnsi="Times New Roman" w:cs="Times New Roman"/>
+        </w:rPr>
+        <w:t>Model outputs, state:</w:t>
+      </w:r>
+    </w:p>
+    <w:p>
+      <w:pPr>
+        <w:pStyle w:val="ListParagraph"/>
+        <w:numPr>
+          <w:ilvl w:val="0"/>
+          <w:numId w:val="4"/>
+        </w:numPr>
+        <w:spacing w:line="360" w:lineRule="auto"/>
+        <w:rPr>
+          <w:rFonts w:ascii="Times New Roman" w:hAnsi="Times New Roman" w:cs="Times New Roman"/>
+        </w:rPr>
+      </w:pPr>
+      <w:r>
+        <w:rPr>
+          <w:rFonts w:ascii="Times New Roman" w:hAnsi="Times New Roman" w:cs="Times New Roman"/>
+        </w:rPr>
+        <w:t xml:space="preserve">Sigma^2.1 and sigma^2.2 </w:t>
+      </w:r>
+      <w:r>
+        <w:sym w:font="Wingdings" w:char="F0E0"/>
+      </w:r>
+      <w:r>
+        <w:rPr>
+          <w:rFonts w:ascii="Times New Roman" w:hAnsi="Times New Roman" w:cs="Times New Roman"/>
+        </w:rPr>
+        <w:t xml:space="preserve"> what percentage is within vs between</w:t>
+      </w:r>
+    </w:p>
+    <w:p>
+      <w:pPr>
+        <w:pStyle w:val="ListParagraph"/>
+        <w:numPr>
+          <w:ilvl w:val="0"/>
+          <w:numId w:val="4"/>
+        </w:numPr>
+        <w:spacing w:line="360" w:lineRule="auto"/>
+        <w:rPr>
+          <w:rFonts w:ascii="Times New Roman" w:hAnsi="Times New Roman" w:cs="Times New Roman"/>
+        </w:rPr>
+      </w:pPr>
+      <w:r>
+        <w:rPr>
+          <w:rFonts w:ascii="Times New Roman" w:hAnsi="Times New Roman" w:cs="Times New Roman"/>
+        </w:rPr>
+        <w:lastRenderedPageBreak/>
+        <w:t xml:space="preserve">Test for residual heterogeneity = are there likely other things introducing variance besides my mods? </w:t>
+      </w:r>
+      <w:r>
+        <w:rPr>
+          <w:rFonts w:ascii="Times New Roman" w:hAnsi="Times New Roman" w:cs="Times New Roman"/>
+        </w:rPr>
+        <w:t xml:space="preserve">p &lt; 0.05 means </w:t>
+      </w:r>
+      <w:r>
+        <w:rPr>
+          <w:rFonts w:ascii="Times New Roman" w:hAnsi="Times New Roman" w:cs="Times New Roman"/>
+        </w:rPr>
+        <w:t>other moderators not considered in the model are influencing effect of pee on pp</w:t>
+      </w:r>
+    </w:p>
+    <w:p>
+      <w:pPr>
+        <w:pStyle w:val="ListParagraph"/>
+        <w:numPr>
+          <w:ilvl w:val="0"/>
+          <w:numId w:val="4"/>
+        </w:numPr>
+        <w:spacing w:line="360" w:lineRule="auto"/>
+        <w:rPr>
+          <w:rFonts w:ascii="Times New Roman" w:hAnsi="Times New Roman" w:cs="Times New Roman"/>
+        </w:rPr>
+      </w:pPr>
+      <w:r>
+        <w:rPr>
+          <w:rFonts w:ascii="Times New Roman" w:hAnsi="Times New Roman" w:cs="Times New Roman"/>
+        </w:rPr>
+        <w:t>Test of moderators: are the mods included better than a null model? P &lt; 0.05 means my model is better than null</w:t>
+      </w:r>
+    </w:p>
+    <w:p>
+      <w:pPr>
+        <w:pStyle w:val="ListParagraph"/>
+        <w:numPr>
+          <w:ilvl w:val="0"/>
+          <w:numId w:val="4"/>
+        </w:numPr>
+        <w:spacing w:line="360" w:lineRule="auto"/>
+        <w:rPr>
+          <w:rFonts w:ascii="Times New Roman" w:hAnsi="Times New Roman" w:cs="Times New Roman"/>
+        </w:rPr>
+      </w:pPr>
+      <w:r>
+        <w:rPr>
+          <w:rFonts w:ascii="Times New Roman" w:hAnsi="Times New Roman" w:cs="Times New Roman"/>
+        </w:rPr>
+        <w:t>Coefficients and p-value for each moderator, refer to the figures here!</w:t>
+      </w:r>
+    </w:p>
+    <w:p>
+      <w:pPr>
+        <w:spacing w:line="360" w:lineRule="auto"/>
+        <w:rPr>
+          <w:rFonts w:ascii="Times New Roman" w:hAnsi="Times New Roman" w:cs="Times New Roman"/>
+        </w:rPr>
+      </w:pPr>
+    </w:p>
+    <w:p>
+      <w:pPr>
+        <w:spacing w:line="360" w:lineRule="auto"/>
+        <w:rPr>
+          <w:rFonts w:ascii="Times New Roman" w:hAnsi="Times New Roman" w:cs="Times New Roman"/>
+        </w:rPr>
+      </w:pPr>
+      <w:r>
+        <w:rPr>
+          <w:rFonts w:ascii="Times New Roman" w:hAnsi="Times New Roman" w:cs="Times New Roman"/>
+        </w:rPr>
+        <w:t>FITURE TO DO’s:</w:t>
+      </w:r>
+    </w:p>
+    <w:p>
+      <w:pPr>
+        <w:pStyle w:val="ListParagraph"/>
+        <w:numPr>
+          <w:ilvl w:val="0"/>
+          <w:numId w:val="3"/>
+        </w:numPr>
+        <w:spacing w:line="360" w:lineRule="auto"/>
+        <w:rPr>
+          <w:rFonts w:ascii="Times New Roman" w:hAnsi="Times New Roman" w:cs="Times New Roman"/>
+        </w:rPr>
+      </w:pPr>
+      <w:r>
+        <w:rPr>
+          <w:rFonts w:ascii="Times New Roman" w:hAnsi="Times New Roman" w:cs="Times New Roman"/>
+        </w:rPr>
+        <w:t xml:space="preserve">Finish reading the influential study part of the </w:t>
+      </w:r>
+      <w:proofErr w:type="spellStart"/>
+      <w:r>
+        <w:rPr>
+          <w:rFonts w:ascii="Times New Roman" w:hAnsi="Times New Roman" w:cs="Times New Roman"/>
+        </w:rPr>
+        <w:t>metafor</w:t>
+      </w:r>
+      <w:proofErr w:type="spellEnd"/>
+      <w:r>
+        <w:rPr>
+          <w:rFonts w:ascii="Times New Roman" w:hAnsi="Times New Roman" w:cs="Times New Roman"/>
+        </w:rPr>
+        <w:t xml:space="preserve"> paper!</w:t>
+      </w:r>
+    </w:p>
+    <w:p>
+      <w:pPr>
+        <w:pStyle w:val="ListParagraph"/>
+        <w:numPr>
+          <w:ilvl w:val="0"/>
+          <w:numId w:val="3"/>
+        </w:numPr>
+        <w:spacing w:line="360" w:lineRule="auto"/>
+        <w:rPr>
+          <w:rFonts w:ascii="Times New Roman" w:hAnsi="Times New Roman" w:cs="Times New Roman"/>
+        </w:rPr>
+      </w:pPr>
+      <w:r>
+        <w:rPr>
+          <w:rFonts w:ascii="Times New Roman" w:hAnsi="Times New Roman" w:cs="Times New Roman"/>
+        </w:rPr>
+        <w:t>Should I further separate Algae into crustose, turf, and fleshy?</w:t>
+      </w:r>
+    </w:p>
+    <w:p>
+      <w:pPr>
+        <w:pStyle w:val="ListParagraph"/>
+        <w:numPr>
+          <w:ilvl w:val="0"/>
+          <w:numId w:val="3"/>
+        </w:numPr>
+        <w:spacing w:line="360" w:lineRule="auto"/>
+        <w:rPr>
+          <w:rFonts w:ascii="Times New Roman" w:hAnsi="Times New Roman" w:cs="Times New Roman"/>
+        </w:rPr>
+      </w:pPr>
+      <w:r>
+        <w:rPr>
+          <w:rFonts w:ascii="Times New Roman" w:hAnsi="Times New Roman" w:cs="Times New Roman"/>
+        </w:rPr>
+        <w:t>Should I run each mod in a separate model?</w:t>
+      </w:r>
+    </w:p>
+    <w:p>
+      <w:pPr>
+        <w:pStyle w:val="ListParagraph"/>
+        <w:numPr>
+          <w:ilvl w:val="1"/>
+          <w:numId w:val="3"/>
+        </w:numPr>
+        <w:spacing w:line="360" w:lineRule="auto"/>
+        <w:rPr>
+          <w:rFonts w:ascii="Times New Roman" w:hAnsi="Times New Roman" w:cs="Times New Roman"/>
+        </w:rPr>
+      </w:pPr>
+      <w:r>
+        <w:rPr>
+          <w:rFonts w:ascii="Times New Roman" w:hAnsi="Times New Roman" w:cs="Times New Roman"/>
+        </w:rPr>
+        <w:t>To generate the coefficient plots and estimates?</w:t>
+      </w:r>
+    </w:p>
+    <w:p>
+      <w:pPr>
+        <w:pStyle w:val="ListParagraph"/>
+        <w:numPr>
+          <w:ilvl w:val="1"/>
+          <w:numId w:val="3"/>
+        </w:numPr>
+        <w:spacing w:line="360" w:lineRule="auto"/>
+        <w:rPr>
+          <w:rFonts w:ascii="Times New Roman" w:hAnsi="Times New Roman" w:cs="Times New Roman"/>
+        </w:rPr>
+      </w:pPr>
+      <w:r>
+        <w:rPr>
+          <w:rFonts w:ascii="Times New Roman" w:hAnsi="Times New Roman" w:cs="Times New Roman"/>
+        </w:rPr>
+        <w:t xml:space="preserve">Should I use the mod argument to ignore intercepts for </w:t>
+      </w:r>
+      <w:r>
+        <w:rPr>
+          <w:rFonts w:ascii="Times New Roman" w:hAnsi="Times New Roman" w:cs="Times New Roman"/>
+        </w:rPr>
+        <w:t>these</w:t>
+      </w:r>
+      <w:r>
+        <w:rPr>
+          <w:rFonts w:ascii="Times New Roman" w:hAnsi="Times New Roman" w:cs="Times New Roman"/>
+        </w:rPr>
+        <w:t xml:space="preserve"> models</w:t>
+      </w:r>
+      <w:r>
+        <w:rPr>
+          <w:rFonts w:ascii="Times New Roman" w:hAnsi="Times New Roman" w:cs="Times New Roman"/>
+        </w:rPr>
+        <w:t>?</w:t>
+      </w:r>
+    </w:p>
+    <w:p>
+      <w:pPr>
+        <w:pStyle w:val="ListParagraph"/>
+        <w:numPr>
+          <w:ilvl w:val="2"/>
+          <w:numId w:val="3"/>
+        </w:numPr>
+        <w:spacing w:line="360" w:lineRule="auto"/>
+        <w:rPr>
+          <w:rFonts w:ascii="Times New Roman" w:hAnsi="Times New Roman" w:cs="Times New Roman"/>
+        </w:rPr>
+      </w:pPr>
+      <w:r>
+        <w:rPr>
+          <w:rFonts w:ascii="Times New Roman" w:hAnsi="Times New Roman" w:cs="Times New Roman"/>
+        </w:rPr>
+        <w:t xml:space="preserve">mods = </w:t>
+      </w:r>
+      <w:proofErr w:type="spellStart"/>
+      <w:r>
+        <w:rPr>
+          <w:rFonts w:ascii="Times New Roman" w:hAnsi="Times New Roman" w:cs="Times New Roman"/>
+        </w:rPr>
+        <w:t>p_group</w:t>
+      </w:r>
+      <w:proofErr w:type="spellEnd"/>
+      <w:r>
+        <w:rPr>
+          <w:rFonts w:ascii="Times New Roman" w:hAnsi="Times New Roman" w:cs="Times New Roman"/>
+        </w:rPr>
+        <w:t xml:space="preserve"> </w:t>
+      </w:r>
+      <w:r>
+        <w:rPr>
+          <w:rFonts w:ascii="Times New Roman" w:hAnsi="Times New Roman" w:cs="Times New Roman"/>
+        </w:rPr>
+        <w:t>–</w:t>
+      </w:r>
+      <w:r>
+        <w:rPr>
+          <w:rFonts w:ascii="Times New Roman" w:hAnsi="Times New Roman" w:cs="Times New Roman"/>
+        </w:rPr>
+        <w:t xml:space="preserve"> 1</w:t>
+      </w:r>
+    </w:p>
+    <w:p>
+      <w:pPr>
+        <w:pStyle w:val="ListParagraph"/>
+        <w:numPr>
+          <w:ilvl w:val="2"/>
+          <w:numId w:val="3"/>
+        </w:numPr>
+        <w:spacing w:line="360" w:lineRule="auto"/>
+        <w:rPr>
+          <w:rFonts w:ascii="Times New Roman" w:hAnsi="Times New Roman" w:cs="Times New Roman"/>
+        </w:rPr>
+      </w:pPr>
+      <w:r>
+        <w:rPr>
+          <w:rFonts w:ascii="Times New Roman" w:hAnsi="Times New Roman" w:cs="Times New Roman"/>
+        </w:rPr>
+        <w:t>When I do this, the coefficients and p-values aren’t significantly different than when I run the model with background nutrients</w:t>
       </w:r>
     </w:p>
     <w:p>
@@ -3807,215 +5854,25 @@
           <w:rFonts w:ascii="Times New Roman" w:hAnsi="Times New Roman" w:cs="Times New Roman"/>
         </w:rPr>
       </w:pPr>
-      <w:r>
-        <w:rPr>
-          <w:rFonts w:ascii="Times New Roman" w:hAnsi="Times New Roman" w:cs="Times New Roman"/>
-        </w:rPr>
-        <w:t>We grouped latitudes into regions: North Polar (&gt;</w:t>
-      </w:r>
-      <w:r>
-        <w:rPr>
-          <w:rFonts w:ascii="Times New Roman" w:hAnsi="Times New Roman" w:cs="Times New Roman"/>
-        </w:rPr>
-        <w:t>66°3</w:t>
-      </w:r>
-      <w:r>
-        <w:rPr>
-          <w:rFonts w:ascii="Times New Roman" w:hAnsi="Times New Roman" w:cs="Times New Roman"/>
-        </w:rPr>
-        <w:t>’N), North Temperate ( 35</w:t>
-      </w:r>
-      <w:r>
-        <w:rPr>
-          <w:rFonts w:ascii="Times New Roman" w:hAnsi="Times New Roman" w:cs="Times New Roman"/>
-        </w:rPr>
-        <w:t>°</w:t>
-      </w:r>
-      <w:r>
-        <w:rPr>
-          <w:rFonts w:ascii="Times New Roman" w:hAnsi="Times New Roman" w:cs="Times New Roman"/>
-        </w:rPr>
-        <w:t xml:space="preserve">N – </w:t>
-      </w:r>
-      <w:r>
-        <w:rPr>
-          <w:rFonts w:ascii="Times New Roman" w:hAnsi="Times New Roman" w:cs="Times New Roman"/>
-        </w:rPr>
-        <w:t>66°3</w:t>
-      </w:r>
-      <w:r>
-        <w:rPr>
-          <w:rFonts w:ascii="Times New Roman" w:hAnsi="Times New Roman" w:cs="Times New Roman"/>
-        </w:rPr>
-        <w:t>’N), North Subtropics (</w:t>
-      </w:r>
-      <w:r>
-        <w:rPr>
-          <w:rFonts w:ascii="Times New Roman" w:hAnsi="Times New Roman" w:cs="Times New Roman"/>
-        </w:rPr>
-        <w:t>23°27'</w:t>
-      </w:r>
-      <w:r>
-        <w:rPr>
-          <w:rFonts w:ascii="Times New Roman" w:hAnsi="Times New Roman" w:cs="Times New Roman"/>
-        </w:rPr>
-        <w:t>N</w:t>
-      </w:r>
-      <w:r>
-        <w:rPr>
-          <w:rFonts w:ascii="Times New Roman" w:hAnsi="Times New Roman" w:cs="Times New Roman"/>
-        </w:rPr>
-        <w:t xml:space="preserve"> </w:t>
-      </w:r>
-      <w:r>
-        <w:rPr>
-          <w:rFonts w:ascii="Times New Roman" w:hAnsi="Times New Roman" w:cs="Times New Roman"/>
-        </w:rPr>
-        <w:t>– 35</w:t>
-      </w:r>
-      <w:r>
-        <w:rPr>
-          <w:rFonts w:ascii="Times New Roman" w:hAnsi="Times New Roman" w:cs="Times New Roman"/>
-        </w:rPr>
-        <w:t>°</w:t>
-      </w:r>
-      <w:r>
-        <w:rPr>
-          <w:rFonts w:ascii="Times New Roman" w:hAnsi="Times New Roman" w:cs="Times New Roman"/>
-        </w:rPr>
-        <w:t>N), Tropics (</w:t>
-      </w:r>
-      <w:r>
-        <w:rPr>
-          <w:rFonts w:ascii="Times New Roman" w:hAnsi="Times New Roman" w:cs="Times New Roman"/>
-        </w:rPr>
-        <w:t>23°27'</w:t>
-      </w:r>
-      <w:r>
-        <w:rPr>
-          <w:rFonts w:ascii="Times New Roman" w:hAnsi="Times New Roman" w:cs="Times New Roman"/>
-        </w:rPr>
-        <w:t>S</w:t>
-      </w:r>
-      <w:r>
-        <w:rPr>
-          <w:rFonts w:ascii="Times New Roman" w:hAnsi="Times New Roman" w:cs="Times New Roman"/>
-        </w:rPr>
-        <w:t xml:space="preserve"> </w:t>
-      </w:r>
-      <w:r>
-        <w:rPr>
-          <w:rFonts w:ascii="Times New Roman" w:hAnsi="Times New Roman" w:cs="Times New Roman"/>
-        </w:rPr>
-        <w:t xml:space="preserve">- </w:t>
-      </w:r>
-      <w:r>
-        <w:rPr>
-          <w:rFonts w:ascii="Times New Roman" w:hAnsi="Times New Roman" w:cs="Times New Roman"/>
-        </w:rPr>
-        <w:t>23°27'</w:t>
-      </w:r>
-      <w:r>
-        <w:rPr>
-          <w:rFonts w:ascii="Times New Roman" w:hAnsi="Times New Roman" w:cs="Times New Roman"/>
-        </w:rPr>
-        <w:t>N), South Subtropics (</w:t>
-      </w:r>
-      <w:r>
-        <w:rPr>
-          <w:rFonts w:ascii="Times New Roman" w:hAnsi="Times New Roman" w:cs="Times New Roman"/>
-        </w:rPr>
-        <w:t>23°27'</w:t>
-      </w:r>
-      <w:r>
-        <w:rPr>
-          <w:rFonts w:ascii="Times New Roman" w:hAnsi="Times New Roman" w:cs="Times New Roman"/>
-        </w:rPr>
-        <w:t>S</w:t>
-      </w:r>
-      <w:r>
-        <w:rPr>
-          <w:rFonts w:ascii="Times New Roman" w:hAnsi="Times New Roman" w:cs="Times New Roman"/>
-        </w:rPr>
-        <w:t xml:space="preserve"> </w:t>
-      </w:r>
-      <w:r>
-        <w:rPr>
-          <w:rFonts w:ascii="Times New Roman" w:hAnsi="Times New Roman" w:cs="Times New Roman"/>
-        </w:rPr>
-        <w:t>– 35</w:t>
-      </w:r>
-      <w:r>
-        <w:rPr>
-          <w:rFonts w:ascii="Times New Roman" w:hAnsi="Times New Roman" w:cs="Times New Roman"/>
-        </w:rPr>
-        <w:t>°</w:t>
-      </w:r>
-      <w:r>
-        <w:rPr>
-          <w:rFonts w:ascii="Times New Roman" w:hAnsi="Times New Roman" w:cs="Times New Roman"/>
-        </w:rPr>
-        <w:t>S), South Temperate ( 35</w:t>
-      </w:r>
-      <w:r>
-        <w:rPr>
-          <w:rFonts w:ascii="Times New Roman" w:hAnsi="Times New Roman" w:cs="Times New Roman"/>
-        </w:rPr>
-        <w:t>°</w:t>
-      </w:r>
-      <w:r>
-        <w:rPr>
-          <w:rFonts w:ascii="Times New Roman" w:hAnsi="Times New Roman" w:cs="Times New Roman"/>
-        </w:rPr>
-        <w:t xml:space="preserve">S – </w:t>
-      </w:r>
-      <w:r>
-        <w:rPr>
-          <w:rFonts w:ascii="Times New Roman" w:hAnsi="Times New Roman" w:cs="Times New Roman"/>
-        </w:rPr>
-        <w:t>66°3</w:t>
-      </w:r>
-      <w:r>
-        <w:rPr>
-          <w:rFonts w:ascii="Times New Roman" w:hAnsi="Times New Roman" w:cs="Times New Roman"/>
-        </w:rPr>
-        <w:t>’S), and South Polar (&gt;</w:t>
-      </w:r>
-      <w:r>
-        <w:rPr>
-          <w:rFonts w:ascii="Times New Roman" w:hAnsi="Times New Roman" w:cs="Times New Roman"/>
-        </w:rPr>
-        <w:t>66°3</w:t>
-      </w:r>
-      <w:r>
-        <w:rPr>
-          <w:rFonts w:ascii="Times New Roman" w:hAnsi="Times New Roman" w:cs="Times New Roman"/>
-        </w:rPr>
-        <w:t>’S). We used satellite data from Earth Data (</w:t>
-      </w:r>
-      <w:r>
-        <w:rPr>
-          <w:rFonts w:ascii="Times New Roman" w:hAnsi="Times New Roman" w:cs="Times New Roman"/>
-        </w:rPr>
-        <w:t>https://earthdata.nasa.gov/</w:t>
-      </w:r>
-      <w:r>
-        <w:rPr>
-          <w:rFonts w:ascii="Times New Roman" w:hAnsi="Times New Roman" w:cs="Times New Roman"/>
-        </w:rPr>
-        <w:t>) to estimate the background chlorophyll a concentration at each study site during the period the experiment was conducted. When studies spanned multiple seasons or years, we took an average over the relevant values. We binned these chlorophyll concentrations into 5 equal categories, divided between the minimum and maximum chlorophyll values observed.</w:t>
-      </w:r>
-      <w:r>
-        <w:rPr>
-          <w:rFonts w:ascii="Times New Roman" w:hAnsi="Times New Roman" w:cs="Times New Roman"/>
-        </w:rPr>
-        <w:t xml:space="preserve"> </w:t>
-      </w:r>
-      <w:r>
-        <w:rPr>
-          <w:rFonts w:ascii="Times New Roman" w:hAnsi="Times New Roman" w:cs="Times New Roman"/>
-        </w:rPr>
-        <w:t xml:space="preserve">Activity level of the consumer was either (1) vertebrate, (2) mobile invertebrate, or (3) sessile invertebrate. </w:t>
+    </w:p>
+    <w:p>
+      <w:pPr>
+        <w:spacing w:line="360" w:lineRule="auto"/>
+        <w:rPr>
+          <w:rFonts w:ascii="Times New Roman" w:hAnsi="Times New Roman" w:cs="Times New Roman"/>
+        </w:rPr>
+      </w:pPr>
+      <w:r>
+        <w:rPr>
+          <w:rFonts w:ascii="Times New Roman" w:hAnsi="Times New Roman" w:cs="Times New Roman"/>
+        </w:rPr>
+        <w:t xml:space="preserve">WORD </w:t>
+      </w:r>
+      <w:r>
+        <w:rPr>
+          <w:rFonts w:ascii="Times New Roman" w:hAnsi="Times New Roman" w:cs="Times New Roman"/>
+        </w:rPr>
+        <w:t>GRAVEYARD:</w:t>
       </w:r>
     </w:p>
     <w:p>
@@ -4026,6 +5883,216 @@
           <w:rFonts w:ascii="Times New Roman" w:hAnsi="Times New Roman" w:cs="Times New Roman"/>
         </w:rPr>
       </w:pPr>
+      <w:r>
+        <w:rPr>
+          <w:rFonts w:ascii="Times New Roman" w:hAnsi="Times New Roman" w:cs="Times New Roman"/>
+        </w:rPr>
+        <w:t>We grouped latitudes into regions: North Polar (&gt;</w:t>
+      </w:r>
+      <w:r>
+        <w:rPr>
+          <w:rFonts w:ascii="Times New Roman" w:hAnsi="Times New Roman" w:cs="Times New Roman"/>
+        </w:rPr>
+        <w:t>66°3</w:t>
+      </w:r>
+      <w:r>
+        <w:rPr>
+          <w:rFonts w:ascii="Times New Roman" w:hAnsi="Times New Roman" w:cs="Times New Roman"/>
+        </w:rPr>
+        <w:t>’N), North Temperate ( 35</w:t>
+      </w:r>
+      <w:r>
+        <w:rPr>
+          <w:rFonts w:ascii="Times New Roman" w:hAnsi="Times New Roman" w:cs="Times New Roman"/>
+        </w:rPr>
+        <w:t>°</w:t>
+      </w:r>
+      <w:r>
+        <w:rPr>
+          <w:rFonts w:ascii="Times New Roman" w:hAnsi="Times New Roman" w:cs="Times New Roman"/>
+        </w:rPr>
+        <w:t xml:space="preserve">N – </w:t>
+      </w:r>
+      <w:r>
+        <w:rPr>
+          <w:rFonts w:ascii="Times New Roman" w:hAnsi="Times New Roman" w:cs="Times New Roman"/>
+        </w:rPr>
+        <w:t>66°3</w:t>
+      </w:r>
+      <w:r>
+        <w:rPr>
+          <w:rFonts w:ascii="Times New Roman" w:hAnsi="Times New Roman" w:cs="Times New Roman"/>
+        </w:rPr>
+        <w:t>’N), North Subtropics (</w:t>
+      </w:r>
+      <w:r>
+        <w:rPr>
+          <w:rFonts w:ascii="Times New Roman" w:hAnsi="Times New Roman" w:cs="Times New Roman"/>
+        </w:rPr>
+        <w:t>23°27'</w:t>
+      </w:r>
+      <w:r>
+        <w:rPr>
+          <w:rFonts w:ascii="Times New Roman" w:hAnsi="Times New Roman" w:cs="Times New Roman"/>
+        </w:rPr>
+        <w:t>N</w:t>
+      </w:r>
+      <w:r>
+        <w:rPr>
+          <w:rFonts w:ascii="Times New Roman" w:hAnsi="Times New Roman" w:cs="Times New Roman"/>
+        </w:rPr>
+        <w:t xml:space="preserve"> </w:t>
+      </w:r>
+      <w:r>
+        <w:rPr>
+          <w:rFonts w:ascii="Times New Roman" w:hAnsi="Times New Roman" w:cs="Times New Roman"/>
+        </w:rPr>
+        <w:t>– 35</w:t>
+      </w:r>
+      <w:r>
+        <w:rPr>
+          <w:rFonts w:ascii="Times New Roman" w:hAnsi="Times New Roman" w:cs="Times New Roman"/>
+        </w:rPr>
+        <w:t>°</w:t>
+      </w:r>
+      <w:r>
+        <w:rPr>
+          <w:rFonts w:ascii="Times New Roman" w:hAnsi="Times New Roman" w:cs="Times New Roman"/>
+        </w:rPr>
+        <w:t>N), Tropics (</w:t>
+      </w:r>
+      <w:r>
+        <w:rPr>
+          <w:rFonts w:ascii="Times New Roman" w:hAnsi="Times New Roman" w:cs="Times New Roman"/>
+        </w:rPr>
+        <w:t>23°27'</w:t>
+      </w:r>
+      <w:r>
+        <w:rPr>
+          <w:rFonts w:ascii="Times New Roman" w:hAnsi="Times New Roman" w:cs="Times New Roman"/>
+        </w:rPr>
+        <w:t>S</w:t>
+      </w:r>
+      <w:r>
+        <w:rPr>
+          <w:rFonts w:ascii="Times New Roman" w:hAnsi="Times New Roman" w:cs="Times New Roman"/>
+        </w:rPr>
+        <w:t xml:space="preserve"> </w:t>
+      </w:r>
+      <w:r>
+        <w:rPr>
+          <w:rFonts w:ascii="Times New Roman" w:hAnsi="Times New Roman" w:cs="Times New Roman"/>
+        </w:rPr>
+        <w:t xml:space="preserve">- </w:t>
+      </w:r>
+      <w:r>
+        <w:rPr>
+          <w:rFonts w:ascii="Times New Roman" w:hAnsi="Times New Roman" w:cs="Times New Roman"/>
+        </w:rPr>
+        <w:t>23°27'</w:t>
+      </w:r>
+      <w:r>
+        <w:rPr>
+          <w:rFonts w:ascii="Times New Roman" w:hAnsi="Times New Roman" w:cs="Times New Roman"/>
+        </w:rPr>
+        <w:t>N), South Subtropics (</w:t>
+      </w:r>
+      <w:r>
+        <w:rPr>
+          <w:rFonts w:ascii="Times New Roman" w:hAnsi="Times New Roman" w:cs="Times New Roman"/>
+        </w:rPr>
+        <w:t>23°27'</w:t>
+      </w:r>
+      <w:r>
+        <w:rPr>
+          <w:rFonts w:ascii="Times New Roman" w:hAnsi="Times New Roman" w:cs="Times New Roman"/>
+        </w:rPr>
+        <w:t>S</w:t>
+      </w:r>
+      <w:r>
+        <w:rPr>
+          <w:rFonts w:ascii="Times New Roman" w:hAnsi="Times New Roman" w:cs="Times New Roman"/>
+        </w:rPr>
+        <w:t xml:space="preserve"> </w:t>
+      </w:r>
+      <w:r>
+        <w:rPr>
+          <w:rFonts w:ascii="Times New Roman" w:hAnsi="Times New Roman" w:cs="Times New Roman"/>
+        </w:rPr>
+        <w:t>– 35</w:t>
+      </w:r>
+      <w:r>
+        <w:rPr>
+          <w:rFonts w:ascii="Times New Roman" w:hAnsi="Times New Roman" w:cs="Times New Roman"/>
+        </w:rPr>
+        <w:t>°</w:t>
+      </w:r>
+      <w:r>
+        <w:rPr>
+          <w:rFonts w:ascii="Times New Roman" w:hAnsi="Times New Roman" w:cs="Times New Roman"/>
+        </w:rPr>
+        <w:t>S), South Temperate ( 35</w:t>
+      </w:r>
+      <w:r>
+        <w:rPr>
+          <w:rFonts w:ascii="Times New Roman" w:hAnsi="Times New Roman" w:cs="Times New Roman"/>
+        </w:rPr>
+        <w:t>°</w:t>
+      </w:r>
+      <w:r>
+        <w:rPr>
+          <w:rFonts w:ascii="Times New Roman" w:hAnsi="Times New Roman" w:cs="Times New Roman"/>
+        </w:rPr>
+        <w:t xml:space="preserve">S – </w:t>
+      </w:r>
+      <w:r>
+        <w:rPr>
+          <w:rFonts w:ascii="Times New Roman" w:hAnsi="Times New Roman" w:cs="Times New Roman"/>
+        </w:rPr>
+        <w:t>66°3</w:t>
+      </w:r>
+      <w:r>
+        <w:rPr>
+          <w:rFonts w:ascii="Times New Roman" w:hAnsi="Times New Roman" w:cs="Times New Roman"/>
+        </w:rPr>
+        <w:t>’S), and South Polar (&gt;</w:t>
+      </w:r>
+      <w:r>
+        <w:rPr>
+          <w:rFonts w:ascii="Times New Roman" w:hAnsi="Times New Roman" w:cs="Times New Roman"/>
+        </w:rPr>
+        <w:t>66°3</w:t>
+      </w:r>
+      <w:r>
+        <w:rPr>
+          <w:rFonts w:ascii="Times New Roman" w:hAnsi="Times New Roman" w:cs="Times New Roman"/>
+        </w:rPr>
+        <w:t>’S). We used satellite data from Earth Data (</w:t>
+      </w:r>
+      <w:r>
+        <w:rPr>
+          <w:rFonts w:ascii="Times New Roman" w:hAnsi="Times New Roman" w:cs="Times New Roman"/>
+        </w:rPr>
+        <w:t>https://earthdata.nasa.gov/</w:t>
+      </w:r>
+      <w:r>
+        <w:rPr>
+          <w:rFonts w:ascii="Times New Roman" w:hAnsi="Times New Roman" w:cs="Times New Roman"/>
+        </w:rPr>
+        <w:t>) to estimate the background chlorophyll a concentration at each study site during the period the experiment was conducted. When studies spanned multiple seasons or years, we took an average over the relevant values. We binned these chlorophyll concentrations into 5 equal categories, divided between the minimum and maximum chlorophyll values observed.</w:t>
+      </w:r>
+      <w:r>
+        <w:rPr>
+          <w:rFonts w:ascii="Times New Roman" w:hAnsi="Times New Roman" w:cs="Times New Roman"/>
+        </w:rPr>
+        <w:t xml:space="preserve"> </w:t>
+      </w:r>
+      <w:r>
+        <w:rPr>
+          <w:rFonts w:ascii="Times New Roman" w:hAnsi="Times New Roman" w:cs="Times New Roman"/>
+        </w:rPr>
+        <w:t xml:space="preserve">Activity level of the consumer was either (1) vertebrate, (2) mobile invertebrate, or (3) sessile invertebrate. </w:t>
+      </w:r>
     </w:p>
     <w:p>
       <w:pPr>
@@ -4039,6 +6106,341 @@
     <w:p>
       <w:pPr>
         <w:spacing w:line="360" w:lineRule="auto"/>
+        <w:rPr>
+          <w:rFonts w:ascii="Times New Roman" w:hAnsi="Times New Roman" w:cs="Times New Roman"/>
+          <w:lang w:val="en-CA"/>
+        </w:rPr>
+      </w:pPr>
+      <w:r>
+        <w:rPr>
+          <w:rFonts w:ascii="Times New Roman" w:hAnsi="Times New Roman" w:cs="Times New Roman"/>
+          <w:lang w:val="en-CA"/>
+        </w:rPr>
+        <w:t>-</w:t>
+      </w:r>
+      <w:r>
+        <w:rPr>
+          <w:rFonts w:ascii="Times New Roman" w:hAnsi="Times New Roman" w:cs="Times New Roman"/>
+          <w:lang w:val="en-CA"/>
+        </w:rPr>
+        <w:t>Both nutrient provisioning and</w:t>
+      </w:r>
+      <w:r>
+        <w:rPr>
+          <w:rFonts w:ascii="Times New Roman" w:hAnsi="Times New Roman" w:cs="Times New Roman"/>
+          <w:lang w:val="en-CA"/>
+        </w:rPr>
+        <w:t xml:space="preserve"> </w:t>
+      </w:r>
+      <w:r>
+        <w:rPr>
+          <w:rFonts w:ascii="Times New Roman" w:hAnsi="Times New Roman" w:cs="Times New Roman"/>
+          <w:lang w:val="en-CA"/>
+        </w:rPr>
+        <w:t xml:space="preserve">herbivore removal have been shown to increase primary productivity across systems </w:t>
+      </w:r>
+      <w:r>
+        <w:rPr>
+          <w:rFonts w:ascii="Times New Roman" w:hAnsi="Times New Roman" w:cs="Times New Roman"/>
+          <w:lang w:val="en-CA"/>
+        </w:rPr>
+        <w:fldChar w:fldCharType="begin"/>
+      </w:r>
+      <w:r>
+        <w:rPr>
+          <w:rFonts w:ascii="Times New Roman" w:hAnsi="Times New Roman" w:cs="Times New Roman"/>
+          <w:lang w:val="en-CA"/>
+        </w:rPr>
+        <w:instrText xml:space="preserve"> ADDIN ZOTERO_ITEM CSL_CITATION {"citationID":"arNNRacG","properties":{"formattedCitation":"(Gruner et al., 2008)","plainCitation":"(Gruner et al., 2008)","noteIndex":0},"citationItems":[{"id":1499,"uris":["http://zotero.org/users/local/idKDtb7T/items/UPI64LJR"],"itemData":{"id":1499,"type":"article-journal","abstract":"Nutrient availability and herbivory control the biomass of primary producer communities to varying degrees across ecosystems. Ecological theory, individual experiments in many different systems, and system-specific quantitative reviews have suggested that (i) bottom–up control is pervasive but top–down control is more influential in aquatic habitats relative to terrestrial systems and (ii) bottom–up and top–down forces are interdependent, with statistical interactions that synergize or dampen relative influences on producer biomass. We used simple dynamic models to review ecological mechanisms that generate independent vs. interactive responses of community-level biomass. We calibrated these mechanistic predictions with the metrics of factorial meta-analysis and tested their prevalence across freshwater, marine and terrestrial ecosystems with a comprehensive meta-analysis of 191 factorial manipulations of herbivores and nutrients. Our analysis showed that producer community biomass increased with fertilization across all systems, although increases were greatest in freshwater habitats. Herbivore removal generally increased producer biomass in both freshwater and marine systems, but effects were inconsistent on land. With the exception of marine temperate rocky reef systems that showed positive synergism of nutrient enrichment and herbivore removal, experimental studies showed limited support for statistical interactions between nutrient and herbivory treatments on producer biomass. Top–down control of herbivores, compensatory behaviour of multiple herbivore guilds, spatial and temporal heterogeneity of interactions, and herbivore-mediated nutrient recycling may lower the probability of consistent interactive effects on producer biomass. Continuing studies should expand the temporal and spatial scales of experiments, particularly in understudied terrestrial systems; broaden factorial designs to manipulate independently multiple producer resources (e.g. nitrogen, phosphorus, light), multiple herbivore taxa or guilds (e.g. vertebrates and invertebrates) and multiple trophic levels; and – in addition to measuring producer biomass – assess the responses of species diversity, community composition and nutrient status.","container-title":"Ecology Letters","DOI":"10.1111/j.1461-0248.2008.01192.x","ISSN":"1461-0248","issue":"7","language":"en","license":"© 2008 Blackwell Publishing Ltd/CNRS","note":"_eprint: https://onlinelibrary.wiley.com/doi/pdf/10.1111/j.1461-0248.2008.01192.x","page":"740-755","source":"Wiley Online Library","title":"A cross-system synthesis of consumer and nutrient resource control on producer biomass","volume":"11","author":[{"family":"Gruner","given":"Daniel S."},{"family":"Smith","given":"Jennifer E."},{"family":"Seabloom","given":"Eric W."},{"family":"Sandin","given":"Stuart A."},{"family":"Ngai","given":"Jacqueline T."},{"family":"Hillebrand","given":"Helmut"},{"family":"Harpole","given":"W. Stanley"},{"family":"Elser","given":"James J."},{"family":"Cleland","given":"Elsa E."},{"family":"Bracken","given":"Matthew E. S."},{"family":"Borer","given":"Elizabeth T."},{"family":"Bolker","given":"Benjamin M."}],"issued":{"date-parts":[["2008"]]}}}],"schema":"https://github.com/citation-style-language/schema/raw/master/csl-citation.json"} </w:instrText>
+      </w:r>
+      <w:r>
+        <w:rPr>
+          <w:rFonts w:ascii="Times New Roman" w:hAnsi="Times New Roman" w:cs="Times New Roman"/>
+          <w:lang w:val="en-CA"/>
+        </w:rPr>
+        <w:fldChar w:fldCharType="separate"/>
+      </w:r>
+      <w:r>
+        <w:rPr>
+          <w:rFonts w:ascii="Times New Roman" w:hAnsi="Times New Roman" w:cs="Times New Roman"/>
+          <w:noProof/>
+          <w:lang w:val="en-CA"/>
+        </w:rPr>
+        <w:t>(Gruner et al., 2008)</w:t>
+      </w:r>
+      <w:r>
+        <w:rPr>
+          <w:rFonts w:ascii="Times New Roman" w:hAnsi="Times New Roman" w:cs="Times New Roman"/>
+          <w:lang w:val="en-CA"/>
+        </w:rPr>
+        <w:fldChar w:fldCharType="end"/>
+      </w:r>
+      <w:r>
+        <w:rPr>
+          <w:rFonts w:ascii="Times New Roman" w:hAnsi="Times New Roman" w:cs="Times New Roman"/>
+          <w:lang w:val="en-CA"/>
+        </w:rPr>
+        <w:t>.</w:t>
+      </w:r>
+    </w:p>
+    <w:p>
+      <w:pPr>
+        <w:spacing w:line="360" w:lineRule="auto"/>
+        <w:rPr>
+          <w:rFonts w:ascii="Times New Roman" w:hAnsi="Times New Roman" w:cs="Times New Roman"/>
+          <w:lang w:val="en-CA"/>
+        </w:rPr>
+      </w:pPr>
+      <w:r>
+        <w:rPr>
+          <w:rFonts w:ascii="Times New Roman" w:hAnsi="Times New Roman" w:cs="Times New Roman"/>
+          <w:lang w:val="en-CA"/>
+        </w:rPr>
+        <w:lastRenderedPageBreak/>
+        <w:t>-</w:t>
+      </w:r>
+      <w:r>
+        <w:rPr>
+          <w:rFonts w:ascii="Times New Roman" w:hAnsi="Times New Roman" w:cs="Times New Roman"/>
+          <w:lang w:val="en-CA"/>
+        </w:rPr>
+        <w:t xml:space="preserve">Another review found that in the tropics herbivore removal was more important than nutrient enrichment </w:t>
+      </w:r>
+      <w:r>
+        <w:rPr>
+          <w:rFonts w:ascii="Times New Roman" w:hAnsi="Times New Roman" w:cs="Times New Roman"/>
+          <w:lang w:val="en-CA"/>
+        </w:rPr>
+        <w:fldChar w:fldCharType="begin"/>
+      </w:r>
+      <w:r>
+        <w:rPr>
+          <w:rFonts w:ascii="Times New Roman" w:hAnsi="Times New Roman" w:cs="Times New Roman"/>
+          <w:lang w:val="en-CA"/>
+        </w:rPr>
+        <w:instrText xml:space="preserve"> ADDIN ZOTERO_ITEM CSL_CITATION {"citationID":"yGfHlGW8","properties":{"formattedCitation":"(Burkepile and Hay, 2006)","plainCitation":"(Burkepile and Hay, 2006)","noteIndex":0},"citationItems":[{"id":1625,"uris":["http://zotero.org/users/local/idKDtb7T/items/XXHQQQ3W"],"itemData":{"id":1625,"type":"article-journal","abstract":"Pervasive overharvesting of consumers and anthropogenic nutrient loading are changing the strengths of top-down and bottom-up forces in ecosystems worldwide. Thus, identifying the relative and synergistic roles of these forces and how they differ across habitats, ecosystems, or primary-producer types is increasingly important for understanding how communities are structured. We used factorial meta-analysis of 54 field experiments that orthogonally manipulated herbivore pressure and nutrient loading to quantify consumer and nutrient effects on primary producers in benthic marine habitats. Across all experiments and producer types, herbivory and nutrient enrichment both significantly affected primary-producer abundance. They also interacted to create greater nutrient enrichment effects in the absence of herbivores, suggesting that loss of herbivores produces more dramatic effects of nutrient loading. Herbivores consistently had stronger effects than did nutrient enrichment for both tropical macroalgae and seagrasses. The strong effects of herbivory but limited effects of nutrient enrichment on tropical macroalgae suggest that suppression of herbivore populations has played a larger role than eutrophication in driving the phase shift from coral- to macroalgal-dominated reefs in many areas, especially the Caribbean. For temperate macroalgae and benthic microalgae, the effects of top-down and bottom-up forces varied as a function of the inherent productivity of the ecosystem. For these algal groups, nutrient enrichment appeared to have stronger effects in high- vs. low-productivity systems, while herbivores exerted a stronger top-down effect in low-productivity systems. Effects of herbivores vs. nutrients also varied among algal functional groups (crustose algae, upright macroalgae, and filamentous algae), within a functional group between temperate and tropical systems, and according to the metric used to measure producer abundance. These analyses suggest that human alteration of food webs and nutrient availability have significant effects on primary producers but that the effects vary among latitudes and primary producers, and with the inherent productivity of ecosystems.","container-title":"Ecology","DOI":"10.1890/0012-9658(2006)87[3128:HVNCOM]2.0.CO;2","ISSN":"1939-9170","issue":"12","language":"en","license":"© 2006 by the Ecological Society of America","note":"_eprint: https://esajournals.onlinelibrary.wiley.com/doi/pdf/10.1890/0012-9658%282006%2987%5B3128%3AHVNCOM%5D2.0.CO%3B2","page":"3128-3139","source":"Wiley Online Library","title":"Herbivore Vs. Nutrient Control of Marine Primary Producers: Context-Dependent Effects","title-short":"Herbivore Vs. Nutrient Control of Marine Primary Producers","volume":"87","author":[{"family":"Burkepile","given":"Deron E."},{"family":"Hay","given":"Mark E."}],"issued":{"date-parts":[["2006"]]}}}],"schema":"https://github.com/citation-style-language/schema/raw/master/csl-citation.json"} </w:instrText>
+      </w:r>
+      <w:r>
+        <w:rPr>
+          <w:rFonts w:ascii="Times New Roman" w:hAnsi="Times New Roman" w:cs="Times New Roman"/>
+          <w:lang w:val="en-CA"/>
+        </w:rPr>
+        <w:fldChar w:fldCharType="separate"/>
+      </w:r>
+      <w:r>
+        <w:rPr>
+          <w:rFonts w:ascii="Times New Roman" w:hAnsi="Times New Roman" w:cs="Times New Roman"/>
+          <w:noProof/>
+          <w:lang w:val="en-CA"/>
+        </w:rPr>
+        <w:t>(Burkepile and Hay, 2006)</w:t>
+      </w:r>
+      <w:r>
+        <w:rPr>
+          <w:rFonts w:ascii="Times New Roman" w:hAnsi="Times New Roman" w:cs="Times New Roman"/>
+          <w:lang w:val="en-CA"/>
+        </w:rPr>
+        <w:fldChar w:fldCharType="end"/>
+      </w:r>
+      <w:r>
+        <w:rPr>
+          <w:rFonts w:ascii="Times New Roman" w:hAnsi="Times New Roman" w:cs="Times New Roman"/>
+          <w:lang w:val="en-CA"/>
+        </w:rPr>
+        <w:t>.</w:t>
+      </w:r>
+    </w:p>
+    <w:p>
+      <w:pPr>
+        <w:spacing w:line="360" w:lineRule="auto"/>
+        <w:rPr>
+          <w:rFonts w:ascii="Times New Roman" w:hAnsi="Times New Roman" w:cs="Times New Roman"/>
+          <w:lang w:val="en-CA"/>
+        </w:rPr>
+      </w:pPr>
+      <w:r>
+        <w:rPr>
+          <w:rFonts w:ascii="Times New Roman" w:hAnsi="Times New Roman" w:cs="Times New Roman"/>
+          <w:lang w:val="en-CA"/>
+        </w:rPr>
+        <w:t xml:space="preserve">-Review found no difference in the effect of abiotic nutrient enrichment between temperate rocky reefs and tropical coral reefs </w:t>
+      </w:r>
+      <w:r>
+        <w:rPr>
+          <w:rFonts w:ascii="Times New Roman" w:hAnsi="Times New Roman" w:cs="Times New Roman"/>
+          <w:lang w:val="en-CA"/>
+        </w:rPr>
+        <w:fldChar w:fldCharType="begin"/>
+      </w:r>
+      <w:r>
+        <w:rPr>
+          <w:rFonts w:ascii="Times New Roman" w:hAnsi="Times New Roman" w:cs="Times New Roman"/>
+          <w:lang w:val="en-CA"/>
+        </w:rPr>
+        <w:instrText xml:space="preserve"> ADDIN ZOTERO_ITEM CSL_CITATION {"citationID":"SJ03SluD","properties":{"formattedCitation":"(Gruner et al., 2008)","plainCitation":"(Gruner et al., 2008)","noteIndex":0},"citationItems":[{"id":1499,"uris":["http://zotero.org/users/local/idKDtb7T/items/UPI64LJR"],"itemData":{"id":1499,"type":"article-journal","abstract":"Nutrient availability and herbivory control the biomass of primary producer communities to varying degrees across ecosystems. Ecological theory, individual experiments in many different systems, and system-specific quantitative reviews have suggested that (i) bottom–up control is pervasive but top–down control is more influential in aquatic habitats relative to terrestrial systems and (ii) bottom–up and top–down forces are interdependent, with statistical interactions that synergize or dampen relative influences on producer biomass. We used simple dynamic models to review ecological mechanisms that generate independent vs. interactive responses of community-level biomass. We calibrated these mechanistic predictions with the metrics of factorial meta-analysis and tested their prevalence across freshwater, marine and terrestrial ecosystems with a comprehensive meta-analysis of 191 factorial manipulations of herbivores and nutrients. Our analysis showed that producer community biomass increased with fertilization across all systems, although increases were greatest in freshwater habitats. Herbivore removal generally increased producer biomass in both freshwater and marine systems, but effects were inconsistent on land. With the exception of marine temperate rocky reef systems that showed positive synergism of nutrient enrichment and herbivore removal, experimental studies showed limited support for statistical interactions between nutrient and herbivory treatments on producer biomass. Top–down control of herbivores, compensatory behaviour of multiple herbivore guilds, spatial and temporal heterogeneity of interactions, and herbivore-mediated nutrient recycling may lower the probability of consistent interactive effects on producer biomass. Continuing studies should expand the temporal and spatial scales of experiments, particularly in understudied terrestrial systems; broaden factorial designs to manipulate independently multiple producer resources (e.g. nitrogen, phosphorus, light), multiple herbivore taxa or guilds (e.g. vertebrates and invertebrates) and multiple trophic levels; and – in addition to measuring producer biomass – assess the responses of species diversity, community composition and nutrient status.","container-title":"Ecology Letters","DOI":"10.1111/j.1461-0248.2008.01192.x","ISSN":"1461-0248","issue":"7","language":"en","license":"© 2008 Blackwell Publishing Ltd/CNRS","note":"_eprint: https://onlinelibrary.wiley.com/doi/pdf/10.1111/j.1461-0248.2008.01192.x","page":"740-755","source":"Wiley Online Library","title":"A cross-system synthesis of consumer and nutrient resource control on producer biomass","volume":"11","author":[{"family":"Gruner","given":"Daniel S."},{"family":"Smith","given":"Jennifer E."},{"family":"Seabloom","given":"Eric W."},{"family":"Sandin","given":"Stuart A."},{"family":"Ngai","given":"Jacqueline T."},{"family":"Hillebrand","given":"Helmut"},{"family":"Harpole","given":"W. Stanley"},{"family":"Elser","given":"James J."},{"family":"Cleland","given":"Elsa E."},{"family":"Bracken","given":"Matthew E. S."},{"family":"Borer","given":"Elizabeth T."},{"family":"Bolker","given":"Benjamin M."}],"issued":{"date-parts":[["2008"]]}}}],"schema":"https://github.com/citation-style-language/schema/raw/master/csl-citation.json"} </w:instrText>
+      </w:r>
+      <w:r>
+        <w:rPr>
+          <w:rFonts w:ascii="Times New Roman" w:hAnsi="Times New Roman" w:cs="Times New Roman"/>
+          <w:lang w:val="en-CA"/>
+        </w:rPr>
+        <w:fldChar w:fldCharType="separate"/>
+      </w:r>
+      <w:r>
+        <w:rPr>
+          <w:rFonts w:ascii="Times New Roman" w:hAnsi="Times New Roman" w:cs="Times New Roman"/>
+          <w:noProof/>
+          <w:lang w:val="en-CA"/>
+        </w:rPr>
+        <w:t>(Gruner et al., 2008)</w:t>
+      </w:r>
+      <w:r>
+        <w:rPr>
+          <w:rFonts w:ascii="Times New Roman" w:hAnsi="Times New Roman" w:cs="Times New Roman"/>
+          <w:lang w:val="en-CA"/>
+        </w:rPr>
+        <w:fldChar w:fldCharType="end"/>
+      </w:r>
+      <w:r>
+        <w:rPr>
+          <w:rFonts w:ascii="Times New Roman" w:hAnsi="Times New Roman" w:cs="Times New Roman"/>
+          <w:lang w:val="en-CA"/>
+        </w:rPr>
+        <w:t>.</w:t>
+      </w:r>
+    </w:p>
+    <w:p>
+      <w:pPr>
+        <w:spacing w:line="360" w:lineRule="auto"/>
+        <w:rPr>
+          <w:rFonts w:ascii="Times New Roman" w:hAnsi="Times New Roman" w:cs="Times New Roman"/>
+          <w:lang w:val="en-CA"/>
+        </w:rPr>
+      </w:pPr>
+      <w:r>
+        <w:rPr>
+          <w:rFonts w:ascii="Times New Roman" w:hAnsi="Times New Roman" w:cs="Times New Roman"/>
+          <w:lang w:val="en-CA"/>
+        </w:rPr>
+        <w:t>-Therefore, the importance of CND may be much more context dependent and less generalizable on a global scale.</w:t>
+      </w:r>
+    </w:p>
+    <w:p>
+      <w:pPr>
+        <w:spacing w:line="360" w:lineRule="auto"/>
+        <w:rPr>
+          <w:rFonts w:ascii="Times New Roman" w:hAnsi="Times New Roman" w:cs="Times New Roman"/>
+          <w:lang w:val="en-CA"/>
+        </w:rPr>
+      </w:pPr>
+      <w:r>
+        <w:rPr>
+          <w:rFonts w:ascii="Times New Roman" w:hAnsi="Times New Roman" w:cs="Times New Roman"/>
+          <w:lang w:val="en-CA"/>
+        </w:rPr>
+        <w:t xml:space="preserve">-However, </w:t>
+      </w:r>
+      <w:r>
+        <w:rPr>
+          <w:rFonts w:ascii="Times New Roman" w:hAnsi="Times New Roman" w:cs="Times New Roman"/>
+          <w:lang w:val="en-CA" w:eastAsia="zh-TW"/>
+        </w:rPr>
+        <w:t>e</w:t>
+      </w:r>
+      <w:r>
+        <w:rPr>
+          <w:rFonts w:ascii="Times New Roman" w:hAnsi="Times New Roman" w:cs="Times New Roman"/>
+          <w:lang w:val="en-CA"/>
+        </w:rPr>
+        <w:t>mpirical tests for global</w:t>
+      </w:r>
+      <w:r>
+        <w:rPr>
+          <w:rFonts w:ascii="Times New Roman" w:hAnsi="Times New Roman" w:cs="Times New Roman"/>
+          <w:lang w:val="en-CA"/>
+        </w:rPr>
+        <w:t>-</w:t>
+      </w:r>
+      <w:r>
+        <w:rPr>
+          <w:rFonts w:ascii="Times New Roman" w:hAnsi="Times New Roman" w:cs="Times New Roman"/>
+          <w:lang w:val="en-CA"/>
+        </w:rPr>
+        <w:t>scale patterns of CN</w:t>
+      </w:r>
+      <w:r>
+        <w:rPr>
+          <w:rFonts w:ascii="Times New Roman" w:hAnsi="Times New Roman" w:cs="Times New Roman"/>
+          <w:lang w:val="en-CA"/>
+        </w:rPr>
+        <w:t>C</w:t>
+      </w:r>
+      <w:r>
+        <w:rPr>
+          <w:rFonts w:ascii="Times New Roman" w:hAnsi="Times New Roman" w:cs="Times New Roman"/>
+          <w:lang w:val="en-CA"/>
+        </w:rPr>
+        <w:t xml:space="preserve"> effects on primary producers</w:t>
+      </w:r>
+      <w:r>
+        <w:rPr>
+          <w:rFonts w:ascii="Times New Roman" w:hAnsi="Times New Roman" w:cs="Times New Roman"/>
+          <w:lang w:val="en-CA"/>
+        </w:rPr>
+        <w:t xml:space="preserve"> </w:t>
+      </w:r>
+      <w:r>
+        <w:rPr>
+          <w:rFonts w:ascii="Times New Roman" w:hAnsi="Times New Roman" w:cs="Times New Roman"/>
+          <w:lang w:val="en-CA"/>
+        </w:rPr>
+        <w:t xml:space="preserve">are </w:t>
+      </w:r>
+      <w:r>
+        <w:rPr>
+          <w:rFonts w:ascii="Times New Roman" w:hAnsi="Times New Roman" w:cs="Times New Roman"/>
+          <w:lang w:val="en-CA"/>
+        </w:rPr>
+        <w:t>currently lacking</w:t>
+      </w:r>
+      <w:r>
+        <w:rPr>
+          <w:rFonts w:ascii="Times New Roman" w:hAnsi="Times New Roman" w:cs="Times New Roman"/>
+          <w:color w:val="000000"/>
+          <w:lang w:val="en-CA"/>
+        </w:rPr>
+        <w:t>.</w:t>
+      </w:r>
+    </w:p>
+    <w:p>
+      <w:pPr>
+        <w:spacing w:line="360" w:lineRule="auto"/>
+        <w:rPr>
+          <w:rFonts w:ascii="Times New Roman" w:hAnsi="Times New Roman" w:cs="Times New Roman"/>
+        </w:rPr>
+      </w:pPr>
+    </w:p>
+    <w:p>
+      <w:pPr>
+        <w:spacing w:line="360" w:lineRule="auto"/>
+        <w:ind w:firstLine="720"/>
+        <w:rPr>
+          <w:rFonts w:ascii="Times New Roman" w:hAnsi="Times New Roman" w:cs="Times New Roman"/>
+        </w:rPr>
+      </w:pPr>
+    </w:p>
+    <w:p>
+      <w:pPr>
+        <w:spacing w:line="360" w:lineRule="auto"/>
+        <w:ind w:firstLine="720"/>
+        <w:rPr>
+          <w:rFonts w:ascii="Times New Roman" w:hAnsi="Times New Roman" w:cs="Times New Roman"/>
+        </w:rPr>
+      </w:pPr>
+    </w:p>
+    <w:p>
+      <w:pPr>
+        <w:spacing w:line="360" w:lineRule="auto"/>
         <w:ind w:firstLine="720"/>
         <w:rPr>
           <w:rFonts w:ascii="Times New Roman" w:hAnsi="Times New Roman" w:cs="Times New Roman"/>
@@ -4075,7 +6477,6 @@
           <w:noProof/>
           <w:u w:val="single"/>
         </w:rPr>
-        <w:lastRenderedPageBreak/>
         <w:drawing>
           <wp:inline distT="0" distB="0" distL="0" distR="0" wp14:anchorId="5D4BBA43" wp14:editId="7CB877FC">
             <wp:extent cx="5942807" cy="3747837"/>
@@ -4092,7 +6493,7 @@
                     <pic:cNvPicPr/>
                   </pic:nvPicPr>
                   <pic:blipFill rotWithShape="1">
-                    <a:blip r:embed="rId9">
+                    <a:blip r:embed="rId10">
                       <a:extLst>
                         <a:ext uri="{28A0092B-C50C-407E-A947-70E740481C1C}">
                           <a14:useLocalDpi xmlns:a14="http://schemas.microsoft.com/office/drawing/2010/main" val="0"/>
@@ -4160,299 +6561,1164 @@
       <w:pPr>
         <w:pStyle w:val="Bibliography"/>
         <w:rPr>
-          <w:rFonts w:ascii="Times New Roman" w:hAnsi="Times New Roman" w:cs="Times New Roman"/>
-        </w:rPr>
-      </w:pPr>
-      <w:r>
-        <w:rPr>
-          <w:lang w:val="en-CA"/>
+          <w:rFonts w:ascii="Calibri" w:cs="Calibri"/>
+        </w:rPr>
+      </w:pPr>
+      <w:r>
+        <w:rPr>
+          <w:rFonts w:ascii="Calibri" w:cs="Calibri"/>
+        </w:rPr>
+        <w:lastRenderedPageBreak/>
+        <w:t xml:space="preserve"> </w:t>
+      </w:r>
+      <w:r>
+        <w:rPr>
+          <w:rFonts w:ascii="Calibri" w:cs="Calibri"/>
         </w:rPr>
         <w:fldChar w:fldCharType="begin"/>
       </w:r>
       <w:r>
         <w:rPr>
-          <w:lang w:val="en-CA"/>
+          <w:rFonts w:ascii="Calibri" w:cs="Calibri"/>
         </w:rPr>
         <w:instrText xml:space="preserve"> ADDIN ZOTERO_BIBL {"uncited":[],"omitted":[],"custom":[]} CSL_BIBLIOGRAPHY </w:instrText>
       </w:r>
       <w:r>
         <w:rPr>
-          <w:lang w:val="en-CA"/>
+          <w:rFonts w:ascii="Calibri" w:cs="Calibri"/>
         </w:rPr>
         <w:fldChar w:fldCharType="separate"/>
       </w:r>
-      <w:r>
-        <w:rPr>
-          <w:rFonts w:ascii="Times New Roman" w:hAnsi="Times New Roman" w:cs="Times New Roman"/>
-        </w:rPr>
-        <w:t>Allgeier, J.E., Burkepile, D.E., Layman, C.A., 2017. Animal pee in the sea: consumer-mediated nutrient dynamics in the world’s changing oceans. Global Change Biology 23, 2166–2178. https://doi.org/10.1111/gcb.13625</w:t>
+      <w:proofErr w:type="spellStart"/>
+      <w:r>
+        <w:rPr>
+          <w:rFonts w:ascii="Calibri" w:cs="Calibri"/>
+        </w:rPr>
+        <w:t>Allgeier</w:t>
+      </w:r>
+      <w:proofErr w:type="spellEnd"/>
+      <w:r>
+        <w:rPr>
+          <w:rFonts w:ascii="Calibri" w:cs="Calibri"/>
+        </w:rPr>
+        <w:t xml:space="preserve">, J.E., </w:t>
+      </w:r>
+      <w:proofErr w:type="spellStart"/>
+      <w:r>
+        <w:rPr>
+          <w:rFonts w:ascii="Calibri" w:cs="Calibri"/>
+        </w:rPr>
+        <w:t>Burkepile</w:t>
+      </w:r>
+      <w:proofErr w:type="spellEnd"/>
+      <w:r>
+        <w:rPr>
+          <w:rFonts w:ascii="Calibri" w:cs="Calibri"/>
+        </w:rPr>
+        <w:t>, D.E., Layman, C.A., 2017. Animal pee in the sea: consumer-mediated nutrient dynamics in the world’s changing oceans. Global Change Biology 23, 2166–2178. https://doi.org/10.1111/gcb.13625</w:t>
       </w:r>
     </w:p>
     <w:p>
       <w:pPr>
         <w:pStyle w:val="Bibliography"/>
         <w:rPr>
-          <w:rFonts w:ascii="Times New Roman" w:hAnsi="Times New Roman" w:cs="Times New Roman"/>
-        </w:rPr>
-      </w:pPr>
-      <w:r>
-        <w:rPr>
-          <w:rFonts w:ascii="Times New Roman" w:hAnsi="Times New Roman" w:cs="Times New Roman"/>
-        </w:rPr>
-        <w:t>Atkinson, C.L., Capps, K.A., Rugenski, A.T., Vanni, M.J., 2017. Consumer-driven nutrient dynamics in freshwater ecosystems: from individuals to ecosystems. Biological Reviews 92, 2003–2023. https://doi.org/10.1111/brv.12318</w:t>
+          <w:rFonts w:ascii="Calibri" w:cs="Calibri"/>
+        </w:rPr>
+      </w:pPr>
+      <w:proofErr w:type="spellStart"/>
+      <w:r>
+        <w:rPr>
+          <w:rFonts w:ascii="Calibri" w:cs="Calibri"/>
+        </w:rPr>
+        <w:t>Allgeier</w:t>
+      </w:r>
+      <w:proofErr w:type="spellEnd"/>
+      <w:r>
+        <w:rPr>
+          <w:rFonts w:ascii="Calibri" w:cs="Calibri"/>
+        </w:rPr>
+        <w:t>, J.E., Rosemond, A.D., Layman, C.A., 2011. The frequency and magnitude of non-additive responses to multiple nutrient enrichment. Journal of Applied Ecology 48, 96–101. https://doi.org/10.1111/j.1365-2664.2010.01894.x</w:t>
       </w:r>
     </w:p>
     <w:p>
       <w:pPr>
         <w:pStyle w:val="Bibliography"/>
         <w:rPr>
-          <w:rFonts w:ascii="Times New Roman" w:hAnsi="Times New Roman" w:cs="Times New Roman"/>
-        </w:rPr>
-      </w:pPr>
-      <w:r>
-        <w:rPr>
-          <w:rFonts w:ascii="Times New Roman" w:hAnsi="Times New Roman" w:cs="Times New Roman"/>
-        </w:rPr>
-        <w:t>Darwin, C., 1842. The structure and distribution of coral reefs. Smith, Elder and Co, London  (Reprinted 1962, Univ of  Calif Press).</w:t>
+          <w:rFonts w:ascii="Calibri" w:cs="Calibri"/>
+        </w:rPr>
+      </w:pPr>
+      <w:r>
+        <w:rPr>
+          <w:rFonts w:ascii="Calibri" w:cs="Calibri"/>
+        </w:rPr>
+        <w:t xml:space="preserve">Atkinson, C.L., Capps, K.A., </w:t>
+      </w:r>
+      <w:proofErr w:type="spellStart"/>
+      <w:r>
+        <w:rPr>
+          <w:rFonts w:ascii="Calibri" w:cs="Calibri"/>
+        </w:rPr>
+        <w:t>Rugenski</w:t>
+      </w:r>
+      <w:proofErr w:type="spellEnd"/>
+      <w:r>
+        <w:rPr>
+          <w:rFonts w:ascii="Calibri" w:cs="Calibri"/>
+        </w:rPr>
+        <w:t xml:space="preserve">, A.T., </w:t>
+      </w:r>
+      <w:proofErr w:type="spellStart"/>
+      <w:r>
+        <w:rPr>
+          <w:rFonts w:ascii="Calibri" w:cs="Calibri"/>
+        </w:rPr>
+        <w:t>Vanni</w:t>
+      </w:r>
+      <w:proofErr w:type="spellEnd"/>
+      <w:r>
+        <w:rPr>
+          <w:rFonts w:ascii="Calibri" w:cs="Calibri"/>
+        </w:rPr>
+        <w:t>, M.J., 2017. Consumer-driven nutrient dynamics in freshwater ecosystems: from individuals to ecosystems. Biological Reviews 92, 2003–2023. https://doi.org/10.1111/brv.12318</w:t>
       </w:r>
     </w:p>
     <w:p>
       <w:pPr>
         <w:pStyle w:val="Bibliography"/>
         <w:rPr>
-          <w:rFonts w:ascii="Times New Roman" w:hAnsi="Times New Roman" w:cs="Times New Roman"/>
-        </w:rPr>
-      </w:pPr>
-      <w:r>
-        <w:rPr>
-          <w:rFonts w:ascii="Times New Roman" w:hAnsi="Times New Roman" w:cs="Times New Roman"/>
-        </w:rPr>
-        <w:t>Gruner, D.S., Smith, J.E., Seabloom, E.W., Sandin, S.A., Ngai, J.T., Hillebrand, H., Harpole, W.S., Elser, J.J., Cleland, E.E., Bracken, M.E.S., Borer, E.T., Bolker, B.M., 2008. A cross-system synthesis of consumer and nutrient resource control on producer biomass. Ecology Letters 11, 740–755. https://doi.org/10.1111/j.1461-0248.2008.01192.x</w:t>
+          <w:rFonts w:ascii="Calibri" w:cs="Calibri"/>
+        </w:rPr>
+      </w:pPr>
+      <w:r>
+        <w:rPr>
+          <w:rFonts w:ascii="Calibri" w:cs="Calibri"/>
+        </w:rPr>
+        <w:t>Bracken, M.E.S., 2004. Invertebrate-Mediated Nutrient Loading Increases Growth of an Intertidal Macroalga1. Journal of Phycology 40, 1032–1041. https://doi.org/10.1111/j.1529-8817.2004.03106.x</w:t>
       </w:r>
     </w:p>
     <w:p>
       <w:pPr>
         <w:pStyle w:val="Bibliography"/>
         <w:rPr>
-          <w:rFonts w:ascii="Times New Roman" w:hAnsi="Times New Roman" w:cs="Times New Roman"/>
-        </w:rPr>
-      </w:pPr>
-      <w:r>
-        <w:rPr>
-          <w:rFonts w:ascii="Times New Roman" w:hAnsi="Times New Roman" w:cs="Times New Roman"/>
-        </w:rPr>
-        <w:t>Hillman, K., Walker, D.I., Larkum, A.W.D., McComb, A.J., 1989. Productivity and nutrient limitation, in: Larkum, A.W.D., McComb, A.J., Shephard, S.A. (Eds.), Biology of Seagrasses : A Treatise on the Biology of Seagrasses with Special Reference to the Australian Region. Elsevier Science Pub., Amsterdam, The Netherlands, pp. 635–685.</w:t>
+          <w:rFonts w:ascii="Calibri" w:cs="Calibri"/>
+        </w:rPr>
+      </w:pPr>
+      <w:r>
+        <w:rPr>
+          <w:rFonts w:ascii="Calibri" w:cs="Calibri"/>
+        </w:rPr>
+        <w:t>Bracken, M.E.S., Gonzalez-</w:t>
+      </w:r>
+      <w:proofErr w:type="spellStart"/>
+      <w:r>
+        <w:rPr>
+          <w:rFonts w:ascii="Calibri" w:cs="Calibri"/>
+        </w:rPr>
+        <w:t>Dorantes</w:t>
+      </w:r>
+      <w:proofErr w:type="spellEnd"/>
+      <w:r>
+        <w:rPr>
+          <w:rFonts w:ascii="Calibri" w:cs="Calibri"/>
+        </w:rPr>
+        <w:t xml:space="preserve">, C.A., </w:t>
+      </w:r>
+      <w:proofErr w:type="spellStart"/>
+      <w:r>
+        <w:rPr>
+          <w:rFonts w:ascii="Calibri" w:cs="Calibri"/>
+        </w:rPr>
+        <w:t>Stachowicz</w:t>
+      </w:r>
+      <w:proofErr w:type="spellEnd"/>
+      <w:r>
+        <w:rPr>
+          <w:rFonts w:ascii="Calibri" w:cs="Calibri"/>
+        </w:rPr>
+        <w:t>, J.J., 2007. Whole-community mutualism: Associated invertebrates facilitate a dominant habitat-forming seaweed. Ecology 88, 2211–2219. https://doi.org/10.1890/06-0881.1</w:t>
       </w:r>
     </w:p>
     <w:p>
       <w:pPr>
         <w:pStyle w:val="Bibliography"/>
         <w:rPr>
-          <w:rFonts w:ascii="Times New Roman" w:hAnsi="Times New Roman" w:cs="Times New Roman"/>
-        </w:rPr>
-      </w:pPr>
-      <w:r>
-        <w:rPr>
-          <w:rFonts w:ascii="Times New Roman" w:hAnsi="Times New Roman" w:cs="Times New Roman"/>
-        </w:rPr>
-        <w:t>Jackson, G.A., 1977. Nutrients and Production of Giant Kelp, Macrocystis pyrifera, Off Southern California. Limnology and Oceanography 22, 979–995.</w:t>
+          <w:rFonts w:ascii="Calibri" w:cs="Calibri"/>
+        </w:rPr>
+      </w:pPr>
+      <w:proofErr w:type="spellStart"/>
+      <w:r>
+        <w:rPr>
+          <w:rFonts w:ascii="Calibri" w:cs="Calibri"/>
+        </w:rPr>
+        <w:t>Brzezinksi</w:t>
+      </w:r>
+      <w:proofErr w:type="spellEnd"/>
+      <w:r>
+        <w:rPr>
+          <w:rFonts w:ascii="Calibri" w:cs="Calibri"/>
+        </w:rPr>
+        <w:t xml:space="preserve">, M., Reed, D., </w:t>
+      </w:r>
+      <w:proofErr w:type="spellStart"/>
+      <w:r>
+        <w:rPr>
+          <w:rFonts w:ascii="Calibri" w:cs="Calibri"/>
+        </w:rPr>
+        <w:t>Harrer</w:t>
+      </w:r>
+      <w:proofErr w:type="spellEnd"/>
+      <w:r>
+        <w:rPr>
+          <w:rFonts w:ascii="Calibri" w:cs="Calibri"/>
+        </w:rPr>
+        <w:t xml:space="preserve">, S., </w:t>
+      </w:r>
+      <w:proofErr w:type="spellStart"/>
+      <w:r>
+        <w:rPr>
+          <w:rFonts w:ascii="Calibri" w:cs="Calibri"/>
+        </w:rPr>
+        <w:t>Rassweiler</w:t>
+      </w:r>
+      <w:proofErr w:type="spellEnd"/>
+      <w:r>
+        <w:rPr>
+          <w:rFonts w:ascii="Calibri" w:cs="Calibri"/>
+        </w:rPr>
+        <w:t xml:space="preserve">, A., </w:t>
+      </w:r>
+      <w:proofErr w:type="spellStart"/>
+      <w:r>
+        <w:rPr>
+          <w:rFonts w:ascii="Calibri" w:cs="Calibri"/>
+        </w:rPr>
+        <w:t>Melack</w:t>
+      </w:r>
+      <w:proofErr w:type="spellEnd"/>
+      <w:r>
+        <w:rPr>
+          <w:rFonts w:ascii="Calibri" w:cs="Calibri"/>
+        </w:rPr>
+        <w:t xml:space="preserve">, J., </w:t>
+      </w:r>
+      <w:proofErr w:type="spellStart"/>
+      <w:r>
+        <w:rPr>
+          <w:rFonts w:ascii="Calibri" w:cs="Calibri"/>
+        </w:rPr>
+        <w:t>Goodridge</w:t>
+      </w:r>
+      <w:proofErr w:type="spellEnd"/>
+      <w:r>
+        <w:rPr>
+          <w:rFonts w:ascii="Calibri" w:cs="Calibri"/>
+        </w:rPr>
+        <w:t xml:space="preserve">, B., Dugan, J., 2013. Multiple sources and forms of nitrogen sustain year-round kelp growth on the inner continental shelf of the Santa Barbara Channel. </w:t>
+      </w:r>
+      <w:proofErr w:type="spellStart"/>
+      <w:r>
+        <w:rPr>
+          <w:rFonts w:ascii="Calibri" w:cs="Calibri"/>
+        </w:rPr>
+        <w:t>oceanog</w:t>
+      </w:r>
+      <w:proofErr w:type="spellEnd"/>
+      <w:r>
+        <w:rPr>
+          <w:rFonts w:ascii="Calibri" w:cs="Calibri"/>
+        </w:rPr>
+        <w:t xml:space="preserve"> 26, 114–123. https://doi.org/10.5670/oceanog.2013.53</w:t>
       </w:r>
     </w:p>
     <w:p>
       <w:pPr>
         <w:pStyle w:val="Bibliography"/>
         <w:rPr>
-          <w:rFonts w:ascii="Times New Roman" w:hAnsi="Times New Roman" w:cs="Times New Roman"/>
-        </w:rPr>
-      </w:pPr>
-      <w:r>
-        <w:rPr>
-          <w:rFonts w:ascii="Times New Roman" w:hAnsi="Times New Roman" w:cs="Times New Roman"/>
-        </w:rPr>
-        <w:t>McNaughton, S.J., Ruess, R.W., Seagle, S.W., 1988. Large Mammals and Process Dynamics in African Ecosystems. BioScience 38, 794–800. https://doi.org/10.2307/1310789</w:t>
+          <w:rFonts w:ascii="Calibri" w:cs="Calibri"/>
+        </w:rPr>
+      </w:pPr>
+      <w:proofErr w:type="spellStart"/>
+      <w:r>
+        <w:rPr>
+          <w:rFonts w:ascii="Calibri" w:cs="Calibri"/>
+        </w:rPr>
+        <w:t>Burkepile</w:t>
+      </w:r>
+      <w:proofErr w:type="spellEnd"/>
+      <w:r>
+        <w:rPr>
+          <w:rFonts w:ascii="Calibri" w:cs="Calibri"/>
+        </w:rPr>
+        <w:t>, D.E., Hay, M.E., 2006. Herbivore Vs. Nutrient Control of Marine Primary Producers: Context-Dependent Effects. Ecology 87, 3128–3139. https://doi.org/10.1890/0012-9658(2006)87[</w:t>
+      </w:r>
+      <w:proofErr w:type="gramStart"/>
+      <w:r>
+        <w:rPr>
+          <w:rFonts w:ascii="Calibri" w:cs="Calibri"/>
+        </w:rPr>
+        <w:t>3128:HVNCOM</w:t>
+      </w:r>
+      <w:proofErr w:type="gramEnd"/>
+      <w:r>
+        <w:rPr>
+          <w:rFonts w:ascii="Calibri" w:cs="Calibri"/>
+        </w:rPr>
+        <w:t>]2.0.CO;2</w:t>
       </w:r>
     </w:p>
     <w:p>
       <w:pPr>
         <w:pStyle w:val="Bibliography"/>
         <w:rPr>
-          <w:rFonts w:ascii="Times New Roman" w:hAnsi="Times New Roman" w:cs="Times New Roman"/>
-        </w:rPr>
-      </w:pPr>
-      <w:r>
-        <w:rPr>
-          <w:rFonts w:ascii="Times New Roman" w:hAnsi="Times New Roman" w:cs="Times New Roman"/>
+          <w:rFonts w:ascii="Calibri" w:cs="Calibri"/>
+        </w:rPr>
+      </w:pPr>
+      <w:proofErr w:type="spellStart"/>
+      <w:r>
+        <w:rPr>
+          <w:rFonts w:ascii="Calibri" w:cs="Calibri"/>
+        </w:rPr>
+        <w:t>Elser</w:t>
+      </w:r>
+      <w:proofErr w:type="spellEnd"/>
+      <w:r>
+        <w:rPr>
+          <w:rFonts w:ascii="Calibri" w:cs="Calibri"/>
+        </w:rPr>
+        <w:t xml:space="preserve">, J.J., Bracken, M.E.S., Cleland, E.E., Gruner, D.S., </w:t>
+      </w:r>
+      <w:proofErr w:type="spellStart"/>
+      <w:r>
+        <w:rPr>
+          <w:rFonts w:ascii="Calibri" w:cs="Calibri"/>
+        </w:rPr>
+        <w:t>Harpole</w:t>
+      </w:r>
+      <w:proofErr w:type="spellEnd"/>
+      <w:r>
+        <w:rPr>
+          <w:rFonts w:ascii="Calibri" w:cs="Calibri"/>
+        </w:rPr>
+        <w:t xml:space="preserve">, W.S., Hillebrand, H., Ngai, J.T., </w:t>
+      </w:r>
+      <w:proofErr w:type="spellStart"/>
+      <w:r>
+        <w:rPr>
+          <w:rFonts w:ascii="Calibri" w:cs="Calibri"/>
+        </w:rPr>
+        <w:t>Seabloom</w:t>
+      </w:r>
+      <w:proofErr w:type="spellEnd"/>
+      <w:r>
+        <w:rPr>
+          <w:rFonts w:ascii="Calibri" w:cs="Calibri"/>
+        </w:rPr>
+        <w:t xml:space="preserve">, E.W., </w:t>
+      </w:r>
+      <w:proofErr w:type="spellStart"/>
+      <w:r>
+        <w:rPr>
+          <w:rFonts w:ascii="Calibri" w:cs="Calibri"/>
+        </w:rPr>
+        <w:t>Shurin</w:t>
+      </w:r>
+      <w:proofErr w:type="spellEnd"/>
+      <w:r>
+        <w:rPr>
+          <w:rFonts w:ascii="Calibri" w:cs="Calibri"/>
+        </w:rPr>
+        <w:t>, J.B., Smith, J.E., 2007. Global analysis of nitrogen and phosphorus limitation of primary producers in freshwater, marine and terrestrial ecosystems. Ecology Letters 10, 1135–1142. https://doi.org/10.1111/j.1461-0248.2007.01113.x</w:t>
+      </w:r>
+    </w:p>
+    <w:p>
+      <w:pPr>
+        <w:pStyle w:val="Bibliography"/>
+        <w:rPr>
+          <w:rFonts w:ascii="Calibri" w:cs="Calibri"/>
+        </w:rPr>
+      </w:pPr>
+      <w:proofErr w:type="spellStart"/>
+      <w:r>
+        <w:rPr>
+          <w:rFonts w:ascii="Calibri" w:cs="Calibri"/>
+        </w:rPr>
+        <w:t>Elser</w:t>
+      </w:r>
+      <w:proofErr w:type="spellEnd"/>
+      <w:r>
+        <w:rPr>
+          <w:rFonts w:ascii="Calibri" w:cs="Calibri"/>
+        </w:rPr>
+        <w:t>, J.J., Urabe, J., 1999. The Stoichiometry of Consumer-Driven Nutrient Recycling: Theory, Observations, and Consequences. Ecology 80, 735–751. https://doi.org/10.1890/0012-9658(1999)080[</w:t>
+      </w:r>
+      <w:proofErr w:type="gramStart"/>
+      <w:r>
+        <w:rPr>
+          <w:rFonts w:ascii="Calibri" w:cs="Calibri"/>
+        </w:rPr>
+        <w:t>0735:TSOCDN</w:t>
+      </w:r>
+      <w:proofErr w:type="gramEnd"/>
+      <w:r>
+        <w:rPr>
+          <w:rFonts w:ascii="Calibri" w:cs="Calibri"/>
+        </w:rPr>
+        <w:t>]2.0.CO;2</w:t>
+      </w:r>
+    </w:p>
+    <w:p>
+      <w:pPr>
+        <w:pStyle w:val="Bibliography"/>
+        <w:rPr>
+          <w:rFonts w:ascii="Calibri" w:cs="Calibri"/>
+        </w:rPr>
+      </w:pPr>
+      <w:r>
+        <w:rPr>
+          <w:rFonts w:ascii="Calibri" w:cs="Calibri"/>
+        </w:rPr>
+        <w:t xml:space="preserve">Gruner, D.S., Smith, J.E., </w:t>
+      </w:r>
+      <w:proofErr w:type="spellStart"/>
+      <w:r>
+        <w:rPr>
+          <w:rFonts w:ascii="Calibri" w:cs="Calibri"/>
+        </w:rPr>
+        <w:t>Seabloom</w:t>
+      </w:r>
+      <w:proofErr w:type="spellEnd"/>
+      <w:r>
+        <w:rPr>
+          <w:rFonts w:ascii="Calibri" w:cs="Calibri"/>
+        </w:rPr>
+        <w:t xml:space="preserve">, E.W., </w:t>
+      </w:r>
+      <w:proofErr w:type="spellStart"/>
+      <w:r>
+        <w:rPr>
+          <w:rFonts w:ascii="Calibri" w:cs="Calibri"/>
+        </w:rPr>
+        <w:t>Sandin</w:t>
+      </w:r>
+      <w:proofErr w:type="spellEnd"/>
+      <w:r>
+        <w:rPr>
+          <w:rFonts w:ascii="Calibri" w:cs="Calibri"/>
+        </w:rPr>
+        <w:t xml:space="preserve">, S.A., Ngai, J.T., Hillebrand, H., </w:t>
+      </w:r>
+      <w:proofErr w:type="spellStart"/>
+      <w:r>
+        <w:rPr>
+          <w:rFonts w:ascii="Calibri" w:cs="Calibri"/>
+        </w:rPr>
+        <w:t>Harpole</w:t>
+      </w:r>
+      <w:proofErr w:type="spellEnd"/>
+      <w:r>
+        <w:rPr>
+          <w:rFonts w:ascii="Calibri" w:cs="Calibri"/>
+        </w:rPr>
+        <w:t xml:space="preserve">, W.S., </w:t>
+      </w:r>
+      <w:proofErr w:type="spellStart"/>
+      <w:r>
+        <w:rPr>
+          <w:rFonts w:ascii="Calibri" w:cs="Calibri"/>
+        </w:rPr>
+        <w:t>Elser</w:t>
+      </w:r>
+      <w:proofErr w:type="spellEnd"/>
+      <w:r>
+        <w:rPr>
+          <w:rFonts w:ascii="Calibri" w:cs="Calibri"/>
+        </w:rPr>
+        <w:t xml:space="preserve">, J.J., Cleland, E.E., Bracken, M.E.S., Borer, E.T., </w:t>
+      </w:r>
+      <w:proofErr w:type="spellStart"/>
+      <w:r>
+        <w:rPr>
+          <w:rFonts w:ascii="Calibri" w:cs="Calibri"/>
+        </w:rPr>
+        <w:t>Bolker</w:t>
+      </w:r>
+      <w:proofErr w:type="spellEnd"/>
+      <w:r>
+        <w:rPr>
+          <w:rFonts w:ascii="Calibri" w:cs="Calibri"/>
+        </w:rPr>
+        <w:t>, B.M., 2008. A cross-system synthesis of consumer and nutrient resource control on producer biomass. Ecology Letters 11, 740–755. https://doi.org/10.1111/j.1461-0248.2008.01192.x</w:t>
+      </w:r>
+    </w:p>
+    <w:p>
+      <w:pPr>
+        <w:pStyle w:val="Bibliography"/>
+        <w:rPr>
+          <w:rFonts w:ascii="Calibri" w:cs="Calibri"/>
+        </w:rPr>
+      </w:pPr>
+      <w:r>
+        <w:rPr>
+          <w:rFonts w:ascii="Calibri" w:cs="Calibri"/>
+        </w:rPr>
+        <w:t xml:space="preserve">Hillman, K., Walker, D.I., </w:t>
+      </w:r>
+      <w:proofErr w:type="spellStart"/>
+      <w:r>
+        <w:rPr>
+          <w:rFonts w:ascii="Calibri" w:cs="Calibri"/>
+        </w:rPr>
+        <w:t>Larkum</w:t>
+      </w:r>
+      <w:proofErr w:type="spellEnd"/>
+      <w:r>
+        <w:rPr>
+          <w:rFonts w:ascii="Calibri" w:cs="Calibri"/>
+        </w:rPr>
+        <w:t xml:space="preserve">, A.W.D., </w:t>
+      </w:r>
+      <w:proofErr w:type="spellStart"/>
+      <w:r>
+        <w:rPr>
+          <w:rFonts w:ascii="Calibri" w:cs="Calibri"/>
+        </w:rPr>
+        <w:t>McComb</w:t>
+      </w:r>
+      <w:proofErr w:type="spellEnd"/>
+      <w:r>
+        <w:rPr>
+          <w:rFonts w:ascii="Calibri" w:cs="Calibri"/>
+        </w:rPr>
+        <w:t xml:space="preserve">, A.J., 1989. Productivity and nutrient limitation, in: </w:t>
+      </w:r>
+      <w:proofErr w:type="spellStart"/>
+      <w:r>
+        <w:rPr>
+          <w:rFonts w:ascii="Calibri" w:cs="Calibri"/>
+        </w:rPr>
+        <w:t>Larkum</w:t>
+      </w:r>
+      <w:proofErr w:type="spellEnd"/>
+      <w:r>
+        <w:rPr>
+          <w:rFonts w:ascii="Calibri" w:cs="Calibri"/>
+        </w:rPr>
+        <w:t xml:space="preserve">, A.W.D., </w:t>
+      </w:r>
+      <w:proofErr w:type="spellStart"/>
+      <w:r>
+        <w:rPr>
+          <w:rFonts w:ascii="Calibri" w:cs="Calibri"/>
+        </w:rPr>
+        <w:t>McComb</w:t>
+      </w:r>
+      <w:proofErr w:type="spellEnd"/>
+      <w:r>
+        <w:rPr>
+          <w:rFonts w:ascii="Calibri" w:cs="Calibri"/>
+        </w:rPr>
+        <w:t xml:space="preserve">, A.J., Shephard, S.A. (Eds.), Biology of </w:t>
+      </w:r>
+      <w:proofErr w:type="gramStart"/>
+      <w:r>
+        <w:rPr>
+          <w:rFonts w:ascii="Calibri" w:cs="Calibri"/>
+        </w:rPr>
+        <w:t>Seagrasses :</w:t>
+      </w:r>
+      <w:proofErr w:type="gramEnd"/>
+      <w:r>
+        <w:rPr>
+          <w:rFonts w:ascii="Calibri" w:cs="Calibri"/>
+        </w:rPr>
+        <w:t xml:space="preserve"> A Treatise on the Biology of Seagrasses with Special Reference to the Australian Region. Elsevier Science Pub., Amsterdam, The Netherlands, pp. 635–685.</w:t>
+      </w:r>
+    </w:p>
+    <w:p>
+      <w:pPr>
+        <w:pStyle w:val="Bibliography"/>
+        <w:rPr>
+          <w:rFonts w:ascii="Calibri" w:cs="Calibri"/>
+        </w:rPr>
+      </w:pPr>
+      <w:r>
+        <w:rPr>
+          <w:rFonts w:ascii="Calibri" w:cs="Calibri"/>
+        </w:rPr>
+        <w:t xml:space="preserve">Jackson, G.A., 1977. Nutrients and Production of Giant Kelp, </w:t>
+      </w:r>
+      <w:proofErr w:type="spellStart"/>
+      <w:r>
+        <w:rPr>
+          <w:rFonts w:ascii="Calibri" w:cs="Calibri"/>
+        </w:rPr>
+        <w:t>Macrocystis</w:t>
+      </w:r>
+      <w:proofErr w:type="spellEnd"/>
+      <w:r>
+        <w:rPr>
+          <w:rFonts w:ascii="Calibri" w:cs="Calibri"/>
+        </w:rPr>
+        <w:t xml:space="preserve"> </w:t>
+      </w:r>
+      <w:proofErr w:type="spellStart"/>
+      <w:r>
+        <w:rPr>
+          <w:rFonts w:ascii="Calibri" w:cs="Calibri"/>
+        </w:rPr>
+        <w:t>pyrifera</w:t>
+      </w:r>
+      <w:proofErr w:type="spellEnd"/>
+      <w:r>
+        <w:rPr>
+          <w:rFonts w:ascii="Calibri" w:cs="Calibri"/>
+        </w:rPr>
+        <w:t>, Off Southern California. Limnology and Oceanography 22, 979–995.</w:t>
+      </w:r>
+    </w:p>
+    <w:p>
+      <w:pPr>
+        <w:pStyle w:val="Bibliography"/>
+        <w:rPr>
+          <w:rFonts w:ascii="Calibri" w:cs="Calibri"/>
+        </w:rPr>
+      </w:pPr>
+      <w:r>
+        <w:rPr>
+          <w:rFonts w:ascii="Calibri" w:cs="Calibri"/>
+        </w:rPr>
+        <w:t xml:space="preserve">McNaughton, S.J., </w:t>
+      </w:r>
+      <w:proofErr w:type="spellStart"/>
+      <w:r>
+        <w:rPr>
+          <w:rFonts w:ascii="Calibri" w:cs="Calibri"/>
+        </w:rPr>
+        <w:t>Ruess</w:t>
+      </w:r>
+      <w:proofErr w:type="spellEnd"/>
+      <w:r>
+        <w:rPr>
+          <w:rFonts w:ascii="Calibri" w:cs="Calibri"/>
+        </w:rPr>
+        <w:t xml:space="preserve">, R.W., </w:t>
+      </w:r>
+      <w:proofErr w:type="spellStart"/>
+      <w:r>
+        <w:rPr>
+          <w:rFonts w:ascii="Calibri" w:cs="Calibri"/>
+        </w:rPr>
+        <w:t>Seagle</w:t>
+      </w:r>
+      <w:proofErr w:type="spellEnd"/>
+      <w:r>
+        <w:rPr>
+          <w:rFonts w:ascii="Calibri" w:cs="Calibri"/>
+        </w:rPr>
+        <w:t xml:space="preserve">, S.W., 1988. Large mammals and process dynamics in African ecosystems. </w:t>
+      </w:r>
+      <w:proofErr w:type="spellStart"/>
+      <w:r>
+        <w:rPr>
+          <w:rFonts w:ascii="Calibri" w:cs="Calibri"/>
+        </w:rPr>
+        <w:t>BioScience</w:t>
+      </w:r>
+      <w:proofErr w:type="spellEnd"/>
+      <w:r>
+        <w:rPr>
+          <w:rFonts w:ascii="Calibri" w:cs="Calibri"/>
+        </w:rPr>
+        <w:t xml:space="preserve"> 38, 794–800. https://doi.org/10.2307/1310789</w:t>
+      </w:r>
+    </w:p>
+    <w:p>
+      <w:pPr>
+        <w:pStyle w:val="Bibliography"/>
+        <w:rPr>
+          <w:rFonts w:ascii="Calibri" w:cs="Calibri"/>
+        </w:rPr>
+      </w:pPr>
+      <w:r>
+        <w:rPr>
+          <w:rFonts w:ascii="Calibri" w:cs="Calibri"/>
+        </w:rPr>
+        <w:t xml:space="preserve">McPhee-Shaw, E.E., Siegel, D.A., Washburn, L., Brzezinski, M.A., Jones, J.L., </w:t>
+      </w:r>
+      <w:proofErr w:type="spellStart"/>
+      <w:r>
+        <w:rPr>
+          <w:rFonts w:ascii="Calibri" w:cs="Calibri"/>
+        </w:rPr>
+        <w:t>Leydecker</w:t>
+      </w:r>
+      <w:proofErr w:type="spellEnd"/>
+      <w:r>
+        <w:rPr>
+          <w:rFonts w:ascii="Calibri" w:cs="Calibri"/>
+        </w:rPr>
+        <w:t xml:space="preserve">, A., </w:t>
+      </w:r>
+      <w:proofErr w:type="spellStart"/>
+      <w:r>
+        <w:rPr>
+          <w:rFonts w:ascii="Calibri" w:cs="Calibri"/>
+        </w:rPr>
+        <w:t>Melack</w:t>
+      </w:r>
+      <w:proofErr w:type="spellEnd"/>
+      <w:r>
+        <w:rPr>
+          <w:rFonts w:ascii="Calibri" w:cs="Calibri"/>
+        </w:rPr>
+        <w:t xml:space="preserve">, J., 2007. Mechanisms for nutrient delivery to the inner shelf: Observations from </w:t>
+      </w:r>
+      <w:r>
+        <w:rPr>
+          <w:rFonts w:ascii="Calibri" w:cs="Calibri"/>
         </w:rPr>
         <w:lastRenderedPageBreak/>
-        <w:t>McPhee-Shaw, E.E., Siegel, D.A., Washburn, L., Brzezinski, M.A., Jones, J.L., Leydecker, A., Melack, J., 2007. Mechanisms for nutrient delivery to the inner shelf: Observations from the Santa Barbara Channel. Limnology and Oceanography 52, 1748–1766. https://doi.org/10.4319/lo.2007.52.5.1748</w:t>
+        <w:t>the Santa Barbara Channel. Limnology and Oceanography 52, 1748–1766. https://doi.org/10.4319/lo.2007.52.5.1748</w:t>
       </w:r>
     </w:p>
     <w:p>
       <w:pPr>
         <w:pStyle w:val="Bibliography"/>
         <w:rPr>
-          <w:rFonts w:ascii="Times New Roman" w:hAnsi="Times New Roman" w:cs="Times New Roman"/>
-        </w:rPr>
-      </w:pPr>
-      <w:r>
-        <w:rPr>
-          <w:rFonts w:ascii="Times New Roman" w:hAnsi="Times New Roman" w:cs="Times New Roman"/>
-        </w:rPr>
-        <w:t>Meyer, J.L., Schultz, E.T., Helfman, G.S., 1983. Fish Schools: An Asset to Corals. Science 220, 1047–1049. https://doi.org/10.1126/science.220.4601.1047</w:t>
+          <w:rFonts w:ascii="Calibri" w:cs="Calibri"/>
+        </w:rPr>
+      </w:pPr>
+      <w:r>
+        <w:rPr>
+          <w:rFonts w:ascii="Calibri" w:cs="Calibri"/>
+        </w:rPr>
+        <w:t xml:space="preserve">Meyer, J.L., Schultz, E.T., </w:t>
+      </w:r>
+      <w:proofErr w:type="spellStart"/>
+      <w:r>
+        <w:rPr>
+          <w:rFonts w:ascii="Calibri" w:cs="Calibri"/>
+        </w:rPr>
+        <w:t>Helfman</w:t>
+      </w:r>
+      <w:proofErr w:type="spellEnd"/>
+      <w:r>
+        <w:rPr>
+          <w:rFonts w:ascii="Calibri" w:cs="Calibri"/>
+        </w:rPr>
+        <w:t>, G.S., 1983. Fish schools: An asset to corals. Science 220, 1047–1049. https://doi.org/10.1126/science.220.4601.1047</w:t>
       </w:r>
     </w:p>
     <w:p>
       <w:pPr>
         <w:pStyle w:val="Bibliography"/>
         <w:rPr>
-          <w:rFonts w:ascii="Times New Roman" w:hAnsi="Times New Roman" w:cs="Times New Roman"/>
-        </w:rPr>
-      </w:pPr>
-      <w:r>
-        <w:rPr>
-          <w:rFonts w:ascii="Times New Roman" w:hAnsi="Times New Roman" w:cs="Times New Roman"/>
-        </w:rPr>
-        <w:t>Moore, C.M., Mills, M.M., Arrigo, K.R., Berman-Frank, I., Bopp, L., Boyd, P.W., Galbraith, E.D., Geider, R.J., Guieu, C., Jaccard, S.L., Jickells, T.D., La Roche, J., Lenton, T.M., Mahowald, N.M., Marañón, E., Marinov, I., Moore, J.K., Nakatsuka, T., Oschlies, A., Saito, M.A., Thingstad, T.F., Tsuda, A., Ulloa, O., 2013. Processes and patterns of oceanic nutrient limitation. Nature Geoscience 6, 701–710. https://doi.org/10.1038/ngeo1765</w:t>
+          <w:rFonts w:ascii="Calibri" w:cs="Calibri"/>
+        </w:rPr>
+      </w:pPr>
+      <w:r>
+        <w:rPr>
+          <w:rFonts w:ascii="Calibri" w:cs="Calibri"/>
+        </w:rPr>
+        <w:t xml:space="preserve">Moore, C.M., Mills, M.M., Arrigo, K.R., Berman-Frank, I., Bopp, L., Boyd, P.W., Galbraith, E.D., </w:t>
+      </w:r>
+      <w:proofErr w:type="spellStart"/>
+      <w:r>
+        <w:rPr>
+          <w:rFonts w:ascii="Calibri" w:cs="Calibri"/>
+        </w:rPr>
+        <w:t>Geider</w:t>
+      </w:r>
+      <w:proofErr w:type="spellEnd"/>
+      <w:r>
+        <w:rPr>
+          <w:rFonts w:ascii="Calibri" w:cs="Calibri"/>
+        </w:rPr>
+        <w:t xml:space="preserve">, R.J., </w:t>
+      </w:r>
+      <w:proofErr w:type="spellStart"/>
+      <w:r>
+        <w:rPr>
+          <w:rFonts w:ascii="Calibri" w:cs="Calibri"/>
+        </w:rPr>
+        <w:t>Guieu</w:t>
+      </w:r>
+      <w:proofErr w:type="spellEnd"/>
+      <w:r>
+        <w:rPr>
+          <w:rFonts w:ascii="Calibri" w:cs="Calibri"/>
+        </w:rPr>
+        <w:t xml:space="preserve">, C., Jaccard, S.L., </w:t>
+      </w:r>
+      <w:proofErr w:type="spellStart"/>
+      <w:r>
+        <w:rPr>
+          <w:rFonts w:ascii="Calibri" w:cs="Calibri"/>
+        </w:rPr>
+        <w:t>Jickells</w:t>
+      </w:r>
+      <w:proofErr w:type="spellEnd"/>
+      <w:r>
+        <w:rPr>
+          <w:rFonts w:ascii="Calibri" w:cs="Calibri"/>
+        </w:rPr>
+        <w:t xml:space="preserve">, T.D., La Roche, J., </w:t>
+      </w:r>
+      <w:proofErr w:type="spellStart"/>
+      <w:r>
+        <w:rPr>
+          <w:rFonts w:ascii="Calibri" w:cs="Calibri"/>
+        </w:rPr>
+        <w:t>Lenton</w:t>
+      </w:r>
+      <w:proofErr w:type="spellEnd"/>
+      <w:r>
+        <w:rPr>
+          <w:rFonts w:ascii="Calibri" w:cs="Calibri"/>
+        </w:rPr>
+        <w:t xml:space="preserve">, T.M., </w:t>
+      </w:r>
+      <w:proofErr w:type="spellStart"/>
+      <w:r>
+        <w:rPr>
+          <w:rFonts w:ascii="Calibri" w:cs="Calibri"/>
+        </w:rPr>
+        <w:t>Mahowald</w:t>
+      </w:r>
+      <w:proofErr w:type="spellEnd"/>
+      <w:r>
+        <w:rPr>
+          <w:rFonts w:ascii="Calibri" w:cs="Calibri"/>
+        </w:rPr>
+        <w:t xml:space="preserve">, N.M., </w:t>
+      </w:r>
+      <w:proofErr w:type="spellStart"/>
+      <w:r>
+        <w:rPr>
+          <w:rFonts w:ascii="Calibri" w:cs="Calibri"/>
+        </w:rPr>
+        <w:t>Marañón</w:t>
+      </w:r>
+      <w:proofErr w:type="spellEnd"/>
+      <w:r>
+        <w:rPr>
+          <w:rFonts w:ascii="Calibri" w:cs="Calibri"/>
+        </w:rPr>
+        <w:t xml:space="preserve">, E., </w:t>
+      </w:r>
+      <w:proofErr w:type="spellStart"/>
+      <w:r>
+        <w:rPr>
+          <w:rFonts w:ascii="Calibri" w:cs="Calibri"/>
+        </w:rPr>
+        <w:t>Marinov</w:t>
+      </w:r>
+      <w:proofErr w:type="spellEnd"/>
+      <w:r>
+        <w:rPr>
+          <w:rFonts w:ascii="Calibri" w:cs="Calibri"/>
+        </w:rPr>
+        <w:t xml:space="preserve">, I., Moore, J.K., Nakatsuka, T., </w:t>
+      </w:r>
+      <w:proofErr w:type="spellStart"/>
+      <w:r>
+        <w:rPr>
+          <w:rFonts w:ascii="Calibri" w:cs="Calibri"/>
+        </w:rPr>
+        <w:t>Oschlies</w:t>
+      </w:r>
+      <w:proofErr w:type="spellEnd"/>
+      <w:r>
+        <w:rPr>
+          <w:rFonts w:ascii="Calibri" w:cs="Calibri"/>
+        </w:rPr>
+        <w:t xml:space="preserve">, A., Saito, M.A., </w:t>
+      </w:r>
+      <w:proofErr w:type="spellStart"/>
+      <w:r>
+        <w:rPr>
+          <w:rFonts w:ascii="Calibri" w:cs="Calibri"/>
+        </w:rPr>
+        <w:t>Thingstad</w:t>
+      </w:r>
+      <w:proofErr w:type="spellEnd"/>
+      <w:r>
+        <w:rPr>
+          <w:rFonts w:ascii="Calibri" w:cs="Calibri"/>
+        </w:rPr>
+        <w:t>, T.F., Tsuda, A., Ulloa, O., 2013. Processes and patterns of oceanic nutrient limitation. Nature Geoscience 6, 701–710. https://doi.org/10.1038/ngeo1765</w:t>
       </w:r>
     </w:p>
     <w:p>
       <w:pPr>
         <w:pStyle w:val="Bibliography"/>
         <w:rPr>
-          <w:rFonts w:ascii="Times New Roman" w:hAnsi="Times New Roman" w:cs="Times New Roman"/>
-        </w:rPr>
-      </w:pPr>
-      <w:r>
-        <w:rPr>
-          <w:rFonts w:ascii="Times New Roman" w:hAnsi="Times New Roman" w:cs="Times New Roman"/>
-        </w:rPr>
-        <w:t>Pfister, C.A., Altabet, M.A., Post, D., 2014. Animal regeneration and microbial retention of nitrogen along coastal rocky shores. Ecology 95, 2803–2814. https://doi.org/10.1890/13-1825.1</w:t>
+          <w:rFonts w:ascii="Calibri" w:cs="Calibri"/>
+        </w:rPr>
+      </w:pPr>
+      <w:r>
+        <w:rPr>
+          <w:rFonts w:ascii="Calibri" w:cs="Calibri"/>
+        </w:rPr>
+        <w:t>Peterson, B., Heck, K., 2001. Positive interactions between suspension-feeding bivalves and seagrass-a facultative mutualism. Mar. Ecol. Prog. Ser. 213, 143–155. https://doi.org/10.3354/meps213143</w:t>
       </w:r>
     </w:p>
     <w:p>
       <w:pPr>
         <w:pStyle w:val="Bibliography"/>
         <w:rPr>
-          <w:rFonts w:ascii="Times New Roman" w:hAnsi="Times New Roman" w:cs="Times New Roman"/>
-        </w:rPr>
-      </w:pPr>
-      <w:r>
-        <w:rPr>
-          <w:rFonts w:ascii="Times New Roman" w:hAnsi="Times New Roman" w:cs="Times New Roman"/>
-        </w:rPr>
-        <w:t>Phillips, J.C., Hurd, C.L., 2004. Kinetics of Nitrate, Ammonium, and Urea Uptake by Four Intertidal Seaweeds from New Zealand1. Journal of Phycology 40, 534–545. https://doi.org/10.1111/j.1529-8817.2004.03157.x</w:t>
+          <w:rFonts w:ascii="Calibri" w:cs="Calibri"/>
+        </w:rPr>
+      </w:pPr>
+      <w:r>
+        <w:rPr>
+          <w:rFonts w:ascii="Calibri" w:cs="Calibri"/>
+        </w:rPr>
+        <w:t xml:space="preserve">Pfister, C.A., </w:t>
+      </w:r>
+      <w:proofErr w:type="spellStart"/>
+      <w:r>
+        <w:rPr>
+          <w:rFonts w:ascii="Calibri" w:cs="Calibri"/>
+        </w:rPr>
+        <w:t>Altabet</w:t>
+      </w:r>
+      <w:proofErr w:type="spellEnd"/>
+      <w:r>
+        <w:rPr>
+          <w:rFonts w:ascii="Calibri" w:cs="Calibri"/>
+        </w:rPr>
+        <w:t>, M.A., Post, D., 2014. Animal regeneration and microbial retention of nitrogen along coastal rocky shores. Ecology 95, 2803–2814. https://doi.org/10.1890/13-1825.1</w:t>
       </w:r>
     </w:p>
     <w:p>
       <w:pPr>
         <w:pStyle w:val="Bibliography"/>
         <w:rPr>
-          <w:rFonts w:ascii="Times New Roman" w:hAnsi="Times New Roman" w:cs="Times New Roman"/>
-        </w:rPr>
-      </w:pPr>
-      <w:r>
-        <w:rPr>
-          <w:rFonts w:ascii="Times New Roman" w:hAnsi="Times New Roman" w:cs="Times New Roman"/>
-        </w:rPr>
-        <w:t>Polis, G.A., 1999. Why Are Parts of the World Green? Multiple Factors Control Productivity and the Distribution of Biomass. Oikos 86, 3–15. https://doi.org/10.2307/3546565</w:t>
+          <w:rFonts w:ascii="Calibri" w:cs="Calibri"/>
+        </w:rPr>
+      </w:pPr>
+      <w:r>
+        <w:rPr>
+          <w:rFonts w:ascii="Calibri" w:cs="Calibri"/>
+        </w:rPr>
+        <w:t>Phillips, J.C., Hurd, C.L., 2004. Kinetics of nitrate, ammonium, and urea uptake by four intertidal seaweeds from New Zealand. Journal of Phycology 40, 534–545. https://doi.org/10.1111/j.1529-8817.2004.03157.x</w:t>
       </w:r>
     </w:p>
     <w:p>
       <w:pPr>
         <w:pStyle w:val="Bibliography"/>
         <w:rPr>
-          <w:rFonts w:ascii="Times New Roman" w:hAnsi="Times New Roman" w:cs="Times New Roman"/>
-        </w:rPr>
-      </w:pPr>
-      <w:r>
-        <w:rPr>
-          <w:rFonts w:ascii="Times New Roman" w:hAnsi="Times New Roman" w:cs="Times New Roman"/>
-        </w:rPr>
-        <w:t>Poore, A.G.B., Campbell, A.H., Coleman, R.A., Edgar, G.J., Jormalainen, V., Reynolds, P.L., Sotka, E.E., Stachowicz, J.J., Taylor, R.B., Vanderklift, M.A., Duffy, J.E., 2012. Global patterns in the impact of marine herbivores on benthic primary producers. Ecology Letters 15, 912–922. https://doi.org/10.1111/j.1461-0248.2012.01804.x</w:t>
+          <w:rFonts w:ascii="Calibri" w:cs="Calibri"/>
+        </w:rPr>
+      </w:pPr>
+      <w:proofErr w:type="spellStart"/>
+      <w:r>
+        <w:rPr>
+          <w:rFonts w:ascii="Calibri" w:cs="Calibri"/>
+        </w:rPr>
+        <w:t>Probyn</w:t>
+      </w:r>
+      <w:proofErr w:type="spellEnd"/>
+      <w:r>
+        <w:rPr>
+          <w:rFonts w:ascii="Calibri" w:cs="Calibri"/>
+        </w:rPr>
+        <w:t>, T.A., McQuaid, C.D., 1985. In-situ measurements of nitrogenous nutrient uptake by kelp (</w:t>
+      </w:r>
+      <w:proofErr w:type="spellStart"/>
+      <w:r>
+        <w:rPr>
+          <w:rFonts w:ascii="Calibri" w:cs="Calibri"/>
+        </w:rPr>
+        <w:t>Ecklonia</w:t>
+      </w:r>
+      <w:proofErr w:type="spellEnd"/>
+      <w:r>
+        <w:rPr>
+          <w:rFonts w:ascii="Calibri" w:cs="Calibri"/>
+        </w:rPr>
+        <w:t xml:space="preserve"> maxima) and phytoplankton in a nitrate-rich upwelling environment. Mar. Biol. 88, 149–154. https://doi.org/10.1007/BF00397162</w:t>
       </w:r>
     </w:p>
     <w:p>
       <w:pPr>
         <w:pStyle w:val="Bibliography"/>
         <w:rPr>
-          <w:rFonts w:ascii="Times New Roman" w:hAnsi="Times New Roman" w:cs="Times New Roman"/>
-        </w:rPr>
-      </w:pPr>
-      <w:r>
-        <w:rPr>
-          <w:rFonts w:ascii="Times New Roman" w:hAnsi="Times New Roman" w:cs="Times New Roman"/>
-        </w:rPr>
-        <w:t>Probyn, T.A., McQuaid, C.D., 1985. In-situ measurements of nitrogenous nutrient uptake by kelp (Ecklonia maxima) and phytoplankton in a nitrate-rich upwelling environment. Mar. Biol. 88, 149–154. https://doi.org/10.1007/BF00397162</w:t>
+          <w:rFonts w:ascii="Calibri" w:cs="Calibri"/>
+        </w:rPr>
+      </w:pPr>
+      <w:proofErr w:type="spellStart"/>
+      <w:r>
+        <w:rPr>
+          <w:rFonts w:ascii="Calibri" w:cs="Calibri"/>
+        </w:rPr>
+        <w:t>Ryther</w:t>
+      </w:r>
+      <w:proofErr w:type="spellEnd"/>
+      <w:r>
+        <w:rPr>
+          <w:rFonts w:ascii="Calibri" w:cs="Calibri"/>
+        </w:rPr>
+        <w:t>, J.H., Dunstan, W.M., 1971. Nitrogen, phosphorus, and eutrophication in the coastal marine environment. Science 171, 1008–1013. https://doi.org/10.1126/science.171.3975.1008</w:t>
       </w:r>
     </w:p>
     <w:p>
       <w:pPr>
         <w:pStyle w:val="Bibliography"/>
         <w:rPr>
-          <w:rFonts w:ascii="Times New Roman" w:hAnsi="Times New Roman" w:cs="Times New Roman"/>
-        </w:rPr>
-      </w:pPr>
-      <w:r>
-        <w:rPr>
-          <w:rFonts w:ascii="Times New Roman" w:hAnsi="Times New Roman" w:cs="Times New Roman"/>
-        </w:rPr>
-        <w:t>Ryther, J.H., Dunstan, W.M., 1971. Nitrogen, Phosphorus, and Eutrophication in the Coastal Marine Environment. Science 171, 1008–1013. https://doi.org/10.1126/science.171.3975.1008</w:t>
+          <w:rFonts w:ascii="Calibri" w:cs="Calibri"/>
+        </w:rPr>
+      </w:pPr>
+      <w:r>
+        <w:rPr>
+          <w:rFonts w:ascii="Calibri" w:cs="Calibri"/>
+        </w:rPr>
+        <w:t>Schindler, D.W., 1974. Eutrophication and Recovery in Experimental Lakes: Implications for Lake Management. Science 184, 897–899. https://doi.org/10.1126/science.184.4139.897</w:t>
       </w:r>
     </w:p>
     <w:p>
       <w:pPr>
         <w:pStyle w:val="Bibliography"/>
         <w:rPr>
-          <w:rFonts w:ascii="Times New Roman" w:hAnsi="Times New Roman" w:cs="Times New Roman"/>
-        </w:rPr>
-      </w:pPr>
-      <w:r>
-        <w:rPr>
-          <w:rFonts w:ascii="Times New Roman" w:hAnsi="Times New Roman" w:cs="Times New Roman"/>
-        </w:rPr>
-        <w:t>Sarmiento, J.L., Gruber, N., Brzezinski, M.A., Dunne, J.P., 2004. High-latitude controls of thermocline nutrients and low latitude biological productivity. Nature 427, 56–60. https://doi.org/10.1038/nature02127</w:t>
+          <w:rFonts w:ascii="Calibri" w:cs="Calibri"/>
+        </w:rPr>
+      </w:pPr>
+      <w:r>
+        <w:rPr>
+          <w:rFonts w:ascii="Calibri" w:cs="Calibri"/>
+        </w:rPr>
+        <w:t xml:space="preserve">Sitters, J., Bakker, E.S., Veldhuis, M.P., Veen, G.F., </w:t>
+      </w:r>
+      <w:proofErr w:type="spellStart"/>
+      <w:r>
+        <w:rPr>
+          <w:rFonts w:ascii="Calibri" w:cs="Calibri"/>
+        </w:rPr>
+        <w:t>Olde</w:t>
+      </w:r>
+      <w:proofErr w:type="spellEnd"/>
+      <w:r>
+        <w:rPr>
+          <w:rFonts w:ascii="Calibri" w:cs="Calibri"/>
+        </w:rPr>
+        <w:t xml:space="preserve"> </w:t>
+      </w:r>
+      <w:proofErr w:type="spellStart"/>
+      <w:r>
+        <w:rPr>
+          <w:rFonts w:ascii="Calibri" w:cs="Calibri"/>
+        </w:rPr>
+        <w:t>Venterink</w:t>
+      </w:r>
+      <w:proofErr w:type="spellEnd"/>
+      <w:r>
+        <w:rPr>
+          <w:rFonts w:ascii="Calibri" w:cs="Calibri"/>
+        </w:rPr>
+        <w:t xml:space="preserve">, H., </w:t>
+      </w:r>
+      <w:proofErr w:type="spellStart"/>
+      <w:r>
+        <w:rPr>
+          <w:rFonts w:ascii="Calibri" w:cs="Calibri"/>
+        </w:rPr>
+        <w:t>Vanni</w:t>
+      </w:r>
+      <w:proofErr w:type="spellEnd"/>
+      <w:r>
+        <w:rPr>
+          <w:rFonts w:ascii="Calibri" w:cs="Calibri"/>
+        </w:rPr>
+        <w:t>, M.J., 2017. The stoichiometry of nutrient release by terrestrial herbivores and its ecosystem consequences. Front. Earth Sci. 5. https://doi.org/10.3389/feart.2017.00032</w:t>
       </w:r>
     </w:p>
     <w:p>
       <w:pPr>
         <w:pStyle w:val="Bibliography"/>
         <w:rPr>
-          <w:rFonts w:ascii="Times New Roman" w:hAnsi="Times New Roman" w:cs="Times New Roman"/>
-        </w:rPr>
-      </w:pPr>
-      <w:r>
-        <w:rPr>
-          <w:rFonts w:ascii="Times New Roman" w:hAnsi="Times New Roman" w:cs="Times New Roman"/>
-        </w:rPr>
-        <w:t>Sitters, J., Bakker, E.S., Veldhuis, M.P., Veen, G.F., Olde Venterink, H., Vanni, M.J., 2017. The Stoichiometry of Nutrient Release by Terrestrial Herbivores and Its Ecosystem Consequences. Front. Earth Sci. 5. https://doi.org/10.3389/feart.2017.00032</w:t>
+          <w:rFonts w:ascii="Calibri" w:cs="Calibri"/>
+        </w:rPr>
+      </w:pPr>
+      <w:r>
+        <w:rPr>
+          <w:rFonts w:ascii="Calibri" w:cs="Calibri"/>
+        </w:rPr>
+        <w:t>Smith, V.H., Tilman, G.D., Nekola, J.C., 1999. Eutrophication: impacts of excess nutrient inputs on freshwater, marine, and terrestrial ecosystems. Environmental Pollution 100, 179–196. https://doi.org/10.1016/S0269-7491(99)00091-3</w:t>
       </w:r>
     </w:p>
     <w:p>
       <w:pPr>
         <w:pStyle w:val="Bibliography"/>
         <w:rPr>
-          <w:rFonts w:ascii="Times New Roman" w:hAnsi="Times New Roman" w:cs="Times New Roman"/>
-        </w:rPr>
-      </w:pPr>
-      <w:r>
-        <w:rPr>
-          <w:rFonts w:ascii="Times New Roman" w:hAnsi="Times New Roman" w:cs="Times New Roman"/>
-        </w:rPr>
-        <w:t>Smith, V.H., Tilman, G.D., Nekola, J.C., 1999. Eutrophication: impacts of excess nutrient inputs on freshwater, marine, and terrestrial ecosystems. Environmental Pollution 100, 179–196. https://doi.org/10.1016/S0269-7491(99)00091-3</w:t>
+          <w:rFonts w:ascii="Calibri" w:cs="Calibri"/>
+        </w:rPr>
+      </w:pPr>
+      <w:proofErr w:type="spellStart"/>
+      <w:r>
+        <w:rPr>
+          <w:rFonts w:ascii="Calibri" w:cs="Calibri"/>
+        </w:rPr>
+        <w:t>Vanni</w:t>
+      </w:r>
+      <w:proofErr w:type="spellEnd"/>
+      <w:r>
+        <w:rPr>
+          <w:rFonts w:ascii="Calibri" w:cs="Calibri"/>
+        </w:rPr>
+        <w:t>, M.J., 2002. Nutrient cycling by animals in freshwater ecosystems. Annual Review of Ecology and Systematics 33, 341–370. https://doi.org/10.1146/annurev.ecolsys.33.010802.150519</w:t>
       </w:r>
     </w:p>
     <w:p>
       <w:pPr>
         <w:pStyle w:val="Bibliography"/>
         <w:rPr>
-          <w:rFonts w:ascii="Times New Roman" w:hAnsi="Times New Roman" w:cs="Times New Roman"/>
-        </w:rPr>
-      </w:pPr>
-      <w:r>
-        <w:rPr>
-          <w:rFonts w:ascii="Times New Roman" w:hAnsi="Times New Roman" w:cs="Times New Roman"/>
-        </w:rPr>
-        <w:t>Vanni, M.J., 2002. Nutrient Cycling by Animals in Freshwater Ecosystems. Annual Review of Ecology and Systematics 33, 341–370. https://doi.org/10.1146/annurev.ecolsys.33.010802.150519</w:t>
+          <w:rFonts w:ascii="Calibri" w:cs="Calibri"/>
+        </w:rPr>
+      </w:pPr>
+      <w:proofErr w:type="spellStart"/>
+      <w:r>
+        <w:rPr>
+          <w:rFonts w:ascii="Calibri" w:cs="Calibri"/>
+        </w:rPr>
+        <w:t>Viechtbauer</w:t>
+      </w:r>
+      <w:proofErr w:type="spellEnd"/>
+      <w:r>
+        <w:rPr>
+          <w:rFonts w:ascii="Calibri" w:cs="Calibri"/>
+        </w:rPr>
+        <w:t xml:space="preserve">, W., 2010. Conducting Meta-Analyses in </w:t>
+      </w:r>
+      <w:r>
+        <w:rPr>
+          <w:rFonts w:ascii="Calibri" w:cs="Calibri"/>
+          <w:i/>
+          <w:iCs/>
+        </w:rPr>
+        <w:t>R</w:t>
+      </w:r>
+      <w:r>
+        <w:rPr>
+          <w:rFonts w:ascii="Calibri" w:cs="Calibri"/>
+        </w:rPr>
+        <w:t xml:space="preserve"> with the </w:t>
+      </w:r>
+      <w:proofErr w:type="spellStart"/>
+      <w:r>
+        <w:rPr>
+          <w:rFonts w:ascii="Calibri" w:cs="Calibri"/>
+          <w:b/>
+          <w:bCs/>
+        </w:rPr>
+        <w:t>metafor</w:t>
+      </w:r>
+      <w:proofErr w:type="spellEnd"/>
+      <w:r>
+        <w:rPr>
+          <w:rFonts w:ascii="Calibri" w:cs="Calibri"/>
+        </w:rPr>
+        <w:t xml:space="preserve"> Package. J. Stat. Soft. 36. https://doi.org/10.18637/jss.v036.i03</w:t>
       </w:r>
     </w:p>
     <w:p>
@@ -4465,8 +7731,7 @@
       </w:pPr>
       <w:r>
         <w:rPr>
-          <w:rFonts w:ascii="Times New Roman" w:hAnsi="Times New Roman" w:cs="Times New Roman"/>
-          <w:lang w:val="en-CA"/>
+          <w:rFonts w:ascii="Calibri" w:cs="Calibri"/>
         </w:rPr>
         <w:fldChar w:fldCharType="end"/>
       </w:r>
@@ -4512,7 +7777,7 @@
       </w:r>
     </w:p>
   </w:comment>
-  <w:comment w:id="1" w:author="Isabelle Cote" w:date="2020-09-01T11:12:00Z" w:initials="IC">
+  <w:comment w:id="1" w:author="Em Lim" w:date="2022-12-09T14:21:00Z" w:initials="EL">
     <w:p>
       <w:pPr>
         <w:pStyle w:val="CommentText"/>
@@ -4524,11 +7789,22 @@
         <w:annotationRef/>
       </w:r>
       <w:r>
-        <w:t>For generality, you might want to spell out the difference from other aquatic systems (e.g. P in fresh water)</w:t>
-      </w:r>
+        <w:t>I</w:t>
+      </w:r>
+      <w:r>
+        <w:t>’ll</w:t>
+      </w:r>
+      <w:r>
+        <w:t xml:space="preserve"> find a better ref </w:t>
+      </w:r>
+      <w:proofErr w:type="gramStart"/>
+      <w:r>
+        <w:t>here..</w:t>
+      </w:r>
+      <w:proofErr w:type="gramEnd"/>
     </w:p>
   </w:comment>
-  <w:comment w:id="2" w:author="Isabelle Cote" w:date="2020-09-01T12:41:00Z" w:initials="IC">
+  <w:comment w:id="2" w:author="Em Lim" w:date="2022-12-07T09:53:00Z" w:initials="EL">
     <w:p>
       <w:pPr>
         <w:pStyle w:val="CommentText"/>
@@ -4540,11 +7816,14 @@
         <w:annotationRef/>
       </w:r>
       <w:r>
-        <w:t>Would be good if there were more than one example</w:t>
+        <w:t>Mention nitrogen fixation</w:t>
+      </w:r>
+      <w:r>
+        <w:t xml:space="preserve"> too?</w:t>
       </w:r>
     </w:p>
   </w:comment>
-  <w:comment w:id="3" w:author="Isabelle Cote" w:date="2020-09-01T11:27:00Z" w:initials="IC">
+  <w:comment w:id="3" w:author="Em Lim" w:date="2022-11-30T11:38:00Z" w:initials="EL">
     <w:p>
       <w:pPr>
         <w:pStyle w:val="CommentText"/>
@@ -4556,11 +7835,19 @@
         <w:annotationRef/>
       </w:r>
       <w:r>
-        <w:t>One sentence about nitrogen fixation, then CND</w:t>
+        <w:t xml:space="preserve">Maybe I do split by pp group and rerun? Tough </w:t>
+      </w:r>
+      <w:proofErr w:type="spellStart"/>
+      <w:r>
+        <w:t>bc</w:t>
+      </w:r>
+      <w:proofErr w:type="spellEnd"/>
+      <w:r>
+        <w:t xml:space="preserve"> not all represented in all groups</w:t>
       </w:r>
     </w:p>
   </w:comment>
-  <w:comment w:id="4" w:author="Isabelle Cote" w:date="2020-09-01T12:28:00Z" w:initials="IC">
+  <w:comment w:id="4" w:author="Em Lim" w:date="2022-12-07T09:54:00Z" w:initials="EL">
     <w:p>
       <w:pPr>
         <w:pStyle w:val="CommentText"/>
@@ -4572,19 +7859,16 @@
         <w:annotationRef/>
       </w:r>
       <w:r>
-        <w:t xml:space="preserve">Might want to </w:t>
+        <w:t xml:space="preserve">Cut this WAY down or include in </w:t>
       </w:r>
       <w:proofErr w:type="spellStart"/>
       <w:r>
-        <w:t>emphasise</w:t>
+        <w:t>supp</w:t>
       </w:r>
       <w:proofErr w:type="spellEnd"/>
-      <w:r>
-        <w:t xml:space="preserve"> that there is recent, growing awareness of the importance of this source of N</w:t>
-      </w:r>
     </w:p>
   </w:comment>
-  <w:comment w:id="5" w:author="Isabelle Cote" w:date="2020-09-01T12:41:00Z" w:initials="IC">
+  <w:comment w:id="5" w:author="Em Lim" w:date="2022-01-20T10:44:00Z" w:initials="EL">
     <w:p>
       <w:pPr>
         <w:pStyle w:val="CommentText"/>
@@ -4596,11 +7880,11 @@
         <w:annotationRef/>
       </w:r>
       <w:r>
-        <w:t>We end here with a clear gap that the MA will address.</w:t>
+        <w:t>Justify this choice</w:t>
       </w:r>
     </w:p>
   </w:comment>
-  <w:comment w:id="8" w:author="Isabelle Cote" w:date="2020-09-01T12:40:00Z" w:initials="IC">
+  <w:comment w:id="6" w:author="Isabelle Cote" w:date="2020-09-01T11:18:00Z" w:initials="IC">
     <w:p>
       <w:pPr>
         <w:pStyle w:val="CommentText"/>
@@ -4612,11 +7896,11 @@
         <w:annotationRef/>
       </w:r>
       <w:r>
-        <w:t>This last paragraph is good.  I usually leave them as is and only polish them at the end.</w:t>
+        <w:t>Spell out what’s excluded</w:t>
       </w:r>
     </w:p>
   </w:comment>
-  <w:comment w:id="9" w:author="Em Lim" w:date="2022-01-20T10:44:00Z" w:initials="EL">
+  <w:comment w:id="7" w:author="Em Lim" w:date="2022-01-20T10:45:00Z" w:initials="EL">
     <w:p>
       <w:pPr>
         <w:pStyle w:val="CommentText"/>
@@ -4628,11 +7912,11 @@
         <w:annotationRef/>
       </w:r>
       <w:r>
-        <w:t>Justify this choice</w:t>
+        <w:t>Justify this too</w:t>
       </w:r>
     </w:p>
   </w:comment>
-  <w:comment w:id="10" w:author="Isabelle Cote" w:date="2020-09-01T11:18:00Z" w:initials="IC">
+  <w:comment w:id="8" w:author="Em Lim" w:date="2023-01-18T10:00:00Z" w:initials="EL">
     <w:p>
       <w:pPr>
         <w:pStyle w:val="CommentText"/>
@@ -4644,11 +7928,11 @@
         <w:annotationRef/>
       </w:r>
       <w:r>
-        <w:t>Spell out what’s excluded</w:t>
+        <w:t>Provide justification for this and an explanation of what species were included in each!</w:t>
       </w:r>
     </w:p>
   </w:comment>
-  <w:comment w:id="11" w:author="Em Lim" w:date="2022-01-20T10:45:00Z" w:initials="EL">
+  <w:comment w:id="9" w:author="Em Lim" w:date="2023-01-18T11:19:00Z" w:initials="EL">
     <w:p>
       <w:pPr>
         <w:pStyle w:val="CommentText"/>
@@ -4660,7 +7944,15 @@
         <w:annotationRef/>
       </w:r>
       <w:r>
-        <w:t>Justify this too</w:t>
+        <w:t>The null hypothesis H</w:t>
+      </w:r>
+      <w:proofErr w:type="gramStart"/>
+      <w:r>
+        <w:t>0 :</w:t>
+      </w:r>
+      <w:proofErr w:type="gramEnd"/>
+      <w:r>
+        <w:t xml:space="preserve"> τ 2 = 0 in random- and mixed-effects models can be tested with Cochran’s Q-test</w:t>
       </w:r>
     </w:p>
   </w:comment>
@@ -4670,15 +7962,15 @@
 <file path=word/commentsExtended.xml><?xml version="1.0" encoding="utf-8"?>
 <w15:commentsEx xmlns:wpc="http://schemas.microsoft.com/office/word/2010/wordprocessingCanvas" xmlns:cx="http://schemas.microsoft.com/office/drawing/2014/chartex" xmlns:cx1="http://schemas.microsoft.com/office/drawing/2015/9/8/chartex" xmlns:cx2="http://schemas.microsoft.com/office/drawing/2015/10/21/chartex" xmlns:cx3="http://schemas.microsoft.com/office/drawing/2016/5/9/chartex" xmlns:cx4="http://schemas.microsoft.com/office/drawing/2016/5/10/chartex" xmlns:cx5="http://schemas.microsoft.com/office/drawing/2016/5/11/chartex" xmlns:cx6="http://schemas.microsoft.com/office/drawing/2016/5/12/chartex" xmlns:cx7="http://schemas.microsoft.com/office/drawing/2016/5/13/chartex" xmlns:cx8="http://schemas.microsoft.com/office/drawing/2016/5/14/chartex" xmlns:mc="http://schemas.openxmlformats.org/markup-compatibility/2006" xmlns:aink="http://schemas.microsoft.com/office/drawing/2016/ink" xmlns:am3d="http://schemas.microsoft.com/office/drawing/2017/model3d" xmlns:o="urn:schemas-microsoft-com:office:office" xmlns:r="http://schemas.openxmlformats.org/officeDocument/2006/relationships" xmlns:m="http://schemas.openxmlformats.org/officeDocument/2006/math" xmlns:v="urn:schemas-microsoft-com:vml" xmlns:wp14="http://schemas.microsoft.com/office/word/2010/wordprocessingDrawing" xmlns:wp="http://schemas.openxmlformats.org/drawingml/2006/wordprocessingDrawing" xmlns:w10="urn:schemas-microsoft-com:office:word" xmlns:w="http://schemas.openxmlformats.org/wordprocessingml/2006/main" xmlns:w14="http://schemas.microsoft.com/office/word/2010/wordml" xmlns:w15="http://schemas.microsoft.com/office/word/2012/wordml" xmlns:w16cid="http://schemas.microsoft.com/office/word/2016/wordml/cid" xmlns:w16se="http://schemas.microsoft.com/office/word/2015/wordml/symex" xmlns:wpg="http://schemas.microsoft.com/office/word/2010/wordprocessingGroup" xmlns:wpi="http://schemas.microsoft.com/office/word/2010/wordprocessingInk" xmlns:wne="http://schemas.microsoft.com/office/word/2006/wordml" xmlns:wps="http://schemas.microsoft.com/office/word/2010/wordprocessingShape" mc:Ignorable="w14 w15 w16se w16cid wp14">
   <w15:commentEx w15:paraId="7FA23B48" w15:done="0"/>
-  <w15:commentEx w15:paraId="6BA44F56" w15:done="0"/>
-  <w15:commentEx w15:paraId="526D8ED5" w15:done="0"/>
-  <w15:commentEx w15:paraId="31D49EC2" w15:done="0"/>
-  <w15:commentEx w15:paraId="75BB9882" w15:done="0"/>
-  <w15:commentEx w15:paraId="62633807" w15:done="0"/>
-  <w15:commentEx w15:paraId="79C42C16" w15:done="0"/>
+  <w15:commentEx w15:paraId="3F76A242" w15:done="0"/>
+  <w15:commentEx w15:paraId="5FBB00DD" w15:done="0"/>
+  <w15:commentEx w15:paraId="79FE976A" w15:done="0"/>
+  <w15:commentEx w15:paraId="313EDF20" w15:done="0"/>
   <w15:commentEx w15:paraId="2AD432BF" w15:done="0"/>
   <w15:commentEx w15:paraId="155D925E" w15:done="0"/>
   <w15:commentEx w15:paraId="419ED5B5" w15:done="0"/>
+  <w15:commentEx w15:paraId="18FFDB0E" w15:done="0"/>
+  <w15:commentEx w15:paraId="56C7399E" w15:done="0"/>
 </w15:commentsEx>
 </file>
 
@@ -4706,15 +7998,15 @@
 <file path=word/commentsIds.xml><?xml version="1.0" encoding="utf-8"?>
 <w16cid:commentsIds xmlns:wpc="http://schemas.microsoft.com/office/word/2010/wordprocessingCanvas" xmlns:cx="http://schemas.microsoft.com/office/drawing/2014/chartex" xmlns:cx1="http://schemas.microsoft.com/office/drawing/2015/9/8/chartex" xmlns:cx2="http://schemas.microsoft.com/office/drawing/2015/10/21/chartex" xmlns:cx3="http://schemas.microsoft.com/office/drawing/2016/5/9/chartex" xmlns:cx4="http://schemas.microsoft.com/office/drawing/2016/5/10/chartex" xmlns:cx5="http://schemas.microsoft.com/office/drawing/2016/5/11/chartex" xmlns:cx6="http://schemas.microsoft.com/office/drawing/2016/5/12/chartex" xmlns:cx7="http://schemas.microsoft.com/office/drawing/2016/5/13/chartex" xmlns:cx8="http://schemas.microsoft.com/office/drawing/2016/5/14/chartex" xmlns:mc="http://schemas.openxmlformats.org/markup-compatibility/2006" xmlns:aink="http://schemas.microsoft.com/office/drawing/2016/ink" xmlns:am3d="http://schemas.microsoft.com/office/drawing/2017/model3d" xmlns:o="urn:schemas-microsoft-com:office:office" xmlns:r="http://schemas.openxmlformats.org/officeDocument/2006/relationships" xmlns:m="http://schemas.openxmlformats.org/officeDocument/2006/math" xmlns:v="urn:schemas-microsoft-com:vml" xmlns:wp14="http://schemas.microsoft.com/office/word/2010/wordprocessingDrawing" xmlns:wp="http://schemas.openxmlformats.org/drawingml/2006/wordprocessingDrawing" xmlns:w10="urn:schemas-microsoft-com:office:word" xmlns:w="http://schemas.openxmlformats.org/wordprocessingml/2006/main" xmlns:w14="http://schemas.microsoft.com/office/word/2010/wordml" xmlns:w15="http://schemas.microsoft.com/office/word/2012/wordml" xmlns:w16cid="http://schemas.microsoft.com/office/word/2016/wordml/cid" xmlns:w16se="http://schemas.microsoft.com/office/word/2015/wordml/symex" xmlns:wpg="http://schemas.microsoft.com/office/word/2010/wordprocessingGroup" xmlns:wpi="http://schemas.microsoft.com/office/word/2010/wordprocessingInk" xmlns:wne="http://schemas.microsoft.com/office/word/2006/wordml" xmlns:wps="http://schemas.microsoft.com/office/word/2010/wordprocessingShape" mc:Ignorable="w14 w15 w16se w16cid wp14">
   <w16cid:commentId w16cid:paraId="7FA23B48" w16cid:durableId="270E4C6C"/>
-  <w16cid:commentId w16cid:paraId="6BA44F56" w16cid:durableId="22F8AB14"/>
-  <w16cid:commentId w16cid:paraId="526D8ED5" w16cid:durableId="22F8BFFB"/>
-  <w16cid:commentId w16cid:paraId="31D49EC2" w16cid:durableId="22F8AE8C"/>
-  <w16cid:commentId w16cid:paraId="75BB9882" w16cid:durableId="22F8BCED"/>
-  <w16cid:commentId w16cid:paraId="62633807" w16cid:durableId="22F8BFE8"/>
-  <w16cid:commentId w16cid:paraId="79C42C16" w16cid:durableId="22F8BFC9"/>
+  <w16cid:commentId w16cid:paraId="3F76A242" w16cid:durableId="273DC2E7"/>
+  <w16cid:commentId w16cid:paraId="5FBB00DD" w16cid:durableId="273AE123"/>
+  <w16cid:commentId w16cid:paraId="79FE976A" w16cid:durableId="2731BF29"/>
+  <w16cid:commentId w16cid:paraId="313EDF20" w16cid:durableId="273AE167"/>
   <w16cid:commentId w16cid:paraId="2AD432BF" w16cid:durableId="2593BBA3"/>
   <w16cid:commentId w16cid:paraId="155D925E" w16cid:durableId="22F8AC9D"/>
   <w16cid:commentId w16cid:paraId="419ED5B5" w16cid:durableId="2593BBB0"/>
+  <w16cid:commentId w16cid:paraId="18FFDB0E" w16cid:durableId="277241D1"/>
+  <w16cid:commentId w16cid:paraId="56C7399E" w16cid:durableId="27725442"/>
 </w16cid:commentsIds>
 </file>
 
@@ -4754,6 +8046,425 @@
     </w:p>
   </w:footnote>
 </w:footnotes>
+</file>
+
+<file path=word/numbering.xml><?xml version="1.0" encoding="utf-8"?>
+<w:numbering xmlns:wpc="http://schemas.microsoft.com/office/word/2010/wordprocessingCanvas" xmlns:cx="http://schemas.microsoft.com/office/drawing/2014/chartex" xmlns:cx1="http://schemas.microsoft.com/office/drawing/2015/9/8/chartex" xmlns:cx2="http://schemas.microsoft.com/office/drawing/2015/10/21/chartex" xmlns:cx3="http://schemas.microsoft.com/office/drawing/2016/5/9/chartex" xmlns:cx4="http://schemas.microsoft.com/office/drawing/2016/5/10/chartex" xmlns:cx5="http://schemas.microsoft.com/office/drawing/2016/5/11/chartex" xmlns:cx6="http://schemas.microsoft.com/office/drawing/2016/5/12/chartex" xmlns:cx7="http://schemas.microsoft.com/office/drawing/2016/5/13/chartex" xmlns:cx8="http://schemas.microsoft.com/office/drawing/2016/5/14/chartex" xmlns:mc="http://schemas.openxmlformats.org/markup-compatibility/2006" xmlns:aink="http://schemas.microsoft.com/office/drawing/2016/ink" xmlns:am3d="http://schemas.microsoft.com/office/drawing/2017/model3d" xmlns:o="urn:schemas-microsoft-com:office:office" xmlns:r="http://schemas.openxmlformats.org/officeDocument/2006/relationships" xmlns:m="http://schemas.openxmlformats.org/officeDocument/2006/math" xmlns:v="urn:schemas-microsoft-com:vml" xmlns:wp14="http://schemas.microsoft.com/office/word/2010/wordprocessingDrawing" xmlns:wp="http://schemas.openxmlformats.org/drawingml/2006/wordprocessingDrawing" xmlns:w10="urn:schemas-microsoft-com:office:word" xmlns:w="http://schemas.openxmlformats.org/wordprocessingml/2006/main" xmlns:w14="http://schemas.microsoft.com/office/word/2010/wordml" xmlns:w15="http://schemas.microsoft.com/office/word/2012/wordml" xmlns:w16cid="http://schemas.microsoft.com/office/word/2016/wordml/cid" xmlns:w16se="http://schemas.microsoft.com/office/word/2015/wordml/symex" xmlns:wpg="http://schemas.microsoft.com/office/word/2010/wordprocessingGroup" xmlns:wpi="http://schemas.microsoft.com/office/word/2010/wordprocessingInk" xmlns:wne="http://schemas.microsoft.com/office/word/2006/wordml" xmlns:wps="http://schemas.microsoft.com/office/word/2010/wordprocessingShape" mc:Ignorable="w14 w15 w16se w16cid wp14">
+  <w:abstractNum w:abstractNumId="0" w15:restartNumberingAfterBreak="0">
+    <w:nsid w:val="265719CB"/>
+    <w:multiLevelType w:val="hybridMultilevel"/>
+    <w:tmpl w:val="06B0DF98"/>
+    <w:lvl w:ilvl="0" w:tplc="8F94C010">
+      <w:numFmt w:val="bullet"/>
+      <w:lvlText w:val="-"/>
+      <w:lvlJc w:val="left"/>
+      <w:pPr>
+        <w:ind w:left="720" w:hanging="360"/>
+      </w:pPr>
+      <w:rPr>
+        <w:rFonts w:ascii="Times New Roman" w:eastAsiaTheme="minorHAnsi" w:hAnsi="Times New Roman" w:cs="Times New Roman" w:hint="default"/>
+      </w:rPr>
+    </w:lvl>
+    <w:lvl w:ilvl="1" w:tplc="04090003" w:tentative="1">
+      <w:start w:val="1"/>
+      <w:numFmt w:val="bullet"/>
+      <w:lvlText w:val="o"/>
+      <w:lvlJc w:val="left"/>
+      <w:pPr>
+        <w:ind w:left="1440" w:hanging="360"/>
+      </w:pPr>
+      <w:rPr>
+        <w:rFonts w:ascii="Courier New" w:hAnsi="Courier New" w:cs="Courier New" w:hint="default"/>
+      </w:rPr>
+    </w:lvl>
+    <w:lvl w:ilvl="2" w:tplc="04090005" w:tentative="1">
+      <w:start w:val="1"/>
+      <w:numFmt w:val="bullet"/>
+      <w:lvlText w:val=""/>
+      <w:lvlJc w:val="left"/>
+      <w:pPr>
+        <w:ind w:left="2160" w:hanging="360"/>
+      </w:pPr>
+      <w:rPr>
+        <w:rFonts w:ascii="Wingdings" w:hAnsi="Wingdings" w:hint="default"/>
+      </w:rPr>
+    </w:lvl>
+    <w:lvl w:ilvl="3" w:tplc="04090001" w:tentative="1">
+      <w:start w:val="1"/>
+      <w:numFmt w:val="bullet"/>
+      <w:lvlText w:val=""/>
+      <w:lvlJc w:val="left"/>
+      <w:pPr>
+        <w:ind w:left="2880" w:hanging="360"/>
+      </w:pPr>
+      <w:rPr>
+        <w:rFonts w:ascii="Symbol" w:hAnsi="Symbol" w:hint="default"/>
+      </w:rPr>
+    </w:lvl>
+    <w:lvl w:ilvl="4" w:tplc="04090003" w:tentative="1">
+      <w:start w:val="1"/>
+      <w:numFmt w:val="bullet"/>
+      <w:lvlText w:val="o"/>
+      <w:lvlJc w:val="left"/>
+      <w:pPr>
+        <w:ind w:left="3600" w:hanging="360"/>
+      </w:pPr>
+      <w:rPr>
+        <w:rFonts w:ascii="Courier New" w:hAnsi="Courier New" w:cs="Courier New" w:hint="default"/>
+      </w:rPr>
+    </w:lvl>
+    <w:lvl w:ilvl="5" w:tplc="04090005" w:tentative="1">
+      <w:start w:val="1"/>
+      <w:numFmt w:val="bullet"/>
+      <w:lvlText w:val=""/>
+      <w:lvlJc w:val="left"/>
+      <w:pPr>
+        <w:ind w:left="4320" w:hanging="360"/>
+      </w:pPr>
+      <w:rPr>
+        <w:rFonts w:ascii="Wingdings" w:hAnsi="Wingdings" w:hint="default"/>
+      </w:rPr>
+    </w:lvl>
+    <w:lvl w:ilvl="6" w:tplc="04090001" w:tentative="1">
+      <w:start w:val="1"/>
+      <w:numFmt w:val="bullet"/>
+      <w:lvlText w:val=""/>
+      <w:lvlJc w:val="left"/>
+      <w:pPr>
+        <w:ind w:left="5040" w:hanging="360"/>
+      </w:pPr>
+      <w:rPr>
+        <w:rFonts w:ascii="Symbol" w:hAnsi="Symbol" w:hint="default"/>
+      </w:rPr>
+    </w:lvl>
+    <w:lvl w:ilvl="7" w:tplc="04090003" w:tentative="1">
+      <w:start w:val="1"/>
+      <w:numFmt w:val="bullet"/>
+      <w:lvlText w:val="o"/>
+      <w:lvlJc w:val="left"/>
+      <w:pPr>
+        <w:ind w:left="5760" w:hanging="360"/>
+      </w:pPr>
+      <w:rPr>
+        <w:rFonts w:ascii="Courier New" w:hAnsi="Courier New" w:cs="Courier New" w:hint="default"/>
+      </w:rPr>
+    </w:lvl>
+    <w:lvl w:ilvl="8" w:tplc="04090005" w:tentative="1">
+      <w:start w:val="1"/>
+      <w:numFmt w:val="bullet"/>
+      <w:lvlText w:val=""/>
+      <w:lvlJc w:val="left"/>
+      <w:pPr>
+        <w:ind w:left="6480" w:hanging="360"/>
+      </w:pPr>
+      <w:rPr>
+        <w:rFonts w:ascii="Wingdings" w:hAnsi="Wingdings" w:hint="default"/>
+      </w:rPr>
+    </w:lvl>
+  </w:abstractNum>
+  <w:abstractNum w:abstractNumId="1" w15:restartNumberingAfterBreak="0">
+    <w:nsid w:val="27A64280"/>
+    <w:multiLevelType w:val="hybridMultilevel"/>
+    <w:tmpl w:val="3E84BD3A"/>
+    <w:lvl w:ilvl="0" w:tplc="0409000F">
+      <w:start w:val="1"/>
+      <w:numFmt w:val="decimal"/>
+      <w:lvlText w:val="%1."/>
+      <w:lvlJc w:val="left"/>
+      <w:pPr>
+        <w:ind w:left="720" w:hanging="360"/>
+      </w:pPr>
+      <w:rPr>
+        <w:rFonts w:hint="default"/>
+      </w:rPr>
+    </w:lvl>
+    <w:lvl w:ilvl="1" w:tplc="04090019" w:tentative="1">
+      <w:start w:val="1"/>
+      <w:numFmt w:val="lowerLetter"/>
+      <w:lvlText w:val="%2."/>
+      <w:lvlJc w:val="left"/>
+      <w:pPr>
+        <w:ind w:left="1440" w:hanging="360"/>
+      </w:pPr>
+    </w:lvl>
+    <w:lvl w:ilvl="2" w:tplc="0409001B" w:tentative="1">
+      <w:start w:val="1"/>
+      <w:numFmt w:val="lowerRoman"/>
+      <w:lvlText w:val="%3."/>
+      <w:lvlJc w:val="right"/>
+      <w:pPr>
+        <w:ind w:left="2160" w:hanging="180"/>
+      </w:pPr>
+    </w:lvl>
+    <w:lvl w:ilvl="3" w:tplc="0409000F" w:tentative="1">
+      <w:start w:val="1"/>
+      <w:numFmt w:val="decimal"/>
+      <w:lvlText w:val="%4."/>
+      <w:lvlJc w:val="left"/>
+      <w:pPr>
+        <w:ind w:left="2880" w:hanging="360"/>
+      </w:pPr>
+    </w:lvl>
+    <w:lvl w:ilvl="4" w:tplc="04090019" w:tentative="1">
+      <w:start w:val="1"/>
+      <w:numFmt w:val="lowerLetter"/>
+      <w:lvlText w:val="%5."/>
+      <w:lvlJc w:val="left"/>
+      <w:pPr>
+        <w:ind w:left="3600" w:hanging="360"/>
+      </w:pPr>
+    </w:lvl>
+    <w:lvl w:ilvl="5" w:tplc="0409001B" w:tentative="1">
+      <w:start w:val="1"/>
+      <w:numFmt w:val="lowerRoman"/>
+      <w:lvlText w:val="%6."/>
+      <w:lvlJc w:val="right"/>
+      <w:pPr>
+        <w:ind w:left="4320" w:hanging="180"/>
+      </w:pPr>
+    </w:lvl>
+    <w:lvl w:ilvl="6" w:tplc="0409000F" w:tentative="1">
+      <w:start w:val="1"/>
+      <w:numFmt w:val="decimal"/>
+      <w:lvlText w:val="%7."/>
+      <w:lvlJc w:val="left"/>
+      <w:pPr>
+        <w:ind w:left="5040" w:hanging="360"/>
+      </w:pPr>
+    </w:lvl>
+    <w:lvl w:ilvl="7" w:tplc="04090019" w:tentative="1">
+      <w:start w:val="1"/>
+      <w:numFmt w:val="lowerLetter"/>
+      <w:lvlText w:val="%8."/>
+      <w:lvlJc w:val="left"/>
+      <w:pPr>
+        <w:ind w:left="5760" w:hanging="360"/>
+      </w:pPr>
+    </w:lvl>
+    <w:lvl w:ilvl="8" w:tplc="0409001B" w:tentative="1">
+      <w:start w:val="1"/>
+      <w:numFmt w:val="lowerRoman"/>
+      <w:lvlText w:val="%9."/>
+      <w:lvlJc w:val="right"/>
+      <w:pPr>
+        <w:ind w:left="6480" w:hanging="180"/>
+      </w:pPr>
+    </w:lvl>
+  </w:abstractNum>
+  <w:abstractNum w:abstractNumId="2" w15:restartNumberingAfterBreak="0">
+    <w:nsid w:val="479730ED"/>
+    <w:multiLevelType w:val="hybridMultilevel"/>
+    <w:tmpl w:val="DB40BE9C"/>
+    <w:lvl w:ilvl="0" w:tplc="0409000F">
+      <w:start w:val="1"/>
+      <w:numFmt w:val="decimal"/>
+      <w:lvlText w:val="%1."/>
+      <w:lvlJc w:val="left"/>
+      <w:pPr>
+        <w:ind w:left="720" w:hanging="360"/>
+      </w:pPr>
+      <w:rPr>
+        <w:rFonts w:hint="default"/>
+      </w:rPr>
+    </w:lvl>
+    <w:lvl w:ilvl="1" w:tplc="04090019" w:tentative="1">
+      <w:start w:val="1"/>
+      <w:numFmt w:val="lowerLetter"/>
+      <w:lvlText w:val="%2."/>
+      <w:lvlJc w:val="left"/>
+      <w:pPr>
+        <w:ind w:left="1440" w:hanging="360"/>
+      </w:pPr>
+    </w:lvl>
+    <w:lvl w:ilvl="2" w:tplc="0409001B" w:tentative="1">
+      <w:start w:val="1"/>
+      <w:numFmt w:val="lowerRoman"/>
+      <w:lvlText w:val="%3."/>
+      <w:lvlJc w:val="right"/>
+      <w:pPr>
+        <w:ind w:left="2160" w:hanging="180"/>
+      </w:pPr>
+    </w:lvl>
+    <w:lvl w:ilvl="3" w:tplc="0409000F" w:tentative="1">
+      <w:start w:val="1"/>
+      <w:numFmt w:val="decimal"/>
+      <w:lvlText w:val="%4."/>
+      <w:lvlJc w:val="left"/>
+      <w:pPr>
+        <w:ind w:left="2880" w:hanging="360"/>
+      </w:pPr>
+    </w:lvl>
+    <w:lvl w:ilvl="4" w:tplc="04090019" w:tentative="1">
+      <w:start w:val="1"/>
+      <w:numFmt w:val="lowerLetter"/>
+      <w:lvlText w:val="%5."/>
+      <w:lvlJc w:val="left"/>
+      <w:pPr>
+        <w:ind w:left="3600" w:hanging="360"/>
+      </w:pPr>
+    </w:lvl>
+    <w:lvl w:ilvl="5" w:tplc="0409001B" w:tentative="1">
+      <w:start w:val="1"/>
+      <w:numFmt w:val="lowerRoman"/>
+      <w:lvlText w:val="%6."/>
+      <w:lvlJc w:val="right"/>
+      <w:pPr>
+        <w:ind w:left="4320" w:hanging="180"/>
+      </w:pPr>
+    </w:lvl>
+    <w:lvl w:ilvl="6" w:tplc="0409000F" w:tentative="1">
+      <w:start w:val="1"/>
+      <w:numFmt w:val="decimal"/>
+      <w:lvlText w:val="%7."/>
+      <w:lvlJc w:val="left"/>
+      <w:pPr>
+        <w:ind w:left="5040" w:hanging="360"/>
+      </w:pPr>
+    </w:lvl>
+    <w:lvl w:ilvl="7" w:tplc="04090019" w:tentative="1">
+      <w:start w:val="1"/>
+      <w:numFmt w:val="lowerLetter"/>
+      <w:lvlText w:val="%8."/>
+      <w:lvlJc w:val="left"/>
+      <w:pPr>
+        <w:ind w:left="5760" w:hanging="360"/>
+      </w:pPr>
+    </w:lvl>
+    <w:lvl w:ilvl="8" w:tplc="0409001B" w:tentative="1">
+      <w:start w:val="1"/>
+      <w:numFmt w:val="lowerRoman"/>
+      <w:lvlText w:val="%9."/>
+      <w:lvlJc w:val="right"/>
+      <w:pPr>
+        <w:ind w:left="6480" w:hanging="180"/>
+      </w:pPr>
+    </w:lvl>
+  </w:abstractNum>
+  <w:abstractNum w:abstractNumId="3" w15:restartNumberingAfterBreak="0">
+    <w:nsid w:val="74DE3954"/>
+    <w:multiLevelType w:val="hybridMultilevel"/>
+    <w:tmpl w:val="BBAADCC2"/>
+    <w:lvl w:ilvl="0" w:tplc="8F94C010">
+      <w:numFmt w:val="bullet"/>
+      <w:lvlText w:val="-"/>
+      <w:lvlJc w:val="left"/>
+      <w:pPr>
+        <w:ind w:left="720" w:hanging="360"/>
+      </w:pPr>
+      <w:rPr>
+        <w:rFonts w:ascii="Times New Roman" w:eastAsiaTheme="minorHAnsi" w:hAnsi="Times New Roman" w:cs="Times New Roman" w:hint="default"/>
+      </w:rPr>
+    </w:lvl>
+    <w:lvl w:ilvl="1" w:tplc="04090003">
+      <w:start w:val="1"/>
+      <w:numFmt w:val="bullet"/>
+      <w:lvlText w:val="o"/>
+      <w:lvlJc w:val="left"/>
+      <w:pPr>
+        <w:ind w:left="1440" w:hanging="360"/>
+      </w:pPr>
+      <w:rPr>
+        <w:rFonts w:ascii="Courier New" w:hAnsi="Courier New" w:cs="Courier New" w:hint="default"/>
+      </w:rPr>
+    </w:lvl>
+    <w:lvl w:ilvl="2" w:tplc="04090005">
+      <w:start w:val="1"/>
+      <w:numFmt w:val="bullet"/>
+      <w:lvlText w:val=""/>
+      <w:lvlJc w:val="left"/>
+      <w:pPr>
+        <w:ind w:left="2160" w:hanging="360"/>
+      </w:pPr>
+      <w:rPr>
+        <w:rFonts w:ascii="Wingdings" w:hAnsi="Wingdings" w:hint="default"/>
+      </w:rPr>
+    </w:lvl>
+    <w:lvl w:ilvl="3" w:tplc="04090001" w:tentative="1">
+      <w:start w:val="1"/>
+      <w:numFmt w:val="bullet"/>
+      <w:lvlText w:val=""/>
+      <w:lvlJc w:val="left"/>
+      <w:pPr>
+        <w:ind w:left="2880" w:hanging="360"/>
+      </w:pPr>
+      <w:rPr>
+        <w:rFonts w:ascii="Symbol" w:hAnsi="Symbol" w:hint="default"/>
+      </w:rPr>
+    </w:lvl>
+    <w:lvl w:ilvl="4" w:tplc="04090003" w:tentative="1">
+      <w:start w:val="1"/>
+      <w:numFmt w:val="bullet"/>
+      <w:lvlText w:val="o"/>
+      <w:lvlJc w:val="left"/>
+      <w:pPr>
+        <w:ind w:left="3600" w:hanging="360"/>
+      </w:pPr>
+      <w:rPr>
+        <w:rFonts w:ascii="Courier New" w:hAnsi="Courier New" w:cs="Courier New" w:hint="default"/>
+      </w:rPr>
+    </w:lvl>
+    <w:lvl w:ilvl="5" w:tplc="04090005" w:tentative="1">
+      <w:start w:val="1"/>
+      <w:numFmt w:val="bullet"/>
+      <w:lvlText w:val=""/>
+      <w:lvlJc w:val="left"/>
+      <w:pPr>
+        <w:ind w:left="4320" w:hanging="360"/>
+      </w:pPr>
+      <w:rPr>
+        <w:rFonts w:ascii="Wingdings" w:hAnsi="Wingdings" w:hint="default"/>
+      </w:rPr>
+    </w:lvl>
+    <w:lvl w:ilvl="6" w:tplc="04090001" w:tentative="1">
+      <w:start w:val="1"/>
+      <w:numFmt w:val="bullet"/>
+      <w:lvlText w:val=""/>
+      <w:lvlJc w:val="left"/>
+      <w:pPr>
+        <w:ind w:left="5040" w:hanging="360"/>
+      </w:pPr>
+      <w:rPr>
+        <w:rFonts w:ascii="Symbol" w:hAnsi="Symbol" w:hint="default"/>
+      </w:rPr>
+    </w:lvl>
+    <w:lvl w:ilvl="7" w:tplc="04090003" w:tentative="1">
+      <w:start w:val="1"/>
+      <w:numFmt w:val="bullet"/>
+      <w:lvlText w:val="o"/>
+      <w:lvlJc w:val="left"/>
+      <w:pPr>
+        <w:ind w:left="5760" w:hanging="360"/>
+      </w:pPr>
+      <w:rPr>
+        <w:rFonts w:ascii="Courier New" w:hAnsi="Courier New" w:cs="Courier New" w:hint="default"/>
+      </w:rPr>
+    </w:lvl>
+    <w:lvl w:ilvl="8" w:tplc="04090005" w:tentative="1">
+      <w:start w:val="1"/>
+      <w:numFmt w:val="bullet"/>
+      <w:lvlText w:val=""/>
+      <w:lvlJc w:val="left"/>
+      <w:pPr>
+        <w:ind w:left="6480" w:hanging="360"/>
+      </w:pPr>
+      <w:rPr>
+        <w:rFonts w:ascii="Wingdings" w:hAnsi="Wingdings" w:hint="default"/>
+      </w:rPr>
+    </w:lvl>
+  </w:abstractNum>
+  <w:num w:numId="1">
+    <w:abstractNumId w:val="2"/>
+  </w:num>
+  <w:num w:numId="2">
+    <w:abstractNumId w:val="1"/>
+  </w:num>
+  <w:num w:numId="3">
+    <w:abstractNumId w:val="3"/>
+  </w:num>
+  <w:num w:numId="4">
+    <w:abstractNumId w:val="0"/>
+  </w:num>
+</w:numbering>
 </file>
 
 <file path=word/people.xml><?xml version="1.0" encoding="utf-8"?>
@@ -5426,6 +9137,17 @@
       <w:szCs w:val="32"/>
     </w:rPr>
   </w:style>
+  <w:style w:type="paragraph" w:styleId="ListParagraph">
+    <w:name w:val="List Paragraph"/>
+    <w:basedOn w:val="Normal"/>
+    <w:uiPriority w:val="34"/>
+    <w:qFormat/>
+    <w:rsid w:val="00C36E88"/>
+    <w:pPr>
+      <w:ind w:left="720"/>
+      <w:contextualSpacing/>
+    </w:pPr>
+  </w:style>
 </w:styles>
 </file>
 

--- a/Publication docs/Lim_meta_analysis.docx
+++ b/Publication docs/Lim_meta_analysis.docx
@@ -4423,17 +4423,31 @@
         </w:rPr>
         <w:t xml:space="preserve"> </w:t>
       </w:r>
-      <w:r>
-        <w:rPr>
-          <w:rFonts w:ascii="Times New Roman" w:hAnsi="Times New Roman" w:cs="Times New Roman"/>
-        </w:rPr>
-        <w:t>38</w:t>
+      <w:commentRangeStart w:id="8"/>
+      <w:r>
+        <w:rPr>
+          <w:rFonts w:ascii="Times New Roman" w:hAnsi="Times New Roman" w:cs="Times New Roman"/>
+        </w:rPr>
+        <w:t>3</w:t>
+      </w:r>
+      <w:r>
+        <w:rPr>
+          <w:rFonts w:ascii="Times New Roman" w:hAnsi="Times New Roman" w:cs="Times New Roman"/>
+        </w:rPr>
+        <w:t>7</w:t>
       </w:r>
       <w:r>
         <w:rPr>
           <w:rFonts w:ascii="Times New Roman" w:hAnsi="Times New Roman" w:cs="Times New Roman"/>
         </w:rPr>
         <w:t xml:space="preserve"> </w:t>
+      </w:r>
+      <w:commentRangeEnd w:id="8"/>
+      <w:r>
+        <w:rPr>
+          <w:rStyle w:val="CommentReference"/>
+        </w:rPr>
+        <w:commentReference w:id="8"/>
       </w:r>
       <w:r>
         <w:rPr>
@@ -4658,19 +4672,7 @@
         <w:rPr>
           <w:rFonts w:ascii="Times New Roman" w:hAnsi="Times New Roman" w:cs="Times New Roman"/>
         </w:rPr>
-        <w:t>We standardized the continuous moderators</w:t>
-      </w:r>
-      <w:r>
-        <w:rPr>
-          <w:rFonts w:ascii="Times New Roman" w:hAnsi="Times New Roman" w:cs="Times New Roman"/>
-        </w:rPr>
-        <w:t xml:space="preserve"> (absolute latitude, temperature, and background nutrients)</w:t>
-      </w:r>
-      <w:r>
-        <w:rPr>
-          <w:rFonts w:ascii="Times New Roman" w:hAnsi="Times New Roman" w:cs="Times New Roman"/>
-        </w:rPr>
-        <w:t xml:space="preserve"> in the models. </w:t>
+        <w:t xml:space="preserve">We standardized the continuous moderators (absolute latitude, temperature, and background nutrients) in the models. </w:t>
       </w:r>
       <w:r>
         <w:rPr>
@@ -4696,31 +4698,87 @@
         </w:rPr>
         <w:t xml:space="preserve">on a scale of 1-5; (1) Field: natural experiment, (2) Field: primary producer manipulated, (3) Field: animal stocked, (4) Field: both primary producer and animals stocked, and (5) Lab: mesocosm experiment. </w:t>
       </w:r>
-      <w:commentRangeStart w:id="8"/>
+      <w:commentRangeStart w:id="9"/>
       <w:r>
         <w:rPr>
           <w:rFonts w:ascii="Times New Roman" w:hAnsi="Times New Roman" w:cs="Times New Roman"/>
         </w:rPr>
         <w:t>Primary producers were grouped</w:t>
       </w:r>
-      <w:commentRangeEnd w:id="8"/>
+      <w:commentRangeEnd w:id="9"/>
       <w:r>
         <w:rPr>
           <w:rStyle w:val="CommentReference"/>
         </w:rPr>
-        <w:commentReference w:id="8"/>
-      </w:r>
-      <w:r>
-        <w:rPr>
-          <w:rFonts w:ascii="Times New Roman" w:hAnsi="Times New Roman" w:cs="Times New Roman"/>
-        </w:rPr>
-        <w:t xml:space="preserve"> into either (1) Algae, (2) Coral, (3) Phytoplankton, or (4) Vascular plant. </w:t>
-      </w:r>
-      <w:r>
-        <w:rPr>
-          <w:rFonts w:ascii="Times New Roman" w:hAnsi="Times New Roman" w:cs="Times New Roman"/>
-        </w:rPr>
-        <w:t xml:space="preserve">We also collected data quantifying the level of provisioning by animals to primary producers, but this information was unavailable for the majority of studies.  </w:t>
+        <w:commentReference w:id="9"/>
+      </w:r>
+      <w:r>
+        <w:rPr>
+          <w:rFonts w:ascii="Times New Roman" w:hAnsi="Times New Roman" w:cs="Times New Roman"/>
+        </w:rPr>
+        <w:t xml:space="preserve"> into either (1) Algae, (2) Coral, (3) Phytoplankton, or (4) Vascular plant</w:t>
+      </w:r>
+      <w:r>
+        <w:rPr>
+          <w:rFonts w:ascii="Times New Roman" w:hAnsi="Times New Roman" w:cs="Times New Roman"/>
+        </w:rPr>
+        <w:t>s</w:t>
+      </w:r>
+      <w:r>
+        <w:rPr>
+          <w:rFonts w:ascii="Times New Roman" w:hAnsi="Times New Roman" w:cs="Times New Roman"/>
+        </w:rPr>
+        <w:t xml:space="preserve">. </w:t>
+      </w:r>
+      <w:r>
+        <w:rPr>
+          <w:rFonts w:ascii="Times New Roman" w:hAnsi="Times New Roman" w:cs="Times New Roman"/>
+        </w:rPr>
+        <w:t>We considered considering grouping primary producers into finer levels (</w:t>
+      </w:r>
+      <w:proofErr w:type="spellStart"/>
+      <w:r>
+        <w:rPr>
+          <w:rFonts w:ascii="Times New Roman" w:hAnsi="Times New Roman" w:cs="Times New Roman"/>
+        </w:rPr>
+        <w:t>eg.</w:t>
+      </w:r>
+      <w:proofErr w:type="spellEnd"/>
+      <w:r>
+        <w:rPr>
+          <w:rFonts w:ascii="Times New Roman" w:hAnsi="Times New Roman" w:cs="Times New Roman"/>
+        </w:rPr>
+        <w:t xml:space="preserve"> splitting fleshy and crustose algae, or seagrass and mangroves) but preliminary models </w:t>
+      </w:r>
+      <w:r>
+        <w:rPr>
+          <w:rFonts w:ascii="Times New Roman" w:hAnsi="Times New Roman" w:cs="Times New Roman"/>
+        </w:rPr>
+        <w:t>with these finer groupings did not improve fit, and we did</w:t>
+      </w:r>
+      <w:r>
+        <w:rPr>
+          <w:rFonts w:ascii="Times New Roman" w:hAnsi="Times New Roman" w:cs="Times New Roman"/>
+        </w:rPr>
+        <w:t xml:space="preserve"> not detect significant differences between finer groups within our chosen broader categories. </w:t>
+      </w:r>
+      <w:r>
+        <w:rPr>
+          <w:rFonts w:ascii="Times New Roman" w:hAnsi="Times New Roman" w:cs="Times New Roman"/>
+        </w:rPr>
+        <w:t>We also collected data quantifying the level of provisioning by animals to primary producers, but this information was unavailable for the majority of studies</w:t>
+      </w:r>
+      <w:r>
+        <w:rPr>
+          <w:rFonts w:ascii="Times New Roman" w:hAnsi="Times New Roman" w:cs="Times New Roman"/>
+        </w:rPr>
+        <w:t xml:space="preserve"> and inclusion did not improve our models, so we did not consider this factor in final models</w:t>
+      </w:r>
+      <w:r>
+        <w:rPr>
+          <w:rFonts w:ascii="Times New Roman" w:hAnsi="Times New Roman" w:cs="Times New Roman"/>
+        </w:rPr>
+        <w:t xml:space="preserve">.  </w:t>
       </w:r>
     </w:p>
     <w:p>
@@ -5104,7 +5162,15 @@
           <w:rFonts w:ascii="Times New Roman" w:hAnsi="Times New Roman" w:cs="Times New Roman"/>
           <w:noProof/>
         </w:rPr>
-        <w:t>(Viechtbauer, 2010)</w:t>
+        <w:t xml:space="preserve">(Viechtbauer, </w:t>
+      </w:r>
+      <w:r>
+        <w:rPr>
+          <w:rFonts w:ascii="Times New Roman" w:hAnsi="Times New Roman" w:cs="Times New Roman"/>
+          <w:noProof/>
+        </w:rPr>
+        <w:lastRenderedPageBreak/>
+        <w:t>2010)</w:t>
       </w:r>
       <w:r>
         <w:rPr>
@@ -5124,7 +5190,7 @@
         </w:rPr>
         <w:t xml:space="preserve">We used the restricted maximum likelihood estimator to estimate residual heterogeneity and used </w:t>
       </w:r>
-      <w:commentRangeStart w:id="9"/>
+      <w:commentRangeStart w:id="10"/>
       <w:r>
         <w:rPr>
           <w:rFonts w:ascii="Times New Roman" w:hAnsi="Times New Roman" w:cs="Times New Roman"/>
@@ -5137,12 +5203,12 @@
         </w:rPr>
         <w:t xml:space="preserve"> </w:t>
       </w:r>
-      <w:commentRangeEnd w:id="9"/>
+      <w:commentRangeEnd w:id="10"/>
       <w:r>
         <w:rPr>
           <w:rStyle w:val="CommentReference"/>
         </w:rPr>
-        <w:commentReference w:id="9"/>
+        <w:commentReference w:id="10"/>
       </w:r>
       <w:r>
         <w:rPr>
@@ -5173,6 +5239,1285 @@
           <w:rFonts w:ascii="Times New Roman" w:hAnsi="Times New Roman" w:cs="Times New Roman"/>
         </w:rPr>
         <w:t>.</w:t>
+      </w:r>
+      <w:r>
+        <w:rPr>
+          <w:rFonts w:ascii="Times New Roman" w:hAnsi="Times New Roman" w:cs="Times New Roman"/>
+        </w:rPr>
+        <w:t xml:space="preserve"> </w:t>
+      </w:r>
+      <w:r>
+        <w:rPr>
+          <w:rFonts w:ascii="Times New Roman" w:hAnsi="Times New Roman" w:cs="Times New Roman"/>
+        </w:rPr>
+        <w:t xml:space="preserve">We </w:t>
+      </w:r>
+      <w:r>
+        <w:rPr>
+          <w:rFonts w:ascii="Times New Roman" w:hAnsi="Times New Roman" w:cs="Times New Roman"/>
+        </w:rPr>
+        <w:t>determined that</w:t>
+      </w:r>
+      <w:r>
+        <w:rPr>
+          <w:rFonts w:ascii="Times New Roman" w:hAnsi="Times New Roman" w:cs="Times New Roman"/>
+        </w:rPr>
+        <w:t xml:space="preserve"> absolute latitude, temperature, and background nutrients are correlated</w:t>
+      </w:r>
+      <w:r>
+        <w:rPr>
+          <w:rFonts w:ascii="Times New Roman" w:hAnsi="Times New Roman" w:cs="Times New Roman"/>
+        </w:rPr>
+        <w:t xml:space="preserve"> using a correlation matrix</w:t>
+      </w:r>
+      <w:r>
+        <w:rPr>
+          <w:rFonts w:ascii="Times New Roman" w:hAnsi="Times New Roman" w:cs="Times New Roman"/>
+        </w:rPr>
+        <w:t xml:space="preserve"> (</w:t>
+      </w:r>
+      <w:proofErr w:type="gramStart"/>
+      <w:r>
+        <w:rPr>
+          <w:rFonts w:ascii="Times New Roman" w:hAnsi="Times New Roman" w:cs="Times New Roman"/>
+        </w:rPr>
+        <w:t>metaphor::</w:t>
+      </w:r>
+      <w:proofErr w:type="spellStart"/>
+      <w:proofErr w:type="gramEnd"/>
+      <w:r>
+        <w:rPr>
+          <w:rFonts w:ascii="Times New Roman" w:hAnsi="Times New Roman" w:cs="Times New Roman"/>
+        </w:rPr>
+        <w:t>vif</w:t>
+      </w:r>
+      <w:proofErr w:type="spellEnd"/>
+      <w:r>
+        <w:rPr>
+          <w:rFonts w:ascii="Times New Roman" w:hAnsi="Times New Roman" w:cs="Times New Roman"/>
+        </w:rPr>
+        <w:t>)</w:t>
+      </w:r>
+      <w:r>
+        <w:rPr>
+          <w:rFonts w:ascii="Times New Roman" w:hAnsi="Times New Roman" w:cs="Times New Roman"/>
+        </w:rPr>
+        <w:t xml:space="preserve">, </w:t>
+      </w:r>
+      <w:r>
+        <w:rPr>
+          <w:rFonts w:ascii="Times New Roman" w:hAnsi="Times New Roman" w:cs="Times New Roman"/>
+        </w:rPr>
+        <w:t>so we</w:t>
+      </w:r>
+      <w:r>
+        <w:rPr>
+          <w:rFonts w:ascii="Times New Roman" w:hAnsi="Times New Roman" w:cs="Times New Roman"/>
+        </w:rPr>
+        <w:t xml:space="preserve"> then constructed three reduced models that each contained only one of the correlated moderators</w:t>
+      </w:r>
+      <w:r>
+        <w:rPr>
+          <w:rFonts w:ascii="Times New Roman" w:hAnsi="Times New Roman" w:cs="Times New Roman"/>
+        </w:rPr>
+        <w:t xml:space="preserve"> and competed them against a null model using AIC</w:t>
+      </w:r>
+      <w:r>
+        <w:rPr>
+          <w:rFonts w:ascii="Times New Roman" w:hAnsi="Times New Roman" w:cs="Times New Roman"/>
+        </w:rPr>
+        <w:t xml:space="preserve">. </w:t>
+      </w:r>
+    </w:p>
+    <w:p>
+      <w:pPr>
+        <w:spacing w:line="360" w:lineRule="auto"/>
+        <w:rPr>
+          <w:rFonts w:ascii="Times New Roman" w:hAnsi="Times New Roman" w:cs="Times New Roman"/>
+        </w:rPr>
+      </w:pPr>
+    </w:p>
+    <w:p>
+      <w:pPr>
+        <w:spacing w:line="360" w:lineRule="auto"/>
+        <w:rPr>
+          <w:rFonts w:ascii="Times New Roman" w:hAnsi="Times New Roman" w:cs="Times New Roman"/>
+          <w:i/>
+        </w:rPr>
+      </w:pPr>
+      <w:r>
+        <w:rPr>
+          <w:rFonts w:ascii="Times New Roman" w:hAnsi="Times New Roman" w:cs="Times New Roman"/>
+          <w:i/>
+        </w:rPr>
+        <w:t>Assumption testing</w:t>
+      </w:r>
+    </w:p>
+    <w:p>
+      <w:pPr>
+        <w:spacing w:line="360" w:lineRule="auto"/>
+        <w:rPr>
+          <w:rFonts w:ascii="Times New Roman" w:hAnsi="Times New Roman" w:cs="Times New Roman"/>
+        </w:rPr>
+      </w:pPr>
+      <w:r>
+        <w:rPr>
+          <w:rFonts w:ascii="Times New Roman" w:hAnsi="Times New Roman" w:cs="Times New Roman"/>
+        </w:rPr>
+        <w:tab/>
+      </w:r>
+      <w:r>
+        <w:rPr>
+          <w:rFonts w:ascii="Times New Roman" w:hAnsi="Times New Roman" w:cs="Times New Roman"/>
+        </w:rPr>
+        <w:t>Meta-analyses can be vulnerable to p-value biases, so we</w:t>
+      </w:r>
+      <w:r>
+        <w:rPr>
+          <w:rFonts w:ascii="Times New Roman" w:hAnsi="Times New Roman" w:cs="Times New Roman"/>
+        </w:rPr>
+        <w:t xml:space="preserve"> calculated </w:t>
+      </w:r>
+      <w:r>
+        <w:rPr>
+          <w:rFonts w:ascii="Times New Roman" w:hAnsi="Times New Roman" w:cs="Times New Roman"/>
+        </w:rPr>
+        <w:t>Rosenthal</w:t>
+      </w:r>
+      <w:r>
+        <w:rPr>
+          <w:rFonts w:ascii="Times New Roman" w:hAnsi="Times New Roman" w:cs="Times New Roman"/>
+        </w:rPr>
+        <w:t>’s failsafe</w:t>
+      </w:r>
+      <w:r>
+        <w:rPr>
+          <w:rFonts w:ascii="Times New Roman" w:hAnsi="Times New Roman" w:cs="Times New Roman"/>
+        </w:rPr>
+        <w:t xml:space="preserve"> number </w:t>
+      </w:r>
+      <w:r>
+        <w:rPr>
+          <w:rFonts w:ascii="Times New Roman" w:hAnsi="Times New Roman" w:cs="Times New Roman"/>
+        </w:rPr>
+        <w:t xml:space="preserve">(the number of non-significant studies we would have to include to overturn our results) </w:t>
+      </w:r>
+      <w:r>
+        <w:rPr>
+          <w:rFonts w:ascii="Times New Roman" w:hAnsi="Times New Roman" w:cs="Times New Roman"/>
+        </w:rPr>
+        <w:t xml:space="preserve">as </w:t>
+      </w:r>
+      <w:r>
+        <w:rPr>
+          <w:rFonts w:ascii="Times New Roman" w:hAnsi="Times New Roman" w:cs="Times New Roman"/>
+        </w:rPr>
+        <w:t>13962</w:t>
+      </w:r>
+      <w:r>
+        <w:rPr>
+          <w:rFonts w:ascii="Times New Roman" w:hAnsi="Times New Roman" w:cs="Times New Roman"/>
+        </w:rPr>
+        <w:t xml:space="preserve">. As some reports contributed multiple observations, we looked for a substantial effect of papers that contributed 10% or greater than the total number of observations (n = 3). We reran each model without each of these potentially influential studies and found no major differences in effect sizes or p-values when each of these studies were excluded. </w:t>
+      </w:r>
+      <w:commentRangeStart w:id="11"/>
+      <w:r>
+        <w:rPr>
+          <w:rFonts w:ascii="Times New Roman" w:hAnsi="Times New Roman" w:cs="Times New Roman"/>
+        </w:rPr>
+        <w:t xml:space="preserve">***Funnel </w:t>
+      </w:r>
+      <w:proofErr w:type="gramStart"/>
+      <w:r>
+        <w:rPr>
+          <w:rFonts w:ascii="Times New Roman" w:hAnsi="Times New Roman" w:cs="Times New Roman"/>
+        </w:rPr>
+        <w:t>plots!*</w:t>
+      </w:r>
+      <w:proofErr w:type="gramEnd"/>
+      <w:r>
+        <w:rPr>
+          <w:rFonts w:ascii="Times New Roman" w:hAnsi="Times New Roman" w:cs="Times New Roman"/>
+        </w:rPr>
+        <w:t>**</w:t>
+      </w:r>
+      <w:commentRangeEnd w:id="11"/>
+      <w:r>
+        <w:rPr>
+          <w:rStyle w:val="CommentReference"/>
+        </w:rPr>
+        <w:commentReference w:id="11"/>
+      </w:r>
+    </w:p>
+    <w:p>
+      <w:pPr>
+        <w:spacing w:line="360" w:lineRule="auto"/>
+        <w:rPr>
+          <w:rFonts w:ascii="Times New Roman" w:hAnsi="Times New Roman" w:cs="Times New Roman"/>
+        </w:rPr>
+      </w:pPr>
+    </w:p>
+    <w:p>
+      <w:pPr>
+        <w:spacing w:line="360" w:lineRule="auto"/>
+        <w:rPr>
+          <w:rFonts w:ascii="Times New Roman" w:hAnsi="Times New Roman" w:cs="Times New Roman"/>
+        </w:rPr>
+      </w:pPr>
+    </w:p>
+    <w:p>
+      <w:pPr>
+        <w:spacing w:line="360" w:lineRule="auto"/>
+        <w:rPr>
+          <w:rFonts w:ascii="Times New Roman" w:hAnsi="Times New Roman" w:cs="Times New Roman"/>
+        </w:rPr>
+      </w:pPr>
+    </w:p>
+    <w:p>
+      <w:pPr>
+        <w:spacing w:line="360" w:lineRule="auto"/>
+        <w:rPr>
+          <w:rFonts w:ascii="Times New Roman" w:hAnsi="Times New Roman" w:cs="Times New Roman"/>
+          <w:u w:val="single"/>
+        </w:rPr>
+      </w:pPr>
+      <w:r>
+        <w:rPr>
+          <w:rFonts w:ascii="Times New Roman" w:hAnsi="Times New Roman" w:cs="Times New Roman"/>
+          <w:u w:val="single"/>
+        </w:rPr>
+        <w:t>Results</w:t>
+      </w:r>
+    </w:p>
+    <w:p>
+      <w:pPr>
+        <w:spacing w:line="360" w:lineRule="auto"/>
+        <w:rPr>
+          <w:rFonts w:ascii="Times New Roman" w:hAnsi="Times New Roman" w:cs="Times New Roman"/>
+        </w:rPr>
+      </w:pPr>
+      <w:r>
+        <w:rPr>
+          <w:rFonts w:ascii="Times New Roman" w:hAnsi="Times New Roman" w:cs="Times New Roman"/>
+        </w:rPr>
+        <w:t>Overall the effect of animal-provisioned nutrients on primary productivity was positive. 37 studies contributed 172 effect sizes. Sample sizes were well distributed across all four categories of primary producer (15-30%)</w:t>
+      </w:r>
+      <w:r>
+        <w:rPr>
+          <w:rFonts w:ascii="Times New Roman" w:hAnsi="Times New Roman" w:cs="Times New Roman"/>
+        </w:rPr>
+        <w:t xml:space="preserve">. </w:t>
+      </w:r>
+      <w:proofErr w:type="spellStart"/>
+      <w:r>
+        <w:rPr>
+          <w:rFonts w:ascii="Times New Roman" w:hAnsi="Times New Roman" w:cs="Times New Roman"/>
+        </w:rPr>
+        <w:t>Unstocked</w:t>
+      </w:r>
+      <w:proofErr w:type="spellEnd"/>
+      <w:r>
+        <w:rPr>
+          <w:rFonts w:ascii="Times New Roman" w:hAnsi="Times New Roman" w:cs="Times New Roman"/>
+        </w:rPr>
+        <w:t xml:space="preserve"> field experiments constituted the majority of experimental designs</w:t>
+      </w:r>
+      <w:r>
+        <w:rPr>
+          <w:rFonts w:ascii="Times New Roman" w:hAnsi="Times New Roman" w:cs="Times New Roman"/>
+        </w:rPr>
+        <w:t xml:space="preserve"> (43%)</w:t>
+      </w:r>
+      <w:r>
+        <w:rPr>
+          <w:rFonts w:ascii="Times New Roman" w:hAnsi="Times New Roman" w:cs="Times New Roman"/>
+        </w:rPr>
+        <w:t>, but all categories were well represented in the sample size</w:t>
+      </w:r>
+      <w:r>
+        <w:rPr>
+          <w:rFonts w:ascii="Times New Roman" w:hAnsi="Times New Roman" w:cs="Times New Roman"/>
+        </w:rPr>
+        <w:t xml:space="preserve"> (8-43%)</w:t>
+      </w:r>
+      <w:r>
+        <w:rPr>
+          <w:rFonts w:ascii="Times New Roman" w:hAnsi="Times New Roman" w:cs="Times New Roman"/>
+        </w:rPr>
+        <w:t>, with the exception of field experiments</w:t>
+      </w:r>
+      <w:r>
+        <w:rPr>
+          <w:rFonts w:ascii="Times New Roman" w:hAnsi="Times New Roman" w:cs="Times New Roman"/>
+        </w:rPr>
+        <w:t xml:space="preserve"> where both the consumer and producer were stocked (5%)</w:t>
+      </w:r>
+      <w:r>
+        <w:rPr>
+          <w:rFonts w:ascii="Times New Roman" w:hAnsi="Times New Roman" w:cs="Times New Roman"/>
+        </w:rPr>
+        <w:t xml:space="preserve">. </w:t>
+      </w:r>
+    </w:p>
+    <w:p>
+      <w:pPr>
+        <w:spacing w:line="360" w:lineRule="auto"/>
+        <w:rPr>
+          <w:rFonts w:ascii="Times New Roman" w:hAnsi="Times New Roman" w:cs="Times New Roman"/>
+        </w:rPr>
+      </w:pPr>
+    </w:p>
+    <w:p>
+      <w:pPr>
+        <w:spacing w:line="360" w:lineRule="auto"/>
+        <w:rPr>
+          <w:rFonts w:ascii="Times New Roman" w:hAnsi="Times New Roman" w:cs="Times New Roman"/>
+        </w:rPr>
+      </w:pPr>
+      <w:r>
+        <w:rPr>
+          <w:rFonts w:ascii="Times New Roman" w:hAnsi="Times New Roman" w:cs="Times New Roman"/>
+        </w:rPr>
+        <w:t>When we compared each of the models containing absolute latitude, temperature, and background nutrients against a null model, the model containing background nutrients has the lowest AIC value, but there is strong support for all three models containing moderators (</w:t>
+      </w:r>
+      <w:r>
+        <w:rPr>
+          <w:rFonts w:ascii="Times New Roman" w:hAnsi="Times New Roman" w:cs="Times New Roman"/>
+        </w:rPr>
+        <w:t>2</w:t>
+      </w:r>
+      <w:r>
+        <w:rPr>
+          <w:rFonts w:ascii="Times New Roman" w:hAnsi="Times New Roman" w:cs="Times New Roman"/>
+        </w:rPr>
+        <w:t xml:space="preserve"> </w:t>
+      </w:r>
+      <w:r>
+        <w:rPr>
+          <w:rFonts w:ascii="Times New Roman" w:hAnsi="Times New Roman" w:cs="Times New Roman"/>
+        </w:rPr>
+        <w:t>&lt;</w:t>
+      </w:r>
+      <w:r>
+        <w:rPr>
+          <w:rFonts w:ascii="Times New Roman" w:hAnsi="Times New Roman" w:cs="Times New Roman"/>
+        </w:rPr>
+        <w:t xml:space="preserve"> </w:t>
+      </w:r>
+      <w:r>
+        <w:rPr>
+          <w:rFonts w:ascii="Times New Roman" w:hAnsi="Times New Roman" w:cs="Times New Roman"/>
+        </w:rPr>
+        <w:t>Δ</w:t>
+      </w:r>
+      <w:r>
+        <w:rPr>
+          <w:rFonts w:ascii="Cambria Math" w:hAnsi="Cambria Math" w:cs="Cambria Math"/>
+        </w:rPr>
+        <w:t>𝑖</w:t>
+      </w:r>
+      <w:r>
+        <w:rPr>
+          <w:rFonts w:ascii="Cambria Math" w:hAnsi="Cambria Math" w:cs="Cambria Math"/>
+        </w:rPr>
+        <w:t xml:space="preserve"> </w:t>
+      </w:r>
+      <w:r>
+        <w:rPr>
+          <w:rFonts w:ascii="Times New Roman" w:hAnsi="Times New Roman" w:cs="Times New Roman"/>
+        </w:rPr>
+        <w:t>&lt;</w:t>
+      </w:r>
+      <w:r>
+        <w:rPr>
+          <w:rFonts w:ascii="Times New Roman" w:hAnsi="Times New Roman" w:cs="Times New Roman"/>
+        </w:rPr>
+        <w:t xml:space="preserve"> </w:t>
+      </w:r>
+      <w:r>
+        <w:rPr>
+          <w:rFonts w:ascii="Times New Roman" w:hAnsi="Times New Roman" w:cs="Times New Roman"/>
+        </w:rPr>
+        <w:t>4</w:t>
+      </w:r>
+      <w:r>
+        <w:rPr>
+          <w:rFonts w:ascii="Times New Roman" w:hAnsi="Times New Roman" w:cs="Times New Roman"/>
+        </w:rPr>
+        <w:t>), which were preferred over the null model (</w:t>
+      </w:r>
+      <w:r>
+        <w:rPr>
+          <w:rFonts w:ascii="Times New Roman" w:hAnsi="Times New Roman" w:cs="Times New Roman"/>
+        </w:rPr>
+        <w:t>Δ</w:t>
+      </w:r>
+      <w:r>
+        <w:rPr>
+          <w:rFonts w:ascii="Cambria Math" w:hAnsi="Cambria Math" w:cs="Cambria Math"/>
+        </w:rPr>
+        <w:t>𝑖</w:t>
+      </w:r>
+      <w:r>
+        <w:rPr>
+          <w:rFonts w:ascii="Cambria Math" w:hAnsi="Cambria Math" w:cs="Cambria Math"/>
+        </w:rPr>
+        <w:t xml:space="preserve"> </w:t>
+      </w:r>
+      <w:r>
+        <w:rPr>
+          <w:rFonts w:ascii="Times New Roman" w:hAnsi="Times New Roman" w:cs="Times New Roman"/>
+        </w:rPr>
+        <w:t>&gt;</w:t>
+      </w:r>
+      <w:r>
+        <w:rPr>
+          <w:rFonts w:ascii="Times New Roman" w:hAnsi="Times New Roman" w:cs="Times New Roman"/>
+        </w:rPr>
+        <w:t xml:space="preserve"> </w:t>
+      </w:r>
+      <w:r>
+        <w:rPr>
+          <w:rFonts w:ascii="Times New Roman" w:hAnsi="Times New Roman" w:cs="Times New Roman"/>
+        </w:rPr>
+        <w:t>10</w:t>
+      </w:r>
+      <w:r>
+        <w:rPr>
+          <w:rFonts w:ascii="Times New Roman" w:hAnsi="Times New Roman" w:cs="Times New Roman"/>
+        </w:rPr>
+        <w:t xml:space="preserve">, </w:t>
+      </w:r>
+      <w:r>
+        <w:rPr>
+          <w:rFonts w:ascii="Times New Roman" w:hAnsi="Times New Roman" w:cs="Times New Roman"/>
+          <w:highlight w:val="green"/>
+        </w:rPr>
+        <w:t>Table 1</w:t>
+      </w:r>
+      <w:r>
+        <w:rPr>
+          <w:rFonts w:ascii="Times New Roman" w:hAnsi="Times New Roman" w:cs="Times New Roman"/>
+        </w:rPr>
+        <w:t xml:space="preserve">). </w:t>
+      </w:r>
+      <w:proofErr w:type="gramStart"/>
+      <w:r>
+        <w:rPr>
+          <w:rFonts w:ascii="Times New Roman" w:hAnsi="Times New Roman" w:cs="Times New Roman"/>
+        </w:rPr>
+        <w:t>Therefore</w:t>
+      </w:r>
+      <w:proofErr w:type="gramEnd"/>
+      <w:r>
+        <w:rPr>
+          <w:rFonts w:ascii="Times New Roman" w:hAnsi="Times New Roman" w:cs="Times New Roman"/>
+        </w:rPr>
+        <w:t xml:space="preserve"> we report results from all three models.</w:t>
+      </w:r>
+    </w:p>
+    <w:p>
+      <w:pPr>
+        <w:spacing w:line="360" w:lineRule="auto"/>
+        <w:rPr>
+          <w:rFonts w:ascii="Times New Roman" w:hAnsi="Times New Roman" w:cs="Times New Roman"/>
+        </w:rPr>
+      </w:pPr>
+    </w:p>
+    <w:p>
+      <w:pPr>
+        <w:spacing w:line="360" w:lineRule="auto"/>
+        <w:rPr>
+          <w:rFonts w:ascii="Times New Roman" w:hAnsi="Times New Roman" w:cs="Times New Roman"/>
+        </w:rPr>
+      </w:pPr>
+      <w:r>
+        <w:rPr>
+          <w:rFonts w:ascii="Times New Roman" w:hAnsi="Times New Roman" w:cs="Times New Roman"/>
+        </w:rPr>
+        <w:lastRenderedPageBreak/>
+        <w:t>Background nutrients model:</w:t>
+      </w:r>
+    </w:p>
+    <w:p>
+      <w:pPr>
+        <w:spacing w:line="360" w:lineRule="auto"/>
+        <w:rPr>
+          <w:rFonts w:ascii="Times New Roman" w:hAnsi="Times New Roman" w:cs="Times New Roman"/>
+        </w:rPr>
+      </w:pPr>
+      <w:r>
+        <w:rPr>
+          <w:rFonts w:ascii="Times New Roman" w:hAnsi="Times New Roman" w:cs="Times New Roman"/>
+        </w:rPr>
+        <w:t>Overall, there was a positive effect of animal-provisioned nutrients on primary productivity (</w:t>
+      </w:r>
+      <w:r>
+        <w:rPr>
+          <w:rFonts w:ascii="Times New Roman" w:hAnsi="Times New Roman" w:cs="Times New Roman"/>
+          <w:lang w:val="en-CA"/>
+        </w:rPr>
+        <w:t>log transformed ratio of means</w:t>
+      </w:r>
+      <w:r>
+        <w:rPr>
+          <w:rFonts w:ascii="Times New Roman" w:hAnsi="Times New Roman" w:cs="Times New Roman"/>
+          <w:lang w:val="en-CA"/>
+        </w:rPr>
+        <w:t xml:space="preserve"> </w:t>
+      </w:r>
+      <w:r>
+        <w:rPr>
+          <w:rFonts w:ascii="Times New Roman" w:hAnsi="Times New Roman" w:cs="Times New Roman"/>
+          <w:lang w:val="en-CA"/>
+        </w:rPr>
+        <w:t xml:space="preserve">± </w:t>
+      </w:r>
+      <w:r>
+        <w:rPr>
+          <w:rFonts w:ascii="Times New Roman" w:hAnsi="Times New Roman" w:cs="Times New Roman"/>
+          <w:lang w:val="en-CA"/>
+        </w:rPr>
+        <w:t>SE;</w:t>
+      </w:r>
+      <w:r>
+        <w:rPr>
+          <w:rFonts w:ascii="Times New Roman" w:hAnsi="Times New Roman" w:cs="Times New Roman"/>
+        </w:rPr>
+        <w:t xml:space="preserve"> 0.5892 </w:t>
+      </w:r>
+      <w:r>
+        <w:rPr>
+          <w:rFonts w:ascii="Times New Roman" w:hAnsi="Times New Roman" w:cs="Times New Roman"/>
+          <w:lang w:val="en-CA"/>
+        </w:rPr>
+        <w:t>±</w:t>
+      </w:r>
+      <w:r>
+        <w:rPr>
+          <w:rFonts w:ascii="Times New Roman" w:hAnsi="Times New Roman" w:cs="Times New Roman"/>
+          <w:lang w:val="en-CA"/>
+        </w:rPr>
+        <w:t xml:space="preserve"> </w:t>
+      </w:r>
+      <w:r>
+        <w:rPr>
+          <w:rFonts w:ascii="Times New Roman" w:hAnsi="Times New Roman" w:cs="Times New Roman"/>
+        </w:rPr>
+        <w:t>0.1580</w:t>
+      </w:r>
+      <w:r>
+        <w:rPr>
+          <w:rFonts w:ascii="Times New Roman" w:hAnsi="Times New Roman" w:cs="Times New Roman"/>
+        </w:rPr>
+        <w:t xml:space="preserve">, p = </w:t>
+      </w:r>
+      <w:r>
+        <w:rPr>
+          <w:rFonts w:ascii="Times New Roman" w:hAnsi="Times New Roman" w:cs="Times New Roman"/>
+        </w:rPr>
+        <w:t>0.0003</w:t>
+      </w:r>
+      <w:r>
+        <w:rPr>
+          <w:rFonts w:ascii="Times New Roman" w:hAnsi="Times New Roman" w:cs="Times New Roman"/>
+        </w:rPr>
+        <w:t xml:space="preserve">). </w:t>
+      </w:r>
+      <w:r>
+        <w:rPr>
+          <w:rFonts w:ascii="Times New Roman" w:hAnsi="Times New Roman" w:cs="Times New Roman"/>
+        </w:rPr>
+        <w:t>There was only weak evidence for a</w:t>
+      </w:r>
+      <w:r>
+        <w:rPr>
+          <w:rFonts w:ascii="Times New Roman" w:hAnsi="Times New Roman" w:cs="Times New Roman"/>
+        </w:rPr>
+        <w:t xml:space="preserve"> slightly positive</w:t>
+      </w:r>
+      <w:r>
+        <w:rPr>
+          <w:rFonts w:ascii="Times New Roman" w:hAnsi="Times New Roman" w:cs="Times New Roman"/>
+        </w:rPr>
+        <w:t xml:space="preserve"> effect of background nutrients on the effect of </w:t>
+      </w:r>
+      <w:r>
+        <w:rPr>
+          <w:rFonts w:ascii="Times New Roman" w:hAnsi="Times New Roman" w:cs="Times New Roman"/>
+          <w:lang w:val="en-CA"/>
+        </w:rPr>
+        <w:t>animal</w:t>
+      </w:r>
+      <w:r>
+        <w:rPr>
+          <w:rFonts w:ascii="Times New Roman" w:hAnsi="Times New Roman" w:cs="Times New Roman"/>
+          <w:lang w:val="en-CA"/>
+        </w:rPr>
+        <w:t>-</w:t>
+      </w:r>
+      <w:r>
+        <w:rPr>
+          <w:rFonts w:ascii="Times New Roman" w:hAnsi="Times New Roman" w:cs="Times New Roman"/>
+          <w:lang w:val="en-CA"/>
+        </w:rPr>
+        <w:t>provisioned nutrients</w:t>
+      </w:r>
+      <w:r>
+        <w:rPr>
+          <w:rFonts w:ascii="Times New Roman" w:hAnsi="Times New Roman" w:cs="Times New Roman"/>
+          <w:lang w:val="en-CA"/>
+        </w:rPr>
+        <w:t xml:space="preserve"> on primary productivity (</w:t>
+      </w:r>
+      <w:r>
+        <w:rPr>
+          <w:rFonts w:ascii="Times New Roman" w:hAnsi="Times New Roman" w:cs="Times New Roman"/>
+          <w:lang w:val="en-CA"/>
+        </w:rPr>
+        <w:t>0.1275</w:t>
+      </w:r>
+      <w:r>
+        <w:rPr>
+          <w:rFonts w:ascii="Times New Roman" w:hAnsi="Times New Roman" w:cs="Times New Roman"/>
+          <w:lang w:val="en-CA"/>
+        </w:rPr>
+        <w:t xml:space="preserve"> </w:t>
+      </w:r>
+      <w:r>
+        <w:rPr>
+          <w:rFonts w:ascii="Times New Roman" w:hAnsi="Times New Roman" w:cs="Times New Roman"/>
+          <w:lang w:val="en-CA"/>
+        </w:rPr>
+        <w:t>±</w:t>
+      </w:r>
+      <w:r>
+        <w:t xml:space="preserve"> </w:t>
+      </w:r>
+      <w:r>
+        <w:rPr>
+          <w:rFonts w:ascii="Times New Roman" w:hAnsi="Times New Roman" w:cs="Times New Roman"/>
+          <w:lang w:val="en-CA"/>
+        </w:rPr>
+        <w:t>0.0748</w:t>
+      </w:r>
+      <w:r>
+        <w:rPr>
+          <w:rFonts w:ascii="Times New Roman" w:hAnsi="Times New Roman" w:cs="Times New Roman"/>
+          <w:lang w:val="en-CA"/>
+        </w:rPr>
+        <w:t xml:space="preserve">, p = </w:t>
+      </w:r>
+      <w:r>
+        <w:rPr>
+          <w:rFonts w:ascii="Times New Roman" w:hAnsi="Times New Roman" w:cs="Times New Roman"/>
+          <w:lang w:val="en-CA"/>
+        </w:rPr>
+        <w:t>0.0903</w:t>
+      </w:r>
+      <w:r>
+        <w:rPr>
+          <w:rFonts w:ascii="Times New Roman" w:hAnsi="Times New Roman" w:cs="Times New Roman"/>
+          <w:lang w:val="en-CA"/>
+        </w:rPr>
+        <w:t xml:space="preserve">). </w:t>
+      </w:r>
+      <w:r>
+        <w:rPr>
+          <w:rFonts w:ascii="Times New Roman" w:hAnsi="Times New Roman" w:cs="Times New Roman"/>
+        </w:rPr>
+        <w:t>Including moderators was significantly better than a null model (</w:t>
+      </w:r>
+      <w:proofErr w:type="gramStart"/>
+      <w:r>
+        <w:rPr>
+          <w:rFonts w:ascii="Times New Roman" w:hAnsi="Times New Roman" w:cs="Times New Roman"/>
+        </w:rPr>
+        <w:t>F</w:t>
+      </w:r>
+      <w:r>
+        <w:rPr>
+          <w:rFonts w:ascii="Times New Roman" w:hAnsi="Times New Roman" w:cs="Times New Roman"/>
+          <w:vertAlign w:val="subscript"/>
+        </w:rPr>
+        <w:t>(</w:t>
+      </w:r>
+      <w:proofErr w:type="gramEnd"/>
+      <w:r>
+        <w:rPr>
+          <w:rFonts w:ascii="Times New Roman" w:hAnsi="Times New Roman" w:cs="Times New Roman"/>
+          <w:vertAlign w:val="subscript"/>
+        </w:rPr>
+        <w:t>8,163</w:t>
+      </w:r>
+      <w:r>
+        <w:rPr>
+          <w:rFonts w:ascii="Times New Roman" w:hAnsi="Times New Roman" w:cs="Times New Roman"/>
+          <w:vertAlign w:val="subscript"/>
+        </w:rPr>
+        <w:t xml:space="preserve">) </w:t>
+      </w:r>
+      <w:r>
+        <w:rPr>
+          <w:rFonts w:ascii="Times New Roman" w:hAnsi="Times New Roman" w:cs="Times New Roman"/>
+        </w:rPr>
+        <w:t>= 2.1056, p = 0.0380</w:t>
+      </w:r>
+      <w:r>
+        <w:rPr>
+          <w:rFonts w:ascii="Times New Roman" w:hAnsi="Times New Roman" w:cs="Times New Roman"/>
+        </w:rPr>
+        <w:t xml:space="preserve">), although there was still a </w:t>
+      </w:r>
+      <w:r>
+        <w:rPr>
+          <w:rFonts w:ascii="Times New Roman" w:hAnsi="Times New Roman" w:cs="Times New Roman"/>
+        </w:rPr>
+        <w:t>significant</w:t>
+      </w:r>
+      <w:r>
+        <w:rPr>
+          <w:rFonts w:ascii="Times New Roman" w:hAnsi="Times New Roman" w:cs="Times New Roman"/>
+        </w:rPr>
+        <w:t xml:space="preserve"> amount of residual h</w:t>
+      </w:r>
+      <w:r>
+        <w:rPr>
+          <w:rFonts w:ascii="Times New Roman" w:hAnsi="Times New Roman" w:cs="Times New Roman"/>
+        </w:rPr>
+        <w:t>eterogeneity</w:t>
+      </w:r>
+      <w:r>
+        <w:rPr>
+          <w:rFonts w:ascii="Times New Roman" w:hAnsi="Times New Roman" w:cs="Times New Roman"/>
+        </w:rPr>
+        <w:t xml:space="preserve"> unexplained by the model (</w:t>
+      </w:r>
+      <w:r>
+        <w:rPr>
+          <w:rFonts w:ascii="Times New Roman" w:hAnsi="Times New Roman" w:cs="Times New Roman"/>
+        </w:rPr>
+        <w:t>QE</w:t>
+      </w:r>
+      <w:r>
+        <w:rPr>
+          <w:rFonts w:ascii="Times New Roman" w:hAnsi="Times New Roman" w:cs="Times New Roman"/>
+          <w:vertAlign w:val="subscript"/>
+        </w:rPr>
+        <w:t>163</w:t>
+      </w:r>
+      <w:r>
+        <w:rPr>
+          <w:rFonts w:ascii="Times New Roman" w:hAnsi="Times New Roman" w:cs="Times New Roman"/>
+        </w:rPr>
+        <w:t xml:space="preserve"> </w:t>
+      </w:r>
+      <w:r>
+        <w:rPr>
+          <w:rFonts w:ascii="Times New Roman" w:hAnsi="Times New Roman" w:cs="Times New Roman"/>
+        </w:rPr>
+        <w:t xml:space="preserve">= 3083.7320, p &lt; </w:t>
+      </w:r>
+      <w:r>
+        <w:rPr>
+          <w:rFonts w:ascii="Times New Roman" w:hAnsi="Times New Roman" w:cs="Times New Roman"/>
+        </w:rPr>
+        <w:t>0.</w:t>
+      </w:r>
+      <w:r>
+        <w:rPr>
+          <w:rFonts w:ascii="Times New Roman" w:hAnsi="Times New Roman" w:cs="Times New Roman"/>
+        </w:rPr>
+        <w:t>0001</w:t>
+      </w:r>
+      <w:r>
+        <w:rPr>
+          <w:rFonts w:ascii="Times New Roman" w:hAnsi="Times New Roman" w:cs="Times New Roman"/>
+        </w:rPr>
+        <w:t xml:space="preserve">). </w:t>
+      </w:r>
+      <w:r>
+        <w:rPr>
+          <w:rFonts w:ascii="Times New Roman" w:hAnsi="Times New Roman" w:cs="Times New Roman"/>
+          <w:lang w:val="en-CA"/>
+        </w:rPr>
+        <w:t>Algae (</w:t>
+      </w:r>
+      <w:r>
+        <w:rPr>
+          <w:rFonts w:ascii="Times New Roman" w:hAnsi="Times New Roman" w:cs="Times New Roman"/>
+        </w:rPr>
+        <w:t xml:space="preserve">0.5892 </w:t>
+      </w:r>
+      <w:r>
+        <w:rPr>
+          <w:rFonts w:ascii="Times New Roman" w:hAnsi="Times New Roman" w:cs="Times New Roman"/>
+          <w:lang w:val="en-CA"/>
+        </w:rPr>
+        <w:t>±</w:t>
+      </w:r>
+      <w:r>
+        <w:rPr>
+          <w:rFonts w:ascii="Times New Roman" w:hAnsi="Times New Roman" w:cs="Times New Roman"/>
+          <w:lang w:val="en-CA"/>
+        </w:rPr>
+        <w:t xml:space="preserve"> </w:t>
+      </w:r>
+      <w:r>
+        <w:rPr>
+          <w:rFonts w:ascii="Times New Roman" w:hAnsi="Times New Roman" w:cs="Times New Roman"/>
+        </w:rPr>
+        <w:t>0.1580</w:t>
+      </w:r>
+      <w:r>
+        <w:rPr>
+          <w:rFonts w:ascii="Times New Roman" w:hAnsi="Times New Roman" w:cs="Times New Roman"/>
+        </w:rPr>
+        <w:t xml:space="preserve">) </w:t>
+      </w:r>
+      <w:r>
+        <w:rPr>
+          <w:rFonts w:ascii="Times New Roman" w:hAnsi="Times New Roman" w:cs="Times New Roman"/>
+          <w:lang w:val="en-CA"/>
+        </w:rPr>
+        <w:t>showed the largest response to animal-provisioned nutrients, however the effect on corals (</w:t>
+      </w:r>
+      <w:r>
+        <w:rPr>
+          <w:rFonts w:ascii="Times New Roman" w:hAnsi="Times New Roman" w:cs="Times New Roman"/>
+          <w:lang w:val="en-CA"/>
+        </w:rPr>
+        <w:t xml:space="preserve">0.4413 </w:t>
+      </w:r>
+      <w:r>
+        <w:rPr>
+          <w:rFonts w:ascii="Times New Roman" w:hAnsi="Times New Roman" w:cs="Times New Roman"/>
+          <w:lang w:val="en-CA"/>
+        </w:rPr>
+        <w:t>±</w:t>
+      </w:r>
+      <w:r>
+        <w:rPr>
+          <w:rFonts w:ascii="Times New Roman" w:hAnsi="Times New Roman" w:cs="Times New Roman"/>
+          <w:lang w:val="en-CA"/>
+        </w:rPr>
+        <w:t xml:space="preserve"> </w:t>
+      </w:r>
+      <w:r>
+        <w:rPr>
+          <w:rFonts w:ascii="Times New Roman" w:hAnsi="Times New Roman" w:cs="Times New Roman"/>
+          <w:lang w:val="en-CA"/>
+        </w:rPr>
+        <w:t>0.20</w:t>
+      </w:r>
+      <w:r>
+        <w:rPr>
+          <w:rFonts w:ascii="Times New Roman" w:hAnsi="Times New Roman" w:cs="Times New Roman"/>
+          <w:lang w:val="en-CA"/>
+        </w:rPr>
+        <w:t>30) was not significantly smaller.</w:t>
+      </w:r>
+      <w:r>
+        <w:rPr>
+          <w:rFonts w:ascii="Times New Roman" w:hAnsi="Times New Roman" w:cs="Times New Roman"/>
+          <w:lang w:val="en-CA"/>
+        </w:rPr>
+        <w:t xml:space="preserve"> </w:t>
+      </w:r>
+      <w:r>
+        <w:rPr>
+          <w:rFonts w:ascii="Times New Roman" w:hAnsi="Times New Roman" w:cs="Times New Roman"/>
+          <w:lang w:val="en-CA"/>
+        </w:rPr>
+        <w:t>Phytoplankton (</w:t>
+      </w:r>
+      <w:r>
+        <w:rPr>
+          <w:rFonts w:ascii="Times New Roman" w:hAnsi="Times New Roman" w:cs="Times New Roman"/>
+          <w:lang w:val="en-CA"/>
+        </w:rPr>
+        <w:t>0.0887</w:t>
+      </w:r>
+      <w:r>
+        <w:rPr>
+          <w:rFonts w:ascii="Times New Roman" w:hAnsi="Times New Roman" w:cs="Times New Roman"/>
+          <w:lang w:val="en-CA"/>
+        </w:rPr>
+        <w:t xml:space="preserve"> </w:t>
+      </w:r>
+      <w:r>
+        <w:rPr>
+          <w:rFonts w:ascii="Times New Roman" w:hAnsi="Times New Roman" w:cs="Times New Roman"/>
+          <w:lang w:val="en-CA"/>
+        </w:rPr>
+        <w:t>±</w:t>
+      </w:r>
+      <w:r>
+        <w:rPr>
+          <w:rFonts w:ascii="Times New Roman" w:hAnsi="Times New Roman" w:cs="Times New Roman"/>
+          <w:lang w:val="en-CA"/>
+        </w:rPr>
+        <w:t xml:space="preserve"> </w:t>
+      </w:r>
+      <w:r>
+        <w:rPr>
+          <w:rFonts w:ascii="Times New Roman" w:hAnsi="Times New Roman" w:cs="Times New Roman"/>
+          <w:lang w:val="en-CA"/>
+        </w:rPr>
+        <w:t>0.2382</w:t>
+      </w:r>
+      <w:r>
+        <w:rPr>
+          <w:rFonts w:ascii="Times New Roman" w:hAnsi="Times New Roman" w:cs="Times New Roman"/>
+          <w:lang w:val="en-CA"/>
+        </w:rPr>
+        <w:t>) and vascular plants (</w:t>
+      </w:r>
+      <w:r>
+        <w:rPr>
+          <w:rFonts w:ascii="Times New Roman" w:hAnsi="Times New Roman" w:cs="Times New Roman"/>
+          <w:lang w:val="en-CA"/>
+        </w:rPr>
+        <w:t>0.0416</w:t>
+      </w:r>
+      <w:r>
+        <w:rPr>
+          <w:rFonts w:ascii="Times New Roman" w:hAnsi="Times New Roman" w:cs="Times New Roman"/>
+          <w:lang w:val="en-CA"/>
+        </w:rPr>
+        <w:t xml:space="preserve"> </w:t>
+      </w:r>
+      <w:r>
+        <w:rPr>
+          <w:rFonts w:ascii="Times New Roman" w:hAnsi="Times New Roman" w:cs="Times New Roman"/>
+          <w:lang w:val="en-CA"/>
+        </w:rPr>
+        <w:t>±</w:t>
+      </w:r>
+      <w:r>
+        <w:rPr>
+          <w:rFonts w:ascii="Times New Roman" w:hAnsi="Times New Roman" w:cs="Times New Roman"/>
+          <w:lang w:val="en-CA"/>
+        </w:rPr>
+        <w:t xml:space="preserve"> </w:t>
+      </w:r>
+      <w:r>
+        <w:rPr>
+          <w:rFonts w:ascii="Times New Roman" w:hAnsi="Times New Roman" w:cs="Times New Roman"/>
+          <w:lang w:val="en-CA"/>
+        </w:rPr>
+        <w:t>0.195</w:t>
+      </w:r>
+      <w:r>
+        <w:rPr>
+          <w:rFonts w:ascii="Times New Roman" w:hAnsi="Times New Roman" w:cs="Times New Roman"/>
+          <w:lang w:val="en-CA"/>
+        </w:rPr>
+        <w:t>8) showed significantly smaller effect sizes</w:t>
+      </w:r>
+      <w:r>
+        <w:rPr>
+          <w:rFonts w:ascii="Times New Roman" w:hAnsi="Times New Roman" w:cs="Times New Roman"/>
+          <w:lang w:val="en-CA"/>
+        </w:rPr>
+        <w:t xml:space="preserve"> (</w:t>
+      </w:r>
+      <w:r>
+        <w:rPr>
+          <w:rFonts w:ascii="Times New Roman" w:hAnsi="Times New Roman" w:cs="Times New Roman"/>
+          <w:highlight w:val="yellow"/>
+          <w:lang w:val="en-CA"/>
+        </w:rPr>
+        <w:t>Fig. X</w:t>
+      </w:r>
+      <w:r>
+        <w:rPr>
+          <w:rFonts w:ascii="Times New Roman" w:hAnsi="Times New Roman" w:cs="Times New Roman"/>
+          <w:lang w:val="en-CA"/>
+        </w:rPr>
+        <w:t>)</w:t>
+      </w:r>
+      <w:r>
+        <w:rPr>
+          <w:rFonts w:ascii="Times New Roman" w:hAnsi="Times New Roman" w:cs="Times New Roman"/>
+          <w:lang w:val="en-CA"/>
+        </w:rPr>
+        <w:t xml:space="preserve">. </w:t>
+      </w:r>
+      <w:proofErr w:type="spellStart"/>
+      <w:r>
+        <w:rPr>
+          <w:rFonts w:ascii="Times New Roman" w:hAnsi="Times New Roman" w:cs="Times New Roman"/>
+        </w:rPr>
+        <w:t>U</w:t>
+      </w:r>
+      <w:r>
+        <w:rPr>
+          <w:rFonts w:ascii="Times New Roman" w:hAnsi="Times New Roman" w:cs="Times New Roman"/>
+        </w:rPr>
+        <w:t>nstocked</w:t>
+      </w:r>
+      <w:proofErr w:type="spellEnd"/>
+      <w:r>
+        <w:rPr>
+          <w:rFonts w:ascii="Times New Roman" w:hAnsi="Times New Roman" w:cs="Times New Roman"/>
+        </w:rPr>
+        <w:t xml:space="preserve"> field experiments </w:t>
+      </w:r>
+      <w:r>
+        <w:rPr>
+          <w:rFonts w:ascii="Times New Roman" w:hAnsi="Times New Roman" w:cs="Times New Roman"/>
+          <w:lang w:val="en-CA"/>
+        </w:rPr>
+        <w:t>(</w:t>
+      </w:r>
+      <w:r>
+        <w:rPr>
+          <w:rFonts w:ascii="Times New Roman" w:hAnsi="Times New Roman" w:cs="Times New Roman"/>
+        </w:rPr>
+        <w:t xml:space="preserve">0.5892 </w:t>
+      </w:r>
+      <w:r>
+        <w:rPr>
+          <w:rFonts w:ascii="Times New Roman" w:hAnsi="Times New Roman" w:cs="Times New Roman"/>
+          <w:lang w:val="en-CA"/>
+        </w:rPr>
+        <w:t>±</w:t>
+      </w:r>
+      <w:r>
+        <w:rPr>
+          <w:rFonts w:ascii="Times New Roman" w:hAnsi="Times New Roman" w:cs="Times New Roman"/>
+          <w:lang w:val="en-CA"/>
+        </w:rPr>
+        <w:t xml:space="preserve"> </w:t>
+      </w:r>
+      <w:r>
+        <w:rPr>
+          <w:rFonts w:ascii="Times New Roman" w:hAnsi="Times New Roman" w:cs="Times New Roman"/>
+        </w:rPr>
+        <w:t>0.1580</w:t>
+      </w:r>
+      <w:r>
+        <w:rPr>
+          <w:rFonts w:ascii="Times New Roman" w:hAnsi="Times New Roman" w:cs="Times New Roman"/>
+        </w:rPr>
+        <w:t xml:space="preserve">) </w:t>
+      </w:r>
+      <w:r>
+        <w:rPr>
+          <w:rFonts w:ascii="Times New Roman" w:hAnsi="Times New Roman" w:cs="Times New Roman"/>
+        </w:rPr>
+        <w:t>were not significantly different than field experiments with stocked producers (</w:t>
+      </w:r>
+      <w:r>
+        <w:rPr>
+          <w:rFonts w:ascii="Times New Roman" w:hAnsi="Times New Roman" w:cs="Times New Roman"/>
+        </w:rPr>
+        <w:t>0.364</w:t>
+      </w:r>
+      <w:r>
+        <w:rPr>
+          <w:rFonts w:ascii="Times New Roman" w:hAnsi="Times New Roman" w:cs="Times New Roman"/>
+        </w:rPr>
+        <w:t xml:space="preserve">1 </w:t>
+      </w:r>
+      <w:r>
+        <w:rPr>
+          <w:rFonts w:ascii="Times New Roman" w:hAnsi="Times New Roman" w:cs="Times New Roman"/>
+          <w:lang w:val="en-CA"/>
+        </w:rPr>
+        <w:t>±</w:t>
+      </w:r>
+      <w:r>
+        <w:rPr>
+          <w:rFonts w:ascii="Times New Roman" w:hAnsi="Times New Roman" w:cs="Times New Roman"/>
+          <w:lang w:val="en-CA"/>
+        </w:rPr>
+        <w:t xml:space="preserve"> </w:t>
+      </w:r>
+      <w:r>
+        <w:rPr>
+          <w:rFonts w:ascii="Times New Roman" w:hAnsi="Times New Roman" w:cs="Times New Roman"/>
+          <w:lang w:val="en-CA"/>
+        </w:rPr>
+        <w:t>0.2287</w:t>
+      </w:r>
+      <w:r>
+        <w:rPr>
+          <w:rFonts w:ascii="Times New Roman" w:hAnsi="Times New Roman" w:cs="Times New Roman"/>
+          <w:lang w:val="en-CA"/>
+        </w:rPr>
+        <w:t>)</w:t>
+      </w:r>
+      <w:r>
+        <w:rPr>
+          <w:rFonts w:ascii="Times New Roman" w:hAnsi="Times New Roman" w:cs="Times New Roman"/>
+        </w:rPr>
+        <w:t xml:space="preserve"> or mesocosms (</w:t>
+      </w:r>
+      <w:r>
+        <w:rPr>
+          <w:rFonts w:ascii="Times New Roman" w:hAnsi="Times New Roman" w:cs="Times New Roman"/>
+        </w:rPr>
+        <w:t>0.6800</w:t>
+      </w:r>
+      <w:r>
+        <w:rPr>
+          <w:rFonts w:ascii="Times New Roman" w:hAnsi="Times New Roman" w:cs="Times New Roman"/>
+        </w:rPr>
+        <w:t xml:space="preserve"> </w:t>
+      </w:r>
+      <w:r>
+        <w:rPr>
+          <w:rFonts w:ascii="Times New Roman" w:hAnsi="Times New Roman" w:cs="Times New Roman"/>
+          <w:lang w:val="en-CA"/>
+        </w:rPr>
+        <w:t>±</w:t>
+      </w:r>
+      <w:r>
+        <w:rPr>
+          <w:rFonts w:ascii="Times New Roman" w:hAnsi="Times New Roman" w:cs="Times New Roman"/>
+          <w:lang w:val="en-CA"/>
+        </w:rPr>
+        <w:t xml:space="preserve"> </w:t>
+      </w:r>
+      <w:r>
+        <w:rPr>
+          <w:rFonts w:ascii="Times New Roman" w:hAnsi="Times New Roman" w:cs="Times New Roman"/>
+          <w:lang w:val="en-CA"/>
+        </w:rPr>
+        <w:t>0.090</w:t>
+      </w:r>
+      <w:r>
+        <w:rPr>
+          <w:rFonts w:ascii="Times New Roman" w:hAnsi="Times New Roman" w:cs="Times New Roman"/>
+          <w:lang w:val="en-CA"/>
+        </w:rPr>
+        <w:t>9)</w:t>
+      </w:r>
+      <w:r>
+        <w:rPr>
+          <w:rFonts w:ascii="Times New Roman" w:hAnsi="Times New Roman" w:cs="Times New Roman"/>
+        </w:rPr>
+        <w:t>. However, there was a larger effect of provisioning on primary productivity in field experiments with stocked consumers (</w:t>
+      </w:r>
+      <w:r>
+        <w:rPr>
+          <w:rFonts w:ascii="Times New Roman" w:hAnsi="Times New Roman" w:cs="Times New Roman"/>
+        </w:rPr>
+        <w:t>1.014</w:t>
+      </w:r>
+      <w:r>
+        <w:rPr>
+          <w:rFonts w:ascii="Times New Roman" w:hAnsi="Times New Roman" w:cs="Times New Roman"/>
+        </w:rPr>
+        <w:t xml:space="preserve">6 </w:t>
+      </w:r>
+      <w:r>
+        <w:rPr>
+          <w:rFonts w:ascii="Times New Roman" w:hAnsi="Times New Roman" w:cs="Times New Roman"/>
+          <w:lang w:val="en-CA"/>
+        </w:rPr>
+        <w:t>±</w:t>
+      </w:r>
+      <w:r>
+        <w:rPr>
+          <w:rFonts w:ascii="Times New Roman" w:hAnsi="Times New Roman" w:cs="Times New Roman"/>
+        </w:rPr>
+        <w:t xml:space="preserve"> </w:t>
+      </w:r>
+      <w:r>
+        <w:rPr>
+          <w:rFonts w:ascii="Times New Roman" w:hAnsi="Times New Roman" w:cs="Times New Roman"/>
+        </w:rPr>
+        <w:t>0.214</w:t>
+      </w:r>
+      <w:r>
+        <w:rPr>
+          <w:rFonts w:ascii="Times New Roman" w:hAnsi="Times New Roman" w:cs="Times New Roman"/>
+        </w:rPr>
+        <w:t>9) or stocked consumers and producers (</w:t>
+      </w:r>
+      <w:r>
+        <w:rPr>
+          <w:rFonts w:ascii="Times New Roman" w:hAnsi="Times New Roman" w:cs="Times New Roman"/>
+        </w:rPr>
+        <w:t>1.2062</w:t>
+      </w:r>
+      <w:r>
+        <w:rPr>
+          <w:rFonts w:ascii="Times New Roman" w:hAnsi="Times New Roman" w:cs="Times New Roman"/>
+        </w:rPr>
+        <w:t xml:space="preserve"> </w:t>
+      </w:r>
+      <w:r>
+        <w:rPr>
+          <w:rFonts w:ascii="Times New Roman" w:hAnsi="Times New Roman" w:cs="Times New Roman"/>
+          <w:lang w:val="en-CA"/>
+        </w:rPr>
+        <w:t>±</w:t>
+      </w:r>
+      <w:r>
+        <w:rPr>
+          <w:rFonts w:ascii="Times New Roman" w:hAnsi="Times New Roman" w:cs="Times New Roman"/>
+        </w:rPr>
+        <w:t xml:space="preserve"> </w:t>
+      </w:r>
+      <w:r>
+        <w:rPr>
+          <w:rFonts w:ascii="Times New Roman" w:hAnsi="Times New Roman" w:cs="Times New Roman"/>
+        </w:rPr>
+        <w:t>0.3119</w:t>
+      </w:r>
+      <w:r>
+        <w:rPr>
+          <w:rFonts w:ascii="Times New Roman" w:hAnsi="Times New Roman" w:cs="Times New Roman"/>
+        </w:rPr>
+        <w:t>,</w:t>
+      </w:r>
+      <w:r>
+        <w:rPr>
+          <w:rFonts w:ascii="Times New Roman" w:hAnsi="Times New Roman" w:cs="Times New Roman"/>
+          <w:lang w:val="en-CA"/>
+        </w:rPr>
+        <w:t xml:space="preserve"> </w:t>
+      </w:r>
+      <w:r>
+        <w:rPr>
+          <w:rFonts w:ascii="Times New Roman" w:hAnsi="Times New Roman" w:cs="Times New Roman"/>
+          <w:highlight w:val="yellow"/>
+          <w:lang w:val="en-CA"/>
+        </w:rPr>
+        <w:t>Fig. X</w:t>
+      </w:r>
+      <w:r>
+        <w:rPr>
+          <w:rFonts w:ascii="Times New Roman" w:hAnsi="Times New Roman" w:cs="Times New Roman"/>
+          <w:lang w:val="en-CA"/>
+        </w:rPr>
+        <w:t>).</w:t>
+      </w:r>
+    </w:p>
+    <w:p>
+      <w:pPr>
+        <w:spacing w:line="360" w:lineRule="auto"/>
+        <w:rPr>
+          <w:rFonts w:ascii="Times New Roman" w:hAnsi="Times New Roman" w:cs="Times New Roman"/>
+        </w:rPr>
+      </w:pPr>
+    </w:p>
+    <w:p>
+      <w:pPr>
+        <w:spacing w:line="360" w:lineRule="auto"/>
+        <w:rPr>
+          <w:rFonts w:ascii="Times New Roman" w:hAnsi="Times New Roman" w:cs="Times New Roman"/>
+        </w:rPr>
+      </w:pPr>
+      <w:r>
+        <w:rPr>
+          <w:rFonts w:ascii="Times New Roman" w:hAnsi="Times New Roman" w:cs="Times New Roman"/>
+        </w:rPr>
+        <w:t>Alternate models</w:t>
       </w:r>
     </w:p>
     <w:p>
@@ -5183,73 +6528,818 @@
           <w:rFonts w:ascii="Times New Roman" w:hAnsi="Times New Roman" w:cs="Times New Roman"/>
         </w:rPr>
       </w:pPr>
+      <w:r>
+        <w:rPr>
+          <w:rFonts w:ascii="Times New Roman" w:hAnsi="Times New Roman" w:cs="Times New Roman"/>
+        </w:rPr>
+        <w:t>We also found an overall positive effect of nutrient provisioning in the model including absolute latitude (</w:t>
+      </w:r>
+      <w:r>
+        <w:rPr>
+          <w:rFonts w:ascii="Times New Roman" w:hAnsi="Times New Roman" w:cs="Times New Roman"/>
+        </w:rPr>
+        <w:t>0.5944</w:t>
+      </w:r>
+      <w:r>
+        <w:rPr>
+          <w:rFonts w:ascii="Times New Roman" w:hAnsi="Times New Roman" w:cs="Times New Roman"/>
+        </w:rPr>
+        <w:t xml:space="preserve"> </w:t>
+      </w:r>
+      <w:r>
+        <w:rPr>
+          <w:rFonts w:ascii="Times New Roman" w:hAnsi="Times New Roman" w:cs="Times New Roman"/>
+          <w:lang w:val="en-CA"/>
+        </w:rPr>
+        <w:t>±</w:t>
+      </w:r>
+      <w:r>
+        <w:rPr>
+          <w:rFonts w:ascii="Times New Roman" w:hAnsi="Times New Roman" w:cs="Times New Roman"/>
+          <w:lang w:val="en-CA"/>
+        </w:rPr>
+        <w:t xml:space="preserve"> </w:t>
+      </w:r>
+      <w:r>
+        <w:rPr>
+          <w:rFonts w:ascii="Times New Roman" w:hAnsi="Times New Roman" w:cs="Times New Roman"/>
+          <w:lang w:val="en-CA"/>
+        </w:rPr>
+        <w:t>0.1618</w:t>
+      </w:r>
+      <w:r>
+        <w:rPr>
+          <w:rFonts w:ascii="Times New Roman" w:hAnsi="Times New Roman" w:cs="Times New Roman"/>
+          <w:lang w:val="en-CA"/>
+        </w:rPr>
+        <w:t xml:space="preserve">, p = </w:t>
+      </w:r>
+      <w:r>
+        <w:rPr>
+          <w:rFonts w:ascii="Times New Roman" w:hAnsi="Times New Roman" w:cs="Times New Roman"/>
+          <w:lang w:val="en-CA"/>
+        </w:rPr>
+        <w:t>0.0003</w:t>
+      </w:r>
+      <w:r>
+        <w:rPr>
+          <w:rFonts w:ascii="Times New Roman" w:hAnsi="Times New Roman" w:cs="Times New Roman"/>
+          <w:lang w:val="en-CA"/>
+        </w:rPr>
+        <w:t>)</w:t>
+      </w:r>
+      <w:r>
+        <w:rPr>
+          <w:rFonts w:ascii="Times New Roman" w:hAnsi="Times New Roman" w:cs="Times New Roman"/>
+          <w:lang w:val="en-CA"/>
+        </w:rPr>
+        <w:t xml:space="preserve">, however </w:t>
+      </w:r>
+      <w:r>
+        <w:rPr>
+          <w:rFonts w:ascii="Times New Roman" w:hAnsi="Times New Roman" w:cs="Times New Roman"/>
+        </w:rPr>
+        <w:t>t</w:t>
+      </w:r>
+      <w:r>
+        <w:rPr>
+          <w:rFonts w:ascii="Times New Roman" w:hAnsi="Times New Roman" w:cs="Times New Roman"/>
+        </w:rPr>
+        <w:t>here was no evidence that the effect of nutrient provisioning varies by absolute latitude (</w:t>
+      </w:r>
+      <w:r>
+        <w:rPr>
+          <w:rFonts w:ascii="Times New Roman" w:hAnsi="Times New Roman" w:cs="Times New Roman"/>
+        </w:rPr>
+        <w:t xml:space="preserve">0.0149 </w:t>
+      </w:r>
+      <w:r>
+        <w:rPr>
+          <w:rFonts w:ascii="Times New Roman" w:hAnsi="Times New Roman" w:cs="Times New Roman"/>
+        </w:rPr>
+        <w:t xml:space="preserve">± </w:t>
+      </w:r>
+      <w:r>
+        <w:rPr>
+          <w:rFonts w:ascii="Times New Roman" w:hAnsi="Times New Roman" w:cs="Times New Roman"/>
+        </w:rPr>
+        <w:t>0.0794</w:t>
+      </w:r>
+      <w:r>
+        <w:rPr>
+          <w:rFonts w:ascii="Times New Roman" w:hAnsi="Times New Roman" w:cs="Times New Roman"/>
+        </w:rPr>
+        <w:t xml:space="preserve">, p = </w:t>
+      </w:r>
+      <w:r>
+        <w:rPr>
+          <w:rFonts w:ascii="Times New Roman" w:hAnsi="Times New Roman" w:cs="Times New Roman"/>
+        </w:rPr>
+        <w:t>0.8513</w:t>
+      </w:r>
+      <w:r>
+        <w:rPr>
+          <w:rFonts w:ascii="Times New Roman" w:hAnsi="Times New Roman" w:cs="Times New Roman"/>
+        </w:rPr>
+        <w:t>)</w:t>
+      </w:r>
+      <w:r>
+        <w:rPr>
+          <w:rFonts w:ascii="Times New Roman" w:hAnsi="Times New Roman" w:cs="Times New Roman"/>
+          <w:lang w:val="en-CA"/>
+        </w:rPr>
+        <w:t xml:space="preserve">. There was weak support for this model over a null model </w:t>
+      </w:r>
+      <w:proofErr w:type="gramStart"/>
+      <w:r>
+        <w:rPr>
+          <w:rFonts w:ascii="Times New Roman" w:hAnsi="Times New Roman" w:cs="Times New Roman"/>
+          <w:lang w:val="en-CA"/>
+        </w:rPr>
+        <w:t>F</w:t>
+      </w:r>
+      <w:r>
+        <w:rPr>
+          <w:rFonts w:ascii="Times New Roman" w:hAnsi="Times New Roman" w:cs="Times New Roman"/>
+          <w:vertAlign w:val="subscript"/>
+          <w:lang w:val="en-CA"/>
+        </w:rPr>
+        <w:t>(</w:t>
+      </w:r>
+      <w:proofErr w:type="gramEnd"/>
+      <w:r>
+        <w:rPr>
+          <w:rFonts w:ascii="Times New Roman" w:hAnsi="Times New Roman" w:cs="Times New Roman"/>
+          <w:vertAlign w:val="subscript"/>
+          <w:lang w:val="en-CA"/>
+        </w:rPr>
+        <w:t>8, 163)</w:t>
+      </w:r>
+      <w:r>
+        <w:rPr>
+          <w:rFonts w:ascii="Times New Roman" w:hAnsi="Times New Roman" w:cs="Times New Roman"/>
+          <w:lang w:val="en-CA"/>
+        </w:rPr>
+        <w:t xml:space="preserve"> = 1.7040, p</w:t>
+      </w:r>
+      <w:r>
+        <w:rPr>
+          <w:rFonts w:ascii="Times New Roman" w:hAnsi="Times New Roman" w:cs="Times New Roman"/>
+          <w:lang w:val="en-CA"/>
+        </w:rPr>
+        <w:t xml:space="preserve"> </w:t>
+      </w:r>
+      <w:r>
+        <w:rPr>
+          <w:rFonts w:ascii="Times New Roman" w:hAnsi="Times New Roman" w:cs="Times New Roman"/>
+          <w:lang w:val="en-CA"/>
+        </w:rPr>
+        <w:t>= 0.1010</w:t>
+      </w:r>
+      <w:r>
+        <w:rPr>
+          <w:rFonts w:ascii="Times New Roman" w:hAnsi="Times New Roman" w:cs="Times New Roman"/>
+          <w:lang w:val="en-CA"/>
+        </w:rPr>
+        <w:t xml:space="preserve">), and a significant amount of unexplained residual </w:t>
+      </w:r>
+      <w:r>
+        <w:rPr>
+          <w:rFonts w:ascii="Times New Roman" w:hAnsi="Times New Roman" w:cs="Times New Roman"/>
+        </w:rPr>
+        <w:t>h</w:t>
+      </w:r>
+      <w:r>
+        <w:rPr>
+          <w:rFonts w:ascii="Times New Roman" w:hAnsi="Times New Roman" w:cs="Times New Roman"/>
+        </w:rPr>
+        <w:t>eterogeneity</w:t>
+      </w:r>
+      <w:r>
+        <w:rPr>
+          <w:rFonts w:ascii="Times New Roman" w:hAnsi="Times New Roman" w:cs="Times New Roman"/>
+        </w:rPr>
+        <w:t xml:space="preserve"> (</w:t>
+      </w:r>
+      <w:r>
+        <w:rPr>
+          <w:rFonts w:ascii="Times New Roman" w:hAnsi="Times New Roman" w:cs="Times New Roman"/>
+        </w:rPr>
+        <w:t>QE</w:t>
+      </w:r>
+      <w:r>
+        <w:rPr>
+          <w:rFonts w:ascii="Times New Roman" w:hAnsi="Times New Roman" w:cs="Times New Roman"/>
+          <w:vertAlign w:val="subscript"/>
+        </w:rPr>
+        <w:t>163</w:t>
+      </w:r>
+      <w:r>
+        <w:rPr>
+          <w:rFonts w:ascii="Times New Roman" w:hAnsi="Times New Roman" w:cs="Times New Roman"/>
+        </w:rPr>
+        <w:t xml:space="preserve"> = 2974.5395, p &lt; </w:t>
+      </w:r>
+      <w:r>
+        <w:rPr>
+          <w:rFonts w:ascii="Times New Roman" w:hAnsi="Times New Roman" w:cs="Times New Roman"/>
+        </w:rPr>
+        <w:t>0</w:t>
+      </w:r>
+      <w:r>
+        <w:rPr>
+          <w:rFonts w:ascii="Times New Roman" w:hAnsi="Times New Roman" w:cs="Times New Roman"/>
+        </w:rPr>
+        <w:t>.0001</w:t>
+      </w:r>
+      <w:r>
+        <w:rPr>
+          <w:rFonts w:ascii="Times New Roman" w:hAnsi="Times New Roman" w:cs="Times New Roman"/>
+        </w:rPr>
+        <w:t>). The model including temperature also showed a positive effect of nutrient provisioning (</w:t>
+      </w:r>
+      <w:r>
+        <w:rPr>
+          <w:rFonts w:ascii="Times New Roman" w:hAnsi="Times New Roman" w:cs="Times New Roman"/>
+        </w:rPr>
+        <w:t>0.5816</w:t>
+      </w:r>
+      <w:r>
+        <w:rPr>
+          <w:rFonts w:ascii="Times New Roman" w:hAnsi="Times New Roman" w:cs="Times New Roman"/>
+        </w:rPr>
+        <w:t xml:space="preserve"> </w:t>
+      </w:r>
+      <w:r>
+        <w:rPr>
+          <w:rFonts w:ascii="Times New Roman" w:hAnsi="Times New Roman" w:cs="Times New Roman"/>
+        </w:rPr>
+        <w:t xml:space="preserve">± </w:t>
+      </w:r>
+      <w:r>
+        <w:rPr>
+          <w:rFonts w:ascii="Times New Roman" w:hAnsi="Times New Roman" w:cs="Times New Roman"/>
+        </w:rPr>
+        <w:t>0.1617</w:t>
+      </w:r>
+      <w:r>
+        <w:rPr>
+          <w:rFonts w:ascii="Times New Roman" w:hAnsi="Times New Roman" w:cs="Times New Roman"/>
+        </w:rPr>
+        <w:t xml:space="preserve">, p = </w:t>
+      </w:r>
+      <w:r>
+        <w:rPr>
+          <w:rFonts w:ascii="Times New Roman" w:hAnsi="Times New Roman" w:cs="Times New Roman"/>
+        </w:rPr>
+        <w:t>0.0004</w:t>
+      </w:r>
+      <w:r>
+        <w:rPr>
+          <w:rFonts w:ascii="Times New Roman" w:hAnsi="Times New Roman" w:cs="Times New Roman"/>
+        </w:rPr>
+        <w:t>), but w</w:t>
+      </w:r>
+      <w:r>
+        <w:rPr>
+          <w:rFonts w:ascii="Times New Roman" w:hAnsi="Times New Roman" w:cs="Times New Roman"/>
+        </w:rPr>
+        <w:t>e found no evidence that the effect of provisioned nutrients varies with temperature (</w:t>
+      </w:r>
+      <w:r>
+        <w:rPr>
+          <w:rFonts w:ascii="Times New Roman" w:hAnsi="Times New Roman" w:cs="Times New Roman"/>
+        </w:rPr>
+        <w:t>-0.0551</w:t>
+      </w:r>
+      <w:r>
+        <w:rPr>
+          <w:rFonts w:ascii="Times New Roman" w:hAnsi="Times New Roman" w:cs="Times New Roman"/>
+        </w:rPr>
+        <w:t xml:space="preserve"> ± </w:t>
+      </w:r>
+      <w:r>
+        <w:rPr>
+          <w:rFonts w:ascii="Times New Roman" w:hAnsi="Times New Roman" w:cs="Times New Roman"/>
+        </w:rPr>
+        <w:t>0.0729</w:t>
+      </w:r>
+      <w:r>
+        <w:rPr>
+          <w:rFonts w:ascii="Times New Roman" w:hAnsi="Times New Roman" w:cs="Times New Roman"/>
+        </w:rPr>
+        <w:t xml:space="preserve">, p = </w:t>
+      </w:r>
+      <w:r>
+        <w:rPr>
+          <w:rFonts w:ascii="Times New Roman" w:hAnsi="Times New Roman" w:cs="Times New Roman"/>
+        </w:rPr>
+        <w:t>0.4508</w:t>
+      </w:r>
+      <w:r>
+        <w:rPr>
+          <w:rFonts w:ascii="Times New Roman" w:hAnsi="Times New Roman" w:cs="Times New Roman"/>
+        </w:rPr>
+        <w:t>).</w:t>
+      </w:r>
+      <w:r>
+        <w:rPr>
+          <w:rFonts w:ascii="Times New Roman" w:hAnsi="Times New Roman" w:cs="Times New Roman"/>
+        </w:rPr>
+        <w:t xml:space="preserve"> This model was preferred over a null model (</w:t>
+      </w:r>
+      <w:proofErr w:type="gramStart"/>
+      <w:r>
+        <w:rPr>
+          <w:rFonts w:ascii="Times New Roman" w:hAnsi="Times New Roman" w:cs="Times New Roman"/>
+        </w:rPr>
+        <w:t>F</w:t>
+      </w:r>
+      <w:r>
+        <w:rPr>
+          <w:rFonts w:ascii="Times New Roman" w:hAnsi="Times New Roman" w:cs="Times New Roman"/>
+          <w:vertAlign w:val="subscript"/>
+        </w:rPr>
+        <w:t>(</w:t>
+      </w:r>
+      <w:proofErr w:type="gramEnd"/>
+      <w:r>
+        <w:rPr>
+          <w:rFonts w:ascii="Times New Roman" w:hAnsi="Times New Roman" w:cs="Times New Roman"/>
+          <w:vertAlign w:val="subscript"/>
+        </w:rPr>
+        <w:t>8,163)</w:t>
+      </w:r>
+      <w:r>
+        <w:rPr>
+          <w:rFonts w:ascii="Times New Roman" w:hAnsi="Times New Roman" w:cs="Times New Roman"/>
+        </w:rPr>
+        <w:t xml:space="preserve"> = 1.7828, p</w:t>
+      </w:r>
+      <w:r>
+        <w:rPr>
+          <w:rFonts w:ascii="Times New Roman" w:hAnsi="Times New Roman" w:cs="Times New Roman"/>
+        </w:rPr>
+        <w:t xml:space="preserve"> </w:t>
+      </w:r>
+      <w:r>
+        <w:rPr>
+          <w:rFonts w:ascii="Times New Roman" w:hAnsi="Times New Roman" w:cs="Times New Roman"/>
+        </w:rPr>
+        <w:t>= 0.0838</w:t>
+      </w:r>
+      <w:r>
+        <w:rPr>
+          <w:rFonts w:ascii="Times New Roman" w:hAnsi="Times New Roman" w:cs="Times New Roman"/>
+        </w:rPr>
+        <w:t xml:space="preserve">), but there was still a significant amount of </w:t>
+      </w:r>
+      <w:r>
+        <w:rPr>
+          <w:rFonts w:ascii="Times New Roman" w:hAnsi="Times New Roman" w:cs="Times New Roman"/>
+          <w:lang w:val="en-CA"/>
+        </w:rPr>
+        <w:t xml:space="preserve">unexplained residual </w:t>
+      </w:r>
+      <w:r>
+        <w:rPr>
+          <w:rFonts w:ascii="Times New Roman" w:hAnsi="Times New Roman" w:cs="Times New Roman"/>
+        </w:rPr>
+        <w:t>h</w:t>
+      </w:r>
+      <w:r>
+        <w:rPr>
+          <w:rFonts w:ascii="Times New Roman" w:hAnsi="Times New Roman" w:cs="Times New Roman"/>
+        </w:rPr>
+        <w:t>eterogeneity</w:t>
+      </w:r>
+      <w:r>
+        <w:t xml:space="preserve"> </w:t>
+      </w:r>
+      <w:r>
+        <w:rPr>
+          <w:rFonts w:ascii="Times New Roman" w:hAnsi="Times New Roman" w:cs="Times New Roman"/>
+        </w:rPr>
+        <w:t>QE</w:t>
+      </w:r>
+      <w:r>
+        <w:rPr>
+          <w:rFonts w:ascii="Times New Roman" w:hAnsi="Times New Roman" w:cs="Times New Roman"/>
+          <w:vertAlign w:val="subscript"/>
+        </w:rPr>
+        <w:t>163</w:t>
+      </w:r>
+      <w:r>
+        <w:rPr>
+          <w:rFonts w:ascii="Times New Roman" w:hAnsi="Times New Roman" w:cs="Times New Roman"/>
+        </w:rPr>
+        <w:t xml:space="preserve"> = 3006.2277, p &lt; </w:t>
+      </w:r>
+      <w:r>
+        <w:rPr>
+          <w:rFonts w:ascii="Times New Roman" w:hAnsi="Times New Roman" w:cs="Times New Roman"/>
+        </w:rPr>
+        <w:t>0</w:t>
+      </w:r>
+      <w:r>
+        <w:rPr>
+          <w:rFonts w:ascii="Times New Roman" w:hAnsi="Times New Roman" w:cs="Times New Roman"/>
+        </w:rPr>
+        <w:t>.0001</w:t>
+      </w:r>
+      <w:r>
+        <w:rPr>
+          <w:rFonts w:ascii="Times New Roman" w:hAnsi="Times New Roman" w:cs="Times New Roman"/>
+        </w:rPr>
+        <w:t>). For both these models t</w:t>
+      </w:r>
+      <w:r>
+        <w:rPr>
+          <w:rFonts w:ascii="Times New Roman" w:hAnsi="Times New Roman" w:cs="Times New Roman"/>
+        </w:rPr>
+        <w:t>he differences between levels in the categorical moderators (experimental design and primary producer) were roughly the same in magnitude and significance as in the model including background nutrients (</w:t>
+      </w:r>
+      <w:r>
+        <w:rPr>
+          <w:rFonts w:ascii="Times New Roman" w:hAnsi="Times New Roman" w:cs="Times New Roman"/>
+          <w:highlight w:val="yellow"/>
+        </w:rPr>
+        <w:t>Supplement</w:t>
+      </w:r>
+      <w:r>
+        <w:rPr>
+          <w:rFonts w:ascii="Times New Roman" w:hAnsi="Times New Roman" w:cs="Times New Roman"/>
+          <w:highlight w:val="yellow"/>
+        </w:rPr>
+        <w:t>al table X</w:t>
+      </w:r>
+      <w:r>
+        <w:rPr>
+          <w:rFonts w:ascii="Times New Roman" w:hAnsi="Times New Roman" w:cs="Times New Roman"/>
+        </w:rPr>
+        <w:t>).</w:t>
+      </w:r>
     </w:p>
     <w:p>
       <w:pPr>
         <w:spacing w:line="360" w:lineRule="auto"/>
-        <w:ind w:firstLine="720"/>
-        <w:rPr>
-          <w:rFonts w:ascii="Times New Roman" w:hAnsi="Times New Roman" w:cs="Times New Roman"/>
-        </w:rPr>
-      </w:pPr>
-      <w:r>
-        <w:rPr>
-          <w:rFonts w:ascii="Times New Roman" w:hAnsi="Times New Roman" w:cs="Times New Roman"/>
+        <w:rPr>
+          <w:rFonts w:ascii="Times New Roman" w:hAnsi="Times New Roman" w:cs="Times New Roman"/>
+        </w:rPr>
+      </w:pPr>
+      <w:r>
+        <w:rPr>
+          <w:rFonts w:ascii="Times New Roman" w:hAnsi="Times New Roman" w:cs="Times New Roman"/>
+          <w:noProof/>
         </w:rPr>
         <w:lastRenderedPageBreak/>
+        <w:drawing>
+          <wp:inline distT="0" distB="0" distL="0" distR="0" wp14:anchorId="620E55D3" wp14:editId="426CEECA">
+            <wp:extent cx="4493310" cy="2527487"/>
+            <wp:effectExtent l="0" t="0" r="2540" b="0"/>
+            <wp:docPr id="1" name="Picture 1"/>
+            <wp:cNvGraphicFramePr>
+              <a:graphicFrameLocks xmlns:a="http://schemas.openxmlformats.org/drawingml/2006/main" noChangeAspect="1"/>
+            </wp:cNvGraphicFramePr>
+            <a:graphic xmlns:a="http://schemas.openxmlformats.org/drawingml/2006/main">
+              <a:graphicData uri="http://schemas.openxmlformats.org/drawingml/2006/picture">
+                <pic:pic xmlns:pic="http://schemas.openxmlformats.org/drawingml/2006/picture">
+                  <pic:nvPicPr>
+                    <pic:cNvPr id="1" name="pp_effect.png"/>
+                    <pic:cNvPicPr/>
+                  </pic:nvPicPr>
+                  <pic:blipFill>
+                    <a:blip r:embed="rId10">
+                      <a:extLst>
+                        <a:ext uri="{28A0092B-C50C-407E-A947-70E740481C1C}">
+                          <a14:useLocalDpi xmlns:a14="http://schemas.microsoft.com/office/drawing/2010/main" val="0"/>
+                        </a:ext>
+                      </a:extLst>
+                    </a:blip>
+                    <a:stretch>
+                      <a:fillRect/>
+                    </a:stretch>
+                  </pic:blipFill>
+                  <pic:spPr>
+                    <a:xfrm>
+                      <a:off x="0" y="0"/>
+                      <a:ext cx="4498261" cy="2530272"/>
+                    </a:xfrm>
+                    <a:prstGeom prst="rect">
+                      <a:avLst/>
+                    </a:prstGeom>
+                  </pic:spPr>
+                </pic:pic>
+              </a:graphicData>
+            </a:graphic>
+          </wp:inline>
+        </w:drawing>
+      </w:r>
+    </w:p>
+    <w:p>
+      <w:pPr>
+        <w:spacing w:line="360" w:lineRule="auto"/>
+        <w:rPr>
+          <w:rFonts w:ascii="Times New Roman" w:hAnsi="Times New Roman" w:cs="Times New Roman"/>
+        </w:rPr>
+      </w:pPr>
+      <w:r>
+        <w:rPr>
+          <w:rFonts w:ascii="Times New Roman" w:hAnsi="Times New Roman" w:cs="Times New Roman"/>
+          <w:highlight w:val="yellow"/>
+        </w:rPr>
+        <w:t>Fig. X</w:t>
+      </w:r>
+      <w:r>
+        <w:rPr>
+          <w:rFonts w:ascii="Times New Roman" w:hAnsi="Times New Roman" w:cs="Times New Roman"/>
+        </w:rPr>
+        <w:t xml:space="preserve">. Effect of animal-provisioned nutrients on different categories of primary producer. Plants include seagrasses and mangroves, phytoplankton include micro algae, coral includes measurements of both corals and coral endosymbionts, and algae includes fleshy and crustose algae. Effect sizes are </w:t>
+      </w:r>
+      <w:r>
+        <w:rPr>
+          <w:rFonts w:ascii="Times New Roman" w:hAnsi="Times New Roman" w:cs="Times New Roman"/>
+          <w:lang w:val="en-CA"/>
+        </w:rPr>
+        <w:t>log transformed ratio of means</w:t>
+      </w:r>
+      <w:r>
+        <w:rPr>
+          <w:rFonts w:ascii="Times New Roman" w:hAnsi="Times New Roman" w:cs="Times New Roman"/>
+          <w:lang w:val="en-CA"/>
+        </w:rPr>
+        <w:t xml:space="preserve"> surrounded by 95% confidence intervals derived from the </w:t>
+      </w:r>
+      <w:r>
+        <w:rPr>
+          <w:rFonts w:ascii="Times New Roman" w:hAnsi="Times New Roman" w:cs="Times New Roman"/>
+        </w:rPr>
+        <w:t>three-level mixed effects model</w:t>
+      </w:r>
+      <w:r>
+        <w:rPr>
+          <w:rFonts w:ascii="Times New Roman" w:hAnsi="Times New Roman" w:cs="Times New Roman"/>
+        </w:rPr>
+        <w:t xml:space="preserve"> including background nutrients, primary producer, and experimental design as moderators.</w:t>
+      </w:r>
+      <w:r>
+        <w:rPr>
+          <w:rFonts w:ascii="Times New Roman" w:hAnsi="Times New Roman" w:cs="Times New Roman"/>
+        </w:rPr>
         <w:t xml:space="preserve"> </w:t>
       </w:r>
       <w:r>
         <w:rPr>
           <w:rFonts w:ascii="Times New Roman" w:hAnsi="Times New Roman" w:cs="Times New Roman"/>
         </w:rPr>
-        <w:t xml:space="preserve">We </w:t>
-      </w:r>
-      <w:r>
-        <w:rPr>
-          <w:rFonts w:ascii="Times New Roman" w:hAnsi="Times New Roman" w:cs="Times New Roman"/>
-        </w:rPr>
-        <w:t>determined that</w:t>
-      </w:r>
-      <w:r>
-        <w:rPr>
-          <w:rFonts w:ascii="Times New Roman" w:hAnsi="Times New Roman" w:cs="Times New Roman"/>
-        </w:rPr>
-        <w:t xml:space="preserve"> absolute latitude, temperature, and background nutrients are correlated</w:t>
-      </w:r>
-      <w:r>
-        <w:rPr>
-          <w:rFonts w:ascii="Times New Roman" w:hAnsi="Times New Roman" w:cs="Times New Roman"/>
-        </w:rPr>
-        <w:t xml:space="preserve"> using a correlation matrix</w:t>
-      </w:r>
-      <w:r>
-        <w:rPr>
-          <w:rFonts w:ascii="Times New Roman" w:hAnsi="Times New Roman" w:cs="Times New Roman"/>
-        </w:rPr>
-        <w:t xml:space="preserve"> (</w:t>
-      </w:r>
-      <w:proofErr w:type="gramStart"/>
-      <w:r>
-        <w:rPr>
-          <w:rFonts w:ascii="Times New Roman" w:hAnsi="Times New Roman" w:cs="Times New Roman"/>
-        </w:rPr>
-        <w:t>metaphor::</w:t>
+        <w:t>Sample sizes within each group are shown to the right of the effect sizes.</w:t>
+      </w:r>
+    </w:p>
+    <w:p>
+      <w:pPr>
+        <w:spacing w:line="360" w:lineRule="auto"/>
+        <w:rPr>
+          <w:rFonts w:ascii="Times New Roman" w:hAnsi="Times New Roman" w:cs="Times New Roman"/>
+        </w:rPr>
+      </w:pPr>
+    </w:p>
+    <w:p>
+      <w:pPr>
+        <w:spacing w:line="360" w:lineRule="auto"/>
+        <w:rPr>
+          <w:rFonts w:ascii="Times New Roman" w:hAnsi="Times New Roman" w:cs="Times New Roman"/>
+        </w:rPr>
+      </w:pPr>
+      <w:r>
+        <w:rPr>
+          <w:rFonts w:ascii="Times New Roman" w:hAnsi="Times New Roman" w:cs="Times New Roman"/>
+          <w:noProof/>
+        </w:rPr>
+        <w:drawing>
+          <wp:inline distT="0" distB="0" distL="0" distR="0" wp14:anchorId="6BAFA11A" wp14:editId="530DDECB">
+            <wp:extent cx="4688541" cy="2637304"/>
+            <wp:effectExtent l="0" t="0" r="0" b="4445"/>
+            <wp:docPr id="2" name="Picture 2"/>
+            <wp:cNvGraphicFramePr>
+              <a:graphicFrameLocks xmlns:a="http://schemas.openxmlformats.org/drawingml/2006/main" noChangeAspect="1"/>
+            </wp:cNvGraphicFramePr>
+            <a:graphic xmlns:a="http://schemas.openxmlformats.org/drawingml/2006/main">
+              <a:graphicData uri="http://schemas.openxmlformats.org/drawingml/2006/picture">
+                <pic:pic xmlns:pic="http://schemas.openxmlformats.org/drawingml/2006/picture">
+                  <pic:nvPicPr>
+                    <pic:cNvPr id="2" name="nat_effect.png"/>
+                    <pic:cNvPicPr/>
+                  </pic:nvPicPr>
+                  <pic:blipFill>
+                    <a:blip r:embed="rId11">
+                      <a:extLst>
+                        <a:ext uri="{28A0092B-C50C-407E-A947-70E740481C1C}">
+                          <a14:useLocalDpi xmlns:a14="http://schemas.microsoft.com/office/drawing/2010/main" val="0"/>
+                        </a:ext>
+                      </a:extLst>
+                    </a:blip>
+                    <a:stretch>
+                      <a:fillRect/>
+                    </a:stretch>
+                  </pic:blipFill>
+                  <pic:spPr>
+                    <a:xfrm>
+                      <a:off x="0" y="0"/>
+                      <a:ext cx="4723039" cy="2656709"/>
+                    </a:xfrm>
+                    <a:prstGeom prst="rect">
+                      <a:avLst/>
+                    </a:prstGeom>
+                  </pic:spPr>
+                </pic:pic>
+              </a:graphicData>
+            </a:graphic>
+          </wp:inline>
+        </w:drawing>
+      </w:r>
+    </w:p>
+    <w:p>
+      <w:pPr>
+        <w:spacing w:line="360" w:lineRule="auto"/>
+        <w:rPr>
+          <w:rFonts w:ascii="Times New Roman" w:hAnsi="Times New Roman" w:cs="Times New Roman"/>
+        </w:rPr>
+      </w:pPr>
+      <w:r>
+        <w:rPr>
+          <w:rFonts w:ascii="Times New Roman" w:hAnsi="Times New Roman" w:cs="Times New Roman"/>
+          <w:highlight w:val="yellow"/>
+        </w:rPr>
+        <w:t>Fig. X</w:t>
+      </w:r>
+      <w:r>
+        <w:rPr>
+          <w:rFonts w:ascii="Times New Roman" w:hAnsi="Times New Roman" w:cs="Times New Roman"/>
+        </w:rPr>
+        <w:t xml:space="preserve">. Effect of animal-provisioned nutrients on different categories of </w:t>
+      </w:r>
+      <w:r>
+        <w:rPr>
+          <w:rFonts w:ascii="Times New Roman" w:hAnsi="Times New Roman" w:cs="Times New Roman"/>
+        </w:rPr>
+        <w:t>experimental design</w:t>
+      </w:r>
+      <w:r>
+        <w:rPr>
+          <w:rFonts w:ascii="Times New Roman" w:hAnsi="Times New Roman" w:cs="Times New Roman"/>
+        </w:rPr>
+        <w:t xml:space="preserve">. </w:t>
+      </w:r>
+      <w:r>
+        <w:rPr>
+          <w:rFonts w:ascii="Times New Roman" w:hAnsi="Times New Roman" w:cs="Times New Roman"/>
+        </w:rPr>
+        <w:t>Field experiments were split based on whether the researchers set the density of the primary producer (PP stocked), consumer (animals stocked), both, or neither (</w:t>
       </w:r>
       <w:proofErr w:type="spellStart"/>
-      <w:proofErr w:type="gramEnd"/>
-      <w:r>
-        <w:rPr>
-          <w:rFonts w:ascii="Times New Roman" w:hAnsi="Times New Roman" w:cs="Times New Roman"/>
-        </w:rPr>
-        <w:t>vif</w:t>
+      <w:r>
+        <w:rPr>
+          <w:rFonts w:ascii="Times New Roman" w:hAnsi="Times New Roman" w:cs="Times New Roman"/>
+        </w:rPr>
+        <w:t>unstocked</w:t>
       </w:r>
       <w:proofErr w:type="spellEnd"/>
       <w:r>
         <w:rPr>
           <w:rFonts w:ascii="Times New Roman" w:hAnsi="Times New Roman" w:cs="Times New Roman"/>
         </w:rPr>
-        <w:t>)</w:t>
+        <w:t>).</w:t>
+      </w:r>
+      <w:r>
+        <w:rPr>
+          <w:rFonts w:ascii="Times New Roman" w:hAnsi="Times New Roman" w:cs="Times New Roman"/>
+        </w:rPr>
+        <w:t xml:space="preserve"> Effect sizes are </w:t>
+      </w:r>
+      <w:r>
+        <w:rPr>
+          <w:rFonts w:ascii="Times New Roman" w:hAnsi="Times New Roman" w:cs="Times New Roman"/>
+          <w:lang w:val="en-CA"/>
+        </w:rPr>
+        <w:lastRenderedPageBreak/>
+        <w:t>log transformed ratio of means</w:t>
+      </w:r>
+      <w:r>
+        <w:rPr>
+          <w:rFonts w:ascii="Times New Roman" w:hAnsi="Times New Roman" w:cs="Times New Roman"/>
+          <w:lang w:val="en-CA"/>
+        </w:rPr>
+        <w:t xml:space="preserve"> surrounded by 95% confidence intervals derived from the </w:t>
+      </w:r>
+      <w:r>
+        <w:rPr>
+          <w:rFonts w:ascii="Times New Roman" w:hAnsi="Times New Roman" w:cs="Times New Roman"/>
+        </w:rPr>
+        <w:t>three-level mixed effects model including background nutrients, primary producer, and experimental design as moderators.</w:t>
+      </w:r>
+      <w:r>
+        <w:rPr>
+          <w:rFonts w:ascii="Times New Roman" w:hAnsi="Times New Roman" w:cs="Times New Roman"/>
+        </w:rPr>
+        <w:t xml:space="preserve"> Sample sizes within each group are shown to the right of the effect sizes.</w:t>
+      </w:r>
+    </w:p>
+    <w:p>
+      <w:pPr>
+        <w:spacing w:line="360" w:lineRule="auto"/>
+        <w:rPr>
+          <w:rFonts w:ascii="Times New Roman" w:hAnsi="Times New Roman" w:cs="Times New Roman"/>
+        </w:rPr>
+      </w:pPr>
+      <w:bookmarkStart w:id="12" w:name="_GoBack"/>
+      <w:bookmarkEnd w:id="12"/>
+    </w:p>
+    <w:p>
+      <w:pPr>
+        <w:spacing w:line="360" w:lineRule="auto"/>
+        <w:rPr>
+          <w:rFonts w:ascii="Times New Roman" w:hAnsi="Times New Roman" w:cs="Times New Roman"/>
+        </w:rPr>
+      </w:pPr>
+      <w:r>
+        <w:rPr>
+          <w:rFonts w:ascii="Times New Roman" w:hAnsi="Times New Roman" w:cs="Times New Roman"/>
+          <w:noProof/>
+        </w:rPr>
+        <w:drawing>
+          <wp:inline distT="0" distB="0" distL="0" distR="0" wp14:anchorId="4C0C3D37" wp14:editId="6E602DCD">
+            <wp:extent cx="5943600" cy="3343275"/>
+            <wp:effectExtent l="0" t="0" r="0" b="0"/>
+            <wp:docPr id="3" name="Picture 3"/>
+            <wp:cNvGraphicFramePr>
+              <a:graphicFrameLocks xmlns:a="http://schemas.openxmlformats.org/drawingml/2006/main" noChangeAspect="1"/>
+            </wp:cNvGraphicFramePr>
+            <a:graphic xmlns:a="http://schemas.openxmlformats.org/drawingml/2006/main">
+              <a:graphicData uri="http://schemas.openxmlformats.org/drawingml/2006/picture">
+                <pic:pic xmlns:pic="http://schemas.openxmlformats.org/drawingml/2006/picture">
+                  <pic:nvPicPr>
+                    <pic:cNvPr id="3" name="cont_effects.png"/>
+                    <pic:cNvPicPr/>
+                  </pic:nvPicPr>
+                  <pic:blipFill>
+                    <a:blip r:embed="rId12">
+                      <a:extLst>
+                        <a:ext uri="{28A0092B-C50C-407E-A947-70E740481C1C}">
+                          <a14:useLocalDpi xmlns:a14="http://schemas.microsoft.com/office/drawing/2010/main" val="0"/>
+                        </a:ext>
+                      </a:extLst>
+                    </a:blip>
+                    <a:stretch>
+                      <a:fillRect/>
+                    </a:stretch>
+                  </pic:blipFill>
+                  <pic:spPr>
+                    <a:xfrm>
+                      <a:off x="0" y="0"/>
+                      <a:ext cx="5943600" cy="3343275"/>
+                    </a:xfrm>
+                    <a:prstGeom prst="rect">
+                      <a:avLst/>
+                    </a:prstGeom>
+                  </pic:spPr>
+                </pic:pic>
+              </a:graphicData>
+            </a:graphic>
+          </wp:inline>
+        </w:drawing>
+      </w:r>
+    </w:p>
+    <w:p>
+      <w:pPr>
+        <w:spacing w:line="360" w:lineRule="auto"/>
+        <w:rPr>
+          <w:rFonts w:ascii="Times New Roman" w:hAnsi="Times New Roman" w:cs="Times New Roman"/>
+        </w:rPr>
+      </w:pPr>
+      <w:r>
+        <w:rPr>
+          <w:rFonts w:ascii="Times New Roman" w:hAnsi="Times New Roman" w:cs="Times New Roman"/>
+          <w:highlight w:val="yellow"/>
+        </w:rPr>
+        <w:t>Fig. X.</w:t>
+      </w:r>
+      <w:r>
+        <w:rPr>
+          <w:rFonts w:ascii="Times New Roman" w:hAnsi="Times New Roman" w:cs="Times New Roman"/>
+        </w:rPr>
+        <w:t xml:space="preserve"> Effect of a) background nutrients, b) absolute latitude, and c) temperature</w:t>
+      </w:r>
+      <w:r>
+        <w:rPr>
+          <w:rFonts w:ascii="Times New Roman" w:hAnsi="Times New Roman" w:cs="Times New Roman"/>
+        </w:rPr>
+        <w:t xml:space="preserve">. Effect sizes are from three separate models each containing either </w:t>
+      </w:r>
+      <w:r>
+        <w:rPr>
+          <w:rFonts w:ascii="Times New Roman" w:hAnsi="Times New Roman" w:cs="Times New Roman"/>
+        </w:rPr>
+        <w:t>background nutrients</w:t>
       </w:r>
       <w:r>
         <w:rPr>
@@ -5261,257 +7351,70 @@
         <w:rPr>
           <w:rFonts w:ascii="Times New Roman" w:hAnsi="Times New Roman" w:cs="Times New Roman"/>
         </w:rPr>
-        <w:t>so we</w:t>
-      </w:r>
-      <w:r>
-        <w:rPr>
-          <w:rFonts w:ascii="Times New Roman" w:hAnsi="Times New Roman" w:cs="Times New Roman"/>
-        </w:rPr>
-        <w:t xml:space="preserve"> then constructed three reduced models that each contained only one of the correlated moderators</w:t>
-      </w:r>
-      <w:r>
-        <w:rPr>
-          <w:rFonts w:ascii="Times New Roman" w:hAnsi="Times New Roman" w:cs="Times New Roman"/>
-        </w:rPr>
-        <w:t xml:space="preserve"> and competed them against a null model using AIC</w:t>
-      </w:r>
-      <w:r>
-        <w:rPr>
-          <w:rFonts w:ascii="Times New Roman" w:hAnsi="Times New Roman" w:cs="Times New Roman"/>
-        </w:rPr>
-        <w:t xml:space="preserve">. </w:t>
+        <w:t>absolute latitude</w:t>
+      </w:r>
+      <w:r>
+        <w:rPr>
+          <w:rFonts w:ascii="Times New Roman" w:hAnsi="Times New Roman" w:cs="Times New Roman"/>
+        </w:rPr>
+        <w:t xml:space="preserve">, or temperature. In each model </w:t>
+      </w:r>
+      <w:r>
+        <w:rPr>
+          <w:rFonts w:ascii="Times New Roman" w:hAnsi="Times New Roman" w:cs="Times New Roman"/>
+        </w:rPr>
+        <w:t>primary producer</w:t>
+      </w:r>
+      <w:r>
+        <w:rPr>
+          <w:rFonts w:ascii="Times New Roman" w:hAnsi="Times New Roman" w:cs="Times New Roman"/>
+        </w:rPr>
+        <w:t xml:space="preserve"> group</w:t>
+      </w:r>
+      <w:r>
+        <w:rPr>
+          <w:rFonts w:ascii="Times New Roman" w:hAnsi="Times New Roman" w:cs="Times New Roman"/>
+        </w:rPr>
+        <w:t xml:space="preserve"> and experimental design</w:t>
+      </w:r>
+      <w:r>
+        <w:rPr>
+          <w:rFonts w:ascii="Times New Roman" w:hAnsi="Times New Roman" w:cs="Times New Roman"/>
+        </w:rPr>
+        <w:t xml:space="preserve"> are also included</w:t>
+      </w:r>
+      <w:r>
+        <w:rPr>
+          <w:rFonts w:ascii="Times New Roman" w:hAnsi="Times New Roman" w:cs="Times New Roman"/>
+        </w:rPr>
+        <w:t xml:space="preserve"> as</w:t>
+      </w:r>
+      <w:r>
+        <w:rPr>
+          <w:rFonts w:ascii="Times New Roman" w:hAnsi="Times New Roman" w:cs="Times New Roman"/>
+        </w:rPr>
+        <w:t xml:space="preserve"> categorical</w:t>
+      </w:r>
+      <w:r>
+        <w:rPr>
+          <w:rFonts w:ascii="Times New Roman" w:hAnsi="Times New Roman" w:cs="Times New Roman"/>
+        </w:rPr>
+        <w:t xml:space="preserve"> moderators</w:t>
+      </w:r>
+      <w:r>
+        <w:rPr>
+          <w:rFonts w:ascii="Times New Roman" w:hAnsi="Times New Roman" w:cs="Times New Roman"/>
+        </w:rPr>
+        <w:t>.</w:t>
       </w:r>
     </w:p>
     <w:p>
       <w:pPr>
         <w:spacing w:line="360" w:lineRule="auto"/>
-        <w:ind w:firstLine="720"/>
-        <w:rPr>
-          <w:rFonts w:ascii="Times New Roman" w:hAnsi="Times New Roman" w:cs="Times New Roman"/>
-        </w:rPr>
-      </w:pPr>
-    </w:p>
-    <w:p>
-      <w:pPr>
-        <w:spacing w:line="360" w:lineRule="auto"/>
-        <w:rPr>
-          <w:rFonts w:ascii="Times New Roman" w:hAnsi="Times New Roman" w:cs="Times New Roman"/>
-        </w:rPr>
-      </w:pPr>
-    </w:p>
-    <w:p>
-      <w:pPr>
-        <w:spacing w:line="360" w:lineRule="auto"/>
-        <w:rPr>
-          <w:rFonts w:ascii="Times New Roman" w:hAnsi="Times New Roman" w:cs="Times New Roman"/>
-          <w:i/>
-        </w:rPr>
-      </w:pPr>
-      <w:r>
-        <w:rPr>
-          <w:rFonts w:ascii="Times New Roman" w:hAnsi="Times New Roman" w:cs="Times New Roman"/>
-          <w:i/>
-        </w:rPr>
-        <w:t>Assumption testing</w:t>
-      </w:r>
-    </w:p>
-    <w:p>
-      <w:pPr>
-        <w:spacing w:line="360" w:lineRule="auto"/>
-        <w:rPr>
-          <w:rFonts w:ascii="Times New Roman" w:hAnsi="Times New Roman" w:cs="Times New Roman"/>
-        </w:rPr>
-      </w:pPr>
-      <w:r>
-        <w:rPr>
-          <w:rFonts w:ascii="Times New Roman" w:hAnsi="Times New Roman" w:cs="Times New Roman"/>
-        </w:rPr>
-        <w:tab/>
-      </w:r>
-      <w:r>
-        <w:rPr>
-          <w:rFonts w:ascii="Times New Roman" w:hAnsi="Times New Roman" w:cs="Times New Roman"/>
-        </w:rPr>
-        <w:t>Meta-analyses can be vulnerable to p-value biases in publishing, so we</w:t>
-      </w:r>
-      <w:r>
-        <w:rPr>
-          <w:rFonts w:ascii="Times New Roman" w:hAnsi="Times New Roman" w:cs="Times New Roman"/>
-        </w:rPr>
-        <w:t xml:space="preserve"> calculated </w:t>
-      </w:r>
-      <w:r>
-        <w:rPr>
-          <w:rFonts w:ascii="Times New Roman" w:hAnsi="Times New Roman" w:cs="Times New Roman"/>
-        </w:rPr>
-        <w:t>Rosenthal</w:t>
-      </w:r>
-      <w:r>
-        <w:rPr>
-          <w:rFonts w:ascii="Times New Roman" w:hAnsi="Times New Roman" w:cs="Times New Roman"/>
-        </w:rPr>
-        <w:t>’s failsafe</w:t>
-      </w:r>
-      <w:r>
-        <w:rPr>
-          <w:rFonts w:ascii="Times New Roman" w:hAnsi="Times New Roman" w:cs="Times New Roman"/>
-        </w:rPr>
-        <w:t xml:space="preserve"> number </w:t>
-      </w:r>
-      <w:r>
-        <w:rPr>
-          <w:rFonts w:ascii="Times New Roman" w:hAnsi="Times New Roman" w:cs="Times New Roman"/>
-        </w:rPr>
-        <w:t xml:space="preserve">(the number of non-significant studies we would have to include to overturn our results) </w:t>
-      </w:r>
-      <w:r>
-        <w:rPr>
-          <w:rFonts w:ascii="Times New Roman" w:hAnsi="Times New Roman" w:cs="Times New Roman"/>
-        </w:rPr>
-        <w:t xml:space="preserve">as </w:t>
-      </w:r>
-      <w:r>
-        <w:rPr>
-          <w:rFonts w:ascii="Times New Roman" w:hAnsi="Times New Roman" w:cs="Times New Roman"/>
-        </w:rPr>
-        <w:t>13962</w:t>
-      </w:r>
-      <w:r>
-        <w:rPr>
-          <w:rFonts w:ascii="Times New Roman" w:hAnsi="Times New Roman" w:cs="Times New Roman"/>
-        </w:rPr>
-        <w:t xml:space="preserve">. As some reports contributed multiple observations, we looked for a substantial effect of papers that contributed 10% or greater than the total number of observations (n = 3). We reran each model without each of these potentially influential studies and found no major differences in effect sizes or p-values when each of these studies were excluded. </w:t>
-      </w:r>
-      <w:r>
-        <w:rPr>
-          <w:rFonts w:ascii="Times New Roman" w:hAnsi="Times New Roman" w:cs="Times New Roman"/>
-        </w:rPr>
-        <w:t xml:space="preserve">***Funnel </w:t>
-      </w:r>
-      <w:proofErr w:type="gramStart"/>
-      <w:r>
-        <w:rPr>
-          <w:rFonts w:ascii="Times New Roman" w:hAnsi="Times New Roman" w:cs="Times New Roman"/>
-        </w:rPr>
-        <w:t>plots!*</w:t>
-      </w:r>
-      <w:proofErr w:type="gramEnd"/>
-      <w:r>
-        <w:rPr>
-          <w:rFonts w:ascii="Times New Roman" w:hAnsi="Times New Roman" w:cs="Times New Roman"/>
-        </w:rPr>
-        <w:t>**</w:t>
-      </w:r>
-      <w:bookmarkStart w:id="10" w:name="_GoBack"/>
-      <w:bookmarkEnd w:id="10"/>
-    </w:p>
-    <w:p>
-      <w:pPr>
-        <w:spacing w:line="360" w:lineRule="auto"/>
-        <w:rPr>
-          <w:rFonts w:ascii="Times New Roman" w:hAnsi="Times New Roman" w:cs="Times New Roman"/>
-        </w:rPr>
-      </w:pPr>
-    </w:p>
-    <w:p>
-      <w:pPr>
-        <w:spacing w:line="360" w:lineRule="auto"/>
-        <w:rPr>
-          <w:rFonts w:ascii="Times New Roman" w:hAnsi="Times New Roman" w:cs="Times New Roman"/>
-        </w:rPr>
-      </w:pPr>
-    </w:p>
-    <w:p>
-      <w:pPr>
-        <w:spacing w:line="360" w:lineRule="auto"/>
-        <w:rPr>
-          <w:rFonts w:ascii="Times New Roman" w:hAnsi="Times New Roman" w:cs="Times New Roman"/>
-        </w:rPr>
-      </w:pPr>
-    </w:p>
-    <w:p>
-      <w:pPr>
-        <w:spacing w:line="360" w:lineRule="auto"/>
-        <w:rPr>
-          <w:rFonts w:ascii="Times New Roman" w:hAnsi="Times New Roman" w:cs="Times New Roman"/>
-          <w:u w:val="single"/>
-        </w:rPr>
-      </w:pPr>
-      <w:r>
-        <w:rPr>
-          <w:rFonts w:ascii="Times New Roman" w:hAnsi="Times New Roman" w:cs="Times New Roman"/>
-          <w:u w:val="single"/>
-        </w:rPr>
-        <w:t>Results</w:t>
-      </w:r>
-    </w:p>
-    <w:p>
-      <w:pPr>
-        <w:spacing w:line="360" w:lineRule="auto"/>
-        <w:rPr>
-          <w:rFonts w:ascii="Times New Roman" w:hAnsi="Times New Roman" w:cs="Times New Roman"/>
-        </w:rPr>
-      </w:pPr>
-      <w:r>
-        <w:rPr>
-          <w:rFonts w:ascii="Times New Roman" w:hAnsi="Times New Roman" w:cs="Times New Roman"/>
-        </w:rPr>
-        <w:t>*Describe representation of studies across levels of each mod</w:t>
-      </w:r>
-      <w:r>
-        <w:rPr>
-          <w:rFonts w:ascii="Times New Roman" w:hAnsi="Times New Roman" w:cs="Times New Roman"/>
-        </w:rPr>
-        <w:t>*</w:t>
-      </w:r>
-      <w:r>
-        <w:rPr>
-          <w:rFonts w:ascii="Times New Roman" w:hAnsi="Times New Roman" w:cs="Times New Roman"/>
-        </w:rPr>
-        <w:t xml:space="preserve"> The majority of studies considered </w:t>
-      </w:r>
-      <w:r>
-        <w:rPr>
-          <w:rFonts w:ascii="Times New Roman" w:hAnsi="Times New Roman" w:cs="Times New Roman"/>
-        </w:rPr>
-        <w:t xml:space="preserve">phytoplankton as a primary producer (n = 53), but all four categories had sample sizes over n = 25. </w:t>
-      </w:r>
-      <w:proofErr w:type="spellStart"/>
-      <w:r>
-        <w:rPr>
-          <w:rFonts w:ascii="Times New Roman" w:hAnsi="Times New Roman" w:cs="Times New Roman"/>
-        </w:rPr>
-        <w:t>Unstocked</w:t>
-      </w:r>
-      <w:proofErr w:type="spellEnd"/>
-      <w:r>
-        <w:rPr>
-          <w:rFonts w:ascii="Times New Roman" w:hAnsi="Times New Roman" w:cs="Times New Roman"/>
-        </w:rPr>
-        <w:t xml:space="preserve"> field experiments constituted the majority of experimental designs, but all categories were well represented in the sample size, with the exception of field experiments where n = 9. *Talk about latitude, background nutrients, and temp too*</w:t>
-      </w:r>
-    </w:p>
-    <w:p>
-      <w:pPr>
-        <w:spacing w:line="360" w:lineRule="auto"/>
-        <w:rPr>
-          <w:rFonts w:ascii="Times New Roman" w:hAnsi="Times New Roman" w:cs="Times New Roman"/>
-        </w:rPr>
-      </w:pPr>
-    </w:p>
-    <w:p>
-      <w:pPr>
-        <w:spacing w:line="360" w:lineRule="auto"/>
-        <w:rPr>
-          <w:rFonts w:ascii="Times New Roman" w:hAnsi="Times New Roman" w:cs="Times New Roman"/>
-        </w:rPr>
-      </w:pPr>
-      <w:r>
-        <w:rPr>
-          <w:rFonts w:ascii="Times New Roman" w:hAnsi="Times New Roman" w:cs="Times New Roman"/>
-        </w:rPr>
-        <w:t xml:space="preserve">Nutrient provisioning by animals had a significant and positive effect on primary productivity (XXX). </w:t>
-      </w:r>
+        <w:rPr>
+          <w:rFonts w:ascii="Times New Roman" w:hAnsi="Times New Roman" w:cs="Times New Roman"/>
+        </w:rPr>
+      </w:pPr>
     </w:p>
     <w:p>
       <w:pPr>
@@ -5579,7 +7482,6 @@
         <w:rPr>
           <w:rFonts w:ascii="Times New Roman" w:hAnsi="Times New Roman" w:cs="Times New Roman"/>
         </w:rPr>
-        <w:lastRenderedPageBreak/>
         <w:t xml:space="preserve">Test for residual heterogeneity = are there likely other things introducing variance besides my mods? </w:t>
       </w:r>
       <w:r>
@@ -5652,6 +7554,28 @@
         <w:rPr>
           <w:rFonts w:ascii="Times New Roman" w:hAnsi="Times New Roman" w:cs="Times New Roman"/>
         </w:rPr>
+        <w:t xml:space="preserve">Interesting that we saw a larger effect of pee on algae, when there weren’t any experiments on algae in the tropics??? </w:t>
+      </w:r>
+    </w:p>
+    <w:p>
+      <w:pPr>
+        <w:spacing w:line="360" w:lineRule="auto"/>
+        <w:rPr>
+          <w:rFonts w:ascii="Times New Roman" w:hAnsi="Times New Roman" w:cs="Times New Roman"/>
+        </w:rPr>
+      </w:pPr>
+    </w:p>
+    <w:p>
+      <w:pPr>
+        <w:spacing w:line="360" w:lineRule="auto"/>
+        <w:rPr>
+          <w:rFonts w:ascii="Times New Roman" w:hAnsi="Times New Roman" w:cs="Times New Roman"/>
+        </w:rPr>
+      </w:pPr>
+      <w:r>
+        <w:rPr>
+          <w:rFonts w:ascii="Times New Roman" w:hAnsi="Times New Roman" w:cs="Times New Roman"/>
+        </w:rPr>
         <w:t>FITURE TO DO’s:</w:t>
       </w:r>
     </w:p>
@@ -5690,164 +7614,6 @@
     </w:p>
     <w:p>
       <w:pPr>
-        <w:pStyle w:val="ListParagraph"/>
-        <w:numPr>
-          <w:ilvl w:val="0"/>
-          <w:numId w:val="3"/>
-        </w:numPr>
-        <w:spacing w:line="360" w:lineRule="auto"/>
-        <w:rPr>
-          <w:rFonts w:ascii="Times New Roman" w:hAnsi="Times New Roman" w:cs="Times New Roman"/>
-        </w:rPr>
-      </w:pPr>
-      <w:r>
-        <w:rPr>
-          <w:rFonts w:ascii="Times New Roman" w:hAnsi="Times New Roman" w:cs="Times New Roman"/>
-        </w:rPr>
-        <w:t>Should I further separate Algae into crustose, turf, and fleshy?</w:t>
-      </w:r>
-    </w:p>
-    <w:p>
-      <w:pPr>
-        <w:pStyle w:val="ListParagraph"/>
-        <w:numPr>
-          <w:ilvl w:val="0"/>
-          <w:numId w:val="3"/>
-        </w:numPr>
-        <w:spacing w:line="360" w:lineRule="auto"/>
-        <w:rPr>
-          <w:rFonts w:ascii="Times New Roman" w:hAnsi="Times New Roman" w:cs="Times New Roman"/>
-        </w:rPr>
-      </w:pPr>
-      <w:r>
-        <w:rPr>
-          <w:rFonts w:ascii="Times New Roman" w:hAnsi="Times New Roman" w:cs="Times New Roman"/>
-        </w:rPr>
-        <w:t>Should I run each mod in a separate model?</w:t>
-      </w:r>
-    </w:p>
-    <w:p>
-      <w:pPr>
-        <w:pStyle w:val="ListParagraph"/>
-        <w:numPr>
-          <w:ilvl w:val="1"/>
-          <w:numId w:val="3"/>
-        </w:numPr>
-        <w:spacing w:line="360" w:lineRule="auto"/>
-        <w:rPr>
-          <w:rFonts w:ascii="Times New Roman" w:hAnsi="Times New Roman" w:cs="Times New Roman"/>
-        </w:rPr>
-      </w:pPr>
-      <w:r>
-        <w:rPr>
-          <w:rFonts w:ascii="Times New Roman" w:hAnsi="Times New Roman" w:cs="Times New Roman"/>
-        </w:rPr>
-        <w:t>To generate the coefficient plots and estimates?</w:t>
-      </w:r>
-    </w:p>
-    <w:p>
-      <w:pPr>
-        <w:pStyle w:val="ListParagraph"/>
-        <w:numPr>
-          <w:ilvl w:val="1"/>
-          <w:numId w:val="3"/>
-        </w:numPr>
-        <w:spacing w:line="360" w:lineRule="auto"/>
-        <w:rPr>
-          <w:rFonts w:ascii="Times New Roman" w:hAnsi="Times New Roman" w:cs="Times New Roman"/>
-        </w:rPr>
-      </w:pPr>
-      <w:r>
-        <w:rPr>
-          <w:rFonts w:ascii="Times New Roman" w:hAnsi="Times New Roman" w:cs="Times New Roman"/>
-        </w:rPr>
-        <w:t xml:space="preserve">Should I use the mod argument to ignore intercepts for </w:t>
-      </w:r>
-      <w:r>
-        <w:rPr>
-          <w:rFonts w:ascii="Times New Roman" w:hAnsi="Times New Roman" w:cs="Times New Roman"/>
-        </w:rPr>
-        <w:t>these</w:t>
-      </w:r>
-      <w:r>
-        <w:rPr>
-          <w:rFonts w:ascii="Times New Roman" w:hAnsi="Times New Roman" w:cs="Times New Roman"/>
-        </w:rPr>
-        <w:t xml:space="preserve"> models</w:t>
-      </w:r>
-      <w:r>
-        <w:rPr>
-          <w:rFonts w:ascii="Times New Roman" w:hAnsi="Times New Roman" w:cs="Times New Roman"/>
-        </w:rPr>
-        <w:t>?</w:t>
-      </w:r>
-    </w:p>
-    <w:p>
-      <w:pPr>
-        <w:pStyle w:val="ListParagraph"/>
-        <w:numPr>
-          <w:ilvl w:val="2"/>
-          <w:numId w:val="3"/>
-        </w:numPr>
-        <w:spacing w:line="360" w:lineRule="auto"/>
-        <w:rPr>
-          <w:rFonts w:ascii="Times New Roman" w:hAnsi="Times New Roman" w:cs="Times New Roman"/>
-        </w:rPr>
-      </w:pPr>
-      <w:r>
-        <w:rPr>
-          <w:rFonts w:ascii="Times New Roman" w:hAnsi="Times New Roman" w:cs="Times New Roman"/>
-        </w:rPr>
-        <w:t xml:space="preserve">mods = </w:t>
-      </w:r>
-      <w:proofErr w:type="spellStart"/>
-      <w:r>
-        <w:rPr>
-          <w:rFonts w:ascii="Times New Roman" w:hAnsi="Times New Roman" w:cs="Times New Roman"/>
-        </w:rPr>
-        <w:t>p_group</w:t>
-      </w:r>
-      <w:proofErr w:type="spellEnd"/>
-      <w:r>
-        <w:rPr>
-          <w:rFonts w:ascii="Times New Roman" w:hAnsi="Times New Roman" w:cs="Times New Roman"/>
-        </w:rPr>
-        <w:t xml:space="preserve"> </w:t>
-      </w:r>
-      <w:r>
-        <w:rPr>
-          <w:rFonts w:ascii="Times New Roman" w:hAnsi="Times New Roman" w:cs="Times New Roman"/>
-        </w:rPr>
-        <w:t>–</w:t>
-      </w:r>
-      <w:r>
-        <w:rPr>
-          <w:rFonts w:ascii="Times New Roman" w:hAnsi="Times New Roman" w:cs="Times New Roman"/>
-        </w:rPr>
-        <w:t xml:space="preserve"> 1</w:t>
-      </w:r>
-    </w:p>
-    <w:p>
-      <w:pPr>
-        <w:pStyle w:val="ListParagraph"/>
-        <w:numPr>
-          <w:ilvl w:val="2"/>
-          <w:numId w:val="3"/>
-        </w:numPr>
-        <w:spacing w:line="360" w:lineRule="auto"/>
-        <w:rPr>
-          <w:rFonts w:ascii="Times New Roman" w:hAnsi="Times New Roman" w:cs="Times New Roman"/>
-        </w:rPr>
-      </w:pPr>
-      <w:r>
-        <w:rPr>
-          <w:rFonts w:ascii="Times New Roman" w:hAnsi="Times New Roman" w:cs="Times New Roman"/>
-        </w:rPr>
-        <w:t>When I do this, the coefficients and p-values aren’t significantly different than when I run the model with background nutrients</w:t>
-      </w:r>
-    </w:p>
-    <w:p>
-      <w:pPr>
         <w:spacing w:line="360" w:lineRule="auto"/>
         <w:ind w:firstLine="720"/>
         <w:rPr>
@@ -6196,7 +7962,6 @@
           <w:rFonts w:ascii="Times New Roman" w:hAnsi="Times New Roman" w:cs="Times New Roman"/>
           <w:lang w:val="en-CA"/>
         </w:rPr>
-        <w:lastRenderedPageBreak/>
         <w:t>-</w:t>
       </w:r>
       <w:r>
@@ -6493,7 +8258,7 @@
                     <pic:cNvPicPr/>
                   </pic:nvPicPr>
                   <pic:blipFill rotWithShape="1">
-                    <a:blip r:embed="rId10">
+                    <a:blip r:embed="rId13">
                       <a:extLst>
                         <a:ext uri="{28A0092B-C50C-407E-A947-70E740481C1C}">
                           <a14:useLocalDpi xmlns:a14="http://schemas.microsoft.com/office/drawing/2010/main" val="0"/>
@@ -6568,54 +8333,164 @@
         <w:rPr>
           <w:rFonts w:ascii="Calibri" w:cs="Calibri"/>
         </w:rPr>
+        <w:t xml:space="preserve"> </w:t>
+      </w:r>
+      <w:r>
+        <w:rPr>
+          <w:rFonts w:ascii="Calibri" w:cs="Calibri"/>
+        </w:rPr>
+        <w:fldChar w:fldCharType="begin"/>
+      </w:r>
+      <w:r>
+        <w:rPr>
+          <w:rFonts w:ascii="Calibri" w:cs="Calibri"/>
+        </w:rPr>
+        <w:instrText xml:space="preserve"> ADDIN ZOTERO_BIBL {"uncited":[],"omitted":[],"custom":[]} CSL_BIBLIOGRAPHY </w:instrText>
+      </w:r>
+      <w:r>
+        <w:rPr>
+          <w:rFonts w:ascii="Calibri" w:cs="Calibri"/>
+        </w:rPr>
+        <w:fldChar w:fldCharType="separate"/>
+      </w:r>
+      <w:r>
+        <w:rPr>
+          <w:rFonts w:ascii="Calibri" w:cs="Calibri"/>
+        </w:rPr>
+        <w:t>Allgeier, J.E., Burkepile, D.E., Layman, C.A., 2017. Animal pee in the sea: consumer-mediated nutrient dynamics in the world’s changing oceans. Global Change Biology 23, 2166–2178. https://doi.org/10.1111/gcb.13625</w:t>
+      </w:r>
+    </w:p>
+    <w:p>
+      <w:pPr>
+        <w:pStyle w:val="Bibliography"/>
+        <w:rPr>
+          <w:rFonts w:ascii="Calibri" w:cs="Calibri"/>
+        </w:rPr>
+      </w:pPr>
+      <w:r>
+        <w:rPr>
+          <w:rFonts w:ascii="Calibri" w:cs="Calibri"/>
+        </w:rPr>
+        <w:t>Allgeier, J.E., Rosemond, A.D., Layman, C.A., 2011. The frequency and magnitude of non-additive responses to multiple nutrient enrichment. Journal of Applied Ecology 48, 96–101. https://doi.org/10.1111/j.1365-2664.2010.01894.x</w:t>
+      </w:r>
+    </w:p>
+    <w:p>
+      <w:pPr>
+        <w:pStyle w:val="Bibliography"/>
+        <w:rPr>
+          <w:rFonts w:ascii="Calibri" w:cs="Calibri"/>
+        </w:rPr>
+      </w:pPr>
+      <w:r>
+        <w:rPr>
+          <w:rFonts w:ascii="Calibri" w:cs="Calibri"/>
+        </w:rPr>
+        <w:t>Atkinson, C.L., Capps, K.A., Rugenski, A.T., Vanni, M.J., 2017. Consumer-driven nutrient dynamics in freshwater ecosystems: from individuals to ecosystems. Biological Reviews 92, 2003–2023. https://doi.org/10.1111/brv.12318</w:t>
+      </w:r>
+    </w:p>
+    <w:p>
+      <w:pPr>
+        <w:pStyle w:val="Bibliography"/>
+        <w:rPr>
+          <w:rFonts w:ascii="Calibri" w:cs="Calibri"/>
+        </w:rPr>
+      </w:pPr>
+      <w:r>
+        <w:rPr>
+          <w:rFonts w:ascii="Calibri" w:cs="Calibri"/>
+        </w:rPr>
+        <w:t>Bracken, M.E.S., 2004. Invertebrate-Mediated Nutrient Loading Increases Growth of an Intertidal Macroalga1. Journal of Phycology 40, 1032–1041. https://doi.org/10.1111/j.1529-8817.2004.03106.x</w:t>
+      </w:r>
+    </w:p>
+    <w:p>
+      <w:pPr>
+        <w:pStyle w:val="Bibliography"/>
+        <w:rPr>
+          <w:rFonts w:ascii="Calibri" w:cs="Calibri"/>
+        </w:rPr>
+      </w:pPr>
+      <w:r>
+        <w:rPr>
+          <w:rFonts w:ascii="Calibri" w:cs="Calibri"/>
+        </w:rPr>
+        <w:t>Bracken, M.E.S., Gonzalez-Dorantes, C.A., Stachowicz, J.J., 2007. Whole-community mutualism: Associated invertebrates facilitate a dominant habitat-forming seaweed. Ecology 88, 2211–2219. https://doi.org/10.1890/06-0881.1</w:t>
+      </w:r>
+    </w:p>
+    <w:p>
+      <w:pPr>
+        <w:pStyle w:val="Bibliography"/>
+        <w:rPr>
+          <w:rFonts w:ascii="Calibri" w:cs="Calibri"/>
+        </w:rPr>
+      </w:pPr>
+      <w:r>
+        <w:rPr>
+          <w:rFonts w:ascii="Calibri" w:cs="Calibri"/>
+        </w:rPr>
+        <w:t xml:space="preserve">Brzezinksi, M., Reed, D., Harrer, S., Rassweiler, A., Melack, J., Goodridge, B., Dugan, J., 2013. Multiple sources and forms of nitrogen sustain year-round kelp growth on the inner </w:t>
+      </w:r>
+      <w:r>
+        <w:rPr>
+          <w:rFonts w:ascii="Calibri" w:cs="Calibri"/>
+        </w:rPr>
         <w:lastRenderedPageBreak/>
-        <w:t xml:space="preserve"> </w:t>
-      </w:r>
-      <w:r>
+        <w:t>continental shelf of the Santa Barbara Channel. oceanog 26, 114–123. https://doi.org/10.5670/oceanog.2013.53</w:t>
+      </w:r>
+    </w:p>
+    <w:p>
+      <w:pPr>
+        <w:pStyle w:val="Bibliography"/>
         <w:rPr>
           <w:rFonts w:ascii="Calibri" w:cs="Calibri"/>
         </w:rPr>
-        <w:fldChar w:fldCharType="begin"/>
-      </w:r>
+      </w:pPr>
       <w:r>
         <w:rPr>
           <w:rFonts w:ascii="Calibri" w:cs="Calibri"/>
         </w:rPr>
-        <w:instrText xml:space="preserve"> ADDIN ZOTERO_BIBL {"uncited":[],"omitted":[],"custom":[]} CSL_BIBLIOGRAPHY </w:instrText>
-      </w:r>
-      <w:r>
+        <w:t>Burkepile, D.E., Hay, M.E., 2006. Herbivore Vs. Nutrient Control of Marine Primary Producers: Context-Dependent Effects. Ecology 87, 3128–3139. https://doi.org/10.1890/0012-9658(2006)87[3128:HVNCOM]2.0.CO;2</w:t>
+      </w:r>
+    </w:p>
+    <w:p>
+      <w:pPr>
+        <w:pStyle w:val="Bibliography"/>
         <w:rPr>
           <w:rFonts w:ascii="Calibri" w:cs="Calibri"/>
         </w:rPr>
-        <w:fldChar w:fldCharType="separate"/>
-      </w:r>
-      <w:proofErr w:type="spellStart"/>
+      </w:pPr>
       <w:r>
         <w:rPr>
           <w:rFonts w:ascii="Calibri" w:cs="Calibri"/>
         </w:rPr>
-        <w:t>Allgeier</w:t>
-      </w:r>
-      <w:proofErr w:type="spellEnd"/>
-      <w:r>
+        <w:t>Elser, J.J., Bracken, M.E.S., Cleland, E.E., Gruner, D.S., Harpole, W.S., Hillebrand, H., Ngai, J.T., Seabloom, E.W., Shurin, J.B., Smith, J.E., 2007. Global analysis of nitrogen and phosphorus limitation of primary producers in freshwater, marine and terrestrial ecosystems. Ecology Letters 10, 1135–1142. https://doi.org/10.1111/j.1461-0248.2007.01113.x</w:t>
+      </w:r>
+    </w:p>
+    <w:p>
+      <w:pPr>
+        <w:pStyle w:val="Bibliography"/>
         <w:rPr>
           <w:rFonts w:ascii="Calibri" w:cs="Calibri"/>
         </w:rPr>
-        <w:t xml:space="preserve">, J.E., </w:t>
-      </w:r>
-      <w:proofErr w:type="spellStart"/>
+      </w:pPr>
       <w:r>
         <w:rPr>
           <w:rFonts w:ascii="Calibri" w:cs="Calibri"/>
         </w:rPr>
-        <w:t>Burkepile</w:t>
-      </w:r>
-      <w:proofErr w:type="spellEnd"/>
-      <w:r>
+        <w:t>Elser, J.J., Urabe, J., 1999. The Stoichiometry of Consumer-Driven Nutrient Recycling: Theory, Observations, and Consequences. Ecology 80, 735–751. https://doi.org/10.1890/0012-9658(1999)080[0735:TSOCDN]2.0.CO;2</w:t>
+      </w:r>
+    </w:p>
+    <w:p>
+      <w:pPr>
+        <w:pStyle w:val="Bibliography"/>
         <w:rPr>
           <w:rFonts w:ascii="Calibri" w:cs="Calibri"/>
         </w:rPr>
-        <w:t>, D.E., Layman, C.A., 2017. Animal pee in the sea: consumer-mediated nutrient dynamics in the world’s changing oceans. Global Change Biology 23, 2166–2178. https://doi.org/10.1111/gcb.13625</w:t>
+      </w:pPr>
+      <w:r>
+        <w:rPr>
+          <w:rFonts w:ascii="Calibri" w:cs="Calibri"/>
+        </w:rPr>
+        <w:t>Gruner, D.S., Smith, J.E., Seabloom, E.W., Sandin, S.A., Ngai, J.T., Hillebrand, H., Harpole, W.S., Elser, J.J., Cleland, E.E., Bracken, M.E.S., Borer, E.T., Bolker, B.M., 2008. A cross-system synthesis of consumer and nutrient resource control on producer biomass. Ecology Letters 11, 740–755. https://doi.org/10.1111/j.1461-0248.2008.01192.x</w:t>
       </w:r>
     </w:p>
     <w:p>
@@ -6625,19 +8500,25 @@
           <w:rFonts w:ascii="Calibri" w:cs="Calibri"/>
         </w:rPr>
       </w:pPr>
-      <w:proofErr w:type="spellStart"/>
       <w:r>
         <w:rPr>
           <w:rFonts w:ascii="Calibri" w:cs="Calibri"/>
         </w:rPr>
-        <w:t>Allgeier</w:t>
-      </w:r>
-      <w:proofErr w:type="spellEnd"/>
-      <w:r>
+        <w:t>Hillman, K., Walker, D.I., Larkum, A.W.D., McComb, A.J., 1989. Productivity and nutrient limitation, in: Larkum, A.W.D., McComb, A.J., Shephard, S.A. (Eds.), Biology of Seagrasses : A Treatise on the Biology of Seagrasses with Special Reference to the Australian Region. Elsevier Science Pub., Amsterdam, The Netherlands, pp. 635–685.</w:t>
+      </w:r>
+    </w:p>
+    <w:p>
+      <w:pPr>
+        <w:pStyle w:val="Bibliography"/>
         <w:rPr>
           <w:rFonts w:ascii="Calibri" w:cs="Calibri"/>
         </w:rPr>
-        <w:t>, J.E., Rosemond, A.D., Layman, C.A., 2011. The frequency and magnitude of non-additive responses to multiple nutrient enrichment. Journal of Applied Ecology 48, 96–101. https://doi.org/10.1111/j.1365-2664.2010.01894.x</w:t>
+      </w:pPr>
+      <w:r>
+        <w:rPr>
+          <w:rFonts w:ascii="Calibri" w:cs="Calibri"/>
+        </w:rPr>
+        <w:t>Jackson, G.A., 1977. Nutrients and Production of Giant Kelp, Macrocystis pyrifera, Off Southern California. Limnology and Oceanography 22, 979–995.</w:t>
       </w:r>
     </w:p>
     <w:p>
@@ -6651,35 +8532,35 @@
         <w:rPr>
           <w:rFonts w:ascii="Calibri" w:cs="Calibri"/>
         </w:rPr>
-        <w:t xml:space="preserve">Atkinson, C.L., Capps, K.A., </w:t>
-      </w:r>
-      <w:proofErr w:type="spellStart"/>
-      <w:r>
+        <w:t>McNaughton, S.J., Ruess, R.W., Seagle, S.W., 1988. Large mammals and process dynamics in African ecosystems. BioScience 38, 794–800. https://doi.org/10.2307/1310789</w:t>
+      </w:r>
+    </w:p>
+    <w:p>
+      <w:pPr>
+        <w:pStyle w:val="Bibliography"/>
         <w:rPr>
           <w:rFonts w:ascii="Calibri" w:cs="Calibri"/>
         </w:rPr>
-        <w:t>Rugenski</w:t>
-      </w:r>
-      <w:proofErr w:type="spellEnd"/>
+      </w:pPr>
       <w:r>
         <w:rPr>
           <w:rFonts w:ascii="Calibri" w:cs="Calibri"/>
         </w:rPr>
-        <w:t xml:space="preserve">, A.T., </w:t>
-      </w:r>
-      <w:proofErr w:type="spellStart"/>
-      <w:r>
+        <w:t>McPhee-Shaw, E.E., Siegel, D.A., Washburn, L., Brzezinski, M.A., Jones, J.L., Leydecker, A., Melack, J., 2007. Mechanisms for nutrient delivery to the inner shelf: Observations from the Santa Barbara Channel. Limnology and Oceanography 52, 1748–1766. https://doi.org/10.4319/lo.2007.52.5.1748</w:t>
+      </w:r>
+    </w:p>
+    <w:p>
+      <w:pPr>
+        <w:pStyle w:val="Bibliography"/>
         <w:rPr>
           <w:rFonts w:ascii="Calibri" w:cs="Calibri"/>
         </w:rPr>
-        <w:t>Vanni</w:t>
-      </w:r>
-      <w:proofErr w:type="spellEnd"/>
+      </w:pPr>
       <w:r>
         <w:rPr>
           <w:rFonts w:ascii="Calibri" w:cs="Calibri"/>
         </w:rPr>
-        <w:t>, M.J., 2017. Consumer-driven nutrient dynamics in freshwater ecosystems: from individuals to ecosystems. Biological Reviews 92, 2003–2023. https://doi.org/10.1111/brv.12318</w:t>
+        <w:t>Meyer, J.L., Schultz, E.T., Helfman, G.S., 1983. Fish schools: An asset to corals. Science 220, 1047–1049. https://doi.org/10.1126/science.220.4601.1047</w:t>
       </w:r>
     </w:p>
     <w:p>
@@ -6693,7 +8574,7 @@
         <w:rPr>
           <w:rFonts w:ascii="Calibri" w:cs="Calibri"/>
         </w:rPr>
-        <w:t>Bracken, M.E.S., 2004. Invertebrate-Mediated Nutrient Loading Increases Growth of an Intertidal Macroalga1. Journal of Phycology 40, 1032–1041. https://doi.org/10.1111/j.1529-8817.2004.03106.x</w:t>
+        <w:t>Moore, C.M., Mills, M.M., Arrigo, K.R., Berman-Frank, I., Bopp, L., Boyd, P.W., Galbraith, E.D., Geider, R.J., Guieu, C., Jaccard, S.L., Jickells, T.D., La Roche, J., Lenton, T.M., Mahowald, N.M., Marañón, E., Marinov, I., Moore, J.K., Nakatsuka, T., Oschlies, A., Saito, M.A., Thingstad, T.F., Tsuda, A., Ulloa, O., 2013. Processes and patterns of oceanic nutrient limitation. Nature Geoscience 6, 701–710. https://doi.org/10.1038/ngeo1765</w:t>
       </w:r>
     </w:p>
     <w:p>
@@ -6707,35 +8588,36 @@
         <w:rPr>
           <w:rFonts w:ascii="Calibri" w:cs="Calibri"/>
         </w:rPr>
-        <w:t>Bracken, M.E.S., Gonzalez-</w:t>
-      </w:r>
-      <w:proofErr w:type="spellStart"/>
-      <w:r>
+        <w:t>Peterson, B., Heck, K., 2001. Positive interactions between suspension-feeding bivalves and seagrass-a facultative mutualism. Mar. Ecol. Prog. Ser. 213, 143–155. https://doi.org/10.3354/meps213143</w:t>
+      </w:r>
+    </w:p>
+    <w:p>
+      <w:pPr>
+        <w:pStyle w:val="Bibliography"/>
         <w:rPr>
           <w:rFonts w:ascii="Calibri" w:cs="Calibri"/>
         </w:rPr>
-        <w:t>Dorantes</w:t>
-      </w:r>
-      <w:proofErr w:type="spellEnd"/>
+      </w:pPr>
       <w:r>
         <w:rPr>
           <w:rFonts w:ascii="Calibri" w:cs="Calibri"/>
         </w:rPr>
-        <w:t xml:space="preserve">, C.A., </w:t>
-      </w:r>
-      <w:proofErr w:type="spellStart"/>
-      <w:r>
+        <w:t>Pfister, C.A., Altabet, M.A., Post, D., 2014. Animal regeneration and microbial retention of nitrogen along coastal rocky shores. Ecology 95, 2803–2814. https://doi.org/10.1890/13-1825.1</w:t>
+      </w:r>
+    </w:p>
+    <w:p>
+      <w:pPr>
+        <w:pStyle w:val="Bibliography"/>
         <w:rPr>
           <w:rFonts w:ascii="Calibri" w:cs="Calibri"/>
         </w:rPr>
-        <w:t>Stachowicz</w:t>
-      </w:r>
-      <w:proofErr w:type="spellEnd"/>
+      </w:pPr>
       <w:r>
         <w:rPr>
           <w:rFonts w:ascii="Calibri" w:cs="Calibri"/>
         </w:rPr>
-        <w:t>, J.J., 2007. Whole-community mutualism: Associated invertebrates facilitate a dominant habitat-forming seaweed. Ecology 88, 2211–2219. https://doi.org/10.1890/06-0881.1</w:t>
+        <w:lastRenderedPageBreak/>
+        <w:t>Phillips, J.C., Hurd, C.L., 2004. Kinetics of nitrate, ammonium, and urea uptake by four intertidal seaweeds from New Zealand. Journal of Phycology 40, 534–545. https://doi.org/10.1111/j.1529-8817.2004.03157.x</w:t>
       </w:r>
     </w:p>
     <w:p>
@@ -6745,950 +8627,95 @@
           <w:rFonts w:ascii="Calibri" w:cs="Calibri"/>
         </w:rPr>
       </w:pPr>
-      <w:proofErr w:type="spellStart"/>
       <w:r>
         <w:rPr>
           <w:rFonts w:ascii="Calibri" w:cs="Calibri"/>
         </w:rPr>
-        <w:t>Brzezinksi</w:t>
-      </w:r>
-      <w:proofErr w:type="spellEnd"/>
-      <w:r>
+        <w:t>Probyn, T.A., McQuaid, C.D., 1985. In-situ measurements of nitrogenous nutrient uptake by kelp (Ecklonia maxima) and phytoplankton in a nitrate-rich upwelling environment. Mar. Biol. 88, 149–154. https://doi.org/10.1007/BF00397162</w:t>
+      </w:r>
+    </w:p>
+    <w:p>
+      <w:pPr>
+        <w:pStyle w:val="Bibliography"/>
         <w:rPr>
           <w:rFonts w:ascii="Calibri" w:cs="Calibri"/>
         </w:rPr>
-        <w:t xml:space="preserve">, M., Reed, D., </w:t>
-      </w:r>
-      <w:proofErr w:type="spellStart"/>
+      </w:pPr>
       <w:r>
         <w:rPr>
           <w:rFonts w:ascii="Calibri" w:cs="Calibri"/>
         </w:rPr>
-        <w:t>Harrer</w:t>
-      </w:r>
-      <w:proofErr w:type="spellEnd"/>
-      <w:r>
+        <w:t>Ryther, J.H., Dunstan, W.M., 1971. Nitrogen, phosphorus, and eutrophication in the coastal marine environment. Science 171, 1008–1013. https://doi.org/10.1126/science.171.3975.1008</w:t>
+      </w:r>
+    </w:p>
+    <w:p>
+      <w:pPr>
+        <w:pStyle w:val="Bibliography"/>
         <w:rPr>
           <w:rFonts w:ascii="Calibri" w:cs="Calibri"/>
         </w:rPr>
-        <w:t xml:space="preserve">, S., </w:t>
-      </w:r>
-      <w:proofErr w:type="spellStart"/>
+      </w:pPr>
       <w:r>
         <w:rPr>
           <w:rFonts w:ascii="Calibri" w:cs="Calibri"/>
         </w:rPr>
-        <w:t>Rassweiler</w:t>
-      </w:r>
-      <w:proofErr w:type="spellEnd"/>
-      <w:r>
+        <w:t>Schindler, D.W., 1974. Eutrophication and Recovery in Experimental Lakes: Implications for Lake Management. Science 184, 897–899. https://doi.org/10.1126/science.184.4139.897</w:t>
+      </w:r>
+    </w:p>
+    <w:p>
+      <w:pPr>
+        <w:pStyle w:val="Bibliography"/>
         <w:rPr>
           <w:rFonts w:ascii="Calibri" w:cs="Calibri"/>
         </w:rPr>
-        <w:t xml:space="preserve">, A., </w:t>
-      </w:r>
-      <w:proofErr w:type="spellStart"/>
+      </w:pPr>
       <w:r>
         <w:rPr>
           <w:rFonts w:ascii="Calibri" w:cs="Calibri"/>
         </w:rPr>
-        <w:t>Melack</w:t>
-      </w:r>
-      <w:proofErr w:type="spellEnd"/>
-      <w:r>
+        <w:t>Sitters, J., Bakker, E.S., Veldhuis, M.P., Veen, G.F., Olde Venterink, H., Vanni, M.J., 2017. The stoichiometry of nutrient release by terrestrial herbivores and its ecosystem consequences. Front. Earth Sci. 5. https://doi.org/10.3389/feart.2017.00032</w:t>
+      </w:r>
+    </w:p>
+    <w:p>
+      <w:pPr>
+        <w:pStyle w:val="Bibliography"/>
         <w:rPr>
           <w:rFonts w:ascii="Calibri" w:cs="Calibri"/>
         </w:rPr>
-        <w:t xml:space="preserve">, J., </w:t>
-      </w:r>
-      <w:proofErr w:type="spellStart"/>
+      </w:pPr>
       <w:r>
         <w:rPr>
           <w:rFonts w:ascii="Calibri" w:cs="Calibri"/>
         </w:rPr>
-        <w:t>Goodridge</w:t>
-      </w:r>
-      <w:proofErr w:type="spellEnd"/>
-      <w:r>
+        <w:t>Smith, V.H., Tilman, G.D., Nekola, J.C., 1999. Eutrophication: impacts of excess nutrient inputs on freshwater, marine, and terrestrial ecosystems. Environmental Pollution 100, 179–196. https://doi.org/10.1016/S0269-7491(99)00091-3</w:t>
+      </w:r>
+    </w:p>
+    <w:p>
+      <w:pPr>
+        <w:pStyle w:val="Bibliography"/>
         <w:rPr>
           <w:rFonts w:ascii="Calibri" w:cs="Calibri"/>
         </w:rPr>
-        <w:t xml:space="preserve">, B., Dugan, J., 2013. Multiple sources and forms of nitrogen sustain year-round kelp growth on the inner continental shelf of the Santa Barbara Channel. </w:t>
-      </w:r>
-      <w:proofErr w:type="spellStart"/>
+      </w:pPr>
       <w:r>
         <w:rPr>
           <w:rFonts w:ascii="Calibri" w:cs="Calibri"/>
         </w:rPr>
-        <w:t>oceanog</w:t>
-      </w:r>
-      <w:proofErr w:type="spellEnd"/>
-      <w:r>
+        <w:t>Vanni, M.J., 2002. Nutrient cycling by animals in freshwater ecosystems. Annual Review of Ecology and Systematics 33, 341–370. https://doi.org/10.1146/annurev.ecolsys.33.010802.150519</w:t>
+      </w:r>
+    </w:p>
+    <w:p>
+      <w:pPr>
+        <w:pStyle w:val="Bibliography"/>
         <w:rPr>
           <w:rFonts w:ascii="Calibri" w:cs="Calibri"/>
         </w:rPr>
-        <w:t xml:space="preserve"> 26, 114–123. https://doi.org/10.5670/oceanog.2013.53</w:t>
-      </w:r>
-    </w:p>
-    <w:p>
-      <w:pPr>
-        <w:pStyle w:val="Bibliography"/>
+      </w:pPr>
+      <w:r>
         <w:rPr>
           <w:rFonts w:ascii="Calibri" w:cs="Calibri"/>
         </w:rPr>
-      </w:pPr>
-      <w:proofErr w:type="spellStart"/>
-      <w:r>
-        <w:rPr>
-          <w:rFonts w:ascii="Calibri" w:cs="Calibri"/>
-        </w:rPr>
-        <w:t>Burkepile</w:t>
-      </w:r>
-      <w:proofErr w:type="spellEnd"/>
-      <w:r>
-        <w:rPr>
-          <w:rFonts w:ascii="Calibri" w:cs="Calibri"/>
-        </w:rPr>
-        <w:t>, D.E., Hay, M.E., 2006. Herbivore Vs. Nutrient Control of Marine Primary Producers: Context-Dependent Effects. Ecology 87, 3128–3139. https://doi.org/10.1890/0012-9658(2006)87[</w:t>
-      </w:r>
-      <w:proofErr w:type="gramStart"/>
-      <w:r>
-        <w:rPr>
-          <w:rFonts w:ascii="Calibri" w:cs="Calibri"/>
-        </w:rPr>
-        <w:t>3128:HVNCOM</w:t>
-      </w:r>
-      <w:proofErr w:type="gramEnd"/>
-      <w:r>
-        <w:rPr>
-          <w:rFonts w:ascii="Calibri" w:cs="Calibri"/>
-        </w:rPr>
-        <w:t>]2.0.CO;2</w:t>
-      </w:r>
-    </w:p>
-    <w:p>
-      <w:pPr>
-        <w:pStyle w:val="Bibliography"/>
-        <w:rPr>
-          <w:rFonts w:ascii="Calibri" w:cs="Calibri"/>
-        </w:rPr>
-      </w:pPr>
-      <w:proofErr w:type="spellStart"/>
-      <w:r>
-        <w:rPr>
-          <w:rFonts w:ascii="Calibri" w:cs="Calibri"/>
-        </w:rPr>
-        <w:t>Elser</w:t>
-      </w:r>
-      <w:proofErr w:type="spellEnd"/>
-      <w:r>
-        <w:rPr>
-          <w:rFonts w:ascii="Calibri" w:cs="Calibri"/>
-        </w:rPr>
-        <w:t xml:space="preserve">, J.J., Bracken, M.E.S., Cleland, E.E., Gruner, D.S., </w:t>
-      </w:r>
-      <w:proofErr w:type="spellStart"/>
-      <w:r>
-        <w:rPr>
-          <w:rFonts w:ascii="Calibri" w:cs="Calibri"/>
-        </w:rPr>
-        <w:t>Harpole</w:t>
-      </w:r>
-      <w:proofErr w:type="spellEnd"/>
-      <w:r>
-        <w:rPr>
-          <w:rFonts w:ascii="Calibri" w:cs="Calibri"/>
-        </w:rPr>
-        <w:t xml:space="preserve">, W.S., Hillebrand, H., Ngai, J.T., </w:t>
-      </w:r>
-      <w:proofErr w:type="spellStart"/>
-      <w:r>
-        <w:rPr>
-          <w:rFonts w:ascii="Calibri" w:cs="Calibri"/>
-        </w:rPr>
-        <w:t>Seabloom</w:t>
-      </w:r>
-      <w:proofErr w:type="spellEnd"/>
-      <w:r>
-        <w:rPr>
-          <w:rFonts w:ascii="Calibri" w:cs="Calibri"/>
-        </w:rPr>
-        <w:t xml:space="preserve">, E.W., </w:t>
-      </w:r>
-      <w:proofErr w:type="spellStart"/>
-      <w:r>
-        <w:rPr>
-          <w:rFonts w:ascii="Calibri" w:cs="Calibri"/>
-        </w:rPr>
-        <w:t>Shurin</w:t>
-      </w:r>
-      <w:proofErr w:type="spellEnd"/>
-      <w:r>
-        <w:rPr>
-          <w:rFonts w:ascii="Calibri" w:cs="Calibri"/>
-        </w:rPr>
-        <w:t>, J.B., Smith, J.E., 2007. Global analysis of nitrogen and phosphorus limitation of primary producers in freshwater, marine and terrestrial ecosystems. Ecology Letters 10, 1135–1142. https://doi.org/10.1111/j.1461-0248.2007.01113.x</w:t>
-      </w:r>
-    </w:p>
-    <w:p>
-      <w:pPr>
-        <w:pStyle w:val="Bibliography"/>
-        <w:rPr>
-          <w:rFonts w:ascii="Calibri" w:cs="Calibri"/>
-        </w:rPr>
-      </w:pPr>
-      <w:proofErr w:type="spellStart"/>
-      <w:r>
-        <w:rPr>
-          <w:rFonts w:ascii="Calibri" w:cs="Calibri"/>
-        </w:rPr>
-        <w:t>Elser</w:t>
-      </w:r>
-      <w:proofErr w:type="spellEnd"/>
-      <w:r>
-        <w:rPr>
-          <w:rFonts w:ascii="Calibri" w:cs="Calibri"/>
-        </w:rPr>
-        <w:t>, J.J., Urabe, J., 1999. The Stoichiometry of Consumer-Driven Nutrient Recycling: Theory, Observations, and Consequences. Ecology 80, 735–751. https://doi.org/10.1890/0012-9658(1999)080[</w:t>
-      </w:r>
-      <w:proofErr w:type="gramStart"/>
-      <w:r>
-        <w:rPr>
-          <w:rFonts w:ascii="Calibri" w:cs="Calibri"/>
-        </w:rPr>
-        <w:t>0735:TSOCDN</w:t>
-      </w:r>
-      <w:proofErr w:type="gramEnd"/>
-      <w:r>
-        <w:rPr>
-          <w:rFonts w:ascii="Calibri" w:cs="Calibri"/>
-        </w:rPr>
-        <w:t>]2.0.CO;2</w:t>
-      </w:r>
-    </w:p>
-    <w:p>
-      <w:pPr>
-        <w:pStyle w:val="Bibliography"/>
-        <w:rPr>
-          <w:rFonts w:ascii="Calibri" w:cs="Calibri"/>
-        </w:rPr>
-      </w:pPr>
-      <w:r>
-        <w:rPr>
-          <w:rFonts w:ascii="Calibri" w:cs="Calibri"/>
-        </w:rPr>
-        <w:t xml:space="preserve">Gruner, D.S., Smith, J.E., </w:t>
-      </w:r>
-      <w:proofErr w:type="spellStart"/>
-      <w:r>
-        <w:rPr>
-          <w:rFonts w:ascii="Calibri" w:cs="Calibri"/>
-        </w:rPr>
-        <w:t>Seabloom</w:t>
-      </w:r>
-      <w:proofErr w:type="spellEnd"/>
-      <w:r>
-        <w:rPr>
-          <w:rFonts w:ascii="Calibri" w:cs="Calibri"/>
-        </w:rPr>
-        <w:t xml:space="preserve">, E.W., </w:t>
-      </w:r>
-      <w:proofErr w:type="spellStart"/>
-      <w:r>
-        <w:rPr>
-          <w:rFonts w:ascii="Calibri" w:cs="Calibri"/>
-        </w:rPr>
-        <w:t>Sandin</w:t>
-      </w:r>
-      <w:proofErr w:type="spellEnd"/>
-      <w:r>
-        <w:rPr>
-          <w:rFonts w:ascii="Calibri" w:cs="Calibri"/>
-        </w:rPr>
-        <w:t xml:space="preserve">, S.A., Ngai, J.T., Hillebrand, H., </w:t>
-      </w:r>
-      <w:proofErr w:type="spellStart"/>
-      <w:r>
-        <w:rPr>
-          <w:rFonts w:ascii="Calibri" w:cs="Calibri"/>
-        </w:rPr>
-        <w:t>Harpole</w:t>
-      </w:r>
-      <w:proofErr w:type="spellEnd"/>
-      <w:r>
-        <w:rPr>
-          <w:rFonts w:ascii="Calibri" w:cs="Calibri"/>
-        </w:rPr>
-        <w:t xml:space="preserve">, W.S., </w:t>
-      </w:r>
-      <w:proofErr w:type="spellStart"/>
-      <w:r>
-        <w:rPr>
-          <w:rFonts w:ascii="Calibri" w:cs="Calibri"/>
-        </w:rPr>
-        <w:t>Elser</w:t>
-      </w:r>
-      <w:proofErr w:type="spellEnd"/>
-      <w:r>
-        <w:rPr>
-          <w:rFonts w:ascii="Calibri" w:cs="Calibri"/>
-        </w:rPr>
-        <w:t xml:space="preserve">, J.J., Cleland, E.E., Bracken, M.E.S., Borer, E.T., </w:t>
-      </w:r>
-      <w:proofErr w:type="spellStart"/>
-      <w:r>
-        <w:rPr>
-          <w:rFonts w:ascii="Calibri" w:cs="Calibri"/>
-        </w:rPr>
-        <w:t>Bolker</w:t>
-      </w:r>
-      <w:proofErr w:type="spellEnd"/>
-      <w:r>
-        <w:rPr>
-          <w:rFonts w:ascii="Calibri" w:cs="Calibri"/>
-        </w:rPr>
-        <w:t>, B.M., 2008. A cross-system synthesis of consumer and nutrient resource control on producer biomass. Ecology Letters 11, 740–755. https://doi.org/10.1111/j.1461-0248.2008.01192.x</w:t>
-      </w:r>
-    </w:p>
-    <w:p>
-      <w:pPr>
-        <w:pStyle w:val="Bibliography"/>
-        <w:rPr>
-          <w:rFonts w:ascii="Calibri" w:cs="Calibri"/>
-        </w:rPr>
-      </w:pPr>
-      <w:r>
-        <w:rPr>
-          <w:rFonts w:ascii="Calibri" w:cs="Calibri"/>
-        </w:rPr>
-        <w:t xml:space="preserve">Hillman, K., Walker, D.I., </w:t>
-      </w:r>
-      <w:proofErr w:type="spellStart"/>
-      <w:r>
-        <w:rPr>
-          <w:rFonts w:ascii="Calibri" w:cs="Calibri"/>
-        </w:rPr>
-        <w:t>Larkum</w:t>
-      </w:r>
-      <w:proofErr w:type="spellEnd"/>
-      <w:r>
-        <w:rPr>
-          <w:rFonts w:ascii="Calibri" w:cs="Calibri"/>
-        </w:rPr>
-        <w:t xml:space="preserve">, A.W.D., </w:t>
-      </w:r>
-      <w:proofErr w:type="spellStart"/>
-      <w:r>
-        <w:rPr>
-          <w:rFonts w:ascii="Calibri" w:cs="Calibri"/>
-        </w:rPr>
-        <w:t>McComb</w:t>
-      </w:r>
-      <w:proofErr w:type="spellEnd"/>
-      <w:r>
-        <w:rPr>
-          <w:rFonts w:ascii="Calibri" w:cs="Calibri"/>
-        </w:rPr>
-        <w:t xml:space="preserve">, A.J., 1989. Productivity and nutrient limitation, in: </w:t>
-      </w:r>
-      <w:proofErr w:type="spellStart"/>
-      <w:r>
-        <w:rPr>
-          <w:rFonts w:ascii="Calibri" w:cs="Calibri"/>
-        </w:rPr>
-        <w:t>Larkum</w:t>
-      </w:r>
-      <w:proofErr w:type="spellEnd"/>
-      <w:r>
-        <w:rPr>
-          <w:rFonts w:ascii="Calibri" w:cs="Calibri"/>
-        </w:rPr>
-        <w:t xml:space="preserve">, A.W.D., </w:t>
-      </w:r>
-      <w:proofErr w:type="spellStart"/>
-      <w:r>
-        <w:rPr>
-          <w:rFonts w:ascii="Calibri" w:cs="Calibri"/>
-        </w:rPr>
-        <w:t>McComb</w:t>
-      </w:r>
-      <w:proofErr w:type="spellEnd"/>
-      <w:r>
-        <w:rPr>
-          <w:rFonts w:ascii="Calibri" w:cs="Calibri"/>
-        </w:rPr>
-        <w:t xml:space="preserve">, A.J., Shephard, S.A. (Eds.), Biology of </w:t>
-      </w:r>
-      <w:proofErr w:type="gramStart"/>
-      <w:r>
-        <w:rPr>
-          <w:rFonts w:ascii="Calibri" w:cs="Calibri"/>
-        </w:rPr>
-        <w:t>Seagrasses :</w:t>
-      </w:r>
-      <w:proofErr w:type="gramEnd"/>
-      <w:r>
-        <w:rPr>
-          <w:rFonts w:ascii="Calibri" w:cs="Calibri"/>
-        </w:rPr>
-        <w:t xml:space="preserve"> A Treatise on the Biology of Seagrasses with Special Reference to the Australian Region. Elsevier Science Pub., Amsterdam, The Netherlands, pp. 635–685.</w:t>
-      </w:r>
-    </w:p>
-    <w:p>
-      <w:pPr>
-        <w:pStyle w:val="Bibliography"/>
-        <w:rPr>
-          <w:rFonts w:ascii="Calibri" w:cs="Calibri"/>
-        </w:rPr>
-      </w:pPr>
-      <w:r>
-        <w:rPr>
-          <w:rFonts w:ascii="Calibri" w:cs="Calibri"/>
-        </w:rPr>
-        <w:t xml:space="preserve">Jackson, G.A., 1977. Nutrients and Production of Giant Kelp, </w:t>
-      </w:r>
-      <w:proofErr w:type="spellStart"/>
-      <w:r>
-        <w:rPr>
-          <w:rFonts w:ascii="Calibri" w:cs="Calibri"/>
-        </w:rPr>
-        <w:t>Macrocystis</w:t>
-      </w:r>
-      <w:proofErr w:type="spellEnd"/>
-      <w:r>
-        <w:rPr>
-          <w:rFonts w:ascii="Calibri" w:cs="Calibri"/>
-        </w:rPr>
-        <w:t xml:space="preserve"> </w:t>
-      </w:r>
-      <w:proofErr w:type="spellStart"/>
-      <w:r>
-        <w:rPr>
-          <w:rFonts w:ascii="Calibri" w:cs="Calibri"/>
-        </w:rPr>
-        <w:t>pyrifera</w:t>
-      </w:r>
-      <w:proofErr w:type="spellEnd"/>
-      <w:r>
-        <w:rPr>
-          <w:rFonts w:ascii="Calibri" w:cs="Calibri"/>
-        </w:rPr>
-        <w:t>, Off Southern California. Limnology and Oceanography 22, 979–995.</w:t>
-      </w:r>
-    </w:p>
-    <w:p>
-      <w:pPr>
-        <w:pStyle w:val="Bibliography"/>
-        <w:rPr>
-          <w:rFonts w:ascii="Calibri" w:cs="Calibri"/>
-        </w:rPr>
-      </w:pPr>
-      <w:r>
-        <w:rPr>
-          <w:rFonts w:ascii="Calibri" w:cs="Calibri"/>
-        </w:rPr>
-        <w:t xml:space="preserve">McNaughton, S.J., </w:t>
-      </w:r>
-      <w:proofErr w:type="spellStart"/>
-      <w:r>
-        <w:rPr>
-          <w:rFonts w:ascii="Calibri" w:cs="Calibri"/>
-        </w:rPr>
-        <w:t>Ruess</w:t>
-      </w:r>
-      <w:proofErr w:type="spellEnd"/>
-      <w:r>
-        <w:rPr>
-          <w:rFonts w:ascii="Calibri" w:cs="Calibri"/>
-        </w:rPr>
-        <w:t xml:space="preserve">, R.W., </w:t>
-      </w:r>
-      <w:proofErr w:type="spellStart"/>
-      <w:r>
-        <w:rPr>
-          <w:rFonts w:ascii="Calibri" w:cs="Calibri"/>
-        </w:rPr>
-        <w:t>Seagle</w:t>
-      </w:r>
-      <w:proofErr w:type="spellEnd"/>
-      <w:r>
-        <w:rPr>
-          <w:rFonts w:ascii="Calibri" w:cs="Calibri"/>
-        </w:rPr>
-        <w:t xml:space="preserve">, S.W., 1988. Large mammals and process dynamics in African ecosystems. </w:t>
-      </w:r>
-      <w:proofErr w:type="spellStart"/>
-      <w:r>
-        <w:rPr>
-          <w:rFonts w:ascii="Calibri" w:cs="Calibri"/>
-        </w:rPr>
-        <w:t>BioScience</w:t>
-      </w:r>
-      <w:proofErr w:type="spellEnd"/>
-      <w:r>
-        <w:rPr>
-          <w:rFonts w:ascii="Calibri" w:cs="Calibri"/>
-        </w:rPr>
-        <w:t xml:space="preserve"> 38, 794–800. https://doi.org/10.2307/1310789</w:t>
-      </w:r>
-    </w:p>
-    <w:p>
-      <w:pPr>
-        <w:pStyle w:val="Bibliography"/>
-        <w:rPr>
-          <w:rFonts w:ascii="Calibri" w:cs="Calibri"/>
-        </w:rPr>
-      </w:pPr>
-      <w:r>
-        <w:rPr>
-          <w:rFonts w:ascii="Calibri" w:cs="Calibri"/>
-        </w:rPr>
-        <w:t xml:space="preserve">McPhee-Shaw, E.E., Siegel, D.A., Washburn, L., Brzezinski, M.A., Jones, J.L., </w:t>
-      </w:r>
-      <w:proofErr w:type="spellStart"/>
-      <w:r>
-        <w:rPr>
-          <w:rFonts w:ascii="Calibri" w:cs="Calibri"/>
-        </w:rPr>
-        <w:t>Leydecker</w:t>
-      </w:r>
-      <w:proofErr w:type="spellEnd"/>
-      <w:r>
-        <w:rPr>
-          <w:rFonts w:ascii="Calibri" w:cs="Calibri"/>
-        </w:rPr>
-        <w:t xml:space="preserve">, A., </w:t>
-      </w:r>
-      <w:proofErr w:type="spellStart"/>
-      <w:r>
-        <w:rPr>
-          <w:rFonts w:ascii="Calibri" w:cs="Calibri"/>
-        </w:rPr>
-        <w:t>Melack</w:t>
-      </w:r>
-      <w:proofErr w:type="spellEnd"/>
-      <w:r>
-        <w:rPr>
-          <w:rFonts w:ascii="Calibri" w:cs="Calibri"/>
-        </w:rPr>
-        <w:t xml:space="preserve">, J., 2007. Mechanisms for nutrient delivery to the inner shelf: Observations from </w:t>
-      </w:r>
-      <w:r>
-        <w:rPr>
-          <w:rFonts w:ascii="Calibri" w:cs="Calibri"/>
-        </w:rPr>
-        <w:lastRenderedPageBreak/>
-        <w:t>the Santa Barbara Channel. Limnology and Oceanography 52, 1748–1766. https://doi.org/10.4319/lo.2007.52.5.1748</w:t>
-      </w:r>
-    </w:p>
-    <w:p>
-      <w:pPr>
-        <w:pStyle w:val="Bibliography"/>
-        <w:rPr>
-          <w:rFonts w:ascii="Calibri" w:cs="Calibri"/>
-        </w:rPr>
-      </w:pPr>
-      <w:r>
-        <w:rPr>
-          <w:rFonts w:ascii="Calibri" w:cs="Calibri"/>
-        </w:rPr>
-        <w:t xml:space="preserve">Meyer, J.L., Schultz, E.T., </w:t>
-      </w:r>
-      <w:proofErr w:type="spellStart"/>
-      <w:r>
-        <w:rPr>
-          <w:rFonts w:ascii="Calibri" w:cs="Calibri"/>
-        </w:rPr>
-        <w:t>Helfman</w:t>
-      </w:r>
-      <w:proofErr w:type="spellEnd"/>
-      <w:r>
-        <w:rPr>
-          <w:rFonts w:ascii="Calibri" w:cs="Calibri"/>
-        </w:rPr>
-        <w:t>, G.S., 1983. Fish schools: An asset to corals. Science 220, 1047–1049. https://doi.org/10.1126/science.220.4601.1047</w:t>
-      </w:r>
-    </w:p>
-    <w:p>
-      <w:pPr>
-        <w:pStyle w:val="Bibliography"/>
-        <w:rPr>
-          <w:rFonts w:ascii="Calibri" w:cs="Calibri"/>
-        </w:rPr>
-      </w:pPr>
-      <w:r>
-        <w:rPr>
-          <w:rFonts w:ascii="Calibri" w:cs="Calibri"/>
-        </w:rPr>
-        <w:t xml:space="preserve">Moore, C.M., Mills, M.M., Arrigo, K.R., Berman-Frank, I., Bopp, L., Boyd, P.W., Galbraith, E.D., </w:t>
-      </w:r>
-      <w:proofErr w:type="spellStart"/>
-      <w:r>
-        <w:rPr>
-          <w:rFonts w:ascii="Calibri" w:cs="Calibri"/>
-        </w:rPr>
-        <w:t>Geider</w:t>
-      </w:r>
-      <w:proofErr w:type="spellEnd"/>
-      <w:r>
-        <w:rPr>
-          <w:rFonts w:ascii="Calibri" w:cs="Calibri"/>
-        </w:rPr>
-        <w:t xml:space="preserve">, R.J., </w:t>
-      </w:r>
-      <w:proofErr w:type="spellStart"/>
-      <w:r>
-        <w:rPr>
-          <w:rFonts w:ascii="Calibri" w:cs="Calibri"/>
-        </w:rPr>
-        <w:t>Guieu</w:t>
-      </w:r>
-      <w:proofErr w:type="spellEnd"/>
-      <w:r>
-        <w:rPr>
-          <w:rFonts w:ascii="Calibri" w:cs="Calibri"/>
-        </w:rPr>
-        <w:t xml:space="preserve">, C., Jaccard, S.L., </w:t>
-      </w:r>
-      <w:proofErr w:type="spellStart"/>
-      <w:r>
-        <w:rPr>
-          <w:rFonts w:ascii="Calibri" w:cs="Calibri"/>
-        </w:rPr>
-        <w:t>Jickells</w:t>
-      </w:r>
-      <w:proofErr w:type="spellEnd"/>
-      <w:r>
-        <w:rPr>
-          <w:rFonts w:ascii="Calibri" w:cs="Calibri"/>
-        </w:rPr>
-        <w:t xml:space="preserve">, T.D., La Roche, J., </w:t>
-      </w:r>
-      <w:proofErr w:type="spellStart"/>
-      <w:r>
-        <w:rPr>
-          <w:rFonts w:ascii="Calibri" w:cs="Calibri"/>
-        </w:rPr>
-        <w:t>Lenton</w:t>
-      </w:r>
-      <w:proofErr w:type="spellEnd"/>
-      <w:r>
-        <w:rPr>
-          <w:rFonts w:ascii="Calibri" w:cs="Calibri"/>
-        </w:rPr>
-        <w:t xml:space="preserve">, T.M., </w:t>
-      </w:r>
-      <w:proofErr w:type="spellStart"/>
-      <w:r>
-        <w:rPr>
-          <w:rFonts w:ascii="Calibri" w:cs="Calibri"/>
-        </w:rPr>
-        <w:t>Mahowald</w:t>
-      </w:r>
-      <w:proofErr w:type="spellEnd"/>
-      <w:r>
-        <w:rPr>
-          <w:rFonts w:ascii="Calibri" w:cs="Calibri"/>
-        </w:rPr>
-        <w:t xml:space="preserve">, N.M., </w:t>
-      </w:r>
-      <w:proofErr w:type="spellStart"/>
-      <w:r>
-        <w:rPr>
-          <w:rFonts w:ascii="Calibri" w:cs="Calibri"/>
-        </w:rPr>
-        <w:t>Marañón</w:t>
-      </w:r>
-      <w:proofErr w:type="spellEnd"/>
-      <w:r>
-        <w:rPr>
-          <w:rFonts w:ascii="Calibri" w:cs="Calibri"/>
-        </w:rPr>
-        <w:t xml:space="preserve">, E., </w:t>
-      </w:r>
-      <w:proofErr w:type="spellStart"/>
-      <w:r>
-        <w:rPr>
-          <w:rFonts w:ascii="Calibri" w:cs="Calibri"/>
-        </w:rPr>
-        <w:t>Marinov</w:t>
-      </w:r>
-      <w:proofErr w:type="spellEnd"/>
-      <w:r>
-        <w:rPr>
-          <w:rFonts w:ascii="Calibri" w:cs="Calibri"/>
-        </w:rPr>
-        <w:t xml:space="preserve">, I., Moore, J.K., Nakatsuka, T., </w:t>
-      </w:r>
-      <w:proofErr w:type="spellStart"/>
-      <w:r>
-        <w:rPr>
-          <w:rFonts w:ascii="Calibri" w:cs="Calibri"/>
-        </w:rPr>
-        <w:t>Oschlies</w:t>
-      </w:r>
-      <w:proofErr w:type="spellEnd"/>
-      <w:r>
-        <w:rPr>
-          <w:rFonts w:ascii="Calibri" w:cs="Calibri"/>
-        </w:rPr>
-        <w:t xml:space="preserve">, A., Saito, M.A., </w:t>
-      </w:r>
-      <w:proofErr w:type="spellStart"/>
-      <w:r>
-        <w:rPr>
-          <w:rFonts w:ascii="Calibri" w:cs="Calibri"/>
-        </w:rPr>
-        <w:t>Thingstad</w:t>
-      </w:r>
-      <w:proofErr w:type="spellEnd"/>
-      <w:r>
-        <w:rPr>
-          <w:rFonts w:ascii="Calibri" w:cs="Calibri"/>
-        </w:rPr>
-        <w:t>, T.F., Tsuda, A., Ulloa, O., 2013. Processes and patterns of oceanic nutrient limitation. Nature Geoscience 6, 701–710. https://doi.org/10.1038/ngeo1765</w:t>
-      </w:r>
-    </w:p>
-    <w:p>
-      <w:pPr>
-        <w:pStyle w:val="Bibliography"/>
-        <w:rPr>
-          <w:rFonts w:ascii="Calibri" w:cs="Calibri"/>
-        </w:rPr>
-      </w:pPr>
-      <w:r>
-        <w:rPr>
-          <w:rFonts w:ascii="Calibri" w:cs="Calibri"/>
-        </w:rPr>
-        <w:t>Peterson, B., Heck, K., 2001. Positive interactions between suspension-feeding bivalves and seagrass-a facultative mutualism. Mar. Ecol. Prog. Ser. 213, 143–155. https://doi.org/10.3354/meps213143</w:t>
-      </w:r>
-    </w:p>
-    <w:p>
-      <w:pPr>
-        <w:pStyle w:val="Bibliography"/>
-        <w:rPr>
-          <w:rFonts w:ascii="Calibri" w:cs="Calibri"/>
-        </w:rPr>
-      </w:pPr>
-      <w:r>
-        <w:rPr>
-          <w:rFonts w:ascii="Calibri" w:cs="Calibri"/>
-        </w:rPr>
-        <w:t xml:space="preserve">Pfister, C.A., </w:t>
-      </w:r>
-      <w:proofErr w:type="spellStart"/>
-      <w:r>
-        <w:rPr>
-          <w:rFonts w:ascii="Calibri" w:cs="Calibri"/>
-        </w:rPr>
-        <w:t>Altabet</w:t>
-      </w:r>
-      <w:proofErr w:type="spellEnd"/>
-      <w:r>
-        <w:rPr>
-          <w:rFonts w:ascii="Calibri" w:cs="Calibri"/>
-        </w:rPr>
-        <w:t>, M.A., Post, D., 2014. Animal regeneration and microbial retention of nitrogen along coastal rocky shores. Ecology 95, 2803–2814. https://doi.org/10.1890/13-1825.1</w:t>
-      </w:r>
-    </w:p>
-    <w:p>
-      <w:pPr>
-        <w:pStyle w:val="Bibliography"/>
-        <w:rPr>
-          <w:rFonts w:ascii="Calibri" w:cs="Calibri"/>
-        </w:rPr>
-      </w:pPr>
-      <w:r>
-        <w:rPr>
-          <w:rFonts w:ascii="Calibri" w:cs="Calibri"/>
-        </w:rPr>
-        <w:t>Phillips, J.C., Hurd, C.L., 2004. Kinetics of nitrate, ammonium, and urea uptake by four intertidal seaweeds from New Zealand. Journal of Phycology 40, 534–545. https://doi.org/10.1111/j.1529-8817.2004.03157.x</w:t>
-      </w:r>
-    </w:p>
-    <w:p>
-      <w:pPr>
-        <w:pStyle w:val="Bibliography"/>
-        <w:rPr>
-          <w:rFonts w:ascii="Calibri" w:cs="Calibri"/>
-        </w:rPr>
-      </w:pPr>
-      <w:proofErr w:type="spellStart"/>
-      <w:r>
-        <w:rPr>
-          <w:rFonts w:ascii="Calibri" w:cs="Calibri"/>
-        </w:rPr>
-        <w:t>Probyn</w:t>
-      </w:r>
-      <w:proofErr w:type="spellEnd"/>
-      <w:r>
-        <w:rPr>
-          <w:rFonts w:ascii="Calibri" w:cs="Calibri"/>
-        </w:rPr>
-        <w:t>, T.A., McQuaid, C.D., 1985. In-situ measurements of nitrogenous nutrient uptake by kelp (</w:t>
-      </w:r>
-      <w:proofErr w:type="spellStart"/>
-      <w:r>
-        <w:rPr>
-          <w:rFonts w:ascii="Calibri" w:cs="Calibri"/>
-        </w:rPr>
-        <w:t>Ecklonia</w:t>
-      </w:r>
-      <w:proofErr w:type="spellEnd"/>
-      <w:r>
-        <w:rPr>
-          <w:rFonts w:ascii="Calibri" w:cs="Calibri"/>
-        </w:rPr>
-        <w:t xml:space="preserve"> maxima) and phytoplankton in a nitrate-rich upwelling environment. Mar. Biol. 88, 149–154. https://doi.org/10.1007/BF00397162</w:t>
-      </w:r>
-    </w:p>
-    <w:p>
-      <w:pPr>
-        <w:pStyle w:val="Bibliography"/>
-        <w:rPr>
-          <w:rFonts w:ascii="Calibri" w:cs="Calibri"/>
-        </w:rPr>
-      </w:pPr>
-      <w:proofErr w:type="spellStart"/>
-      <w:r>
-        <w:rPr>
-          <w:rFonts w:ascii="Calibri" w:cs="Calibri"/>
-        </w:rPr>
-        <w:t>Ryther</w:t>
-      </w:r>
-      <w:proofErr w:type="spellEnd"/>
-      <w:r>
-        <w:rPr>
-          <w:rFonts w:ascii="Calibri" w:cs="Calibri"/>
-        </w:rPr>
-        <w:t>, J.H., Dunstan, W.M., 1971. Nitrogen, phosphorus, and eutrophication in the coastal marine environment. Science 171, 1008–1013. https://doi.org/10.1126/science.171.3975.1008</w:t>
-      </w:r>
-    </w:p>
-    <w:p>
-      <w:pPr>
-        <w:pStyle w:val="Bibliography"/>
-        <w:rPr>
-          <w:rFonts w:ascii="Calibri" w:cs="Calibri"/>
-        </w:rPr>
-      </w:pPr>
-      <w:r>
-        <w:rPr>
-          <w:rFonts w:ascii="Calibri" w:cs="Calibri"/>
-        </w:rPr>
-        <w:t>Schindler, D.W., 1974. Eutrophication and Recovery in Experimental Lakes: Implications for Lake Management. Science 184, 897–899. https://doi.org/10.1126/science.184.4139.897</w:t>
-      </w:r>
-    </w:p>
-    <w:p>
-      <w:pPr>
-        <w:pStyle w:val="Bibliography"/>
-        <w:rPr>
-          <w:rFonts w:ascii="Calibri" w:cs="Calibri"/>
-        </w:rPr>
-      </w:pPr>
-      <w:r>
-        <w:rPr>
-          <w:rFonts w:ascii="Calibri" w:cs="Calibri"/>
-        </w:rPr>
-        <w:t xml:space="preserve">Sitters, J., Bakker, E.S., Veldhuis, M.P., Veen, G.F., </w:t>
-      </w:r>
-      <w:proofErr w:type="spellStart"/>
-      <w:r>
-        <w:rPr>
-          <w:rFonts w:ascii="Calibri" w:cs="Calibri"/>
-        </w:rPr>
-        <w:t>Olde</w:t>
-      </w:r>
-      <w:proofErr w:type="spellEnd"/>
-      <w:r>
-        <w:rPr>
-          <w:rFonts w:ascii="Calibri" w:cs="Calibri"/>
-        </w:rPr>
-        <w:t xml:space="preserve"> </w:t>
-      </w:r>
-      <w:proofErr w:type="spellStart"/>
-      <w:r>
-        <w:rPr>
-          <w:rFonts w:ascii="Calibri" w:cs="Calibri"/>
-        </w:rPr>
-        <w:t>Venterink</w:t>
-      </w:r>
-      <w:proofErr w:type="spellEnd"/>
-      <w:r>
-        <w:rPr>
-          <w:rFonts w:ascii="Calibri" w:cs="Calibri"/>
-        </w:rPr>
-        <w:t xml:space="preserve">, H., </w:t>
-      </w:r>
-      <w:proofErr w:type="spellStart"/>
-      <w:r>
-        <w:rPr>
-          <w:rFonts w:ascii="Calibri" w:cs="Calibri"/>
-        </w:rPr>
-        <w:t>Vanni</w:t>
-      </w:r>
-      <w:proofErr w:type="spellEnd"/>
-      <w:r>
-        <w:rPr>
-          <w:rFonts w:ascii="Calibri" w:cs="Calibri"/>
-        </w:rPr>
-        <w:t>, M.J., 2017. The stoichiometry of nutrient release by terrestrial herbivores and its ecosystem consequences. Front. Earth Sci. 5. https://doi.org/10.3389/feart.2017.00032</w:t>
-      </w:r>
-    </w:p>
-    <w:p>
-      <w:pPr>
-        <w:pStyle w:val="Bibliography"/>
-        <w:rPr>
-          <w:rFonts w:ascii="Calibri" w:cs="Calibri"/>
-        </w:rPr>
-      </w:pPr>
-      <w:r>
-        <w:rPr>
-          <w:rFonts w:ascii="Calibri" w:cs="Calibri"/>
-        </w:rPr>
-        <w:t>Smith, V.H., Tilman, G.D., Nekola, J.C., 1999. Eutrophication: impacts of excess nutrient inputs on freshwater, marine, and terrestrial ecosystems. Environmental Pollution 100, 179–196. https://doi.org/10.1016/S0269-7491(99)00091-3</w:t>
-      </w:r>
-    </w:p>
-    <w:p>
-      <w:pPr>
-        <w:pStyle w:val="Bibliography"/>
-        <w:rPr>
-          <w:rFonts w:ascii="Calibri" w:cs="Calibri"/>
-        </w:rPr>
-      </w:pPr>
-      <w:proofErr w:type="spellStart"/>
-      <w:r>
-        <w:rPr>
-          <w:rFonts w:ascii="Calibri" w:cs="Calibri"/>
-        </w:rPr>
-        <w:t>Vanni</w:t>
-      </w:r>
-      <w:proofErr w:type="spellEnd"/>
-      <w:r>
-        <w:rPr>
-          <w:rFonts w:ascii="Calibri" w:cs="Calibri"/>
-        </w:rPr>
-        <w:t>, M.J., 2002. Nutrient cycling by animals in freshwater ecosystems. Annual Review of Ecology and Systematics 33, 341–370. https://doi.org/10.1146/annurev.ecolsys.33.010802.150519</w:t>
-      </w:r>
-    </w:p>
-    <w:p>
-      <w:pPr>
-        <w:pStyle w:val="Bibliography"/>
-        <w:rPr>
-          <w:rFonts w:ascii="Calibri" w:cs="Calibri"/>
-        </w:rPr>
-      </w:pPr>
-      <w:proofErr w:type="spellStart"/>
-      <w:r>
-        <w:rPr>
-          <w:rFonts w:ascii="Calibri" w:cs="Calibri"/>
-        </w:rPr>
-        <w:t>Viechtbauer</w:t>
-      </w:r>
-      <w:proofErr w:type="spellEnd"/>
-      <w:r>
-        <w:rPr>
-          <w:rFonts w:ascii="Calibri" w:cs="Calibri"/>
-        </w:rPr>
-        <w:t xml:space="preserve">, W., 2010. Conducting Meta-Analyses in </w:t>
+        <w:t xml:space="preserve">Viechtbauer, W., 2010. Conducting Meta-Analyses in </w:t>
       </w:r>
       <w:r>
         <w:rPr>
@@ -7704,7 +8731,6 @@
         </w:rPr>
         <w:t xml:space="preserve"> with the </w:t>
       </w:r>
-      <w:proofErr w:type="spellStart"/>
       <w:r>
         <w:rPr>
           <w:rFonts w:ascii="Calibri" w:cs="Calibri"/>
@@ -7713,7 +8739,6 @@
         </w:rPr>
         <w:t>metafor</w:t>
       </w:r>
-      <w:proofErr w:type="spellEnd"/>
       <w:r>
         <w:rPr>
           <w:rFonts w:ascii="Calibri" w:cs="Calibri"/>
@@ -7916,7 +8941,7 @@
       </w:r>
     </w:p>
   </w:comment>
-  <w:comment w:id="8" w:author="Em Lim" w:date="2023-01-18T10:00:00Z" w:initials="EL">
+  <w:comment w:id="8" w:author="Em Lim" w:date="2023-01-20T10:43:00Z" w:initials="EL">
     <w:p>
       <w:pPr>
         <w:pStyle w:val="CommentText"/>
@@ -7928,11 +8953,27 @@
         <w:annotationRef/>
       </w:r>
       <w:r>
+        <w:t>37 or 38?</w:t>
+      </w:r>
+    </w:p>
+  </w:comment>
+  <w:comment w:id="9" w:author="Em Lim" w:date="2023-01-18T10:00:00Z" w:initials="EL">
+    <w:p>
+      <w:pPr>
+        <w:pStyle w:val="CommentText"/>
+      </w:pPr>
+      <w:r>
+        <w:rPr>
+          <w:rStyle w:val="CommentReference"/>
+        </w:rPr>
+        <w:annotationRef/>
+      </w:r>
+      <w:r>
         <w:t>Provide justification for this and an explanation of what species were included in each!</w:t>
       </w:r>
     </w:p>
   </w:comment>
-  <w:comment w:id="9" w:author="Em Lim" w:date="2023-01-18T11:19:00Z" w:initials="EL">
+  <w:comment w:id="10" w:author="Em Lim" w:date="2023-01-18T11:19:00Z" w:initials="EL">
     <w:p>
       <w:pPr>
         <w:pStyle w:val="CommentText"/>
@@ -7953,6 +8994,22 @@
       <w:proofErr w:type="gramEnd"/>
       <w:r>
         <w:t xml:space="preserve"> τ 2 = 0 in random- and mixed-effects models can be tested with Cochran’s Q-test</w:t>
+      </w:r>
+    </w:p>
+  </w:comment>
+  <w:comment w:id="11" w:author="Em Lim" w:date="2023-01-19T13:19:00Z" w:initials="EL">
+    <w:p>
+      <w:pPr>
+        <w:pStyle w:val="CommentText"/>
+      </w:pPr>
+      <w:r>
+        <w:rPr>
+          <w:rStyle w:val="CommentReference"/>
+        </w:rPr>
+        <w:annotationRef/>
+      </w:r>
+      <w:r>
+        <w:t>Dude I still don’t know how to interpret these….</w:t>
       </w:r>
     </w:p>
   </w:comment>
@@ -7969,8 +9026,10 @@
   <w15:commentEx w15:paraId="2AD432BF" w15:done="0"/>
   <w15:commentEx w15:paraId="155D925E" w15:done="0"/>
   <w15:commentEx w15:paraId="419ED5B5" w15:done="0"/>
+  <w15:commentEx w15:paraId="13A7D497" w15:done="0"/>
   <w15:commentEx w15:paraId="18FFDB0E" w15:done="0"/>
   <w15:commentEx w15:paraId="56C7399E" w15:done="0"/>
+  <w15:commentEx w15:paraId="113FB20D" w15:done="0"/>
 </w15:commentsEx>
 </file>
 
@@ -8005,8 +9064,10 @@
   <w16cid:commentId w16cid:paraId="2AD432BF" w16cid:durableId="2593BBA3"/>
   <w16cid:commentId w16cid:paraId="155D925E" w16cid:durableId="22F8AC9D"/>
   <w16cid:commentId w16cid:paraId="419ED5B5" w16cid:durableId="2593BBB0"/>
+  <w16cid:commentId w16cid:paraId="13A7D497" w16cid:durableId="2774EEBE"/>
   <w16cid:commentId w16cid:paraId="18FFDB0E" w16cid:durableId="277241D1"/>
   <w16cid:commentId w16cid:paraId="56C7399E" w16cid:durableId="27725442"/>
+  <w16cid:commentId w16cid:paraId="113FB20D" w16cid:durableId="2773C1F8"/>
 </w16cid:commentsIds>
 </file>
 

--- a/Publication docs/Lim_meta_analysis.docx
+++ b/Publication docs/Lim_meta_analysis.docx
@@ -3791,6 +3791,7 @@
         <w:ind w:firstLine="720"/>
         <w:rPr>
           <w:rFonts w:ascii="Times New Roman" w:hAnsi="Times New Roman" w:cs="Times New Roman"/>
+          <w:lang w:val="en-CA"/>
         </w:rPr>
       </w:pPr>
       <w:r>
@@ -3940,203 +3941,161 @@
           <w:rFonts w:ascii="Times New Roman" w:hAnsi="Times New Roman" w:cs="Times New Roman"/>
           <w:lang w:val="en-CA"/>
         </w:rPr>
-        <w:t xml:space="preserve">, we used the </w:t>
+        <w:t xml:space="preserve">, we used </w:t>
+      </w:r>
+      <w:r>
+        <w:rPr>
+          <w:rFonts w:ascii="Times New Roman" w:hAnsi="Times New Roman" w:cs="Times New Roman"/>
+          <w:lang w:val="en-CA"/>
+        </w:rPr>
+        <w:t>the search term nutrient AND excretion AND primary producer AND marine AND growth with synonyms for each word included as well (See supplement for all words included in the search term).</w:t>
+      </w:r>
+      <w:r>
+        <w:rPr>
+          <w:rFonts w:ascii="Times New Roman" w:hAnsi="Times New Roman" w:cs="Times New Roman"/>
+          <w:lang w:val="en-CA"/>
+        </w:rPr>
+        <w:t xml:space="preserve"> </w:t>
+      </w:r>
+      <w:r>
+        <w:rPr>
+          <w:rFonts w:ascii="Times New Roman" w:hAnsi="Times New Roman" w:cs="Times New Roman"/>
+        </w:rPr>
+        <w:t>In total, this search yielded</w:t>
+      </w:r>
+      <w:r>
+        <w:rPr>
+          <w:rFonts w:ascii="Times New Roman" w:hAnsi="Times New Roman" w:cs="Times New Roman"/>
+        </w:rPr>
+        <w:t xml:space="preserve"> 1,257 publications. We </w:t>
       </w:r>
       <w:commentRangeStart w:id="4"/>
       <w:r>
         <w:rPr>
           <w:rFonts w:ascii="Times New Roman" w:hAnsi="Times New Roman" w:cs="Times New Roman"/>
-          <w:lang w:val="en-CA"/>
-        </w:rPr>
-        <w:t xml:space="preserve">search string </w:t>
-      </w:r>
-      <w:r>
-        <w:rPr>
-          <w:rFonts w:ascii="Times New Roman" w:hAnsi="Times New Roman" w:cs="Times New Roman"/>
-        </w:rPr>
-        <w:t>(</w:t>
-      </w:r>
-      <w:proofErr w:type="spellStart"/>
-      <w:r>
-        <w:rPr>
-          <w:rFonts w:ascii="Times New Roman" w:hAnsi="Times New Roman" w:cs="Times New Roman"/>
-        </w:rPr>
-        <w:t>ammon</w:t>
-      </w:r>
-      <w:proofErr w:type="spellEnd"/>
-      <w:r>
-        <w:rPr>
-          <w:rFonts w:ascii="Times New Roman" w:hAnsi="Times New Roman" w:cs="Times New Roman"/>
-        </w:rPr>
-        <w:t xml:space="preserve">* OR </w:t>
-      </w:r>
-      <w:proofErr w:type="spellStart"/>
-      <w:r>
-        <w:rPr>
-          <w:rFonts w:ascii="Times New Roman" w:hAnsi="Times New Roman" w:cs="Times New Roman"/>
-        </w:rPr>
-        <w:t>nitrog</w:t>
-      </w:r>
-      <w:proofErr w:type="spellEnd"/>
-      <w:r>
-        <w:rPr>
-          <w:rFonts w:ascii="Times New Roman" w:hAnsi="Times New Roman" w:cs="Times New Roman"/>
-        </w:rPr>
-        <w:t xml:space="preserve">* OR </w:t>
-      </w:r>
-      <w:proofErr w:type="spellStart"/>
-      <w:r>
-        <w:rPr>
-          <w:rFonts w:ascii="Times New Roman" w:hAnsi="Times New Roman" w:cs="Times New Roman"/>
-        </w:rPr>
-        <w:t>phosph</w:t>
-      </w:r>
-      <w:proofErr w:type="spellEnd"/>
-      <w:r>
-        <w:rPr>
-          <w:rFonts w:ascii="Times New Roman" w:hAnsi="Times New Roman" w:cs="Times New Roman"/>
-        </w:rPr>
-        <w:t>* OR nutrient) AND (</w:t>
-      </w:r>
-      <w:proofErr w:type="spellStart"/>
-      <w:r>
-        <w:rPr>
-          <w:rFonts w:ascii="Times New Roman" w:hAnsi="Times New Roman" w:cs="Times New Roman"/>
-        </w:rPr>
-        <w:t>excret</w:t>
-      </w:r>
-      <w:proofErr w:type="spellEnd"/>
-      <w:r>
-        <w:rPr>
-          <w:rFonts w:ascii="Times New Roman" w:hAnsi="Times New Roman" w:cs="Times New Roman"/>
-        </w:rPr>
-        <w:t xml:space="preserve">* OR egest* OR mutual* OR </w:t>
-      </w:r>
-      <w:proofErr w:type="spellStart"/>
-      <w:r>
-        <w:rPr>
-          <w:rFonts w:ascii="Times New Roman" w:hAnsi="Times New Roman" w:cs="Times New Roman"/>
-        </w:rPr>
-        <w:t>symbio</w:t>
-      </w:r>
-      <w:proofErr w:type="spellEnd"/>
-      <w:r>
-        <w:rPr>
-          <w:rFonts w:ascii="Times New Roman" w:hAnsi="Times New Roman" w:cs="Times New Roman"/>
-        </w:rPr>
-        <w:t>* OR subsid* OR consumer-</w:t>
-      </w:r>
-      <w:proofErr w:type="spellStart"/>
-      <w:r>
-        <w:rPr>
-          <w:rFonts w:ascii="Times New Roman" w:hAnsi="Times New Roman" w:cs="Times New Roman"/>
-        </w:rPr>
-        <w:t>mediat</w:t>
-      </w:r>
-      <w:proofErr w:type="spellEnd"/>
-      <w:r>
-        <w:rPr>
-          <w:rFonts w:ascii="Times New Roman" w:hAnsi="Times New Roman" w:cs="Times New Roman"/>
-        </w:rPr>
-        <w:t xml:space="preserve">*) AND (coral* OR kelp* OR alga* OR macroalgae OR microalgae OR phytoplankton OR </w:t>
-      </w:r>
-      <w:proofErr w:type="spellStart"/>
-      <w:r>
-        <w:rPr>
-          <w:rFonts w:ascii="Times New Roman" w:hAnsi="Times New Roman" w:cs="Times New Roman"/>
-        </w:rPr>
-        <w:t>zooxanthell</w:t>
-      </w:r>
-      <w:proofErr w:type="spellEnd"/>
-      <w:r>
-        <w:rPr>
-          <w:rFonts w:ascii="Times New Roman" w:hAnsi="Times New Roman" w:cs="Times New Roman"/>
-        </w:rPr>
-        <w:t xml:space="preserve">* OR primary prod* OR seagrass* OR sea grass* OR seaweed* OR mangrove*) AND (reef OR </w:t>
+        </w:rPr>
+        <w:t xml:space="preserve">refined </w:t>
+      </w:r>
+      <w:commentRangeEnd w:id="4"/>
+      <w:r>
+        <w:rPr>
+          <w:rStyle w:val="CommentReference"/>
+        </w:rPr>
+        <w:commentReference w:id="4"/>
+      </w:r>
+      <w:r>
+        <w:rPr>
+          <w:rFonts w:ascii="Times New Roman" w:hAnsi="Times New Roman" w:cs="Times New Roman"/>
+        </w:rPr>
+        <w:t xml:space="preserve">this list by only including articles </w:t>
+      </w:r>
+      <w:r>
+        <w:rPr>
+          <w:rFonts w:ascii="Times New Roman" w:hAnsi="Times New Roman" w:cs="Times New Roman"/>
+        </w:rPr>
+        <w:t>and</w:t>
+      </w:r>
+      <w:r>
+        <w:rPr>
+          <w:rFonts w:ascii="Times New Roman" w:hAnsi="Times New Roman" w:cs="Times New Roman"/>
+        </w:rPr>
+        <w:t xml:space="preserve"> proceedings </w:t>
+      </w:r>
+      <w:commentRangeStart w:id="5"/>
+      <w:r>
+        <w:rPr>
+          <w:rFonts w:ascii="Times New Roman" w:hAnsi="Times New Roman" w:cs="Times New Roman"/>
+        </w:rPr>
+        <w:t>papers</w:t>
+      </w:r>
+      <w:commentRangeEnd w:id="5"/>
+      <w:r>
+        <w:rPr>
+          <w:rStyle w:val="CommentReference"/>
+        </w:rPr>
+        <w:commentReference w:id="5"/>
+      </w:r>
+      <w:r>
+        <w:rPr>
+          <w:rFonts w:ascii="Times New Roman" w:hAnsi="Times New Roman" w:cs="Times New Roman"/>
+        </w:rPr>
+        <w:t xml:space="preserve"> to filter unreviewed articles</w:t>
+      </w:r>
+      <w:r>
+        <w:rPr>
+          <w:rFonts w:ascii="Times New Roman" w:hAnsi="Times New Roman" w:cs="Times New Roman"/>
+        </w:rPr>
+        <w:t xml:space="preserve">, which narrowed </w:t>
       </w:r>
       <w:r>
         <w:rPr>
           <w:rFonts w:ascii="Times New Roman" w:hAnsi="Times New Roman" w:cs="Times New Roman"/>
         </w:rPr>
         <w:lastRenderedPageBreak/>
-        <w:t>subtidal OR intertidal OR coast* OR marine OR benthic OR coral OR kelp) AND (grow* OR grew OR biomass OR abundance OR weight)</w:t>
-      </w:r>
-      <w:r>
-        <w:rPr>
-          <w:rFonts w:ascii="Times New Roman" w:hAnsi="Times New Roman" w:cs="Times New Roman"/>
-        </w:rPr>
-        <w:t>.</w:t>
-      </w:r>
-      <w:commentRangeEnd w:id="4"/>
+        <w:t xml:space="preserve">the results to 1,164 </w:t>
+      </w:r>
+      <w:r>
+        <w:rPr>
+          <w:rFonts w:ascii="Times New Roman" w:hAnsi="Times New Roman" w:cs="Times New Roman"/>
+        </w:rPr>
+        <w:t>publications</w:t>
+      </w:r>
+      <w:r>
+        <w:rPr>
+          <w:rFonts w:ascii="Times New Roman" w:hAnsi="Times New Roman" w:cs="Times New Roman"/>
+        </w:rPr>
+        <w:t xml:space="preserve">. </w:t>
+      </w:r>
+      <w:r>
+        <w:rPr>
+          <w:rFonts w:ascii="Times New Roman" w:hAnsi="Times New Roman" w:cs="Times New Roman"/>
+        </w:rPr>
+        <w:t>We then</w:t>
+      </w:r>
+      <w:r>
+        <w:rPr>
+          <w:rFonts w:ascii="Times New Roman" w:hAnsi="Times New Roman" w:cs="Times New Roman"/>
+        </w:rPr>
+        <w:t xml:space="preserve"> </w:t>
+      </w:r>
+      <w:commentRangeStart w:id="6"/>
+      <w:r>
+        <w:rPr>
+          <w:rFonts w:ascii="Times New Roman" w:hAnsi="Times New Roman" w:cs="Times New Roman"/>
+        </w:rPr>
+        <w:t>removed</w:t>
+      </w:r>
+      <w:r>
+        <w:rPr>
+          <w:rFonts w:ascii="Times New Roman" w:hAnsi="Times New Roman" w:cs="Times New Roman"/>
+        </w:rPr>
+        <w:t xml:space="preserve"> </w:t>
+      </w:r>
+      <w:commentRangeEnd w:id="6"/>
       <w:r>
         <w:rPr>
           <w:rStyle w:val="CommentReference"/>
         </w:rPr>
-        <w:commentReference w:id="4"/>
-      </w:r>
-      <w:r>
-        <w:rPr>
-          <w:rFonts w:ascii="Times New Roman" w:hAnsi="Times New Roman" w:cs="Times New Roman"/>
-        </w:rPr>
-        <w:t xml:space="preserve"> In total, this search yielded</w:t>
-      </w:r>
-      <w:r>
-        <w:rPr>
-          <w:rFonts w:ascii="Times New Roman" w:hAnsi="Times New Roman" w:cs="Times New Roman"/>
-        </w:rPr>
-        <w:t xml:space="preserve"> 1,257 publications. We </w:t>
-      </w:r>
-      <w:commentRangeStart w:id="5"/>
-      <w:r>
-        <w:rPr>
-          <w:rFonts w:ascii="Times New Roman" w:hAnsi="Times New Roman" w:cs="Times New Roman"/>
-        </w:rPr>
-        <w:t xml:space="preserve">refined </w:t>
-      </w:r>
-      <w:commentRangeEnd w:id="5"/>
-      <w:r>
-        <w:rPr>
-          <w:rStyle w:val="CommentReference"/>
-        </w:rPr>
-        <w:commentReference w:id="5"/>
-      </w:r>
-      <w:r>
-        <w:rPr>
-          <w:rFonts w:ascii="Times New Roman" w:hAnsi="Times New Roman" w:cs="Times New Roman"/>
-        </w:rPr>
-        <w:t xml:space="preserve">this list by only including articles </w:t>
-      </w:r>
-      <w:r>
-        <w:rPr>
-          <w:rFonts w:ascii="Times New Roman" w:hAnsi="Times New Roman" w:cs="Times New Roman"/>
-        </w:rPr>
-        <w:t>and</w:t>
-      </w:r>
-      <w:r>
-        <w:rPr>
-          <w:rFonts w:ascii="Times New Roman" w:hAnsi="Times New Roman" w:cs="Times New Roman"/>
-        </w:rPr>
-        <w:t xml:space="preserve"> proceedings </w:t>
-      </w:r>
-      <w:commentRangeStart w:id="6"/>
-      <w:r>
-        <w:rPr>
-          <w:rFonts w:ascii="Times New Roman" w:hAnsi="Times New Roman" w:cs="Times New Roman"/>
-        </w:rPr>
-        <w:t>papers</w:t>
-      </w:r>
-      <w:commentRangeEnd w:id="6"/>
-      <w:r>
-        <w:rPr>
-          <w:rStyle w:val="CommentReference"/>
-        </w:rPr>
         <w:commentReference w:id="6"/>
       </w:r>
       <w:r>
         <w:rPr>
           <w:rFonts w:ascii="Times New Roman" w:hAnsi="Times New Roman" w:cs="Times New Roman"/>
         </w:rPr>
-        <w:t xml:space="preserve">, which narrowed the results to 1,164 </w:t>
+        <w:t>publications that were not included in the Web of Science</w:t>
+      </w:r>
+      <w:r>
+        <w:rPr>
+          <w:rFonts w:ascii="Times New Roman" w:hAnsi="Times New Roman" w:cs="Times New Roman"/>
+          <w:lang w:val="en-CA"/>
+        </w:rPr>
+        <w:sym w:font="Symbol" w:char="F0E4"/>
+      </w:r>
+      <w:r>
+        <w:rPr>
+          <w:rFonts w:ascii="Times New Roman" w:hAnsi="Times New Roman" w:cs="Times New Roman"/>
+        </w:rPr>
+        <w:t xml:space="preserve"> categories: Marine Freshwater Biology, Environmental Engineering, Ecology, Oceanography, Zoology, Environmental Studies, Limnology, Multidisciplinary Sciences, Biology, Plant Sciences, Fisheries, or Biodiversity Conservation, resulting in 1,006 </w:t>
       </w:r>
       <w:r>
         <w:rPr>
@@ -4148,13 +4107,25 @@
         <w:rPr>
           <w:rFonts w:ascii="Times New Roman" w:hAnsi="Times New Roman" w:cs="Times New Roman"/>
         </w:rPr>
-        <w:t xml:space="preserve">. </w:t>
-      </w:r>
-      <w:r>
-        <w:rPr>
-          <w:rFonts w:ascii="Times New Roman" w:hAnsi="Times New Roman" w:cs="Times New Roman"/>
-        </w:rPr>
-        <w:t>We then</w:t>
+        <w:t>. We supplemented this list by conducting a search in the database of Aquatic Sciences and Fisheries Abstracts using the same search string. This second search resulted in 1,428 publications, which</w:t>
+      </w:r>
+      <w:r>
+        <w:rPr>
+          <w:rFonts w:ascii="Times New Roman" w:hAnsi="Times New Roman" w:cs="Times New Roman"/>
+        </w:rPr>
+        <w:t>,</w:t>
+      </w:r>
+      <w:r>
+        <w:rPr>
+          <w:rFonts w:ascii="Times New Roman" w:hAnsi="Times New Roman" w:cs="Times New Roman"/>
+        </w:rPr>
+        <w:t xml:space="preserve"> once we included only </w:t>
+      </w:r>
+      <w:r>
+        <w:rPr>
+          <w:rFonts w:ascii="Times New Roman" w:hAnsi="Times New Roman" w:cs="Times New Roman"/>
+        </w:rPr>
+        <w:t>published</w:t>
       </w:r>
       <w:r>
         <w:rPr>
@@ -4162,86 +4133,17 @@
         </w:rPr>
         <w:t xml:space="preserve"> </w:t>
       </w:r>
-      <w:commentRangeStart w:id="7"/>
-      <w:r>
-        <w:rPr>
-          <w:rFonts w:ascii="Times New Roman" w:hAnsi="Times New Roman" w:cs="Times New Roman"/>
-        </w:rPr>
-        <w:t>removed</w:t>
-      </w:r>
-      <w:r>
-        <w:rPr>
-          <w:rFonts w:ascii="Times New Roman" w:hAnsi="Times New Roman" w:cs="Times New Roman"/>
-        </w:rPr>
-        <w:t xml:space="preserve"> </w:t>
-      </w:r>
-      <w:commentRangeEnd w:id="7"/>
-      <w:r>
-        <w:rPr>
-          <w:rStyle w:val="CommentReference"/>
-        </w:rPr>
-        <w:commentReference w:id="7"/>
-      </w:r>
-      <w:r>
-        <w:rPr>
-          <w:rFonts w:ascii="Times New Roman" w:hAnsi="Times New Roman" w:cs="Times New Roman"/>
-        </w:rPr>
-        <w:t>publications that were not included in the Web of Science</w:t>
-      </w:r>
-      <w:r>
-        <w:rPr>
-          <w:rFonts w:ascii="Times New Roman" w:hAnsi="Times New Roman" w:cs="Times New Roman"/>
-          <w:lang w:val="en-CA"/>
-        </w:rPr>
-        <w:sym w:font="Symbol" w:char="F0E4"/>
-      </w:r>
-      <w:r>
-        <w:rPr>
-          <w:rFonts w:ascii="Times New Roman" w:hAnsi="Times New Roman" w:cs="Times New Roman"/>
-        </w:rPr>
-        <w:t xml:space="preserve"> categories: Marine Freshwater Biology, Environmental Engineering, Ecology, Oceanography, Zoology, Environmental Studies, Limnology, Multidisciplinary Sciences, Biology, Plant Sciences, Fisheries, or Biodiversity Conservation, resulting in 1,006 </w:t>
-      </w:r>
-      <w:r>
-        <w:rPr>
-          <w:rFonts w:ascii="Times New Roman" w:hAnsi="Times New Roman" w:cs="Times New Roman"/>
-        </w:rPr>
-        <w:t>publications</w:t>
-      </w:r>
-      <w:r>
-        <w:rPr>
-          <w:rFonts w:ascii="Times New Roman" w:hAnsi="Times New Roman" w:cs="Times New Roman"/>
-        </w:rPr>
-        <w:t>. We supplemented this list by conducting a search in the database of Aquatic Sciences and Fisheries Abstracts using the same search string. This second search resulted in 1,428 publications, which</w:t>
-      </w:r>
-      <w:r>
-        <w:rPr>
-          <w:rFonts w:ascii="Times New Roman" w:hAnsi="Times New Roman" w:cs="Times New Roman"/>
-        </w:rPr>
-        <w:t>,</w:t>
-      </w:r>
-      <w:r>
-        <w:rPr>
-          <w:rFonts w:ascii="Times New Roman" w:hAnsi="Times New Roman" w:cs="Times New Roman"/>
-        </w:rPr>
-        <w:t xml:space="preserve"> once we included only </w:t>
-      </w:r>
-      <w:r>
-        <w:rPr>
-          <w:rFonts w:ascii="Times New Roman" w:hAnsi="Times New Roman" w:cs="Times New Roman"/>
-        </w:rPr>
-        <w:t>published</w:t>
-      </w:r>
-      <w:r>
-        <w:rPr>
-          <w:rFonts w:ascii="Times New Roman" w:hAnsi="Times New Roman" w:cs="Times New Roman"/>
-        </w:rPr>
-        <w:t xml:space="preserve"> </w:t>
-      </w:r>
       <w:r>
         <w:rPr>
           <w:rFonts w:ascii="Times New Roman" w:hAnsi="Times New Roman" w:cs="Times New Roman"/>
         </w:rPr>
         <w:t>literature and reports</w:t>
+      </w:r>
+      <w:r>
+        <w:rPr>
+          <w:rFonts w:ascii="Times New Roman" w:hAnsi="Times New Roman" w:cs="Times New Roman"/>
+        </w:rPr>
+        <w:t xml:space="preserve"> to filter unreviewed literature</w:t>
       </w:r>
       <w:r>
         <w:rPr>
@@ -4423,7 +4325,7 @@
         </w:rPr>
         <w:t xml:space="preserve"> </w:t>
       </w:r>
-      <w:commentRangeStart w:id="8"/>
+      <w:commentRangeStart w:id="7"/>
       <w:r>
         <w:rPr>
           <w:rFonts w:ascii="Times New Roman" w:hAnsi="Times New Roman" w:cs="Times New Roman"/>
@@ -4442,12 +4344,12 @@
         </w:rPr>
         <w:t xml:space="preserve"> </w:t>
       </w:r>
-      <w:commentRangeEnd w:id="8"/>
+      <w:commentRangeEnd w:id="7"/>
       <w:r>
         <w:rPr>
           <w:rStyle w:val="CommentReference"/>
         </w:rPr>
-        <w:commentReference w:id="8"/>
+        <w:commentReference w:id="7"/>
       </w:r>
       <w:r>
         <w:rPr>
@@ -4581,109 +4483,115 @@
         <w:rPr>
           <w:rFonts w:ascii="Times New Roman" w:hAnsi="Times New Roman" w:cs="Times New Roman"/>
         </w:rPr>
+        <w:t xml:space="preserve">We </w:t>
+      </w:r>
+      <w:r>
+        <w:rPr>
+          <w:rFonts w:ascii="Times New Roman" w:hAnsi="Times New Roman" w:cs="Times New Roman"/>
+        </w:rPr>
+        <w:t>examined</w:t>
+      </w:r>
+      <w:r>
+        <w:rPr>
+          <w:rFonts w:ascii="Times New Roman" w:hAnsi="Times New Roman" w:cs="Times New Roman"/>
+        </w:rPr>
+        <w:t xml:space="preserve"> latitude, </w:t>
+      </w:r>
+      <w:r>
+        <w:rPr>
+          <w:rFonts w:ascii="Times New Roman" w:hAnsi="Times New Roman" w:cs="Times New Roman"/>
+        </w:rPr>
+        <w:t>temperature, background nutrient concentration</w:t>
+      </w:r>
+      <w:r>
+        <w:rPr>
+          <w:rFonts w:ascii="Times New Roman" w:hAnsi="Times New Roman" w:cs="Times New Roman"/>
+        </w:rPr>
+        <w:t xml:space="preserve">, the </w:t>
+      </w:r>
+      <w:r>
+        <w:rPr>
+          <w:rFonts w:ascii="Times New Roman" w:hAnsi="Times New Roman" w:cs="Times New Roman"/>
+        </w:rPr>
+        <w:t xml:space="preserve">openness of the experiment, </w:t>
+      </w:r>
+      <w:r>
+        <w:rPr>
+          <w:rFonts w:ascii="Times New Roman" w:hAnsi="Times New Roman" w:cs="Times New Roman"/>
+        </w:rPr>
+        <w:t xml:space="preserve">and primary producer taxa as potential moderators of the effect of animal-mediated fertilization. We took the absolute </w:t>
+      </w:r>
+      <w:r>
+        <w:rPr>
+          <w:rFonts w:ascii="Times New Roman" w:hAnsi="Times New Roman" w:cs="Times New Roman"/>
+        </w:rPr>
+        <w:t>latitude to reflect the distance of each study site from the equator</w:t>
+      </w:r>
+      <w:r>
+        <w:rPr>
+          <w:rFonts w:ascii="Times New Roman" w:hAnsi="Times New Roman" w:cs="Times New Roman"/>
+        </w:rPr>
+        <w:t xml:space="preserve"> (CITE)</w:t>
+      </w:r>
+      <w:r>
+        <w:rPr>
+          <w:rFonts w:ascii="Times New Roman" w:hAnsi="Times New Roman" w:cs="Times New Roman"/>
+        </w:rPr>
+        <w:t xml:space="preserve">, </w:t>
+      </w:r>
+      <w:r>
+        <w:rPr>
+          <w:rFonts w:ascii="Times New Roman" w:hAnsi="Times New Roman" w:cs="Times New Roman"/>
+        </w:rPr>
+        <w:t xml:space="preserve">which provides information about the ___. We estimated mean water </w:t>
+      </w:r>
+      <w:r>
+        <w:rPr>
+          <w:rFonts w:ascii="Times New Roman" w:hAnsi="Times New Roman" w:cs="Times New Roman"/>
+        </w:rPr>
         <w:lastRenderedPageBreak/>
+        <w:t>temperature during the experiments from data reported in the publications, and</w:t>
+      </w:r>
+      <w:r>
+        <w:rPr>
+          <w:rFonts w:ascii="Times New Roman" w:hAnsi="Times New Roman" w:cs="Times New Roman"/>
+        </w:rPr>
+        <w:t xml:space="preserve"> extrapolated temperature from papers published in </w:t>
+      </w:r>
+      <w:r>
+        <w:rPr>
+          <w:rFonts w:ascii="Times New Roman" w:hAnsi="Times New Roman" w:cs="Times New Roman"/>
+        </w:rPr>
+        <w:t>nearby</w:t>
+      </w:r>
+      <w:r>
+        <w:rPr>
+          <w:rFonts w:ascii="Times New Roman" w:hAnsi="Times New Roman" w:cs="Times New Roman"/>
+        </w:rPr>
+        <w:t xml:space="preserve"> regions when the raw data was not presented in the original text. </w:t>
+      </w:r>
+      <w:r>
+        <w:rPr>
+          <w:rFonts w:ascii="Times New Roman" w:hAnsi="Times New Roman" w:cs="Times New Roman"/>
+        </w:rPr>
+        <w:t xml:space="preserve">We classified background nutrient levels as the total nitrogen present in the ambient or control treatment, which could include any combination of nitrate, nitrite and ammonium. When this data wasn’t available, we used background nutrient levels from nearby studies. </w:t>
+      </w:r>
+      <w:r>
+        <w:rPr>
+          <w:rFonts w:ascii="Times New Roman" w:hAnsi="Times New Roman" w:cs="Times New Roman"/>
+        </w:rPr>
+        <w:t xml:space="preserve">We standardized the continuous moderators (absolute latitude, temperature, and background nutrients) in the models. </w:t>
+      </w:r>
+      <w:r>
+        <w:rPr>
+          <w:rFonts w:ascii="Times New Roman" w:hAnsi="Times New Roman" w:cs="Times New Roman"/>
+        </w:rPr>
         <w:t xml:space="preserve">We </w:t>
       </w:r>
       <w:r>
         <w:rPr>
           <w:rFonts w:ascii="Times New Roman" w:hAnsi="Times New Roman" w:cs="Times New Roman"/>
         </w:rPr>
-        <w:t>examined</w:t>
-      </w:r>
-      <w:r>
-        <w:rPr>
-          <w:rFonts w:ascii="Times New Roman" w:hAnsi="Times New Roman" w:cs="Times New Roman"/>
-        </w:rPr>
-        <w:t xml:space="preserve"> latitude, </w:t>
-      </w:r>
-      <w:r>
-        <w:rPr>
-          <w:rFonts w:ascii="Times New Roman" w:hAnsi="Times New Roman" w:cs="Times New Roman"/>
-        </w:rPr>
-        <w:t>temperature, background nutrient concentration</w:t>
-      </w:r>
-      <w:r>
-        <w:rPr>
-          <w:rFonts w:ascii="Times New Roman" w:hAnsi="Times New Roman" w:cs="Times New Roman"/>
-        </w:rPr>
-        <w:t xml:space="preserve">, the </w:t>
-      </w:r>
-      <w:r>
-        <w:rPr>
-          <w:rFonts w:ascii="Times New Roman" w:hAnsi="Times New Roman" w:cs="Times New Roman"/>
-        </w:rPr>
-        <w:t xml:space="preserve">openness of the experiment, </w:t>
-      </w:r>
-      <w:r>
-        <w:rPr>
-          <w:rFonts w:ascii="Times New Roman" w:hAnsi="Times New Roman" w:cs="Times New Roman"/>
-        </w:rPr>
-        <w:t xml:space="preserve">and primary producer taxa as potential moderators of the effect of animal-mediated fertilization. We took the absolute </w:t>
-      </w:r>
-      <w:r>
-        <w:rPr>
-          <w:rFonts w:ascii="Times New Roman" w:hAnsi="Times New Roman" w:cs="Times New Roman"/>
-        </w:rPr>
-        <w:t>latitude to reflect the distance of each study site from the equator</w:t>
-      </w:r>
-      <w:r>
-        <w:rPr>
-          <w:rFonts w:ascii="Times New Roman" w:hAnsi="Times New Roman" w:cs="Times New Roman"/>
-        </w:rPr>
-        <w:t xml:space="preserve"> (CITE)</w:t>
-      </w:r>
-      <w:r>
-        <w:rPr>
-          <w:rFonts w:ascii="Times New Roman" w:hAnsi="Times New Roman" w:cs="Times New Roman"/>
-        </w:rPr>
-        <w:t xml:space="preserve">, </w:t>
-      </w:r>
-      <w:r>
-        <w:rPr>
-          <w:rFonts w:ascii="Times New Roman" w:hAnsi="Times New Roman" w:cs="Times New Roman"/>
-        </w:rPr>
-        <w:t>which provides information about the ___. We estimated mean water temperature during the experiments from data reported in the publications, and</w:t>
-      </w:r>
-      <w:r>
-        <w:rPr>
-          <w:rFonts w:ascii="Times New Roman" w:hAnsi="Times New Roman" w:cs="Times New Roman"/>
-        </w:rPr>
-        <w:t xml:space="preserve"> extrapolated temperature from papers published in </w:t>
-      </w:r>
-      <w:r>
-        <w:rPr>
-          <w:rFonts w:ascii="Times New Roman" w:hAnsi="Times New Roman" w:cs="Times New Roman"/>
-        </w:rPr>
-        <w:t>nearby</w:t>
-      </w:r>
-      <w:r>
-        <w:rPr>
-          <w:rFonts w:ascii="Times New Roman" w:hAnsi="Times New Roman" w:cs="Times New Roman"/>
-        </w:rPr>
-        <w:t xml:space="preserve"> regions when the raw data was not presented in the original text. </w:t>
-      </w:r>
-      <w:r>
-        <w:rPr>
-          <w:rFonts w:ascii="Times New Roman" w:hAnsi="Times New Roman" w:cs="Times New Roman"/>
-        </w:rPr>
-        <w:t xml:space="preserve">We classified background nutrient levels as the total nitrogen present in the ambient or control treatment, which could include any combination of nitrate, nitrite and ammonium. When this data wasn’t available, we used background nutrient levels from nearby studies. </w:t>
-      </w:r>
-      <w:r>
-        <w:rPr>
-          <w:rFonts w:ascii="Times New Roman" w:hAnsi="Times New Roman" w:cs="Times New Roman"/>
-        </w:rPr>
-        <w:t xml:space="preserve">We standardized the continuous moderators (absolute latitude, temperature, and background nutrients) in the models. </w:t>
-      </w:r>
-      <w:r>
-        <w:rPr>
-          <w:rFonts w:ascii="Times New Roman" w:hAnsi="Times New Roman" w:cs="Times New Roman"/>
-        </w:rPr>
-        <w:t xml:space="preserve">We </w:t>
-      </w:r>
-      <w:r>
-        <w:rPr>
-          <w:rFonts w:ascii="Times New Roman" w:hAnsi="Times New Roman" w:cs="Times New Roman"/>
-        </w:rPr>
         <w:t xml:space="preserve">scored each experiment </w:t>
       </w:r>
       <w:r>
@@ -4698,19 +4606,19 @@
         </w:rPr>
         <w:t xml:space="preserve">on a scale of 1-5; (1) Field: natural experiment, (2) Field: primary producer manipulated, (3) Field: animal stocked, (4) Field: both primary producer and animals stocked, and (5) Lab: mesocosm experiment. </w:t>
       </w:r>
-      <w:commentRangeStart w:id="9"/>
+      <w:commentRangeStart w:id="8"/>
       <w:r>
         <w:rPr>
           <w:rFonts w:ascii="Times New Roman" w:hAnsi="Times New Roman" w:cs="Times New Roman"/>
         </w:rPr>
         <w:t>Primary producers were grouped</w:t>
       </w:r>
-      <w:commentRangeEnd w:id="9"/>
+      <w:commentRangeEnd w:id="8"/>
       <w:r>
         <w:rPr>
           <w:rStyle w:val="CommentReference"/>
         </w:rPr>
-        <w:commentReference w:id="9"/>
+        <w:commentReference w:id="8"/>
       </w:r>
       <w:r>
         <w:rPr>
@@ -5162,15 +5070,7 @@
           <w:rFonts w:ascii="Times New Roman" w:hAnsi="Times New Roman" w:cs="Times New Roman"/>
           <w:noProof/>
         </w:rPr>
-        <w:t xml:space="preserve">(Viechtbauer, </w:t>
-      </w:r>
-      <w:r>
-        <w:rPr>
-          <w:rFonts w:ascii="Times New Roman" w:hAnsi="Times New Roman" w:cs="Times New Roman"/>
-          <w:noProof/>
-        </w:rPr>
-        <w:lastRenderedPageBreak/>
-        <w:t>2010)</w:t>
+        <w:t>(Viechtbauer, 2010)</w:t>
       </w:r>
       <w:r>
         <w:rPr>
@@ -5190,7 +5090,7 @@
         </w:rPr>
         <w:t xml:space="preserve">We used the restricted maximum likelihood estimator to estimate residual heterogeneity and used </w:t>
       </w:r>
-      <w:commentRangeStart w:id="10"/>
+      <w:commentRangeStart w:id="9"/>
       <w:r>
         <w:rPr>
           <w:rFonts w:ascii="Times New Roman" w:hAnsi="Times New Roman" w:cs="Times New Roman"/>
@@ -5203,12 +5103,12 @@
         </w:rPr>
         <w:t xml:space="preserve"> </w:t>
       </w:r>
-      <w:commentRangeEnd w:id="10"/>
+      <w:commentRangeEnd w:id="9"/>
       <w:r>
         <w:rPr>
           <w:rStyle w:val="CommentReference"/>
         </w:rPr>
-        <w:commentReference w:id="10"/>
+        <w:commentReference w:id="9"/>
       </w:r>
       <w:r>
         <w:rPr>
@@ -5308,6 +5208,7 @@
         <w:rPr>
           <w:rFonts w:ascii="Times New Roman" w:hAnsi="Times New Roman" w:cs="Times New Roman"/>
         </w:rPr>
+        <w:lastRenderedPageBreak/>
         <w:t>so we</w:t>
       </w:r>
       <w:r>
@@ -5420,7 +5321,7 @@
         </w:rPr>
         <w:t xml:space="preserve">. As some reports contributed multiple observations, we looked for a substantial effect of papers that contributed 10% or greater than the total number of observations (n = 3). We reran each model without each of these potentially influential studies and found no major differences in effect sizes or p-values when each of these studies were excluded. </w:t>
       </w:r>
-      <w:commentRangeStart w:id="11"/>
+      <w:commentRangeStart w:id="10"/>
       <w:r>
         <w:rPr>
           <w:rFonts w:ascii="Times New Roman" w:hAnsi="Times New Roman" w:cs="Times New Roman"/>
@@ -5441,12 +5342,12 @@
         </w:rPr>
         <w:t>**</w:t>
       </w:r>
-      <w:commentRangeEnd w:id="11"/>
+      <w:commentRangeEnd w:id="10"/>
       <w:r>
         <w:rPr>
           <w:rStyle w:val="CommentReference"/>
         </w:rPr>
-        <w:commentReference w:id="11"/>
+        <w:commentReference w:id="10"/>
       </w:r>
     </w:p>
     <w:p>
@@ -5735,140 +5636,135 @@
         <w:rPr>
           <w:rFonts w:ascii="Times New Roman" w:hAnsi="Times New Roman" w:cs="Times New Roman"/>
         </w:rPr>
+        <w:t>Background nutrients model:</w:t>
+      </w:r>
+    </w:p>
+    <w:p>
+      <w:pPr>
+        <w:spacing w:line="360" w:lineRule="auto"/>
+        <w:rPr>
+          <w:rFonts w:ascii="Times New Roman" w:hAnsi="Times New Roman" w:cs="Times New Roman"/>
+        </w:rPr>
+      </w:pPr>
+      <w:r>
+        <w:rPr>
+          <w:rFonts w:ascii="Times New Roman" w:hAnsi="Times New Roman" w:cs="Times New Roman"/>
+        </w:rPr>
+        <w:t>Overall, there was a positive effect of animal-provisioned nutrients on primary productivity (</w:t>
+      </w:r>
+      <w:r>
+        <w:rPr>
+          <w:rFonts w:ascii="Times New Roman" w:hAnsi="Times New Roman" w:cs="Times New Roman"/>
+          <w:lang w:val="en-CA"/>
+        </w:rPr>
+        <w:t>log transformed ratio of means</w:t>
+      </w:r>
+      <w:r>
+        <w:rPr>
+          <w:rFonts w:ascii="Times New Roman" w:hAnsi="Times New Roman" w:cs="Times New Roman"/>
+          <w:lang w:val="en-CA"/>
+        </w:rPr>
+        <w:t xml:space="preserve"> </w:t>
+      </w:r>
+      <w:r>
+        <w:rPr>
+          <w:rFonts w:ascii="Times New Roman" w:hAnsi="Times New Roman" w:cs="Times New Roman"/>
+          <w:lang w:val="en-CA"/>
+        </w:rPr>
+        <w:t xml:space="preserve">± </w:t>
+      </w:r>
+      <w:r>
+        <w:rPr>
+          <w:rFonts w:ascii="Times New Roman" w:hAnsi="Times New Roman" w:cs="Times New Roman"/>
+          <w:lang w:val="en-CA"/>
+        </w:rPr>
+        <w:t>SE;</w:t>
+      </w:r>
+      <w:r>
+        <w:rPr>
+          <w:rFonts w:ascii="Times New Roman" w:hAnsi="Times New Roman" w:cs="Times New Roman"/>
+        </w:rPr>
+        <w:t xml:space="preserve"> 0.5892 </w:t>
+      </w:r>
+      <w:r>
+        <w:rPr>
+          <w:rFonts w:ascii="Times New Roman" w:hAnsi="Times New Roman" w:cs="Times New Roman"/>
+          <w:lang w:val="en-CA"/>
+        </w:rPr>
+        <w:t>±</w:t>
+      </w:r>
+      <w:r>
+        <w:rPr>
+          <w:rFonts w:ascii="Times New Roman" w:hAnsi="Times New Roman" w:cs="Times New Roman"/>
+          <w:lang w:val="en-CA"/>
+        </w:rPr>
+        <w:t xml:space="preserve"> </w:t>
+      </w:r>
+      <w:r>
+        <w:rPr>
+          <w:rFonts w:ascii="Times New Roman" w:hAnsi="Times New Roman" w:cs="Times New Roman"/>
+        </w:rPr>
+        <w:t>0.1580</w:t>
+      </w:r>
+      <w:r>
+        <w:rPr>
+          <w:rFonts w:ascii="Times New Roman" w:hAnsi="Times New Roman" w:cs="Times New Roman"/>
+        </w:rPr>
+        <w:t xml:space="preserve">, p = </w:t>
+      </w:r>
+      <w:r>
+        <w:rPr>
+          <w:rFonts w:ascii="Times New Roman" w:hAnsi="Times New Roman" w:cs="Times New Roman"/>
+        </w:rPr>
+        <w:t>0.0003</w:t>
+      </w:r>
+      <w:r>
+        <w:rPr>
+          <w:rFonts w:ascii="Times New Roman" w:hAnsi="Times New Roman" w:cs="Times New Roman"/>
+        </w:rPr>
+        <w:t xml:space="preserve">). </w:t>
+      </w:r>
+      <w:r>
+        <w:rPr>
+          <w:rFonts w:ascii="Times New Roman" w:hAnsi="Times New Roman" w:cs="Times New Roman"/>
+        </w:rPr>
+        <w:t xml:space="preserve">There was only weak evidence for a slightly positive effect of background nutrients on the effect of </w:t>
+      </w:r>
+      <w:r>
+        <w:rPr>
+          <w:rFonts w:ascii="Times New Roman" w:hAnsi="Times New Roman" w:cs="Times New Roman"/>
+          <w:lang w:val="en-CA"/>
+        </w:rPr>
+        <w:t>animal</w:t>
+      </w:r>
+      <w:r>
+        <w:rPr>
+          <w:rFonts w:ascii="Times New Roman" w:hAnsi="Times New Roman" w:cs="Times New Roman"/>
+          <w:lang w:val="en-CA"/>
+        </w:rPr>
+        <w:t>-</w:t>
+      </w:r>
+      <w:r>
+        <w:rPr>
+          <w:rFonts w:ascii="Times New Roman" w:hAnsi="Times New Roman" w:cs="Times New Roman"/>
+          <w:lang w:val="en-CA"/>
+        </w:rPr>
+        <w:t>provisioned nutrients</w:t>
+      </w:r>
+      <w:r>
+        <w:rPr>
+          <w:rFonts w:ascii="Times New Roman" w:hAnsi="Times New Roman" w:cs="Times New Roman"/>
+          <w:lang w:val="en-CA"/>
+        </w:rPr>
+        <w:t xml:space="preserve"> </w:t>
+      </w:r>
+      <w:r>
+        <w:rPr>
+          <w:rFonts w:ascii="Times New Roman" w:hAnsi="Times New Roman" w:cs="Times New Roman"/>
+          <w:lang w:val="en-CA"/>
+        </w:rPr>
         <w:lastRenderedPageBreak/>
-        <w:t>Background nutrients model:</w:t>
-      </w:r>
-    </w:p>
-    <w:p>
-      <w:pPr>
-        <w:spacing w:line="360" w:lineRule="auto"/>
-        <w:rPr>
-          <w:rFonts w:ascii="Times New Roman" w:hAnsi="Times New Roman" w:cs="Times New Roman"/>
-        </w:rPr>
-      </w:pPr>
-      <w:r>
-        <w:rPr>
-          <w:rFonts w:ascii="Times New Roman" w:hAnsi="Times New Roman" w:cs="Times New Roman"/>
-        </w:rPr>
-        <w:t>Overall, there was a positive effect of animal-provisioned nutrients on primary productivity (</w:t>
-      </w:r>
-      <w:r>
-        <w:rPr>
-          <w:rFonts w:ascii="Times New Roman" w:hAnsi="Times New Roman" w:cs="Times New Roman"/>
-          <w:lang w:val="en-CA"/>
-        </w:rPr>
-        <w:t>log transformed ratio of means</w:t>
-      </w:r>
-      <w:r>
-        <w:rPr>
-          <w:rFonts w:ascii="Times New Roman" w:hAnsi="Times New Roman" w:cs="Times New Roman"/>
-          <w:lang w:val="en-CA"/>
-        </w:rPr>
-        <w:t xml:space="preserve"> </w:t>
-      </w:r>
-      <w:r>
-        <w:rPr>
-          <w:rFonts w:ascii="Times New Roman" w:hAnsi="Times New Roman" w:cs="Times New Roman"/>
-          <w:lang w:val="en-CA"/>
-        </w:rPr>
-        <w:t xml:space="preserve">± </w:t>
-      </w:r>
-      <w:r>
-        <w:rPr>
-          <w:rFonts w:ascii="Times New Roman" w:hAnsi="Times New Roman" w:cs="Times New Roman"/>
-          <w:lang w:val="en-CA"/>
-        </w:rPr>
-        <w:t>SE;</w:t>
-      </w:r>
-      <w:r>
-        <w:rPr>
-          <w:rFonts w:ascii="Times New Roman" w:hAnsi="Times New Roman" w:cs="Times New Roman"/>
-        </w:rPr>
-        <w:t xml:space="preserve"> 0.5892 </w:t>
-      </w:r>
-      <w:r>
-        <w:rPr>
-          <w:rFonts w:ascii="Times New Roman" w:hAnsi="Times New Roman" w:cs="Times New Roman"/>
-          <w:lang w:val="en-CA"/>
-        </w:rPr>
-        <w:t>±</w:t>
-      </w:r>
-      <w:r>
-        <w:rPr>
-          <w:rFonts w:ascii="Times New Roman" w:hAnsi="Times New Roman" w:cs="Times New Roman"/>
-          <w:lang w:val="en-CA"/>
-        </w:rPr>
-        <w:t xml:space="preserve"> </w:t>
-      </w:r>
-      <w:r>
-        <w:rPr>
-          <w:rFonts w:ascii="Times New Roman" w:hAnsi="Times New Roman" w:cs="Times New Roman"/>
-        </w:rPr>
-        <w:t>0.1580</w:t>
-      </w:r>
-      <w:r>
-        <w:rPr>
-          <w:rFonts w:ascii="Times New Roman" w:hAnsi="Times New Roman" w:cs="Times New Roman"/>
-        </w:rPr>
-        <w:t xml:space="preserve">, p = </w:t>
-      </w:r>
-      <w:r>
-        <w:rPr>
-          <w:rFonts w:ascii="Times New Roman" w:hAnsi="Times New Roman" w:cs="Times New Roman"/>
-        </w:rPr>
-        <w:t>0.0003</w:t>
-      </w:r>
-      <w:r>
-        <w:rPr>
-          <w:rFonts w:ascii="Times New Roman" w:hAnsi="Times New Roman" w:cs="Times New Roman"/>
-        </w:rPr>
-        <w:t xml:space="preserve">). </w:t>
-      </w:r>
-      <w:r>
-        <w:rPr>
-          <w:rFonts w:ascii="Times New Roman" w:hAnsi="Times New Roman" w:cs="Times New Roman"/>
-        </w:rPr>
-        <w:t>There was only weak evidence for a</w:t>
-      </w:r>
-      <w:r>
-        <w:rPr>
-          <w:rFonts w:ascii="Times New Roman" w:hAnsi="Times New Roman" w:cs="Times New Roman"/>
-        </w:rPr>
-        <w:t xml:space="preserve"> slightly positive</w:t>
-      </w:r>
-      <w:r>
-        <w:rPr>
-          <w:rFonts w:ascii="Times New Roman" w:hAnsi="Times New Roman" w:cs="Times New Roman"/>
-        </w:rPr>
-        <w:t xml:space="preserve"> effect of background nutrients on the effect of </w:t>
-      </w:r>
-      <w:r>
-        <w:rPr>
-          <w:rFonts w:ascii="Times New Roman" w:hAnsi="Times New Roman" w:cs="Times New Roman"/>
-          <w:lang w:val="en-CA"/>
-        </w:rPr>
-        <w:t>animal</w:t>
-      </w:r>
-      <w:r>
-        <w:rPr>
-          <w:rFonts w:ascii="Times New Roman" w:hAnsi="Times New Roman" w:cs="Times New Roman"/>
-          <w:lang w:val="en-CA"/>
-        </w:rPr>
-        <w:t>-</w:t>
-      </w:r>
-      <w:r>
-        <w:rPr>
-          <w:rFonts w:ascii="Times New Roman" w:hAnsi="Times New Roman" w:cs="Times New Roman"/>
-          <w:lang w:val="en-CA"/>
-        </w:rPr>
-        <w:t>provisioned nutrients</w:t>
-      </w:r>
-      <w:r>
-        <w:rPr>
-          <w:rFonts w:ascii="Times New Roman" w:hAnsi="Times New Roman" w:cs="Times New Roman"/>
-          <w:lang w:val="en-CA"/>
-        </w:rPr>
-        <w:t xml:space="preserve"> on primary productivity (</w:t>
+        <w:t>on primary productivity (</w:t>
       </w:r>
       <w:r>
         <w:rPr>
@@ -6599,13 +6495,7 @@
         <w:rPr>
           <w:rFonts w:ascii="Times New Roman" w:hAnsi="Times New Roman" w:cs="Times New Roman"/>
         </w:rPr>
-        <w:t>t</w:t>
-      </w:r>
-      <w:r>
-        <w:rPr>
-          <w:rFonts w:ascii="Times New Roman" w:hAnsi="Times New Roman" w:cs="Times New Roman"/>
-        </w:rPr>
-        <w:t>here was no evidence that the effect of nutrient provisioning varies by absolute latitude (</w:t>
+        <w:t>there was no evidence that the effect of nutrient provisioning varies by absolute latitude (</w:t>
       </w:r>
       <w:r>
         <w:rPr>
@@ -6798,13 +6688,7 @@
         <w:rPr>
           <w:rFonts w:ascii="Times New Roman" w:hAnsi="Times New Roman" w:cs="Times New Roman"/>
         </w:rPr>
-        <w:t>), but w</w:t>
-      </w:r>
-      <w:r>
-        <w:rPr>
-          <w:rFonts w:ascii="Times New Roman" w:hAnsi="Times New Roman" w:cs="Times New Roman"/>
-        </w:rPr>
-        <w:t>e found no evidence that the effect of provisioned nutrients varies with temperature (</w:t>
+        <w:t>), but we found no evidence that the effect of provisioned nutrients varies with temperature (</w:t>
       </w:r>
       <w:r>
         <w:rPr>
@@ -6840,13 +6724,7 @@
         <w:rPr>
           <w:rFonts w:ascii="Times New Roman" w:hAnsi="Times New Roman" w:cs="Times New Roman"/>
         </w:rPr>
-        <w:t>).</w:t>
-      </w:r>
-      <w:r>
-        <w:rPr>
-          <w:rFonts w:ascii="Times New Roman" w:hAnsi="Times New Roman" w:cs="Times New Roman"/>
-        </w:rPr>
-        <w:t xml:space="preserve"> This model was preferred over a null model (</w:t>
+        <w:t>). This model was preferred over a null model (</w:t>
       </w:r>
       <w:proofErr w:type="gramStart"/>
       <w:r>
@@ -6951,27 +6829,14 @@
         <w:rPr>
           <w:rFonts w:ascii="Times New Roman" w:hAnsi="Times New Roman" w:cs="Times New Roman"/>
         </w:rPr>
-        <w:t>). For both these models t</w:t>
-      </w:r>
-      <w:r>
-        <w:rPr>
-          <w:rFonts w:ascii="Times New Roman" w:hAnsi="Times New Roman" w:cs="Times New Roman"/>
-        </w:rPr>
-        <w:t>he differences between levels in the categorical moderators (experimental design and primary producer) were roughly the same in magnitude and significance as in the model including background nutrients (</w:t>
+        <w:t>). For both these models the differences between levels in the categorical moderators (experimental design and primary producer) were roughly the same in magnitude and significance as in the model including background nutrients (</w:t>
       </w:r>
       <w:r>
         <w:rPr>
           <w:rFonts w:ascii="Times New Roman" w:hAnsi="Times New Roman" w:cs="Times New Roman"/>
           <w:highlight w:val="yellow"/>
         </w:rPr>
-        <w:t>Supplement</w:t>
-      </w:r>
-      <w:r>
-        <w:rPr>
-          <w:rFonts w:ascii="Times New Roman" w:hAnsi="Times New Roman" w:cs="Times New Roman"/>
-          <w:highlight w:val="yellow"/>
-        </w:rPr>
-        <w:t>al table X</w:t>
+        <w:t>Supplemental table X</w:t>
       </w:r>
       <w:r>
         <w:rPr>
@@ -7074,13 +6939,7 @@
         <w:rPr>
           <w:rFonts w:ascii="Times New Roman" w:hAnsi="Times New Roman" w:cs="Times New Roman"/>
         </w:rPr>
-        <w:t>three-level mixed effects model</w:t>
-      </w:r>
-      <w:r>
-        <w:rPr>
-          <w:rFonts w:ascii="Times New Roman" w:hAnsi="Times New Roman" w:cs="Times New Roman"/>
-        </w:rPr>
-        <w:t xml:space="preserve"> including background nutrients, primary producer, and experimental design as moderators.</w:t>
+        <w:t>three-level mixed effects model including background nutrients, primary producer, and experimental design as moderators.</w:t>
       </w:r>
       <w:r>
         <w:rPr>
@@ -7176,25 +7035,7 @@
         <w:rPr>
           <w:rFonts w:ascii="Times New Roman" w:hAnsi="Times New Roman" w:cs="Times New Roman"/>
         </w:rPr>
-        <w:t xml:space="preserve">. Effect of animal-provisioned nutrients on different categories of </w:t>
-      </w:r>
-      <w:r>
-        <w:rPr>
-          <w:rFonts w:ascii="Times New Roman" w:hAnsi="Times New Roman" w:cs="Times New Roman"/>
-        </w:rPr>
-        <w:t>experimental design</w:t>
-      </w:r>
-      <w:r>
-        <w:rPr>
-          <w:rFonts w:ascii="Times New Roman" w:hAnsi="Times New Roman" w:cs="Times New Roman"/>
-        </w:rPr>
-        <w:t xml:space="preserve">. </w:t>
-      </w:r>
-      <w:r>
-        <w:rPr>
-          <w:rFonts w:ascii="Times New Roman" w:hAnsi="Times New Roman" w:cs="Times New Roman"/>
-        </w:rPr>
-        <w:t>Field experiments were split based on whether the researchers set the density of the primary producer (PP stocked), consumer (animals stocked), both, or neither (</w:t>
+        <w:t>. Effect of animal-provisioned nutrients on different categories of experimental design. Field experiments were split based on whether the researchers set the density of the primary producer (PP stocked), consumer (animals stocked), both, or neither (</w:t>
       </w:r>
       <w:proofErr w:type="spellStart"/>
       <w:r>
@@ -7208,13 +7049,7 @@
         <w:rPr>
           <w:rFonts w:ascii="Times New Roman" w:hAnsi="Times New Roman" w:cs="Times New Roman"/>
         </w:rPr>
-        <w:t>).</w:t>
-      </w:r>
-      <w:r>
-        <w:rPr>
-          <w:rFonts w:ascii="Times New Roman" w:hAnsi="Times New Roman" w:cs="Times New Roman"/>
-        </w:rPr>
-        <w:t xml:space="preserve"> Effect sizes are </w:t>
+        <w:t xml:space="preserve">). Effect sizes are </w:t>
       </w:r>
       <w:r>
         <w:rPr>
@@ -7251,8 +7086,6 @@
           <w:rFonts w:ascii="Times New Roman" w:hAnsi="Times New Roman" w:cs="Times New Roman"/>
         </w:rPr>
       </w:pPr>
-      <w:bookmarkStart w:id="12" w:name="_GoBack"/>
-      <w:bookmarkEnd w:id="12"/>
     </w:p>
     <w:p>
       <w:pPr>
@@ -7267,8 +7100,8 @@
           <w:noProof/>
         </w:rPr>
         <w:drawing>
-          <wp:inline distT="0" distB="0" distL="0" distR="0" wp14:anchorId="4C0C3D37" wp14:editId="6E602DCD">
-            <wp:extent cx="5943600" cy="3343275"/>
+          <wp:inline distT="0" distB="0" distL="0" distR="0" wp14:anchorId="4C0C3D37" wp14:editId="14DF0D90">
+            <wp:extent cx="4526180" cy="2545976"/>
             <wp:effectExtent l="0" t="0" r="0" b="0"/>
             <wp:docPr id="3" name="Picture 3"/>
             <wp:cNvGraphicFramePr>
@@ -7296,7 +7129,7 @@
                   <pic:spPr>
                     <a:xfrm>
                       <a:off x="0" y="0"/>
-                      <a:ext cx="5943600" cy="3343275"/>
+                      <a:ext cx="4536311" cy="2551675"/>
                     </a:xfrm>
                     <a:prstGeom prst="rect">
                       <a:avLst/>
@@ -7333,80 +7166,93 @@
         <w:rPr>
           <w:rFonts w:ascii="Times New Roman" w:hAnsi="Times New Roman" w:cs="Times New Roman"/>
         </w:rPr>
-        <w:t xml:space="preserve">. Effect sizes are from three separate models each containing either </w:t>
-      </w:r>
-      <w:r>
-        <w:rPr>
-          <w:rFonts w:ascii="Times New Roman" w:hAnsi="Times New Roman" w:cs="Times New Roman"/>
-        </w:rPr>
-        <w:t>background nutrients</w:t>
-      </w:r>
-      <w:r>
-        <w:rPr>
-          <w:rFonts w:ascii="Times New Roman" w:hAnsi="Times New Roman" w:cs="Times New Roman"/>
-        </w:rPr>
-        <w:t xml:space="preserve">, </w:t>
-      </w:r>
-      <w:r>
-        <w:rPr>
-          <w:rFonts w:ascii="Times New Roman" w:hAnsi="Times New Roman" w:cs="Times New Roman"/>
-        </w:rPr>
-        <w:t>absolute latitude</w:t>
-      </w:r>
-      <w:r>
-        <w:rPr>
-          <w:rFonts w:ascii="Times New Roman" w:hAnsi="Times New Roman" w:cs="Times New Roman"/>
-        </w:rPr>
-        <w:t xml:space="preserve">, or temperature. In each model </w:t>
-      </w:r>
-      <w:r>
-        <w:rPr>
-          <w:rFonts w:ascii="Times New Roman" w:hAnsi="Times New Roman" w:cs="Times New Roman"/>
-        </w:rPr>
-        <w:t>primary producer</w:t>
-      </w:r>
-      <w:r>
-        <w:rPr>
-          <w:rFonts w:ascii="Times New Roman" w:hAnsi="Times New Roman" w:cs="Times New Roman"/>
-        </w:rPr>
-        <w:t xml:space="preserve"> group</w:t>
-      </w:r>
-      <w:r>
-        <w:rPr>
-          <w:rFonts w:ascii="Times New Roman" w:hAnsi="Times New Roman" w:cs="Times New Roman"/>
-        </w:rPr>
-        <w:t xml:space="preserve"> and experimental design</w:t>
-      </w:r>
-      <w:r>
-        <w:rPr>
-          <w:rFonts w:ascii="Times New Roman" w:hAnsi="Times New Roman" w:cs="Times New Roman"/>
-        </w:rPr>
-        <w:t xml:space="preserve"> are also included</w:t>
-      </w:r>
-      <w:r>
-        <w:rPr>
-          <w:rFonts w:ascii="Times New Roman" w:hAnsi="Times New Roman" w:cs="Times New Roman"/>
-        </w:rPr>
-        <w:t xml:space="preserve"> as</w:t>
-      </w:r>
-      <w:r>
-        <w:rPr>
-          <w:rFonts w:ascii="Times New Roman" w:hAnsi="Times New Roman" w:cs="Times New Roman"/>
-        </w:rPr>
-        <w:t xml:space="preserve"> categorical</w:t>
-      </w:r>
-      <w:r>
-        <w:rPr>
-          <w:rFonts w:ascii="Times New Roman" w:hAnsi="Times New Roman" w:cs="Times New Roman"/>
-        </w:rPr>
-        <w:t xml:space="preserve"> moderators</w:t>
-      </w:r>
-      <w:r>
-        <w:rPr>
-          <w:rFonts w:ascii="Times New Roman" w:hAnsi="Times New Roman" w:cs="Times New Roman"/>
-        </w:rPr>
-        <w:t>.</w:t>
-      </w:r>
+        <w:t>. Effect sizes are from three separate models each containing either background nutrients, absolute latitude, or temperature. In each model primary producer group and experimental design are also included as categorical moderators.</w:t>
+      </w:r>
+    </w:p>
+    <w:p>
+      <w:pPr>
+        <w:spacing w:line="360" w:lineRule="auto"/>
+        <w:rPr>
+          <w:rFonts w:ascii="Times New Roman" w:hAnsi="Times New Roman" w:cs="Times New Roman"/>
+        </w:rPr>
+      </w:pPr>
+      <w:r>
+        <w:rPr>
+          <w:rFonts w:ascii="Times New Roman" w:hAnsi="Times New Roman" w:cs="Times New Roman"/>
+          <w:noProof/>
+        </w:rPr>
+        <w:drawing>
+          <wp:inline distT="0" distB="0" distL="0" distR="0" wp14:anchorId="4D553790" wp14:editId="07593EE6">
+            <wp:extent cx="4625788" cy="2602005"/>
+            <wp:effectExtent l="0" t="0" r="0" b="1905"/>
+            <wp:docPr id="5" name="Picture 5"/>
+            <wp:cNvGraphicFramePr>
+              <a:graphicFrameLocks xmlns:a="http://schemas.openxmlformats.org/drawingml/2006/main" noChangeAspect="1"/>
+            </wp:cNvGraphicFramePr>
+            <a:graphic xmlns:a="http://schemas.openxmlformats.org/drawingml/2006/main">
+              <a:graphicData uri="http://schemas.openxmlformats.org/drawingml/2006/picture">
+                <pic:pic xmlns:pic="http://schemas.openxmlformats.org/drawingml/2006/picture">
+                  <pic:nvPicPr>
+                    <pic:cNvPr id="5" name="background_nut_effect.png"/>
+                    <pic:cNvPicPr/>
+                  </pic:nvPicPr>
+                  <pic:blipFill>
+                    <a:blip r:embed="rId13">
+                      <a:extLst>
+                        <a:ext uri="{28A0092B-C50C-407E-A947-70E740481C1C}">
+                          <a14:useLocalDpi xmlns:a14="http://schemas.microsoft.com/office/drawing/2010/main" val="0"/>
+                        </a:ext>
+                      </a:extLst>
+                    </a:blip>
+                    <a:stretch>
+                      <a:fillRect/>
+                    </a:stretch>
+                  </pic:blipFill>
+                  <pic:spPr>
+                    <a:xfrm>
+                      <a:off x="0" y="0"/>
+                      <a:ext cx="4646172" cy="2613471"/>
+                    </a:xfrm>
+                    <a:prstGeom prst="rect">
+                      <a:avLst/>
+                    </a:prstGeom>
+                  </pic:spPr>
+                </pic:pic>
+              </a:graphicData>
+            </a:graphic>
+          </wp:inline>
+        </w:drawing>
+      </w:r>
+    </w:p>
+    <w:p>
+      <w:pPr>
+        <w:spacing w:line="360" w:lineRule="auto"/>
+        <w:rPr>
+          <w:rFonts w:ascii="Times New Roman" w:hAnsi="Times New Roman" w:cs="Times New Roman"/>
+        </w:rPr>
+      </w:pPr>
+      <w:r>
+        <w:rPr>
+          <w:rFonts w:ascii="Times New Roman" w:hAnsi="Times New Roman" w:cs="Times New Roman"/>
+        </w:rPr>
+        <w:t xml:space="preserve">Fig. X. Effect of background nutrients on algae in </w:t>
+      </w:r>
+      <w:proofErr w:type="spellStart"/>
+      <w:r>
+        <w:rPr>
+          <w:rFonts w:ascii="Times New Roman" w:hAnsi="Times New Roman" w:cs="Times New Roman"/>
+        </w:rPr>
+        <w:t>unstocked</w:t>
+      </w:r>
+      <w:proofErr w:type="spellEnd"/>
+      <w:r>
+        <w:rPr>
+          <w:rFonts w:ascii="Times New Roman" w:hAnsi="Times New Roman" w:cs="Times New Roman"/>
+        </w:rPr>
+        <w:t xml:space="preserve"> field experiments. Dots represent effect sizes from studies. Background nutrients is standardized</w:t>
+      </w:r>
+      <w:bookmarkStart w:id="11" w:name="_GoBack"/>
+      <w:bookmarkEnd w:id="11"/>
     </w:p>
     <w:p>
       <w:pPr>
@@ -7614,31 +7460,3003 @@
     </w:p>
     <w:p>
       <w:pPr>
+        <w:pStyle w:val="ListParagraph"/>
+        <w:numPr>
+          <w:ilvl w:val="0"/>
+          <w:numId w:val="3"/>
+        </w:numPr>
+        <w:spacing w:line="360" w:lineRule="auto"/>
+        <w:rPr>
+          <w:rFonts w:ascii="Times New Roman" w:hAnsi="Times New Roman" w:cs="Times New Roman"/>
+        </w:rPr>
+      </w:pPr>
+      <w:r>
+        <w:rPr>
+          <w:rFonts w:ascii="Times New Roman" w:hAnsi="Times New Roman" w:cs="Times New Roman"/>
+        </w:rPr>
+        <w:t>Plot back nut fig better!</w:t>
+      </w:r>
+    </w:p>
+    <w:p>
+      <w:pPr>
+        <w:spacing w:line="360" w:lineRule="auto"/>
+        <w:rPr>
+          <w:rFonts w:ascii="Times New Roman" w:hAnsi="Times New Roman" w:cs="Times New Roman"/>
+        </w:rPr>
+      </w:pPr>
+    </w:p>
+    <w:p>
+      <w:pPr>
+        <w:spacing w:line="360" w:lineRule="auto"/>
+        <w:rPr>
+          <w:rFonts w:ascii="Times New Roman" w:hAnsi="Times New Roman" w:cs="Times New Roman"/>
+        </w:rPr>
+      </w:pPr>
+      <w:r>
+        <w:rPr>
+          <w:rFonts w:ascii="Times New Roman" w:hAnsi="Times New Roman" w:cs="Times New Roman"/>
+        </w:rPr>
+        <w:t>SUPPLEMENT</w:t>
+      </w:r>
+    </w:p>
+    <w:p>
+      <w:pPr>
+        <w:spacing w:line="360" w:lineRule="auto"/>
+        <w:rPr>
+          <w:rFonts w:ascii="Times New Roman" w:hAnsi="Times New Roman" w:cs="Times New Roman"/>
+        </w:rPr>
+      </w:pPr>
+    </w:p>
+    <w:p>
+      <w:pPr>
+        <w:spacing w:line="360" w:lineRule="auto"/>
+        <w:rPr>
+          <w:rFonts w:ascii="Times New Roman" w:hAnsi="Times New Roman" w:cs="Times New Roman"/>
+          <w:u w:val="single"/>
+        </w:rPr>
+      </w:pPr>
+      <w:r>
+        <w:rPr>
+          <w:rFonts w:ascii="Times New Roman" w:hAnsi="Times New Roman" w:cs="Times New Roman"/>
+          <w:u w:val="single"/>
+        </w:rPr>
+        <w:t>Full search string</w:t>
+      </w:r>
+    </w:p>
+    <w:p>
+      <w:pPr>
+        <w:spacing w:line="360" w:lineRule="auto"/>
+        <w:rPr>
+          <w:rFonts w:ascii="Times New Roman" w:hAnsi="Times New Roman" w:cs="Times New Roman"/>
+        </w:rPr>
+      </w:pPr>
+      <w:r>
+        <w:rPr>
+          <w:rFonts w:ascii="Times New Roman" w:hAnsi="Times New Roman" w:cs="Times New Roman"/>
+          <w:lang w:val="en-CA"/>
+        </w:rPr>
+        <w:t xml:space="preserve"> </w:t>
+      </w:r>
+      <w:r>
+        <w:rPr>
+          <w:rFonts w:ascii="Times New Roman" w:hAnsi="Times New Roman" w:cs="Times New Roman"/>
+        </w:rPr>
+        <w:t>(</w:t>
+      </w:r>
+      <w:proofErr w:type="spellStart"/>
+      <w:r>
+        <w:rPr>
+          <w:rFonts w:ascii="Times New Roman" w:hAnsi="Times New Roman" w:cs="Times New Roman"/>
+        </w:rPr>
+        <w:t>ammon</w:t>
+      </w:r>
+      <w:proofErr w:type="spellEnd"/>
+      <w:r>
+        <w:rPr>
+          <w:rFonts w:ascii="Times New Roman" w:hAnsi="Times New Roman" w:cs="Times New Roman"/>
+        </w:rPr>
+        <w:t xml:space="preserve">* OR </w:t>
+      </w:r>
+      <w:proofErr w:type="spellStart"/>
+      <w:r>
+        <w:rPr>
+          <w:rFonts w:ascii="Times New Roman" w:hAnsi="Times New Roman" w:cs="Times New Roman"/>
+        </w:rPr>
+        <w:t>nitrog</w:t>
+      </w:r>
+      <w:proofErr w:type="spellEnd"/>
+      <w:r>
+        <w:rPr>
+          <w:rFonts w:ascii="Times New Roman" w:hAnsi="Times New Roman" w:cs="Times New Roman"/>
+        </w:rPr>
+        <w:t xml:space="preserve">* OR </w:t>
+      </w:r>
+      <w:proofErr w:type="spellStart"/>
+      <w:r>
+        <w:rPr>
+          <w:rFonts w:ascii="Times New Roman" w:hAnsi="Times New Roman" w:cs="Times New Roman"/>
+        </w:rPr>
+        <w:t>phosph</w:t>
+      </w:r>
+      <w:proofErr w:type="spellEnd"/>
+      <w:r>
+        <w:rPr>
+          <w:rFonts w:ascii="Times New Roman" w:hAnsi="Times New Roman" w:cs="Times New Roman"/>
+        </w:rPr>
+        <w:t>* OR nutrient</w:t>
+      </w:r>
+      <w:r>
+        <w:rPr>
+          <w:rFonts w:ascii="Times New Roman" w:hAnsi="Times New Roman" w:cs="Times New Roman"/>
+        </w:rPr>
+        <w:t>*</w:t>
+      </w:r>
+      <w:r>
+        <w:rPr>
+          <w:rFonts w:ascii="Times New Roman" w:hAnsi="Times New Roman" w:cs="Times New Roman"/>
+        </w:rPr>
+        <w:t>) AND (</w:t>
+      </w:r>
+      <w:proofErr w:type="spellStart"/>
+      <w:r>
+        <w:rPr>
+          <w:rFonts w:ascii="Times New Roman" w:hAnsi="Times New Roman" w:cs="Times New Roman"/>
+        </w:rPr>
+        <w:t>excret</w:t>
+      </w:r>
+      <w:proofErr w:type="spellEnd"/>
+      <w:r>
+        <w:rPr>
+          <w:rFonts w:ascii="Times New Roman" w:hAnsi="Times New Roman" w:cs="Times New Roman"/>
+        </w:rPr>
+        <w:t xml:space="preserve">* OR egest* OR mutual* OR </w:t>
+      </w:r>
+      <w:proofErr w:type="spellStart"/>
+      <w:r>
+        <w:rPr>
+          <w:rFonts w:ascii="Times New Roman" w:hAnsi="Times New Roman" w:cs="Times New Roman"/>
+        </w:rPr>
+        <w:t>symbio</w:t>
+      </w:r>
+      <w:proofErr w:type="spellEnd"/>
+      <w:r>
+        <w:rPr>
+          <w:rFonts w:ascii="Times New Roman" w:hAnsi="Times New Roman" w:cs="Times New Roman"/>
+        </w:rPr>
+        <w:t>* OR subsid* OR consumer-</w:t>
+      </w:r>
+      <w:proofErr w:type="spellStart"/>
+      <w:r>
+        <w:rPr>
+          <w:rFonts w:ascii="Times New Roman" w:hAnsi="Times New Roman" w:cs="Times New Roman"/>
+        </w:rPr>
+        <w:t>mediat</w:t>
+      </w:r>
+      <w:proofErr w:type="spellEnd"/>
+      <w:r>
+        <w:rPr>
+          <w:rFonts w:ascii="Times New Roman" w:hAnsi="Times New Roman" w:cs="Times New Roman"/>
+        </w:rPr>
+        <w:t xml:space="preserve">*) AND (coral* OR kelp* OR alga* OR macroalgae OR microalgae OR phytoplankton OR </w:t>
+      </w:r>
+      <w:proofErr w:type="spellStart"/>
+      <w:r>
+        <w:rPr>
+          <w:rFonts w:ascii="Times New Roman" w:hAnsi="Times New Roman" w:cs="Times New Roman"/>
+        </w:rPr>
+        <w:t>zooxanthell</w:t>
+      </w:r>
+      <w:proofErr w:type="spellEnd"/>
+      <w:r>
+        <w:rPr>
+          <w:rFonts w:ascii="Times New Roman" w:hAnsi="Times New Roman" w:cs="Times New Roman"/>
+        </w:rPr>
+        <w:t>* OR primary prod* OR seagrass* OR sea grass* OR seaweed* OR mangrove*) AND (reef OR subtidal OR intertidal OR coast* OR marine OR benthic OR coral OR kelp) AND (grow* OR grew OR biomass OR abundance OR weight)</w:t>
+      </w:r>
+      <w:r>
+        <w:rPr>
+          <w:rFonts w:ascii="Times New Roman" w:hAnsi="Times New Roman" w:cs="Times New Roman"/>
+        </w:rPr>
+        <w:t>.</w:t>
+      </w:r>
+    </w:p>
+    <w:p>
+      <w:pPr>
+        <w:spacing w:line="360" w:lineRule="auto"/>
+        <w:rPr>
+          <w:rFonts w:ascii="Times New Roman" w:hAnsi="Times New Roman" w:cs="Times New Roman"/>
+        </w:rPr>
+      </w:pPr>
+    </w:p>
+    <w:p>
+      <w:pPr>
+        <w:spacing w:line="360" w:lineRule="auto"/>
+        <w:rPr>
+          <w:rFonts w:ascii="Times New Roman" w:hAnsi="Times New Roman" w:cs="Times New Roman"/>
+        </w:rPr>
+      </w:pPr>
+      <w:r>
+        <w:rPr>
+          <w:rFonts w:ascii="Times New Roman" w:hAnsi="Times New Roman" w:cs="Times New Roman"/>
+          <w:highlight w:val="yellow"/>
+        </w:rPr>
+        <w:t>Table X</w:t>
+      </w:r>
+      <w:r>
+        <w:rPr>
+          <w:rFonts w:ascii="Times New Roman" w:hAnsi="Times New Roman" w:cs="Times New Roman"/>
+        </w:rPr>
+        <w:t>: Model output for latitude model</w:t>
+      </w:r>
+    </w:p>
+    <w:tbl>
+      <w:tblPr>
+        <w:tblStyle w:val="TableGrid"/>
+        <w:tblW w:w="0" w:type="auto"/>
+        <w:tblLook w:val="04A0" w:firstRow="1" w:lastRow="0" w:firstColumn="1" w:lastColumn="0" w:noHBand="0" w:noVBand="1"/>
+      </w:tblPr>
+      <w:tblGrid>
+        <w:gridCol w:w="2536"/>
+        <w:gridCol w:w="1157"/>
+        <w:gridCol w:w="1150"/>
+        <w:gridCol w:w="1150"/>
+        <w:gridCol w:w="1108"/>
+        <w:gridCol w:w="1141"/>
+      </w:tblGrid>
+      <w:tr>
+        <w:tc>
+          <w:tcPr>
+            <w:tcW w:w="2536" w:type="dxa"/>
+          </w:tcPr>
+          <w:p>
+            <w:pPr>
+              <w:spacing w:line="360" w:lineRule="auto"/>
+              <w:rPr>
+                <w:rFonts w:ascii="Times New Roman" w:hAnsi="Times New Roman" w:cs="Times New Roman"/>
+              </w:rPr>
+            </w:pPr>
+          </w:p>
+        </w:tc>
+        <w:tc>
+          <w:tcPr>
+            <w:tcW w:w="1157" w:type="dxa"/>
+          </w:tcPr>
+          <w:p>
+            <w:pPr>
+              <w:spacing w:line="360" w:lineRule="auto"/>
+              <w:rPr>
+                <w:rFonts w:ascii="Times New Roman" w:hAnsi="Times New Roman" w:cs="Times New Roman"/>
+              </w:rPr>
+            </w:pPr>
+            <w:r>
+              <w:rPr>
+                <w:rFonts w:ascii="Times New Roman" w:hAnsi="Times New Roman" w:cs="Times New Roman"/>
+              </w:rPr>
+              <w:t xml:space="preserve">estimate    </w:t>
+            </w:r>
+          </w:p>
+        </w:tc>
+        <w:tc>
+          <w:tcPr>
+            <w:tcW w:w="1150" w:type="dxa"/>
+          </w:tcPr>
+          <w:p>
+            <w:pPr>
+              <w:spacing w:line="360" w:lineRule="auto"/>
+              <w:rPr>
+                <w:rFonts w:ascii="Times New Roman" w:hAnsi="Times New Roman" w:cs="Times New Roman"/>
+              </w:rPr>
+            </w:pPr>
+            <w:r>
+              <w:rPr>
+                <w:rFonts w:ascii="Times New Roman" w:hAnsi="Times New Roman" w:cs="Times New Roman"/>
+              </w:rPr>
+              <w:t>SE</w:t>
+            </w:r>
+          </w:p>
+        </w:tc>
+        <w:tc>
+          <w:tcPr>
+            <w:tcW w:w="1150" w:type="dxa"/>
+          </w:tcPr>
+          <w:p>
+            <w:pPr>
+              <w:spacing w:line="360" w:lineRule="auto"/>
+              <w:rPr>
+                <w:rFonts w:ascii="Times New Roman" w:hAnsi="Times New Roman" w:cs="Times New Roman"/>
+              </w:rPr>
+            </w:pPr>
+            <w:r>
+              <w:rPr>
+                <w:rFonts w:ascii="Times New Roman" w:hAnsi="Times New Roman" w:cs="Times New Roman"/>
+              </w:rPr>
+              <w:t>t-value</w:t>
+            </w:r>
+          </w:p>
+        </w:tc>
+        <w:tc>
+          <w:tcPr>
+            <w:tcW w:w="1108" w:type="dxa"/>
+          </w:tcPr>
+          <w:p>
+            <w:pPr>
+              <w:spacing w:line="360" w:lineRule="auto"/>
+              <w:rPr>
+                <w:rFonts w:ascii="Times New Roman" w:hAnsi="Times New Roman" w:cs="Times New Roman"/>
+              </w:rPr>
+            </w:pPr>
+            <w:proofErr w:type="spellStart"/>
+            <w:r>
+              <w:rPr>
+                <w:rFonts w:ascii="Times New Roman" w:hAnsi="Times New Roman" w:cs="Times New Roman"/>
+              </w:rPr>
+              <w:t>df</w:t>
+            </w:r>
+            <w:proofErr w:type="spellEnd"/>
+          </w:p>
+        </w:tc>
+        <w:tc>
+          <w:tcPr>
+            <w:tcW w:w="1141" w:type="dxa"/>
+          </w:tcPr>
+          <w:p>
+            <w:pPr>
+              <w:spacing w:line="360" w:lineRule="auto"/>
+              <w:rPr>
+                <w:rFonts w:ascii="Times New Roman" w:hAnsi="Times New Roman" w:cs="Times New Roman"/>
+              </w:rPr>
+            </w:pPr>
+            <w:r>
+              <w:rPr>
+                <w:rFonts w:ascii="Times New Roman" w:hAnsi="Times New Roman" w:cs="Times New Roman"/>
+              </w:rPr>
+              <w:t>p-value</w:t>
+            </w:r>
+          </w:p>
+        </w:tc>
+      </w:tr>
+      <w:tr>
+        <w:tc>
+          <w:tcPr>
+            <w:tcW w:w="2536" w:type="dxa"/>
+          </w:tcPr>
+          <w:p>
+            <w:pPr>
+              <w:spacing w:line="360" w:lineRule="auto"/>
+              <w:rPr>
+                <w:rFonts w:ascii="Times New Roman" w:hAnsi="Times New Roman" w:cs="Times New Roman"/>
+              </w:rPr>
+            </w:pPr>
+            <w:r>
+              <w:rPr>
+                <w:rFonts w:ascii="Times New Roman" w:hAnsi="Times New Roman" w:cs="Times New Roman"/>
+              </w:rPr>
+              <w:t>Intercept</w:t>
+            </w:r>
+          </w:p>
+        </w:tc>
+        <w:tc>
+          <w:tcPr>
+            <w:tcW w:w="1157" w:type="dxa"/>
+          </w:tcPr>
+          <w:p>
+            <w:pPr>
+              <w:spacing w:line="360" w:lineRule="auto"/>
+              <w:rPr>
+                <w:rFonts w:ascii="Times New Roman" w:hAnsi="Times New Roman" w:cs="Times New Roman"/>
+              </w:rPr>
+            </w:pPr>
+            <w:r>
+              <w:rPr>
+                <w:rFonts w:ascii="Times New Roman" w:hAnsi="Times New Roman" w:cs="Times New Roman"/>
+              </w:rPr>
+              <w:t>0.5944</w:t>
+            </w:r>
+          </w:p>
+        </w:tc>
+        <w:tc>
+          <w:tcPr>
+            <w:tcW w:w="1150" w:type="dxa"/>
+          </w:tcPr>
+          <w:p>
+            <w:pPr>
+              <w:spacing w:line="360" w:lineRule="auto"/>
+              <w:rPr>
+                <w:rFonts w:ascii="Times New Roman" w:hAnsi="Times New Roman" w:cs="Times New Roman"/>
+              </w:rPr>
+            </w:pPr>
+            <w:r>
+              <w:rPr>
+                <w:rFonts w:ascii="Times New Roman" w:hAnsi="Times New Roman" w:cs="Times New Roman"/>
+              </w:rPr>
+              <w:t xml:space="preserve">0.1618 </w:t>
+            </w:r>
+          </w:p>
+        </w:tc>
+        <w:tc>
+          <w:tcPr>
+            <w:tcW w:w="1150" w:type="dxa"/>
+          </w:tcPr>
+          <w:p>
+            <w:pPr>
+              <w:spacing w:line="360" w:lineRule="auto"/>
+              <w:rPr>
+                <w:rFonts w:ascii="Times New Roman" w:hAnsi="Times New Roman" w:cs="Times New Roman"/>
+              </w:rPr>
+            </w:pPr>
+            <w:r>
+              <w:rPr>
+                <w:rFonts w:ascii="Times New Roman" w:hAnsi="Times New Roman" w:cs="Times New Roman"/>
+              </w:rPr>
+              <w:t>3.6732</w:t>
+            </w:r>
+          </w:p>
+        </w:tc>
+        <w:tc>
+          <w:tcPr>
+            <w:tcW w:w="1108" w:type="dxa"/>
+          </w:tcPr>
+          <w:p>
+            <w:pPr>
+              <w:spacing w:line="360" w:lineRule="auto"/>
+              <w:rPr>
+                <w:rFonts w:ascii="Times New Roman" w:hAnsi="Times New Roman" w:cs="Times New Roman"/>
+              </w:rPr>
+            </w:pPr>
+            <w:r>
+              <w:rPr>
+                <w:rFonts w:ascii="Times New Roman" w:hAnsi="Times New Roman" w:cs="Times New Roman"/>
+              </w:rPr>
+              <w:t>163</w:t>
+            </w:r>
+          </w:p>
+        </w:tc>
+        <w:tc>
+          <w:tcPr>
+            <w:tcW w:w="1141" w:type="dxa"/>
+          </w:tcPr>
+          <w:p>
+            <w:pPr>
+              <w:spacing w:line="360" w:lineRule="auto"/>
+              <w:rPr>
+                <w:rFonts w:ascii="Times New Roman" w:hAnsi="Times New Roman" w:cs="Times New Roman"/>
+              </w:rPr>
+            </w:pPr>
+            <w:r>
+              <w:rPr>
+                <w:rFonts w:ascii="Times New Roman" w:hAnsi="Times New Roman" w:cs="Times New Roman"/>
+              </w:rPr>
+              <w:t xml:space="preserve">0.0003 </w:t>
+            </w:r>
+          </w:p>
+        </w:tc>
+      </w:tr>
+      <w:tr>
+        <w:tc>
+          <w:tcPr>
+            <w:tcW w:w="2536" w:type="dxa"/>
+          </w:tcPr>
+          <w:p>
+            <w:pPr>
+              <w:spacing w:line="360" w:lineRule="auto"/>
+              <w:rPr>
+                <w:rFonts w:ascii="Times New Roman" w:hAnsi="Times New Roman" w:cs="Times New Roman"/>
+              </w:rPr>
+            </w:pPr>
+            <w:proofErr w:type="spellStart"/>
+            <w:r>
+              <w:rPr>
+                <w:rFonts w:ascii="Times New Roman" w:hAnsi="Times New Roman" w:cs="Times New Roman"/>
+              </w:rPr>
+              <w:t>Lat_stand</w:t>
+            </w:r>
+            <w:proofErr w:type="spellEnd"/>
+          </w:p>
+        </w:tc>
+        <w:tc>
+          <w:tcPr>
+            <w:tcW w:w="1157" w:type="dxa"/>
+          </w:tcPr>
+          <w:p>
+            <w:pPr>
+              <w:spacing w:line="360" w:lineRule="auto"/>
+              <w:rPr>
+                <w:rFonts w:ascii="Times New Roman" w:hAnsi="Times New Roman" w:cs="Times New Roman"/>
+              </w:rPr>
+            </w:pPr>
+            <w:r>
+              <w:rPr>
+                <w:rFonts w:ascii="Times New Roman" w:hAnsi="Times New Roman" w:cs="Times New Roman"/>
+              </w:rPr>
+              <w:t>0.0149</w:t>
+            </w:r>
+          </w:p>
+        </w:tc>
+        <w:tc>
+          <w:tcPr>
+            <w:tcW w:w="1150" w:type="dxa"/>
+          </w:tcPr>
+          <w:p>
+            <w:pPr>
+              <w:spacing w:line="360" w:lineRule="auto"/>
+              <w:rPr>
+                <w:rFonts w:ascii="Times New Roman" w:hAnsi="Times New Roman" w:cs="Times New Roman"/>
+              </w:rPr>
+            </w:pPr>
+            <w:r>
+              <w:rPr>
+                <w:rFonts w:ascii="Times New Roman" w:hAnsi="Times New Roman" w:cs="Times New Roman"/>
+              </w:rPr>
+              <w:t>0.0794</w:t>
+            </w:r>
+          </w:p>
+        </w:tc>
+        <w:tc>
+          <w:tcPr>
+            <w:tcW w:w="1150" w:type="dxa"/>
+          </w:tcPr>
+          <w:p>
+            <w:pPr>
+              <w:spacing w:line="360" w:lineRule="auto"/>
+              <w:rPr>
+                <w:rFonts w:ascii="Times New Roman" w:hAnsi="Times New Roman" w:cs="Times New Roman"/>
+              </w:rPr>
+            </w:pPr>
+            <w:r>
+              <w:rPr>
+                <w:rFonts w:ascii="Times New Roman" w:hAnsi="Times New Roman" w:cs="Times New Roman"/>
+              </w:rPr>
+              <w:t>0.1878</w:t>
+            </w:r>
+          </w:p>
+        </w:tc>
+        <w:tc>
+          <w:tcPr>
+            <w:tcW w:w="1108" w:type="dxa"/>
+          </w:tcPr>
+          <w:p>
+            <w:pPr>
+              <w:spacing w:line="360" w:lineRule="auto"/>
+              <w:rPr>
+                <w:rFonts w:ascii="Times New Roman" w:hAnsi="Times New Roman" w:cs="Times New Roman"/>
+              </w:rPr>
+            </w:pPr>
+            <w:r>
+              <w:rPr>
+                <w:rFonts w:ascii="Times New Roman" w:hAnsi="Times New Roman" w:cs="Times New Roman"/>
+              </w:rPr>
+              <w:t>163</w:t>
+            </w:r>
+          </w:p>
+        </w:tc>
+        <w:tc>
+          <w:tcPr>
+            <w:tcW w:w="1141" w:type="dxa"/>
+          </w:tcPr>
+          <w:p>
+            <w:pPr>
+              <w:spacing w:line="360" w:lineRule="auto"/>
+              <w:rPr>
+                <w:rFonts w:ascii="Times New Roman" w:hAnsi="Times New Roman" w:cs="Times New Roman"/>
+              </w:rPr>
+            </w:pPr>
+            <w:r>
+              <w:rPr>
+                <w:rFonts w:ascii="Times New Roman" w:hAnsi="Times New Roman" w:cs="Times New Roman"/>
+              </w:rPr>
+              <w:t>0.8513</w:t>
+            </w:r>
+          </w:p>
+        </w:tc>
+      </w:tr>
+      <w:tr>
+        <w:tc>
+          <w:tcPr>
+            <w:tcW w:w="2536" w:type="dxa"/>
+          </w:tcPr>
+          <w:p>
+            <w:pPr>
+              <w:spacing w:line="360" w:lineRule="auto"/>
+              <w:rPr>
+                <w:rFonts w:ascii="Times New Roman" w:hAnsi="Times New Roman" w:cs="Times New Roman"/>
+              </w:rPr>
+            </w:pPr>
+            <w:r>
+              <w:rPr>
+                <w:rFonts w:ascii="Times New Roman" w:hAnsi="Times New Roman" w:cs="Times New Roman"/>
+              </w:rPr>
+              <w:lastRenderedPageBreak/>
+              <w:t>Natural2</w:t>
+            </w:r>
+          </w:p>
+        </w:tc>
+        <w:tc>
+          <w:tcPr>
+            <w:tcW w:w="1157" w:type="dxa"/>
+          </w:tcPr>
+          <w:p>
+            <w:pPr>
+              <w:spacing w:line="360" w:lineRule="auto"/>
+              <w:rPr>
+                <w:rFonts w:ascii="Times New Roman" w:hAnsi="Times New Roman" w:cs="Times New Roman"/>
+              </w:rPr>
+            </w:pPr>
+            <w:r>
+              <w:rPr>
+                <w:rFonts w:ascii="Times New Roman" w:hAnsi="Times New Roman" w:cs="Times New Roman"/>
+              </w:rPr>
+              <w:t xml:space="preserve">-0.2503 </w:t>
+            </w:r>
+          </w:p>
+        </w:tc>
+        <w:tc>
+          <w:tcPr>
+            <w:tcW w:w="1150" w:type="dxa"/>
+          </w:tcPr>
+          <w:p>
+            <w:pPr>
+              <w:spacing w:line="360" w:lineRule="auto"/>
+              <w:rPr>
+                <w:rFonts w:ascii="Times New Roman" w:hAnsi="Times New Roman" w:cs="Times New Roman"/>
+              </w:rPr>
+            </w:pPr>
+            <w:r>
+              <w:rPr>
+                <w:rFonts w:ascii="Times New Roman" w:hAnsi="Times New Roman" w:cs="Times New Roman"/>
+              </w:rPr>
+              <w:t>0.2340</w:t>
+            </w:r>
+          </w:p>
+        </w:tc>
+        <w:tc>
+          <w:tcPr>
+            <w:tcW w:w="1150" w:type="dxa"/>
+          </w:tcPr>
+          <w:p>
+            <w:pPr>
+              <w:spacing w:line="360" w:lineRule="auto"/>
+              <w:rPr>
+                <w:rFonts w:ascii="Times New Roman" w:hAnsi="Times New Roman" w:cs="Times New Roman"/>
+              </w:rPr>
+            </w:pPr>
+            <w:r>
+              <w:rPr>
+                <w:rFonts w:ascii="Times New Roman" w:hAnsi="Times New Roman" w:cs="Times New Roman"/>
+              </w:rPr>
+              <w:t>-1.0695</w:t>
+            </w:r>
+          </w:p>
+        </w:tc>
+        <w:tc>
+          <w:tcPr>
+            <w:tcW w:w="1108" w:type="dxa"/>
+          </w:tcPr>
+          <w:p>
+            <w:pPr>
+              <w:spacing w:line="360" w:lineRule="auto"/>
+              <w:rPr>
+                <w:rFonts w:ascii="Times New Roman" w:hAnsi="Times New Roman" w:cs="Times New Roman"/>
+              </w:rPr>
+            </w:pPr>
+            <w:r>
+              <w:rPr>
+                <w:rFonts w:ascii="Times New Roman" w:hAnsi="Times New Roman" w:cs="Times New Roman"/>
+              </w:rPr>
+              <w:t>163</w:t>
+            </w:r>
+          </w:p>
+        </w:tc>
+        <w:tc>
+          <w:tcPr>
+            <w:tcW w:w="1141" w:type="dxa"/>
+          </w:tcPr>
+          <w:p>
+            <w:pPr>
+              <w:spacing w:line="360" w:lineRule="auto"/>
+              <w:rPr>
+                <w:rFonts w:ascii="Times New Roman" w:hAnsi="Times New Roman" w:cs="Times New Roman"/>
+              </w:rPr>
+            </w:pPr>
+            <w:r>
+              <w:rPr>
+                <w:rFonts w:ascii="Times New Roman" w:hAnsi="Times New Roman" w:cs="Times New Roman"/>
+              </w:rPr>
+              <w:t>0.2864</w:t>
+            </w:r>
+          </w:p>
+        </w:tc>
+      </w:tr>
+      <w:tr>
+        <w:tc>
+          <w:tcPr>
+            <w:tcW w:w="2536" w:type="dxa"/>
+          </w:tcPr>
+          <w:p>
+            <w:pPr>
+              <w:spacing w:line="360" w:lineRule="auto"/>
+              <w:rPr>
+                <w:rFonts w:ascii="Times New Roman" w:hAnsi="Times New Roman" w:cs="Times New Roman"/>
+              </w:rPr>
+            </w:pPr>
+            <w:r>
+              <w:rPr>
+                <w:rFonts w:ascii="Times New Roman" w:hAnsi="Times New Roman" w:cs="Times New Roman"/>
+              </w:rPr>
+              <w:t>Natural3</w:t>
+            </w:r>
+          </w:p>
+        </w:tc>
+        <w:tc>
+          <w:tcPr>
+            <w:tcW w:w="1157" w:type="dxa"/>
+          </w:tcPr>
+          <w:p>
+            <w:pPr>
+              <w:spacing w:line="360" w:lineRule="auto"/>
+              <w:rPr>
+                <w:rFonts w:ascii="Times New Roman" w:hAnsi="Times New Roman" w:cs="Times New Roman"/>
+              </w:rPr>
+            </w:pPr>
+            <w:r>
+              <w:rPr>
+                <w:rFonts w:ascii="Times New Roman" w:hAnsi="Times New Roman" w:cs="Times New Roman"/>
+              </w:rPr>
+              <w:t>0.3396</w:t>
+            </w:r>
+          </w:p>
+        </w:tc>
+        <w:tc>
+          <w:tcPr>
+            <w:tcW w:w="1150" w:type="dxa"/>
+          </w:tcPr>
+          <w:p>
+            <w:pPr>
+              <w:spacing w:line="360" w:lineRule="auto"/>
+              <w:rPr>
+                <w:rFonts w:ascii="Times New Roman" w:hAnsi="Times New Roman" w:cs="Times New Roman"/>
+              </w:rPr>
+            </w:pPr>
+            <w:r>
+              <w:rPr>
+                <w:rFonts w:ascii="Times New Roman" w:hAnsi="Times New Roman" w:cs="Times New Roman"/>
+              </w:rPr>
+              <w:t>0.2210</w:t>
+            </w:r>
+          </w:p>
+        </w:tc>
+        <w:tc>
+          <w:tcPr>
+            <w:tcW w:w="1150" w:type="dxa"/>
+          </w:tcPr>
+          <w:p>
+            <w:pPr>
+              <w:spacing w:line="360" w:lineRule="auto"/>
+              <w:rPr>
+                <w:rFonts w:ascii="Times New Roman" w:hAnsi="Times New Roman" w:cs="Times New Roman"/>
+              </w:rPr>
+            </w:pPr>
+            <w:r>
+              <w:rPr>
+                <w:rFonts w:ascii="Times New Roman" w:hAnsi="Times New Roman" w:cs="Times New Roman"/>
+              </w:rPr>
+              <w:t>1.5363</w:t>
+            </w:r>
+          </w:p>
+        </w:tc>
+        <w:tc>
+          <w:tcPr>
+            <w:tcW w:w="1108" w:type="dxa"/>
+          </w:tcPr>
+          <w:p>
+            <w:pPr>
+              <w:spacing w:line="360" w:lineRule="auto"/>
+              <w:rPr>
+                <w:rFonts w:ascii="Times New Roman" w:hAnsi="Times New Roman" w:cs="Times New Roman"/>
+              </w:rPr>
+            </w:pPr>
+            <w:r>
+              <w:rPr>
+                <w:rFonts w:ascii="Times New Roman" w:hAnsi="Times New Roman" w:cs="Times New Roman"/>
+              </w:rPr>
+              <w:t>163</w:t>
+            </w:r>
+          </w:p>
+        </w:tc>
+        <w:tc>
+          <w:tcPr>
+            <w:tcW w:w="1141" w:type="dxa"/>
+          </w:tcPr>
+          <w:p>
+            <w:pPr>
+              <w:spacing w:line="360" w:lineRule="auto"/>
+              <w:rPr>
+                <w:rFonts w:ascii="Times New Roman" w:hAnsi="Times New Roman" w:cs="Times New Roman"/>
+              </w:rPr>
+            </w:pPr>
+            <w:r>
+              <w:rPr>
+                <w:rFonts w:ascii="Times New Roman" w:hAnsi="Times New Roman" w:cs="Times New Roman"/>
+              </w:rPr>
+              <w:t>0.1264</w:t>
+            </w:r>
+          </w:p>
+        </w:tc>
+      </w:tr>
+      <w:tr>
+        <w:tc>
+          <w:tcPr>
+            <w:tcW w:w="2536" w:type="dxa"/>
+          </w:tcPr>
+          <w:p>
+            <w:pPr>
+              <w:spacing w:line="360" w:lineRule="auto"/>
+              <w:rPr>
+                <w:rFonts w:ascii="Times New Roman" w:hAnsi="Times New Roman" w:cs="Times New Roman"/>
+              </w:rPr>
+            </w:pPr>
+            <w:r>
+              <w:rPr>
+                <w:rFonts w:ascii="Times New Roman" w:hAnsi="Times New Roman" w:cs="Times New Roman"/>
+              </w:rPr>
+              <w:t>Natural4</w:t>
+            </w:r>
+          </w:p>
+        </w:tc>
+        <w:tc>
+          <w:tcPr>
+            <w:tcW w:w="1157" w:type="dxa"/>
+          </w:tcPr>
+          <w:p>
+            <w:pPr>
+              <w:spacing w:line="360" w:lineRule="auto"/>
+              <w:rPr>
+                <w:rFonts w:ascii="Times New Roman" w:hAnsi="Times New Roman" w:cs="Times New Roman"/>
+              </w:rPr>
+            </w:pPr>
+            <w:r>
+              <w:rPr>
+                <w:rFonts w:ascii="Times New Roman" w:hAnsi="Times New Roman" w:cs="Times New Roman"/>
+              </w:rPr>
+              <w:t>0.5821</w:t>
+            </w:r>
+          </w:p>
+        </w:tc>
+        <w:tc>
+          <w:tcPr>
+            <w:tcW w:w="1150" w:type="dxa"/>
+          </w:tcPr>
+          <w:p>
+            <w:pPr>
+              <w:spacing w:line="360" w:lineRule="auto"/>
+              <w:rPr>
+                <w:rFonts w:ascii="Times New Roman" w:hAnsi="Times New Roman" w:cs="Times New Roman"/>
+              </w:rPr>
+            </w:pPr>
+            <w:r>
+              <w:rPr>
+                <w:rFonts w:ascii="Times New Roman" w:hAnsi="Times New Roman" w:cs="Times New Roman"/>
+              </w:rPr>
+              <w:t xml:space="preserve">0.3154 </w:t>
+            </w:r>
+          </w:p>
+        </w:tc>
+        <w:tc>
+          <w:tcPr>
+            <w:tcW w:w="1150" w:type="dxa"/>
+          </w:tcPr>
+          <w:p>
+            <w:pPr>
+              <w:spacing w:line="360" w:lineRule="auto"/>
+              <w:rPr>
+                <w:rFonts w:ascii="Times New Roman" w:hAnsi="Times New Roman" w:cs="Times New Roman"/>
+              </w:rPr>
+            </w:pPr>
+            <w:r>
+              <w:rPr>
+                <w:rFonts w:ascii="Times New Roman" w:hAnsi="Times New Roman" w:cs="Times New Roman"/>
+              </w:rPr>
+              <w:t>1.8457</w:t>
+            </w:r>
+          </w:p>
+        </w:tc>
+        <w:tc>
+          <w:tcPr>
+            <w:tcW w:w="1108" w:type="dxa"/>
+          </w:tcPr>
+          <w:p>
+            <w:pPr>
+              <w:spacing w:line="360" w:lineRule="auto"/>
+              <w:rPr>
+                <w:rFonts w:ascii="Times New Roman" w:hAnsi="Times New Roman" w:cs="Times New Roman"/>
+              </w:rPr>
+            </w:pPr>
+            <w:r>
+              <w:rPr>
+                <w:rFonts w:ascii="Times New Roman" w:hAnsi="Times New Roman" w:cs="Times New Roman"/>
+              </w:rPr>
+              <w:t>163</w:t>
+            </w:r>
+          </w:p>
+        </w:tc>
+        <w:tc>
+          <w:tcPr>
+            <w:tcW w:w="1141" w:type="dxa"/>
+          </w:tcPr>
+          <w:p>
+            <w:pPr>
+              <w:spacing w:line="360" w:lineRule="auto"/>
+              <w:rPr>
+                <w:rFonts w:ascii="Times New Roman" w:hAnsi="Times New Roman" w:cs="Times New Roman"/>
+              </w:rPr>
+            </w:pPr>
+            <w:r>
+              <w:rPr>
+                <w:rFonts w:ascii="Times New Roman" w:hAnsi="Times New Roman" w:cs="Times New Roman"/>
+              </w:rPr>
+              <w:t>0.0668</w:t>
+            </w:r>
+          </w:p>
+        </w:tc>
+      </w:tr>
+      <w:tr>
+        <w:tc>
+          <w:tcPr>
+            <w:tcW w:w="2536" w:type="dxa"/>
+          </w:tcPr>
+          <w:p>
+            <w:pPr>
+              <w:spacing w:line="360" w:lineRule="auto"/>
+              <w:rPr>
+                <w:rFonts w:ascii="Times New Roman" w:hAnsi="Times New Roman" w:cs="Times New Roman"/>
+              </w:rPr>
+            </w:pPr>
+            <w:r>
+              <w:rPr>
+                <w:rFonts w:ascii="Times New Roman" w:hAnsi="Times New Roman" w:cs="Times New Roman"/>
+              </w:rPr>
+              <w:t>Natural5</w:t>
+            </w:r>
+          </w:p>
+        </w:tc>
+        <w:tc>
+          <w:tcPr>
+            <w:tcW w:w="1157" w:type="dxa"/>
+          </w:tcPr>
+          <w:p>
+            <w:pPr>
+              <w:spacing w:line="360" w:lineRule="auto"/>
+              <w:rPr>
+                <w:rFonts w:ascii="Times New Roman" w:hAnsi="Times New Roman" w:cs="Times New Roman"/>
+              </w:rPr>
+            </w:pPr>
+            <w:r>
+              <w:rPr>
+                <w:rFonts w:ascii="Times New Roman" w:hAnsi="Times New Roman" w:cs="Times New Roman"/>
+              </w:rPr>
+              <w:t>0.1611</w:t>
+            </w:r>
+          </w:p>
+        </w:tc>
+        <w:tc>
+          <w:tcPr>
+            <w:tcW w:w="1150" w:type="dxa"/>
+          </w:tcPr>
+          <w:p>
+            <w:pPr>
+              <w:spacing w:line="360" w:lineRule="auto"/>
+              <w:rPr>
+                <w:rFonts w:ascii="Times New Roman" w:hAnsi="Times New Roman" w:cs="Times New Roman"/>
+              </w:rPr>
+            </w:pPr>
+            <w:r>
+              <w:rPr>
+                <w:rFonts w:ascii="Times New Roman" w:hAnsi="Times New Roman" w:cs="Times New Roman"/>
+              </w:rPr>
+              <w:t xml:space="preserve">0.2054 </w:t>
+            </w:r>
+          </w:p>
+        </w:tc>
+        <w:tc>
+          <w:tcPr>
+            <w:tcW w:w="1150" w:type="dxa"/>
+          </w:tcPr>
+          <w:p>
+            <w:pPr>
+              <w:spacing w:line="360" w:lineRule="auto"/>
+              <w:rPr>
+                <w:rFonts w:ascii="Times New Roman" w:hAnsi="Times New Roman" w:cs="Times New Roman"/>
+              </w:rPr>
+            </w:pPr>
+            <w:r>
+              <w:rPr>
+                <w:rFonts w:ascii="Times New Roman" w:hAnsi="Times New Roman" w:cs="Times New Roman"/>
+              </w:rPr>
+              <w:t>0.7840</w:t>
+            </w:r>
+          </w:p>
+        </w:tc>
+        <w:tc>
+          <w:tcPr>
+            <w:tcW w:w="1108" w:type="dxa"/>
+          </w:tcPr>
+          <w:p>
+            <w:pPr>
+              <w:spacing w:line="360" w:lineRule="auto"/>
+              <w:rPr>
+                <w:rFonts w:ascii="Times New Roman" w:hAnsi="Times New Roman" w:cs="Times New Roman"/>
+              </w:rPr>
+            </w:pPr>
+            <w:r>
+              <w:rPr>
+                <w:rFonts w:ascii="Times New Roman" w:hAnsi="Times New Roman" w:cs="Times New Roman"/>
+              </w:rPr>
+              <w:t>163</w:t>
+            </w:r>
+          </w:p>
+        </w:tc>
+        <w:tc>
+          <w:tcPr>
+            <w:tcW w:w="1141" w:type="dxa"/>
+          </w:tcPr>
+          <w:p>
+            <w:pPr>
+              <w:spacing w:line="360" w:lineRule="auto"/>
+              <w:rPr>
+                <w:rFonts w:ascii="Times New Roman" w:hAnsi="Times New Roman" w:cs="Times New Roman"/>
+              </w:rPr>
+            </w:pPr>
+            <w:r>
+              <w:rPr>
+                <w:rFonts w:ascii="Times New Roman" w:hAnsi="Times New Roman" w:cs="Times New Roman"/>
+              </w:rPr>
+              <w:t>0.4342</w:t>
+            </w:r>
+          </w:p>
+        </w:tc>
+      </w:tr>
+      <w:tr>
+        <w:tc>
+          <w:tcPr>
+            <w:tcW w:w="2536" w:type="dxa"/>
+          </w:tcPr>
+          <w:p>
+            <w:pPr>
+              <w:spacing w:line="360" w:lineRule="auto"/>
+              <w:rPr>
+                <w:rFonts w:ascii="Times New Roman" w:hAnsi="Times New Roman" w:cs="Times New Roman"/>
+              </w:rPr>
+            </w:pPr>
+            <w:proofErr w:type="spellStart"/>
+            <w:r>
+              <w:rPr>
+                <w:rFonts w:ascii="Times New Roman" w:hAnsi="Times New Roman" w:cs="Times New Roman"/>
+              </w:rPr>
+              <w:t>pp_groupCoral</w:t>
+            </w:r>
+            <w:proofErr w:type="spellEnd"/>
+          </w:p>
+        </w:tc>
+        <w:tc>
+          <w:tcPr>
+            <w:tcW w:w="1157" w:type="dxa"/>
+          </w:tcPr>
+          <w:p>
+            <w:pPr>
+              <w:spacing w:line="360" w:lineRule="auto"/>
+              <w:rPr>
+                <w:rFonts w:ascii="Times New Roman" w:hAnsi="Times New Roman" w:cs="Times New Roman"/>
+              </w:rPr>
+            </w:pPr>
+            <w:r>
+              <w:rPr>
+                <w:rFonts w:ascii="Times New Roman" w:hAnsi="Times New Roman" w:cs="Times New Roman"/>
+              </w:rPr>
+              <w:t>-0.2116</w:t>
+            </w:r>
+          </w:p>
+        </w:tc>
+        <w:tc>
+          <w:tcPr>
+            <w:tcW w:w="1150" w:type="dxa"/>
+          </w:tcPr>
+          <w:p>
+            <w:pPr>
+              <w:spacing w:line="360" w:lineRule="auto"/>
+              <w:rPr>
+                <w:rFonts w:ascii="Times New Roman" w:hAnsi="Times New Roman" w:cs="Times New Roman"/>
+              </w:rPr>
+            </w:pPr>
+            <w:r>
+              <w:rPr>
+                <w:rFonts w:ascii="Times New Roman" w:hAnsi="Times New Roman" w:cs="Times New Roman"/>
+              </w:rPr>
+              <w:t>0.2156</w:t>
+            </w:r>
+          </w:p>
+        </w:tc>
+        <w:tc>
+          <w:tcPr>
+            <w:tcW w:w="1150" w:type="dxa"/>
+          </w:tcPr>
+          <w:p>
+            <w:pPr>
+              <w:spacing w:line="360" w:lineRule="auto"/>
+              <w:rPr>
+                <w:rFonts w:ascii="Times New Roman" w:hAnsi="Times New Roman" w:cs="Times New Roman"/>
+              </w:rPr>
+            </w:pPr>
+            <w:r>
+              <w:rPr>
+                <w:rFonts w:ascii="Times New Roman" w:hAnsi="Times New Roman" w:cs="Times New Roman"/>
+              </w:rPr>
+              <w:t>-0.9812</w:t>
+            </w:r>
+          </w:p>
+        </w:tc>
+        <w:tc>
+          <w:tcPr>
+            <w:tcW w:w="1108" w:type="dxa"/>
+          </w:tcPr>
+          <w:p>
+            <w:pPr>
+              <w:spacing w:line="360" w:lineRule="auto"/>
+              <w:rPr>
+                <w:rFonts w:ascii="Times New Roman" w:hAnsi="Times New Roman" w:cs="Times New Roman"/>
+              </w:rPr>
+            </w:pPr>
+            <w:r>
+              <w:rPr>
+                <w:rFonts w:ascii="Times New Roman" w:hAnsi="Times New Roman" w:cs="Times New Roman"/>
+              </w:rPr>
+              <w:t>163</w:t>
+            </w:r>
+          </w:p>
+        </w:tc>
+        <w:tc>
+          <w:tcPr>
+            <w:tcW w:w="1141" w:type="dxa"/>
+          </w:tcPr>
+          <w:p>
+            <w:pPr>
+              <w:spacing w:line="360" w:lineRule="auto"/>
+              <w:rPr>
+                <w:rFonts w:ascii="Times New Roman" w:hAnsi="Times New Roman" w:cs="Times New Roman"/>
+              </w:rPr>
+            </w:pPr>
+            <w:r>
+              <w:rPr>
+                <w:rFonts w:ascii="Times New Roman" w:hAnsi="Times New Roman" w:cs="Times New Roman"/>
+              </w:rPr>
+              <w:t>0.3280</w:t>
+            </w:r>
+          </w:p>
+        </w:tc>
+      </w:tr>
+      <w:tr>
+        <w:tc>
+          <w:tcPr>
+            <w:tcW w:w="2536" w:type="dxa"/>
+          </w:tcPr>
+          <w:p>
+            <w:pPr>
+              <w:spacing w:line="360" w:lineRule="auto"/>
+              <w:rPr>
+                <w:rFonts w:ascii="Times New Roman" w:hAnsi="Times New Roman" w:cs="Times New Roman"/>
+              </w:rPr>
+            </w:pPr>
+            <w:proofErr w:type="spellStart"/>
+            <w:r>
+              <w:rPr>
+                <w:rFonts w:ascii="Times New Roman" w:hAnsi="Times New Roman" w:cs="Times New Roman"/>
+              </w:rPr>
+              <w:t>pp_</w:t>
+            </w:r>
+            <w:r>
+              <w:rPr>
+                <w:rFonts w:ascii="Times New Roman" w:hAnsi="Times New Roman" w:cs="Times New Roman"/>
+              </w:rPr>
+              <w:t>groupPhytoplankton</w:t>
+            </w:r>
+            <w:proofErr w:type="spellEnd"/>
+            <w:r>
+              <w:rPr>
+                <w:rFonts w:ascii="Times New Roman" w:hAnsi="Times New Roman" w:cs="Times New Roman"/>
+              </w:rPr>
+              <w:t xml:space="preserve"> </w:t>
+            </w:r>
+          </w:p>
+        </w:tc>
+        <w:tc>
+          <w:tcPr>
+            <w:tcW w:w="1157" w:type="dxa"/>
+          </w:tcPr>
+          <w:p>
+            <w:pPr>
+              <w:spacing w:line="360" w:lineRule="auto"/>
+              <w:rPr>
+                <w:rFonts w:ascii="Times New Roman" w:hAnsi="Times New Roman" w:cs="Times New Roman"/>
+              </w:rPr>
+            </w:pPr>
+            <w:r>
+              <w:rPr>
+                <w:rFonts w:ascii="Times New Roman" w:hAnsi="Times New Roman" w:cs="Times New Roman"/>
+              </w:rPr>
+              <w:t>-0.5231</w:t>
+            </w:r>
+          </w:p>
+        </w:tc>
+        <w:tc>
+          <w:tcPr>
+            <w:tcW w:w="1150" w:type="dxa"/>
+          </w:tcPr>
+          <w:p>
+            <w:pPr>
+              <w:spacing w:line="360" w:lineRule="auto"/>
+              <w:rPr>
+                <w:rFonts w:ascii="Times New Roman" w:hAnsi="Times New Roman" w:cs="Times New Roman"/>
+              </w:rPr>
+            </w:pPr>
+            <w:r>
+              <w:rPr>
+                <w:rFonts w:ascii="Times New Roman" w:hAnsi="Times New Roman" w:cs="Times New Roman"/>
+              </w:rPr>
+              <w:t>0.2460</w:t>
+            </w:r>
+          </w:p>
+        </w:tc>
+        <w:tc>
+          <w:tcPr>
+            <w:tcW w:w="1150" w:type="dxa"/>
+          </w:tcPr>
+          <w:p>
+            <w:pPr>
+              <w:spacing w:line="360" w:lineRule="auto"/>
+              <w:rPr>
+                <w:rFonts w:ascii="Times New Roman" w:hAnsi="Times New Roman" w:cs="Times New Roman"/>
+              </w:rPr>
+            </w:pPr>
+            <w:r>
+              <w:rPr>
+                <w:rFonts w:ascii="Times New Roman" w:hAnsi="Times New Roman" w:cs="Times New Roman"/>
+              </w:rPr>
+              <w:t>-2.1265</w:t>
+            </w:r>
+          </w:p>
+        </w:tc>
+        <w:tc>
+          <w:tcPr>
+            <w:tcW w:w="1108" w:type="dxa"/>
+          </w:tcPr>
+          <w:p>
+            <w:pPr>
+              <w:spacing w:line="360" w:lineRule="auto"/>
+              <w:rPr>
+                <w:rFonts w:ascii="Times New Roman" w:hAnsi="Times New Roman" w:cs="Times New Roman"/>
+              </w:rPr>
+            </w:pPr>
+            <w:r>
+              <w:rPr>
+                <w:rFonts w:ascii="Times New Roman" w:hAnsi="Times New Roman" w:cs="Times New Roman"/>
+              </w:rPr>
+              <w:t>163</w:t>
+            </w:r>
+          </w:p>
+        </w:tc>
+        <w:tc>
+          <w:tcPr>
+            <w:tcW w:w="1141" w:type="dxa"/>
+          </w:tcPr>
+          <w:p>
+            <w:pPr>
+              <w:spacing w:line="360" w:lineRule="auto"/>
+              <w:rPr>
+                <w:rFonts w:ascii="Times New Roman" w:hAnsi="Times New Roman" w:cs="Times New Roman"/>
+              </w:rPr>
+            </w:pPr>
+            <w:r>
+              <w:rPr>
+                <w:rFonts w:ascii="Times New Roman" w:hAnsi="Times New Roman" w:cs="Times New Roman"/>
+              </w:rPr>
+              <w:t>0.0350</w:t>
+            </w:r>
+          </w:p>
+        </w:tc>
+      </w:tr>
+      <w:tr>
+        <w:tc>
+          <w:tcPr>
+            <w:tcW w:w="2536" w:type="dxa"/>
+          </w:tcPr>
+          <w:p>
+            <w:pPr>
+              <w:spacing w:line="360" w:lineRule="auto"/>
+              <w:rPr>
+                <w:rFonts w:ascii="Times New Roman" w:hAnsi="Times New Roman" w:cs="Times New Roman"/>
+              </w:rPr>
+            </w:pPr>
+            <w:proofErr w:type="spellStart"/>
+            <w:r>
+              <w:rPr>
+                <w:rFonts w:ascii="Times New Roman" w:hAnsi="Times New Roman" w:cs="Times New Roman"/>
+              </w:rPr>
+              <w:t>pp_</w:t>
+            </w:r>
+            <w:r>
+              <w:rPr>
+                <w:rFonts w:ascii="Times New Roman" w:hAnsi="Times New Roman" w:cs="Times New Roman"/>
+              </w:rPr>
+              <w:t>groupPlants</w:t>
+            </w:r>
+            <w:proofErr w:type="spellEnd"/>
+          </w:p>
+        </w:tc>
+        <w:tc>
+          <w:tcPr>
+            <w:tcW w:w="1157" w:type="dxa"/>
+          </w:tcPr>
+          <w:p>
+            <w:pPr>
+              <w:spacing w:line="360" w:lineRule="auto"/>
+              <w:rPr>
+                <w:rFonts w:ascii="Times New Roman" w:hAnsi="Times New Roman" w:cs="Times New Roman"/>
+              </w:rPr>
+            </w:pPr>
+            <w:r>
+              <w:rPr>
+                <w:rFonts w:ascii="Times New Roman" w:hAnsi="Times New Roman" w:cs="Times New Roman"/>
+              </w:rPr>
+              <w:t>-0.5194</w:t>
+            </w:r>
+          </w:p>
+        </w:tc>
+        <w:tc>
+          <w:tcPr>
+            <w:tcW w:w="1150" w:type="dxa"/>
+          </w:tcPr>
+          <w:p>
+            <w:pPr>
+              <w:spacing w:line="360" w:lineRule="auto"/>
+              <w:rPr>
+                <w:rFonts w:ascii="Times New Roman" w:hAnsi="Times New Roman" w:cs="Times New Roman"/>
+              </w:rPr>
+            </w:pPr>
+            <w:r>
+              <w:rPr>
+                <w:rFonts w:ascii="Times New Roman" w:hAnsi="Times New Roman" w:cs="Times New Roman"/>
+              </w:rPr>
+              <w:t>0.2006</w:t>
+            </w:r>
+          </w:p>
+        </w:tc>
+        <w:tc>
+          <w:tcPr>
+            <w:tcW w:w="1150" w:type="dxa"/>
+          </w:tcPr>
+          <w:p>
+            <w:pPr>
+              <w:spacing w:line="360" w:lineRule="auto"/>
+              <w:rPr>
+                <w:rFonts w:ascii="Times New Roman" w:hAnsi="Times New Roman" w:cs="Times New Roman"/>
+              </w:rPr>
+            </w:pPr>
+            <w:r>
+              <w:rPr>
+                <w:rFonts w:ascii="Times New Roman" w:hAnsi="Times New Roman" w:cs="Times New Roman"/>
+              </w:rPr>
+              <w:t>-2.5889</w:t>
+            </w:r>
+          </w:p>
+        </w:tc>
+        <w:tc>
+          <w:tcPr>
+            <w:tcW w:w="1108" w:type="dxa"/>
+          </w:tcPr>
+          <w:p>
+            <w:pPr>
+              <w:spacing w:line="360" w:lineRule="auto"/>
+              <w:rPr>
+                <w:rFonts w:ascii="Times New Roman" w:hAnsi="Times New Roman" w:cs="Times New Roman"/>
+              </w:rPr>
+            </w:pPr>
+            <w:r>
+              <w:rPr>
+                <w:rFonts w:ascii="Times New Roman" w:hAnsi="Times New Roman" w:cs="Times New Roman"/>
+              </w:rPr>
+              <w:t>163</w:t>
+            </w:r>
+          </w:p>
+        </w:tc>
+        <w:tc>
+          <w:tcPr>
+            <w:tcW w:w="1141" w:type="dxa"/>
+          </w:tcPr>
+          <w:p>
+            <w:pPr>
+              <w:spacing w:line="360" w:lineRule="auto"/>
+              <w:rPr>
+                <w:rFonts w:ascii="Times New Roman" w:hAnsi="Times New Roman" w:cs="Times New Roman"/>
+              </w:rPr>
+            </w:pPr>
+            <w:r>
+              <w:rPr>
+                <w:rFonts w:ascii="Times New Roman" w:hAnsi="Times New Roman" w:cs="Times New Roman"/>
+              </w:rPr>
+              <w:t>0.0105</w:t>
+            </w:r>
+          </w:p>
+        </w:tc>
+      </w:tr>
+    </w:tbl>
+    <w:p>
+      <w:pPr>
+        <w:spacing w:line="360" w:lineRule="auto"/>
+        <w:rPr>
+          <w:rFonts w:ascii="Times New Roman" w:hAnsi="Times New Roman" w:cs="Times New Roman"/>
+        </w:rPr>
+      </w:pPr>
+    </w:p>
+    <w:p>
+      <w:pPr>
+        <w:spacing w:line="360" w:lineRule="auto"/>
+        <w:rPr>
+          <w:rFonts w:ascii="Times New Roman" w:hAnsi="Times New Roman" w:cs="Times New Roman"/>
+        </w:rPr>
+      </w:pPr>
+      <w:proofErr w:type="spellStart"/>
+      <w:r>
+        <w:rPr>
+          <w:rFonts w:ascii="Times New Roman" w:hAnsi="Times New Roman" w:cs="Times New Roman"/>
+          <w:highlight w:val="yellow"/>
+        </w:rPr>
+        <w:t>Table</w:t>
+      </w:r>
+      <w:r>
+        <w:rPr>
+          <w:rFonts w:ascii="Times New Roman" w:hAnsi="Times New Roman" w:cs="Times New Roman"/>
+          <w:highlight w:val="yellow"/>
+        </w:rPr>
+        <w:t xml:space="preserve"> </w:t>
+      </w:r>
+      <w:r>
+        <w:rPr>
+          <w:rFonts w:ascii="Times New Roman" w:hAnsi="Times New Roman" w:cs="Times New Roman"/>
+          <w:highlight w:val="yellow"/>
+        </w:rPr>
+        <w:t>X</w:t>
+      </w:r>
+      <w:r>
+        <w:rPr>
+          <w:rFonts w:ascii="Times New Roman" w:hAnsi="Times New Roman" w:cs="Times New Roman"/>
+        </w:rPr>
+        <w:t>.</w:t>
+      </w:r>
+      <w:r>
+        <w:rPr>
+          <w:rFonts w:ascii="Times New Roman" w:hAnsi="Times New Roman" w:cs="Times New Roman"/>
+        </w:rPr>
+        <w:t xml:space="preserve"> </w:t>
+      </w:r>
+      <w:r>
+        <w:rPr>
+          <w:rFonts w:ascii="Times New Roman" w:hAnsi="Times New Roman" w:cs="Times New Roman"/>
+        </w:rPr>
+        <w:t>Model</w:t>
+      </w:r>
+      <w:proofErr w:type="spellEnd"/>
+      <w:r>
+        <w:rPr>
+          <w:rFonts w:ascii="Times New Roman" w:hAnsi="Times New Roman" w:cs="Times New Roman"/>
+        </w:rPr>
+        <w:t xml:space="preserve"> </w:t>
+      </w:r>
+      <w:r>
+        <w:rPr>
+          <w:rFonts w:ascii="Times New Roman" w:hAnsi="Times New Roman" w:cs="Times New Roman"/>
+        </w:rPr>
+        <w:t>output</w:t>
+      </w:r>
+      <w:r>
+        <w:rPr>
+          <w:rFonts w:ascii="Times New Roman" w:hAnsi="Times New Roman" w:cs="Times New Roman"/>
+        </w:rPr>
+        <w:t xml:space="preserve"> </w:t>
+      </w:r>
+      <w:r>
+        <w:rPr>
+          <w:rFonts w:ascii="Times New Roman" w:hAnsi="Times New Roman" w:cs="Times New Roman"/>
+        </w:rPr>
+        <w:t>for</w:t>
+      </w:r>
+      <w:r>
+        <w:rPr>
+          <w:rFonts w:ascii="Times New Roman" w:hAnsi="Times New Roman" w:cs="Times New Roman"/>
+        </w:rPr>
+        <w:t xml:space="preserve"> </w:t>
+      </w:r>
+      <w:r>
+        <w:rPr>
+          <w:rFonts w:ascii="Times New Roman" w:hAnsi="Times New Roman" w:cs="Times New Roman"/>
+        </w:rPr>
+        <w:t>temperature</w:t>
+      </w:r>
+      <w:r>
+        <w:rPr>
+          <w:rFonts w:ascii="Times New Roman" w:hAnsi="Times New Roman" w:cs="Times New Roman"/>
+        </w:rPr>
+        <w:t xml:space="preserve"> </w:t>
+      </w:r>
+      <w:r>
+        <w:rPr>
+          <w:rFonts w:ascii="Times New Roman" w:hAnsi="Times New Roman" w:cs="Times New Roman"/>
+        </w:rPr>
+        <w:t>model</w:t>
+      </w:r>
+    </w:p>
+    <w:tbl>
+      <w:tblPr>
+        <w:tblStyle w:val="TableGrid"/>
+        <w:tblW w:w="0" w:type="auto"/>
+        <w:tblLook w:val="04A0" w:firstRow="1" w:lastRow="0" w:firstColumn="1" w:lastColumn="0" w:noHBand="0" w:noVBand="1"/>
+      </w:tblPr>
+      <w:tblGrid>
+        <w:gridCol w:w="2536"/>
+        <w:gridCol w:w="1157"/>
+        <w:gridCol w:w="1150"/>
+        <w:gridCol w:w="1150"/>
+        <w:gridCol w:w="1108"/>
+        <w:gridCol w:w="1141"/>
+      </w:tblGrid>
+      <w:tr>
+        <w:tc>
+          <w:tcPr>
+            <w:tcW w:w="2536" w:type="dxa"/>
+          </w:tcPr>
+          <w:p>
+            <w:pPr>
+              <w:spacing w:line="360" w:lineRule="auto"/>
+              <w:rPr>
+                <w:rFonts w:ascii="Times New Roman" w:hAnsi="Times New Roman" w:cs="Times New Roman"/>
+              </w:rPr>
+            </w:pPr>
+          </w:p>
+        </w:tc>
+        <w:tc>
+          <w:tcPr>
+            <w:tcW w:w="1157" w:type="dxa"/>
+          </w:tcPr>
+          <w:p>
+            <w:pPr>
+              <w:spacing w:line="360" w:lineRule="auto"/>
+              <w:rPr>
+                <w:rFonts w:ascii="Times New Roman" w:hAnsi="Times New Roman" w:cs="Times New Roman"/>
+              </w:rPr>
+            </w:pPr>
+            <w:r>
+              <w:rPr>
+                <w:rFonts w:ascii="Times New Roman" w:hAnsi="Times New Roman" w:cs="Times New Roman"/>
+              </w:rPr>
+              <w:t>estimate</w:t>
+            </w:r>
+          </w:p>
+        </w:tc>
+        <w:tc>
+          <w:tcPr>
+            <w:tcW w:w="1150" w:type="dxa"/>
+          </w:tcPr>
+          <w:p>
+            <w:pPr>
+              <w:spacing w:line="360" w:lineRule="auto"/>
+              <w:rPr>
+                <w:rFonts w:ascii="Times New Roman" w:hAnsi="Times New Roman" w:cs="Times New Roman"/>
+              </w:rPr>
+            </w:pPr>
+            <w:r>
+              <w:rPr>
+                <w:rFonts w:ascii="Times New Roman" w:hAnsi="Times New Roman" w:cs="Times New Roman"/>
+              </w:rPr>
+              <w:t>SE</w:t>
+            </w:r>
+          </w:p>
+        </w:tc>
+        <w:tc>
+          <w:tcPr>
+            <w:tcW w:w="1150" w:type="dxa"/>
+          </w:tcPr>
+          <w:p>
+            <w:pPr>
+              <w:spacing w:line="360" w:lineRule="auto"/>
+              <w:rPr>
+                <w:rFonts w:ascii="Times New Roman" w:hAnsi="Times New Roman" w:cs="Times New Roman"/>
+              </w:rPr>
+            </w:pPr>
+            <w:r>
+              <w:rPr>
+                <w:rFonts w:ascii="Times New Roman" w:hAnsi="Times New Roman" w:cs="Times New Roman"/>
+              </w:rPr>
+              <w:t>t-value</w:t>
+            </w:r>
+          </w:p>
+        </w:tc>
+        <w:tc>
+          <w:tcPr>
+            <w:tcW w:w="1108" w:type="dxa"/>
+          </w:tcPr>
+          <w:p>
+            <w:pPr>
+              <w:spacing w:line="360" w:lineRule="auto"/>
+              <w:rPr>
+                <w:rFonts w:ascii="Times New Roman" w:hAnsi="Times New Roman" w:cs="Times New Roman"/>
+              </w:rPr>
+            </w:pPr>
+            <w:proofErr w:type="spellStart"/>
+            <w:r>
+              <w:rPr>
+                <w:rFonts w:ascii="Times New Roman" w:hAnsi="Times New Roman" w:cs="Times New Roman"/>
+              </w:rPr>
+              <w:t>df</w:t>
+            </w:r>
+            <w:proofErr w:type="spellEnd"/>
+          </w:p>
+        </w:tc>
+        <w:tc>
+          <w:tcPr>
+            <w:tcW w:w="1141" w:type="dxa"/>
+          </w:tcPr>
+          <w:p>
+            <w:pPr>
+              <w:spacing w:line="360" w:lineRule="auto"/>
+              <w:rPr>
+                <w:rFonts w:ascii="Times New Roman" w:hAnsi="Times New Roman" w:cs="Times New Roman"/>
+              </w:rPr>
+            </w:pPr>
+            <w:r>
+              <w:rPr>
+                <w:rFonts w:ascii="Times New Roman" w:hAnsi="Times New Roman" w:cs="Times New Roman"/>
+              </w:rPr>
+              <w:t>p-value</w:t>
+            </w:r>
+          </w:p>
+        </w:tc>
+      </w:tr>
+      <w:tr>
+        <w:tc>
+          <w:tcPr>
+            <w:tcW w:w="2536" w:type="dxa"/>
+          </w:tcPr>
+          <w:p>
+            <w:pPr>
+              <w:spacing w:line="360" w:lineRule="auto"/>
+              <w:rPr>
+                <w:rFonts w:ascii="Times New Roman" w:hAnsi="Times New Roman" w:cs="Times New Roman"/>
+              </w:rPr>
+            </w:pPr>
+            <w:r>
+              <w:rPr>
+                <w:rFonts w:ascii="Times New Roman" w:hAnsi="Times New Roman" w:cs="Times New Roman"/>
+              </w:rPr>
+              <w:t>Intercept</w:t>
+            </w:r>
+          </w:p>
+        </w:tc>
+        <w:tc>
+          <w:tcPr>
+            <w:tcW w:w="1157" w:type="dxa"/>
+          </w:tcPr>
+          <w:p>
+            <w:pPr>
+              <w:spacing w:line="360" w:lineRule="auto"/>
+              <w:rPr>
+                <w:rFonts w:ascii="Times New Roman" w:hAnsi="Times New Roman" w:cs="Times New Roman"/>
+              </w:rPr>
+            </w:pPr>
+            <w:r>
+              <w:rPr>
+                <w:rFonts w:ascii="Times New Roman" w:hAnsi="Times New Roman" w:cs="Times New Roman"/>
+              </w:rPr>
+              <w:t>0.5816</w:t>
+            </w:r>
+          </w:p>
+        </w:tc>
+        <w:tc>
+          <w:tcPr>
+            <w:tcW w:w="1150" w:type="dxa"/>
+          </w:tcPr>
+          <w:p>
+            <w:pPr>
+              <w:spacing w:line="360" w:lineRule="auto"/>
+              <w:rPr>
+                <w:rFonts w:ascii="Times New Roman" w:hAnsi="Times New Roman" w:cs="Times New Roman"/>
+              </w:rPr>
+            </w:pPr>
+            <w:r>
+              <w:rPr>
+                <w:rFonts w:ascii="Times New Roman" w:hAnsi="Times New Roman" w:cs="Times New Roman"/>
+              </w:rPr>
+              <w:t>0.1617</w:t>
+            </w:r>
+          </w:p>
+        </w:tc>
+        <w:tc>
+          <w:tcPr>
+            <w:tcW w:w="1150" w:type="dxa"/>
+          </w:tcPr>
+          <w:p>
+            <w:pPr>
+              <w:spacing w:line="360" w:lineRule="auto"/>
+              <w:rPr>
+                <w:rFonts w:ascii="Times New Roman" w:hAnsi="Times New Roman" w:cs="Times New Roman"/>
+              </w:rPr>
+            </w:pPr>
+            <w:r>
+              <w:rPr>
+                <w:rFonts w:ascii="Times New Roman" w:hAnsi="Times New Roman" w:cs="Times New Roman"/>
+              </w:rPr>
+              <w:t>3.5976</w:t>
+            </w:r>
+          </w:p>
+        </w:tc>
+        <w:tc>
+          <w:tcPr>
+            <w:tcW w:w="1108" w:type="dxa"/>
+          </w:tcPr>
+          <w:p>
+            <w:pPr>
+              <w:spacing w:line="360" w:lineRule="auto"/>
+              <w:rPr>
+                <w:rFonts w:ascii="Times New Roman" w:hAnsi="Times New Roman" w:cs="Times New Roman"/>
+              </w:rPr>
+            </w:pPr>
+            <w:r>
+              <w:rPr>
+                <w:rFonts w:ascii="Times New Roman" w:hAnsi="Times New Roman" w:cs="Times New Roman"/>
+              </w:rPr>
+              <w:t>163</w:t>
+            </w:r>
+          </w:p>
+        </w:tc>
+        <w:tc>
+          <w:tcPr>
+            <w:tcW w:w="1141" w:type="dxa"/>
+          </w:tcPr>
+          <w:p>
+            <w:pPr>
+              <w:spacing w:line="360" w:lineRule="auto"/>
+              <w:rPr>
+                <w:rFonts w:ascii="Times New Roman" w:hAnsi="Times New Roman" w:cs="Times New Roman"/>
+              </w:rPr>
+            </w:pPr>
+            <w:r>
+              <w:rPr>
+                <w:rFonts w:ascii="Times New Roman" w:hAnsi="Times New Roman" w:cs="Times New Roman"/>
+              </w:rPr>
+              <w:t>0.0004</w:t>
+            </w:r>
+          </w:p>
+        </w:tc>
+      </w:tr>
+      <w:tr>
+        <w:tc>
+          <w:tcPr>
+            <w:tcW w:w="2536" w:type="dxa"/>
+          </w:tcPr>
+          <w:p>
+            <w:pPr>
+              <w:spacing w:line="360" w:lineRule="auto"/>
+              <w:rPr>
+                <w:rFonts w:ascii="Times New Roman" w:hAnsi="Times New Roman" w:cs="Times New Roman"/>
+              </w:rPr>
+            </w:pPr>
+            <w:proofErr w:type="spellStart"/>
+            <w:r>
+              <w:rPr>
+                <w:rFonts w:ascii="Times New Roman" w:hAnsi="Times New Roman" w:cs="Times New Roman"/>
+              </w:rPr>
+              <w:t>temp</w:t>
+            </w:r>
+            <w:r>
+              <w:rPr>
+                <w:rFonts w:ascii="Times New Roman" w:hAnsi="Times New Roman" w:cs="Times New Roman"/>
+              </w:rPr>
+              <w:t>_stand</w:t>
+            </w:r>
+            <w:proofErr w:type="spellEnd"/>
+          </w:p>
+        </w:tc>
+        <w:tc>
+          <w:tcPr>
+            <w:tcW w:w="1157" w:type="dxa"/>
+          </w:tcPr>
+          <w:p>
+            <w:pPr>
+              <w:spacing w:line="360" w:lineRule="auto"/>
+              <w:rPr>
+                <w:rFonts w:ascii="Times New Roman" w:hAnsi="Times New Roman" w:cs="Times New Roman"/>
+              </w:rPr>
+            </w:pPr>
+            <w:r>
+              <w:rPr>
+                <w:rFonts w:ascii="Times New Roman" w:hAnsi="Times New Roman" w:cs="Times New Roman"/>
+              </w:rPr>
+              <w:t>-0.0551</w:t>
+            </w:r>
+          </w:p>
+        </w:tc>
+        <w:tc>
+          <w:tcPr>
+            <w:tcW w:w="1150" w:type="dxa"/>
+          </w:tcPr>
+          <w:p>
+            <w:pPr>
+              <w:spacing w:line="360" w:lineRule="auto"/>
+              <w:rPr>
+                <w:rFonts w:ascii="Times New Roman" w:hAnsi="Times New Roman" w:cs="Times New Roman"/>
+              </w:rPr>
+            </w:pPr>
+            <w:r>
+              <w:rPr>
+                <w:rFonts w:ascii="Times New Roman" w:hAnsi="Times New Roman" w:cs="Times New Roman"/>
+              </w:rPr>
+              <w:t>0.0729</w:t>
+            </w:r>
+          </w:p>
+        </w:tc>
+        <w:tc>
+          <w:tcPr>
+            <w:tcW w:w="1150" w:type="dxa"/>
+          </w:tcPr>
+          <w:p>
+            <w:pPr>
+              <w:spacing w:line="360" w:lineRule="auto"/>
+              <w:rPr>
+                <w:rFonts w:ascii="Times New Roman" w:hAnsi="Times New Roman" w:cs="Times New Roman"/>
+              </w:rPr>
+            </w:pPr>
+            <w:r>
+              <w:rPr>
+                <w:rFonts w:ascii="Times New Roman" w:hAnsi="Times New Roman" w:cs="Times New Roman"/>
+              </w:rPr>
+              <w:t>-0.7558</w:t>
+            </w:r>
+          </w:p>
+        </w:tc>
+        <w:tc>
+          <w:tcPr>
+            <w:tcW w:w="1108" w:type="dxa"/>
+          </w:tcPr>
+          <w:p>
+            <w:pPr>
+              <w:spacing w:line="360" w:lineRule="auto"/>
+              <w:rPr>
+                <w:rFonts w:ascii="Times New Roman" w:hAnsi="Times New Roman" w:cs="Times New Roman"/>
+              </w:rPr>
+            </w:pPr>
+            <w:r>
+              <w:rPr>
+                <w:rFonts w:ascii="Times New Roman" w:hAnsi="Times New Roman" w:cs="Times New Roman"/>
+              </w:rPr>
+              <w:t>163</w:t>
+            </w:r>
+          </w:p>
+        </w:tc>
+        <w:tc>
+          <w:tcPr>
+            <w:tcW w:w="1141" w:type="dxa"/>
+          </w:tcPr>
+          <w:p>
+            <w:pPr>
+              <w:spacing w:line="360" w:lineRule="auto"/>
+              <w:rPr>
+                <w:rFonts w:ascii="Times New Roman" w:hAnsi="Times New Roman" w:cs="Times New Roman"/>
+              </w:rPr>
+            </w:pPr>
+            <w:r>
+              <w:rPr>
+                <w:rFonts w:ascii="Times New Roman" w:hAnsi="Times New Roman" w:cs="Times New Roman"/>
+              </w:rPr>
+              <w:t>0.4508</w:t>
+            </w:r>
+          </w:p>
+        </w:tc>
+      </w:tr>
+      <w:tr>
+        <w:tc>
+          <w:tcPr>
+            <w:tcW w:w="2536" w:type="dxa"/>
+          </w:tcPr>
+          <w:p>
+            <w:pPr>
+              <w:spacing w:line="360" w:lineRule="auto"/>
+              <w:rPr>
+                <w:rFonts w:ascii="Times New Roman" w:hAnsi="Times New Roman" w:cs="Times New Roman"/>
+              </w:rPr>
+            </w:pPr>
+            <w:r>
+              <w:rPr>
+                <w:rFonts w:ascii="Times New Roman" w:hAnsi="Times New Roman" w:cs="Times New Roman"/>
+              </w:rPr>
+              <w:t>Natural2</w:t>
+            </w:r>
+          </w:p>
+        </w:tc>
+        <w:tc>
+          <w:tcPr>
+            <w:tcW w:w="1157" w:type="dxa"/>
+          </w:tcPr>
+          <w:p>
+            <w:pPr>
+              <w:spacing w:line="360" w:lineRule="auto"/>
+              <w:rPr>
+                <w:rFonts w:ascii="Times New Roman" w:hAnsi="Times New Roman" w:cs="Times New Roman"/>
+              </w:rPr>
+            </w:pPr>
+            <w:r>
+              <w:rPr>
+                <w:rFonts w:ascii="Times New Roman" w:hAnsi="Times New Roman" w:cs="Times New Roman"/>
+              </w:rPr>
+              <w:t>-0.2326</w:t>
+            </w:r>
+          </w:p>
+        </w:tc>
+        <w:tc>
+          <w:tcPr>
+            <w:tcW w:w="1150" w:type="dxa"/>
+          </w:tcPr>
+          <w:p>
+            <w:pPr>
+              <w:spacing w:line="360" w:lineRule="auto"/>
+              <w:rPr>
+                <w:rFonts w:ascii="Times New Roman" w:hAnsi="Times New Roman" w:cs="Times New Roman"/>
+              </w:rPr>
+            </w:pPr>
+            <w:r>
+              <w:rPr>
+                <w:rFonts w:ascii="Times New Roman" w:hAnsi="Times New Roman" w:cs="Times New Roman"/>
+              </w:rPr>
+              <w:t>0.2317</w:t>
+            </w:r>
+          </w:p>
+        </w:tc>
+        <w:tc>
+          <w:tcPr>
+            <w:tcW w:w="1150" w:type="dxa"/>
+          </w:tcPr>
+          <w:p>
+            <w:pPr>
+              <w:spacing w:line="360" w:lineRule="auto"/>
+              <w:rPr>
+                <w:rFonts w:ascii="Times New Roman" w:hAnsi="Times New Roman" w:cs="Times New Roman"/>
+              </w:rPr>
+            </w:pPr>
+            <w:r>
+              <w:rPr>
+                <w:rFonts w:ascii="Times New Roman" w:hAnsi="Times New Roman" w:cs="Times New Roman"/>
+              </w:rPr>
+              <w:t>-1.0038</w:t>
+            </w:r>
+          </w:p>
+        </w:tc>
+        <w:tc>
+          <w:tcPr>
+            <w:tcW w:w="1108" w:type="dxa"/>
+          </w:tcPr>
+          <w:p>
+            <w:pPr>
+              <w:spacing w:line="360" w:lineRule="auto"/>
+              <w:rPr>
+                <w:rFonts w:ascii="Times New Roman" w:hAnsi="Times New Roman" w:cs="Times New Roman"/>
+              </w:rPr>
+            </w:pPr>
+            <w:r>
+              <w:rPr>
+                <w:rFonts w:ascii="Times New Roman" w:hAnsi="Times New Roman" w:cs="Times New Roman"/>
+              </w:rPr>
+              <w:t>163</w:t>
+            </w:r>
+          </w:p>
+        </w:tc>
+        <w:tc>
+          <w:tcPr>
+            <w:tcW w:w="1141" w:type="dxa"/>
+          </w:tcPr>
+          <w:p>
+            <w:pPr>
+              <w:spacing w:line="360" w:lineRule="auto"/>
+              <w:rPr>
+                <w:rFonts w:ascii="Times New Roman" w:hAnsi="Times New Roman" w:cs="Times New Roman"/>
+              </w:rPr>
+            </w:pPr>
+            <w:r>
+              <w:rPr>
+                <w:rFonts w:ascii="Times New Roman" w:hAnsi="Times New Roman" w:cs="Times New Roman"/>
+              </w:rPr>
+              <w:t>0.3170</w:t>
+            </w:r>
+          </w:p>
+        </w:tc>
+      </w:tr>
+      <w:tr>
+        <w:tc>
+          <w:tcPr>
+            <w:tcW w:w="2536" w:type="dxa"/>
+          </w:tcPr>
+          <w:p>
+            <w:pPr>
+              <w:spacing w:line="360" w:lineRule="auto"/>
+              <w:rPr>
+                <w:rFonts w:ascii="Times New Roman" w:hAnsi="Times New Roman" w:cs="Times New Roman"/>
+              </w:rPr>
+            </w:pPr>
+            <w:r>
+              <w:rPr>
+                <w:rFonts w:ascii="Times New Roman" w:hAnsi="Times New Roman" w:cs="Times New Roman"/>
+              </w:rPr>
+              <w:t>Natural3</w:t>
+            </w:r>
+          </w:p>
+        </w:tc>
+        <w:tc>
+          <w:tcPr>
+            <w:tcW w:w="1157" w:type="dxa"/>
+          </w:tcPr>
+          <w:p>
+            <w:pPr>
+              <w:spacing w:line="360" w:lineRule="auto"/>
+              <w:rPr>
+                <w:rFonts w:ascii="Times New Roman" w:hAnsi="Times New Roman" w:cs="Times New Roman"/>
+              </w:rPr>
+            </w:pPr>
+            <w:r>
+              <w:rPr>
+                <w:rFonts w:ascii="Times New Roman" w:hAnsi="Times New Roman" w:cs="Times New Roman"/>
+              </w:rPr>
+              <w:t>0.3627</w:t>
+            </w:r>
+          </w:p>
+        </w:tc>
+        <w:tc>
+          <w:tcPr>
+            <w:tcW w:w="1150" w:type="dxa"/>
+          </w:tcPr>
+          <w:p>
+            <w:pPr>
+              <w:spacing w:line="360" w:lineRule="auto"/>
+              <w:rPr>
+                <w:rFonts w:ascii="Times New Roman" w:hAnsi="Times New Roman" w:cs="Times New Roman"/>
+              </w:rPr>
+            </w:pPr>
+            <w:r>
+              <w:rPr>
+                <w:rFonts w:ascii="Times New Roman" w:hAnsi="Times New Roman" w:cs="Times New Roman"/>
+              </w:rPr>
+              <w:t>0.2163</w:t>
+            </w:r>
+          </w:p>
+        </w:tc>
+        <w:tc>
+          <w:tcPr>
+            <w:tcW w:w="1150" w:type="dxa"/>
+          </w:tcPr>
+          <w:p>
+            <w:pPr>
+              <w:spacing w:line="360" w:lineRule="auto"/>
+              <w:rPr>
+                <w:rFonts w:ascii="Times New Roman" w:hAnsi="Times New Roman" w:cs="Times New Roman"/>
+              </w:rPr>
+            </w:pPr>
+            <w:r>
+              <w:rPr>
+                <w:rFonts w:ascii="Times New Roman" w:hAnsi="Times New Roman" w:cs="Times New Roman"/>
+              </w:rPr>
+              <w:t>1.6765</w:t>
+            </w:r>
+          </w:p>
+        </w:tc>
+        <w:tc>
+          <w:tcPr>
+            <w:tcW w:w="1108" w:type="dxa"/>
+          </w:tcPr>
+          <w:p>
+            <w:pPr>
+              <w:spacing w:line="360" w:lineRule="auto"/>
+              <w:rPr>
+                <w:rFonts w:ascii="Times New Roman" w:hAnsi="Times New Roman" w:cs="Times New Roman"/>
+              </w:rPr>
+            </w:pPr>
+            <w:r>
+              <w:rPr>
+                <w:rFonts w:ascii="Times New Roman" w:hAnsi="Times New Roman" w:cs="Times New Roman"/>
+              </w:rPr>
+              <w:t>163</w:t>
+            </w:r>
+          </w:p>
+        </w:tc>
+        <w:tc>
+          <w:tcPr>
+            <w:tcW w:w="1141" w:type="dxa"/>
+          </w:tcPr>
+          <w:p>
+            <w:pPr>
+              <w:spacing w:line="360" w:lineRule="auto"/>
+              <w:rPr>
+                <w:rFonts w:ascii="Times New Roman" w:hAnsi="Times New Roman" w:cs="Times New Roman"/>
+              </w:rPr>
+            </w:pPr>
+            <w:r>
+              <w:rPr>
+                <w:rFonts w:ascii="Times New Roman" w:hAnsi="Times New Roman" w:cs="Times New Roman"/>
+              </w:rPr>
+              <w:t>0.0956</w:t>
+            </w:r>
+          </w:p>
+        </w:tc>
+      </w:tr>
+      <w:tr>
+        <w:tc>
+          <w:tcPr>
+            <w:tcW w:w="2536" w:type="dxa"/>
+          </w:tcPr>
+          <w:p>
+            <w:pPr>
+              <w:spacing w:line="360" w:lineRule="auto"/>
+              <w:rPr>
+                <w:rFonts w:ascii="Times New Roman" w:hAnsi="Times New Roman" w:cs="Times New Roman"/>
+              </w:rPr>
+            </w:pPr>
+            <w:r>
+              <w:rPr>
+                <w:rFonts w:ascii="Times New Roman" w:hAnsi="Times New Roman" w:cs="Times New Roman"/>
+              </w:rPr>
+              <w:t>Natural4</w:t>
+            </w:r>
+          </w:p>
+        </w:tc>
+        <w:tc>
+          <w:tcPr>
+            <w:tcW w:w="1157" w:type="dxa"/>
+          </w:tcPr>
+          <w:p>
+            <w:pPr>
+              <w:spacing w:line="360" w:lineRule="auto"/>
+              <w:rPr>
+                <w:rFonts w:ascii="Times New Roman" w:hAnsi="Times New Roman" w:cs="Times New Roman"/>
+              </w:rPr>
+            </w:pPr>
+            <w:r>
+              <w:rPr>
+                <w:rFonts w:ascii="Times New Roman" w:hAnsi="Times New Roman" w:cs="Times New Roman"/>
+              </w:rPr>
+              <w:t>0.6027</w:t>
+            </w:r>
+          </w:p>
+        </w:tc>
+        <w:tc>
+          <w:tcPr>
+            <w:tcW w:w="1150" w:type="dxa"/>
+          </w:tcPr>
+          <w:p>
+            <w:pPr>
+              <w:spacing w:line="360" w:lineRule="auto"/>
+              <w:rPr>
+                <w:rFonts w:ascii="Times New Roman" w:hAnsi="Times New Roman" w:cs="Times New Roman"/>
+              </w:rPr>
+            </w:pPr>
+            <w:r>
+              <w:rPr>
+                <w:rFonts w:ascii="Times New Roman" w:hAnsi="Times New Roman" w:cs="Times New Roman"/>
+              </w:rPr>
+              <w:t>0.3151</w:t>
+            </w:r>
+          </w:p>
+        </w:tc>
+        <w:tc>
+          <w:tcPr>
+            <w:tcW w:w="1150" w:type="dxa"/>
+          </w:tcPr>
+          <w:p>
+            <w:pPr>
+              <w:spacing w:line="360" w:lineRule="auto"/>
+              <w:rPr>
+                <w:rFonts w:ascii="Times New Roman" w:hAnsi="Times New Roman" w:cs="Times New Roman"/>
+              </w:rPr>
+            </w:pPr>
+            <w:r>
+              <w:rPr>
+                <w:rFonts w:ascii="Times New Roman" w:hAnsi="Times New Roman" w:cs="Times New Roman"/>
+              </w:rPr>
+              <w:t>1.9130</w:t>
+            </w:r>
+          </w:p>
+        </w:tc>
+        <w:tc>
+          <w:tcPr>
+            <w:tcW w:w="1108" w:type="dxa"/>
+          </w:tcPr>
+          <w:p>
+            <w:pPr>
+              <w:spacing w:line="360" w:lineRule="auto"/>
+              <w:rPr>
+                <w:rFonts w:ascii="Times New Roman" w:hAnsi="Times New Roman" w:cs="Times New Roman"/>
+              </w:rPr>
+            </w:pPr>
+            <w:r>
+              <w:rPr>
+                <w:rFonts w:ascii="Times New Roman" w:hAnsi="Times New Roman" w:cs="Times New Roman"/>
+              </w:rPr>
+              <w:t>163</w:t>
+            </w:r>
+          </w:p>
+        </w:tc>
+        <w:tc>
+          <w:tcPr>
+            <w:tcW w:w="1141" w:type="dxa"/>
+          </w:tcPr>
+          <w:p>
+            <w:pPr>
+              <w:spacing w:line="360" w:lineRule="auto"/>
+              <w:rPr>
+                <w:rFonts w:ascii="Times New Roman" w:hAnsi="Times New Roman" w:cs="Times New Roman"/>
+              </w:rPr>
+            </w:pPr>
+            <w:r>
+              <w:rPr>
+                <w:rFonts w:ascii="Times New Roman" w:hAnsi="Times New Roman" w:cs="Times New Roman"/>
+              </w:rPr>
+              <w:t>0.0575</w:t>
+            </w:r>
+          </w:p>
+        </w:tc>
+      </w:tr>
+      <w:tr>
+        <w:tc>
+          <w:tcPr>
+            <w:tcW w:w="2536" w:type="dxa"/>
+          </w:tcPr>
+          <w:p>
+            <w:pPr>
+              <w:spacing w:line="360" w:lineRule="auto"/>
+              <w:rPr>
+                <w:rFonts w:ascii="Times New Roman" w:hAnsi="Times New Roman" w:cs="Times New Roman"/>
+              </w:rPr>
+            </w:pPr>
+            <w:r>
+              <w:rPr>
+                <w:rFonts w:ascii="Times New Roman" w:hAnsi="Times New Roman" w:cs="Times New Roman"/>
+              </w:rPr>
+              <w:t>Natural5</w:t>
+            </w:r>
+          </w:p>
+        </w:tc>
+        <w:tc>
+          <w:tcPr>
+            <w:tcW w:w="1157" w:type="dxa"/>
+          </w:tcPr>
+          <w:p>
+            <w:pPr>
+              <w:spacing w:line="360" w:lineRule="auto"/>
+              <w:rPr>
+                <w:rFonts w:ascii="Times New Roman" w:hAnsi="Times New Roman" w:cs="Times New Roman"/>
+              </w:rPr>
+            </w:pPr>
+            <w:r>
+              <w:rPr>
+                <w:rFonts w:ascii="Times New Roman" w:hAnsi="Times New Roman" w:cs="Times New Roman"/>
+              </w:rPr>
+              <w:t>0.1551</w:t>
+            </w:r>
+          </w:p>
+        </w:tc>
+        <w:tc>
+          <w:tcPr>
+            <w:tcW w:w="1150" w:type="dxa"/>
+          </w:tcPr>
+          <w:p>
+            <w:pPr>
+              <w:spacing w:line="360" w:lineRule="auto"/>
+              <w:rPr>
+                <w:rFonts w:ascii="Times New Roman" w:hAnsi="Times New Roman" w:cs="Times New Roman"/>
+              </w:rPr>
+            </w:pPr>
+            <w:r>
+              <w:rPr>
+                <w:rFonts w:ascii="Times New Roman" w:hAnsi="Times New Roman" w:cs="Times New Roman"/>
+              </w:rPr>
+              <w:t>0.2038</w:t>
+            </w:r>
+          </w:p>
+        </w:tc>
+        <w:tc>
+          <w:tcPr>
+            <w:tcW w:w="1150" w:type="dxa"/>
+          </w:tcPr>
+          <w:p>
+            <w:pPr>
+              <w:spacing w:line="360" w:lineRule="auto"/>
+              <w:rPr>
+                <w:rFonts w:ascii="Times New Roman" w:hAnsi="Times New Roman" w:cs="Times New Roman"/>
+              </w:rPr>
+            </w:pPr>
+            <w:r>
+              <w:rPr>
+                <w:rFonts w:ascii="Times New Roman" w:hAnsi="Times New Roman" w:cs="Times New Roman"/>
+              </w:rPr>
+              <w:t>0.7613</w:t>
+            </w:r>
+          </w:p>
+        </w:tc>
+        <w:tc>
+          <w:tcPr>
+            <w:tcW w:w="1108" w:type="dxa"/>
+          </w:tcPr>
+          <w:p>
+            <w:pPr>
+              <w:spacing w:line="360" w:lineRule="auto"/>
+              <w:rPr>
+                <w:rFonts w:ascii="Times New Roman" w:hAnsi="Times New Roman" w:cs="Times New Roman"/>
+              </w:rPr>
+            </w:pPr>
+            <w:r>
+              <w:rPr>
+                <w:rFonts w:ascii="Times New Roman" w:hAnsi="Times New Roman" w:cs="Times New Roman"/>
+              </w:rPr>
+              <w:t>163</w:t>
+            </w:r>
+          </w:p>
+        </w:tc>
+        <w:tc>
+          <w:tcPr>
+            <w:tcW w:w="1141" w:type="dxa"/>
+          </w:tcPr>
+          <w:p>
+            <w:pPr>
+              <w:spacing w:line="360" w:lineRule="auto"/>
+              <w:rPr>
+                <w:rFonts w:ascii="Times New Roman" w:hAnsi="Times New Roman" w:cs="Times New Roman"/>
+              </w:rPr>
+            </w:pPr>
+            <w:r>
+              <w:rPr>
+                <w:rFonts w:ascii="Times New Roman" w:hAnsi="Times New Roman" w:cs="Times New Roman"/>
+              </w:rPr>
+              <w:t>0.4476</w:t>
+            </w:r>
+          </w:p>
+        </w:tc>
+      </w:tr>
+      <w:tr>
+        <w:tc>
+          <w:tcPr>
+            <w:tcW w:w="2536" w:type="dxa"/>
+          </w:tcPr>
+          <w:p>
+            <w:pPr>
+              <w:spacing w:line="360" w:lineRule="auto"/>
+              <w:rPr>
+                <w:rFonts w:ascii="Times New Roman" w:hAnsi="Times New Roman" w:cs="Times New Roman"/>
+              </w:rPr>
+            </w:pPr>
+            <w:proofErr w:type="spellStart"/>
+            <w:r>
+              <w:rPr>
+                <w:rFonts w:ascii="Times New Roman" w:hAnsi="Times New Roman" w:cs="Times New Roman"/>
+              </w:rPr>
+              <w:t>pp_groupCoral</w:t>
+            </w:r>
+            <w:proofErr w:type="spellEnd"/>
+          </w:p>
+        </w:tc>
+        <w:tc>
+          <w:tcPr>
+            <w:tcW w:w="1157" w:type="dxa"/>
+          </w:tcPr>
+          <w:p>
+            <w:pPr>
+              <w:spacing w:line="360" w:lineRule="auto"/>
+              <w:rPr>
+                <w:rFonts w:ascii="Times New Roman" w:hAnsi="Times New Roman" w:cs="Times New Roman"/>
+              </w:rPr>
+            </w:pPr>
+            <w:r>
+              <w:rPr>
+                <w:rFonts w:ascii="Times New Roman" w:hAnsi="Times New Roman" w:cs="Times New Roman"/>
+              </w:rPr>
+              <w:t>-0.1770</w:t>
+            </w:r>
+          </w:p>
+        </w:tc>
+        <w:tc>
+          <w:tcPr>
+            <w:tcW w:w="1150" w:type="dxa"/>
+          </w:tcPr>
+          <w:p>
+            <w:pPr>
+              <w:spacing w:line="360" w:lineRule="auto"/>
+              <w:rPr>
+                <w:rFonts w:ascii="Times New Roman" w:hAnsi="Times New Roman" w:cs="Times New Roman"/>
+              </w:rPr>
+            </w:pPr>
+            <w:r>
+              <w:rPr>
+                <w:rFonts w:ascii="Times New Roman" w:hAnsi="Times New Roman" w:cs="Times New Roman"/>
+              </w:rPr>
+              <w:t>0.2111</w:t>
+            </w:r>
+          </w:p>
+        </w:tc>
+        <w:tc>
+          <w:tcPr>
+            <w:tcW w:w="1150" w:type="dxa"/>
+          </w:tcPr>
+          <w:p>
+            <w:pPr>
+              <w:spacing w:line="360" w:lineRule="auto"/>
+              <w:rPr>
+                <w:rFonts w:ascii="Times New Roman" w:hAnsi="Times New Roman" w:cs="Times New Roman"/>
+              </w:rPr>
+            </w:pPr>
+            <w:r>
+              <w:rPr>
+                <w:rFonts w:ascii="Times New Roman" w:hAnsi="Times New Roman" w:cs="Times New Roman"/>
+              </w:rPr>
+              <w:t>-0.8385</w:t>
+            </w:r>
+          </w:p>
+        </w:tc>
+        <w:tc>
+          <w:tcPr>
+            <w:tcW w:w="1108" w:type="dxa"/>
+          </w:tcPr>
+          <w:p>
+            <w:pPr>
+              <w:spacing w:line="360" w:lineRule="auto"/>
+              <w:rPr>
+                <w:rFonts w:ascii="Times New Roman" w:hAnsi="Times New Roman" w:cs="Times New Roman"/>
+              </w:rPr>
+            </w:pPr>
+            <w:r>
+              <w:rPr>
+                <w:rFonts w:ascii="Times New Roman" w:hAnsi="Times New Roman" w:cs="Times New Roman"/>
+              </w:rPr>
+              <w:t>163</w:t>
+            </w:r>
+          </w:p>
+        </w:tc>
+        <w:tc>
+          <w:tcPr>
+            <w:tcW w:w="1141" w:type="dxa"/>
+          </w:tcPr>
+          <w:p>
+            <w:pPr>
+              <w:spacing w:line="360" w:lineRule="auto"/>
+              <w:rPr>
+                <w:rFonts w:ascii="Times New Roman" w:hAnsi="Times New Roman" w:cs="Times New Roman"/>
+              </w:rPr>
+            </w:pPr>
+            <w:r>
+              <w:rPr>
+                <w:rFonts w:ascii="Times New Roman" w:hAnsi="Times New Roman" w:cs="Times New Roman"/>
+              </w:rPr>
+              <w:t>0.4030</w:t>
+            </w:r>
+          </w:p>
+        </w:tc>
+      </w:tr>
+      <w:tr>
+        <w:tc>
+          <w:tcPr>
+            <w:tcW w:w="2536" w:type="dxa"/>
+          </w:tcPr>
+          <w:p>
+            <w:pPr>
+              <w:spacing w:line="360" w:lineRule="auto"/>
+              <w:rPr>
+                <w:rFonts w:ascii="Times New Roman" w:hAnsi="Times New Roman" w:cs="Times New Roman"/>
+              </w:rPr>
+            </w:pPr>
+            <w:proofErr w:type="spellStart"/>
+            <w:r>
+              <w:rPr>
+                <w:rFonts w:ascii="Times New Roman" w:hAnsi="Times New Roman" w:cs="Times New Roman"/>
+              </w:rPr>
+              <w:t>pp_</w:t>
+            </w:r>
+            <w:r>
+              <w:rPr>
+                <w:rFonts w:ascii="Times New Roman" w:hAnsi="Times New Roman" w:cs="Times New Roman"/>
+              </w:rPr>
+              <w:t>groupPhytoplankton</w:t>
+            </w:r>
+            <w:proofErr w:type="spellEnd"/>
+          </w:p>
+        </w:tc>
+        <w:tc>
+          <w:tcPr>
+            <w:tcW w:w="1157" w:type="dxa"/>
+          </w:tcPr>
+          <w:p>
+            <w:pPr>
+              <w:spacing w:line="360" w:lineRule="auto"/>
+              <w:rPr>
+                <w:rFonts w:ascii="Times New Roman" w:hAnsi="Times New Roman" w:cs="Times New Roman"/>
+              </w:rPr>
+            </w:pPr>
+            <w:r>
+              <w:rPr>
+                <w:rFonts w:ascii="Times New Roman" w:hAnsi="Times New Roman" w:cs="Times New Roman"/>
+              </w:rPr>
+              <w:t>-0.5210</w:t>
+            </w:r>
+          </w:p>
+        </w:tc>
+        <w:tc>
+          <w:tcPr>
+            <w:tcW w:w="1150" w:type="dxa"/>
+          </w:tcPr>
+          <w:p>
+            <w:pPr>
+              <w:spacing w:line="360" w:lineRule="auto"/>
+              <w:rPr>
+                <w:rFonts w:ascii="Times New Roman" w:hAnsi="Times New Roman" w:cs="Times New Roman"/>
+              </w:rPr>
+            </w:pPr>
+            <w:r>
+              <w:rPr>
+                <w:rFonts w:ascii="Times New Roman" w:hAnsi="Times New Roman" w:cs="Times New Roman"/>
+              </w:rPr>
+              <w:t>0.2417</w:t>
+            </w:r>
+          </w:p>
+        </w:tc>
+        <w:tc>
+          <w:tcPr>
+            <w:tcW w:w="1150" w:type="dxa"/>
+          </w:tcPr>
+          <w:p>
+            <w:pPr>
+              <w:spacing w:line="360" w:lineRule="auto"/>
+              <w:rPr>
+                <w:rFonts w:ascii="Times New Roman" w:hAnsi="Times New Roman" w:cs="Times New Roman"/>
+              </w:rPr>
+            </w:pPr>
+            <w:r>
+              <w:rPr>
+                <w:rFonts w:ascii="Times New Roman" w:hAnsi="Times New Roman" w:cs="Times New Roman"/>
+              </w:rPr>
+              <w:t>-2.1554</w:t>
+            </w:r>
+          </w:p>
+        </w:tc>
+        <w:tc>
+          <w:tcPr>
+            <w:tcW w:w="1108" w:type="dxa"/>
+          </w:tcPr>
+          <w:p>
+            <w:pPr>
+              <w:spacing w:line="360" w:lineRule="auto"/>
+              <w:rPr>
+                <w:rFonts w:ascii="Times New Roman" w:hAnsi="Times New Roman" w:cs="Times New Roman"/>
+              </w:rPr>
+            </w:pPr>
+            <w:r>
+              <w:rPr>
+                <w:rFonts w:ascii="Times New Roman" w:hAnsi="Times New Roman" w:cs="Times New Roman"/>
+              </w:rPr>
+              <w:t>163</w:t>
+            </w:r>
+          </w:p>
+        </w:tc>
+        <w:tc>
+          <w:tcPr>
+            <w:tcW w:w="1141" w:type="dxa"/>
+          </w:tcPr>
+          <w:p>
+            <w:pPr>
+              <w:spacing w:line="360" w:lineRule="auto"/>
+              <w:rPr>
+                <w:rFonts w:ascii="Times New Roman" w:hAnsi="Times New Roman" w:cs="Times New Roman"/>
+              </w:rPr>
+            </w:pPr>
+            <w:r>
+              <w:rPr>
+                <w:rFonts w:ascii="Times New Roman" w:hAnsi="Times New Roman" w:cs="Times New Roman"/>
+              </w:rPr>
+              <w:t>0.0326</w:t>
+            </w:r>
+          </w:p>
+        </w:tc>
+      </w:tr>
+      <w:tr>
+        <w:tc>
+          <w:tcPr>
+            <w:tcW w:w="2536" w:type="dxa"/>
+          </w:tcPr>
+          <w:p>
+            <w:pPr>
+              <w:spacing w:line="360" w:lineRule="auto"/>
+              <w:rPr>
+                <w:rFonts w:ascii="Times New Roman" w:hAnsi="Times New Roman" w:cs="Times New Roman"/>
+              </w:rPr>
+            </w:pPr>
+            <w:proofErr w:type="spellStart"/>
+            <w:r>
+              <w:rPr>
+                <w:rFonts w:ascii="Times New Roman" w:hAnsi="Times New Roman" w:cs="Times New Roman"/>
+              </w:rPr>
+              <w:t>pp_</w:t>
+            </w:r>
+            <w:r>
+              <w:rPr>
+                <w:rFonts w:ascii="Times New Roman" w:hAnsi="Times New Roman" w:cs="Times New Roman"/>
+              </w:rPr>
+              <w:t>groupPlants</w:t>
+            </w:r>
+            <w:proofErr w:type="spellEnd"/>
+          </w:p>
+        </w:tc>
+        <w:tc>
+          <w:tcPr>
+            <w:tcW w:w="1157" w:type="dxa"/>
+          </w:tcPr>
+          <w:p>
+            <w:pPr>
+              <w:spacing w:line="360" w:lineRule="auto"/>
+              <w:rPr>
+                <w:rFonts w:ascii="Times New Roman" w:hAnsi="Times New Roman" w:cs="Times New Roman"/>
+              </w:rPr>
+            </w:pPr>
+            <w:r>
+              <w:rPr>
+                <w:rFonts w:ascii="Times New Roman" w:hAnsi="Times New Roman" w:cs="Times New Roman"/>
+              </w:rPr>
+              <w:t>-0.5190</w:t>
+            </w:r>
+          </w:p>
+        </w:tc>
+        <w:tc>
+          <w:tcPr>
+            <w:tcW w:w="1150" w:type="dxa"/>
+          </w:tcPr>
+          <w:p>
+            <w:pPr>
+              <w:spacing w:line="360" w:lineRule="auto"/>
+              <w:rPr>
+                <w:rFonts w:ascii="Times New Roman" w:hAnsi="Times New Roman" w:cs="Times New Roman"/>
+              </w:rPr>
+            </w:pPr>
+            <w:r>
+              <w:rPr>
+                <w:rFonts w:ascii="Times New Roman" w:hAnsi="Times New Roman" w:cs="Times New Roman"/>
+              </w:rPr>
+              <w:t>0.1976</w:t>
+            </w:r>
+          </w:p>
+        </w:tc>
+        <w:tc>
+          <w:tcPr>
+            <w:tcW w:w="1150" w:type="dxa"/>
+          </w:tcPr>
+          <w:p>
+            <w:pPr>
+              <w:spacing w:line="360" w:lineRule="auto"/>
+              <w:rPr>
+                <w:rFonts w:ascii="Times New Roman" w:hAnsi="Times New Roman" w:cs="Times New Roman"/>
+              </w:rPr>
+            </w:pPr>
+            <w:r>
+              <w:rPr>
+                <w:rFonts w:ascii="Times New Roman" w:hAnsi="Times New Roman" w:cs="Times New Roman"/>
+              </w:rPr>
+              <w:t>-2.6265</w:t>
+            </w:r>
+          </w:p>
+        </w:tc>
+        <w:tc>
+          <w:tcPr>
+            <w:tcW w:w="1108" w:type="dxa"/>
+          </w:tcPr>
+          <w:p>
+            <w:pPr>
+              <w:spacing w:line="360" w:lineRule="auto"/>
+              <w:rPr>
+                <w:rFonts w:ascii="Times New Roman" w:hAnsi="Times New Roman" w:cs="Times New Roman"/>
+              </w:rPr>
+            </w:pPr>
+            <w:r>
+              <w:rPr>
+                <w:rFonts w:ascii="Times New Roman" w:hAnsi="Times New Roman" w:cs="Times New Roman"/>
+              </w:rPr>
+              <w:t>163</w:t>
+            </w:r>
+          </w:p>
+        </w:tc>
+        <w:tc>
+          <w:tcPr>
+            <w:tcW w:w="1141" w:type="dxa"/>
+          </w:tcPr>
+          <w:p>
+            <w:pPr>
+              <w:spacing w:line="360" w:lineRule="auto"/>
+              <w:rPr>
+                <w:rFonts w:ascii="Times New Roman" w:hAnsi="Times New Roman" w:cs="Times New Roman"/>
+              </w:rPr>
+            </w:pPr>
+            <w:r>
+              <w:rPr>
+                <w:rFonts w:ascii="Times New Roman" w:hAnsi="Times New Roman" w:cs="Times New Roman"/>
+              </w:rPr>
+              <w:t>0.0094</w:t>
+            </w:r>
+          </w:p>
+        </w:tc>
+      </w:tr>
+    </w:tbl>
+    <w:p>
+      <w:pPr>
+        <w:spacing w:line="360" w:lineRule="auto"/>
+        <w:rPr>
+          <w:rFonts w:ascii="Times New Roman" w:hAnsi="Times New Roman" w:cs="Times New Roman"/>
+        </w:rPr>
+      </w:pPr>
+    </w:p>
+    <w:p>
+      <w:pPr>
+        <w:spacing w:line="360" w:lineRule="auto"/>
+        <w:rPr>
+          <w:rFonts w:ascii="Times New Roman" w:hAnsi="Times New Roman" w:cs="Times New Roman"/>
+        </w:rPr>
+      </w:pPr>
+    </w:p>
+    <w:p>
+      <w:pPr>
+        <w:spacing w:line="360" w:lineRule="auto"/>
+        <w:rPr>
+          <w:rFonts w:ascii="Times New Roman" w:hAnsi="Times New Roman" w:cs="Times New Roman"/>
+        </w:rPr>
+      </w:pPr>
+    </w:p>
+    <w:p>
+      <w:pPr>
+        <w:spacing w:line="360" w:lineRule="auto"/>
+        <w:rPr>
+          <w:rFonts w:ascii="Times New Roman" w:hAnsi="Times New Roman" w:cs="Times New Roman"/>
+        </w:rPr>
+      </w:pPr>
+      <w:r>
+        <w:rPr>
+          <w:rFonts w:ascii="Times New Roman" w:hAnsi="Times New Roman" w:cs="Times New Roman"/>
+        </w:rPr>
+        <w:t xml:space="preserve">WORD </w:t>
+      </w:r>
+      <w:r>
+        <w:rPr>
+          <w:rFonts w:ascii="Times New Roman" w:hAnsi="Times New Roman" w:cs="Times New Roman"/>
+        </w:rPr>
+        <w:t>GRAVEYARD:</w:t>
+      </w:r>
+    </w:p>
+    <w:p>
+      <w:pPr>
         <w:spacing w:line="360" w:lineRule="auto"/>
         <w:ind w:firstLine="720"/>
         <w:rPr>
           <w:rFonts w:ascii="Times New Roman" w:hAnsi="Times New Roman" w:cs="Times New Roman"/>
         </w:rPr>
       </w:pPr>
-    </w:p>
-    <w:p>
-      <w:pPr>
-        <w:spacing w:line="360" w:lineRule="auto"/>
-        <w:rPr>
-          <w:rFonts w:ascii="Times New Roman" w:hAnsi="Times New Roman" w:cs="Times New Roman"/>
-        </w:rPr>
-      </w:pPr>
-      <w:r>
-        <w:rPr>
-          <w:rFonts w:ascii="Times New Roman" w:hAnsi="Times New Roman" w:cs="Times New Roman"/>
-        </w:rPr>
-        <w:t xml:space="preserve">WORD </w:t>
-      </w:r>
-      <w:r>
-        <w:rPr>
-          <w:rFonts w:ascii="Times New Roman" w:hAnsi="Times New Roman" w:cs="Times New Roman"/>
-        </w:rPr>
-        <w:t>GRAVEYARD:</w:t>
+      <w:r>
+        <w:rPr>
+          <w:rFonts w:ascii="Times New Roman" w:hAnsi="Times New Roman" w:cs="Times New Roman"/>
+        </w:rPr>
+        <w:t>We grouped latitudes into regions: North Polar (&gt;</w:t>
+      </w:r>
+      <w:r>
+        <w:rPr>
+          <w:rFonts w:ascii="Times New Roman" w:hAnsi="Times New Roman" w:cs="Times New Roman"/>
+        </w:rPr>
+        <w:t>66°3</w:t>
+      </w:r>
+      <w:r>
+        <w:rPr>
+          <w:rFonts w:ascii="Times New Roman" w:hAnsi="Times New Roman" w:cs="Times New Roman"/>
+        </w:rPr>
+        <w:t>’N), North Temperate ( 35</w:t>
+      </w:r>
+      <w:r>
+        <w:rPr>
+          <w:rFonts w:ascii="Times New Roman" w:hAnsi="Times New Roman" w:cs="Times New Roman"/>
+        </w:rPr>
+        <w:t>°</w:t>
+      </w:r>
+      <w:r>
+        <w:rPr>
+          <w:rFonts w:ascii="Times New Roman" w:hAnsi="Times New Roman" w:cs="Times New Roman"/>
+        </w:rPr>
+        <w:t xml:space="preserve">N – </w:t>
+      </w:r>
+      <w:r>
+        <w:rPr>
+          <w:rFonts w:ascii="Times New Roman" w:hAnsi="Times New Roman" w:cs="Times New Roman"/>
+        </w:rPr>
+        <w:t>66°3</w:t>
+      </w:r>
+      <w:r>
+        <w:rPr>
+          <w:rFonts w:ascii="Times New Roman" w:hAnsi="Times New Roman" w:cs="Times New Roman"/>
+        </w:rPr>
+        <w:t>’N), North Subtropics (</w:t>
+      </w:r>
+      <w:r>
+        <w:rPr>
+          <w:rFonts w:ascii="Times New Roman" w:hAnsi="Times New Roman" w:cs="Times New Roman"/>
+        </w:rPr>
+        <w:t>23°27'</w:t>
+      </w:r>
+      <w:r>
+        <w:rPr>
+          <w:rFonts w:ascii="Times New Roman" w:hAnsi="Times New Roman" w:cs="Times New Roman"/>
+        </w:rPr>
+        <w:t>N</w:t>
+      </w:r>
+      <w:r>
+        <w:rPr>
+          <w:rFonts w:ascii="Times New Roman" w:hAnsi="Times New Roman" w:cs="Times New Roman"/>
+        </w:rPr>
+        <w:t xml:space="preserve"> </w:t>
+      </w:r>
+      <w:r>
+        <w:rPr>
+          <w:rFonts w:ascii="Times New Roman" w:hAnsi="Times New Roman" w:cs="Times New Roman"/>
+        </w:rPr>
+        <w:t>– 35</w:t>
+      </w:r>
+      <w:r>
+        <w:rPr>
+          <w:rFonts w:ascii="Times New Roman" w:hAnsi="Times New Roman" w:cs="Times New Roman"/>
+        </w:rPr>
+        <w:t>°</w:t>
+      </w:r>
+      <w:r>
+        <w:rPr>
+          <w:rFonts w:ascii="Times New Roman" w:hAnsi="Times New Roman" w:cs="Times New Roman"/>
+        </w:rPr>
+        <w:t>N), Tropics (</w:t>
+      </w:r>
+      <w:r>
+        <w:rPr>
+          <w:rFonts w:ascii="Times New Roman" w:hAnsi="Times New Roman" w:cs="Times New Roman"/>
+        </w:rPr>
+        <w:t>23°27'</w:t>
+      </w:r>
+      <w:r>
+        <w:rPr>
+          <w:rFonts w:ascii="Times New Roman" w:hAnsi="Times New Roman" w:cs="Times New Roman"/>
+        </w:rPr>
+        <w:t>S</w:t>
+      </w:r>
+      <w:r>
+        <w:rPr>
+          <w:rFonts w:ascii="Times New Roman" w:hAnsi="Times New Roman" w:cs="Times New Roman"/>
+        </w:rPr>
+        <w:t xml:space="preserve"> </w:t>
+      </w:r>
+      <w:r>
+        <w:rPr>
+          <w:rFonts w:ascii="Times New Roman" w:hAnsi="Times New Roman" w:cs="Times New Roman"/>
+        </w:rPr>
+        <w:t xml:space="preserve">- </w:t>
+      </w:r>
+      <w:r>
+        <w:rPr>
+          <w:rFonts w:ascii="Times New Roman" w:hAnsi="Times New Roman" w:cs="Times New Roman"/>
+        </w:rPr>
+        <w:t>23°27'</w:t>
+      </w:r>
+      <w:r>
+        <w:rPr>
+          <w:rFonts w:ascii="Times New Roman" w:hAnsi="Times New Roman" w:cs="Times New Roman"/>
+        </w:rPr>
+        <w:t>N), South Subtropics (</w:t>
+      </w:r>
+      <w:r>
+        <w:rPr>
+          <w:rFonts w:ascii="Times New Roman" w:hAnsi="Times New Roman" w:cs="Times New Roman"/>
+        </w:rPr>
+        <w:t>23°27'</w:t>
+      </w:r>
+      <w:r>
+        <w:rPr>
+          <w:rFonts w:ascii="Times New Roman" w:hAnsi="Times New Roman" w:cs="Times New Roman"/>
+        </w:rPr>
+        <w:t>S</w:t>
+      </w:r>
+      <w:r>
+        <w:rPr>
+          <w:rFonts w:ascii="Times New Roman" w:hAnsi="Times New Roman" w:cs="Times New Roman"/>
+        </w:rPr>
+        <w:t xml:space="preserve"> </w:t>
+      </w:r>
+      <w:r>
+        <w:rPr>
+          <w:rFonts w:ascii="Times New Roman" w:hAnsi="Times New Roman" w:cs="Times New Roman"/>
+        </w:rPr>
+        <w:t>– 35</w:t>
+      </w:r>
+      <w:r>
+        <w:rPr>
+          <w:rFonts w:ascii="Times New Roman" w:hAnsi="Times New Roman" w:cs="Times New Roman"/>
+        </w:rPr>
+        <w:t>°</w:t>
+      </w:r>
+      <w:r>
+        <w:rPr>
+          <w:rFonts w:ascii="Times New Roman" w:hAnsi="Times New Roman" w:cs="Times New Roman"/>
+        </w:rPr>
+        <w:t>S), South Temperate ( 35</w:t>
+      </w:r>
+      <w:r>
+        <w:rPr>
+          <w:rFonts w:ascii="Times New Roman" w:hAnsi="Times New Roman" w:cs="Times New Roman"/>
+        </w:rPr>
+        <w:t>°</w:t>
+      </w:r>
+      <w:r>
+        <w:rPr>
+          <w:rFonts w:ascii="Times New Roman" w:hAnsi="Times New Roman" w:cs="Times New Roman"/>
+        </w:rPr>
+        <w:t xml:space="preserve">S – </w:t>
+      </w:r>
+      <w:r>
+        <w:rPr>
+          <w:rFonts w:ascii="Times New Roman" w:hAnsi="Times New Roman" w:cs="Times New Roman"/>
+        </w:rPr>
+        <w:t>66°3</w:t>
+      </w:r>
+      <w:r>
+        <w:rPr>
+          <w:rFonts w:ascii="Times New Roman" w:hAnsi="Times New Roman" w:cs="Times New Roman"/>
+        </w:rPr>
+        <w:t>’S), and South Polar (&gt;</w:t>
+      </w:r>
+      <w:r>
+        <w:rPr>
+          <w:rFonts w:ascii="Times New Roman" w:hAnsi="Times New Roman" w:cs="Times New Roman"/>
+        </w:rPr>
+        <w:t>66°3</w:t>
+      </w:r>
+      <w:r>
+        <w:rPr>
+          <w:rFonts w:ascii="Times New Roman" w:hAnsi="Times New Roman" w:cs="Times New Roman"/>
+        </w:rPr>
+        <w:t>’S). We used satellite data from Earth Data (</w:t>
+      </w:r>
+      <w:r>
+        <w:rPr>
+          <w:rFonts w:ascii="Times New Roman" w:hAnsi="Times New Roman" w:cs="Times New Roman"/>
+        </w:rPr>
+        <w:t>https://earthdata.nasa.gov/</w:t>
+      </w:r>
+      <w:r>
+        <w:rPr>
+          <w:rFonts w:ascii="Times New Roman" w:hAnsi="Times New Roman" w:cs="Times New Roman"/>
+        </w:rPr>
+        <w:t xml:space="preserve">) to estimate the background chlorophyll a concentration at each study site during the period the experiment was conducted. When studies spanned multiple seasons or years, we took an average over the relevant values. We binned these chlorophyll concentrations into 5 equal categories, divided between the </w:t>
+      </w:r>
+      <w:r>
+        <w:rPr>
+          <w:rFonts w:ascii="Times New Roman" w:hAnsi="Times New Roman" w:cs="Times New Roman"/>
+        </w:rPr>
+        <w:lastRenderedPageBreak/>
+        <w:t>minimum and maximum chlorophyll values observed.</w:t>
+      </w:r>
+      <w:r>
+        <w:rPr>
+          <w:rFonts w:ascii="Times New Roman" w:hAnsi="Times New Roman" w:cs="Times New Roman"/>
+        </w:rPr>
+        <w:t xml:space="preserve"> </w:t>
+      </w:r>
+      <w:r>
+        <w:rPr>
+          <w:rFonts w:ascii="Times New Roman" w:hAnsi="Times New Roman" w:cs="Times New Roman"/>
+        </w:rPr>
+        <w:t xml:space="preserve">Activity level of the consumer was either (1) vertebrate, (2) mobile invertebrate, or (3) sessile invertebrate. </w:t>
       </w:r>
     </w:p>
     <w:p>
@@ -7649,216 +10467,322 @@
           <w:rFonts w:ascii="Times New Roman" w:hAnsi="Times New Roman" w:cs="Times New Roman"/>
         </w:rPr>
       </w:pPr>
-      <w:r>
-        <w:rPr>
-          <w:rFonts w:ascii="Times New Roman" w:hAnsi="Times New Roman" w:cs="Times New Roman"/>
-        </w:rPr>
-        <w:t>We grouped latitudes into regions: North Polar (&gt;</w:t>
-      </w:r>
-      <w:r>
-        <w:rPr>
-          <w:rFonts w:ascii="Times New Roman" w:hAnsi="Times New Roman" w:cs="Times New Roman"/>
-        </w:rPr>
-        <w:t>66°3</w:t>
-      </w:r>
-      <w:r>
-        <w:rPr>
-          <w:rFonts w:ascii="Times New Roman" w:hAnsi="Times New Roman" w:cs="Times New Roman"/>
-        </w:rPr>
-        <w:t>’N), North Temperate ( 35</w:t>
-      </w:r>
-      <w:r>
-        <w:rPr>
-          <w:rFonts w:ascii="Times New Roman" w:hAnsi="Times New Roman" w:cs="Times New Roman"/>
-        </w:rPr>
-        <w:t>°</w:t>
-      </w:r>
-      <w:r>
-        <w:rPr>
-          <w:rFonts w:ascii="Times New Roman" w:hAnsi="Times New Roman" w:cs="Times New Roman"/>
-        </w:rPr>
-        <w:t xml:space="preserve">N – </w:t>
-      </w:r>
-      <w:r>
-        <w:rPr>
-          <w:rFonts w:ascii="Times New Roman" w:hAnsi="Times New Roman" w:cs="Times New Roman"/>
-        </w:rPr>
-        <w:t>66°3</w:t>
-      </w:r>
-      <w:r>
-        <w:rPr>
-          <w:rFonts w:ascii="Times New Roman" w:hAnsi="Times New Roman" w:cs="Times New Roman"/>
-        </w:rPr>
-        <w:t>’N), North Subtropics (</w:t>
-      </w:r>
-      <w:r>
-        <w:rPr>
-          <w:rFonts w:ascii="Times New Roman" w:hAnsi="Times New Roman" w:cs="Times New Roman"/>
-        </w:rPr>
-        <w:t>23°27'</w:t>
-      </w:r>
-      <w:r>
-        <w:rPr>
-          <w:rFonts w:ascii="Times New Roman" w:hAnsi="Times New Roman" w:cs="Times New Roman"/>
-        </w:rPr>
-        <w:t>N</w:t>
-      </w:r>
-      <w:r>
-        <w:rPr>
-          <w:rFonts w:ascii="Times New Roman" w:hAnsi="Times New Roman" w:cs="Times New Roman"/>
+    </w:p>
+    <w:p>
+      <w:pPr>
+        <w:spacing w:line="360" w:lineRule="auto"/>
+        <w:rPr>
+          <w:rFonts w:ascii="Times New Roman" w:hAnsi="Times New Roman" w:cs="Times New Roman"/>
+          <w:lang w:val="en-CA"/>
+        </w:rPr>
+      </w:pPr>
+      <w:r>
+        <w:rPr>
+          <w:rFonts w:ascii="Times New Roman" w:hAnsi="Times New Roman" w:cs="Times New Roman"/>
+          <w:lang w:val="en-CA"/>
+        </w:rPr>
+        <w:t>-</w:t>
+      </w:r>
+      <w:r>
+        <w:rPr>
+          <w:rFonts w:ascii="Times New Roman" w:hAnsi="Times New Roman" w:cs="Times New Roman"/>
+          <w:lang w:val="en-CA"/>
+        </w:rPr>
+        <w:t>Both nutrient provisioning and</w:t>
+      </w:r>
+      <w:r>
+        <w:rPr>
+          <w:rFonts w:ascii="Times New Roman" w:hAnsi="Times New Roman" w:cs="Times New Roman"/>
+          <w:lang w:val="en-CA"/>
         </w:rPr>
         <w:t xml:space="preserve"> </w:t>
       </w:r>
       <w:r>
         <w:rPr>
           <w:rFonts w:ascii="Times New Roman" w:hAnsi="Times New Roman" w:cs="Times New Roman"/>
-        </w:rPr>
-        <w:t>– 35</w:t>
-      </w:r>
-      <w:r>
-        <w:rPr>
-          <w:rFonts w:ascii="Times New Roman" w:hAnsi="Times New Roman" w:cs="Times New Roman"/>
-        </w:rPr>
-        <w:t>°</w:t>
-      </w:r>
-      <w:r>
-        <w:rPr>
-          <w:rFonts w:ascii="Times New Roman" w:hAnsi="Times New Roman" w:cs="Times New Roman"/>
-        </w:rPr>
-        <w:t>N), Tropics (</w:t>
-      </w:r>
-      <w:r>
-        <w:rPr>
-          <w:rFonts w:ascii="Times New Roman" w:hAnsi="Times New Roman" w:cs="Times New Roman"/>
-        </w:rPr>
-        <w:t>23°27'</w:t>
-      </w:r>
-      <w:r>
-        <w:rPr>
-          <w:rFonts w:ascii="Times New Roman" w:hAnsi="Times New Roman" w:cs="Times New Roman"/>
-        </w:rPr>
-        <w:t>S</w:t>
-      </w:r>
-      <w:r>
-        <w:rPr>
-          <w:rFonts w:ascii="Times New Roman" w:hAnsi="Times New Roman" w:cs="Times New Roman"/>
+          <w:lang w:val="en-CA"/>
+        </w:rPr>
+        <w:t xml:space="preserve">herbivore removal have been shown to increase primary productivity across systems </w:t>
+      </w:r>
+      <w:r>
+        <w:rPr>
+          <w:rFonts w:ascii="Times New Roman" w:hAnsi="Times New Roman" w:cs="Times New Roman"/>
+          <w:lang w:val="en-CA"/>
+        </w:rPr>
+        <w:fldChar w:fldCharType="begin"/>
+      </w:r>
+      <w:r>
+        <w:rPr>
+          <w:rFonts w:ascii="Times New Roman" w:hAnsi="Times New Roman" w:cs="Times New Roman"/>
+          <w:lang w:val="en-CA"/>
+        </w:rPr>
+        <w:instrText xml:space="preserve"> ADDIN ZOTERO_ITEM CSL_CITATION {"citationID":"arNNRacG","properties":{"formattedCitation":"(Gruner et al., 2008)","plainCitation":"(Gruner et al., 2008)","noteIndex":0},"citationItems":[{"id":1499,"uris":["http://zotero.org/users/local/idKDtb7T/items/UPI64LJR"],"itemData":{"id":1499,"type":"article-journal","abstract":"Nutrient availability and herbivory control the biomass of primary producer communities to varying degrees across ecosystems. Ecological theory, individual experiments in many different systems, and system-specific quantitative reviews have suggested that (i) bottom–up control is pervasive but top–down control is more influential in aquatic habitats relative to terrestrial systems and (ii) bottom–up and top–down forces are interdependent, with statistical interactions that synergize or dampen relative influences on producer biomass. We used simple dynamic models to review ecological mechanisms that generate independent vs. interactive responses of community-level biomass. We calibrated these mechanistic predictions with the metrics of factorial meta-analysis and tested their prevalence across freshwater, marine and terrestrial ecosystems with a comprehensive meta-analysis of 191 factorial manipulations of herbivores and nutrients. Our analysis showed that producer community biomass increased with fertilization across all systems, although increases were greatest in freshwater habitats. Herbivore removal generally increased producer biomass in both freshwater and marine systems, but effects were inconsistent on land. With the exception of marine temperate rocky reef systems that showed positive synergism of nutrient enrichment and herbivore removal, experimental studies showed limited support for statistical interactions between nutrient and herbivory treatments on producer biomass. Top–down control of herbivores, compensatory behaviour of multiple herbivore guilds, spatial and temporal heterogeneity of interactions, and herbivore-mediated nutrient recycling may lower the probability of consistent interactive effects on producer biomass. Continuing studies should expand the temporal and spatial scales of experiments, particularly in understudied terrestrial systems; broaden factorial designs to manipulate independently multiple producer resources (e.g. nitrogen, phosphorus, light), multiple herbivore taxa or guilds (e.g. vertebrates and invertebrates) and multiple trophic levels; and – in addition to measuring producer biomass – assess the responses of species diversity, community composition and nutrient status.","container-title":"Ecology Letters","DOI":"10.1111/j.1461-0248.2008.01192.x","ISSN":"1461-0248","issue":"7","language":"en","license":"© 2008 Blackwell Publishing Ltd/CNRS","note":"_eprint: https://onlinelibrary.wiley.com/doi/pdf/10.1111/j.1461-0248.2008.01192.x","page":"740-755","source":"Wiley Online Library","title":"A cross-system synthesis of consumer and nutrient resource control on producer biomass","volume":"11","author":[{"family":"Gruner","given":"Daniel S."},{"family":"Smith","given":"Jennifer E."},{"family":"Seabloom","given":"Eric W."},{"family":"Sandin","given":"Stuart A."},{"family":"Ngai","given":"Jacqueline T."},{"family":"Hillebrand","given":"Helmut"},{"family":"Harpole","given":"W. Stanley"},{"family":"Elser","given":"James J."},{"family":"Cleland","given":"Elsa E."},{"family":"Bracken","given":"Matthew E. S."},{"family":"Borer","given":"Elizabeth T."},{"family":"Bolker","given":"Benjamin M."}],"issued":{"date-parts":[["2008"]]}}}],"schema":"https://github.com/citation-style-language/schema/raw/master/csl-citation.json"} </w:instrText>
+      </w:r>
+      <w:r>
+        <w:rPr>
+          <w:rFonts w:ascii="Times New Roman" w:hAnsi="Times New Roman" w:cs="Times New Roman"/>
+          <w:lang w:val="en-CA"/>
+        </w:rPr>
+        <w:fldChar w:fldCharType="separate"/>
+      </w:r>
+      <w:r>
+        <w:rPr>
+          <w:rFonts w:ascii="Times New Roman" w:hAnsi="Times New Roman" w:cs="Times New Roman"/>
+          <w:noProof/>
+          <w:lang w:val="en-CA"/>
+        </w:rPr>
+        <w:t>(Gruner et al., 2008)</w:t>
+      </w:r>
+      <w:r>
+        <w:rPr>
+          <w:rFonts w:ascii="Times New Roman" w:hAnsi="Times New Roman" w:cs="Times New Roman"/>
+          <w:lang w:val="en-CA"/>
+        </w:rPr>
+        <w:fldChar w:fldCharType="end"/>
+      </w:r>
+      <w:r>
+        <w:rPr>
+          <w:rFonts w:ascii="Times New Roman" w:hAnsi="Times New Roman" w:cs="Times New Roman"/>
+          <w:lang w:val="en-CA"/>
+        </w:rPr>
+        <w:t>.</w:t>
+      </w:r>
+    </w:p>
+    <w:p>
+      <w:pPr>
+        <w:spacing w:line="360" w:lineRule="auto"/>
+        <w:rPr>
+          <w:rFonts w:ascii="Times New Roman" w:hAnsi="Times New Roman" w:cs="Times New Roman"/>
+          <w:lang w:val="en-CA"/>
+        </w:rPr>
+      </w:pPr>
+      <w:r>
+        <w:rPr>
+          <w:rFonts w:ascii="Times New Roman" w:hAnsi="Times New Roman" w:cs="Times New Roman"/>
+          <w:lang w:val="en-CA"/>
+        </w:rPr>
+        <w:t>-</w:t>
+      </w:r>
+      <w:r>
+        <w:rPr>
+          <w:rFonts w:ascii="Times New Roman" w:hAnsi="Times New Roman" w:cs="Times New Roman"/>
+          <w:lang w:val="en-CA"/>
+        </w:rPr>
+        <w:t xml:space="preserve">Another review found that in the tropics herbivore removal was more important than nutrient enrichment </w:t>
+      </w:r>
+      <w:r>
+        <w:rPr>
+          <w:rFonts w:ascii="Times New Roman" w:hAnsi="Times New Roman" w:cs="Times New Roman"/>
+          <w:lang w:val="en-CA"/>
+        </w:rPr>
+        <w:fldChar w:fldCharType="begin"/>
+      </w:r>
+      <w:r>
+        <w:rPr>
+          <w:rFonts w:ascii="Times New Roman" w:hAnsi="Times New Roman" w:cs="Times New Roman"/>
+          <w:lang w:val="en-CA"/>
+        </w:rPr>
+        <w:instrText xml:space="preserve"> ADDIN ZOTERO_ITEM CSL_CITATION {"citationID":"yGfHlGW8","properties":{"formattedCitation":"(Burkepile and Hay, 2006)","plainCitation":"(Burkepile and Hay, 2006)","noteIndex":0},"citationItems":[{"id":1625,"uris":["http://zotero.org/users/local/idKDtb7T/items/XXHQQQ3W"],"itemData":{"id":1625,"type":"article-journal","abstract":"Pervasive overharvesting of consumers and anthropogenic nutrient loading are changing the strengths of top-down and bottom-up forces in ecosystems worldwide. Thus, identifying the relative and synergistic roles of these forces and how they differ across habitats, ecosystems, or primary-producer types is increasingly important for understanding how communities are structured. We used factorial meta-analysis of 54 field experiments that orthogonally manipulated herbivore pressure and nutrient loading to quantify consumer and nutrient effects on primary producers in benthic marine habitats. Across all experiments and producer types, herbivory and nutrient enrichment both significantly affected primary-producer abundance. They also interacted to create greater nutrient enrichment effects in the absence of herbivores, suggesting that loss of herbivores produces more dramatic effects of nutrient loading. Herbivores consistently had stronger effects than did nutrient enrichment for both tropical macroalgae and seagrasses. The strong effects of herbivory but limited effects of nutrient enrichment on tropical macroalgae suggest that suppression of herbivore populations has played a larger role than eutrophication in driving the phase shift from coral- to macroalgal-dominated reefs in many areas, especially the Caribbean. For temperate macroalgae and benthic microalgae, the effects of top-down and bottom-up forces varied as a function of the inherent productivity of the ecosystem. For these algal groups, nutrient enrichment appeared to have stronger effects in high- vs. low-productivity systems, while herbivores exerted a stronger top-down effect in low-productivity systems. Effects of herbivores vs. nutrients also varied among algal functional groups (crustose algae, upright macroalgae, and filamentous algae), within a functional group between temperate and tropical systems, and according to the metric used to measure producer abundance. These analyses suggest that human alteration of food webs and nutrient availability have significant effects on primary producers but that the effects vary among latitudes and primary producers, and with the inherent productivity of ecosystems.","container-title":"Ecology","DOI":"10.1890/0012-9658(2006)87[3128:HVNCOM]2.0.CO;2","ISSN":"1939-9170","issue":"12","language":"en","license":"© 2006 by the Ecological Society of America","note":"_eprint: https://esajournals.onlinelibrary.wiley.com/doi/pdf/10.1890/0012-9658%282006%2987%5B3128%3AHVNCOM%5D2.0.CO%3B2","page":"3128-3139","source":"Wiley Online Library","title":"Herbivore Vs. Nutrient Control of Marine Primary Producers: Context-Dependent Effects","title-short":"Herbivore Vs. Nutrient Control of Marine Primary Producers","volume":"87","author":[{"family":"Burkepile","given":"Deron E."},{"family":"Hay","given":"Mark E."}],"issued":{"date-parts":[["2006"]]}}}],"schema":"https://github.com/citation-style-language/schema/raw/master/csl-citation.json"} </w:instrText>
+      </w:r>
+      <w:r>
+        <w:rPr>
+          <w:rFonts w:ascii="Times New Roman" w:hAnsi="Times New Roman" w:cs="Times New Roman"/>
+          <w:lang w:val="en-CA"/>
+        </w:rPr>
+        <w:fldChar w:fldCharType="separate"/>
+      </w:r>
+      <w:r>
+        <w:rPr>
+          <w:rFonts w:ascii="Times New Roman" w:hAnsi="Times New Roman" w:cs="Times New Roman"/>
+          <w:noProof/>
+          <w:lang w:val="en-CA"/>
+        </w:rPr>
+        <w:t>(Burkepile and Hay, 2006)</w:t>
+      </w:r>
+      <w:r>
+        <w:rPr>
+          <w:rFonts w:ascii="Times New Roman" w:hAnsi="Times New Roman" w:cs="Times New Roman"/>
+          <w:lang w:val="en-CA"/>
+        </w:rPr>
+        <w:fldChar w:fldCharType="end"/>
+      </w:r>
+      <w:r>
+        <w:rPr>
+          <w:rFonts w:ascii="Times New Roman" w:hAnsi="Times New Roman" w:cs="Times New Roman"/>
+          <w:lang w:val="en-CA"/>
+        </w:rPr>
+        <w:t>.</w:t>
+      </w:r>
+    </w:p>
+    <w:p>
+      <w:pPr>
+        <w:spacing w:line="360" w:lineRule="auto"/>
+        <w:rPr>
+          <w:rFonts w:ascii="Times New Roman" w:hAnsi="Times New Roman" w:cs="Times New Roman"/>
+          <w:lang w:val="en-CA"/>
+        </w:rPr>
+      </w:pPr>
+      <w:r>
+        <w:rPr>
+          <w:rFonts w:ascii="Times New Roman" w:hAnsi="Times New Roman" w:cs="Times New Roman"/>
+          <w:lang w:val="en-CA"/>
+        </w:rPr>
+        <w:t xml:space="preserve">-Review found no difference in the effect of abiotic nutrient enrichment between temperate rocky reefs and tropical coral reefs </w:t>
+      </w:r>
+      <w:r>
+        <w:rPr>
+          <w:rFonts w:ascii="Times New Roman" w:hAnsi="Times New Roman" w:cs="Times New Roman"/>
+          <w:lang w:val="en-CA"/>
+        </w:rPr>
+        <w:fldChar w:fldCharType="begin"/>
+      </w:r>
+      <w:r>
+        <w:rPr>
+          <w:rFonts w:ascii="Times New Roman" w:hAnsi="Times New Roman" w:cs="Times New Roman"/>
+          <w:lang w:val="en-CA"/>
+        </w:rPr>
+        <w:instrText xml:space="preserve"> ADDIN ZOTERO_ITEM CSL_CITATION {"citationID":"SJ03SluD","properties":{"formattedCitation":"(Gruner et al., 2008)","plainCitation":"(Gruner et al., 2008)","noteIndex":0},"citationItems":[{"id":1499,"uris":["http://zotero.org/users/local/idKDtb7T/items/UPI64LJR"],"itemData":{"id":1499,"type":"article-journal","abstract":"Nutrient availability and herbivory control the biomass of primary producer communities to varying degrees across ecosystems. Ecological theory, individual experiments in many different systems, and system-specific quantitative reviews have suggested that (i) bottom–up control is pervasive but top–down control is more influential in aquatic habitats relative to terrestrial systems and (ii) bottom–up and top–down forces are interdependent, with statistical interactions that synergize or dampen relative influences on producer biomass. We used simple dynamic models to review ecological mechanisms that generate independent vs. interactive responses of community-level biomass. We calibrated these mechanistic predictions with the metrics of factorial meta-analysis and tested their prevalence across freshwater, marine and terrestrial ecosystems with a comprehensive meta-analysis of 191 factorial manipulations of herbivores and nutrients. Our analysis showed that producer community biomass increased with fertilization across all systems, although increases were greatest in freshwater habitats. Herbivore removal generally increased producer biomass in both freshwater and marine systems, but effects were inconsistent on land. With the exception of marine temperate rocky reef systems that showed positive synergism of nutrient enrichment and herbivore removal, experimental studies showed limited support for statistical interactions between nutrient and herbivory treatments on producer biomass. Top–down control of herbivores, compensatory behaviour of multiple herbivore guilds, spatial and temporal heterogeneity of interactions, and herbivore-mediated nutrient recycling may lower the probability of consistent interactive effects on producer biomass. Continuing studies should expand the temporal and spatial scales of experiments, particularly in understudied terrestrial systems; broaden factorial designs to manipulate independently multiple producer resources (e.g. nitrogen, phosphorus, light), multiple herbivore taxa or guilds (e.g. vertebrates and invertebrates) and multiple trophic levels; and – in addition to measuring producer biomass – assess the responses of species diversity, community composition and nutrient status.","container-title":"Ecology Letters","DOI":"10.1111/j.1461-0248.2008.01192.x","ISSN":"1461-0248","issue":"7","language":"en","license":"© 2008 Blackwell Publishing Ltd/CNRS","note":"_eprint: https://onlinelibrary.wiley.com/doi/pdf/10.1111/j.1461-0248.2008.01192.x","page":"740-755","source":"Wiley Online Library","title":"A cross-system synthesis of consumer and nutrient resource control on producer biomass","volume":"11","author":[{"family":"Gruner","given":"Daniel S."},{"family":"Smith","given":"Jennifer E."},{"family":"Seabloom","given":"Eric W."},{"family":"Sandin","given":"Stuart A."},{"family":"Ngai","given":"Jacqueline T."},{"family":"Hillebrand","given":"Helmut"},{"family":"Harpole","given":"W. Stanley"},{"family":"Elser","given":"James J."},{"family":"Cleland","given":"Elsa E."},{"family":"Bracken","given":"Matthew E. S."},{"family":"Borer","given":"Elizabeth T."},{"family":"Bolker","given":"Benjamin M."}],"issued":{"date-parts":[["2008"]]}}}],"schema":"https://github.com/citation-style-language/schema/raw/master/csl-citation.json"} </w:instrText>
+      </w:r>
+      <w:r>
+        <w:rPr>
+          <w:rFonts w:ascii="Times New Roman" w:hAnsi="Times New Roman" w:cs="Times New Roman"/>
+          <w:lang w:val="en-CA"/>
+        </w:rPr>
+        <w:fldChar w:fldCharType="separate"/>
+      </w:r>
+      <w:r>
+        <w:rPr>
+          <w:rFonts w:ascii="Times New Roman" w:hAnsi="Times New Roman" w:cs="Times New Roman"/>
+          <w:noProof/>
+          <w:lang w:val="en-CA"/>
+        </w:rPr>
+        <w:t>(Gruner et al., 2008)</w:t>
+      </w:r>
+      <w:r>
+        <w:rPr>
+          <w:rFonts w:ascii="Times New Roman" w:hAnsi="Times New Roman" w:cs="Times New Roman"/>
+          <w:lang w:val="en-CA"/>
+        </w:rPr>
+        <w:fldChar w:fldCharType="end"/>
+      </w:r>
+      <w:r>
+        <w:rPr>
+          <w:rFonts w:ascii="Times New Roman" w:hAnsi="Times New Roman" w:cs="Times New Roman"/>
+          <w:lang w:val="en-CA"/>
+        </w:rPr>
+        <w:t>.</w:t>
+      </w:r>
+    </w:p>
+    <w:p>
+      <w:pPr>
+        <w:spacing w:line="360" w:lineRule="auto"/>
+        <w:rPr>
+          <w:rFonts w:ascii="Times New Roman" w:hAnsi="Times New Roman" w:cs="Times New Roman"/>
+          <w:lang w:val="en-CA"/>
+        </w:rPr>
+      </w:pPr>
+      <w:r>
+        <w:rPr>
+          <w:rFonts w:ascii="Times New Roman" w:hAnsi="Times New Roman" w:cs="Times New Roman"/>
+          <w:lang w:val="en-CA"/>
+        </w:rPr>
+        <w:t>-Therefore, the importance of CND may be much more context dependent and less generalizable on a global scale.</w:t>
+      </w:r>
+    </w:p>
+    <w:p>
+      <w:pPr>
+        <w:spacing w:line="360" w:lineRule="auto"/>
+        <w:rPr>
+          <w:rFonts w:ascii="Times New Roman" w:hAnsi="Times New Roman" w:cs="Times New Roman"/>
+          <w:lang w:val="en-CA"/>
+        </w:rPr>
+      </w:pPr>
+      <w:r>
+        <w:rPr>
+          <w:rFonts w:ascii="Times New Roman" w:hAnsi="Times New Roman" w:cs="Times New Roman"/>
+          <w:lang w:val="en-CA"/>
+        </w:rPr>
+        <w:t xml:space="preserve">-However, </w:t>
+      </w:r>
+      <w:r>
+        <w:rPr>
+          <w:rFonts w:ascii="Times New Roman" w:hAnsi="Times New Roman" w:cs="Times New Roman"/>
+          <w:lang w:val="en-CA" w:eastAsia="zh-TW"/>
+        </w:rPr>
+        <w:t>e</w:t>
+      </w:r>
+      <w:r>
+        <w:rPr>
+          <w:rFonts w:ascii="Times New Roman" w:hAnsi="Times New Roman" w:cs="Times New Roman"/>
+          <w:lang w:val="en-CA"/>
+        </w:rPr>
+        <w:t>mpirical tests for global</w:t>
+      </w:r>
+      <w:r>
+        <w:rPr>
+          <w:rFonts w:ascii="Times New Roman" w:hAnsi="Times New Roman" w:cs="Times New Roman"/>
+          <w:lang w:val="en-CA"/>
+        </w:rPr>
+        <w:t>-</w:t>
+      </w:r>
+      <w:r>
+        <w:rPr>
+          <w:rFonts w:ascii="Times New Roman" w:hAnsi="Times New Roman" w:cs="Times New Roman"/>
+          <w:lang w:val="en-CA"/>
+        </w:rPr>
+        <w:t>scale patterns of CN</w:t>
+      </w:r>
+      <w:r>
+        <w:rPr>
+          <w:rFonts w:ascii="Times New Roman" w:hAnsi="Times New Roman" w:cs="Times New Roman"/>
+          <w:lang w:val="en-CA"/>
+        </w:rPr>
+        <w:t>C</w:t>
+      </w:r>
+      <w:r>
+        <w:rPr>
+          <w:rFonts w:ascii="Times New Roman" w:hAnsi="Times New Roman" w:cs="Times New Roman"/>
+          <w:lang w:val="en-CA"/>
+        </w:rPr>
+        <w:t xml:space="preserve"> effects on primary producers</w:t>
+      </w:r>
+      <w:r>
+        <w:rPr>
+          <w:rFonts w:ascii="Times New Roman" w:hAnsi="Times New Roman" w:cs="Times New Roman"/>
+          <w:lang w:val="en-CA"/>
         </w:rPr>
         <w:t xml:space="preserve"> </w:t>
       </w:r>
       <w:r>
         <w:rPr>
           <w:rFonts w:ascii="Times New Roman" w:hAnsi="Times New Roman" w:cs="Times New Roman"/>
-        </w:rPr>
-        <w:t xml:space="preserve">- </w:t>
-      </w:r>
-      <w:r>
-        <w:rPr>
-          <w:rFonts w:ascii="Times New Roman" w:hAnsi="Times New Roman" w:cs="Times New Roman"/>
-        </w:rPr>
-        <w:t>23°27'</w:t>
-      </w:r>
-      <w:r>
-        <w:rPr>
-          <w:rFonts w:ascii="Times New Roman" w:hAnsi="Times New Roman" w:cs="Times New Roman"/>
-        </w:rPr>
-        <w:t>N), South Subtropics (</w:t>
-      </w:r>
-      <w:r>
-        <w:rPr>
-          <w:rFonts w:ascii="Times New Roman" w:hAnsi="Times New Roman" w:cs="Times New Roman"/>
-        </w:rPr>
-        <w:t>23°27'</w:t>
-      </w:r>
-      <w:r>
-        <w:rPr>
-          <w:rFonts w:ascii="Times New Roman" w:hAnsi="Times New Roman" w:cs="Times New Roman"/>
-        </w:rPr>
-        <w:t>S</w:t>
-      </w:r>
-      <w:r>
-        <w:rPr>
-          <w:rFonts w:ascii="Times New Roman" w:hAnsi="Times New Roman" w:cs="Times New Roman"/>
-        </w:rPr>
-        <w:t xml:space="preserve"> </w:t>
-      </w:r>
-      <w:r>
-        <w:rPr>
-          <w:rFonts w:ascii="Times New Roman" w:hAnsi="Times New Roman" w:cs="Times New Roman"/>
-        </w:rPr>
-        <w:t>– 35</w:t>
-      </w:r>
-      <w:r>
-        <w:rPr>
-          <w:rFonts w:ascii="Times New Roman" w:hAnsi="Times New Roman" w:cs="Times New Roman"/>
-        </w:rPr>
-        <w:t>°</w:t>
-      </w:r>
-      <w:r>
-        <w:rPr>
-          <w:rFonts w:ascii="Times New Roman" w:hAnsi="Times New Roman" w:cs="Times New Roman"/>
-        </w:rPr>
-        <w:t>S), South Temperate ( 35</w:t>
-      </w:r>
-      <w:r>
-        <w:rPr>
-          <w:rFonts w:ascii="Times New Roman" w:hAnsi="Times New Roman" w:cs="Times New Roman"/>
-        </w:rPr>
-        <w:t>°</w:t>
-      </w:r>
-      <w:r>
-        <w:rPr>
-          <w:rFonts w:ascii="Times New Roman" w:hAnsi="Times New Roman" w:cs="Times New Roman"/>
-        </w:rPr>
-        <w:t xml:space="preserve">S – </w:t>
-      </w:r>
-      <w:r>
-        <w:rPr>
-          <w:rFonts w:ascii="Times New Roman" w:hAnsi="Times New Roman" w:cs="Times New Roman"/>
-        </w:rPr>
-        <w:t>66°3</w:t>
-      </w:r>
-      <w:r>
-        <w:rPr>
-          <w:rFonts w:ascii="Times New Roman" w:hAnsi="Times New Roman" w:cs="Times New Roman"/>
-        </w:rPr>
-        <w:t>’S), and South Polar (&gt;</w:t>
-      </w:r>
-      <w:r>
-        <w:rPr>
-          <w:rFonts w:ascii="Times New Roman" w:hAnsi="Times New Roman" w:cs="Times New Roman"/>
-        </w:rPr>
-        <w:t>66°3</w:t>
-      </w:r>
-      <w:r>
-        <w:rPr>
-          <w:rFonts w:ascii="Times New Roman" w:hAnsi="Times New Roman" w:cs="Times New Roman"/>
-        </w:rPr>
-        <w:t>’S). We used satellite data from Earth Data (</w:t>
-      </w:r>
-      <w:r>
-        <w:rPr>
-          <w:rFonts w:ascii="Times New Roman" w:hAnsi="Times New Roman" w:cs="Times New Roman"/>
-        </w:rPr>
-        <w:t>https://earthdata.nasa.gov/</w:t>
-      </w:r>
-      <w:r>
-        <w:rPr>
-          <w:rFonts w:ascii="Times New Roman" w:hAnsi="Times New Roman" w:cs="Times New Roman"/>
-        </w:rPr>
-        <w:t>) to estimate the background chlorophyll a concentration at each study site during the period the experiment was conducted. When studies spanned multiple seasons or years, we took an average over the relevant values. We binned these chlorophyll concentrations into 5 equal categories, divided between the minimum and maximum chlorophyll values observed.</w:t>
-      </w:r>
-      <w:r>
-        <w:rPr>
-          <w:rFonts w:ascii="Times New Roman" w:hAnsi="Times New Roman" w:cs="Times New Roman"/>
-        </w:rPr>
-        <w:t xml:space="preserve"> </w:t>
-      </w:r>
-      <w:r>
-        <w:rPr>
-          <w:rFonts w:ascii="Times New Roman" w:hAnsi="Times New Roman" w:cs="Times New Roman"/>
-        </w:rPr>
-        <w:t xml:space="preserve">Activity level of the consumer was either (1) vertebrate, (2) mobile invertebrate, or (3) sessile invertebrate. </w:t>
-      </w:r>
+          <w:lang w:val="en-CA"/>
+        </w:rPr>
+        <w:t xml:space="preserve">are </w:t>
+      </w:r>
+      <w:r>
+        <w:rPr>
+          <w:rFonts w:ascii="Times New Roman" w:hAnsi="Times New Roman" w:cs="Times New Roman"/>
+          <w:lang w:val="en-CA"/>
+        </w:rPr>
+        <w:t>currently lacking</w:t>
+      </w:r>
+      <w:r>
+        <w:rPr>
+          <w:rFonts w:ascii="Times New Roman" w:hAnsi="Times New Roman" w:cs="Times New Roman"/>
+          <w:color w:val="000000"/>
+          <w:lang w:val="en-CA"/>
+        </w:rPr>
+        <w:t>.</w:t>
+      </w:r>
+    </w:p>
+    <w:p>
+      <w:pPr>
+        <w:spacing w:line="360" w:lineRule="auto"/>
+        <w:rPr>
+          <w:rFonts w:ascii="Times New Roman" w:hAnsi="Times New Roman" w:cs="Times New Roman"/>
+        </w:rPr>
+      </w:pPr>
     </w:p>
     <w:p>
       <w:pPr>
@@ -7872,314 +10796,7 @@
     <w:p>
       <w:pPr>
         <w:spacing w:line="360" w:lineRule="auto"/>
-        <w:rPr>
-          <w:rFonts w:ascii="Times New Roman" w:hAnsi="Times New Roman" w:cs="Times New Roman"/>
-          <w:lang w:val="en-CA"/>
-        </w:rPr>
-      </w:pPr>
-      <w:r>
-        <w:rPr>
-          <w:rFonts w:ascii="Times New Roman" w:hAnsi="Times New Roman" w:cs="Times New Roman"/>
-          <w:lang w:val="en-CA"/>
-        </w:rPr>
-        <w:t>-</w:t>
-      </w:r>
-      <w:r>
-        <w:rPr>
-          <w:rFonts w:ascii="Times New Roman" w:hAnsi="Times New Roman" w:cs="Times New Roman"/>
-          <w:lang w:val="en-CA"/>
-        </w:rPr>
-        <w:t>Both nutrient provisioning and</w:t>
-      </w:r>
-      <w:r>
-        <w:rPr>
-          <w:rFonts w:ascii="Times New Roman" w:hAnsi="Times New Roman" w:cs="Times New Roman"/>
-          <w:lang w:val="en-CA"/>
-        </w:rPr>
-        <w:t xml:space="preserve"> </w:t>
-      </w:r>
-      <w:r>
-        <w:rPr>
-          <w:rFonts w:ascii="Times New Roman" w:hAnsi="Times New Roman" w:cs="Times New Roman"/>
-          <w:lang w:val="en-CA"/>
-        </w:rPr>
-        <w:t xml:space="preserve">herbivore removal have been shown to increase primary productivity across systems </w:t>
-      </w:r>
-      <w:r>
-        <w:rPr>
-          <w:rFonts w:ascii="Times New Roman" w:hAnsi="Times New Roman" w:cs="Times New Roman"/>
-          <w:lang w:val="en-CA"/>
-        </w:rPr>
-        <w:fldChar w:fldCharType="begin"/>
-      </w:r>
-      <w:r>
-        <w:rPr>
-          <w:rFonts w:ascii="Times New Roman" w:hAnsi="Times New Roman" w:cs="Times New Roman"/>
-          <w:lang w:val="en-CA"/>
-        </w:rPr>
-        <w:instrText xml:space="preserve"> ADDIN ZOTERO_ITEM CSL_CITATION {"citationID":"arNNRacG","properties":{"formattedCitation":"(Gruner et al., 2008)","plainCitation":"(Gruner et al., 2008)","noteIndex":0},"citationItems":[{"id":1499,"uris":["http://zotero.org/users/local/idKDtb7T/items/UPI64LJR"],"itemData":{"id":1499,"type":"article-journal","abstract":"Nutrient availability and herbivory control the biomass of primary producer communities to varying degrees across ecosystems. Ecological theory, individual experiments in many different systems, and system-specific quantitative reviews have suggested that (i) bottom–up control is pervasive but top–down control is more influential in aquatic habitats relative to terrestrial systems and (ii) bottom–up and top–down forces are interdependent, with statistical interactions that synergize or dampen relative influences on producer biomass. We used simple dynamic models to review ecological mechanisms that generate independent vs. interactive responses of community-level biomass. We calibrated these mechanistic predictions with the metrics of factorial meta-analysis and tested their prevalence across freshwater, marine and terrestrial ecosystems with a comprehensive meta-analysis of 191 factorial manipulations of herbivores and nutrients. Our analysis showed that producer community biomass increased with fertilization across all systems, although increases were greatest in freshwater habitats. Herbivore removal generally increased producer biomass in both freshwater and marine systems, but effects were inconsistent on land. With the exception of marine temperate rocky reef systems that showed positive synergism of nutrient enrichment and herbivore removal, experimental studies showed limited support for statistical interactions between nutrient and herbivory treatments on producer biomass. Top–down control of herbivores, compensatory behaviour of multiple herbivore guilds, spatial and temporal heterogeneity of interactions, and herbivore-mediated nutrient recycling may lower the probability of consistent interactive effects on producer biomass. Continuing studies should expand the temporal and spatial scales of experiments, particularly in understudied terrestrial systems; broaden factorial designs to manipulate independently multiple producer resources (e.g. nitrogen, phosphorus, light), multiple herbivore taxa or guilds (e.g. vertebrates and invertebrates) and multiple trophic levels; and – in addition to measuring producer biomass – assess the responses of species diversity, community composition and nutrient status.","container-title":"Ecology Letters","DOI":"10.1111/j.1461-0248.2008.01192.x","ISSN":"1461-0248","issue":"7","language":"en","license":"© 2008 Blackwell Publishing Ltd/CNRS","note":"_eprint: https://onlinelibrary.wiley.com/doi/pdf/10.1111/j.1461-0248.2008.01192.x","page":"740-755","source":"Wiley Online Library","title":"A cross-system synthesis of consumer and nutrient resource control on producer biomass","volume":"11","author":[{"family":"Gruner","given":"Daniel S."},{"family":"Smith","given":"Jennifer E."},{"family":"Seabloom","given":"Eric W."},{"family":"Sandin","given":"Stuart A."},{"family":"Ngai","given":"Jacqueline T."},{"family":"Hillebrand","given":"Helmut"},{"family":"Harpole","given":"W. Stanley"},{"family":"Elser","given":"James J."},{"family":"Cleland","given":"Elsa E."},{"family":"Bracken","given":"Matthew E. S."},{"family":"Borer","given":"Elizabeth T."},{"family":"Bolker","given":"Benjamin M."}],"issued":{"date-parts":[["2008"]]}}}],"schema":"https://github.com/citation-style-language/schema/raw/master/csl-citation.json"} </w:instrText>
-      </w:r>
-      <w:r>
-        <w:rPr>
-          <w:rFonts w:ascii="Times New Roman" w:hAnsi="Times New Roman" w:cs="Times New Roman"/>
-          <w:lang w:val="en-CA"/>
-        </w:rPr>
-        <w:fldChar w:fldCharType="separate"/>
-      </w:r>
-      <w:r>
-        <w:rPr>
-          <w:rFonts w:ascii="Times New Roman" w:hAnsi="Times New Roman" w:cs="Times New Roman"/>
-          <w:noProof/>
-          <w:lang w:val="en-CA"/>
-        </w:rPr>
-        <w:t>(Gruner et al., 2008)</w:t>
-      </w:r>
-      <w:r>
-        <w:rPr>
-          <w:rFonts w:ascii="Times New Roman" w:hAnsi="Times New Roman" w:cs="Times New Roman"/>
-          <w:lang w:val="en-CA"/>
-        </w:rPr>
-        <w:fldChar w:fldCharType="end"/>
-      </w:r>
-      <w:r>
-        <w:rPr>
-          <w:rFonts w:ascii="Times New Roman" w:hAnsi="Times New Roman" w:cs="Times New Roman"/>
-          <w:lang w:val="en-CA"/>
-        </w:rPr>
-        <w:t>.</w:t>
-      </w:r>
-    </w:p>
-    <w:p>
-      <w:pPr>
-        <w:spacing w:line="360" w:lineRule="auto"/>
-        <w:rPr>
-          <w:rFonts w:ascii="Times New Roman" w:hAnsi="Times New Roman" w:cs="Times New Roman"/>
-          <w:lang w:val="en-CA"/>
-        </w:rPr>
-      </w:pPr>
-      <w:r>
-        <w:rPr>
-          <w:rFonts w:ascii="Times New Roman" w:hAnsi="Times New Roman" w:cs="Times New Roman"/>
-          <w:lang w:val="en-CA"/>
-        </w:rPr>
-        <w:t>-</w:t>
-      </w:r>
-      <w:r>
-        <w:rPr>
-          <w:rFonts w:ascii="Times New Roman" w:hAnsi="Times New Roman" w:cs="Times New Roman"/>
-          <w:lang w:val="en-CA"/>
-        </w:rPr>
-        <w:t xml:space="preserve">Another review found that in the tropics herbivore removal was more important than nutrient enrichment </w:t>
-      </w:r>
-      <w:r>
-        <w:rPr>
-          <w:rFonts w:ascii="Times New Roman" w:hAnsi="Times New Roman" w:cs="Times New Roman"/>
-          <w:lang w:val="en-CA"/>
-        </w:rPr>
-        <w:fldChar w:fldCharType="begin"/>
-      </w:r>
-      <w:r>
-        <w:rPr>
-          <w:rFonts w:ascii="Times New Roman" w:hAnsi="Times New Roman" w:cs="Times New Roman"/>
-          <w:lang w:val="en-CA"/>
-        </w:rPr>
-        <w:instrText xml:space="preserve"> ADDIN ZOTERO_ITEM CSL_CITATION {"citationID":"yGfHlGW8","properties":{"formattedCitation":"(Burkepile and Hay, 2006)","plainCitation":"(Burkepile and Hay, 2006)","noteIndex":0},"citationItems":[{"id":1625,"uris":["http://zotero.org/users/local/idKDtb7T/items/XXHQQQ3W"],"itemData":{"id":1625,"type":"article-journal","abstract":"Pervasive overharvesting of consumers and anthropogenic nutrient loading are changing the strengths of top-down and bottom-up forces in ecosystems worldwide. Thus, identifying the relative and synergistic roles of these forces and how they differ across habitats, ecosystems, or primary-producer types is increasingly important for understanding how communities are structured. We used factorial meta-analysis of 54 field experiments that orthogonally manipulated herbivore pressure and nutrient loading to quantify consumer and nutrient effects on primary producers in benthic marine habitats. Across all experiments and producer types, herbivory and nutrient enrichment both significantly affected primary-producer abundance. They also interacted to create greater nutrient enrichment effects in the absence of herbivores, suggesting that loss of herbivores produces more dramatic effects of nutrient loading. Herbivores consistently had stronger effects than did nutrient enrichment for both tropical macroalgae and seagrasses. The strong effects of herbivory but limited effects of nutrient enrichment on tropical macroalgae suggest that suppression of herbivore populations has played a larger role than eutrophication in driving the phase shift from coral- to macroalgal-dominated reefs in many areas, especially the Caribbean. For temperate macroalgae and benthic microalgae, the effects of top-down and bottom-up forces varied as a function of the inherent productivity of the ecosystem. For these algal groups, nutrient enrichment appeared to have stronger effects in high- vs. low-productivity systems, while herbivores exerted a stronger top-down effect in low-productivity systems. Effects of herbivores vs. nutrients also varied among algal functional groups (crustose algae, upright macroalgae, and filamentous algae), within a functional group between temperate and tropical systems, and according to the metric used to measure producer abundance. These analyses suggest that human alteration of food webs and nutrient availability have significant effects on primary producers but that the effects vary among latitudes and primary producers, and with the inherent productivity of ecosystems.","container-title":"Ecology","DOI":"10.1890/0012-9658(2006)87[3128:HVNCOM]2.0.CO;2","ISSN":"1939-9170","issue":"12","language":"en","license":"© 2006 by the Ecological Society of America","note":"_eprint: https://esajournals.onlinelibrary.wiley.com/doi/pdf/10.1890/0012-9658%282006%2987%5B3128%3AHVNCOM%5D2.0.CO%3B2","page":"3128-3139","source":"Wiley Online Library","title":"Herbivore Vs. Nutrient Control of Marine Primary Producers: Context-Dependent Effects","title-short":"Herbivore Vs. Nutrient Control of Marine Primary Producers","volume":"87","author":[{"family":"Burkepile","given":"Deron E."},{"family":"Hay","given":"Mark E."}],"issued":{"date-parts":[["2006"]]}}}],"schema":"https://github.com/citation-style-language/schema/raw/master/csl-citation.json"} </w:instrText>
-      </w:r>
-      <w:r>
-        <w:rPr>
-          <w:rFonts w:ascii="Times New Roman" w:hAnsi="Times New Roman" w:cs="Times New Roman"/>
-          <w:lang w:val="en-CA"/>
-        </w:rPr>
-        <w:fldChar w:fldCharType="separate"/>
-      </w:r>
-      <w:r>
-        <w:rPr>
-          <w:rFonts w:ascii="Times New Roman" w:hAnsi="Times New Roman" w:cs="Times New Roman"/>
-          <w:noProof/>
-          <w:lang w:val="en-CA"/>
-        </w:rPr>
-        <w:t>(Burkepile and Hay, 2006)</w:t>
-      </w:r>
-      <w:r>
-        <w:rPr>
-          <w:rFonts w:ascii="Times New Roman" w:hAnsi="Times New Roman" w:cs="Times New Roman"/>
-          <w:lang w:val="en-CA"/>
-        </w:rPr>
-        <w:fldChar w:fldCharType="end"/>
-      </w:r>
-      <w:r>
-        <w:rPr>
-          <w:rFonts w:ascii="Times New Roman" w:hAnsi="Times New Roman" w:cs="Times New Roman"/>
-          <w:lang w:val="en-CA"/>
-        </w:rPr>
-        <w:t>.</w:t>
-      </w:r>
-    </w:p>
-    <w:p>
-      <w:pPr>
-        <w:spacing w:line="360" w:lineRule="auto"/>
-        <w:rPr>
-          <w:rFonts w:ascii="Times New Roman" w:hAnsi="Times New Roman" w:cs="Times New Roman"/>
-          <w:lang w:val="en-CA"/>
-        </w:rPr>
-      </w:pPr>
-      <w:r>
-        <w:rPr>
-          <w:rFonts w:ascii="Times New Roman" w:hAnsi="Times New Roman" w:cs="Times New Roman"/>
-          <w:lang w:val="en-CA"/>
-        </w:rPr>
-        <w:t xml:space="preserve">-Review found no difference in the effect of abiotic nutrient enrichment between temperate rocky reefs and tropical coral reefs </w:t>
-      </w:r>
-      <w:r>
-        <w:rPr>
-          <w:rFonts w:ascii="Times New Roman" w:hAnsi="Times New Roman" w:cs="Times New Roman"/>
-          <w:lang w:val="en-CA"/>
-        </w:rPr>
-        <w:fldChar w:fldCharType="begin"/>
-      </w:r>
-      <w:r>
-        <w:rPr>
-          <w:rFonts w:ascii="Times New Roman" w:hAnsi="Times New Roman" w:cs="Times New Roman"/>
-          <w:lang w:val="en-CA"/>
-        </w:rPr>
-        <w:instrText xml:space="preserve"> ADDIN ZOTERO_ITEM CSL_CITATION {"citationID":"SJ03SluD","properties":{"formattedCitation":"(Gruner et al., 2008)","plainCitation":"(Gruner et al., 2008)","noteIndex":0},"citationItems":[{"id":1499,"uris":["http://zotero.org/users/local/idKDtb7T/items/UPI64LJR"],"itemData":{"id":1499,"type":"article-journal","abstract":"Nutrient availability and herbivory control the biomass of primary producer communities to varying degrees across ecosystems. Ecological theory, individual experiments in many different systems, and system-specific quantitative reviews have suggested that (i) bottom–up control is pervasive but top–down control is more influential in aquatic habitats relative to terrestrial systems and (ii) bottom–up and top–down forces are interdependent, with statistical interactions that synergize or dampen relative influences on producer biomass. We used simple dynamic models to review ecological mechanisms that generate independent vs. interactive responses of community-level biomass. We calibrated these mechanistic predictions with the metrics of factorial meta-analysis and tested their prevalence across freshwater, marine and terrestrial ecosystems with a comprehensive meta-analysis of 191 factorial manipulations of herbivores and nutrients. Our analysis showed that producer community biomass increased with fertilization across all systems, although increases were greatest in freshwater habitats. Herbivore removal generally increased producer biomass in both freshwater and marine systems, but effects were inconsistent on land. With the exception of marine temperate rocky reef systems that showed positive synergism of nutrient enrichment and herbivore removal, experimental studies showed limited support for statistical interactions between nutrient and herbivory treatments on producer biomass. Top–down control of herbivores, compensatory behaviour of multiple herbivore guilds, spatial and temporal heterogeneity of interactions, and herbivore-mediated nutrient recycling may lower the probability of consistent interactive effects on producer biomass. Continuing studies should expand the temporal and spatial scales of experiments, particularly in understudied terrestrial systems; broaden factorial designs to manipulate independently multiple producer resources (e.g. nitrogen, phosphorus, light), multiple herbivore taxa or guilds (e.g. vertebrates and invertebrates) and multiple trophic levels; and – in addition to measuring producer biomass – assess the responses of species diversity, community composition and nutrient status.","container-title":"Ecology Letters","DOI":"10.1111/j.1461-0248.2008.01192.x","ISSN":"1461-0248","issue":"7","language":"en","license":"© 2008 Blackwell Publishing Ltd/CNRS","note":"_eprint: https://onlinelibrary.wiley.com/doi/pdf/10.1111/j.1461-0248.2008.01192.x","page":"740-755","source":"Wiley Online Library","title":"A cross-system synthesis of consumer and nutrient resource control on producer biomass","volume":"11","author":[{"family":"Gruner","given":"Daniel S."},{"family":"Smith","given":"Jennifer E."},{"family":"Seabloom","given":"Eric W."},{"family":"Sandin","given":"Stuart A."},{"family":"Ngai","given":"Jacqueline T."},{"family":"Hillebrand","given":"Helmut"},{"family":"Harpole","given":"W. Stanley"},{"family":"Elser","given":"James J."},{"family":"Cleland","given":"Elsa E."},{"family":"Bracken","given":"Matthew E. S."},{"family":"Borer","given":"Elizabeth T."},{"family":"Bolker","given":"Benjamin M."}],"issued":{"date-parts":[["2008"]]}}}],"schema":"https://github.com/citation-style-language/schema/raw/master/csl-citation.json"} </w:instrText>
-      </w:r>
-      <w:r>
-        <w:rPr>
-          <w:rFonts w:ascii="Times New Roman" w:hAnsi="Times New Roman" w:cs="Times New Roman"/>
-          <w:lang w:val="en-CA"/>
-        </w:rPr>
-        <w:fldChar w:fldCharType="separate"/>
-      </w:r>
-      <w:r>
-        <w:rPr>
-          <w:rFonts w:ascii="Times New Roman" w:hAnsi="Times New Roman" w:cs="Times New Roman"/>
-          <w:noProof/>
-          <w:lang w:val="en-CA"/>
-        </w:rPr>
-        <w:t>(Gruner et al., 2008)</w:t>
-      </w:r>
-      <w:r>
-        <w:rPr>
-          <w:rFonts w:ascii="Times New Roman" w:hAnsi="Times New Roman" w:cs="Times New Roman"/>
-          <w:lang w:val="en-CA"/>
-        </w:rPr>
-        <w:fldChar w:fldCharType="end"/>
-      </w:r>
-      <w:r>
-        <w:rPr>
-          <w:rFonts w:ascii="Times New Roman" w:hAnsi="Times New Roman" w:cs="Times New Roman"/>
-          <w:lang w:val="en-CA"/>
-        </w:rPr>
-        <w:t>.</w:t>
-      </w:r>
-    </w:p>
-    <w:p>
-      <w:pPr>
-        <w:spacing w:line="360" w:lineRule="auto"/>
-        <w:rPr>
-          <w:rFonts w:ascii="Times New Roman" w:hAnsi="Times New Roman" w:cs="Times New Roman"/>
-          <w:lang w:val="en-CA"/>
-        </w:rPr>
-      </w:pPr>
-      <w:r>
-        <w:rPr>
-          <w:rFonts w:ascii="Times New Roman" w:hAnsi="Times New Roman" w:cs="Times New Roman"/>
-          <w:lang w:val="en-CA"/>
-        </w:rPr>
-        <w:t>-Therefore, the importance of CND may be much more context dependent and less generalizable on a global scale.</w:t>
-      </w:r>
-    </w:p>
-    <w:p>
-      <w:pPr>
-        <w:spacing w:line="360" w:lineRule="auto"/>
-        <w:rPr>
-          <w:rFonts w:ascii="Times New Roman" w:hAnsi="Times New Roman" w:cs="Times New Roman"/>
-          <w:lang w:val="en-CA"/>
-        </w:rPr>
-      </w:pPr>
-      <w:r>
-        <w:rPr>
-          <w:rFonts w:ascii="Times New Roman" w:hAnsi="Times New Roman" w:cs="Times New Roman"/>
-          <w:lang w:val="en-CA"/>
-        </w:rPr>
-        <w:t xml:space="preserve">-However, </w:t>
-      </w:r>
-      <w:r>
-        <w:rPr>
-          <w:rFonts w:ascii="Times New Roman" w:hAnsi="Times New Roman" w:cs="Times New Roman"/>
-          <w:lang w:val="en-CA" w:eastAsia="zh-TW"/>
-        </w:rPr>
-        <w:t>e</w:t>
-      </w:r>
-      <w:r>
-        <w:rPr>
-          <w:rFonts w:ascii="Times New Roman" w:hAnsi="Times New Roman" w:cs="Times New Roman"/>
-          <w:lang w:val="en-CA"/>
-        </w:rPr>
-        <w:t>mpirical tests for global</w:t>
-      </w:r>
-      <w:r>
-        <w:rPr>
-          <w:rFonts w:ascii="Times New Roman" w:hAnsi="Times New Roman" w:cs="Times New Roman"/>
-          <w:lang w:val="en-CA"/>
-        </w:rPr>
-        <w:t>-</w:t>
-      </w:r>
-      <w:r>
-        <w:rPr>
-          <w:rFonts w:ascii="Times New Roman" w:hAnsi="Times New Roman" w:cs="Times New Roman"/>
-          <w:lang w:val="en-CA"/>
-        </w:rPr>
-        <w:t>scale patterns of CN</w:t>
-      </w:r>
-      <w:r>
-        <w:rPr>
-          <w:rFonts w:ascii="Times New Roman" w:hAnsi="Times New Roman" w:cs="Times New Roman"/>
-          <w:lang w:val="en-CA"/>
-        </w:rPr>
-        <w:t>C</w:t>
-      </w:r>
-      <w:r>
-        <w:rPr>
-          <w:rFonts w:ascii="Times New Roman" w:hAnsi="Times New Roman" w:cs="Times New Roman"/>
-          <w:lang w:val="en-CA"/>
-        </w:rPr>
-        <w:t xml:space="preserve"> effects on primary producers</w:t>
-      </w:r>
-      <w:r>
-        <w:rPr>
-          <w:rFonts w:ascii="Times New Roman" w:hAnsi="Times New Roman" w:cs="Times New Roman"/>
-          <w:lang w:val="en-CA"/>
-        </w:rPr>
-        <w:t xml:space="preserve"> </w:t>
-      </w:r>
-      <w:r>
-        <w:rPr>
-          <w:rFonts w:ascii="Times New Roman" w:hAnsi="Times New Roman" w:cs="Times New Roman"/>
-          <w:lang w:val="en-CA"/>
-        </w:rPr>
-        <w:t xml:space="preserve">are </w:t>
-      </w:r>
-      <w:r>
-        <w:rPr>
-          <w:rFonts w:ascii="Times New Roman" w:hAnsi="Times New Roman" w:cs="Times New Roman"/>
-          <w:lang w:val="en-CA"/>
-        </w:rPr>
-        <w:t>currently lacking</w:t>
-      </w:r>
-      <w:r>
-        <w:rPr>
-          <w:rFonts w:ascii="Times New Roman" w:hAnsi="Times New Roman" w:cs="Times New Roman"/>
-          <w:color w:val="000000"/>
-          <w:lang w:val="en-CA"/>
-        </w:rPr>
-        <w:t>.</w:t>
-      </w:r>
-    </w:p>
-    <w:p>
-      <w:pPr>
-        <w:spacing w:line="360" w:lineRule="auto"/>
+        <w:ind w:firstLine="720"/>
         <w:rPr>
           <w:rFonts w:ascii="Times New Roman" w:hAnsi="Times New Roman" w:cs="Times New Roman"/>
         </w:rPr>
@@ -8197,24 +10814,6 @@
     <w:p>
       <w:pPr>
         <w:spacing w:line="360" w:lineRule="auto"/>
-        <w:ind w:firstLine="720"/>
-        <w:rPr>
-          <w:rFonts w:ascii="Times New Roman" w:hAnsi="Times New Roman" w:cs="Times New Roman"/>
-        </w:rPr>
-      </w:pPr>
-    </w:p>
-    <w:p>
-      <w:pPr>
-        <w:spacing w:line="360" w:lineRule="auto"/>
-        <w:ind w:firstLine="720"/>
-        <w:rPr>
-          <w:rFonts w:ascii="Times New Roman" w:hAnsi="Times New Roman" w:cs="Times New Roman"/>
-        </w:rPr>
-      </w:pPr>
-    </w:p>
-    <w:p>
-      <w:pPr>
-        <w:spacing w:line="360" w:lineRule="auto"/>
         <w:rPr>
           <w:rFonts w:ascii="Times New Roman" w:hAnsi="Times New Roman" w:cs="Times New Roman"/>
           <w:u w:val="single"/>
@@ -8242,6 +10841,7 @@
           <w:noProof/>
           <w:u w:val="single"/>
         </w:rPr>
+        <w:lastRenderedPageBreak/>
         <w:drawing>
           <wp:inline distT="0" distB="0" distL="0" distR="0" wp14:anchorId="5D4BBA43" wp14:editId="7CB877FC">
             <wp:extent cx="5942807" cy="3747837"/>
@@ -8258,7 +10858,7 @@
                     <pic:cNvPicPr/>
                   </pic:nvPicPr>
                   <pic:blipFill rotWithShape="1">
-                    <a:blip r:embed="rId13">
+                    <a:blip r:embed="rId14">
                       <a:extLst>
                         <a:ext uri="{28A0092B-C50C-407E-A947-70E740481C1C}">
                           <a14:useLocalDpi xmlns:a14="http://schemas.microsoft.com/office/drawing/2010/main" val="0"/>
@@ -8427,14 +11027,22 @@
         <w:rPr>
           <w:rFonts w:ascii="Calibri" w:cs="Calibri"/>
         </w:rPr>
-        <w:t xml:space="preserve">Brzezinksi, M., Reed, D., Harrer, S., Rassweiler, A., Melack, J., Goodridge, B., Dugan, J., 2013. Multiple sources and forms of nitrogen sustain year-round kelp growth on the inner </w:t>
-      </w:r>
-      <w:r>
+        <w:t>Brzezinksi, M., Reed, D., Harrer, S., Rassweiler, A., Melack, J., Goodridge, B., Dugan, J., 2013. Multiple sources and forms of nitrogen sustain year-round kelp growth on the inner continental shelf of the Santa Barbara Channel. oceanog 26, 114–123. https://doi.org/10.5670/oceanog.2013.53</w:t>
+      </w:r>
+    </w:p>
+    <w:p>
+      <w:pPr>
+        <w:pStyle w:val="Bibliography"/>
         <w:rPr>
           <w:rFonts w:ascii="Calibri" w:cs="Calibri"/>
         </w:rPr>
+      </w:pPr>
+      <w:r>
+        <w:rPr>
+          <w:rFonts w:ascii="Calibri" w:cs="Calibri"/>
+        </w:rPr>
         <w:lastRenderedPageBreak/>
-        <w:t>continental shelf of the Santa Barbara Channel. oceanog 26, 114–123. https://doi.org/10.5670/oceanog.2013.53</w:t>
+        <w:t>Burkepile, D.E., Hay, M.E., 2006. Herbivore Vs. Nutrient Control of Marine Primary Producers: Context-Dependent Effects. Ecology 87, 3128–3139. https://doi.org/10.1890/0012-9658(2006)87[3128:HVNCOM]2.0.CO;2</w:t>
       </w:r>
     </w:p>
     <w:p>
@@ -8448,7 +11056,7 @@
         <w:rPr>
           <w:rFonts w:ascii="Calibri" w:cs="Calibri"/>
         </w:rPr>
-        <w:t>Burkepile, D.E., Hay, M.E., 2006. Herbivore Vs. Nutrient Control of Marine Primary Producers: Context-Dependent Effects. Ecology 87, 3128–3139. https://doi.org/10.1890/0012-9658(2006)87[3128:HVNCOM]2.0.CO;2</w:t>
+        <w:t>Elser, J.J., Bracken, M.E.S., Cleland, E.E., Gruner, D.S., Harpole, W.S., Hillebrand, H., Ngai, J.T., Seabloom, E.W., Shurin, J.B., Smith, J.E., 2007. Global analysis of nitrogen and phosphorus limitation of primary producers in freshwater, marine and terrestrial ecosystems. Ecology Letters 10, 1135–1142. https://doi.org/10.1111/j.1461-0248.2007.01113.x</w:t>
       </w:r>
     </w:p>
     <w:p>
@@ -8462,7 +11070,7 @@
         <w:rPr>
           <w:rFonts w:ascii="Calibri" w:cs="Calibri"/>
         </w:rPr>
-        <w:t>Elser, J.J., Bracken, M.E.S., Cleland, E.E., Gruner, D.S., Harpole, W.S., Hillebrand, H., Ngai, J.T., Seabloom, E.W., Shurin, J.B., Smith, J.E., 2007. Global analysis of nitrogen and phosphorus limitation of primary producers in freshwater, marine and terrestrial ecosystems. Ecology Letters 10, 1135–1142. https://doi.org/10.1111/j.1461-0248.2007.01113.x</w:t>
+        <w:t>Elser, J.J., Urabe, J., 1999. The Stoichiometry of Consumer-Driven Nutrient Recycling: Theory, Observations, and Consequences. Ecology 80, 735–751. https://doi.org/10.1890/0012-9658(1999)080[0735:TSOCDN]2.0.CO;2</w:t>
       </w:r>
     </w:p>
     <w:p>
@@ -8476,7 +11084,7 @@
         <w:rPr>
           <w:rFonts w:ascii="Calibri" w:cs="Calibri"/>
         </w:rPr>
-        <w:t>Elser, J.J., Urabe, J., 1999. The Stoichiometry of Consumer-Driven Nutrient Recycling: Theory, Observations, and Consequences. Ecology 80, 735–751. https://doi.org/10.1890/0012-9658(1999)080[0735:TSOCDN]2.0.CO;2</w:t>
+        <w:t>Gruner, D.S., Smith, J.E., Seabloom, E.W., Sandin, S.A., Ngai, J.T., Hillebrand, H., Harpole, W.S., Elser, J.J., Cleland, E.E., Bracken, M.E.S., Borer, E.T., Bolker, B.M., 2008. A cross-system synthesis of consumer and nutrient resource control on producer biomass. Ecology Letters 11, 740–755. https://doi.org/10.1111/j.1461-0248.2008.01192.x</w:t>
       </w:r>
     </w:p>
     <w:p>
@@ -8490,7 +11098,7 @@
         <w:rPr>
           <w:rFonts w:ascii="Calibri" w:cs="Calibri"/>
         </w:rPr>
-        <w:t>Gruner, D.S., Smith, J.E., Seabloom, E.W., Sandin, S.A., Ngai, J.T., Hillebrand, H., Harpole, W.S., Elser, J.J., Cleland, E.E., Bracken, M.E.S., Borer, E.T., Bolker, B.M., 2008. A cross-system synthesis of consumer and nutrient resource control on producer biomass. Ecology Letters 11, 740–755. https://doi.org/10.1111/j.1461-0248.2008.01192.x</w:t>
+        <w:t>Hillman, K., Walker, D.I., Larkum, A.W.D., McComb, A.J., 1989. Productivity and nutrient limitation, in: Larkum, A.W.D., McComb, A.J., Shephard, S.A. (Eds.), Biology of Seagrasses : A Treatise on the Biology of Seagrasses with Special Reference to the Australian Region. Elsevier Science Pub., Amsterdam, The Netherlands, pp. 635–685.</w:t>
       </w:r>
     </w:p>
     <w:p>
@@ -8504,7 +11112,7 @@
         <w:rPr>
           <w:rFonts w:ascii="Calibri" w:cs="Calibri"/>
         </w:rPr>
-        <w:t>Hillman, K., Walker, D.I., Larkum, A.W.D., McComb, A.J., 1989. Productivity and nutrient limitation, in: Larkum, A.W.D., McComb, A.J., Shephard, S.A. (Eds.), Biology of Seagrasses : A Treatise on the Biology of Seagrasses with Special Reference to the Australian Region. Elsevier Science Pub., Amsterdam, The Netherlands, pp. 635–685.</w:t>
+        <w:t>Jackson, G.A., 1977. Nutrients and Production of Giant Kelp, Macrocystis pyrifera, Off Southern California. Limnology and Oceanography 22, 979–995.</w:t>
       </w:r>
     </w:p>
     <w:p>
@@ -8518,7 +11126,7 @@
         <w:rPr>
           <w:rFonts w:ascii="Calibri" w:cs="Calibri"/>
         </w:rPr>
-        <w:t>Jackson, G.A., 1977. Nutrients and Production of Giant Kelp, Macrocystis pyrifera, Off Southern California. Limnology and Oceanography 22, 979–995.</w:t>
+        <w:t>McNaughton, S.J., Ruess, R.W., Seagle, S.W., 1988. Large mammals and process dynamics in African ecosystems. BioScience 38, 794–800. https://doi.org/10.2307/1310789</w:t>
       </w:r>
     </w:p>
     <w:p>
@@ -8532,7 +11140,7 @@
         <w:rPr>
           <w:rFonts w:ascii="Calibri" w:cs="Calibri"/>
         </w:rPr>
-        <w:t>McNaughton, S.J., Ruess, R.W., Seagle, S.W., 1988. Large mammals and process dynamics in African ecosystems. BioScience 38, 794–800. https://doi.org/10.2307/1310789</w:t>
+        <w:t>McPhee-Shaw, E.E., Siegel, D.A., Washburn, L., Brzezinski, M.A., Jones, J.L., Leydecker, A., Melack, J., 2007. Mechanisms for nutrient delivery to the inner shelf: Observations from the Santa Barbara Channel. Limnology and Oceanography 52, 1748–1766. https://doi.org/10.4319/lo.2007.52.5.1748</w:t>
       </w:r>
     </w:p>
     <w:p>
@@ -8546,7 +11154,7 @@
         <w:rPr>
           <w:rFonts w:ascii="Calibri" w:cs="Calibri"/>
         </w:rPr>
-        <w:t>McPhee-Shaw, E.E., Siegel, D.A., Washburn, L., Brzezinski, M.A., Jones, J.L., Leydecker, A., Melack, J., 2007. Mechanisms for nutrient delivery to the inner shelf: Observations from the Santa Barbara Channel. Limnology and Oceanography 52, 1748–1766. https://doi.org/10.4319/lo.2007.52.5.1748</w:t>
+        <w:t>Meyer, J.L., Schultz, E.T., Helfman, G.S., 1983. Fish schools: An asset to corals. Science 220, 1047–1049. https://doi.org/10.1126/science.220.4601.1047</w:t>
       </w:r>
     </w:p>
     <w:p>
@@ -8560,7 +11168,7 @@
         <w:rPr>
           <w:rFonts w:ascii="Calibri" w:cs="Calibri"/>
         </w:rPr>
-        <w:t>Meyer, J.L., Schultz, E.T., Helfman, G.S., 1983. Fish schools: An asset to corals. Science 220, 1047–1049. https://doi.org/10.1126/science.220.4601.1047</w:t>
+        <w:t>Moore, C.M., Mills, M.M., Arrigo, K.R., Berman-Frank, I., Bopp, L., Boyd, P.W., Galbraith, E.D., Geider, R.J., Guieu, C., Jaccard, S.L., Jickells, T.D., La Roche, J., Lenton, T.M., Mahowald, N.M., Marañón, E., Marinov, I., Moore, J.K., Nakatsuka, T., Oschlies, A., Saito, M.A., Thingstad, T.F., Tsuda, A., Ulloa, O., 2013. Processes and patterns of oceanic nutrient limitation. Nature Geoscience 6, 701–710. https://doi.org/10.1038/ngeo1765</w:t>
       </w:r>
     </w:p>
     <w:p>
@@ -8574,7 +11182,7 @@
         <w:rPr>
           <w:rFonts w:ascii="Calibri" w:cs="Calibri"/>
         </w:rPr>
-        <w:t>Moore, C.M., Mills, M.M., Arrigo, K.R., Berman-Frank, I., Bopp, L., Boyd, P.W., Galbraith, E.D., Geider, R.J., Guieu, C., Jaccard, S.L., Jickells, T.D., La Roche, J., Lenton, T.M., Mahowald, N.M., Marañón, E., Marinov, I., Moore, J.K., Nakatsuka, T., Oschlies, A., Saito, M.A., Thingstad, T.F., Tsuda, A., Ulloa, O., 2013. Processes and patterns of oceanic nutrient limitation. Nature Geoscience 6, 701–710. https://doi.org/10.1038/ngeo1765</w:t>
+        <w:t>Peterson, B., Heck, K., 2001. Positive interactions between suspension-feeding bivalves and seagrass-a facultative mutualism. Mar. Ecol. Prog. Ser. 213, 143–155. https://doi.org/10.3354/meps213143</w:t>
       </w:r>
     </w:p>
     <w:p>
@@ -8588,7 +11196,7 @@
         <w:rPr>
           <w:rFonts w:ascii="Calibri" w:cs="Calibri"/>
         </w:rPr>
-        <w:t>Peterson, B., Heck, K., 2001. Positive interactions between suspension-feeding bivalves and seagrass-a facultative mutualism. Mar. Ecol. Prog. Ser. 213, 143–155. https://doi.org/10.3354/meps213143</w:t>
+        <w:t>Pfister, C.A., Altabet, M.A., Post, D., 2014. Animal regeneration and microbial retention of nitrogen along coastal rocky shores. Ecology 95, 2803–2814. https://doi.org/10.1890/13-1825.1</w:t>
       </w:r>
     </w:p>
     <w:p>
@@ -8602,7 +11210,7 @@
         <w:rPr>
           <w:rFonts w:ascii="Calibri" w:cs="Calibri"/>
         </w:rPr>
-        <w:t>Pfister, C.A., Altabet, M.A., Post, D., 2014. Animal regeneration and microbial retention of nitrogen along coastal rocky shores. Ecology 95, 2803–2814. https://doi.org/10.1890/13-1825.1</w:t>
+        <w:t>Phillips, J.C., Hurd, C.L., 2004. Kinetics of nitrate, ammonium, and urea uptake by four intertidal seaweeds from New Zealand. Journal of Phycology 40, 534–545. https://doi.org/10.1111/j.1529-8817.2004.03157.x</w:t>
       </w:r>
     </w:p>
     <w:p>
@@ -8617,20 +11225,6 @@
           <w:rFonts w:ascii="Calibri" w:cs="Calibri"/>
         </w:rPr>
         <w:lastRenderedPageBreak/>
-        <w:t>Phillips, J.C., Hurd, C.L., 2004. Kinetics of nitrate, ammonium, and urea uptake by four intertidal seaweeds from New Zealand. Journal of Phycology 40, 534–545. https://doi.org/10.1111/j.1529-8817.2004.03157.x</w:t>
-      </w:r>
-    </w:p>
-    <w:p>
-      <w:pPr>
-        <w:pStyle w:val="Bibliography"/>
-        <w:rPr>
-          <w:rFonts w:ascii="Calibri" w:cs="Calibri"/>
-        </w:rPr>
-      </w:pPr>
-      <w:r>
-        <w:rPr>
-          <w:rFonts w:ascii="Calibri" w:cs="Calibri"/>
-        </w:rPr>
         <w:t>Probyn, T.A., McQuaid, C.D., 1985. In-situ measurements of nitrogenous nutrient uptake by kelp (Ecklonia maxima) and phytoplankton in a nitrate-rich upwelling environment. Mar. Biol. 88, 149–154. https://doi.org/10.1007/BF00397162</w:t>
       </w:r>
     </w:p>
@@ -8872,7 +11466,7 @@
       </w:r>
     </w:p>
   </w:comment>
-  <w:comment w:id="4" w:author="Em Lim" w:date="2022-12-07T09:54:00Z" w:initials="EL">
+  <w:comment w:id="4" w:author="Em Lim" w:date="2022-01-20T10:44:00Z" w:initials="EL">
     <w:p>
       <w:pPr>
         <w:pStyle w:val="CommentText"/>
@@ -8884,16 +11478,11 @@
         <w:annotationRef/>
       </w:r>
       <w:r>
-        <w:t xml:space="preserve">Cut this WAY down or include in </w:t>
-      </w:r>
-      <w:proofErr w:type="spellStart"/>
-      <w:r>
-        <w:t>supp</w:t>
-      </w:r>
-      <w:proofErr w:type="spellEnd"/>
+        <w:t>Justify this choice</w:t>
+      </w:r>
     </w:p>
   </w:comment>
-  <w:comment w:id="5" w:author="Em Lim" w:date="2022-01-20T10:44:00Z" w:initials="EL">
+  <w:comment w:id="5" w:author="Isabelle Cote" w:date="2020-09-01T11:18:00Z" w:initials="IC">
     <w:p>
       <w:pPr>
         <w:pStyle w:val="CommentText"/>
@@ -8905,11 +11494,11 @@
         <w:annotationRef/>
       </w:r>
       <w:r>
-        <w:t>Justify this choice</w:t>
+        <w:t>Spell out what’s excluded</w:t>
       </w:r>
     </w:p>
   </w:comment>
-  <w:comment w:id="6" w:author="Isabelle Cote" w:date="2020-09-01T11:18:00Z" w:initials="IC">
+  <w:comment w:id="6" w:author="Em Lim" w:date="2022-01-20T10:45:00Z" w:initials="EL">
     <w:p>
       <w:pPr>
         <w:pStyle w:val="CommentText"/>
@@ -8921,11 +11510,11 @@
         <w:annotationRef/>
       </w:r>
       <w:r>
-        <w:t>Spell out what’s excluded</w:t>
+        <w:t>Justify this too</w:t>
       </w:r>
     </w:p>
   </w:comment>
-  <w:comment w:id="7" w:author="Em Lim" w:date="2022-01-20T10:45:00Z" w:initials="EL">
+  <w:comment w:id="7" w:author="Em Lim" w:date="2023-01-20T10:43:00Z" w:initials="EL">
     <w:p>
       <w:pPr>
         <w:pStyle w:val="CommentText"/>
@@ -8937,11 +11526,11 @@
         <w:annotationRef/>
       </w:r>
       <w:r>
-        <w:t>Justify this too</w:t>
+        <w:t>37 or 38?</w:t>
       </w:r>
     </w:p>
   </w:comment>
-  <w:comment w:id="8" w:author="Em Lim" w:date="2023-01-20T10:43:00Z" w:initials="EL">
+  <w:comment w:id="8" w:author="Em Lim" w:date="2023-01-18T10:00:00Z" w:initials="EL">
     <w:p>
       <w:pPr>
         <w:pStyle w:val="CommentText"/>
@@ -8953,11 +11542,11 @@
         <w:annotationRef/>
       </w:r>
       <w:r>
-        <w:t>37 or 38?</w:t>
+        <w:t>Provide justification for this and an explanation of what species were included in each!</w:t>
       </w:r>
     </w:p>
   </w:comment>
-  <w:comment w:id="9" w:author="Em Lim" w:date="2023-01-18T10:00:00Z" w:initials="EL">
+  <w:comment w:id="9" w:author="Em Lim" w:date="2023-01-18T11:19:00Z" w:initials="EL">
     <w:p>
       <w:pPr>
         <w:pStyle w:val="CommentText"/>
@@ -8969,35 +11558,19 @@
         <w:annotationRef/>
       </w:r>
       <w:r>
-        <w:t>Provide justification for this and an explanation of what species were included in each!</w:t>
+        <w:t>The null hypothesis H</w:t>
+      </w:r>
+      <w:proofErr w:type="gramStart"/>
+      <w:r>
+        <w:t>0 :</w:t>
+      </w:r>
+      <w:proofErr w:type="gramEnd"/>
+      <w:r>
+        <w:t xml:space="preserve"> τ 2 = 0 in random- and mixed-effects models can be tested with Cochran’s Q-test</w:t>
       </w:r>
     </w:p>
   </w:comment>
-  <w:comment w:id="10" w:author="Em Lim" w:date="2023-01-18T11:19:00Z" w:initials="EL">
-    <w:p>
-      <w:pPr>
-        <w:pStyle w:val="CommentText"/>
-      </w:pPr>
-      <w:r>
-        <w:rPr>
-          <w:rStyle w:val="CommentReference"/>
-        </w:rPr>
-        <w:annotationRef/>
-      </w:r>
-      <w:r>
-        <w:t>The null hypothesis H</w:t>
-      </w:r>
-      <w:proofErr w:type="gramStart"/>
-      <w:r>
-        <w:t>0 :</w:t>
-      </w:r>
-      <w:proofErr w:type="gramEnd"/>
-      <w:r>
-        <w:t xml:space="preserve"> τ 2 = 0 in random- and mixed-effects models can be tested with Cochran’s Q-test</w:t>
-      </w:r>
-    </w:p>
-  </w:comment>
-  <w:comment w:id="11" w:author="Em Lim" w:date="2023-01-19T13:19:00Z" w:initials="EL">
+  <w:comment w:id="10" w:author="Em Lim" w:date="2023-01-19T13:19:00Z" w:initials="EL">
     <w:p>
       <w:pPr>
         <w:pStyle w:val="CommentText"/>
@@ -9022,7 +11595,6 @@
   <w15:commentEx w15:paraId="3F76A242" w15:done="0"/>
   <w15:commentEx w15:paraId="5FBB00DD" w15:done="0"/>
   <w15:commentEx w15:paraId="79FE976A" w15:done="0"/>
-  <w15:commentEx w15:paraId="313EDF20" w15:done="0"/>
   <w15:commentEx w15:paraId="2AD432BF" w15:done="0"/>
   <w15:commentEx w15:paraId="155D925E" w15:done="0"/>
   <w15:commentEx w15:paraId="419ED5B5" w15:done="0"/>
@@ -9060,7 +11632,6 @@
   <w16cid:commentId w16cid:paraId="3F76A242" w16cid:durableId="273DC2E7"/>
   <w16cid:commentId w16cid:paraId="5FBB00DD" w16cid:durableId="273AE123"/>
   <w16cid:commentId w16cid:paraId="79FE976A" w16cid:durableId="2731BF29"/>
-  <w16cid:commentId w16cid:paraId="313EDF20" w16cid:durableId="273AE167"/>
   <w16cid:commentId w16cid:paraId="2AD432BF" w16cid:durableId="2593BBA3"/>
   <w16cid:commentId w16cid:paraId="155D925E" w16cid:durableId="22F8AC9D"/>
   <w16cid:commentId w16cid:paraId="419ED5B5" w16cid:durableId="2593BBB0"/>
@@ -10209,6 +12780,22 @@
       <w:contextualSpacing/>
     </w:pPr>
   </w:style>
+  <w:style w:type="table" w:styleId="TableGrid">
+    <w:name w:val="Table Grid"/>
+    <w:basedOn w:val="TableNormal"/>
+    <w:uiPriority w:val="39"/>
+    <w:rsid w:val="00955049"/>
+    <w:tblPr>
+      <w:tblBorders>
+        <w:top w:val="single" w:sz="4" w:space="0" w:color="auto"/>
+        <w:left w:val="single" w:sz="4" w:space="0" w:color="auto"/>
+        <w:bottom w:val="single" w:sz="4" w:space="0" w:color="auto"/>
+        <w:right w:val="single" w:sz="4" w:space="0" w:color="auto"/>
+        <w:insideH w:val="single" w:sz="4" w:space="0" w:color="auto"/>
+        <w:insideV w:val="single" w:sz="4" w:space="0" w:color="auto"/>
+      </w:tblBorders>
+    </w:tblPr>
+  </w:style>
 </w:styles>
 </file>
 

--- a/Publication docs/Lim_meta_analysis.docx
+++ b/Publication docs/Lim_meta_analysis.docx
@@ -674,6 +674,7 @@
         <w:spacing w:line="360" w:lineRule="auto"/>
         <w:rPr>
           <w:rFonts w:ascii="Times New Roman" w:hAnsi="Times New Roman" w:cs="Times New Roman"/>
+          <w:u w:val="single"/>
           <w:lang w:val="en-CA"/>
         </w:rPr>
       </w:pPr>
@@ -683,26 +684,30 @@
         <w:spacing w:line="360" w:lineRule="auto"/>
         <w:rPr>
           <w:rFonts w:ascii="Times New Roman" w:hAnsi="Times New Roman" w:cs="Times New Roman"/>
-          <w:u w:val="single"/>
-          <w:lang w:val="en-CA"/>
-        </w:rPr>
-      </w:pPr>
-      <w:commentRangeStart w:id="0"/>
-      <w:r>
-        <w:rPr>
-          <w:rFonts w:ascii="Times New Roman" w:hAnsi="Times New Roman" w:cs="Times New Roman"/>
-          <w:u w:val="single"/>
+          <w:lang w:val="en-CA"/>
+        </w:rPr>
+      </w:pPr>
+      <w:r>
+        <w:rPr>
+          <w:rFonts w:ascii="Times New Roman" w:hAnsi="Times New Roman" w:cs="Times New Roman"/>
           <w:lang w:val="en-CA"/>
         </w:rPr>
         <w:lastRenderedPageBreak/>
-        <w:t>Introduction</w:t>
-      </w:r>
-      <w:commentRangeEnd w:id="0"/>
-      <w:r>
-        <w:rPr>
-          <w:rStyle w:val="CommentReference"/>
-        </w:rPr>
-        <w:commentReference w:id="0"/>
+        <w:t>Overview</w:t>
+      </w:r>
+      <w:r>
+        <w:rPr>
+          <w:rFonts w:ascii="Times New Roman" w:hAnsi="Times New Roman" w:cs="Times New Roman"/>
+          <w:lang w:val="en-CA"/>
+        </w:rPr>
+        <w:t xml:space="preserve"> for intro</w:t>
+      </w:r>
+      <w:r>
+        <w:rPr>
+          <w:rFonts w:ascii="Times New Roman" w:hAnsi="Times New Roman" w:cs="Times New Roman"/>
+          <w:lang w:val="en-CA"/>
+        </w:rPr>
+        <w:t>:</w:t>
       </w:r>
     </w:p>
     <w:p>
@@ -823,19 +828,39 @@
     </w:p>
     <w:p>
       <w:pPr>
+        <w:pStyle w:val="ListParagraph"/>
         <w:spacing w:line="360" w:lineRule="auto"/>
         <w:rPr>
           <w:rFonts w:ascii="Times New Roman" w:hAnsi="Times New Roman" w:cs="Times New Roman"/>
-          <w:u w:val="single"/>
-          <w:lang w:val="en-CA"/>
-        </w:rPr>
-      </w:pPr>
+          <w:lang w:val="en-CA"/>
+        </w:rPr>
+      </w:pPr>
+      <w:bookmarkStart w:id="0" w:name="_GoBack"/>
+      <w:bookmarkEnd w:id="0"/>
     </w:p>
     <w:p>
       <w:pPr>
         <w:spacing w:line="360" w:lineRule="auto"/>
         <w:rPr>
           <w:rFonts w:ascii="Times New Roman" w:hAnsi="Times New Roman" w:cs="Times New Roman"/>
+          <w:u w:val="single"/>
+          <w:lang w:val="en-CA"/>
+        </w:rPr>
+      </w:pPr>
+      <w:r>
+        <w:rPr>
+          <w:rFonts w:ascii="Times New Roman" w:hAnsi="Times New Roman" w:cs="Times New Roman"/>
+          <w:u w:val="single"/>
+          <w:lang w:val="en-CA"/>
+        </w:rPr>
+        <w:t>Introduction</w:t>
+      </w:r>
+    </w:p>
+    <w:p>
+      <w:pPr>
+        <w:spacing w:line="360" w:lineRule="auto"/>
+        <w:rPr>
+          <w:rFonts w:ascii="Times New Roman" w:hAnsi="Times New Roman" w:cs="Times New Roman"/>
           <w:lang w:val="en-CA"/>
         </w:rPr>
       </w:pPr>
@@ -1076,7 +1101,78 @@
           <w:rFonts w:ascii="Times New Roman" w:hAnsi="Times New Roman" w:cs="Times New Roman"/>
           <w:lang w:val="en-CA"/>
         </w:rPr>
-        <w:t xml:space="preserve"> important only relative to the nutrient demands of the primary producer and </w:t>
+        <w:t xml:space="preserve"> important only relative to the nutrient demands of the primary producer</w:t>
+      </w:r>
+      <w:r>
+        <w:rPr>
+          <w:rFonts w:ascii="Times New Roman" w:hAnsi="Times New Roman" w:cs="Times New Roman"/>
+          <w:lang w:val="en-CA"/>
+        </w:rPr>
+        <w:t xml:space="preserve">. </w:t>
+      </w:r>
+      <w:commentRangeStart w:id="2"/>
+      <w:r>
+        <w:rPr>
+          <w:rFonts w:ascii="Times New Roman" w:hAnsi="Times New Roman" w:cs="Times New Roman"/>
+          <w:lang w:val="en-CA"/>
+        </w:rPr>
+        <w:t xml:space="preserve">For example, </w:t>
+      </w:r>
+      <w:r>
+        <w:rPr>
+          <w:rFonts w:ascii="Times New Roman" w:hAnsi="Times New Roman" w:cs="Times New Roman"/>
+          <w:lang w:val="en-CA"/>
+        </w:rPr>
+        <w:t>___</w:t>
+      </w:r>
+      <w:r>
+        <w:rPr>
+          <w:rFonts w:ascii="Times New Roman" w:hAnsi="Times New Roman" w:cs="Times New Roman"/>
+          <w:lang w:val="en-CA"/>
+        </w:rPr>
+        <w:t xml:space="preserve"> is a limiting element for </w:t>
+      </w:r>
+      <w:r>
+        <w:rPr>
+          <w:rFonts w:ascii="Times New Roman" w:hAnsi="Times New Roman" w:cs="Times New Roman"/>
+          <w:lang w:val="en-CA"/>
+        </w:rPr>
+        <w:t>____</w:t>
+      </w:r>
+      <w:r>
+        <w:rPr>
+          <w:rFonts w:ascii="Times New Roman" w:hAnsi="Times New Roman" w:cs="Times New Roman"/>
+          <w:lang w:val="en-CA"/>
+        </w:rPr>
+        <w:t xml:space="preserve"> (CITE) but does not appear to limit </w:t>
+      </w:r>
+      <w:r>
+        <w:rPr>
+          <w:rFonts w:ascii="Times New Roman" w:hAnsi="Times New Roman" w:cs="Times New Roman"/>
+          <w:lang w:val="en-CA"/>
+        </w:rPr>
+        <w:t>____</w:t>
+      </w:r>
+      <w:r>
+        <w:rPr>
+          <w:rFonts w:ascii="Times New Roman" w:hAnsi="Times New Roman" w:cs="Times New Roman"/>
+          <w:lang w:val="en-CA"/>
+        </w:rPr>
+        <w:t xml:space="preserve"> growth (CITE). </w:t>
+      </w:r>
+      <w:commentRangeEnd w:id="2"/>
+      <w:r>
+        <w:rPr>
+          <w:rStyle w:val="CommentReference"/>
+        </w:rPr>
+        <w:commentReference w:id="2"/>
+      </w:r>
+      <w:r>
+        <w:rPr>
+          <w:rFonts w:ascii="Times New Roman" w:hAnsi="Times New Roman" w:cs="Times New Roman"/>
+          <w:lang w:val="en-CA"/>
+        </w:rPr>
+        <w:t xml:space="preserve">The impact of provisioning also depends on </w:t>
       </w:r>
       <w:r>
         <w:rPr>
@@ -1097,7 +1193,14 @@
           <w:rFonts w:ascii="Times New Roman" w:hAnsi="Times New Roman" w:cs="Times New Roman"/>
           <w:lang w:val="en-CA"/>
         </w:rPr>
-        <w:t xml:space="preserve"> </w:t>
+        <w:t xml:space="preserve">; </w:t>
+      </w:r>
+      <w:r>
+        <w:rPr>
+          <w:rFonts w:ascii="Times New Roman" w:hAnsi="Times New Roman" w:cs="Times New Roman"/>
+          <w:lang w:val="en-CA"/>
+        </w:rPr>
+        <w:t xml:space="preserve">phosphorus enrichment famously causes algae blooms in lakes, while nitrogen fails to produce a similar bloom when added in isolation </w:t>
       </w:r>
       <w:r>
         <w:rPr>
@@ -1111,7 +1214,7 @@
           <w:rFonts w:ascii="Times New Roman" w:hAnsi="Times New Roman" w:cs="Times New Roman"/>
           <w:lang w:val="en-CA"/>
         </w:rPr>
-        <w:instrText xml:space="preserve"> ADDIN ZOTERO_ITEM CSL_CITATION {"citationID":"fsUmX7dV","properties":{"formattedCitation":"(Schindler, 1974)","plainCitation":"(Schindler, 1974)","noteIndex":0},"citationItems":[{"id":3064,"uris":["http://zotero.org/users/local/idKDtb7T/items/Z3BZZVSR"],"itemData":{"id":3064,"type":"article-journal","abstract":"Conlbinations of phosphorus, nitrogen, and carbon were added to several small lakes in northwestern Ontario, Canada, at rates similar to those in many culturally eutrophied lakes. Phosphate and nitrate caused rapid eutrophication. A similar result was obtained with phosphate, ammonia, and sucrose, but recovery was almost immediate when phosphate additions only were discontinued. When two basins o f one lake were fertilized with equal amounts o f nitrate and sucrose, and phosphorus was also added to one of the basins, the phosphateenriched basin quickly became highly eutrophic, while the basin receiving only nitrogen and carbon remained at prefertilization conditions. These results, and the high affinity of sediments for phosphorus indicate that rapid abatement of eutrophication may be expected to follow phosphorus control measures.","container-title":"Science","DOI":"10.1126/science.184.4139.897","ISSN":"0036-8075, 1095-9203","issue":"4139","journalAbbreviation":"Science","language":"en","page":"897-899","source":"DOI.org (Crossref)","title":"Eutrophication and Recovery in Experimental Lakes: Implications for Lake Management","title-short":"Eutrophication and Recovery in Experimental Lakes","volume":"184","author":[{"family":"Schindler","given":"D. W."}],"issued":{"date-parts":[["1974",5,24]]}}}],"schema":"https://github.com/citation-style-language/schema/raw/master/csl-citation.json"} </w:instrText>
+        <w:instrText xml:space="preserve"> ADDIN ZOTERO_ITEM CSL_CITATION {"citationID":"SLs0PXI7","properties":{"formattedCitation":"(Schindler, 1974)","plainCitation":"(Schindler, 1974)","noteIndex":0},"citationItems":[{"id":3064,"uris":["http://zotero.org/users/local/idKDtb7T/items/Z3BZZVSR"],"itemData":{"id":3064,"type":"article-journal","abstract":"Conlbinations of phosphorus, nitrogen, and carbon were added to several small lakes in northwestern Ontario, Canada, at rates similar to those in many culturally eutrophied lakes. Phosphate and nitrate caused rapid eutrophication. A similar result was obtained with phosphate, ammonia, and sucrose, but recovery was almost immediate when phosphate additions only were discontinued. When two basins o f one lake were fertilized with equal amounts o f nitrate and sucrose, and phosphorus was also added to one of the basins, the phosphateenriched basin quickly became highly eutrophic, while the basin receiving only nitrogen and carbon remained at prefertilization conditions. These results, and the high affinity of sediments for phosphorus indicate that rapid abatement of eutrophication may be expected to follow phosphorus control measures.","container-title":"Science","DOI":"10.1126/science.184.4139.897","ISSN":"0036-8075, 1095-9203","issue":"4139","journalAbbreviation":"Science","language":"en","page":"897-899","source":"DOI.org (Crossref)","title":"Eutrophication and Recovery in Experimental Lakes: Implications for Lake Management","title-short":"Eutrophication and Recovery in Experimental Lakes","volume":"184","author":[{"family":"Schindler","given":"D. W."}],"issued":{"date-parts":[["1974",5,24]]}}}],"schema":"https://github.com/citation-style-language/schema/raw/master/csl-citation.json"} </w:instrText>
       </w:r>
       <w:r>
         <w:rPr>
@@ -1147,7 +1250,28 @@
           <w:rFonts w:ascii="Times New Roman" w:hAnsi="Times New Roman" w:cs="Times New Roman"/>
           <w:lang w:val="en-CA"/>
         </w:rPr>
-        <w:t xml:space="preserve">Nutrient enrichment of combined nitrogen and phosphorus produces the largest increase in primary productivity across systems </w:t>
+        <w:t xml:space="preserve">And finally, even the form of the supplied nutrient. In general, the addition of </w:t>
+      </w:r>
+      <w:r>
+        <w:rPr>
+          <w:rFonts w:ascii="Times New Roman" w:hAnsi="Times New Roman" w:cs="Times New Roman"/>
+          <w:lang w:val="en-CA"/>
+        </w:rPr>
+        <w:t>nitrogen and phosphorus</w:t>
+      </w:r>
+      <w:r>
+        <w:rPr>
+          <w:rFonts w:ascii="Times New Roman" w:hAnsi="Times New Roman" w:cs="Times New Roman"/>
+          <w:lang w:val="en-CA"/>
+        </w:rPr>
+        <w:t xml:space="preserve"> in combination</w:t>
+      </w:r>
+      <w:r>
+        <w:rPr>
+          <w:rFonts w:ascii="Times New Roman" w:hAnsi="Times New Roman" w:cs="Times New Roman"/>
+          <w:lang w:val="en-CA"/>
+        </w:rPr>
+        <w:t xml:space="preserve"> produces the largest increase in primary productivity across systems </w:t>
       </w:r>
       <w:r>
         <w:rPr>
@@ -1234,20 +1358,6 @@
           <w:lang w:val="en-CA"/>
         </w:rPr>
         <w:t xml:space="preserve">. </w:t>
-      </w:r>
-      <w:r>
-        <w:rPr>
-          <w:rFonts w:ascii="Times New Roman" w:hAnsi="Times New Roman" w:cs="Times New Roman"/>
-          <w:lang w:val="en-CA"/>
-        </w:rPr>
-        <w:t>In terrestrial ecosystems… In freshwater ecosystems… In marine ecosystems…</w:t>
-      </w:r>
-      <w:r>
-        <w:rPr>
-          <w:rFonts w:ascii="Times New Roman" w:hAnsi="Times New Roman" w:cs="Times New Roman"/>
-          <w:lang w:val="en-CA"/>
-        </w:rPr>
-        <w:t>(?)</w:t>
       </w:r>
     </w:p>
     <w:p>
@@ -1499,7 +1609,7 @@
           <w:color w:val="000000"/>
           <w:lang w:val="en-CA"/>
         </w:rPr>
-        <w:t>, terrestrial</w:t>
+        <w:t xml:space="preserve">, </w:t>
       </w:r>
       <w:r>
         <w:rPr>
@@ -1507,6 +1617,15 @@
           <w:color w:val="000000"/>
           <w:lang w:val="en-CA"/>
         </w:rPr>
+        <w:lastRenderedPageBreak/>
+        <w:t>terrestrial</w:t>
+      </w:r>
+      <w:r>
+        <w:rPr>
+          <w:rFonts w:ascii="Times New Roman" w:hAnsi="Times New Roman" w:cs="Times New Roman"/>
+          <w:color w:val="000000"/>
+          <w:lang w:val="en-CA"/>
+        </w:rPr>
         <w:t xml:space="preserve"> </w:t>
       </w:r>
       <w:r>
@@ -1774,15 +1893,7 @@
           <w:rFonts w:ascii="Times New Roman" w:hAnsi="Times New Roman" w:cs="Times New Roman"/>
           <w:lang w:val="en-CA"/>
         </w:rPr>
-        <w:t xml:space="preserve">and metabolic processes </w:t>
-      </w:r>
-      <w:r>
-        <w:rPr>
-          <w:rFonts w:ascii="Times New Roman" w:hAnsi="Times New Roman" w:cs="Times New Roman"/>
-          <w:lang w:val="en-CA"/>
-        </w:rPr>
-        <w:lastRenderedPageBreak/>
-        <w:t>(REF)</w:t>
+        <w:t>and metabolic processes (REF)</w:t>
       </w:r>
       <w:r>
         <w:rPr>
@@ -2365,7 +2476,44 @@
           <w:rFonts w:ascii="Times New Roman" w:hAnsi="Times New Roman" w:cs="Times New Roman"/>
           <w:lang w:val="en-CA"/>
         </w:rPr>
-        <w:t xml:space="preserve">of nitrates </w:t>
+        <w:t>of nitrates</w:t>
+      </w:r>
+      <w:r>
+        <w:rPr>
+          <w:rFonts w:ascii="Times New Roman" w:hAnsi="Times New Roman" w:cs="Times New Roman"/>
+          <w:lang w:val="en-CA"/>
+        </w:rPr>
+        <w:t xml:space="preserve"> (NO</w:t>
+      </w:r>
+      <w:r>
+        <w:rPr>
+          <w:rFonts w:ascii="Times New Roman" w:hAnsi="Times New Roman" w:cs="Times New Roman"/>
+          <w:vertAlign w:val="subscript"/>
+          <w:lang w:val="en-CA"/>
+        </w:rPr>
+        <w:t>3</w:t>
+      </w:r>
+      <w:r>
+        <w:rPr>
+          <w:rFonts w:ascii="Times New Roman" w:hAnsi="Times New Roman" w:cs="Times New Roman"/>
+          <w:vertAlign w:val="superscript"/>
+          <w:lang w:val="en-CA"/>
+        </w:rPr>
+        <w:t>-</w:t>
+      </w:r>
+      <w:r>
+        <w:rPr>
+          <w:rFonts w:ascii="Times New Roman" w:hAnsi="Times New Roman" w:cs="Times New Roman"/>
+          <w:lang w:val="en-CA"/>
+        </w:rPr>
+        <w:t>)</w:t>
+      </w:r>
+      <w:r>
+        <w:rPr>
+          <w:rFonts w:ascii="Times New Roman" w:hAnsi="Times New Roman" w:cs="Times New Roman"/>
+          <w:lang w:val="en-CA"/>
+        </w:rPr>
+        <w:t xml:space="preserve"> </w:t>
       </w:r>
       <w:r>
         <w:rPr>
@@ -2422,7 +2570,7 @@
         </w:rPr>
         <w:t xml:space="preserve">. </w:t>
       </w:r>
-      <w:commentRangeStart w:id="2"/>
+      <w:commentRangeStart w:id="3"/>
       <w:r>
         <w:rPr>
           <w:rFonts w:ascii="Times New Roman" w:hAnsi="Times New Roman" w:cs="Times New Roman"/>
@@ -2431,12 +2579,12 @@
         </w:rPr>
         <w:t xml:space="preserve">Some </w:t>
       </w:r>
-      <w:commentRangeEnd w:id="2"/>
+      <w:commentRangeEnd w:id="3"/>
       <w:r>
         <w:rPr>
           <w:rStyle w:val="CommentReference"/>
         </w:rPr>
-        <w:commentReference w:id="2"/>
+        <w:commentReference w:id="3"/>
       </w:r>
       <w:r>
         <w:rPr>
@@ -2850,21 +2998,7 @@
           <w:rFonts w:ascii="Times New Roman" w:hAnsi="Times New Roman" w:cs="Times New Roman"/>
           <w:lang w:val="en-CA"/>
         </w:rPr>
-        <w:t xml:space="preserve"> external nutrient input is low and </w:t>
-      </w:r>
-      <w:r>
-        <w:rPr>
-          <w:rFonts w:ascii="Times New Roman" w:hAnsi="Times New Roman" w:cs="Times New Roman"/>
-          <w:lang w:val="en-CA"/>
-        </w:rPr>
-        <w:t xml:space="preserve">high </w:t>
-      </w:r>
-      <w:r>
-        <w:rPr>
-          <w:rFonts w:ascii="Times New Roman" w:hAnsi="Times New Roman" w:cs="Times New Roman"/>
-          <w:lang w:val="en-CA"/>
-        </w:rPr>
-        <w:t xml:space="preserve">animal biomass, such as </w:t>
+        <w:t xml:space="preserve"> external nutrient input, such as </w:t>
       </w:r>
       <w:r>
         <w:rPr>
@@ -2956,7 +3090,15 @@
           <w:rFonts w:ascii="Times New Roman" w:hAnsi="Times New Roman" w:cs="Times New Roman"/>
           <w:lang w:val="en-CA"/>
         </w:rPr>
-        <w:t>currently lacking and</w:t>
+        <w:t xml:space="preserve">currently </w:t>
+      </w:r>
+      <w:r>
+        <w:rPr>
+          <w:rFonts w:ascii="Times New Roman" w:hAnsi="Times New Roman" w:cs="Times New Roman"/>
+          <w:lang w:val="en-CA"/>
+        </w:rPr>
+        <w:lastRenderedPageBreak/>
+        <w:t>lacking and</w:t>
       </w:r>
       <w:r>
         <w:rPr>
@@ -3171,15 +3313,7 @@
           <w:rFonts w:ascii="Times New Roman" w:hAnsi="Times New Roman" w:cs="Times New Roman"/>
           <w:lang w:val="en-CA"/>
         </w:rPr>
-        <w:t xml:space="preserve">than nitrates </w:t>
-      </w:r>
-      <w:r>
-        <w:rPr>
-          <w:rFonts w:ascii="Times New Roman" w:hAnsi="Times New Roman" w:cs="Times New Roman"/>
-          <w:lang w:val="en-CA"/>
-        </w:rPr>
-        <w:lastRenderedPageBreak/>
-        <w:t>from upwelling.</w:t>
+        <w:t>than nitrates from upwelling.</w:t>
       </w:r>
       <w:r>
         <w:rPr>
@@ -3768,7 +3902,6 @@
           <w:lang w:val="en-CA"/>
         </w:rPr>
       </w:pPr>
-      <w:commentRangeStart w:id="3"/>
       <w:r>
         <w:rPr>
           <w:rFonts w:ascii="Times New Roman" w:hAnsi="Times New Roman" w:cs="Times New Roman"/>
@@ -3776,13 +3909,6 @@
           <w:lang w:val="en-CA"/>
         </w:rPr>
         <w:t>Methods</w:t>
-      </w:r>
-      <w:commentRangeEnd w:id="3"/>
-      <w:r>
-        <w:rPr>
-          <w:rStyle w:val="CommentReference"/>
-        </w:rPr>
-        <w:commentReference w:id="3"/>
       </w:r>
     </w:p>
     <w:p>
@@ -3927,7 +4053,15 @@
           <w:rFonts w:ascii="Times New Roman" w:hAnsi="Times New Roman" w:cs="Times New Roman"/>
           <w:lang w:val="en-CA"/>
         </w:rPr>
-        <w:t xml:space="preserve"> In Web of Science</w:t>
+        <w:t xml:space="preserve"> In Web of </w:t>
+      </w:r>
+      <w:r>
+        <w:rPr>
+          <w:rFonts w:ascii="Times New Roman" w:hAnsi="Times New Roman" w:cs="Times New Roman"/>
+          <w:lang w:val="en-CA"/>
+        </w:rPr>
+        <w:lastRenderedPageBreak/>
+        <w:t>Science</w:t>
       </w:r>
       <w:r>
         <w:rPr>
@@ -3967,27 +4101,7 @@
         <w:rPr>
           <w:rFonts w:ascii="Times New Roman" w:hAnsi="Times New Roman" w:cs="Times New Roman"/>
         </w:rPr>
-        <w:t xml:space="preserve"> 1,257 publications. We </w:t>
-      </w:r>
-      <w:commentRangeStart w:id="4"/>
-      <w:r>
-        <w:rPr>
-          <w:rFonts w:ascii="Times New Roman" w:hAnsi="Times New Roman" w:cs="Times New Roman"/>
-        </w:rPr>
-        <w:t xml:space="preserve">refined </w:t>
-      </w:r>
-      <w:commentRangeEnd w:id="4"/>
-      <w:r>
-        <w:rPr>
-          <w:rStyle w:val="CommentReference"/>
-        </w:rPr>
-        <w:commentReference w:id="4"/>
-      </w:r>
-      <w:r>
-        <w:rPr>
-          <w:rFonts w:ascii="Times New Roman" w:hAnsi="Times New Roman" w:cs="Times New Roman"/>
-        </w:rPr>
-        <w:t xml:space="preserve">this list by only including articles </w:t>
+        <w:t xml:space="preserve"> 1,257 publications. We refined this list by only including articles </w:t>
       </w:r>
       <w:r>
         <w:rPr>
@@ -3999,21 +4113,7 @@
         <w:rPr>
           <w:rFonts w:ascii="Times New Roman" w:hAnsi="Times New Roman" w:cs="Times New Roman"/>
         </w:rPr>
-        <w:t xml:space="preserve"> proceedings </w:t>
-      </w:r>
-      <w:commentRangeStart w:id="5"/>
-      <w:r>
-        <w:rPr>
-          <w:rFonts w:ascii="Times New Roman" w:hAnsi="Times New Roman" w:cs="Times New Roman"/>
-        </w:rPr>
-        <w:t>papers</w:t>
-      </w:r>
-      <w:commentRangeEnd w:id="5"/>
-      <w:r>
-        <w:rPr>
-          <w:rStyle w:val="CommentReference"/>
-        </w:rPr>
-        <w:commentReference w:id="5"/>
+        <w:t xml:space="preserve"> proceedings papers</w:t>
       </w:r>
       <w:r>
         <w:rPr>
@@ -4025,14 +4125,7 @@
         <w:rPr>
           <w:rFonts w:ascii="Times New Roman" w:hAnsi="Times New Roman" w:cs="Times New Roman"/>
         </w:rPr>
-        <w:t xml:space="preserve">, which narrowed </w:t>
-      </w:r>
-      <w:r>
-        <w:rPr>
-          <w:rFonts w:ascii="Times New Roman" w:hAnsi="Times New Roman" w:cs="Times New Roman"/>
-        </w:rPr>
-        <w:lastRenderedPageBreak/>
-        <w:t xml:space="preserve">the results to 1,164 </w:t>
+        <w:t xml:space="preserve">, which narrowed the results to 1,164 </w:t>
       </w:r>
       <w:r>
         <w:rPr>
@@ -4058,7 +4151,6 @@
         </w:rPr>
         <w:t xml:space="preserve"> </w:t>
       </w:r>
-      <w:commentRangeStart w:id="6"/>
       <w:r>
         <w:rPr>
           <w:rFonts w:ascii="Times New Roman" w:hAnsi="Times New Roman" w:cs="Times New Roman"/>
@@ -4069,20 +4161,7 @@
         <w:rPr>
           <w:rFonts w:ascii="Times New Roman" w:hAnsi="Times New Roman" w:cs="Times New Roman"/>
         </w:rPr>
-        <w:t xml:space="preserve"> </w:t>
-      </w:r>
-      <w:commentRangeEnd w:id="6"/>
-      <w:r>
-        <w:rPr>
-          <w:rStyle w:val="CommentReference"/>
-        </w:rPr>
-        <w:commentReference w:id="6"/>
-      </w:r>
-      <w:r>
-        <w:rPr>
-          <w:rFonts w:ascii="Times New Roman" w:hAnsi="Times New Roman" w:cs="Times New Roman"/>
-        </w:rPr>
-        <w:t>publications that were not included in the Web of Science</w:t>
+        <w:t xml:space="preserve"> publications that were not included in the Web of Science</w:t>
       </w:r>
       <w:r>
         <w:rPr>
@@ -4095,7 +4174,27 @@
         <w:rPr>
           <w:rFonts w:ascii="Times New Roman" w:hAnsi="Times New Roman" w:cs="Times New Roman"/>
         </w:rPr>
-        <w:t xml:space="preserve"> categories: Marine Freshwater Biology, Environmental Engineering, Ecology, Oceanography, Zoology, Environmental Studies, Limnology, Multidisciplinary Sciences, Biology, Plant Sciences, Fisheries, or Biodiversity Conservation, resulting in 1,006 </w:t>
+        <w:t xml:space="preserve"> categories: Marine Freshwater Biology, Environmental Engineering, Ecology, Oceanography, Zoology, Environmental Studies, Limnology, Multidisciplinary Sciences, Biology, Plant Sciences, Fisheries, or Biodiversity Conservation</w:t>
+      </w:r>
+      <w:r>
+        <w:rPr>
+          <w:rFonts w:ascii="Times New Roman" w:hAnsi="Times New Roman" w:cs="Times New Roman"/>
+        </w:rPr>
+        <w:t xml:space="preserve"> to filter studies outside of our field which were generally not </w:t>
+      </w:r>
+      <w:proofErr w:type="spellStart"/>
+      <w:r>
+        <w:rPr>
+          <w:rFonts w:ascii="Times New Roman" w:hAnsi="Times New Roman" w:cs="Times New Roman"/>
+        </w:rPr>
+        <w:t>relevent</w:t>
+      </w:r>
+      <w:proofErr w:type="spellEnd"/>
+      <w:r>
+        <w:rPr>
+          <w:rFonts w:ascii="Times New Roman" w:hAnsi="Times New Roman" w:cs="Times New Roman"/>
+        </w:rPr>
+        <w:t xml:space="preserve">, resulting in 1,006 </w:t>
       </w:r>
       <w:r>
         <w:rPr>
@@ -4325,7 +4424,7 @@
         </w:rPr>
         <w:t xml:space="preserve"> </w:t>
       </w:r>
-      <w:commentRangeStart w:id="7"/>
+      <w:commentRangeStart w:id="4"/>
       <w:r>
         <w:rPr>
           <w:rFonts w:ascii="Times New Roman" w:hAnsi="Times New Roman" w:cs="Times New Roman"/>
@@ -4344,12 +4443,12 @@
         </w:rPr>
         <w:t xml:space="preserve"> </w:t>
       </w:r>
-      <w:commentRangeEnd w:id="7"/>
+      <w:commentRangeEnd w:id="4"/>
       <w:r>
         <w:rPr>
           <w:rStyle w:val="CommentReference"/>
         </w:rPr>
-        <w:commentReference w:id="7"/>
+        <w:commentReference w:id="4"/>
       </w:r>
       <w:r>
         <w:rPr>
@@ -4361,7 +4460,20 @@
         <w:rPr>
           <w:rFonts w:ascii="Times New Roman" w:hAnsi="Times New Roman" w:cs="Times New Roman"/>
         </w:rPr>
-        <w:t xml:space="preserve"> (Fig. 1). We extracted meta-data from these records in order to compute effect sizes as log-transformed response ratios</w:t>
+        <w:t xml:space="preserve"> (</w:t>
+      </w:r>
+      <w:r>
+        <w:rPr>
+          <w:rFonts w:ascii="Times New Roman" w:hAnsi="Times New Roman" w:cs="Times New Roman"/>
+          <w:highlight w:val="yellow"/>
+        </w:rPr>
+        <w:t>Fig. 1</w:t>
+      </w:r>
+      <w:r>
+        <w:rPr>
+          <w:rFonts w:ascii="Times New Roman" w:hAnsi="Times New Roman" w:cs="Times New Roman"/>
+        </w:rPr>
+        <w:t>). We extracted meta-data from these records in order to compute effect sizes as log-transformed response ratios</w:t>
       </w:r>
       <w:r>
         <w:rPr>
@@ -4397,7 +4509,27 @@
         <w:rPr>
           <w:rFonts w:ascii="Times New Roman" w:hAnsi="Times New Roman" w:cs="Times New Roman"/>
         </w:rPr>
-        <w:t>When studies included multiple treatment levels, we ignored intermediate treatments and only compared control and maximum treatment levels. For time series data we compared growth between the first and last measurements (see Table X in Supplemental for full list of the types of growth data)</w:t>
+        <w:t xml:space="preserve">When studies included multiple treatment levels, we ignored intermediate treatments and only compared control and maximum treatment levels. For time series data we compared growth between the first and last measurements (see </w:t>
+      </w:r>
+      <w:r>
+        <w:rPr>
+          <w:rFonts w:ascii="Times New Roman" w:hAnsi="Times New Roman" w:cs="Times New Roman"/>
+          <w:highlight w:val="yellow"/>
+        </w:rPr>
+        <w:t xml:space="preserve">Table </w:t>
+      </w:r>
+      <w:r>
+        <w:rPr>
+          <w:rFonts w:ascii="Times New Roman" w:hAnsi="Times New Roman" w:cs="Times New Roman"/>
+          <w:highlight w:val="yellow"/>
+        </w:rPr>
+        <w:t>X</w:t>
+      </w:r>
+      <w:r>
+        <w:rPr>
+          <w:rFonts w:ascii="Times New Roman" w:hAnsi="Times New Roman" w:cs="Times New Roman"/>
+        </w:rPr>
+        <w:t xml:space="preserve"> in Supplemental for full list of the types of growth data)</w:t>
       </w:r>
       <w:r>
         <w:rPr>
@@ -4459,2410 +4591,41 @@
         <w:rPr>
           <w:rFonts w:ascii="Times New Roman" w:hAnsi="Times New Roman" w:cs="Times New Roman"/>
         </w:rPr>
-        <w:t>As some studies presented multiple experiments our full sample size was n = X.</w:t>
+        <w:t xml:space="preserve">As some studies presented multiple experiments our full sample size was n = </w:t>
+      </w:r>
+      <w:r>
+        <w:rPr>
+          <w:rFonts w:ascii="Times New Roman" w:hAnsi="Times New Roman" w:cs="Times New Roman"/>
+        </w:rPr>
+        <w:t>172</w:t>
+      </w:r>
+      <w:r>
+        <w:rPr>
+          <w:rFonts w:ascii="Times New Roman" w:hAnsi="Times New Roman" w:cs="Times New Roman"/>
+        </w:rPr>
+        <w:t>.</w:t>
       </w:r>
     </w:p>
     <w:p>
       <w:pPr>
         <w:spacing w:line="360" w:lineRule="auto"/>
-        <w:ind w:firstLine="720"/>
-        <w:rPr>
-          <w:rFonts w:ascii="Times New Roman" w:hAnsi="Times New Roman" w:cs="Times New Roman"/>
-        </w:rPr>
-      </w:pPr>
-    </w:p>
-    <w:p>
-      <w:pPr>
-        <w:spacing w:line="360" w:lineRule="auto"/>
-        <w:ind w:firstLine="720"/>
-        <w:rPr>
-          <w:rFonts w:ascii="Times New Roman" w:hAnsi="Times New Roman" w:cs="Times New Roman"/>
-        </w:rPr>
-      </w:pPr>
-      <w:r>
-        <w:rPr>
-          <w:rFonts w:ascii="Times New Roman" w:hAnsi="Times New Roman" w:cs="Times New Roman"/>
-        </w:rPr>
-        <w:t xml:space="preserve">We </w:t>
-      </w:r>
-      <w:r>
-        <w:rPr>
-          <w:rFonts w:ascii="Times New Roman" w:hAnsi="Times New Roman" w:cs="Times New Roman"/>
-        </w:rPr>
-        <w:t>examined</w:t>
-      </w:r>
-      <w:r>
-        <w:rPr>
-          <w:rFonts w:ascii="Times New Roman" w:hAnsi="Times New Roman" w:cs="Times New Roman"/>
-        </w:rPr>
-        <w:t xml:space="preserve"> latitude, </w:t>
-      </w:r>
-      <w:r>
-        <w:rPr>
-          <w:rFonts w:ascii="Times New Roman" w:hAnsi="Times New Roman" w:cs="Times New Roman"/>
-        </w:rPr>
-        <w:t>temperature, background nutrient concentration</w:t>
-      </w:r>
-      <w:r>
-        <w:rPr>
-          <w:rFonts w:ascii="Times New Roman" w:hAnsi="Times New Roman" w:cs="Times New Roman"/>
-        </w:rPr>
-        <w:t xml:space="preserve">, the </w:t>
-      </w:r>
-      <w:r>
-        <w:rPr>
-          <w:rFonts w:ascii="Times New Roman" w:hAnsi="Times New Roman" w:cs="Times New Roman"/>
-        </w:rPr>
-        <w:t xml:space="preserve">openness of the experiment, </w:t>
-      </w:r>
-      <w:r>
-        <w:rPr>
-          <w:rFonts w:ascii="Times New Roman" w:hAnsi="Times New Roman" w:cs="Times New Roman"/>
-        </w:rPr>
-        <w:t xml:space="preserve">and primary producer taxa as potential moderators of the effect of animal-mediated fertilization. We took the absolute </w:t>
-      </w:r>
-      <w:r>
-        <w:rPr>
-          <w:rFonts w:ascii="Times New Roman" w:hAnsi="Times New Roman" w:cs="Times New Roman"/>
-        </w:rPr>
-        <w:t>latitude to reflect the distance of each study site from the equator</w:t>
-      </w:r>
-      <w:r>
-        <w:rPr>
-          <w:rFonts w:ascii="Times New Roman" w:hAnsi="Times New Roman" w:cs="Times New Roman"/>
-        </w:rPr>
-        <w:t xml:space="preserve"> (CITE)</w:t>
-      </w:r>
-      <w:r>
-        <w:rPr>
-          <w:rFonts w:ascii="Times New Roman" w:hAnsi="Times New Roman" w:cs="Times New Roman"/>
-        </w:rPr>
-        <w:t xml:space="preserve">, </w:t>
-      </w:r>
-      <w:r>
-        <w:rPr>
-          <w:rFonts w:ascii="Times New Roman" w:hAnsi="Times New Roman" w:cs="Times New Roman"/>
-        </w:rPr>
-        <w:t xml:space="preserve">which provides information about the ___. We estimated mean water </w:t>
-      </w:r>
-      <w:r>
-        <w:rPr>
-          <w:rFonts w:ascii="Times New Roman" w:hAnsi="Times New Roman" w:cs="Times New Roman"/>
-        </w:rPr>
-        <w:lastRenderedPageBreak/>
-        <w:t>temperature during the experiments from data reported in the publications, and</w:t>
-      </w:r>
-      <w:r>
-        <w:rPr>
-          <w:rFonts w:ascii="Times New Roman" w:hAnsi="Times New Roman" w:cs="Times New Roman"/>
-        </w:rPr>
-        <w:t xml:space="preserve"> extrapolated temperature from papers published in </w:t>
-      </w:r>
-      <w:r>
-        <w:rPr>
-          <w:rFonts w:ascii="Times New Roman" w:hAnsi="Times New Roman" w:cs="Times New Roman"/>
-        </w:rPr>
-        <w:t>nearby</w:t>
-      </w:r>
-      <w:r>
-        <w:rPr>
-          <w:rFonts w:ascii="Times New Roman" w:hAnsi="Times New Roman" w:cs="Times New Roman"/>
-        </w:rPr>
-        <w:t xml:space="preserve"> regions when the raw data was not presented in the original text. </w:t>
-      </w:r>
-      <w:r>
-        <w:rPr>
-          <w:rFonts w:ascii="Times New Roman" w:hAnsi="Times New Roman" w:cs="Times New Roman"/>
-        </w:rPr>
-        <w:t xml:space="preserve">We classified background nutrient levels as the total nitrogen present in the ambient or control treatment, which could include any combination of nitrate, nitrite and ammonium. When this data wasn’t available, we used background nutrient levels from nearby studies. </w:t>
-      </w:r>
-      <w:r>
-        <w:rPr>
-          <w:rFonts w:ascii="Times New Roman" w:hAnsi="Times New Roman" w:cs="Times New Roman"/>
-        </w:rPr>
-        <w:t xml:space="preserve">We standardized the continuous moderators (absolute latitude, temperature, and background nutrients) in the models. </w:t>
-      </w:r>
-      <w:r>
-        <w:rPr>
-          <w:rFonts w:ascii="Times New Roman" w:hAnsi="Times New Roman" w:cs="Times New Roman"/>
-        </w:rPr>
-        <w:t xml:space="preserve">We </w:t>
-      </w:r>
-      <w:r>
-        <w:rPr>
-          <w:rFonts w:ascii="Times New Roman" w:hAnsi="Times New Roman" w:cs="Times New Roman"/>
-        </w:rPr>
-        <w:t xml:space="preserve">scored each experiment </w:t>
-      </w:r>
-      <w:r>
-        <w:rPr>
-          <w:rFonts w:ascii="Times New Roman" w:hAnsi="Times New Roman" w:cs="Times New Roman"/>
-        </w:rPr>
-        <w:t xml:space="preserve">for openness </w:t>
-      </w:r>
-      <w:r>
-        <w:rPr>
-          <w:rFonts w:ascii="Times New Roman" w:hAnsi="Times New Roman" w:cs="Times New Roman"/>
-        </w:rPr>
-        <w:t xml:space="preserve">on a scale of 1-5; (1) Field: natural experiment, (2) Field: primary producer manipulated, (3) Field: animal stocked, (4) Field: both primary producer and animals stocked, and (5) Lab: mesocosm experiment. </w:t>
-      </w:r>
-      <w:commentRangeStart w:id="8"/>
-      <w:r>
-        <w:rPr>
-          <w:rFonts w:ascii="Times New Roman" w:hAnsi="Times New Roman" w:cs="Times New Roman"/>
-        </w:rPr>
-        <w:t>Primary producers were grouped</w:t>
-      </w:r>
-      <w:commentRangeEnd w:id="8"/>
-      <w:r>
-        <w:rPr>
-          <w:rStyle w:val="CommentReference"/>
-        </w:rPr>
-        <w:commentReference w:id="8"/>
-      </w:r>
-      <w:r>
-        <w:rPr>
-          <w:rFonts w:ascii="Times New Roman" w:hAnsi="Times New Roman" w:cs="Times New Roman"/>
-        </w:rPr>
-        <w:t xml:space="preserve"> into either (1) Algae, (2) Coral, (3) Phytoplankton, or (4) Vascular plant</w:t>
-      </w:r>
-      <w:r>
-        <w:rPr>
-          <w:rFonts w:ascii="Times New Roman" w:hAnsi="Times New Roman" w:cs="Times New Roman"/>
-        </w:rPr>
-        <w:t>s</w:t>
-      </w:r>
-      <w:r>
-        <w:rPr>
-          <w:rFonts w:ascii="Times New Roman" w:hAnsi="Times New Roman" w:cs="Times New Roman"/>
-        </w:rPr>
-        <w:t xml:space="preserve">. </w:t>
-      </w:r>
-      <w:r>
-        <w:rPr>
-          <w:rFonts w:ascii="Times New Roman" w:hAnsi="Times New Roman" w:cs="Times New Roman"/>
-        </w:rPr>
-        <w:t>We considered considering grouping primary producers into finer levels (</w:t>
-      </w:r>
-      <w:proofErr w:type="spellStart"/>
-      <w:r>
-        <w:rPr>
-          <w:rFonts w:ascii="Times New Roman" w:hAnsi="Times New Roman" w:cs="Times New Roman"/>
-        </w:rPr>
-        <w:t>eg.</w:t>
-      </w:r>
-      <w:proofErr w:type="spellEnd"/>
-      <w:r>
-        <w:rPr>
-          <w:rFonts w:ascii="Times New Roman" w:hAnsi="Times New Roman" w:cs="Times New Roman"/>
-        </w:rPr>
-        <w:t xml:space="preserve"> splitting fleshy and crustose algae, or seagrass and mangroves) but preliminary models </w:t>
-      </w:r>
-      <w:r>
-        <w:rPr>
-          <w:rFonts w:ascii="Times New Roman" w:hAnsi="Times New Roman" w:cs="Times New Roman"/>
-        </w:rPr>
-        <w:t>with these finer groupings did not improve fit, and we did</w:t>
-      </w:r>
-      <w:r>
-        <w:rPr>
-          <w:rFonts w:ascii="Times New Roman" w:hAnsi="Times New Roman" w:cs="Times New Roman"/>
-        </w:rPr>
-        <w:t xml:space="preserve"> not detect significant differences between finer groups within our chosen broader categories. </w:t>
-      </w:r>
-      <w:r>
-        <w:rPr>
-          <w:rFonts w:ascii="Times New Roman" w:hAnsi="Times New Roman" w:cs="Times New Roman"/>
-        </w:rPr>
-        <w:t>We also collected data quantifying the level of provisioning by animals to primary producers, but this information was unavailable for the majority of studies</w:t>
-      </w:r>
-      <w:r>
-        <w:rPr>
-          <w:rFonts w:ascii="Times New Roman" w:hAnsi="Times New Roman" w:cs="Times New Roman"/>
-        </w:rPr>
-        <w:t xml:space="preserve"> and inclusion did not improve our models, so we did not consider this factor in final models</w:t>
-      </w:r>
-      <w:r>
-        <w:rPr>
-          <w:rFonts w:ascii="Times New Roman" w:hAnsi="Times New Roman" w:cs="Times New Roman"/>
-        </w:rPr>
-        <w:t xml:space="preserve">.  </w:t>
-      </w:r>
-    </w:p>
-    <w:p>
-      <w:pPr>
-        <w:spacing w:line="360" w:lineRule="auto"/>
-        <w:rPr>
-          <w:rFonts w:ascii="Times New Roman" w:hAnsi="Times New Roman" w:cs="Times New Roman"/>
-        </w:rPr>
-      </w:pPr>
-    </w:p>
-    <w:p>
-      <w:pPr>
-        <w:spacing w:line="360" w:lineRule="auto"/>
-        <w:rPr>
-          <w:rFonts w:ascii="Times New Roman" w:hAnsi="Times New Roman" w:cs="Times New Roman"/>
-          <w:i/>
-          <w:iCs/>
-        </w:rPr>
-      </w:pPr>
-      <w:r>
-        <w:rPr>
-          <w:rFonts w:ascii="Times New Roman" w:hAnsi="Times New Roman" w:cs="Times New Roman"/>
-          <w:i/>
-          <w:iCs/>
-        </w:rPr>
-        <w:t>Data analysis</w:t>
-      </w:r>
-    </w:p>
-    <w:p>
-      <w:pPr>
-        <w:spacing w:line="360" w:lineRule="auto"/>
-        <w:ind w:firstLine="720"/>
-        <w:rPr>
-          <w:rFonts w:ascii="Times New Roman" w:hAnsi="Times New Roman" w:cs="Times New Roman"/>
-        </w:rPr>
-      </w:pPr>
-      <w:r>
-        <w:rPr>
-          <w:rFonts w:ascii="Times New Roman" w:hAnsi="Times New Roman" w:cs="Times New Roman"/>
-        </w:rPr>
-        <w:t xml:space="preserve">We calculated effect sizes as </w:t>
-      </w:r>
-      <w:r>
-        <w:rPr>
-          <w:rFonts w:ascii="Times New Roman" w:hAnsi="Times New Roman" w:cs="Times New Roman"/>
-        </w:rPr>
-        <w:t xml:space="preserve">log transformed ratio of means </w:t>
-      </w:r>
-      <w:r>
-        <w:rPr>
-          <w:rFonts w:ascii="Times New Roman" w:hAnsi="Times New Roman" w:cs="Times New Roman"/>
-        </w:rPr>
-        <w:t xml:space="preserve">using </w:t>
-      </w:r>
-      <w:proofErr w:type="spellStart"/>
-      <w:proofErr w:type="gramStart"/>
-      <w:r>
-        <w:rPr>
-          <w:rFonts w:ascii="Times New Roman" w:hAnsi="Times New Roman" w:cs="Times New Roman"/>
-        </w:rPr>
-        <w:t>metafor</w:t>
-      </w:r>
-      <w:proofErr w:type="spellEnd"/>
-      <w:r>
-        <w:rPr>
-          <w:rFonts w:ascii="Times New Roman" w:hAnsi="Times New Roman" w:cs="Times New Roman"/>
-        </w:rPr>
-        <w:t>::</w:t>
-      </w:r>
-      <w:proofErr w:type="spellStart"/>
-      <w:proofErr w:type="gramEnd"/>
-      <w:r>
-        <w:rPr>
-          <w:rFonts w:ascii="Times New Roman" w:hAnsi="Times New Roman" w:cs="Times New Roman"/>
-        </w:rPr>
-        <w:t>escalc</w:t>
-      </w:r>
-      <w:proofErr w:type="spellEnd"/>
-      <w:r>
-        <w:rPr>
-          <w:rFonts w:ascii="Times New Roman" w:hAnsi="Times New Roman" w:cs="Times New Roman"/>
-        </w:rPr>
-        <w:t xml:space="preserve">, which computes effect size as </w:t>
-      </w:r>
-      <w:r>
-        <w:rPr>
-          <w:rFonts w:ascii="Times New Roman" w:hAnsi="Times New Roman" w:cs="Times New Roman"/>
-        </w:rPr>
-        <w:t xml:space="preserve">the </w:t>
-      </w:r>
-      <w:r>
-        <w:rPr>
-          <w:rFonts w:ascii="Times New Roman" w:hAnsi="Times New Roman" w:cs="Times New Roman"/>
-        </w:rPr>
-        <w:t>log</w:t>
-      </w:r>
-      <w:r>
-        <w:rPr>
-          <w:rFonts w:ascii="Times New Roman" w:hAnsi="Times New Roman" w:cs="Times New Roman"/>
-        </w:rPr>
-        <w:t xml:space="preserve"> of the </w:t>
-      </w:r>
-      <w:r>
-        <w:rPr>
-          <w:rFonts w:ascii="Times New Roman" w:hAnsi="Times New Roman" w:cs="Times New Roman"/>
-        </w:rPr>
-        <w:t>mean treatment</w:t>
-      </w:r>
-      <w:r>
-        <w:rPr>
-          <w:rFonts w:ascii="Times New Roman" w:hAnsi="Times New Roman" w:cs="Times New Roman"/>
-        </w:rPr>
-        <w:t xml:space="preserve"> divided by the </w:t>
-      </w:r>
-      <w:r>
-        <w:rPr>
-          <w:rFonts w:ascii="Times New Roman" w:hAnsi="Times New Roman" w:cs="Times New Roman"/>
-        </w:rPr>
-        <w:t>mean control.</w:t>
-      </w:r>
-      <w:r>
-        <w:rPr>
-          <w:rFonts w:ascii="Times New Roman" w:hAnsi="Times New Roman" w:cs="Times New Roman"/>
-        </w:rPr>
-        <w:t xml:space="preserve"> </w:t>
-      </w:r>
-      <w:r>
-        <w:rPr>
-          <w:rFonts w:ascii="Times New Roman" w:hAnsi="Times New Roman" w:cs="Times New Roman"/>
-        </w:rPr>
-        <w:t xml:space="preserve">Effect </w:t>
-      </w:r>
-      <w:r>
-        <w:rPr>
-          <w:rFonts w:ascii="Times New Roman" w:hAnsi="Times New Roman" w:cs="Times New Roman"/>
-        </w:rPr>
-        <w:t xml:space="preserve">sizes </w:t>
-      </w:r>
-      <w:r>
-        <w:rPr>
-          <w:rFonts w:ascii="Times New Roman" w:hAnsi="Times New Roman" w:cs="Times New Roman"/>
-        </w:rPr>
-        <w:t>cannot</w:t>
-      </w:r>
-      <w:r>
-        <w:rPr>
-          <w:rFonts w:ascii="Times New Roman" w:hAnsi="Times New Roman" w:cs="Times New Roman"/>
-        </w:rPr>
-        <w:t xml:space="preserve"> be computed for</w:t>
-      </w:r>
-      <w:r>
-        <w:rPr>
-          <w:rFonts w:ascii="Times New Roman" w:hAnsi="Times New Roman" w:cs="Times New Roman"/>
-        </w:rPr>
-        <w:t xml:space="preserve"> mean </w:t>
-      </w:r>
-      <w:r>
-        <w:rPr>
-          <w:rFonts w:ascii="Times New Roman" w:hAnsi="Times New Roman" w:cs="Times New Roman"/>
-        </w:rPr>
-        <w:t>values</w:t>
-      </w:r>
-      <w:r>
-        <w:rPr>
-          <w:rFonts w:ascii="Times New Roman" w:hAnsi="Times New Roman" w:cs="Times New Roman"/>
-        </w:rPr>
-        <w:t xml:space="preserve"> less than or equal to zero (</w:t>
-      </w:r>
-      <w:r>
-        <w:rPr>
-          <w:rFonts w:ascii="Times New Roman" w:hAnsi="Times New Roman" w:cs="Times New Roman"/>
-        </w:rPr>
-        <w:t xml:space="preserve">n = </w:t>
-      </w:r>
-      <w:r>
-        <w:rPr>
-          <w:rFonts w:ascii="Times New Roman" w:hAnsi="Times New Roman" w:cs="Times New Roman"/>
-        </w:rPr>
-        <w:t xml:space="preserve">9), so these were excluded. </w:t>
-      </w:r>
-      <w:r>
-        <w:rPr>
-          <w:rFonts w:ascii="Times New Roman" w:hAnsi="Times New Roman" w:cs="Times New Roman"/>
-        </w:rPr>
-        <w:t xml:space="preserve">We constructed </w:t>
-      </w:r>
-      <w:r>
-        <w:rPr>
-          <w:rFonts w:ascii="Times New Roman" w:hAnsi="Times New Roman" w:cs="Times New Roman"/>
-        </w:rPr>
-        <w:t xml:space="preserve">a full </w:t>
-      </w:r>
-      <w:r>
-        <w:rPr>
-          <w:rFonts w:ascii="Times New Roman" w:hAnsi="Times New Roman" w:cs="Times New Roman"/>
-        </w:rPr>
-        <w:t>three-level mixed effects</w:t>
-      </w:r>
-      <w:r>
-        <w:rPr>
-          <w:rFonts w:ascii="Times New Roman" w:hAnsi="Times New Roman" w:cs="Times New Roman"/>
-        </w:rPr>
-        <w:t xml:space="preserve"> model (</w:t>
-      </w:r>
-      <w:proofErr w:type="spellStart"/>
-      <w:proofErr w:type="gramStart"/>
-      <w:r>
-        <w:rPr>
-          <w:rFonts w:ascii="Times New Roman" w:hAnsi="Times New Roman" w:cs="Times New Roman"/>
-        </w:rPr>
-        <w:t>metafor</w:t>
-      </w:r>
-      <w:proofErr w:type="spellEnd"/>
-      <w:r>
-        <w:rPr>
-          <w:rFonts w:ascii="Times New Roman" w:hAnsi="Times New Roman" w:cs="Times New Roman"/>
-        </w:rPr>
-        <w:t>::</w:t>
-      </w:r>
-      <w:proofErr w:type="gramEnd"/>
-      <w:r>
-        <w:rPr>
-          <w:rFonts w:ascii="Times New Roman" w:hAnsi="Times New Roman" w:cs="Times New Roman"/>
-        </w:rPr>
-        <w:t xml:space="preserve">rma.mv) </w:t>
-      </w:r>
-      <w:r>
-        <w:rPr>
-          <w:rFonts w:ascii="Times New Roman" w:hAnsi="Times New Roman" w:cs="Times New Roman"/>
-        </w:rPr>
-        <w:t>including all</w:t>
-      </w:r>
-      <w:r>
-        <w:rPr>
-          <w:rFonts w:ascii="Times New Roman" w:hAnsi="Times New Roman" w:cs="Times New Roman"/>
-        </w:rPr>
-        <w:t xml:space="preserve"> moderator</w:t>
-      </w:r>
-      <w:r>
-        <w:rPr>
-          <w:rFonts w:ascii="Times New Roman" w:hAnsi="Times New Roman" w:cs="Times New Roman"/>
-        </w:rPr>
-        <w:t>s</w:t>
-      </w:r>
-      <w:r>
-        <w:rPr>
-          <w:rFonts w:ascii="Times New Roman" w:hAnsi="Times New Roman" w:cs="Times New Roman"/>
-        </w:rPr>
-        <w:t xml:space="preserve"> (</w:t>
-      </w:r>
-      <w:r>
-        <w:rPr>
-          <w:rFonts w:ascii="Times New Roman" w:hAnsi="Times New Roman" w:cs="Times New Roman"/>
-        </w:rPr>
-        <w:t xml:space="preserve">absolute </w:t>
-      </w:r>
-      <w:r>
-        <w:rPr>
-          <w:rFonts w:ascii="Times New Roman" w:hAnsi="Times New Roman" w:cs="Times New Roman"/>
-        </w:rPr>
-        <w:t xml:space="preserve">latitude, </w:t>
-      </w:r>
-      <w:r>
-        <w:rPr>
-          <w:rFonts w:ascii="Times New Roman" w:hAnsi="Times New Roman" w:cs="Times New Roman"/>
-        </w:rPr>
-        <w:t xml:space="preserve">temperature, background nutrients, </w:t>
-      </w:r>
-      <w:r>
-        <w:rPr>
-          <w:rFonts w:ascii="Times New Roman" w:hAnsi="Times New Roman" w:cs="Times New Roman"/>
-        </w:rPr>
-        <w:t xml:space="preserve">openness, and </w:t>
-      </w:r>
-      <w:r>
-        <w:rPr>
-          <w:rFonts w:ascii="Times New Roman" w:hAnsi="Times New Roman" w:cs="Times New Roman"/>
-        </w:rPr>
-        <w:t>primary producer taxa</w:t>
-      </w:r>
-      <w:r>
-        <w:rPr>
-          <w:rFonts w:ascii="Times New Roman" w:hAnsi="Times New Roman" w:cs="Times New Roman"/>
-        </w:rPr>
-        <w:t xml:space="preserve">) </w:t>
-      </w:r>
-      <w:r>
-        <w:rPr>
-          <w:rFonts w:ascii="Times New Roman" w:hAnsi="Times New Roman" w:cs="Times New Roman"/>
-        </w:rPr>
-        <w:t>and</w:t>
-      </w:r>
-      <w:r>
-        <w:rPr>
-          <w:rFonts w:ascii="Times New Roman" w:hAnsi="Times New Roman" w:cs="Times New Roman"/>
-        </w:rPr>
-        <w:t xml:space="preserve"> </w:t>
-      </w:r>
-      <w:r>
-        <w:rPr>
-          <w:rFonts w:ascii="Times New Roman" w:hAnsi="Times New Roman" w:cs="Times New Roman"/>
-        </w:rPr>
-        <w:t xml:space="preserve">a random effect of individual effect size nested within </w:t>
-      </w:r>
-      <w:r>
-        <w:rPr>
-          <w:rFonts w:ascii="Times New Roman" w:hAnsi="Times New Roman" w:cs="Times New Roman"/>
-        </w:rPr>
-        <w:t>paper ID</w:t>
-      </w:r>
-      <w:r>
-        <w:rPr>
-          <w:rFonts w:ascii="Times New Roman" w:hAnsi="Times New Roman" w:cs="Times New Roman"/>
-        </w:rPr>
-        <w:t>. As some studies contributed multiple effect sizes, this nested structure (</w:t>
-      </w:r>
-      <w:r>
-        <w:rPr>
-          <w:rFonts w:ascii="Times New Roman" w:hAnsi="Times New Roman" w:cs="Times New Roman"/>
-        </w:rPr>
-        <w:t>random = ~ 1 | paper /</w:t>
-      </w:r>
-      <w:proofErr w:type="spellStart"/>
-      <w:r>
-        <w:rPr>
-          <w:rFonts w:ascii="Times New Roman" w:hAnsi="Times New Roman" w:cs="Times New Roman"/>
-        </w:rPr>
-        <w:t>individual_effect_size</w:t>
-      </w:r>
-      <w:proofErr w:type="spellEnd"/>
-      <w:r>
-        <w:rPr>
-          <w:rFonts w:ascii="Times New Roman" w:hAnsi="Times New Roman" w:cs="Times New Roman"/>
-        </w:rPr>
-        <w:t>)</w:t>
-      </w:r>
-      <w:r>
-        <w:rPr>
-          <w:rFonts w:ascii="Times New Roman" w:hAnsi="Times New Roman" w:cs="Times New Roman"/>
-        </w:rPr>
-        <w:t xml:space="preserve"> </w:t>
-      </w:r>
-      <w:r>
-        <w:rPr>
-          <w:rFonts w:ascii="Times New Roman" w:hAnsi="Times New Roman" w:cs="Times New Roman"/>
-        </w:rPr>
-        <w:t xml:space="preserve">accounted for non-independence between our effect sizes </w:t>
-      </w:r>
-      <w:r>
-        <w:rPr>
-          <w:rFonts w:ascii="Times New Roman" w:hAnsi="Times New Roman" w:cs="Times New Roman"/>
-        </w:rPr>
-        <w:fldChar w:fldCharType="begin"/>
-      </w:r>
-      <w:r>
-        <w:rPr>
-          <w:rFonts w:ascii="Times New Roman" w:hAnsi="Times New Roman" w:cs="Times New Roman"/>
-        </w:rPr>
-        <w:instrText xml:space="preserve"> ADDIN ZOTERO_ITEM CSL_CITATION {"citationID":"ngse7ztq","properties":{"formattedCitation":"(Viechtbauer, 2010)","plainCitation":"(Viechtbauer, 2010)","noteIndex":0},"citationItems":[{"id":2020,"uris":["http://zotero.org/users/local/idKDtb7T/items/9ACBHWEB"],"itemData":{"id":2020,"type":"article-journal","abstract":"The metafor package provides functions for conducting meta-analyses in R. The package includes functions for ﬁtting the meta-analytic ﬁxed- and random-e</w:instrText>
-      </w:r>
-      <w:r>
-        <w:rPr>
-          <w:rFonts w:ascii="Cambria Math" w:hAnsi="Cambria Math" w:cs="Cambria Math"/>
-        </w:rPr>
-        <w:instrText>ﬀ</w:instrText>
-      </w:r>
-      <w:r>
-        <w:rPr>
-          <w:rFonts w:ascii="Times New Roman" w:hAnsi="Times New Roman" w:cs="Times New Roman"/>
-        </w:rPr>
-        <w:instrText xml:space="preserve">ects models and allows for the inclusion of moderators variables (study-level covariates) in these models. Meta-regression analyses with continuous and categorical moderators can be conducted in this way. Functions for the Mantel-Haenszel and Peto’s one-step method for metaanalyses of 2 × 2 table data are also available. Finally, the package provides various plot functions (for example, for forest, funnel, and radial plots) and functions for assessing the model ﬁt, for obtaining case diagnostics, and for tests of publication bias.","container-title":"Journal of Statistical Software","DOI":"10.18637/jss.v036.i03","ISSN":"1548-7660","issue":"3","journalAbbreviation":"J. Stat. Soft.","language":"en","source":"DOI.org (Crossref)","title":"Conducting Meta-Analyses in &lt;i&gt;R&lt;/i&gt; with the &lt;b&gt;metafor&lt;/b&gt; Package","URL":"http://www.jstatsoft.org/v36/i03/","volume":"36","author":[{"family":"Viechtbauer","given":"Wolfgang"}],"accessed":{"date-parts":[["2021",12,6]]},"issued":{"date-parts":[["2010"]]}}}],"schema":"https://github.com/citation-style-language/schema/raw/master/csl-citation.json"} </w:instrText>
-      </w:r>
-      <w:r>
-        <w:rPr>
-          <w:rFonts w:ascii="Times New Roman" w:hAnsi="Times New Roman" w:cs="Times New Roman"/>
-        </w:rPr>
-        <w:fldChar w:fldCharType="separate"/>
-      </w:r>
+        <w:rPr>
+          <w:rFonts w:ascii="Times New Roman" w:hAnsi="Times New Roman" w:cs="Times New Roman"/>
+          <w:u w:val="single"/>
+        </w:rPr>
+      </w:pPr>
       <w:r>
         <w:rPr>
           <w:rFonts w:ascii="Times New Roman" w:hAnsi="Times New Roman" w:cs="Times New Roman"/>
           <w:noProof/>
-        </w:rPr>
-        <w:t>(Viechtbauer, 2010)</w:t>
-      </w:r>
-      <w:r>
-        <w:rPr>
-          <w:rFonts w:ascii="Times New Roman" w:hAnsi="Times New Roman" w:cs="Times New Roman"/>
-        </w:rPr>
-        <w:fldChar w:fldCharType="end"/>
-      </w:r>
-      <w:r>
-        <w:rPr>
-          <w:rFonts w:ascii="Times New Roman" w:hAnsi="Times New Roman" w:cs="Times New Roman"/>
-        </w:rPr>
-        <w:t xml:space="preserve">. </w:t>
-      </w:r>
-      <w:r>
-        <w:rPr>
-          <w:rFonts w:ascii="Times New Roman" w:hAnsi="Times New Roman" w:cs="Times New Roman"/>
-        </w:rPr>
-        <w:t xml:space="preserve">We used the restricted maximum likelihood estimator to estimate residual heterogeneity and used </w:t>
-      </w:r>
-      <w:commentRangeStart w:id="9"/>
-      <w:r>
-        <w:rPr>
-          <w:rFonts w:ascii="Times New Roman" w:hAnsi="Times New Roman" w:cs="Times New Roman"/>
-        </w:rPr>
-        <w:t>Cochran’s Q-test</w:t>
-      </w:r>
-      <w:r>
-        <w:rPr>
-          <w:rFonts w:ascii="Times New Roman" w:hAnsi="Times New Roman" w:cs="Times New Roman"/>
-        </w:rPr>
-        <w:t xml:space="preserve"> </w:t>
-      </w:r>
-      <w:commentRangeEnd w:id="9"/>
-      <w:r>
-        <w:rPr>
-          <w:rStyle w:val="CommentReference"/>
-        </w:rPr>
-        <w:commentReference w:id="9"/>
-      </w:r>
-      <w:r>
-        <w:rPr>
-          <w:rFonts w:ascii="Times New Roman" w:hAnsi="Times New Roman" w:cs="Times New Roman"/>
-        </w:rPr>
-        <w:t xml:space="preserve">to test for significance for all models. </w:t>
-      </w:r>
-      <w:r>
-        <w:rPr>
-          <w:rFonts w:ascii="Times New Roman" w:hAnsi="Times New Roman" w:cs="Times New Roman"/>
-        </w:rPr>
-        <w:t xml:space="preserve">We </w:t>
-      </w:r>
-      <w:r>
-        <w:rPr>
-          <w:rFonts w:ascii="Times New Roman" w:hAnsi="Times New Roman" w:cs="Times New Roman"/>
-        </w:rPr>
-        <w:t xml:space="preserve">set test = “t” to use a t-distribution similar to the </w:t>
-      </w:r>
-      <w:r>
-        <w:rPr>
-          <w:rFonts w:ascii="Times New Roman" w:hAnsi="Times New Roman" w:cs="Times New Roman"/>
-        </w:rPr>
-        <w:t>Knapp-Hartung method</w:t>
-      </w:r>
-      <w:r>
-        <w:rPr>
-          <w:rFonts w:ascii="Times New Roman" w:hAnsi="Times New Roman" w:cs="Times New Roman"/>
-        </w:rPr>
-        <w:t>.</w:t>
-      </w:r>
-      <w:r>
-        <w:rPr>
-          <w:rFonts w:ascii="Times New Roman" w:hAnsi="Times New Roman" w:cs="Times New Roman"/>
-        </w:rPr>
-        <w:t xml:space="preserve"> </w:t>
-      </w:r>
-      <w:r>
-        <w:rPr>
-          <w:rFonts w:ascii="Times New Roman" w:hAnsi="Times New Roman" w:cs="Times New Roman"/>
-        </w:rPr>
-        <w:t xml:space="preserve">We </w:t>
-      </w:r>
-      <w:r>
-        <w:rPr>
-          <w:rFonts w:ascii="Times New Roman" w:hAnsi="Times New Roman" w:cs="Times New Roman"/>
-        </w:rPr>
-        <w:t>determined that</w:t>
-      </w:r>
-      <w:r>
-        <w:rPr>
-          <w:rFonts w:ascii="Times New Roman" w:hAnsi="Times New Roman" w:cs="Times New Roman"/>
-        </w:rPr>
-        <w:t xml:space="preserve"> absolute latitude, temperature, and background nutrients are correlated</w:t>
-      </w:r>
-      <w:r>
-        <w:rPr>
-          <w:rFonts w:ascii="Times New Roman" w:hAnsi="Times New Roman" w:cs="Times New Roman"/>
-        </w:rPr>
-        <w:t xml:space="preserve"> using a correlation matrix</w:t>
-      </w:r>
-      <w:r>
-        <w:rPr>
-          <w:rFonts w:ascii="Times New Roman" w:hAnsi="Times New Roman" w:cs="Times New Roman"/>
-        </w:rPr>
-        <w:t xml:space="preserve"> (</w:t>
-      </w:r>
-      <w:proofErr w:type="gramStart"/>
-      <w:r>
-        <w:rPr>
-          <w:rFonts w:ascii="Times New Roman" w:hAnsi="Times New Roman" w:cs="Times New Roman"/>
-        </w:rPr>
-        <w:t>metaphor::</w:t>
-      </w:r>
-      <w:proofErr w:type="spellStart"/>
-      <w:proofErr w:type="gramEnd"/>
-      <w:r>
-        <w:rPr>
-          <w:rFonts w:ascii="Times New Roman" w:hAnsi="Times New Roman" w:cs="Times New Roman"/>
-        </w:rPr>
-        <w:t>vif</w:t>
-      </w:r>
-      <w:proofErr w:type="spellEnd"/>
-      <w:r>
-        <w:rPr>
-          <w:rFonts w:ascii="Times New Roman" w:hAnsi="Times New Roman" w:cs="Times New Roman"/>
-        </w:rPr>
-        <w:t>)</w:t>
-      </w:r>
-      <w:r>
-        <w:rPr>
-          <w:rFonts w:ascii="Times New Roman" w:hAnsi="Times New Roman" w:cs="Times New Roman"/>
-        </w:rPr>
-        <w:t xml:space="preserve">, </w:t>
-      </w:r>
-      <w:r>
-        <w:rPr>
-          <w:rFonts w:ascii="Times New Roman" w:hAnsi="Times New Roman" w:cs="Times New Roman"/>
-        </w:rPr>
-        <w:lastRenderedPageBreak/>
-        <w:t>so we</w:t>
-      </w:r>
-      <w:r>
-        <w:rPr>
-          <w:rFonts w:ascii="Times New Roman" w:hAnsi="Times New Roman" w:cs="Times New Roman"/>
-        </w:rPr>
-        <w:t xml:space="preserve"> then constructed three reduced models that each contained only one of the correlated moderators</w:t>
-      </w:r>
-      <w:r>
-        <w:rPr>
-          <w:rFonts w:ascii="Times New Roman" w:hAnsi="Times New Roman" w:cs="Times New Roman"/>
-        </w:rPr>
-        <w:t xml:space="preserve"> and competed them against a null model using AIC</w:t>
-      </w:r>
-      <w:r>
-        <w:rPr>
-          <w:rFonts w:ascii="Times New Roman" w:hAnsi="Times New Roman" w:cs="Times New Roman"/>
-        </w:rPr>
-        <w:t xml:space="preserve">. </w:t>
-      </w:r>
-    </w:p>
-    <w:p>
-      <w:pPr>
-        <w:spacing w:line="360" w:lineRule="auto"/>
-        <w:rPr>
-          <w:rFonts w:ascii="Times New Roman" w:hAnsi="Times New Roman" w:cs="Times New Roman"/>
-        </w:rPr>
-      </w:pPr>
-    </w:p>
-    <w:p>
-      <w:pPr>
-        <w:spacing w:line="360" w:lineRule="auto"/>
-        <w:rPr>
-          <w:rFonts w:ascii="Times New Roman" w:hAnsi="Times New Roman" w:cs="Times New Roman"/>
-          <w:i/>
-        </w:rPr>
-      </w:pPr>
-      <w:r>
-        <w:rPr>
-          <w:rFonts w:ascii="Times New Roman" w:hAnsi="Times New Roman" w:cs="Times New Roman"/>
-          <w:i/>
-        </w:rPr>
-        <w:t>Assumption testing</w:t>
-      </w:r>
-    </w:p>
-    <w:p>
-      <w:pPr>
-        <w:spacing w:line="360" w:lineRule="auto"/>
-        <w:rPr>
-          <w:rFonts w:ascii="Times New Roman" w:hAnsi="Times New Roman" w:cs="Times New Roman"/>
-        </w:rPr>
-      </w:pPr>
-      <w:r>
-        <w:rPr>
-          <w:rFonts w:ascii="Times New Roman" w:hAnsi="Times New Roman" w:cs="Times New Roman"/>
-        </w:rPr>
-        <w:tab/>
-      </w:r>
-      <w:r>
-        <w:rPr>
-          <w:rFonts w:ascii="Times New Roman" w:hAnsi="Times New Roman" w:cs="Times New Roman"/>
-        </w:rPr>
-        <w:t>Meta-analyses can be vulnerable to p-value biases, so we</w:t>
-      </w:r>
-      <w:r>
-        <w:rPr>
-          <w:rFonts w:ascii="Times New Roman" w:hAnsi="Times New Roman" w:cs="Times New Roman"/>
-        </w:rPr>
-        <w:t xml:space="preserve"> calculated </w:t>
-      </w:r>
-      <w:r>
-        <w:rPr>
-          <w:rFonts w:ascii="Times New Roman" w:hAnsi="Times New Roman" w:cs="Times New Roman"/>
-        </w:rPr>
-        <w:t>Rosenthal</w:t>
-      </w:r>
-      <w:r>
-        <w:rPr>
-          <w:rFonts w:ascii="Times New Roman" w:hAnsi="Times New Roman" w:cs="Times New Roman"/>
-        </w:rPr>
-        <w:t>’s failsafe</w:t>
-      </w:r>
-      <w:r>
-        <w:rPr>
-          <w:rFonts w:ascii="Times New Roman" w:hAnsi="Times New Roman" w:cs="Times New Roman"/>
-        </w:rPr>
-        <w:t xml:space="preserve"> number </w:t>
-      </w:r>
-      <w:r>
-        <w:rPr>
-          <w:rFonts w:ascii="Times New Roman" w:hAnsi="Times New Roman" w:cs="Times New Roman"/>
-        </w:rPr>
-        <w:t xml:space="preserve">(the number of non-significant studies we would have to include to overturn our results) </w:t>
-      </w:r>
-      <w:r>
-        <w:rPr>
-          <w:rFonts w:ascii="Times New Roman" w:hAnsi="Times New Roman" w:cs="Times New Roman"/>
-        </w:rPr>
-        <w:t xml:space="preserve">as </w:t>
-      </w:r>
-      <w:r>
-        <w:rPr>
-          <w:rFonts w:ascii="Times New Roman" w:hAnsi="Times New Roman" w:cs="Times New Roman"/>
-        </w:rPr>
-        <w:t>13962</w:t>
-      </w:r>
-      <w:r>
-        <w:rPr>
-          <w:rFonts w:ascii="Times New Roman" w:hAnsi="Times New Roman" w:cs="Times New Roman"/>
-        </w:rPr>
-        <w:t xml:space="preserve">. As some reports contributed multiple observations, we looked for a substantial effect of papers that contributed 10% or greater than the total number of observations (n = 3). We reran each model without each of these potentially influential studies and found no major differences in effect sizes or p-values when each of these studies were excluded. </w:t>
-      </w:r>
-      <w:commentRangeStart w:id="10"/>
-      <w:r>
-        <w:rPr>
-          <w:rFonts w:ascii="Times New Roman" w:hAnsi="Times New Roman" w:cs="Times New Roman"/>
-        </w:rPr>
-        <w:t xml:space="preserve">***Funnel </w:t>
-      </w:r>
-      <w:proofErr w:type="gramStart"/>
-      <w:r>
-        <w:rPr>
-          <w:rFonts w:ascii="Times New Roman" w:hAnsi="Times New Roman" w:cs="Times New Roman"/>
-        </w:rPr>
-        <w:t>plots!*</w:t>
-      </w:r>
-      <w:proofErr w:type="gramEnd"/>
-      <w:r>
-        <w:rPr>
-          <w:rFonts w:ascii="Times New Roman" w:hAnsi="Times New Roman" w:cs="Times New Roman"/>
-        </w:rPr>
-        <w:t>**</w:t>
-      </w:r>
-      <w:commentRangeEnd w:id="10"/>
-      <w:r>
-        <w:rPr>
-          <w:rStyle w:val="CommentReference"/>
-        </w:rPr>
-        <w:commentReference w:id="10"/>
-      </w:r>
-    </w:p>
-    <w:p>
-      <w:pPr>
-        <w:spacing w:line="360" w:lineRule="auto"/>
-        <w:rPr>
-          <w:rFonts w:ascii="Times New Roman" w:hAnsi="Times New Roman" w:cs="Times New Roman"/>
-        </w:rPr>
-      </w:pPr>
-    </w:p>
-    <w:p>
-      <w:pPr>
-        <w:spacing w:line="360" w:lineRule="auto"/>
-        <w:rPr>
-          <w:rFonts w:ascii="Times New Roman" w:hAnsi="Times New Roman" w:cs="Times New Roman"/>
-        </w:rPr>
-      </w:pPr>
-    </w:p>
-    <w:p>
-      <w:pPr>
-        <w:spacing w:line="360" w:lineRule="auto"/>
-        <w:rPr>
-          <w:rFonts w:ascii="Times New Roman" w:hAnsi="Times New Roman" w:cs="Times New Roman"/>
-        </w:rPr>
-      </w:pPr>
-    </w:p>
-    <w:p>
-      <w:pPr>
-        <w:spacing w:line="360" w:lineRule="auto"/>
-        <w:rPr>
-          <w:rFonts w:ascii="Times New Roman" w:hAnsi="Times New Roman" w:cs="Times New Roman"/>
           <w:u w:val="single"/>
-        </w:rPr>
-      </w:pPr>
-      <w:r>
-        <w:rPr>
-          <w:rFonts w:ascii="Times New Roman" w:hAnsi="Times New Roman" w:cs="Times New Roman"/>
-          <w:u w:val="single"/>
-        </w:rPr>
-        <w:t>Results</w:t>
-      </w:r>
-    </w:p>
-    <w:p>
-      <w:pPr>
-        <w:spacing w:line="360" w:lineRule="auto"/>
-        <w:rPr>
-          <w:rFonts w:ascii="Times New Roman" w:hAnsi="Times New Roman" w:cs="Times New Roman"/>
-        </w:rPr>
-      </w:pPr>
-      <w:r>
-        <w:rPr>
-          <w:rFonts w:ascii="Times New Roman" w:hAnsi="Times New Roman" w:cs="Times New Roman"/>
-        </w:rPr>
-        <w:t>Overall the effect of animal-provisioned nutrients on primary productivity was positive. 37 studies contributed 172 effect sizes. Sample sizes were well distributed across all four categories of primary producer (15-30%)</w:t>
-      </w:r>
-      <w:r>
-        <w:rPr>
-          <w:rFonts w:ascii="Times New Roman" w:hAnsi="Times New Roman" w:cs="Times New Roman"/>
-        </w:rPr>
-        <w:t xml:space="preserve">. </w:t>
-      </w:r>
-      <w:proofErr w:type="spellStart"/>
-      <w:r>
-        <w:rPr>
-          <w:rFonts w:ascii="Times New Roman" w:hAnsi="Times New Roman" w:cs="Times New Roman"/>
-        </w:rPr>
-        <w:t>Unstocked</w:t>
-      </w:r>
-      <w:proofErr w:type="spellEnd"/>
-      <w:r>
-        <w:rPr>
-          <w:rFonts w:ascii="Times New Roman" w:hAnsi="Times New Roman" w:cs="Times New Roman"/>
-        </w:rPr>
-        <w:t xml:space="preserve"> field experiments constituted the majority of experimental designs</w:t>
-      </w:r>
-      <w:r>
-        <w:rPr>
-          <w:rFonts w:ascii="Times New Roman" w:hAnsi="Times New Roman" w:cs="Times New Roman"/>
-        </w:rPr>
-        <w:t xml:space="preserve"> (43%)</w:t>
-      </w:r>
-      <w:r>
-        <w:rPr>
-          <w:rFonts w:ascii="Times New Roman" w:hAnsi="Times New Roman" w:cs="Times New Roman"/>
-        </w:rPr>
-        <w:t>, but all categories were well represented in the sample size</w:t>
-      </w:r>
-      <w:r>
-        <w:rPr>
-          <w:rFonts w:ascii="Times New Roman" w:hAnsi="Times New Roman" w:cs="Times New Roman"/>
-        </w:rPr>
-        <w:t xml:space="preserve"> (8-43%)</w:t>
-      </w:r>
-      <w:r>
-        <w:rPr>
-          <w:rFonts w:ascii="Times New Roman" w:hAnsi="Times New Roman" w:cs="Times New Roman"/>
-        </w:rPr>
-        <w:t>, with the exception of field experiments</w:t>
-      </w:r>
-      <w:r>
-        <w:rPr>
-          <w:rFonts w:ascii="Times New Roman" w:hAnsi="Times New Roman" w:cs="Times New Roman"/>
-        </w:rPr>
-        <w:t xml:space="preserve"> where both the consumer and producer were stocked (5%)</w:t>
-      </w:r>
-      <w:r>
-        <w:rPr>
-          <w:rFonts w:ascii="Times New Roman" w:hAnsi="Times New Roman" w:cs="Times New Roman"/>
-        </w:rPr>
-        <w:t xml:space="preserve">. </w:t>
-      </w:r>
-    </w:p>
-    <w:p>
-      <w:pPr>
-        <w:spacing w:line="360" w:lineRule="auto"/>
-        <w:rPr>
-          <w:rFonts w:ascii="Times New Roman" w:hAnsi="Times New Roman" w:cs="Times New Roman"/>
-        </w:rPr>
-      </w:pPr>
-    </w:p>
-    <w:p>
-      <w:pPr>
-        <w:spacing w:line="360" w:lineRule="auto"/>
-        <w:rPr>
-          <w:rFonts w:ascii="Times New Roman" w:hAnsi="Times New Roman" w:cs="Times New Roman"/>
-        </w:rPr>
-      </w:pPr>
-      <w:r>
-        <w:rPr>
-          <w:rFonts w:ascii="Times New Roman" w:hAnsi="Times New Roman" w:cs="Times New Roman"/>
-        </w:rPr>
-        <w:t>When we compared each of the models containing absolute latitude, temperature, and background nutrients against a null model, the model containing background nutrients has the lowest AIC value, but there is strong support for all three models containing moderators (</w:t>
-      </w:r>
-      <w:r>
-        <w:rPr>
-          <w:rFonts w:ascii="Times New Roman" w:hAnsi="Times New Roman" w:cs="Times New Roman"/>
-        </w:rPr>
-        <w:t>2</w:t>
-      </w:r>
-      <w:r>
-        <w:rPr>
-          <w:rFonts w:ascii="Times New Roman" w:hAnsi="Times New Roman" w:cs="Times New Roman"/>
-        </w:rPr>
-        <w:t xml:space="preserve"> </w:t>
-      </w:r>
-      <w:r>
-        <w:rPr>
-          <w:rFonts w:ascii="Times New Roman" w:hAnsi="Times New Roman" w:cs="Times New Roman"/>
-        </w:rPr>
-        <w:t>&lt;</w:t>
-      </w:r>
-      <w:r>
-        <w:rPr>
-          <w:rFonts w:ascii="Times New Roman" w:hAnsi="Times New Roman" w:cs="Times New Roman"/>
-        </w:rPr>
-        <w:t xml:space="preserve"> </w:t>
-      </w:r>
-      <w:r>
-        <w:rPr>
-          <w:rFonts w:ascii="Times New Roman" w:hAnsi="Times New Roman" w:cs="Times New Roman"/>
-        </w:rPr>
-        <w:t>Δ</w:t>
-      </w:r>
-      <w:r>
-        <w:rPr>
-          <w:rFonts w:ascii="Cambria Math" w:hAnsi="Cambria Math" w:cs="Cambria Math"/>
-        </w:rPr>
-        <w:t>𝑖</w:t>
-      </w:r>
-      <w:r>
-        <w:rPr>
-          <w:rFonts w:ascii="Cambria Math" w:hAnsi="Cambria Math" w:cs="Cambria Math"/>
-        </w:rPr>
-        <w:t xml:space="preserve"> </w:t>
-      </w:r>
-      <w:r>
-        <w:rPr>
-          <w:rFonts w:ascii="Times New Roman" w:hAnsi="Times New Roman" w:cs="Times New Roman"/>
-        </w:rPr>
-        <w:t>&lt;</w:t>
-      </w:r>
-      <w:r>
-        <w:rPr>
-          <w:rFonts w:ascii="Times New Roman" w:hAnsi="Times New Roman" w:cs="Times New Roman"/>
-        </w:rPr>
-        <w:t xml:space="preserve"> </w:t>
-      </w:r>
-      <w:r>
-        <w:rPr>
-          <w:rFonts w:ascii="Times New Roman" w:hAnsi="Times New Roman" w:cs="Times New Roman"/>
-        </w:rPr>
-        <w:t>4</w:t>
-      </w:r>
-      <w:r>
-        <w:rPr>
-          <w:rFonts w:ascii="Times New Roman" w:hAnsi="Times New Roman" w:cs="Times New Roman"/>
-        </w:rPr>
-        <w:t>), which were preferred over the null model (</w:t>
-      </w:r>
-      <w:r>
-        <w:rPr>
-          <w:rFonts w:ascii="Times New Roman" w:hAnsi="Times New Roman" w:cs="Times New Roman"/>
-        </w:rPr>
-        <w:t>Δ</w:t>
-      </w:r>
-      <w:r>
-        <w:rPr>
-          <w:rFonts w:ascii="Cambria Math" w:hAnsi="Cambria Math" w:cs="Cambria Math"/>
-        </w:rPr>
-        <w:t>𝑖</w:t>
-      </w:r>
-      <w:r>
-        <w:rPr>
-          <w:rFonts w:ascii="Cambria Math" w:hAnsi="Cambria Math" w:cs="Cambria Math"/>
-        </w:rPr>
-        <w:t xml:space="preserve"> </w:t>
-      </w:r>
-      <w:r>
-        <w:rPr>
-          <w:rFonts w:ascii="Times New Roman" w:hAnsi="Times New Roman" w:cs="Times New Roman"/>
-        </w:rPr>
-        <w:t>&gt;</w:t>
-      </w:r>
-      <w:r>
-        <w:rPr>
-          <w:rFonts w:ascii="Times New Roman" w:hAnsi="Times New Roman" w:cs="Times New Roman"/>
-        </w:rPr>
-        <w:t xml:space="preserve"> </w:t>
-      </w:r>
-      <w:r>
-        <w:rPr>
-          <w:rFonts w:ascii="Times New Roman" w:hAnsi="Times New Roman" w:cs="Times New Roman"/>
-        </w:rPr>
-        <w:t>10</w:t>
-      </w:r>
-      <w:r>
-        <w:rPr>
-          <w:rFonts w:ascii="Times New Roman" w:hAnsi="Times New Roman" w:cs="Times New Roman"/>
-        </w:rPr>
-        <w:t xml:space="preserve">, </w:t>
-      </w:r>
-      <w:r>
-        <w:rPr>
-          <w:rFonts w:ascii="Times New Roman" w:hAnsi="Times New Roman" w:cs="Times New Roman"/>
-          <w:highlight w:val="green"/>
-        </w:rPr>
-        <w:t>Table 1</w:t>
-      </w:r>
-      <w:r>
-        <w:rPr>
-          <w:rFonts w:ascii="Times New Roman" w:hAnsi="Times New Roman" w:cs="Times New Roman"/>
-        </w:rPr>
-        <w:t xml:space="preserve">). </w:t>
-      </w:r>
-      <w:proofErr w:type="gramStart"/>
-      <w:r>
-        <w:rPr>
-          <w:rFonts w:ascii="Times New Roman" w:hAnsi="Times New Roman" w:cs="Times New Roman"/>
-        </w:rPr>
-        <w:t>Therefore</w:t>
-      </w:r>
-      <w:proofErr w:type="gramEnd"/>
-      <w:r>
-        <w:rPr>
-          <w:rFonts w:ascii="Times New Roman" w:hAnsi="Times New Roman" w:cs="Times New Roman"/>
-        </w:rPr>
-        <w:t xml:space="preserve"> we report results from all three models.</w:t>
-      </w:r>
-    </w:p>
-    <w:p>
-      <w:pPr>
-        <w:spacing w:line="360" w:lineRule="auto"/>
-        <w:rPr>
-          <w:rFonts w:ascii="Times New Roman" w:hAnsi="Times New Roman" w:cs="Times New Roman"/>
-        </w:rPr>
-      </w:pPr>
-    </w:p>
-    <w:p>
-      <w:pPr>
-        <w:spacing w:line="360" w:lineRule="auto"/>
-        <w:rPr>
-          <w:rFonts w:ascii="Times New Roman" w:hAnsi="Times New Roman" w:cs="Times New Roman"/>
-        </w:rPr>
-      </w:pPr>
-      <w:r>
-        <w:rPr>
-          <w:rFonts w:ascii="Times New Roman" w:hAnsi="Times New Roman" w:cs="Times New Roman"/>
-        </w:rPr>
-        <w:t>Background nutrients model:</w:t>
-      </w:r>
-    </w:p>
-    <w:p>
-      <w:pPr>
-        <w:spacing w:line="360" w:lineRule="auto"/>
-        <w:rPr>
-          <w:rFonts w:ascii="Times New Roman" w:hAnsi="Times New Roman" w:cs="Times New Roman"/>
-        </w:rPr>
-      </w:pPr>
-      <w:r>
-        <w:rPr>
-          <w:rFonts w:ascii="Times New Roman" w:hAnsi="Times New Roman" w:cs="Times New Roman"/>
-        </w:rPr>
-        <w:t>Overall, there was a positive effect of animal-provisioned nutrients on primary productivity (</w:t>
-      </w:r>
-      <w:r>
-        <w:rPr>
-          <w:rFonts w:ascii="Times New Roman" w:hAnsi="Times New Roman" w:cs="Times New Roman"/>
-          <w:lang w:val="en-CA"/>
-        </w:rPr>
-        <w:t>log transformed ratio of means</w:t>
-      </w:r>
-      <w:r>
-        <w:rPr>
-          <w:rFonts w:ascii="Times New Roman" w:hAnsi="Times New Roman" w:cs="Times New Roman"/>
-          <w:lang w:val="en-CA"/>
-        </w:rPr>
-        <w:t xml:space="preserve"> </w:t>
-      </w:r>
-      <w:r>
-        <w:rPr>
-          <w:rFonts w:ascii="Times New Roman" w:hAnsi="Times New Roman" w:cs="Times New Roman"/>
-          <w:lang w:val="en-CA"/>
-        </w:rPr>
-        <w:t xml:space="preserve">± </w:t>
-      </w:r>
-      <w:r>
-        <w:rPr>
-          <w:rFonts w:ascii="Times New Roman" w:hAnsi="Times New Roman" w:cs="Times New Roman"/>
-          <w:lang w:val="en-CA"/>
-        </w:rPr>
-        <w:t>SE;</w:t>
-      </w:r>
-      <w:r>
-        <w:rPr>
-          <w:rFonts w:ascii="Times New Roman" w:hAnsi="Times New Roman" w:cs="Times New Roman"/>
-        </w:rPr>
-        <w:t xml:space="preserve"> 0.5892 </w:t>
-      </w:r>
-      <w:r>
-        <w:rPr>
-          <w:rFonts w:ascii="Times New Roman" w:hAnsi="Times New Roman" w:cs="Times New Roman"/>
-          <w:lang w:val="en-CA"/>
-        </w:rPr>
-        <w:t>±</w:t>
-      </w:r>
-      <w:r>
-        <w:rPr>
-          <w:rFonts w:ascii="Times New Roman" w:hAnsi="Times New Roman" w:cs="Times New Roman"/>
-          <w:lang w:val="en-CA"/>
-        </w:rPr>
-        <w:t xml:space="preserve"> </w:t>
-      </w:r>
-      <w:r>
-        <w:rPr>
-          <w:rFonts w:ascii="Times New Roman" w:hAnsi="Times New Roman" w:cs="Times New Roman"/>
-        </w:rPr>
-        <w:t>0.1580</w:t>
-      </w:r>
-      <w:r>
-        <w:rPr>
-          <w:rFonts w:ascii="Times New Roman" w:hAnsi="Times New Roman" w:cs="Times New Roman"/>
-        </w:rPr>
-        <w:t xml:space="preserve">, p = </w:t>
-      </w:r>
-      <w:r>
-        <w:rPr>
-          <w:rFonts w:ascii="Times New Roman" w:hAnsi="Times New Roman" w:cs="Times New Roman"/>
-        </w:rPr>
-        <w:t>0.0003</w:t>
-      </w:r>
-      <w:r>
-        <w:rPr>
-          <w:rFonts w:ascii="Times New Roman" w:hAnsi="Times New Roman" w:cs="Times New Roman"/>
-        </w:rPr>
-        <w:t xml:space="preserve">). </w:t>
-      </w:r>
-      <w:r>
-        <w:rPr>
-          <w:rFonts w:ascii="Times New Roman" w:hAnsi="Times New Roman" w:cs="Times New Roman"/>
-        </w:rPr>
-        <w:t xml:space="preserve">There was only weak evidence for a slightly positive effect of background nutrients on the effect of </w:t>
-      </w:r>
-      <w:r>
-        <w:rPr>
-          <w:rFonts w:ascii="Times New Roman" w:hAnsi="Times New Roman" w:cs="Times New Roman"/>
-          <w:lang w:val="en-CA"/>
-        </w:rPr>
-        <w:t>animal</w:t>
-      </w:r>
-      <w:r>
-        <w:rPr>
-          <w:rFonts w:ascii="Times New Roman" w:hAnsi="Times New Roman" w:cs="Times New Roman"/>
-          <w:lang w:val="en-CA"/>
-        </w:rPr>
-        <w:t>-</w:t>
-      </w:r>
-      <w:r>
-        <w:rPr>
-          <w:rFonts w:ascii="Times New Roman" w:hAnsi="Times New Roman" w:cs="Times New Roman"/>
-          <w:lang w:val="en-CA"/>
-        </w:rPr>
-        <w:t>provisioned nutrients</w:t>
-      </w:r>
-      <w:r>
-        <w:rPr>
-          <w:rFonts w:ascii="Times New Roman" w:hAnsi="Times New Roman" w:cs="Times New Roman"/>
-          <w:lang w:val="en-CA"/>
-        </w:rPr>
-        <w:t xml:space="preserve"> </w:t>
-      </w:r>
-      <w:r>
-        <w:rPr>
-          <w:rFonts w:ascii="Times New Roman" w:hAnsi="Times New Roman" w:cs="Times New Roman"/>
-          <w:lang w:val="en-CA"/>
-        </w:rPr>
-        <w:lastRenderedPageBreak/>
-        <w:t>on primary productivity (</w:t>
-      </w:r>
-      <w:r>
-        <w:rPr>
-          <w:rFonts w:ascii="Times New Roman" w:hAnsi="Times New Roman" w:cs="Times New Roman"/>
-          <w:lang w:val="en-CA"/>
-        </w:rPr>
-        <w:t>0.1275</w:t>
-      </w:r>
-      <w:r>
-        <w:rPr>
-          <w:rFonts w:ascii="Times New Roman" w:hAnsi="Times New Roman" w:cs="Times New Roman"/>
-          <w:lang w:val="en-CA"/>
-        </w:rPr>
-        <w:t xml:space="preserve"> </w:t>
-      </w:r>
-      <w:r>
-        <w:rPr>
-          <w:rFonts w:ascii="Times New Roman" w:hAnsi="Times New Roman" w:cs="Times New Roman"/>
-          <w:lang w:val="en-CA"/>
-        </w:rPr>
-        <w:t>±</w:t>
-      </w:r>
-      <w:r>
-        <w:t xml:space="preserve"> </w:t>
-      </w:r>
-      <w:r>
-        <w:rPr>
-          <w:rFonts w:ascii="Times New Roman" w:hAnsi="Times New Roman" w:cs="Times New Roman"/>
-          <w:lang w:val="en-CA"/>
-        </w:rPr>
-        <w:t>0.0748</w:t>
-      </w:r>
-      <w:r>
-        <w:rPr>
-          <w:rFonts w:ascii="Times New Roman" w:hAnsi="Times New Roman" w:cs="Times New Roman"/>
-          <w:lang w:val="en-CA"/>
-        </w:rPr>
-        <w:t xml:space="preserve">, p = </w:t>
-      </w:r>
-      <w:r>
-        <w:rPr>
-          <w:rFonts w:ascii="Times New Roman" w:hAnsi="Times New Roman" w:cs="Times New Roman"/>
-          <w:lang w:val="en-CA"/>
-        </w:rPr>
-        <w:t>0.0903</w:t>
-      </w:r>
-      <w:r>
-        <w:rPr>
-          <w:rFonts w:ascii="Times New Roman" w:hAnsi="Times New Roman" w:cs="Times New Roman"/>
-          <w:lang w:val="en-CA"/>
-        </w:rPr>
-        <w:t xml:space="preserve">). </w:t>
-      </w:r>
-      <w:r>
-        <w:rPr>
-          <w:rFonts w:ascii="Times New Roman" w:hAnsi="Times New Roman" w:cs="Times New Roman"/>
-        </w:rPr>
-        <w:t>Including moderators was significantly better than a null model (</w:t>
-      </w:r>
-      <w:proofErr w:type="gramStart"/>
-      <w:r>
-        <w:rPr>
-          <w:rFonts w:ascii="Times New Roman" w:hAnsi="Times New Roman" w:cs="Times New Roman"/>
-        </w:rPr>
-        <w:t>F</w:t>
-      </w:r>
-      <w:r>
-        <w:rPr>
-          <w:rFonts w:ascii="Times New Roman" w:hAnsi="Times New Roman" w:cs="Times New Roman"/>
-          <w:vertAlign w:val="subscript"/>
-        </w:rPr>
-        <w:t>(</w:t>
-      </w:r>
-      <w:proofErr w:type="gramEnd"/>
-      <w:r>
-        <w:rPr>
-          <w:rFonts w:ascii="Times New Roman" w:hAnsi="Times New Roman" w:cs="Times New Roman"/>
-          <w:vertAlign w:val="subscript"/>
-        </w:rPr>
-        <w:t>8,163</w:t>
-      </w:r>
-      <w:r>
-        <w:rPr>
-          <w:rFonts w:ascii="Times New Roman" w:hAnsi="Times New Roman" w:cs="Times New Roman"/>
-          <w:vertAlign w:val="subscript"/>
-        </w:rPr>
-        <w:t xml:space="preserve">) </w:t>
-      </w:r>
-      <w:r>
-        <w:rPr>
-          <w:rFonts w:ascii="Times New Roman" w:hAnsi="Times New Roman" w:cs="Times New Roman"/>
-        </w:rPr>
-        <w:t>= 2.1056, p = 0.0380</w:t>
-      </w:r>
-      <w:r>
-        <w:rPr>
-          <w:rFonts w:ascii="Times New Roman" w:hAnsi="Times New Roman" w:cs="Times New Roman"/>
-        </w:rPr>
-        <w:t xml:space="preserve">), although there was still a </w:t>
-      </w:r>
-      <w:r>
-        <w:rPr>
-          <w:rFonts w:ascii="Times New Roman" w:hAnsi="Times New Roman" w:cs="Times New Roman"/>
-        </w:rPr>
-        <w:t>significant</w:t>
-      </w:r>
-      <w:r>
-        <w:rPr>
-          <w:rFonts w:ascii="Times New Roman" w:hAnsi="Times New Roman" w:cs="Times New Roman"/>
-        </w:rPr>
-        <w:t xml:space="preserve"> amount of residual h</w:t>
-      </w:r>
-      <w:r>
-        <w:rPr>
-          <w:rFonts w:ascii="Times New Roman" w:hAnsi="Times New Roman" w:cs="Times New Roman"/>
-        </w:rPr>
-        <w:t>eterogeneity</w:t>
-      </w:r>
-      <w:r>
-        <w:rPr>
-          <w:rFonts w:ascii="Times New Roman" w:hAnsi="Times New Roman" w:cs="Times New Roman"/>
-        </w:rPr>
-        <w:t xml:space="preserve"> unexplained by the model (</w:t>
-      </w:r>
-      <w:r>
-        <w:rPr>
-          <w:rFonts w:ascii="Times New Roman" w:hAnsi="Times New Roman" w:cs="Times New Roman"/>
-        </w:rPr>
-        <w:t>QE</w:t>
-      </w:r>
-      <w:r>
-        <w:rPr>
-          <w:rFonts w:ascii="Times New Roman" w:hAnsi="Times New Roman" w:cs="Times New Roman"/>
-          <w:vertAlign w:val="subscript"/>
-        </w:rPr>
-        <w:t>163</w:t>
-      </w:r>
-      <w:r>
-        <w:rPr>
-          <w:rFonts w:ascii="Times New Roman" w:hAnsi="Times New Roman" w:cs="Times New Roman"/>
-        </w:rPr>
-        <w:t xml:space="preserve"> </w:t>
-      </w:r>
-      <w:r>
-        <w:rPr>
-          <w:rFonts w:ascii="Times New Roman" w:hAnsi="Times New Roman" w:cs="Times New Roman"/>
-        </w:rPr>
-        <w:t xml:space="preserve">= 3083.7320, p &lt; </w:t>
-      </w:r>
-      <w:r>
-        <w:rPr>
-          <w:rFonts w:ascii="Times New Roman" w:hAnsi="Times New Roman" w:cs="Times New Roman"/>
-        </w:rPr>
-        <w:t>0.</w:t>
-      </w:r>
-      <w:r>
-        <w:rPr>
-          <w:rFonts w:ascii="Times New Roman" w:hAnsi="Times New Roman" w:cs="Times New Roman"/>
-        </w:rPr>
-        <w:t>0001</w:t>
-      </w:r>
-      <w:r>
-        <w:rPr>
-          <w:rFonts w:ascii="Times New Roman" w:hAnsi="Times New Roman" w:cs="Times New Roman"/>
-        </w:rPr>
-        <w:t xml:space="preserve">). </w:t>
-      </w:r>
-      <w:r>
-        <w:rPr>
-          <w:rFonts w:ascii="Times New Roman" w:hAnsi="Times New Roman" w:cs="Times New Roman"/>
-          <w:lang w:val="en-CA"/>
-        </w:rPr>
-        <w:t>Algae (</w:t>
-      </w:r>
-      <w:r>
-        <w:rPr>
-          <w:rFonts w:ascii="Times New Roman" w:hAnsi="Times New Roman" w:cs="Times New Roman"/>
-        </w:rPr>
-        <w:t xml:space="preserve">0.5892 </w:t>
-      </w:r>
-      <w:r>
-        <w:rPr>
-          <w:rFonts w:ascii="Times New Roman" w:hAnsi="Times New Roman" w:cs="Times New Roman"/>
-          <w:lang w:val="en-CA"/>
-        </w:rPr>
-        <w:t>±</w:t>
-      </w:r>
-      <w:r>
-        <w:rPr>
-          <w:rFonts w:ascii="Times New Roman" w:hAnsi="Times New Roman" w:cs="Times New Roman"/>
-          <w:lang w:val="en-CA"/>
-        </w:rPr>
-        <w:t xml:space="preserve"> </w:t>
-      </w:r>
-      <w:r>
-        <w:rPr>
-          <w:rFonts w:ascii="Times New Roman" w:hAnsi="Times New Roman" w:cs="Times New Roman"/>
-        </w:rPr>
-        <w:t>0.1580</w:t>
-      </w:r>
-      <w:r>
-        <w:rPr>
-          <w:rFonts w:ascii="Times New Roman" w:hAnsi="Times New Roman" w:cs="Times New Roman"/>
-        </w:rPr>
-        <w:t xml:space="preserve">) </w:t>
-      </w:r>
-      <w:r>
-        <w:rPr>
-          <w:rFonts w:ascii="Times New Roman" w:hAnsi="Times New Roman" w:cs="Times New Roman"/>
-          <w:lang w:val="en-CA"/>
-        </w:rPr>
-        <w:t>showed the largest response to animal-provisioned nutrients, however the effect on corals (</w:t>
-      </w:r>
-      <w:r>
-        <w:rPr>
-          <w:rFonts w:ascii="Times New Roman" w:hAnsi="Times New Roman" w:cs="Times New Roman"/>
-          <w:lang w:val="en-CA"/>
-        </w:rPr>
-        <w:t xml:space="preserve">0.4413 </w:t>
-      </w:r>
-      <w:r>
-        <w:rPr>
-          <w:rFonts w:ascii="Times New Roman" w:hAnsi="Times New Roman" w:cs="Times New Roman"/>
-          <w:lang w:val="en-CA"/>
-        </w:rPr>
-        <w:t>±</w:t>
-      </w:r>
-      <w:r>
-        <w:rPr>
-          <w:rFonts w:ascii="Times New Roman" w:hAnsi="Times New Roman" w:cs="Times New Roman"/>
-          <w:lang w:val="en-CA"/>
-        </w:rPr>
-        <w:t xml:space="preserve"> </w:t>
-      </w:r>
-      <w:r>
-        <w:rPr>
-          <w:rFonts w:ascii="Times New Roman" w:hAnsi="Times New Roman" w:cs="Times New Roman"/>
-          <w:lang w:val="en-CA"/>
-        </w:rPr>
-        <w:t>0.20</w:t>
-      </w:r>
-      <w:r>
-        <w:rPr>
-          <w:rFonts w:ascii="Times New Roman" w:hAnsi="Times New Roman" w:cs="Times New Roman"/>
-          <w:lang w:val="en-CA"/>
-        </w:rPr>
-        <w:t>30) was not significantly smaller.</w:t>
-      </w:r>
-      <w:r>
-        <w:rPr>
-          <w:rFonts w:ascii="Times New Roman" w:hAnsi="Times New Roman" w:cs="Times New Roman"/>
-          <w:lang w:val="en-CA"/>
-        </w:rPr>
-        <w:t xml:space="preserve"> </w:t>
-      </w:r>
-      <w:r>
-        <w:rPr>
-          <w:rFonts w:ascii="Times New Roman" w:hAnsi="Times New Roman" w:cs="Times New Roman"/>
-          <w:lang w:val="en-CA"/>
-        </w:rPr>
-        <w:t>Phytoplankton (</w:t>
-      </w:r>
-      <w:r>
-        <w:rPr>
-          <w:rFonts w:ascii="Times New Roman" w:hAnsi="Times New Roman" w:cs="Times New Roman"/>
-          <w:lang w:val="en-CA"/>
-        </w:rPr>
-        <w:t>0.0887</w:t>
-      </w:r>
-      <w:r>
-        <w:rPr>
-          <w:rFonts w:ascii="Times New Roman" w:hAnsi="Times New Roman" w:cs="Times New Roman"/>
-          <w:lang w:val="en-CA"/>
-        </w:rPr>
-        <w:t xml:space="preserve"> </w:t>
-      </w:r>
-      <w:r>
-        <w:rPr>
-          <w:rFonts w:ascii="Times New Roman" w:hAnsi="Times New Roman" w:cs="Times New Roman"/>
-          <w:lang w:val="en-CA"/>
-        </w:rPr>
-        <w:t>±</w:t>
-      </w:r>
-      <w:r>
-        <w:rPr>
-          <w:rFonts w:ascii="Times New Roman" w:hAnsi="Times New Roman" w:cs="Times New Roman"/>
-          <w:lang w:val="en-CA"/>
-        </w:rPr>
-        <w:t xml:space="preserve"> </w:t>
-      </w:r>
-      <w:r>
-        <w:rPr>
-          <w:rFonts w:ascii="Times New Roman" w:hAnsi="Times New Roman" w:cs="Times New Roman"/>
-          <w:lang w:val="en-CA"/>
-        </w:rPr>
-        <w:t>0.2382</w:t>
-      </w:r>
-      <w:r>
-        <w:rPr>
-          <w:rFonts w:ascii="Times New Roman" w:hAnsi="Times New Roman" w:cs="Times New Roman"/>
-          <w:lang w:val="en-CA"/>
-        </w:rPr>
-        <w:t>) and vascular plants (</w:t>
-      </w:r>
-      <w:r>
-        <w:rPr>
-          <w:rFonts w:ascii="Times New Roman" w:hAnsi="Times New Roman" w:cs="Times New Roman"/>
-          <w:lang w:val="en-CA"/>
-        </w:rPr>
-        <w:t>0.0416</w:t>
-      </w:r>
-      <w:r>
-        <w:rPr>
-          <w:rFonts w:ascii="Times New Roman" w:hAnsi="Times New Roman" w:cs="Times New Roman"/>
-          <w:lang w:val="en-CA"/>
-        </w:rPr>
-        <w:t xml:space="preserve"> </w:t>
-      </w:r>
-      <w:r>
-        <w:rPr>
-          <w:rFonts w:ascii="Times New Roman" w:hAnsi="Times New Roman" w:cs="Times New Roman"/>
-          <w:lang w:val="en-CA"/>
-        </w:rPr>
-        <w:t>±</w:t>
-      </w:r>
-      <w:r>
-        <w:rPr>
-          <w:rFonts w:ascii="Times New Roman" w:hAnsi="Times New Roman" w:cs="Times New Roman"/>
-          <w:lang w:val="en-CA"/>
-        </w:rPr>
-        <w:t xml:space="preserve"> </w:t>
-      </w:r>
-      <w:r>
-        <w:rPr>
-          <w:rFonts w:ascii="Times New Roman" w:hAnsi="Times New Roman" w:cs="Times New Roman"/>
-          <w:lang w:val="en-CA"/>
-        </w:rPr>
-        <w:t>0.195</w:t>
-      </w:r>
-      <w:r>
-        <w:rPr>
-          <w:rFonts w:ascii="Times New Roman" w:hAnsi="Times New Roman" w:cs="Times New Roman"/>
-          <w:lang w:val="en-CA"/>
-        </w:rPr>
-        <w:t>8) showed significantly smaller effect sizes</w:t>
-      </w:r>
-      <w:r>
-        <w:rPr>
-          <w:rFonts w:ascii="Times New Roman" w:hAnsi="Times New Roman" w:cs="Times New Roman"/>
-          <w:lang w:val="en-CA"/>
-        </w:rPr>
-        <w:t xml:space="preserve"> (</w:t>
-      </w:r>
-      <w:r>
-        <w:rPr>
-          <w:rFonts w:ascii="Times New Roman" w:hAnsi="Times New Roman" w:cs="Times New Roman"/>
-          <w:highlight w:val="yellow"/>
-          <w:lang w:val="en-CA"/>
-        </w:rPr>
-        <w:t>Fig. X</w:t>
-      </w:r>
-      <w:r>
-        <w:rPr>
-          <w:rFonts w:ascii="Times New Roman" w:hAnsi="Times New Roman" w:cs="Times New Roman"/>
-          <w:lang w:val="en-CA"/>
-        </w:rPr>
-        <w:t>)</w:t>
-      </w:r>
-      <w:r>
-        <w:rPr>
-          <w:rFonts w:ascii="Times New Roman" w:hAnsi="Times New Roman" w:cs="Times New Roman"/>
-          <w:lang w:val="en-CA"/>
-        </w:rPr>
-        <w:t xml:space="preserve">. </w:t>
-      </w:r>
-      <w:proofErr w:type="spellStart"/>
-      <w:r>
-        <w:rPr>
-          <w:rFonts w:ascii="Times New Roman" w:hAnsi="Times New Roman" w:cs="Times New Roman"/>
-        </w:rPr>
-        <w:t>U</w:t>
-      </w:r>
-      <w:r>
-        <w:rPr>
-          <w:rFonts w:ascii="Times New Roman" w:hAnsi="Times New Roman" w:cs="Times New Roman"/>
-        </w:rPr>
-        <w:t>nstocked</w:t>
-      </w:r>
-      <w:proofErr w:type="spellEnd"/>
-      <w:r>
-        <w:rPr>
-          <w:rFonts w:ascii="Times New Roman" w:hAnsi="Times New Roman" w:cs="Times New Roman"/>
-        </w:rPr>
-        <w:t xml:space="preserve"> field experiments </w:t>
-      </w:r>
-      <w:r>
-        <w:rPr>
-          <w:rFonts w:ascii="Times New Roman" w:hAnsi="Times New Roman" w:cs="Times New Roman"/>
-          <w:lang w:val="en-CA"/>
-        </w:rPr>
-        <w:t>(</w:t>
-      </w:r>
-      <w:r>
-        <w:rPr>
-          <w:rFonts w:ascii="Times New Roman" w:hAnsi="Times New Roman" w:cs="Times New Roman"/>
-        </w:rPr>
-        <w:t xml:space="preserve">0.5892 </w:t>
-      </w:r>
-      <w:r>
-        <w:rPr>
-          <w:rFonts w:ascii="Times New Roman" w:hAnsi="Times New Roman" w:cs="Times New Roman"/>
-          <w:lang w:val="en-CA"/>
-        </w:rPr>
-        <w:t>±</w:t>
-      </w:r>
-      <w:r>
-        <w:rPr>
-          <w:rFonts w:ascii="Times New Roman" w:hAnsi="Times New Roman" w:cs="Times New Roman"/>
-          <w:lang w:val="en-CA"/>
-        </w:rPr>
-        <w:t xml:space="preserve"> </w:t>
-      </w:r>
-      <w:r>
-        <w:rPr>
-          <w:rFonts w:ascii="Times New Roman" w:hAnsi="Times New Roman" w:cs="Times New Roman"/>
-        </w:rPr>
-        <w:t>0.1580</w:t>
-      </w:r>
-      <w:r>
-        <w:rPr>
-          <w:rFonts w:ascii="Times New Roman" w:hAnsi="Times New Roman" w:cs="Times New Roman"/>
-        </w:rPr>
-        <w:t xml:space="preserve">) </w:t>
-      </w:r>
-      <w:r>
-        <w:rPr>
-          <w:rFonts w:ascii="Times New Roman" w:hAnsi="Times New Roman" w:cs="Times New Roman"/>
-        </w:rPr>
-        <w:t>were not significantly different than field experiments with stocked producers (</w:t>
-      </w:r>
-      <w:r>
-        <w:rPr>
-          <w:rFonts w:ascii="Times New Roman" w:hAnsi="Times New Roman" w:cs="Times New Roman"/>
-        </w:rPr>
-        <w:t>0.364</w:t>
-      </w:r>
-      <w:r>
-        <w:rPr>
-          <w:rFonts w:ascii="Times New Roman" w:hAnsi="Times New Roman" w:cs="Times New Roman"/>
-        </w:rPr>
-        <w:t xml:space="preserve">1 </w:t>
-      </w:r>
-      <w:r>
-        <w:rPr>
-          <w:rFonts w:ascii="Times New Roman" w:hAnsi="Times New Roman" w:cs="Times New Roman"/>
-          <w:lang w:val="en-CA"/>
-        </w:rPr>
-        <w:t>±</w:t>
-      </w:r>
-      <w:r>
-        <w:rPr>
-          <w:rFonts w:ascii="Times New Roman" w:hAnsi="Times New Roman" w:cs="Times New Roman"/>
-          <w:lang w:val="en-CA"/>
-        </w:rPr>
-        <w:t xml:space="preserve"> </w:t>
-      </w:r>
-      <w:r>
-        <w:rPr>
-          <w:rFonts w:ascii="Times New Roman" w:hAnsi="Times New Roman" w:cs="Times New Roman"/>
-          <w:lang w:val="en-CA"/>
-        </w:rPr>
-        <w:t>0.2287</w:t>
-      </w:r>
-      <w:r>
-        <w:rPr>
-          <w:rFonts w:ascii="Times New Roman" w:hAnsi="Times New Roman" w:cs="Times New Roman"/>
-          <w:lang w:val="en-CA"/>
-        </w:rPr>
-        <w:t>)</w:t>
-      </w:r>
-      <w:r>
-        <w:rPr>
-          <w:rFonts w:ascii="Times New Roman" w:hAnsi="Times New Roman" w:cs="Times New Roman"/>
-        </w:rPr>
-        <w:t xml:space="preserve"> or mesocosms (</w:t>
-      </w:r>
-      <w:r>
-        <w:rPr>
-          <w:rFonts w:ascii="Times New Roman" w:hAnsi="Times New Roman" w:cs="Times New Roman"/>
-        </w:rPr>
-        <w:t>0.6800</w:t>
-      </w:r>
-      <w:r>
-        <w:rPr>
-          <w:rFonts w:ascii="Times New Roman" w:hAnsi="Times New Roman" w:cs="Times New Roman"/>
-        </w:rPr>
-        <w:t xml:space="preserve"> </w:t>
-      </w:r>
-      <w:r>
-        <w:rPr>
-          <w:rFonts w:ascii="Times New Roman" w:hAnsi="Times New Roman" w:cs="Times New Roman"/>
-          <w:lang w:val="en-CA"/>
-        </w:rPr>
-        <w:t>±</w:t>
-      </w:r>
-      <w:r>
-        <w:rPr>
-          <w:rFonts w:ascii="Times New Roman" w:hAnsi="Times New Roman" w:cs="Times New Roman"/>
-          <w:lang w:val="en-CA"/>
-        </w:rPr>
-        <w:t xml:space="preserve"> </w:t>
-      </w:r>
-      <w:r>
-        <w:rPr>
-          <w:rFonts w:ascii="Times New Roman" w:hAnsi="Times New Roman" w:cs="Times New Roman"/>
-          <w:lang w:val="en-CA"/>
-        </w:rPr>
-        <w:t>0.090</w:t>
-      </w:r>
-      <w:r>
-        <w:rPr>
-          <w:rFonts w:ascii="Times New Roman" w:hAnsi="Times New Roman" w:cs="Times New Roman"/>
-          <w:lang w:val="en-CA"/>
-        </w:rPr>
-        <w:t>9)</w:t>
-      </w:r>
-      <w:r>
-        <w:rPr>
-          <w:rFonts w:ascii="Times New Roman" w:hAnsi="Times New Roman" w:cs="Times New Roman"/>
-        </w:rPr>
-        <w:t>. However, there was a larger effect of provisioning on primary productivity in field experiments with stocked consumers (</w:t>
-      </w:r>
-      <w:r>
-        <w:rPr>
-          <w:rFonts w:ascii="Times New Roman" w:hAnsi="Times New Roman" w:cs="Times New Roman"/>
-        </w:rPr>
-        <w:t>1.014</w:t>
-      </w:r>
-      <w:r>
-        <w:rPr>
-          <w:rFonts w:ascii="Times New Roman" w:hAnsi="Times New Roman" w:cs="Times New Roman"/>
-        </w:rPr>
-        <w:t xml:space="preserve">6 </w:t>
-      </w:r>
-      <w:r>
-        <w:rPr>
-          <w:rFonts w:ascii="Times New Roman" w:hAnsi="Times New Roman" w:cs="Times New Roman"/>
-          <w:lang w:val="en-CA"/>
-        </w:rPr>
-        <w:t>±</w:t>
-      </w:r>
-      <w:r>
-        <w:rPr>
-          <w:rFonts w:ascii="Times New Roman" w:hAnsi="Times New Roman" w:cs="Times New Roman"/>
-        </w:rPr>
-        <w:t xml:space="preserve"> </w:t>
-      </w:r>
-      <w:r>
-        <w:rPr>
-          <w:rFonts w:ascii="Times New Roman" w:hAnsi="Times New Roman" w:cs="Times New Roman"/>
-        </w:rPr>
-        <w:t>0.214</w:t>
-      </w:r>
-      <w:r>
-        <w:rPr>
-          <w:rFonts w:ascii="Times New Roman" w:hAnsi="Times New Roman" w:cs="Times New Roman"/>
-        </w:rPr>
-        <w:t>9) or stocked consumers and producers (</w:t>
-      </w:r>
-      <w:r>
-        <w:rPr>
-          <w:rFonts w:ascii="Times New Roman" w:hAnsi="Times New Roman" w:cs="Times New Roman"/>
-        </w:rPr>
-        <w:t>1.2062</w:t>
-      </w:r>
-      <w:r>
-        <w:rPr>
-          <w:rFonts w:ascii="Times New Roman" w:hAnsi="Times New Roman" w:cs="Times New Roman"/>
-        </w:rPr>
-        <w:t xml:space="preserve"> </w:t>
-      </w:r>
-      <w:r>
-        <w:rPr>
-          <w:rFonts w:ascii="Times New Roman" w:hAnsi="Times New Roman" w:cs="Times New Roman"/>
-          <w:lang w:val="en-CA"/>
-        </w:rPr>
-        <w:t>±</w:t>
-      </w:r>
-      <w:r>
-        <w:rPr>
-          <w:rFonts w:ascii="Times New Roman" w:hAnsi="Times New Roman" w:cs="Times New Roman"/>
-        </w:rPr>
-        <w:t xml:space="preserve"> </w:t>
-      </w:r>
-      <w:r>
-        <w:rPr>
-          <w:rFonts w:ascii="Times New Roman" w:hAnsi="Times New Roman" w:cs="Times New Roman"/>
-        </w:rPr>
-        <w:t>0.3119</w:t>
-      </w:r>
-      <w:r>
-        <w:rPr>
-          <w:rFonts w:ascii="Times New Roman" w:hAnsi="Times New Roman" w:cs="Times New Roman"/>
-        </w:rPr>
-        <w:t>,</w:t>
-      </w:r>
-      <w:r>
-        <w:rPr>
-          <w:rFonts w:ascii="Times New Roman" w:hAnsi="Times New Roman" w:cs="Times New Roman"/>
-          <w:lang w:val="en-CA"/>
-        </w:rPr>
-        <w:t xml:space="preserve"> </w:t>
-      </w:r>
-      <w:r>
-        <w:rPr>
-          <w:rFonts w:ascii="Times New Roman" w:hAnsi="Times New Roman" w:cs="Times New Roman"/>
-          <w:highlight w:val="yellow"/>
-          <w:lang w:val="en-CA"/>
-        </w:rPr>
-        <w:t>Fig. X</w:t>
-      </w:r>
-      <w:r>
-        <w:rPr>
-          <w:rFonts w:ascii="Times New Roman" w:hAnsi="Times New Roman" w:cs="Times New Roman"/>
-          <w:lang w:val="en-CA"/>
-        </w:rPr>
-        <w:t>).</w:t>
-      </w:r>
-    </w:p>
-    <w:p>
-      <w:pPr>
-        <w:spacing w:line="360" w:lineRule="auto"/>
-        <w:rPr>
-          <w:rFonts w:ascii="Times New Roman" w:hAnsi="Times New Roman" w:cs="Times New Roman"/>
-        </w:rPr>
-      </w:pPr>
-    </w:p>
-    <w:p>
-      <w:pPr>
-        <w:spacing w:line="360" w:lineRule="auto"/>
-        <w:rPr>
-          <w:rFonts w:ascii="Times New Roman" w:hAnsi="Times New Roman" w:cs="Times New Roman"/>
-        </w:rPr>
-      </w:pPr>
-      <w:r>
-        <w:rPr>
-          <w:rFonts w:ascii="Times New Roman" w:hAnsi="Times New Roman" w:cs="Times New Roman"/>
-        </w:rPr>
-        <w:t>Alternate models</w:t>
-      </w:r>
-    </w:p>
-    <w:p>
-      <w:pPr>
-        <w:spacing w:line="360" w:lineRule="auto"/>
-        <w:ind w:firstLine="720"/>
-        <w:rPr>
-          <w:rFonts w:ascii="Times New Roman" w:hAnsi="Times New Roman" w:cs="Times New Roman"/>
-        </w:rPr>
-      </w:pPr>
-      <w:r>
-        <w:rPr>
-          <w:rFonts w:ascii="Times New Roman" w:hAnsi="Times New Roman" w:cs="Times New Roman"/>
-        </w:rPr>
-        <w:t>We also found an overall positive effect of nutrient provisioning in the model including absolute latitude (</w:t>
-      </w:r>
-      <w:r>
-        <w:rPr>
-          <w:rFonts w:ascii="Times New Roman" w:hAnsi="Times New Roman" w:cs="Times New Roman"/>
-        </w:rPr>
-        <w:t>0.5944</w:t>
-      </w:r>
-      <w:r>
-        <w:rPr>
-          <w:rFonts w:ascii="Times New Roman" w:hAnsi="Times New Roman" w:cs="Times New Roman"/>
-        </w:rPr>
-        <w:t xml:space="preserve"> </w:t>
-      </w:r>
-      <w:r>
-        <w:rPr>
-          <w:rFonts w:ascii="Times New Roman" w:hAnsi="Times New Roman" w:cs="Times New Roman"/>
-          <w:lang w:val="en-CA"/>
-        </w:rPr>
-        <w:t>±</w:t>
-      </w:r>
-      <w:r>
-        <w:rPr>
-          <w:rFonts w:ascii="Times New Roman" w:hAnsi="Times New Roman" w:cs="Times New Roman"/>
-          <w:lang w:val="en-CA"/>
-        </w:rPr>
-        <w:t xml:space="preserve"> </w:t>
-      </w:r>
-      <w:r>
-        <w:rPr>
-          <w:rFonts w:ascii="Times New Roman" w:hAnsi="Times New Roman" w:cs="Times New Roman"/>
-          <w:lang w:val="en-CA"/>
-        </w:rPr>
-        <w:t>0.1618</w:t>
-      </w:r>
-      <w:r>
-        <w:rPr>
-          <w:rFonts w:ascii="Times New Roman" w:hAnsi="Times New Roman" w:cs="Times New Roman"/>
-          <w:lang w:val="en-CA"/>
-        </w:rPr>
-        <w:t xml:space="preserve">, p = </w:t>
-      </w:r>
-      <w:r>
-        <w:rPr>
-          <w:rFonts w:ascii="Times New Roman" w:hAnsi="Times New Roman" w:cs="Times New Roman"/>
-          <w:lang w:val="en-CA"/>
-        </w:rPr>
-        <w:t>0.0003</w:t>
-      </w:r>
-      <w:r>
-        <w:rPr>
-          <w:rFonts w:ascii="Times New Roman" w:hAnsi="Times New Roman" w:cs="Times New Roman"/>
-          <w:lang w:val="en-CA"/>
-        </w:rPr>
-        <w:t>)</w:t>
-      </w:r>
-      <w:r>
-        <w:rPr>
-          <w:rFonts w:ascii="Times New Roman" w:hAnsi="Times New Roman" w:cs="Times New Roman"/>
-          <w:lang w:val="en-CA"/>
-        </w:rPr>
-        <w:t xml:space="preserve">, however </w:t>
-      </w:r>
-      <w:r>
-        <w:rPr>
-          <w:rFonts w:ascii="Times New Roman" w:hAnsi="Times New Roman" w:cs="Times New Roman"/>
-        </w:rPr>
-        <w:t>there was no evidence that the effect of nutrient provisioning varies by absolute latitude (</w:t>
-      </w:r>
-      <w:r>
-        <w:rPr>
-          <w:rFonts w:ascii="Times New Roman" w:hAnsi="Times New Roman" w:cs="Times New Roman"/>
-        </w:rPr>
-        <w:t xml:space="preserve">0.0149 </w:t>
-      </w:r>
-      <w:r>
-        <w:rPr>
-          <w:rFonts w:ascii="Times New Roman" w:hAnsi="Times New Roman" w:cs="Times New Roman"/>
-        </w:rPr>
-        <w:t xml:space="preserve">± </w:t>
-      </w:r>
-      <w:r>
-        <w:rPr>
-          <w:rFonts w:ascii="Times New Roman" w:hAnsi="Times New Roman" w:cs="Times New Roman"/>
-        </w:rPr>
-        <w:t>0.0794</w:t>
-      </w:r>
-      <w:r>
-        <w:rPr>
-          <w:rFonts w:ascii="Times New Roman" w:hAnsi="Times New Roman" w:cs="Times New Roman"/>
-        </w:rPr>
-        <w:t xml:space="preserve">, p = </w:t>
-      </w:r>
-      <w:r>
-        <w:rPr>
-          <w:rFonts w:ascii="Times New Roman" w:hAnsi="Times New Roman" w:cs="Times New Roman"/>
-        </w:rPr>
-        <w:t>0.8513</w:t>
-      </w:r>
-      <w:r>
-        <w:rPr>
-          <w:rFonts w:ascii="Times New Roman" w:hAnsi="Times New Roman" w:cs="Times New Roman"/>
-        </w:rPr>
-        <w:t>)</w:t>
-      </w:r>
-      <w:r>
-        <w:rPr>
-          <w:rFonts w:ascii="Times New Roman" w:hAnsi="Times New Roman" w:cs="Times New Roman"/>
-          <w:lang w:val="en-CA"/>
-        </w:rPr>
-        <w:t xml:space="preserve">. There was weak support for this model over a null model </w:t>
-      </w:r>
-      <w:proofErr w:type="gramStart"/>
-      <w:r>
-        <w:rPr>
-          <w:rFonts w:ascii="Times New Roman" w:hAnsi="Times New Roman" w:cs="Times New Roman"/>
-          <w:lang w:val="en-CA"/>
-        </w:rPr>
-        <w:t>F</w:t>
-      </w:r>
-      <w:r>
-        <w:rPr>
-          <w:rFonts w:ascii="Times New Roman" w:hAnsi="Times New Roman" w:cs="Times New Roman"/>
-          <w:vertAlign w:val="subscript"/>
-          <w:lang w:val="en-CA"/>
-        </w:rPr>
-        <w:t>(</w:t>
-      </w:r>
-      <w:proofErr w:type="gramEnd"/>
-      <w:r>
-        <w:rPr>
-          <w:rFonts w:ascii="Times New Roman" w:hAnsi="Times New Roman" w:cs="Times New Roman"/>
-          <w:vertAlign w:val="subscript"/>
-          <w:lang w:val="en-CA"/>
-        </w:rPr>
-        <w:t>8, 163)</w:t>
-      </w:r>
-      <w:r>
-        <w:rPr>
-          <w:rFonts w:ascii="Times New Roman" w:hAnsi="Times New Roman" w:cs="Times New Roman"/>
-          <w:lang w:val="en-CA"/>
-        </w:rPr>
-        <w:t xml:space="preserve"> = 1.7040, p</w:t>
-      </w:r>
-      <w:r>
-        <w:rPr>
-          <w:rFonts w:ascii="Times New Roman" w:hAnsi="Times New Roman" w:cs="Times New Roman"/>
-          <w:lang w:val="en-CA"/>
-        </w:rPr>
-        <w:t xml:space="preserve"> </w:t>
-      </w:r>
-      <w:r>
-        <w:rPr>
-          <w:rFonts w:ascii="Times New Roman" w:hAnsi="Times New Roman" w:cs="Times New Roman"/>
-          <w:lang w:val="en-CA"/>
-        </w:rPr>
-        <w:t>= 0.1010</w:t>
-      </w:r>
-      <w:r>
-        <w:rPr>
-          <w:rFonts w:ascii="Times New Roman" w:hAnsi="Times New Roman" w:cs="Times New Roman"/>
-          <w:lang w:val="en-CA"/>
-        </w:rPr>
-        <w:t xml:space="preserve">), and a significant amount of unexplained residual </w:t>
-      </w:r>
-      <w:r>
-        <w:rPr>
-          <w:rFonts w:ascii="Times New Roman" w:hAnsi="Times New Roman" w:cs="Times New Roman"/>
-        </w:rPr>
-        <w:t>h</w:t>
-      </w:r>
-      <w:r>
-        <w:rPr>
-          <w:rFonts w:ascii="Times New Roman" w:hAnsi="Times New Roman" w:cs="Times New Roman"/>
-        </w:rPr>
-        <w:t>eterogeneity</w:t>
-      </w:r>
-      <w:r>
-        <w:rPr>
-          <w:rFonts w:ascii="Times New Roman" w:hAnsi="Times New Roman" w:cs="Times New Roman"/>
-        </w:rPr>
-        <w:t xml:space="preserve"> (</w:t>
-      </w:r>
-      <w:r>
-        <w:rPr>
-          <w:rFonts w:ascii="Times New Roman" w:hAnsi="Times New Roman" w:cs="Times New Roman"/>
-        </w:rPr>
-        <w:t>QE</w:t>
-      </w:r>
-      <w:r>
-        <w:rPr>
-          <w:rFonts w:ascii="Times New Roman" w:hAnsi="Times New Roman" w:cs="Times New Roman"/>
-          <w:vertAlign w:val="subscript"/>
-        </w:rPr>
-        <w:t>163</w:t>
-      </w:r>
-      <w:r>
-        <w:rPr>
-          <w:rFonts w:ascii="Times New Roman" w:hAnsi="Times New Roman" w:cs="Times New Roman"/>
-        </w:rPr>
-        <w:t xml:space="preserve"> = 2974.5395, p &lt; </w:t>
-      </w:r>
-      <w:r>
-        <w:rPr>
-          <w:rFonts w:ascii="Times New Roman" w:hAnsi="Times New Roman" w:cs="Times New Roman"/>
-        </w:rPr>
-        <w:t>0</w:t>
-      </w:r>
-      <w:r>
-        <w:rPr>
-          <w:rFonts w:ascii="Times New Roman" w:hAnsi="Times New Roman" w:cs="Times New Roman"/>
-        </w:rPr>
-        <w:t>.0001</w:t>
-      </w:r>
-      <w:r>
-        <w:rPr>
-          <w:rFonts w:ascii="Times New Roman" w:hAnsi="Times New Roman" w:cs="Times New Roman"/>
-        </w:rPr>
-        <w:t>). The model including temperature also showed a positive effect of nutrient provisioning (</w:t>
-      </w:r>
-      <w:r>
-        <w:rPr>
-          <w:rFonts w:ascii="Times New Roman" w:hAnsi="Times New Roman" w:cs="Times New Roman"/>
-        </w:rPr>
-        <w:t>0.5816</w:t>
-      </w:r>
-      <w:r>
-        <w:rPr>
-          <w:rFonts w:ascii="Times New Roman" w:hAnsi="Times New Roman" w:cs="Times New Roman"/>
-        </w:rPr>
-        <w:t xml:space="preserve"> </w:t>
-      </w:r>
-      <w:r>
-        <w:rPr>
-          <w:rFonts w:ascii="Times New Roman" w:hAnsi="Times New Roman" w:cs="Times New Roman"/>
-        </w:rPr>
-        <w:t xml:space="preserve">± </w:t>
-      </w:r>
-      <w:r>
-        <w:rPr>
-          <w:rFonts w:ascii="Times New Roman" w:hAnsi="Times New Roman" w:cs="Times New Roman"/>
-        </w:rPr>
-        <w:t>0.1617</w:t>
-      </w:r>
-      <w:r>
-        <w:rPr>
-          <w:rFonts w:ascii="Times New Roman" w:hAnsi="Times New Roman" w:cs="Times New Roman"/>
-        </w:rPr>
-        <w:t xml:space="preserve">, p = </w:t>
-      </w:r>
-      <w:r>
-        <w:rPr>
-          <w:rFonts w:ascii="Times New Roman" w:hAnsi="Times New Roman" w:cs="Times New Roman"/>
-        </w:rPr>
-        <w:t>0.0004</w:t>
-      </w:r>
-      <w:r>
-        <w:rPr>
-          <w:rFonts w:ascii="Times New Roman" w:hAnsi="Times New Roman" w:cs="Times New Roman"/>
-        </w:rPr>
-        <w:t>), but we found no evidence that the effect of provisioned nutrients varies with temperature (</w:t>
-      </w:r>
-      <w:r>
-        <w:rPr>
-          <w:rFonts w:ascii="Times New Roman" w:hAnsi="Times New Roman" w:cs="Times New Roman"/>
-        </w:rPr>
-        <w:t>-0.0551</w:t>
-      </w:r>
-      <w:r>
-        <w:rPr>
-          <w:rFonts w:ascii="Times New Roman" w:hAnsi="Times New Roman" w:cs="Times New Roman"/>
-        </w:rPr>
-        <w:t xml:space="preserve"> ± </w:t>
-      </w:r>
-      <w:r>
-        <w:rPr>
-          <w:rFonts w:ascii="Times New Roman" w:hAnsi="Times New Roman" w:cs="Times New Roman"/>
-        </w:rPr>
-        <w:t>0.0729</w:t>
-      </w:r>
-      <w:r>
-        <w:rPr>
-          <w:rFonts w:ascii="Times New Roman" w:hAnsi="Times New Roman" w:cs="Times New Roman"/>
-        </w:rPr>
-        <w:t xml:space="preserve">, p = </w:t>
-      </w:r>
-      <w:r>
-        <w:rPr>
-          <w:rFonts w:ascii="Times New Roman" w:hAnsi="Times New Roman" w:cs="Times New Roman"/>
-        </w:rPr>
-        <w:t>0.4508</w:t>
-      </w:r>
-      <w:r>
-        <w:rPr>
-          <w:rFonts w:ascii="Times New Roman" w:hAnsi="Times New Roman" w:cs="Times New Roman"/>
-        </w:rPr>
-        <w:t>). This model was preferred over a null model (</w:t>
-      </w:r>
-      <w:proofErr w:type="gramStart"/>
-      <w:r>
-        <w:rPr>
-          <w:rFonts w:ascii="Times New Roman" w:hAnsi="Times New Roman" w:cs="Times New Roman"/>
-        </w:rPr>
-        <w:t>F</w:t>
-      </w:r>
-      <w:r>
-        <w:rPr>
-          <w:rFonts w:ascii="Times New Roman" w:hAnsi="Times New Roman" w:cs="Times New Roman"/>
-          <w:vertAlign w:val="subscript"/>
-        </w:rPr>
-        <w:t>(</w:t>
-      </w:r>
-      <w:proofErr w:type="gramEnd"/>
-      <w:r>
-        <w:rPr>
-          <w:rFonts w:ascii="Times New Roman" w:hAnsi="Times New Roman" w:cs="Times New Roman"/>
-          <w:vertAlign w:val="subscript"/>
-        </w:rPr>
-        <w:t>8,163)</w:t>
-      </w:r>
-      <w:r>
-        <w:rPr>
-          <w:rFonts w:ascii="Times New Roman" w:hAnsi="Times New Roman" w:cs="Times New Roman"/>
-        </w:rPr>
-        <w:t xml:space="preserve"> = 1.7828, p</w:t>
-      </w:r>
-      <w:r>
-        <w:rPr>
-          <w:rFonts w:ascii="Times New Roman" w:hAnsi="Times New Roman" w:cs="Times New Roman"/>
-        </w:rPr>
-        <w:t xml:space="preserve"> </w:t>
-      </w:r>
-      <w:r>
-        <w:rPr>
-          <w:rFonts w:ascii="Times New Roman" w:hAnsi="Times New Roman" w:cs="Times New Roman"/>
-        </w:rPr>
-        <w:t>= 0.0838</w:t>
-      </w:r>
-      <w:r>
-        <w:rPr>
-          <w:rFonts w:ascii="Times New Roman" w:hAnsi="Times New Roman" w:cs="Times New Roman"/>
-        </w:rPr>
-        <w:t xml:space="preserve">), but there was still a significant amount of </w:t>
-      </w:r>
-      <w:r>
-        <w:rPr>
-          <w:rFonts w:ascii="Times New Roman" w:hAnsi="Times New Roman" w:cs="Times New Roman"/>
-          <w:lang w:val="en-CA"/>
-        </w:rPr>
-        <w:t xml:space="preserve">unexplained residual </w:t>
-      </w:r>
-      <w:r>
-        <w:rPr>
-          <w:rFonts w:ascii="Times New Roman" w:hAnsi="Times New Roman" w:cs="Times New Roman"/>
-        </w:rPr>
-        <w:t>h</w:t>
-      </w:r>
-      <w:r>
-        <w:rPr>
-          <w:rFonts w:ascii="Times New Roman" w:hAnsi="Times New Roman" w:cs="Times New Roman"/>
-        </w:rPr>
-        <w:t>eterogeneity</w:t>
-      </w:r>
-      <w:r>
-        <w:t xml:space="preserve"> </w:t>
-      </w:r>
-      <w:r>
-        <w:rPr>
-          <w:rFonts w:ascii="Times New Roman" w:hAnsi="Times New Roman" w:cs="Times New Roman"/>
-        </w:rPr>
-        <w:t>QE</w:t>
-      </w:r>
-      <w:r>
-        <w:rPr>
-          <w:rFonts w:ascii="Times New Roman" w:hAnsi="Times New Roman" w:cs="Times New Roman"/>
-          <w:vertAlign w:val="subscript"/>
-        </w:rPr>
-        <w:t>163</w:t>
-      </w:r>
-      <w:r>
-        <w:rPr>
-          <w:rFonts w:ascii="Times New Roman" w:hAnsi="Times New Roman" w:cs="Times New Roman"/>
-        </w:rPr>
-        <w:t xml:space="preserve"> = 3006.2277, p &lt; </w:t>
-      </w:r>
-      <w:r>
-        <w:rPr>
-          <w:rFonts w:ascii="Times New Roman" w:hAnsi="Times New Roman" w:cs="Times New Roman"/>
-        </w:rPr>
-        <w:t>0</w:t>
-      </w:r>
-      <w:r>
-        <w:rPr>
-          <w:rFonts w:ascii="Times New Roman" w:hAnsi="Times New Roman" w:cs="Times New Roman"/>
-        </w:rPr>
-        <w:t>.0001</w:t>
-      </w:r>
-      <w:r>
-        <w:rPr>
-          <w:rFonts w:ascii="Times New Roman" w:hAnsi="Times New Roman" w:cs="Times New Roman"/>
-        </w:rPr>
-        <w:t>). For both these models the differences between levels in the categorical moderators (experimental design and primary producer) were roughly the same in magnitude and significance as in the model including background nutrients (</w:t>
-      </w:r>
-      <w:r>
-        <w:rPr>
-          <w:rFonts w:ascii="Times New Roman" w:hAnsi="Times New Roman" w:cs="Times New Roman"/>
-          <w:highlight w:val="yellow"/>
-        </w:rPr>
-        <w:t>Supplemental table X</w:t>
-      </w:r>
-      <w:r>
-        <w:rPr>
-          <w:rFonts w:ascii="Times New Roman" w:hAnsi="Times New Roman" w:cs="Times New Roman"/>
-        </w:rPr>
-        <w:t>).</w:t>
-      </w:r>
-    </w:p>
-    <w:p>
-      <w:pPr>
-        <w:spacing w:line="360" w:lineRule="auto"/>
-        <w:rPr>
-          <w:rFonts w:ascii="Times New Roman" w:hAnsi="Times New Roman" w:cs="Times New Roman"/>
-        </w:rPr>
-      </w:pPr>
-      <w:r>
-        <w:rPr>
-          <w:rFonts w:ascii="Times New Roman" w:hAnsi="Times New Roman" w:cs="Times New Roman"/>
-          <w:noProof/>
         </w:rPr>
         <w:lastRenderedPageBreak/>
         <w:drawing>
-          <wp:inline distT="0" distB="0" distL="0" distR="0" wp14:anchorId="620E55D3" wp14:editId="426CEECA">
-            <wp:extent cx="4493310" cy="2527487"/>
-            <wp:effectExtent l="0" t="0" r="2540" b="0"/>
-            <wp:docPr id="1" name="Picture 1"/>
+          <wp:inline distT="0" distB="0" distL="0" distR="0" wp14:anchorId="2CCE6024" wp14:editId="044B0393">
+            <wp:extent cx="5942807" cy="3747837"/>
+            <wp:effectExtent l="0" t="0" r="0" b="0"/>
+            <wp:docPr id="22" name="Picture 22"/>
             <wp:cNvGraphicFramePr>
               <a:graphicFrameLocks xmlns:a="http://schemas.openxmlformats.org/drawingml/2006/main" noChangeAspect="1"/>
             </wp:cNvGraphicFramePr>
@@ -6870,10 +4633,10 @@
               <a:graphicData uri="http://schemas.openxmlformats.org/drawingml/2006/picture">
                 <pic:pic xmlns:pic="http://schemas.openxmlformats.org/drawingml/2006/picture">
                   <pic:nvPicPr>
-                    <pic:cNvPr id="1" name="pp_effect.png"/>
+                    <pic:cNvPr id="22" name="PRISMA_2020_flow_diagram_new_SRs_v2.pdf"/>
                     <pic:cNvPicPr/>
                   </pic:nvPicPr>
-                  <pic:blipFill>
+                  <pic:blipFill rotWithShape="1">
                     <a:blip r:embed="rId10">
                       <a:extLst>
                         <a:ext uri="{28A0092B-C50C-407E-A947-70E740481C1C}">
@@ -6881,18 +4644,25 @@
                         </a:ext>
                       </a:extLst>
                     </a:blip>
-                    <a:stretch>
-                      <a:fillRect/>
-                    </a:stretch>
+                    <a:srcRect t="4584" b="6167"/>
+                    <a:stretch/>
                   </pic:blipFill>
-                  <pic:spPr>
+                  <pic:spPr bwMode="auto">
                     <a:xfrm>
                       <a:off x="0" y="0"/>
-                      <a:ext cx="4498261" cy="2530272"/>
+                      <a:ext cx="5943600" cy="3748337"/>
                     </a:xfrm>
                     <a:prstGeom prst="rect">
                       <a:avLst/>
                     </a:prstGeom>
+                    <a:ln>
+                      <a:noFill/>
+                    </a:ln>
+                    <a:extLst>
+                      <a:ext uri="{53640926-AAD7-44D8-BBD7-CCE9431645EC}">
+                        <a14:shadowObscured xmlns:a14="http://schemas.microsoft.com/office/drawing/2010/main"/>
+                      </a:ext>
+                    </a:extLst>
                   </pic:spPr>
                 </pic:pic>
               </a:graphicData>
@@ -6911,52 +4681,14 @@
       <w:r>
         <w:rPr>
           <w:rFonts w:ascii="Times New Roman" w:hAnsi="Times New Roman" w:cs="Times New Roman"/>
-          <w:highlight w:val="yellow"/>
-        </w:rPr>
-        <w:t>Fig. X</w:t>
-      </w:r>
-      <w:r>
-        <w:rPr>
-          <w:rFonts w:ascii="Times New Roman" w:hAnsi="Times New Roman" w:cs="Times New Roman"/>
-        </w:rPr>
-        <w:t xml:space="preserve">. Effect of animal-provisioned nutrients on different categories of primary producer. Plants include seagrasses and mangroves, phytoplankton include micro algae, coral includes measurements of both corals and coral endosymbionts, and algae includes fleshy and crustose algae. Effect sizes are </w:t>
-      </w:r>
-      <w:r>
-        <w:rPr>
-          <w:rFonts w:ascii="Times New Roman" w:hAnsi="Times New Roman" w:cs="Times New Roman"/>
-          <w:lang w:val="en-CA"/>
-        </w:rPr>
-        <w:t>log transformed ratio of means</w:t>
-      </w:r>
-      <w:r>
-        <w:rPr>
-          <w:rFonts w:ascii="Times New Roman" w:hAnsi="Times New Roman" w:cs="Times New Roman"/>
-          <w:lang w:val="en-CA"/>
-        </w:rPr>
-        <w:t xml:space="preserve"> surrounded by 95% confidence intervals derived from the </w:t>
-      </w:r>
-      <w:r>
-        <w:rPr>
-          <w:rFonts w:ascii="Times New Roman" w:hAnsi="Times New Roman" w:cs="Times New Roman"/>
-        </w:rPr>
-        <w:t>three-level mixed effects model including background nutrients, primary producer, and experimental design as moderators.</w:t>
-      </w:r>
-      <w:r>
-        <w:rPr>
-          <w:rFonts w:ascii="Times New Roman" w:hAnsi="Times New Roman" w:cs="Times New Roman"/>
-        </w:rPr>
-        <w:t xml:space="preserve"> </w:t>
-      </w:r>
-      <w:r>
-        <w:rPr>
-          <w:rFonts w:ascii="Times New Roman" w:hAnsi="Times New Roman" w:cs="Times New Roman"/>
-        </w:rPr>
-        <w:t>Sample sizes within each group are shown to the right of the effect sizes.</w:t>
+        </w:rPr>
+        <w:t>Figure 1: PRISMA diagram</w:t>
       </w:r>
     </w:p>
     <w:p>
       <w:pPr>
         <w:spacing w:line="360" w:lineRule="auto"/>
+        <w:ind w:firstLine="720"/>
         <w:rPr>
           <w:rFonts w:ascii="Times New Roman" w:hAnsi="Times New Roman" w:cs="Times New Roman"/>
         </w:rPr>
@@ -6965,20 +4697,891 @@
     <w:p>
       <w:pPr>
         <w:spacing w:line="360" w:lineRule="auto"/>
-        <w:rPr>
-          <w:rFonts w:ascii="Times New Roman" w:hAnsi="Times New Roman" w:cs="Times New Roman"/>
-        </w:rPr>
-      </w:pPr>
+        <w:ind w:firstLine="720"/>
+        <w:rPr>
+          <w:rFonts w:ascii="Times New Roman" w:hAnsi="Times New Roman" w:cs="Times New Roman"/>
+        </w:rPr>
+      </w:pPr>
+      <w:r>
+        <w:rPr>
+          <w:rFonts w:ascii="Times New Roman" w:hAnsi="Times New Roman" w:cs="Times New Roman"/>
+        </w:rPr>
+        <w:t xml:space="preserve">We </w:t>
+      </w:r>
+      <w:r>
+        <w:rPr>
+          <w:rFonts w:ascii="Times New Roman" w:hAnsi="Times New Roman" w:cs="Times New Roman"/>
+        </w:rPr>
+        <w:t>examined</w:t>
+      </w:r>
+      <w:r>
+        <w:rPr>
+          <w:rFonts w:ascii="Times New Roman" w:hAnsi="Times New Roman" w:cs="Times New Roman"/>
+        </w:rPr>
+        <w:t xml:space="preserve"> latitude, </w:t>
+      </w:r>
+      <w:r>
+        <w:rPr>
+          <w:rFonts w:ascii="Times New Roman" w:hAnsi="Times New Roman" w:cs="Times New Roman"/>
+        </w:rPr>
+        <w:t>temperature, background nutrient concentration</w:t>
+      </w:r>
+      <w:r>
+        <w:rPr>
+          <w:rFonts w:ascii="Times New Roman" w:hAnsi="Times New Roman" w:cs="Times New Roman"/>
+        </w:rPr>
+        <w:t xml:space="preserve">, the </w:t>
+      </w:r>
+      <w:r>
+        <w:rPr>
+          <w:rFonts w:ascii="Times New Roman" w:hAnsi="Times New Roman" w:cs="Times New Roman"/>
+        </w:rPr>
+        <w:t xml:space="preserve">openness of the experiment, </w:t>
+      </w:r>
+      <w:r>
+        <w:rPr>
+          <w:rFonts w:ascii="Times New Roman" w:hAnsi="Times New Roman" w:cs="Times New Roman"/>
+        </w:rPr>
+        <w:t xml:space="preserve">and primary producer taxa as potential moderators of the effect of animal-mediated fertilization. We took the absolute </w:t>
+      </w:r>
+      <w:r>
+        <w:rPr>
+          <w:rFonts w:ascii="Times New Roman" w:hAnsi="Times New Roman" w:cs="Times New Roman"/>
+        </w:rPr>
+        <w:t>latitude to reflect the distance of each study site from the equator</w:t>
+      </w:r>
+      <w:r>
+        <w:rPr>
+          <w:rFonts w:ascii="Times New Roman" w:hAnsi="Times New Roman" w:cs="Times New Roman"/>
+        </w:rPr>
+        <w:t xml:space="preserve"> (CITE)</w:t>
+      </w:r>
+      <w:r>
+        <w:rPr>
+          <w:rFonts w:ascii="Times New Roman" w:hAnsi="Times New Roman" w:cs="Times New Roman"/>
+        </w:rPr>
+        <w:t>. We estimated mean water temperature during the experiments from data reported in the publications, and</w:t>
+      </w:r>
+      <w:r>
+        <w:rPr>
+          <w:rFonts w:ascii="Times New Roman" w:hAnsi="Times New Roman" w:cs="Times New Roman"/>
+        </w:rPr>
+        <w:t xml:space="preserve"> extrapolated temperature from papers published in </w:t>
+      </w:r>
+      <w:r>
+        <w:rPr>
+          <w:rFonts w:ascii="Times New Roman" w:hAnsi="Times New Roman" w:cs="Times New Roman"/>
+        </w:rPr>
+        <w:t>nearby</w:t>
+      </w:r>
+      <w:r>
+        <w:rPr>
+          <w:rFonts w:ascii="Times New Roman" w:hAnsi="Times New Roman" w:cs="Times New Roman"/>
+        </w:rPr>
+        <w:t xml:space="preserve"> regions when the raw data was not presented in the original text. </w:t>
+      </w:r>
+      <w:r>
+        <w:rPr>
+          <w:rFonts w:ascii="Times New Roman" w:hAnsi="Times New Roman" w:cs="Times New Roman"/>
+        </w:rPr>
+        <w:t xml:space="preserve">We classified background nutrient levels as the total nitrogen present in the ambient or control treatment, which could include any combination of nitrate, nitrite and ammonium. When this data wasn’t available, we used background nutrient levels from nearby studies. </w:t>
+      </w:r>
+      <w:r>
+        <w:rPr>
+          <w:rFonts w:ascii="Times New Roman" w:hAnsi="Times New Roman" w:cs="Times New Roman"/>
+        </w:rPr>
+        <w:t xml:space="preserve">We standardized the continuous moderators (absolute latitude, temperature, and background nutrients) in the models. </w:t>
+      </w:r>
+      <w:r>
+        <w:rPr>
+          <w:rFonts w:ascii="Times New Roman" w:hAnsi="Times New Roman" w:cs="Times New Roman"/>
+        </w:rPr>
+        <w:t xml:space="preserve">We </w:t>
+      </w:r>
+      <w:r>
+        <w:rPr>
+          <w:rFonts w:ascii="Times New Roman" w:hAnsi="Times New Roman" w:cs="Times New Roman"/>
+        </w:rPr>
+        <w:t xml:space="preserve">scored each experiment </w:t>
+      </w:r>
+      <w:r>
+        <w:rPr>
+          <w:rFonts w:ascii="Times New Roman" w:hAnsi="Times New Roman" w:cs="Times New Roman"/>
+        </w:rPr>
+        <w:t xml:space="preserve">for openness </w:t>
+      </w:r>
+      <w:r>
+        <w:rPr>
+          <w:rFonts w:ascii="Times New Roman" w:hAnsi="Times New Roman" w:cs="Times New Roman"/>
+        </w:rPr>
+        <w:t xml:space="preserve">on a scale of 1-5; (1) Field: natural experiment, (2) Field: primary producer manipulated, (3) Field: animal stocked, (4) Field: both primary producer and animals stocked, and (5) Lab: mesocosm experiment. </w:t>
+      </w:r>
+      <w:commentRangeStart w:id="5"/>
+      <w:r>
+        <w:rPr>
+          <w:rFonts w:ascii="Times New Roman" w:hAnsi="Times New Roman" w:cs="Times New Roman"/>
+        </w:rPr>
+        <w:t>Primary producers were grouped</w:t>
+      </w:r>
+      <w:commentRangeEnd w:id="5"/>
+      <w:r>
+        <w:rPr>
+          <w:rStyle w:val="CommentReference"/>
+        </w:rPr>
+        <w:commentReference w:id="5"/>
+      </w:r>
+      <w:r>
+        <w:rPr>
+          <w:rFonts w:ascii="Times New Roman" w:hAnsi="Times New Roman" w:cs="Times New Roman"/>
+        </w:rPr>
+        <w:t xml:space="preserve"> into either (1) Algae, (2) Coral, (3) Phytoplankton, or (4) Vascular plant</w:t>
+      </w:r>
+      <w:r>
+        <w:rPr>
+          <w:rFonts w:ascii="Times New Roman" w:hAnsi="Times New Roman" w:cs="Times New Roman"/>
+        </w:rPr>
+        <w:t>s</w:t>
+      </w:r>
+      <w:r>
+        <w:rPr>
+          <w:rFonts w:ascii="Times New Roman" w:hAnsi="Times New Roman" w:cs="Times New Roman"/>
+        </w:rPr>
+        <w:t xml:space="preserve">. </w:t>
+      </w:r>
+      <w:r>
+        <w:rPr>
+          <w:rFonts w:ascii="Times New Roman" w:hAnsi="Times New Roman" w:cs="Times New Roman"/>
+        </w:rPr>
+        <w:t xml:space="preserve">We considered considering grouping </w:t>
+      </w:r>
+      <w:r>
+        <w:rPr>
+          <w:rFonts w:ascii="Times New Roman" w:hAnsi="Times New Roman" w:cs="Times New Roman"/>
+        </w:rPr>
+        <w:lastRenderedPageBreak/>
+        <w:t>primary producers into finer levels (</w:t>
+      </w:r>
+      <w:proofErr w:type="spellStart"/>
+      <w:r>
+        <w:rPr>
+          <w:rFonts w:ascii="Times New Roman" w:hAnsi="Times New Roman" w:cs="Times New Roman"/>
+        </w:rPr>
+        <w:t>eg.</w:t>
+      </w:r>
+      <w:proofErr w:type="spellEnd"/>
+      <w:r>
+        <w:rPr>
+          <w:rFonts w:ascii="Times New Roman" w:hAnsi="Times New Roman" w:cs="Times New Roman"/>
+        </w:rPr>
+        <w:t xml:space="preserve"> splitting fleshy and crustose algae, or seagrass and mangroves) but preliminary models </w:t>
+      </w:r>
+      <w:r>
+        <w:rPr>
+          <w:rFonts w:ascii="Times New Roman" w:hAnsi="Times New Roman" w:cs="Times New Roman"/>
+        </w:rPr>
+        <w:t>with these finer groupings did not improve fit, and we did</w:t>
+      </w:r>
+      <w:r>
+        <w:rPr>
+          <w:rFonts w:ascii="Times New Roman" w:hAnsi="Times New Roman" w:cs="Times New Roman"/>
+        </w:rPr>
+        <w:t xml:space="preserve"> not detect significant differences between finer groups within our chosen broader categories. </w:t>
+      </w:r>
+      <w:r>
+        <w:rPr>
+          <w:rFonts w:ascii="Times New Roman" w:hAnsi="Times New Roman" w:cs="Times New Roman"/>
+        </w:rPr>
+        <w:t>We also collected data quantifying the level of provisioning by animals to primary producers, but this information was unavailable for the majority of studies</w:t>
+      </w:r>
+      <w:r>
+        <w:rPr>
+          <w:rFonts w:ascii="Times New Roman" w:hAnsi="Times New Roman" w:cs="Times New Roman"/>
+        </w:rPr>
+        <w:t xml:space="preserve"> and inclusion did not improve our models, so we did not consider this factor in final models</w:t>
+      </w:r>
+      <w:r>
+        <w:rPr>
+          <w:rFonts w:ascii="Times New Roman" w:hAnsi="Times New Roman" w:cs="Times New Roman"/>
+        </w:rPr>
+        <w:t xml:space="preserve">.  </w:t>
+      </w:r>
+    </w:p>
+    <w:p>
+      <w:pPr>
+        <w:spacing w:line="360" w:lineRule="auto"/>
+        <w:rPr>
+          <w:rFonts w:ascii="Times New Roman" w:hAnsi="Times New Roman" w:cs="Times New Roman"/>
+        </w:rPr>
+      </w:pPr>
+    </w:p>
+    <w:p>
+      <w:pPr>
+        <w:spacing w:line="360" w:lineRule="auto"/>
+        <w:rPr>
+          <w:rFonts w:ascii="Times New Roman" w:hAnsi="Times New Roman" w:cs="Times New Roman"/>
+          <w:i/>
+          <w:iCs/>
+        </w:rPr>
+      </w:pPr>
+      <w:r>
+        <w:rPr>
+          <w:rFonts w:ascii="Times New Roman" w:hAnsi="Times New Roman" w:cs="Times New Roman"/>
+          <w:i/>
+          <w:iCs/>
+        </w:rPr>
+        <w:t>Data analysis</w:t>
+      </w:r>
+    </w:p>
+    <w:p>
+      <w:pPr>
+        <w:spacing w:line="360" w:lineRule="auto"/>
+        <w:ind w:firstLine="720"/>
+        <w:rPr>
+          <w:rFonts w:ascii="Times New Roman" w:hAnsi="Times New Roman" w:cs="Times New Roman"/>
+        </w:rPr>
+      </w:pPr>
+      <w:r>
+        <w:rPr>
+          <w:rFonts w:ascii="Times New Roman" w:hAnsi="Times New Roman" w:cs="Times New Roman"/>
+        </w:rPr>
+        <w:t xml:space="preserve">We calculated effect sizes as </w:t>
+      </w:r>
+      <w:r>
+        <w:rPr>
+          <w:rFonts w:ascii="Times New Roman" w:hAnsi="Times New Roman" w:cs="Times New Roman"/>
+        </w:rPr>
+        <w:t xml:space="preserve">log transformed ratio of means </w:t>
+      </w:r>
+      <w:r>
+        <w:rPr>
+          <w:rFonts w:ascii="Times New Roman" w:hAnsi="Times New Roman" w:cs="Times New Roman"/>
+        </w:rPr>
+        <w:t xml:space="preserve">using </w:t>
+      </w:r>
+      <w:proofErr w:type="spellStart"/>
+      <w:proofErr w:type="gramStart"/>
+      <w:r>
+        <w:rPr>
+          <w:rFonts w:ascii="Times New Roman" w:hAnsi="Times New Roman" w:cs="Times New Roman"/>
+        </w:rPr>
+        <w:t>metafor</w:t>
+      </w:r>
+      <w:proofErr w:type="spellEnd"/>
+      <w:r>
+        <w:rPr>
+          <w:rFonts w:ascii="Times New Roman" w:hAnsi="Times New Roman" w:cs="Times New Roman"/>
+        </w:rPr>
+        <w:t>::</w:t>
+      </w:r>
+      <w:proofErr w:type="spellStart"/>
+      <w:proofErr w:type="gramEnd"/>
+      <w:r>
+        <w:rPr>
+          <w:rFonts w:ascii="Times New Roman" w:hAnsi="Times New Roman" w:cs="Times New Roman"/>
+        </w:rPr>
+        <w:t>escalc</w:t>
+      </w:r>
+      <w:proofErr w:type="spellEnd"/>
+      <w:r>
+        <w:rPr>
+          <w:rFonts w:ascii="Times New Roman" w:hAnsi="Times New Roman" w:cs="Times New Roman"/>
+        </w:rPr>
+        <w:t xml:space="preserve">, which computes effect size as </w:t>
+      </w:r>
+      <w:r>
+        <w:rPr>
+          <w:rFonts w:ascii="Times New Roman" w:hAnsi="Times New Roman" w:cs="Times New Roman"/>
+        </w:rPr>
+        <w:t xml:space="preserve">the </w:t>
+      </w:r>
+      <w:r>
+        <w:rPr>
+          <w:rFonts w:ascii="Times New Roman" w:hAnsi="Times New Roman" w:cs="Times New Roman"/>
+        </w:rPr>
+        <w:t>log</w:t>
+      </w:r>
+      <w:r>
+        <w:rPr>
+          <w:rFonts w:ascii="Times New Roman" w:hAnsi="Times New Roman" w:cs="Times New Roman"/>
+        </w:rPr>
+        <w:t xml:space="preserve"> of the </w:t>
+      </w:r>
+      <w:r>
+        <w:rPr>
+          <w:rFonts w:ascii="Times New Roman" w:hAnsi="Times New Roman" w:cs="Times New Roman"/>
+        </w:rPr>
+        <w:t>mean treatment</w:t>
+      </w:r>
+      <w:r>
+        <w:rPr>
+          <w:rFonts w:ascii="Times New Roman" w:hAnsi="Times New Roman" w:cs="Times New Roman"/>
+        </w:rPr>
+        <w:t xml:space="preserve"> divided by the </w:t>
+      </w:r>
+      <w:r>
+        <w:rPr>
+          <w:rFonts w:ascii="Times New Roman" w:hAnsi="Times New Roman" w:cs="Times New Roman"/>
+        </w:rPr>
+        <w:t>mean control.</w:t>
+      </w:r>
+      <w:r>
+        <w:rPr>
+          <w:rFonts w:ascii="Times New Roman" w:hAnsi="Times New Roman" w:cs="Times New Roman"/>
+        </w:rPr>
+        <w:t xml:space="preserve"> </w:t>
+      </w:r>
+      <w:r>
+        <w:rPr>
+          <w:rFonts w:ascii="Times New Roman" w:hAnsi="Times New Roman" w:cs="Times New Roman"/>
+        </w:rPr>
+        <w:t xml:space="preserve">Effect </w:t>
+      </w:r>
+      <w:r>
+        <w:rPr>
+          <w:rFonts w:ascii="Times New Roman" w:hAnsi="Times New Roman" w:cs="Times New Roman"/>
+        </w:rPr>
+        <w:t xml:space="preserve">sizes </w:t>
+      </w:r>
+      <w:r>
+        <w:rPr>
+          <w:rFonts w:ascii="Times New Roman" w:hAnsi="Times New Roman" w:cs="Times New Roman"/>
+        </w:rPr>
+        <w:t>cannot</w:t>
+      </w:r>
+      <w:r>
+        <w:rPr>
+          <w:rFonts w:ascii="Times New Roman" w:hAnsi="Times New Roman" w:cs="Times New Roman"/>
+        </w:rPr>
+        <w:t xml:space="preserve"> be computed for</w:t>
+      </w:r>
+      <w:r>
+        <w:rPr>
+          <w:rFonts w:ascii="Times New Roman" w:hAnsi="Times New Roman" w:cs="Times New Roman"/>
+        </w:rPr>
+        <w:t xml:space="preserve"> mean </w:t>
+      </w:r>
+      <w:r>
+        <w:rPr>
+          <w:rFonts w:ascii="Times New Roman" w:hAnsi="Times New Roman" w:cs="Times New Roman"/>
+        </w:rPr>
+        <w:t>values</w:t>
+      </w:r>
+      <w:r>
+        <w:rPr>
+          <w:rFonts w:ascii="Times New Roman" w:hAnsi="Times New Roman" w:cs="Times New Roman"/>
+        </w:rPr>
+        <w:t xml:space="preserve"> less than or equal to zero (</w:t>
+      </w:r>
+      <w:r>
+        <w:rPr>
+          <w:rFonts w:ascii="Times New Roman" w:hAnsi="Times New Roman" w:cs="Times New Roman"/>
+        </w:rPr>
+        <w:t xml:space="preserve">n = </w:t>
+      </w:r>
+      <w:r>
+        <w:rPr>
+          <w:rFonts w:ascii="Times New Roman" w:hAnsi="Times New Roman" w:cs="Times New Roman"/>
+        </w:rPr>
+        <w:t xml:space="preserve">9), so these were excluded. </w:t>
+      </w:r>
+      <w:r>
+        <w:rPr>
+          <w:rFonts w:ascii="Times New Roman" w:hAnsi="Times New Roman" w:cs="Times New Roman"/>
+        </w:rPr>
+        <w:t xml:space="preserve">We constructed </w:t>
+      </w:r>
+      <w:r>
+        <w:rPr>
+          <w:rFonts w:ascii="Times New Roman" w:hAnsi="Times New Roman" w:cs="Times New Roman"/>
+        </w:rPr>
+        <w:t xml:space="preserve">a full </w:t>
+      </w:r>
+      <w:r>
+        <w:rPr>
+          <w:rFonts w:ascii="Times New Roman" w:hAnsi="Times New Roman" w:cs="Times New Roman"/>
+        </w:rPr>
+        <w:t>three-level mixed effects</w:t>
+      </w:r>
+      <w:r>
+        <w:rPr>
+          <w:rFonts w:ascii="Times New Roman" w:hAnsi="Times New Roman" w:cs="Times New Roman"/>
+        </w:rPr>
+        <w:t xml:space="preserve"> model (</w:t>
+      </w:r>
+      <w:proofErr w:type="spellStart"/>
+      <w:proofErr w:type="gramStart"/>
+      <w:r>
+        <w:rPr>
+          <w:rFonts w:ascii="Times New Roman" w:hAnsi="Times New Roman" w:cs="Times New Roman"/>
+        </w:rPr>
+        <w:t>metafor</w:t>
+      </w:r>
+      <w:proofErr w:type="spellEnd"/>
+      <w:r>
+        <w:rPr>
+          <w:rFonts w:ascii="Times New Roman" w:hAnsi="Times New Roman" w:cs="Times New Roman"/>
+        </w:rPr>
+        <w:t>::</w:t>
+      </w:r>
+      <w:proofErr w:type="gramEnd"/>
+      <w:r>
+        <w:rPr>
+          <w:rFonts w:ascii="Times New Roman" w:hAnsi="Times New Roman" w:cs="Times New Roman"/>
+        </w:rPr>
+        <w:t xml:space="preserve">rma.mv) </w:t>
+      </w:r>
+      <w:r>
+        <w:rPr>
+          <w:rFonts w:ascii="Times New Roman" w:hAnsi="Times New Roman" w:cs="Times New Roman"/>
+        </w:rPr>
+        <w:t>including all</w:t>
+      </w:r>
+      <w:r>
+        <w:rPr>
+          <w:rFonts w:ascii="Times New Roman" w:hAnsi="Times New Roman" w:cs="Times New Roman"/>
+        </w:rPr>
+        <w:t xml:space="preserve"> moderator</w:t>
+      </w:r>
+      <w:r>
+        <w:rPr>
+          <w:rFonts w:ascii="Times New Roman" w:hAnsi="Times New Roman" w:cs="Times New Roman"/>
+        </w:rPr>
+        <w:t>s</w:t>
+      </w:r>
+      <w:r>
+        <w:rPr>
+          <w:rFonts w:ascii="Times New Roman" w:hAnsi="Times New Roman" w:cs="Times New Roman"/>
+        </w:rPr>
+        <w:t xml:space="preserve"> (</w:t>
+      </w:r>
+      <w:r>
+        <w:rPr>
+          <w:rFonts w:ascii="Times New Roman" w:hAnsi="Times New Roman" w:cs="Times New Roman"/>
+        </w:rPr>
+        <w:t xml:space="preserve">absolute </w:t>
+      </w:r>
+      <w:r>
+        <w:rPr>
+          <w:rFonts w:ascii="Times New Roman" w:hAnsi="Times New Roman" w:cs="Times New Roman"/>
+        </w:rPr>
+        <w:t xml:space="preserve">latitude, </w:t>
+      </w:r>
+      <w:r>
+        <w:rPr>
+          <w:rFonts w:ascii="Times New Roman" w:hAnsi="Times New Roman" w:cs="Times New Roman"/>
+        </w:rPr>
+        <w:t xml:space="preserve">temperature, background nutrients, </w:t>
+      </w:r>
+      <w:r>
+        <w:rPr>
+          <w:rFonts w:ascii="Times New Roman" w:hAnsi="Times New Roman" w:cs="Times New Roman"/>
+        </w:rPr>
+        <w:t xml:space="preserve">openness, and </w:t>
+      </w:r>
+      <w:r>
+        <w:rPr>
+          <w:rFonts w:ascii="Times New Roman" w:hAnsi="Times New Roman" w:cs="Times New Roman"/>
+        </w:rPr>
+        <w:t>primary producer taxa</w:t>
+      </w:r>
+      <w:r>
+        <w:rPr>
+          <w:rFonts w:ascii="Times New Roman" w:hAnsi="Times New Roman" w:cs="Times New Roman"/>
+        </w:rPr>
+        <w:t xml:space="preserve">) </w:t>
+      </w:r>
+      <w:r>
+        <w:rPr>
+          <w:rFonts w:ascii="Times New Roman" w:hAnsi="Times New Roman" w:cs="Times New Roman"/>
+        </w:rPr>
+        <w:t>and</w:t>
+      </w:r>
+      <w:r>
+        <w:rPr>
+          <w:rFonts w:ascii="Times New Roman" w:hAnsi="Times New Roman" w:cs="Times New Roman"/>
+        </w:rPr>
+        <w:t xml:space="preserve"> </w:t>
+      </w:r>
+      <w:r>
+        <w:rPr>
+          <w:rFonts w:ascii="Times New Roman" w:hAnsi="Times New Roman" w:cs="Times New Roman"/>
+        </w:rPr>
+        <w:t xml:space="preserve">a random effect of individual effect size nested within </w:t>
+      </w:r>
+      <w:r>
+        <w:rPr>
+          <w:rFonts w:ascii="Times New Roman" w:hAnsi="Times New Roman" w:cs="Times New Roman"/>
+        </w:rPr>
+        <w:t>paper ID</w:t>
+      </w:r>
+      <w:r>
+        <w:rPr>
+          <w:rFonts w:ascii="Times New Roman" w:hAnsi="Times New Roman" w:cs="Times New Roman"/>
+        </w:rPr>
+        <w:t>. As some studies contributed multiple effect sizes, this nested structure (</w:t>
+      </w:r>
+      <w:r>
+        <w:rPr>
+          <w:rFonts w:ascii="Times New Roman" w:hAnsi="Times New Roman" w:cs="Times New Roman"/>
+        </w:rPr>
+        <w:t>random = ~ 1 | paper /</w:t>
+      </w:r>
+      <w:proofErr w:type="spellStart"/>
+      <w:r>
+        <w:rPr>
+          <w:rFonts w:ascii="Times New Roman" w:hAnsi="Times New Roman" w:cs="Times New Roman"/>
+        </w:rPr>
+        <w:t>individual_effect_size</w:t>
+      </w:r>
+      <w:proofErr w:type="spellEnd"/>
+      <w:r>
+        <w:rPr>
+          <w:rFonts w:ascii="Times New Roman" w:hAnsi="Times New Roman" w:cs="Times New Roman"/>
+        </w:rPr>
+        <w:t>)</w:t>
+      </w:r>
+      <w:r>
+        <w:rPr>
+          <w:rFonts w:ascii="Times New Roman" w:hAnsi="Times New Roman" w:cs="Times New Roman"/>
+        </w:rPr>
+        <w:t xml:space="preserve"> </w:t>
+      </w:r>
+      <w:r>
+        <w:rPr>
+          <w:rFonts w:ascii="Times New Roman" w:hAnsi="Times New Roman" w:cs="Times New Roman"/>
+        </w:rPr>
+        <w:t xml:space="preserve">accounted for non-independence between our effect sizes </w:t>
+      </w:r>
+      <w:r>
+        <w:rPr>
+          <w:rFonts w:ascii="Times New Roman" w:hAnsi="Times New Roman" w:cs="Times New Roman"/>
+        </w:rPr>
+        <w:fldChar w:fldCharType="begin"/>
+      </w:r>
+      <w:r>
+        <w:rPr>
+          <w:rFonts w:ascii="Times New Roman" w:hAnsi="Times New Roman" w:cs="Times New Roman"/>
+        </w:rPr>
+        <w:instrText xml:space="preserve"> ADDIN ZOTERO_ITEM CSL_CITATION {"citationID":"ngse7ztq","properties":{"formattedCitation":"(Viechtbauer, 2010)","plainCitation":"(Viechtbauer, 2010)","noteIndex":0},"citationItems":[{"id":2020,"uris":["http://zotero.org/users/local/idKDtb7T/items/9ACBHWEB"],"itemData":{"id":2020,"type":"article-journal","abstract":"The metafor package provides functions for conducting meta-analyses in R. The package includes functions for ﬁtting the meta-analytic ﬁxed- and random-e</w:instrText>
+      </w:r>
+      <w:r>
+        <w:rPr>
+          <w:rFonts w:ascii="Cambria Math" w:hAnsi="Cambria Math" w:cs="Cambria Math"/>
+        </w:rPr>
+        <w:instrText>ﬀ</w:instrText>
+      </w:r>
+      <w:r>
+        <w:rPr>
+          <w:rFonts w:ascii="Times New Roman" w:hAnsi="Times New Roman" w:cs="Times New Roman"/>
+        </w:rPr>
+        <w:instrText xml:space="preserve">ects models and allows for the inclusion of moderators variables (study-level covariates) in these models. Meta-regression analyses with continuous and categorical moderators can be conducted in this way. Functions for the Mantel-Haenszel and Peto’s one-step method for metaanalyses of 2 × 2 table data are also available. Finally, the package provides various plot functions (for example, for forest, funnel, and radial plots) and functions for assessing the model ﬁt, for obtaining case diagnostics, and for tests of publication bias.","container-title":"Journal of Statistical Software","DOI":"10.18637/jss.v036.i03","ISSN":"1548-7660","issue":"3","journalAbbreviation":"J. Stat. Soft.","language":"en","source":"DOI.org (Crossref)","title":"Conducting Meta-Analyses in &lt;i&gt;R&lt;/i&gt; with the &lt;b&gt;metafor&lt;/b&gt; Package","URL":"http://www.jstatsoft.org/v36/i03/","volume":"36","author":[{"family":"Viechtbauer","given":"Wolfgang"}],"accessed":{"date-parts":[["2021",12,6]]},"issued":{"date-parts":[["2010"]]}}}],"schema":"https://github.com/citation-style-language/schema/raw/master/csl-citation.json"} </w:instrText>
+      </w:r>
+      <w:r>
+        <w:rPr>
+          <w:rFonts w:ascii="Times New Roman" w:hAnsi="Times New Roman" w:cs="Times New Roman"/>
+        </w:rPr>
+        <w:fldChar w:fldCharType="separate"/>
+      </w:r>
       <w:r>
         <w:rPr>
           <w:rFonts w:ascii="Times New Roman" w:hAnsi="Times New Roman" w:cs="Times New Roman"/>
           <w:noProof/>
         </w:rPr>
+        <w:t>(Viechtbauer, 2010)</w:t>
+      </w:r>
+      <w:r>
+        <w:rPr>
+          <w:rFonts w:ascii="Times New Roman" w:hAnsi="Times New Roman" w:cs="Times New Roman"/>
+        </w:rPr>
+        <w:fldChar w:fldCharType="end"/>
+      </w:r>
+      <w:r>
+        <w:rPr>
+          <w:rFonts w:ascii="Times New Roman" w:hAnsi="Times New Roman" w:cs="Times New Roman"/>
+        </w:rPr>
+        <w:t xml:space="preserve">. </w:t>
+      </w:r>
+      <w:r>
+        <w:rPr>
+          <w:rFonts w:ascii="Times New Roman" w:hAnsi="Times New Roman" w:cs="Times New Roman"/>
+        </w:rPr>
+        <w:t xml:space="preserve">We used the restricted maximum likelihood estimator to estimate residual heterogeneity and used </w:t>
+      </w:r>
+      <w:commentRangeStart w:id="6"/>
+      <w:r>
+        <w:rPr>
+          <w:rFonts w:ascii="Times New Roman" w:hAnsi="Times New Roman" w:cs="Times New Roman"/>
+        </w:rPr>
+        <w:t>Cochran’s Q-test</w:t>
+      </w:r>
+      <w:r>
+        <w:rPr>
+          <w:rFonts w:ascii="Times New Roman" w:hAnsi="Times New Roman" w:cs="Times New Roman"/>
+        </w:rPr>
+        <w:t xml:space="preserve"> </w:t>
+      </w:r>
+      <w:commentRangeEnd w:id="6"/>
+      <w:r>
+        <w:rPr>
+          <w:rStyle w:val="CommentReference"/>
+        </w:rPr>
+        <w:commentReference w:id="6"/>
+      </w:r>
+      <w:r>
+        <w:rPr>
+          <w:rFonts w:ascii="Times New Roman" w:hAnsi="Times New Roman" w:cs="Times New Roman"/>
+        </w:rPr>
+        <w:t xml:space="preserve">to test for significance for all models. </w:t>
+      </w:r>
+      <w:r>
+        <w:rPr>
+          <w:rFonts w:ascii="Times New Roman" w:hAnsi="Times New Roman" w:cs="Times New Roman"/>
+        </w:rPr>
+        <w:t xml:space="preserve">We </w:t>
+      </w:r>
+      <w:r>
+        <w:rPr>
+          <w:rFonts w:ascii="Times New Roman" w:hAnsi="Times New Roman" w:cs="Times New Roman"/>
+        </w:rPr>
+        <w:t xml:space="preserve">set test = “t” to use a t-distribution similar to the </w:t>
+      </w:r>
+      <w:r>
+        <w:rPr>
+          <w:rFonts w:ascii="Times New Roman" w:hAnsi="Times New Roman" w:cs="Times New Roman"/>
+        </w:rPr>
+        <w:t>Knapp-Hartung method</w:t>
+      </w:r>
+      <w:r>
+        <w:rPr>
+          <w:rFonts w:ascii="Times New Roman" w:hAnsi="Times New Roman" w:cs="Times New Roman"/>
+        </w:rPr>
+        <w:t>.</w:t>
+      </w:r>
+      <w:r>
+        <w:rPr>
+          <w:rFonts w:ascii="Times New Roman" w:hAnsi="Times New Roman" w:cs="Times New Roman"/>
+        </w:rPr>
+        <w:t xml:space="preserve"> </w:t>
+      </w:r>
+      <w:r>
+        <w:rPr>
+          <w:rFonts w:ascii="Times New Roman" w:hAnsi="Times New Roman" w:cs="Times New Roman"/>
+        </w:rPr>
+        <w:t xml:space="preserve">We </w:t>
+      </w:r>
+      <w:r>
+        <w:rPr>
+          <w:rFonts w:ascii="Times New Roman" w:hAnsi="Times New Roman" w:cs="Times New Roman"/>
+        </w:rPr>
+        <w:t>determined that</w:t>
+      </w:r>
+      <w:r>
+        <w:rPr>
+          <w:rFonts w:ascii="Times New Roman" w:hAnsi="Times New Roman" w:cs="Times New Roman"/>
+        </w:rPr>
+        <w:t xml:space="preserve"> absolute latitude, temperature, and background nutrients are correlated</w:t>
+      </w:r>
+      <w:r>
+        <w:rPr>
+          <w:rFonts w:ascii="Times New Roman" w:hAnsi="Times New Roman" w:cs="Times New Roman"/>
+        </w:rPr>
+        <w:t xml:space="preserve"> using a correlation matrix</w:t>
+      </w:r>
+      <w:r>
+        <w:rPr>
+          <w:rFonts w:ascii="Times New Roman" w:hAnsi="Times New Roman" w:cs="Times New Roman"/>
+        </w:rPr>
+        <w:t xml:space="preserve"> (</w:t>
+      </w:r>
+      <w:proofErr w:type="gramStart"/>
+      <w:r>
+        <w:rPr>
+          <w:rFonts w:ascii="Times New Roman" w:hAnsi="Times New Roman" w:cs="Times New Roman"/>
+        </w:rPr>
+        <w:t>metaphor::</w:t>
+      </w:r>
+      <w:proofErr w:type="spellStart"/>
+      <w:proofErr w:type="gramEnd"/>
+      <w:r>
+        <w:rPr>
+          <w:rFonts w:ascii="Times New Roman" w:hAnsi="Times New Roman" w:cs="Times New Roman"/>
+        </w:rPr>
+        <w:t>vif</w:t>
+      </w:r>
+      <w:proofErr w:type="spellEnd"/>
+      <w:r>
+        <w:rPr>
+          <w:rFonts w:ascii="Times New Roman" w:hAnsi="Times New Roman" w:cs="Times New Roman"/>
+        </w:rPr>
+        <w:t>)</w:t>
+      </w:r>
+      <w:r>
+        <w:rPr>
+          <w:rFonts w:ascii="Times New Roman" w:hAnsi="Times New Roman" w:cs="Times New Roman"/>
+        </w:rPr>
+        <w:t xml:space="preserve">, </w:t>
+      </w:r>
+      <w:r>
+        <w:rPr>
+          <w:rFonts w:ascii="Times New Roman" w:hAnsi="Times New Roman" w:cs="Times New Roman"/>
+        </w:rPr>
+        <w:t>so we</w:t>
+      </w:r>
+      <w:r>
+        <w:rPr>
+          <w:rFonts w:ascii="Times New Roman" w:hAnsi="Times New Roman" w:cs="Times New Roman"/>
+        </w:rPr>
+        <w:t xml:space="preserve"> then constructed three reduced models that each contained only one of the correlated moderators</w:t>
+      </w:r>
+      <w:r>
+        <w:rPr>
+          <w:rFonts w:ascii="Times New Roman" w:hAnsi="Times New Roman" w:cs="Times New Roman"/>
+        </w:rPr>
+        <w:t xml:space="preserve"> and competed them against a null model using AIC</w:t>
+      </w:r>
+      <w:r>
+        <w:rPr>
+          <w:rFonts w:ascii="Times New Roman" w:hAnsi="Times New Roman" w:cs="Times New Roman"/>
+        </w:rPr>
+        <w:t xml:space="preserve">. </w:t>
+      </w:r>
+    </w:p>
+    <w:p>
+      <w:pPr>
+        <w:spacing w:line="360" w:lineRule="auto"/>
+        <w:rPr>
+          <w:rFonts w:ascii="Times New Roman" w:hAnsi="Times New Roman" w:cs="Times New Roman"/>
+        </w:rPr>
+      </w:pPr>
+    </w:p>
+    <w:p>
+      <w:pPr>
+        <w:spacing w:line="360" w:lineRule="auto"/>
+        <w:rPr>
+          <w:rFonts w:ascii="Times New Roman" w:hAnsi="Times New Roman" w:cs="Times New Roman"/>
+          <w:i/>
+        </w:rPr>
+      </w:pPr>
+      <w:r>
+        <w:rPr>
+          <w:rFonts w:ascii="Times New Roman" w:hAnsi="Times New Roman" w:cs="Times New Roman"/>
+          <w:i/>
+        </w:rPr>
+        <w:t>Assumption testing</w:t>
+      </w:r>
+    </w:p>
+    <w:p>
+      <w:pPr>
+        <w:spacing w:line="360" w:lineRule="auto"/>
+        <w:rPr>
+          <w:rFonts w:ascii="Times New Roman" w:hAnsi="Times New Roman" w:cs="Times New Roman"/>
+        </w:rPr>
+      </w:pPr>
+      <w:r>
+        <w:rPr>
+          <w:rFonts w:ascii="Times New Roman" w:hAnsi="Times New Roman" w:cs="Times New Roman"/>
+        </w:rPr>
+        <w:tab/>
+      </w:r>
+      <w:r>
+        <w:rPr>
+          <w:rFonts w:ascii="Times New Roman" w:hAnsi="Times New Roman" w:cs="Times New Roman"/>
+        </w:rPr>
+        <w:t>Meta-analyses can be vulnerable to p-value biases, so we</w:t>
+      </w:r>
+      <w:r>
+        <w:rPr>
+          <w:rFonts w:ascii="Times New Roman" w:hAnsi="Times New Roman" w:cs="Times New Roman"/>
+        </w:rPr>
+        <w:t xml:space="preserve"> calculated </w:t>
+      </w:r>
+      <w:r>
+        <w:rPr>
+          <w:rFonts w:ascii="Times New Roman" w:hAnsi="Times New Roman" w:cs="Times New Roman"/>
+        </w:rPr>
+        <w:t>Rosenthal</w:t>
+      </w:r>
+      <w:r>
+        <w:rPr>
+          <w:rFonts w:ascii="Times New Roman" w:hAnsi="Times New Roman" w:cs="Times New Roman"/>
+        </w:rPr>
+        <w:t>’s failsafe</w:t>
+      </w:r>
+      <w:r>
+        <w:rPr>
+          <w:rFonts w:ascii="Times New Roman" w:hAnsi="Times New Roman" w:cs="Times New Roman"/>
+        </w:rPr>
+        <w:t xml:space="preserve"> number </w:t>
+      </w:r>
+      <w:r>
+        <w:rPr>
+          <w:rFonts w:ascii="Times New Roman" w:hAnsi="Times New Roman" w:cs="Times New Roman"/>
+        </w:rPr>
+        <w:t xml:space="preserve">(the number of non-significant studies we would have to include to overturn our results) </w:t>
+      </w:r>
+      <w:r>
+        <w:rPr>
+          <w:rFonts w:ascii="Times New Roman" w:hAnsi="Times New Roman" w:cs="Times New Roman"/>
+        </w:rPr>
+        <w:t xml:space="preserve">as </w:t>
+      </w:r>
+      <w:r>
+        <w:rPr>
+          <w:rFonts w:ascii="Times New Roman" w:hAnsi="Times New Roman" w:cs="Times New Roman"/>
+        </w:rPr>
+        <w:t>13962</w:t>
+      </w:r>
+      <w:r>
+        <w:rPr>
+          <w:rFonts w:ascii="Times New Roman" w:hAnsi="Times New Roman" w:cs="Times New Roman"/>
+        </w:rPr>
+        <w:t xml:space="preserve">. As some reports contributed multiple observations, we looked for a substantial effect of papers that contributed 10% or greater than the total number of observations (n = 3). We reran each model without each of these potentially influential studies and found no major differences in effect sizes or p-values when each of these studies were excluded. </w:t>
+      </w:r>
+      <w:r>
+        <w:rPr>
+          <w:rFonts w:ascii="Times New Roman" w:hAnsi="Times New Roman" w:cs="Times New Roman"/>
+        </w:rPr>
+        <w:t>We created funnel plots (</w:t>
+      </w:r>
+      <w:r>
+        <w:rPr>
+          <w:rFonts w:ascii="Times New Roman" w:hAnsi="Times New Roman" w:cs="Times New Roman"/>
+          <w:highlight w:val="yellow"/>
+        </w:rPr>
+        <w:t xml:space="preserve">Fig. </w:t>
+      </w:r>
+      <w:r>
+        <w:rPr>
+          <w:rFonts w:ascii="Times New Roman" w:hAnsi="Times New Roman" w:cs="Times New Roman"/>
+          <w:highlight w:val="yellow"/>
+        </w:rPr>
+        <w:t>2</w:t>
+      </w:r>
+      <w:r>
+        <w:rPr>
+          <w:rFonts w:ascii="Times New Roman" w:hAnsi="Times New Roman" w:cs="Times New Roman"/>
+        </w:rPr>
+        <w:t>) and visually inspected them for evidence of biases in the published effect sizes.</w:t>
+      </w:r>
+    </w:p>
+    <w:p>
+      <w:pPr>
+        <w:spacing w:line="360" w:lineRule="auto"/>
+        <w:rPr>
+          <w:rFonts w:ascii="Times New Roman" w:hAnsi="Times New Roman" w:cs="Times New Roman"/>
+        </w:rPr>
+      </w:pPr>
+      <w:r>
+        <w:rPr>
+          <w:rFonts w:ascii="Times New Roman" w:hAnsi="Times New Roman" w:cs="Times New Roman"/>
+          <w:noProof/>
+        </w:rPr>
+        <w:lastRenderedPageBreak/>
         <w:drawing>
-          <wp:inline distT="0" distB="0" distL="0" distR="0" wp14:anchorId="6BAFA11A" wp14:editId="530DDECB">
-            <wp:extent cx="4688541" cy="2637304"/>
-            <wp:effectExtent l="0" t="0" r="0" b="4445"/>
-            <wp:docPr id="2" name="Picture 2"/>
+          <wp:inline distT="0" distB="0" distL="0" distR="0" wp14:anchorId="654149E6" wp14:editId="37DBC364">
+            <wp:extent cx="5943600" cy="3465195"/>
+            <wp:effectExtent l="0" t="0" r="0" b="1905"/>
+            <wp:docPr id="4" name="Picture 4"/>
             <wp:cNvGraphicFramePr>
               <a:graphicFrameLocks xmlns:a="http://schemas.openxmlformats.org/drawingml/2006/main" noChangeAspect="1"/>
             </wp:cNvGraphicFramePr>
@@ -6986,7 +5589,7 @@
               <a:graphicData uri="http://schemas.openxmlformats.org/drawingml/2006/picture">
                 <pic:pic xmlns:pic="http://schemas.openxmlformats.org/drawingml/2006/picture">
                   <pic:nvPicPr>
-                    <pic:cNvPr id="2" name="nat_effect.png"/>
+                    <pic:cNvPr id="4" name="Screen Shot 2023-02-15 at 5.15.46 PM.png"/>
                     <pic:cNvPicPr/>
                   </pic:nvPicPr>
                   <pic:blipFill>
@@ -7004,7 +5607,7 @@
                   <pic:spPr>
                     <a:xfrm>
                       <a:off x="0" y="0"/>
-                      <a:ext cx="4723039" cy="2656709"/>
+                      <a:ext cx="5943600" cy="3465195"/>
                     </a:xfrm>
                     <a:prstGeom prst="rect">
                       <a:avLst/>
@@ -7027,56 +5630,8 @@
       <w:r>
         <w:rPr>
           <w:rFonts w:ascii="Times New Roman" w:hAnsi="Times New Roman" w:cs="Times New Roman"/>
-          <w:highlight w:val="yellow"/>
-        </w:rPr>
-        <w:t>Fig. X</w:t>
-      </w:r>
-      <w:r>
-        <w:rPr>
-          <w:rFonts w:ascii="Times New Roman" w:hAnsi="Times New Roman" w:cs="Times New Roman"/>
-        </w:rPr>
-        <w:t>. Effect of animal-provisioned nutrients on different categories of experimental design. Field experiments were split based on whether the researchers set the density of the primary producer (PP stocked), consumer (animals stocked), both, or neither (</w:t>
-      </w:r>
-      <w:proofErr w:type="spellStart"/>
-      <w:r>
-        <w:rPr>
-          <w:rFonts w:ascii="Times New Roman" w:hAnsi="Times New Roman" w:cs="Times New Roman"/>
-        </w:rPr>
-        <w:t>unstocked</w:t>
-      </w:r>
-      <w:proofErr w:type="spellEnd"/>
-      <w:r>
-        <w:rPr>
-          <w:rFonts w:ascii="Times New Roman" w:hAnsi="Times New Roman" w:cs="Times New Roman"/>
-        </w:rPr>
-        <w:t xml:space="preserve">). Effect sizes are </w:t>
-      </w:r>
-      <w:r>
-        <w:rPr>
-          <w:rFonts w:ascii="Times New Roman" w:hAnsi="Times New Roman" w:cs="Times New Roman"/>
-          <w:lang w:val="en-CA"/>
-        </w:rPr>
-        <w:lastRenderedPageBreak/>
-        <w:t>log transformed ratio of means</w:t>
-      </w:r>
-      <w:r>
-        <w:rPr>
-          <w:rFonts w:ascii="Times New Roman" w:hAnsi="Times New Roman" w:cs="Times New Roman"/>
-          <w:lang w:val="en-CA"/>
-        </w:rPr>
-        <w:t xml:space="preserve"> surrounded by 95% confidence intervals derived from the </w:t>
-      </w:r>
-      <w:r>
-        <w:rPr>
-          <w:rFonts w:ascii="Times New Roman" w:hAnsi="Times New Roman" w:cs="Times New Roman"/>
-        </w:rPr>
-        <w:t>three-level mixed effects model including background nutrients, primary producer, and experimental design as moderators.</w:t>
-      </w:r>
-      <w:r>
-        <w:rPr>
-          <w:rFonts w:ascii="Times New Roman" w:hAnsi="Times New Roman" w:cs="Times New Roman"/>
-        </w:rPr>
-        <w:t xml:space="preserve"> Sample sizes within each group are shown to the right of the effect sizes.</w:t>
+        </w:rPr>
+        <w:t xml:space="preserve">Fig. 2. Funnel plot for the model including background nutrients. </w:t>
       </w:r>
     </w:p>
     <w:p>
@@ -7092,6 +5647,1614 @@
         <w:spacing w:line="360" w:lineRule="auto"/>
         <w:rPr>
           <w:rFonts w:ascii="Times New Roman" w:hAnsi="Times New Roman" w:cs="Times New Roman"/>
+          <w:u w:val="single"/>
+        </w:rPr>
+      </w:pPr>
+      <w:r>
+        <w:rPr>
+          <w:rFonts w:ascii="Times New Roman" w:hAnsi="Times New Roman" w:cs="Times New Roman"/>
+          <w:u w:val="single"/>
+        </w:rPr>
+        <w:t>Results</w:t>
+      </w:r>
+    </w:p>
+    <w:p>
+      <w:pPr>
+        <w:spacing w:line="360" w:lineRule="auto"/>
+        <w:rPr>
+          <w:rFonts w:ascii="Times New Roman" w:hAnsi="Times New Roman" w:cs="Times New Roman"/>
+        </w:rPr>
+      </w:pPr>
+      <w:r>
+        <w:rPr>
+          <w:rFonts w:ascii="Times New Roman" w:hAnsi="Times New Roman" w:cs="Times New Roman"/>
+        </w:rPr>
+        <w:t>Overall the effect of animal-provisioned nutrients on primary productivity was positive</w:t>
+      </w:r>
+      <w:r>
+        <w:rPr>
+          <w:rFonts w:ascii="Times New Roman" w:hAnsi="Times New Roman" w:cs="Times New Roman"/>
+        </w:rPr>
+        <w:t xml:space="preserve"> based on</w:t>
+      </w:r>
+      <w:r>
+        <w:rPr>
+          <w:rFonts w:ascii="Times New Roman" w:hAnsi="Times New Roman" w:cs="Times New Roman"/>
+        </w:rPr>
+        <w:t xml:space="preserve"> 37 studies</w:t>
+      </w:r>
+      <w:r>
+        <w:rPr>
+          <w:rFonts w:ascii="Times New Roman" w:hAnsi="Times New Roman" w:cs="Times New Roman"/>
+        </w:rPr>
+        <w:t xml:space="preserve"> which</w:t>
+      </w:r>
+      <w:r>
+        <w:rPr>
+          <w:rFonts w:ascii="Times New Roman" w:hAnsi="Times New Roman" w:cs="Times New Roman"/>
+        </w:rPr>
+        <w:t xml:space="preserve"> contributed 172</w:t>
+      </w:r>
+      <w:r>
+        <w:rPr>
+          <w:rFonts w:ascii="Times New Roman" w:hAnsi="Times New Roman" w:cs="Times New Roman"/>
+        </w:rPr>
+        <w:t xml:space="preserve"> individual</w:t>
+      </w:r>
+      <w:r>
+        <w:rPr>
+          <w:rFonts w:ascii="Times New Roman" w:hAnsi="Times New Roman" w:cs="Times New Roman"/>
+        </w:rPr>
+        <w:t xml:space="preserve"> effect sizes. Sample sizes were well distributed across all four categories of primary producer</w:t>
+      </w:r>
+      <w:r>
+        <w:rPr>
+          <w:rFonts w:ascii="Times New Roman" w:hAnsi="Times New Roman" w:cs="Times New Roman"/>
+        </w:rPr>
+        <w:t xml:space="preserve">; each group represented </w:t>
+      </w:r>
+      <w:r>
+        <w:rPr>
+          <w:rFonts w:ascii="Times New Roman" w:hAnsi="Times New Roman" w:cs="Times New Roman"/>
+        </w:rPr>
+        <w:t>15-30%</w:t>
+      </w:r>
+      <w:r>
+        <w:rPr>
+          <w:rFonts w:ascii="Times New Roman" w:hAnsi="Times New Roman" w:cs="Times New Roman"/>
+        </w:rPr>
+        <w:t xml:space="preserve"> of the total</w:t>
+      </w:r>
+      <w:r>
+        <w:rPr>
+          <w:rFonts w:ascii="Times New Roman" w:hAnsi="Times New Roman" w:cs="Times New Roman"/>
+        </w:rPr>
+        <w:t xml:space="preserve">. </w:t>
+      </w:r>
+      <w:proofErr w:type="spellStart"/>
+      <w:r>
+        <w:rPr>
+          <w:rFonts w:ascii="Times New Roman" w:hAnsi="Times New Roman" w:cs="Times New Roman"/>
+        </w:rPr>
+        <w:t>Unstocked</w:t>
+      </w:r>
+      <w:proofErr w:type="spellEnd"/>
+      <w:r>
+        <w:rPr>
+          <w:rFonts w:ascii="Times New Roman" w:hAnsi="Times New Roman" w:cs="Times New Roman"/>
+        </w:rPr>
+        <w:t xml:space="preserve"> field experiments </w:t>
+      </w:r>
+      <w:r>
+        <w:rPr>
+          <w:rFonts w:ascii="Times New Roman" w:hAnsi="Times New Roman" w:cs="Times New Roman"/>
+        </w:rPr>
+        <w:t xml:space="preserve">(the most natural) </w:t>
+      </w:r>
+      <w:r>
+        <w:rPr>
+          <w:rFonts w:ascii="Times New Roman" w:hAnsi="Times New Roman" w:cs="Times New Roman"/>
+        </w:rPr>
+        <w:t>constituted the majority of experimental designs</w:t>
+      </w:r>
+      <w:r>
+        <w:rPr>
+          <w:rFonts w:ascii="Times New Roman" w:hAnsi="Times New Roman" w:cs="Times New Roman"/>
+        </w:rPr>
+        <w:t xml:space="preserve"> (43%)</w:t>
+      </w:r>
+      <w:r>
+        <w:rPr>
+          <w:rFonts w:ascii="Times New Roman" w:hAnsi="Times New Roman" w:cs="Times New Roman"/>
+        </w:rPr>
+        <w:t>, but all categories were well represented in the sample size</w:t>
+      </w:r>
+      <w:r>
+        <w:rPr>
+          <w:rFonts w:ascii="Times New Roman" w:hAnsi="Times New Roman" w:cs="Times New Roman"/>
+        </w:rPr>
+        <w:t xml:space="preserve"> (8-43%)</w:t>
+      </w:r>
+      <w:r>
+        <w:rPr>
+          <w:rFonts w:ascii="Times New Roman" w:hAnsi="Times New Roman" w:cs="Times New Roman"/>
+        </w:rPr>
+        <w:t>, with the exception of field experiments</w:t>
+      </w:r>
+      <w:r>
+        <w:rPr>
+          <w:rFonts w:ascii="Times New Roman" w:hAnsi="Times New Roman" w:cs="Times New Roman"/>
+        </w:rPr>
+        <w:t xml:space="preserve"> where both the consumer and producer were stocked (5%)</w:t>
+      </w:r>
+      <w:r>
+        <w:rPr>
+          <w:rFonts w:ascii="Times New Roman" w:hAnsi="Times New Roman" w:cs="Times New Roman"/>
+        </w:rPr>
+        <w:t xml:space="preserve">. </w:t>
+      </w:r>
+    </w:p>
+    <w:p>
+      <w:pPr>
+        <w:spacing w:line="360" w:lineRule="auto"/>
+        <w:rPr>
+          <w:rFonts w:ascii="Times New Roman" w:hAnsi="Times New Roman" w:cs="Times New Roman"/>
+        </w:rPr>
+      </w:pPr>
+    </w:p>
+    <w:p>
+      <w:pPr>
+        <w:spacing w:line="360" w:lineRule="auto"/>
+        <w:rPr>
+          <w:rFonts w:ascii="Times New Roman" w:hAnsi="Times New Roman" w:cs="Times New Roman"/>
+        </w:rPr>
+      </w:pPr>
+      <w:r>
+        <w:rPr>
+          <w:rFonts w:ascii="Times New Roman" w:hAnsi="Times New Roman" w:cs="Times New Roman"/>
+        </w:rPr>
+        <w:t>When we compared each of the models containing absolute latitude, temperature, and background nutrients against a null model, the model containing background nutrients has the lowest AIC value, but there is strong support for all three models containing moderators (</w:t>
+      </w:r>
+      <w:r>
+        <w:rPr>
+          <w:rFonts w:ascii="Times New Roman" w:hAnsi="Times New Roman" w:cs="Times New Roman"/>
+        </w:rPr>
+        <w:t>2</w:t>
+      </w:r>
+      <w:r>
+        <w:rPr>
+          <w:rFonts w:ascii="Times New Roman" w:hAnsi="Times New Roman" w:cs="Times New Roman"/>
+        </w:rPr>
+        <w:t xml:space="preserve"> </w:t>
+      </w:r>
+      <w:r>
+        <w:rPr>
+          <w:rFonts w:ascii="Times New Roman" w:hAnsi="Times New Roman" w:cs="Times New Roman"/>
+        </w:rPr>
+        <w:t>&lt;</w:t>
+      </w:r>
+      <w:r>
+        <w:rPr>
+          <w:rFonts w:ascii="Times New Roman" w:hAnsi="Times New Roman" w:cs="Times New Roman"/>
+        </w:rPr>
+        <w:t xml:space="preserve"> </w:t>
+      </w:r>
+      <w:r>
+        <w:rPr>
+          <w:rFonts w:ascii="Times New Roman" w:hAnsi="Times New Roman" w:cs="Times New Roman"/>
+        </w:rPr>
+        <w:t>Δ</w:t>
+      </w:r>
+      <w:r>
+        <w:rPr>
+          <w:rFonts w:ascii="Cambria Math" w:hAnsi="Cambria Math" w:cs="Cambria Math"/>
+        </w:rPr>
+        <w:t>𝑖</w:t>
+      </w:r>
+      <w:r>
+        <w:rPr>
+          <w:rFonts w:ascii="Cambria Math" w:hAnsi="Cambria Math" w:cs="Cambria Math"/>
+        </w:rPr>
+        <w:t xml:space="preserve"> </w:t>
+      </w:r>
+      <w:r>
+        <w:rPr>
+          <w:rFonts w:ascii="Times New Roman" w:hAnsi="Times New Roman" w:cs="Times New Roman"/>
+        </w:rPr>
+        <w:t>&lt;</w:t>
+      </w:r>
+      <w:r>
+        <w:rPr>
+          <w:rFonts w:ascii="Times New Roman" w:hAnsi="Times New Roman" w:cs="Times New Roman"/>
+        </w:rPr>
+        <w:t xml:space="preserve"> </w:t>
+      </w:r>
+      <w:r>
+        <w:rPr>
+          <w:rFonts w:ascii="Times New Roman" w:hAnsi="Times New Roman" w:cs="Times New Roman"/>
+        </w:rPr>
+        <w:t>4</w:t>
+      </w:r>
+      <w:r>
+        <w:rPr>
+          <w:rFonts w:ascii="Times New Roman" w:hAnsi="Times New Roman" w:cs="Times New Roman"/>
+        </w:rPr>
+        <w:t>), which were preferred over the null model (</w:t>
+      </w:r>
+      <w:r>
+        <w:rPr>
+          <w:rFonts w:ascii="Times New Roman" w:hAnsi="Times New Roman" w:cs="Times New Roman"/>
+        </w:rPr>
+        <w:t>Δ</w:t>
+      </w:r>
+      <w:r>
+        <w:rPr>
+          <w:rFonts w:ascii="Cambria Math" w:hAnsi="Cambria Math" w:cs="Cambria Math"/>
+        </w:rPr>
+        <w:t>𝑖</w:t>
+      </w:r>
+      <w:r>
+        <w:rPr>
+          <w:rFonts w:ascii="Cambria Math" w:hAnsi="Cambria Math" w:cs="Cambria Math"/>
+        </w:rPr>
+        <w:t xml:space="preserve"> </w:t>
+      </w:r>
+      <w:r>
+        <w:rPr>
+          <w:rFonts w:ascii="Times New Roman" w:hAnsi="Times New Roman" w:cs="Times New Roman"/>
+        </w:rPr>
+        <w:t>&gt;</w:t>
+      </w:r>
+      <w:r>
+        <w:rPr>
+          <w:rFonts w:ascii="Times New Roman" w:hAnsi="Times New Roman" w:cs="Times New Roman"/>
+        </w:rPr>
+        <w:t xml:space="preserve"> </w:t>
+      </w:r>
+      <w:r>
+        <w:rPr>
+          <w:rFonts w:ascii="Times New Roman" w:hAnsi="Times New Roman" w:cs="Times New Roman"/>
+        </w:rPr>
+        <w:t>10</w:t>
+      </w:r>
+      <w:r>
+        <w:rPr>
+          <w:rFonts w:ascii="Times New Roman" w:hAnsi="Times New Roman" w:cs="Times New Roman"/>
+        </w:rPr>
+        <w:t xml:space="preserve">, </w:t>
+      </w:r>
+      <w:r>
+        <w:rPr>
+          <w:rFonts w:ascii="Times New Roman" w:hAnsi="Times New Roman" w:cs="Times New Roman"/>
+          <w:highlight w:val="yellow"/>
+        </w:rPr>
+        <w:t xml:space="preserve">Table </w:t>
+      </w:r>
+      <w:r>
+        <w:rPr>
+          <w:rFonts w:ascii="Times New Roman" w:hAnsi="Times New Roman" w:cs="Times New Roman"/>
+          <w:highlight w:val="yellow"/>
+        </w:rPr>
+        <w:t>X</w:t>
+      </w:r>
+      <w:r>
+        <w:rPr>
+          <w:rFonts w:ascii="Times New Roman" w:hAnsi="Times New Roman" w:cs="Times New Roman"/>
+        </w:rPr>
+        <w:t>). Therefore</w:t>
+      </w:r>
+      <w:r>
+        <w:rPr>
+          <w:rFonts w:ascii="Times New Roman" w:hAnsi="Times New Roman" w:cs="Times New Roman"/>
+        </w:rPr>
+        <w:t>,</w:t>
+      </w:r>
+      <w:r>
+        <w:rPr>
+          <w:rFonts w:ascii="Times New Roman" w:hAnsi="Times New Roman" w:cs="Times New Roman"/>
+        </w:rPr>
+        <w:t xml:space="preserve"> we report results from all three models.</w:t>
+      </w:r>
+    </w:p>
+    <w:p>
+      <w:pPr>
+        <w:spacing w:line="360" w:lineRule="auto"/>
+        <w:rPr>
+          <w:rFonts w:ascii="Times New Roman" w:hAnsi="Times New Roman" w:cs="Times New Roman"/>
+        </w:rPr>
+      </w:pPr>
+    </w:p>
+    <w:p>
+      <w:pPr>
+        <w:spacing w:line="360" w:lineRule="auto"/>
+        <w:rPr>
+          <w:rFonts w:ascii="Times New Roman" w:hAnsi="Times New Roman" w:cs="Times New Roman"/>
+        </w:rPr>
+      </w:pPr>
+      <w:r>
+        <w:rPr>
+          <w:rFonts w:ascii="Times New Roman" w:hAnsi="Times New Roman" w:cs="Times New Roman"/>
+        </w:rPr>
+        <w:t>Background nutrients model:</w:t>
+      </w:r>
+    </w:p>
+    <w:p>
+      <w:pPr>
+        <w:spacing w:line="360" w:lineRule="auto"/>
+        <w:rPr>
+          <w:rFonts w:ascii="Times New Roman" w:hAnsi="Times New Roman" w:cs="Times New Roman"/>
+        </w:rPr>
+      </w:pPr>
+      <w:r>
+        <w:rPr>
+          <w:rFonts w:ascii="Times New Roman" w:hAnsi="Times New Roman" w:cs="Times New Roman"/>
+        </w:rPr>
+        <w:lastRenderedPageBreak/>
+        <w:t>Overall, there was a positive effect of animal-provisioned nutrients on primary productivity (</w:t>
+      </w:r>
+      <w:r>
+        <w:rPr>
+          <w:rFonts w:ascii="Times New Roman" w:hAnsi="Times New Roman" w:cs="Times New Roman"/>
+          <w:lang w:val="en-CA"/>
+        </w:rPr>
+        <w:t>log transformed ratio of means</w:t>
+      </w:r>
+      <w:r>
+        <w:rPr>
+          <w:rFonts w:ascii="Times New Roman" w:hAnsi="Times New Roman" w:cs="Times New Roman"/>
+          <w:lang w:val="en-CA"/>
+        </w:rPr>
+        <w:t xml:space="preserve"> </w:t>
+      </w:r>
+      <w:r>
+        <w:rPr>
+          <w:rFonts w:ascii="Times New Roman" w:hAnsi="Times New Roman" w:cs="Times New Roman"/>
+          <w:lang w:val="en-CA"/>
+        </w:rPr>
+        <w:t xml:space="preserve">± </w:t>
+      </w:r>
+      <w:r>
+        <w:rPr>
+          <w:rFonts w:ascii="Times New Roman" w:hAnsi="Times New Roman" w:cs="Times New Roman"/>
+          <w:lang w:val="en-CA"/>
+        </w:rPr>
+        <w:t>SE;</w:t>
+      </w:r>
+      <w:r>
+        <w:rPr>
+          <w:rFonts w:ascii="Times New Roman" w:hAnsi="Times New Roman" w:cs="Times New Roman"/>
+        </w:rPr>
+        <w:t xml:space="preserve"> 0.5892 </w:t>
+      </w:r>
+      <w:r>
+        <w:rPr>
+          <w:rFonts w:ascii="Times New Roman" w:hAnsi="Times New Roman" w:cs="Times New Roman"/>
+          <w:lang w:val="en-CA"/>
+        </w:rPr>
+        <w:t>±</w:t>
+      </w:r>
+      <w:r>
+        <w:rPr>
+          <w:rFonts w:ascii="Times New Roman" w:hAnsi="Times New Roman" w:cs="Times New Roman"/>
+          <w:lang w:val="en-CA"/>
+        </w:rPr>
+        <w:t xml:space="preserve"> </w:t>
+      </w:r>
+      <w:r>
+        <w:rPr>
+          <w:rFonts w:ascii="Times New Roman" w:hAnsi="Times New Roman" w:cs="Times New Roman"/>
+        </w:rPr>
+        <w:t>0.1580</w:t>
+      </w:r>
+      <w:r>
+        <w:rPr>
+          <w:rFonts w:ascii="Times New Roman" w:hAnsi="Times New Roman" w:cs="Times New Roman"/>
+        </w:rPr>
+        <w:t xml:space="preserve">, p = </w:t>
+      </w:r>
+      <w:r>
+        <w:rPr>
+          <w:rFonts w:ascii="Times New Roman" w:hAnsi="Times New Roman" w:cs="Times New Roman"/>
+        </w:rPr>
+        <w:t>0.0003</w:t>
+      </w:r>
+      <w:r>
+        <w:rPr>
+          <w:rFonts w:ascii="Times New Roman" w:hAnsi="Times New Roman" w:cs="Times New Roman"/>
+        </w:rPr>
+        <w:t xml:space="preserve">). </w:t>
+      </w:r>
+      <w:r>
+        <w:rPr>
+          <w:rFonts w:ascii="Times New Roman" w:hAnsi="Times New Roman" w:cs="Times New Roman"/>
+        </w:rPr>
+        <w:t xml:space="preserve">There was only weak evidence for a slightly positive effect of background nutrients on the effect of </w:t>
+      </w:r>
+      <w:r>
+        <w:rPr>
+          <w:rFonts w:ascii="Times New Roman" w:hAnsi="Times New Roman" w:cs="Times New Roman"/>
+          <w:lang w:val="en-CA"/>
+        </w:rPr>
+        <w:t>animal</w:t>
+      </w:r>
+      <w:r>
+        <w:rPr>
+          <w:rFonts w:ascii="Times New Roman" w:hAnsi="Times New Roman" w:cs="Times New Roman"/>
+          <w:lang w:val="en-CA"/>
+        </w:rPr>
+        <w:t>-</w:t>
+      </w:r>
+      <w:r>
+        <w:rPr>
+          <w:rFonts w:ascii="Times New Roman" w:hAnsi="Times New Roman" w:cs="Times New Roman"/>
+          <w:lang w:val="en-CA"/>
+        </w:rPr>
+        <w:t>provisioned nutrients</w:t>
+      </w:r>
+      <w:r>
+        <w:rPr>
+          <w:rFonts w:ascii="Times New Roman" w:hAnsi="Times New Roman" w:cs="Times New Roman"/>
+          <w:lang w:val="en-CA"/>
+        </w:rPr>
+        <w:t xml:space="preserve"> on primary productivity (</w:t>
+      </w:r>
+      <w:r>
+        <w:rPr>
+          <w:rFonts w:ascii="Times New Roman" w:hAnsi="Times New Roman" w:cs="Times New Roman"/>
+          <w:lang w:val="en-CA"/>
+        </w:rPr>
+        <w:t>0.1275</w:t>
+      </w:r>
+      <w:r>
+        <w:rPr>
+          <w:rFonts w:ascii="Times New Roman" w:hAnsi="Times New Roman" w:cs="Times New Roman"/>
+          <w:lang w:val="en-CA"/>
+        </w:rPr>
+        <w:t xml:space="preserve"> </w:t>
+      </w:r>
+      <w:r>
+        <w:rPr>
+          <w:rFonts w:ascii="Times New Roman" w:hAnsi="Times New Roman" w:cs="Times New Roman"/>
+          <w:lang w:val="en-CA"/>
+        </w:rPr>
+        <w:t>±</w:t>
+      </w:r>
+      <w:r>
+        <w:t xml:space="preserve"> </w:t>
+      </w:r>
+      <w:r>
+        <w:rPr>
+          <w:rFonts w:ascii="Times New Roman" w:hAnsi="Times New Roman" w:cs="Times New Roman"/>
+          <w:lang w:val="en-CA"/>
+        </w:rPr>
+        <w:t>0.0748</w:t>
+      </w:r>
+      <w:r>
+        <w:rPr>
+          <w:rFonts w:ascii="Times New Roman" w:hAnsi="Times New Roman" w:cs="Times New Roman"/>
+          <w:lang w:val="en-CA"/>
+        </w:rPr>
+        <w:t xml:space="preserve">, p = </w:t>
+      </w:r>
+      <w:r>
+        <w:rPr>
+          <w:rFonts w:ascii="Times New Roman" w:hAnsi="Times New Roman" w:cs="Times New Roman"/>
+          <w:lang w:val="en-CA"/>
+        </w:rPr>
+        <w:t>0.0903</w:t>
+      </w:r>
+      <w:r>
+        <w:rPr>
+          <w:rFonts w:ascii="Times New Roman" w:hAnsi="Times New Roman" w:cs="Times New Roman"/>
+          <w:lang w:val="en-CA"/>
+        </w:rPr>
+        <w:t xml:space="preserve">, </w:t>
+      </w:r>
+      <w:r>
+        <w:rPr>
+          <w:rFonts w:ascii="Times New Roman" w:hAnsi="Times New Roman" w:cs="Times New Roman"/>
+          <w:highlight w:val="yellow"/>
+          <w:lang w:val="en-CA"/>
+        </w:rPr>
+        <w:t>Fig. 3A</w:t>
+      </w:r>
+      <w:r>
+        <w:rPr>
+          <w:rFonts w:ascii="Times New Roman" w:hAnsi="Times New Roman" w:cs="Times New Roman"/>
+          <w:lang w:val="en-CA"/>
+        </w:rPr>
+        <w:t xml:space="preserve">). </w:t>
+      </w:r>
+      <w:r>
+        <w:rPr>
+          <w:rFonts w:ascii="Times New Roman" w:hAnsi="Times New Roman" w:cs="Times New Roman"/>
+        </w:rPr>
+        <w:t>Including moderators was significantly better than a null model (</w:t>
+      </w:r>
+      <w:proofErr w:type="gramStart"/>
+      <w:r>
+        <w:rPr>
+          <w:rFonts w:ascii="Times New Roman" w:hAnsi="Times New Roman" w:cs="Times New Roman"/>
+        </w:rPr>
+        <w:t>F</w:t>
+      </w:r>
+      <w:r>
+        <w:rPr>
+          <w:rFonts w:ascii="Times New Roman" w:hAnsi="Times New Roman" w:cs="Times New Roman"/>
+          <w:vertAlign w:val="subscript"/>
+        </w:rPr>
+        <w:t>(</w:t>
+      </w:r>
+      <w:proofErr w:type="gramEnd"/>
+      <w:r>
+        <w:rPr>
+          <w:rFonts w:ascii="Times New Roman" w:hAnsi="Times New Roman" w:cs="Times New Roman"/>
+          <w:vertAlign w:val="subscript"/>
+        </w:rPr>
+        <w:t>8,163</w:t>
+      </w:r>
+      <w:r>
+        <w:rPr>
+          <w:rFonts w:ascii="Times New Roman" w:hAnsi="Times New Roman" w:cs="Times New Roman"/>
+          <w:vertAlign w:val="subscript"/>
+        </w:rPr>
+        <w:t xml:space="preserve">) </w:t>
+      </w:r>
+      <w:r>
+        <w:rPr>
+          <w:rFonts w:ascii="Times New Roman" w:hAnsi="Times New Roman" w:cs="Times New Roman"/>
+        </w:rPr>
+        <w:t>= 2.1056, p = 0.0380</w:t>
+      </w:r>
+      <w:r>
+        <w:rPr>
+          <w:rFonts w:ascii="Times New Roman" w:hAnsi="Times New Roman" w:cs="Times New Roman"/>
+        </w:rPr>
+        <w:t xml:space="preserve">), although there was still a </w:t>
+      </w:r>
+      <w:r>
+        <w:rPr>
+          <w:rFonts w:ascii="Times New Roman" w:hAnsi="Times New Roman" w:cs="Times New Roman"/>
+        </w:rPr>
+        <w:t>significant</w:t>
+      </w:r>
+      <w:r>
+        <w:rPr>
+          <w:rFonts w:ascii="Times New Roman" w:hAnsi="Times New Roman" w:cs="Times New Roman"/>
+        </w:rPr>
+        <w:t xml:space="preserve"> amount of residual h</w:t>
+      </w:r>
+      <w:r>
+        <w:rPr>
+          <w:rFonts w:ascii="Times New Roman" w:hAnsi="Times New Roman" w:cs="Times New Roman"/>
+        </w:rPr>
+        <w:t>eterogeneity</w:t>
+      </w:r>
+      <w:r>
+        <w:rPr>
+          <w:rFonts w:ascii="Times New Roman" w:hAnsi="Times New Roman" w:cs="Times New Roman"/>
+        </w:rPr>
+        <w:t xml:space="preserve"> unexplained by the model (</w:t>
+      </w:r>
+      <w:r>
+        <w:rPr>
+          <w:rFonts w:ascii="Times New Roman" w:hAnsi="Times New Roman" w:cs="Times New Roman"/>
+        </w:rPr>
+        <w:t>QE</w:t>
+      </w:r>
+      <w:r>
+        <w:rPr>
+          <w:rFonts w:ascii="Times New Roman" w:hAnsi="Times New Roman" w:cs="Times New Roman"/>
+          <w:vertAlign w:val="subscript"/>
+        </w:rPr>
+        <w:t>163</w:t>
+      </w:r>
+      <w:r>
+        <w:rPr>
+          <w:rFonts w:ascii="Times New Roman" w:hAnsi="Times New Roman" w:cs="Times New Roman"/>
+        </w:rPr>
+        <w:t xml:space="preserve"> </w:t>
+      </w:r>
+      <w:r>
+        <w:rPr>
+          <w:rFonts w:ascii="Times New Roman" w:hAnsi="Times New Roman" w:cs="Times New Roman"/>
+        </w:rPr>
+        <w:t xml:space="preserve">= 3083.7320, p &lt; </w:t>
+      </w:r>
+      <w:r>
+        <w:rPr>
+          <w:rFonts w:ascii="Times New Roman" w:hAnsi="Times New Roman" w:cs="Times New Roman"/>
+        </w:rPr>
+        <w:t>0.</w:t>
+      </w:r>
+      <w:r>
+        <w:rPr>
+          <w:rFonts w:ascii="Times New Roman" w:hAnsi="Times New Roman" w:cs="Times New Roman"/>
+        </w:rPr>
+        <w:t>0001</w:t>
+      </w:r>
+      <w:r>
+        <w:rPr>
+          <w:rFonts w:ascii="Times New Roman" w:hAnsi="Times New Roman" w:cs="Times New Roman"/>
+        </w:rPr>
+        <w:t xml:space="preserve">). </w:t>
+      </w:r>
+      <w:r>
+        <w:rPr>
+          <w:rFonts w:ascii="Times New Roman" w:hAnsi="Times New Roman" w:cs="Times New Roman"/>
+          <w:lang w:val="en-CA"/>
+        </w:rPr>
+        <w:t>Algae (</w:t>
+      </w:r>
+      <w:r>
+        <w:rPr>
+          <w:rFonts w:ascii="Times New Roman" w:hAnsi="Times New Roman" w:cs="Times New Roman"/>
+        </w:rPr>
+        <w:t xml:space="preserve">0.5892 </w:t>
+      </w:r>
+      <w:r>
+        <w:rPr>
+          <w:rFonts w:ascii="Times New Roman" w:hAnsi="Times New Roman" w:cs="Times New Roman"/>
+          <w:lang w:val="en-CA"/>
+        </w:rPr>
+        <w:t>±</w:t>
+      </w:r>
+      <w:r>
+        <w:rPr>
+          <w:rFonts w:ascii="Times New Roman" w:hAnsi="Times New Roman" w:cs="Times New Roman"/>
+          <w:lang w:val="en-CA"/>
+        </w:rPr>
+        <w:t xml:space="preserve"> </w:t>
+      </w:r>
+      <w:r>
+        <w:rPr>
+          <w:rFonts w:ascii="Times New Roman" w:hAnsi="Times New Roman" w:cs="Times New Roman"/>
+        </w:rPr>
+        <w:t>0.1580</w:t>
+      </w:r>
+      <w:r>
+        <w:rPr>
+          <w:rFonts w:ascii="Times New Roman" w:hAnsi="Times New Roman" w:cs="Times New Roman"/>
+        </w:rPr>
+        <w:t xml:space="preserve">) </w:t>
+      </w:r>
+      <w:r>
+        <w:rPr>
+          <w:rFonts w:ascii="Times New Roman" w:hAnsi="Times New Roman" w:cs="Times New Roman"/>
+          <w:lang w:val="en-CA"/>
+        </w:rPr>
+        <w:t>showed the largest response to animal-provisioned nutrients, however the effect on corals (</w:t>
+      </w:r>
+      <w:r>
+        <w:rPr>
+          <w:rFonts w:ascii="Times New Roman" w:hAnsi="Times New Roman" w:cs="Times New Roman"/>
+          <w:lang w:val="en-CA"/>
+        </w:rPr>
+        <w:t xml:space="preserve">0.4413 </w:t>
+      </w:r>
+      <w:r>
+        <w:rPr>
+          <w:rFonts w:ascii="Times New Roman" w:hAnsi="Times New Roman" w:cs="Times New Roman"/>
+          <w:lang w:val="en-CA"/>
+        </w:rPr>
+        <w:t>±</w:t>
+      </w:r>
+      <w:r>
+        <w:rPr>
+          <w:rFonts w:ascii="Times New Roman" w:hAnsi="Times New Roman" w:cs="Times New Roman"/>
+          <w:lang w:val="en-CA"/>
+        </w:rPr>
+        <w:t xml:space="preserve"> </w:t>
+      </w:r>
+      <w:r>
+        <w:rPr>
+          <w:rFonts w:ascii="Times New Roman" w:hAnsi="Times New Roman" w:cs="Times New Roman"/>
+          <w:lang w:val="en-CA"/>
+        </w:rPr>
+        <w:t>0.20</w:t>
+      </w:r>
+      <w:r>
+        <w:rPr>
+          <w:rFonts w:ascii="Times New Roman" w:hAnsi="Times New Roman" w:cs="Times New Roman"/>
+          <w:lang w:val="en-CA"/>
+        </w:rPr>
+        <w:t>30) was not significantly smaller.</w:t>
+      </w:r>
+      <w:r>
+        <w:rPr>
+          <w:rFonts w:ascii="Times New Roman" w:hAnsi="Times New Roman" w:cs="Times New Roman"/>
+          <w:lang w:val="en-CA"/>
+        </w:rPr>
+        <w:t xml:space="preserve"> </w:t>
+      </w:r>
+      <w:r>
+        <w:rPr>
+          <w:rFonts w:ascii="Times New Roman" w:hAnsi="Times New Roman" w:cs="Times New Roman"/>
+          <w:lang w:val="en-CA"/>
+        </w:rPr>
+        <w:t>Phytoplankton (</w:t>
+      </w:r>
+      <w:r>
+        <w:rPr>
+          <w:rFonts w:ascii="Times New Roman" w:hAnsi="Times New Roman" w:cs="Times New Roman"/>
+          <w:lang w:val="en-CA"/>
+        </w:rPr>
+        <w:t>0.0887</w:t>
+      </w:r>
+      <w:r>
+        <w:rPr>
+          <w:rFonts w:ascii="Times New Roman" w:hAnsi="Times New Roman" w:cs="Times New Roman"/>
+          <w:lang w:val="en-CA"/>
+        </w:rPr>
+        <w:t xml:space="preserve"> </w:t>
+      </w:r>
+      <w:r>
+        <w:rPr>
+          <w:rFonts w:ascii="Times New Roman" w:hAnsi="Times New Roman" w:cs="Times New Roman"/>
+          <w:lang w:val="en-CA"/>
+        </w:rPr>
+        <w:t>±</w:t>
+      </w:r>
+      <w:r>
+        <w:rPr>
+          <w:rFonts w:ascii="Times New Roman" w:hAnsi="Times New Roman" w:cs="Times New Roman"/>
+          <w:lang w:val="en-CA"/>
+        </w:rPr>
+        <w:t xml:space="preserve"> </w:t>
+      </w:r>
+      <w:r>
+        <w:rPr>
+          <w:rFonts w:ascii="Times New Roman" w:hAnsi="Times New Roman" w:cs="Times New Roman"/>
+          <w:lang w:val="en-CA"/>
+        </w:rPr>
+        <w:t>0.2382</w:t>
+      </w:r>
+      <w:r>
+        <w:rPr>
+          <w:rFonts w:ascii="Times New Roman" w:hAnsi="Times New Roman" w:cs="Times New Roman"/>
+          <w:lang w:val="en-CA"/>
+        </w:rPr>
+        <w:t>) and vascular plants (</w:t>
+      </w:r>
+      <w:r>
+        <w:rPr>
+          <w:rFonts w:ascii="Times New Roman" w:hAnsi="Times New Roman" w:cs="Times New Roman"/>
+          <w:lang w:val="en-CA"/>
+        </w:rPr>
+        <w:t>0.0416</w:t>
+      </w:r>
+      <w:r>
+        <w:rPr>
+          <w:rFonts w:ascii="Times New Roman" w:hAnsi="Times New Roman" w:cs="Times New Roman"/>
+          <w:lang w:val="en-CA"/>
+        </w:rPr>
+        <w:t xml:space="preserve"> </w:t>
+      </w:r>
+      <w:r>
+        <w:rPr>
+          <w:rFonts w:ascii="Times New Roman" w:hAnsi="Times New Roman" w:cs="Times New Roman"/>
+          <w:lang w:val="en-CA"/>
+        </w:rPr>
+        <w:t>±</w:t>
+      </w:r>
+      <w:r>
+        <w:rPr>
+          <w:rFonts w:ascii="Times New Roman" w:hAnsi="Times New Roman" w:cs="Times New Roman"/>
+          <w:lang w:val="en-CA"/>
+        </w:rPr>
+        <w:t xml:space="preserve"> </w:t>
+      </w:r>
+      <w:r>
+        <w:rPr>
+          <w:rFonts w:ascii="Times New Roman" w:hAnsi="Times New Roman" w:cs="Times New Roman"/>
+          <w:lang w:val="en-CA"/>
+        </w:rPr>
+        <w:t>0.195</w:t>
+      </w:r>
+      <w:r>
+        <w:rPr>
+          <w:rFonts w:ascii="Times New Roman" w:hAnsi="Times New Roman" w:cs="Times New Roman"/>
+          <w:lang w:val="en-CA"/>
+        </w:rPr>
+        <w:t>8) showed significantly smaller effect sizes</w:t>
+      </w:r>
+      <w:r>
+        <w:rPr>
+          <w:rFonts w:ascii="Times New Roman" w:hAnsi="Times New Roman" w:cs="Times New Roman"/>
+          <w:lang w:val="en-CA"/>
+        </w:rPr>
+        <w:t xml:space="preserve"> (</w:t>
+      </w:r>
+      <w:r>
+        <w:rPr>
+          <w:rFonts w:ascii="Times New Roman" w:hAnsi="Times New Roman" w:cs="Times New Roman"/>
+          <w:highlight w:val="yellow"/>
+          <w:lang w:val="en-CA"/>
+        </w:rPr>
+        <w:t xml:space="preserve">Fig. </w:t>
+      </w:r>
+      <w:r>
+        <w:rPr>
+          <w:rFonts w:ascii="Times New Roman" w:hAnsi="Times New Roman" w:cs="Times New Roman"/>
+          <w:highlight w:val="yellow"/>
+          <w:lang w:val="en-CA"/>
+        </w:rPr>
+        <w:t>4</w:t>
+      </w:r>
+      <w:r>
+        <w:rPr>
+          <w:rFonts w:ascii="Times New Roman" w:hAnsi="Times New Roman" w:cs="Times New Roman"/>
+          <w:lang w:val="en-CA"/>
+        </w:rPr>
+        <w:t>)</w:t>
+      </w:r>
+      <w:r>
+        <w:rPr>
+          <w:rFonts w:ascii="Times New Roman" w:hAnsi="Times New Roman" w:cs="Times New Roman"/>
+          <w:lang w:val="en-CA"/>
+        </w:rPr>
+        <w:t xml:space="preserve">. </w:t>
+      </w:r>
+      <w:proofErr w:type="spellStart"/>
+      <w:r>
+        <w:rPr>
+          <w:rFonts w:ascii="Times New Roman" w:hAnsi="Times New Roman" w:cs="Times New Roman"/>
+        </w:rPr>
+        <w:t>U</w:t>
+      </w:r>
+      <w:r>
+        <w:rPr>
+          <w:rFonts w:ascii="Times New Roman" w:hAnsi="Times New Roman" w:cs="Times New Roman"/>
+        </w:rPr>
+        <w:t>nstocked</w:t>
+      </w:r>
+      <w:proofErr w:type="spellEnd"/>
+      <w:r>
+        <w:rPr>
+          <w:rFonts w:ascii="Times New Roman" w:hAnsi="Times New Roman" w:cs="Times New Roman"/>
+        </w:rPr>
+        <w:t xml:space="preserve"> field experiments </w:t>
+      </w:r>
+      <w:r>
+        <w:rPr>
+          <w:rFonts w:ascii="Times New Roman" w:hAnsi="Times New Roman" w:cs="Times New Roman"/>
+          <w:lang w:val="en-CA"/>
+        </w:rPr>
+        <w:t>(</w:t>
+      </w:r>
+      <w:r>
+        <w:rPr>
+          <w:rFonts w:ascii="Times New Roman" w:hAnsi="Times New Roman" w:cs="Times New Roman"/>
+        </w:rPr>
+        <w:t xml:space="preserve">0.5892 </w:t>
+      </w:r>
+      <w:r>
+        <w:rPr>
+          <w:rFonts w:ascii="Times New Roman" w:hAnsi="Times New Roman" w:cs="Times New Roman"/>
+          <w:lang w:val="en-CA"/>
+        </w:rPr>
+        <w:t>±</w:t>
+      </w:r>
+      <w:r>
+        <w:rPr>
+          <w:rFonts w:ascii="Times New Roman" w:hAnsi="Times New Roman" w:cs="Times New Roman"/>
+          <w:lang w:val="en-CA"/>
+        </w:rPr>
+        <w:t xml:space="preserve"> </w:t>
+      </w:r>
+      <w:r>
+        <w:rPr>
+          <w:rFonts w:ascii="Times New Roman" w:hAnsi="Times New Roman" w:cs="Times New Roman"/>
+        </w:rPr>
+        <w:t>0.1580</w:t>
+      </w:r>
+      <w:r>
+        <w:rPr>
+          <w:rFonts w:ascii="Times New Roman" w:hAnsi="Times New Roman" w:cs="Times New Roman"/>
+        </w:rPr>
+        <w:t xml:space="preserve">) </w:t>
+      </w:r>
+      <w:r>
+        <w:rPr>
+          <w:rFonts w:ascii="Times New Roman" w:hAnsi="Times New Roman" w:cs="Times New Roman"/>
+        </w:rPr>
+        <w:t>were not significantly different than field experiments with stocked producers (</w:t>
+      </w:r>
+      <w:r>
+        <w:rPr>
+          <w:rFonts w:ascii="Times New Roman" w:hAnsi="Times New Roman" w:cs="Times New Roman"/>
+        </w:rPr>
+        <w:t>0.364</w:t>
+      </w:r>
+      <w:r>
+        <w:rPr>
+          <w:rFonts w:ascii="Times New Roman" w:hAnsi="Times New Roman" w:cs="Times New Roman"/>
+        </w:rPr>
+        <w:t xml:space="preserve">1 </w:t>
+      </w:r>
+      <w:r>
+        <w:rPr>
+          <w:rFonts w:ascii="Times New Roman" w:hAnsi="Times New Roman" w:cs="Times New Roman"/>
+          <w:lang w:val="en-CA"/>
+        </w:rPr>
+        <w:t>±</w:t>
+      </w:r>
+      <w:r>
+        <w:rPr>
+          <w:rFonts w:ascii="Times New Roman" w:hAnsi="Times New Roman" w:cs="Times New Roman"/>
+          <w:lang w:val="en-CA"/>
+        </w:rPr>
+        <w:t xml:space="preserve"> </w:t>
+      </w:r>
+      <w:r>
+        <w:rPr>
+          <w:rFonts w:ascii="Times New Roman" w:hAnsi="Times New Roman" w:cs="Times New Roman"/>
+          <w:lang w:val="en-CA"/>
+        </w:rPr>
+        <w:t>0.2287</w:t>
+      </w:r>
+      <w:r>
+        <w:rPr>
+          <w:rFonts w:ascii="Times New Roman" w:hAnsi="Times New Roman" w:cs="Times New Roman"/>
+          <w:lang w:val="en-CA"/>
+        </w:rPr>
+        <w:t>)</w:t>
+      </w:r>
+      <w:r>
+        <w:rPr>
+          <w:rFonts w:ascii="Times New Roman" w:hAnsi="Times New Roman" w:cs="Times New Roman"/>
+        </w:rPr>
+        <w:t xml:space="preserve"> or mesocosms (</w:t>
+      </w:r>
+      <w:r>
+        <w:rPr>
+          <w:rFonts w:ascii="Times New Roman" w:hAnsi="Times New Roman" w:cs="Times New Roman"/>
+        </w:rPr>
+        <w:t>0.6800</w:t>
+      </w:r>
+      <w:r>
+        <w:rPr>
+          <w:rFonts w:ascii="Times New Roman" w:hAnsi="Times New Roman" w:cs="Times New Roman"/>
+        </w:rPr>
+        <w:t xml:space="preserve"> </w:t>
+      </w:r>
+      <w:r>
+        <w:rPr>
+          <w:rFonts w:ascii="Times New Roman" w:hAnsi="Times New Roman" w:cs="Times New Roman"/>
+          <w:lang w:val="en-CA"/>
+        </w:rPr>
+        <w:t>±</w:t>
+      </w:r>
+      <w:r>
+        <w:rPr>
+          <w:rFonts w:ascii="Times New Roman" w:hAnsi="Times New Roman" w:cs="Times New Roman"/>
+          <w:lang w:val="en-CA"/>
+        </w:rPr>
+        <w:t xml:space="preserve"> </w:t>
+      </w:r>
+      <w:r>
+        <w:rPr>
+          <w:rFonts w:ascii="Times New Roman" w:hAnsi="Times New Roman" w:cs="Times New Roman"/>
+          <w:lang w:val="en-CA"/>
+        </w:rPr>
+        <w:t>0.090</w:t>
+      </w:r>
+      <w:r>
+        <w:rPr>
+          <w:rFonts w:ascii="Times New Roman" w:hAnsi="Times New Roman" w:cs="Times New Roman"/>
+          <w:lang w:val="en-CA"/>
+        </w:rPr>
+        <w:t>9)</w:t>
+      </w:r>
+      <w:r>
+        <w:rPr>
+          <w:rFonts w:ascii="Times New Roman" w:hAnsi="Times New Roman" w:cs="Times New Roman"/>
+        </w:rPr>
+        <w:t>. However, there was a larger effect of provisioning on primary productivity in field experiments with stocked consumers (</w:t>
+      </w:r>
+      <w:r>
+        <w:rPr>
+          <w:rFonts w:ascii="Times New Roman" w:hAnsi="Times New Roman" w:cs="Times New Roman"/>
+        </w:rPr>
+        <w:t>1.014</w:t>
+      </w:r>
+      <w:r>
+        <w:rPr>
+          <w:rFonts w:ascii="Times New Roman" w:hAnsi="Times New Roman" w:cs="Times New Roman"/>
+        </w:rPr>
+        <w:t xml:space="preserve">6 </w:t>
+      </w:r>
+      <w:r>
+        <w:rPr>
+          <w:rFonts w:ascii="Times New Roman" w:hAnsi="Times New Roman" w:cs="Times New Roman"/>
+          <w:lang w:val="en-CA"/>
+        </w:rPr>
+        <w:t>±</w:t>
+      </w:r>
+      <w:r>
+        <w:rPr>
+          <w:rFonts w:ascii="Times New Roman" w:hAnsi="Times New Roman" w:cs="Times New Roman"/>
+        </w:rPr>
+        <w:t xml:space="preserve"> </w:t>
+      </w:r>
+      <w:r>
+        <w:rPr>
+          <w:rFonts w:ascii="Times New Roman" w:hAnsi="Times New Roman" w:cs="Times New Roman"/>
+        </w:rPr>
+        <w:t>0.214</w:t>
+      </w:r>
+      <w:r>
+        <w:rPr>
+          <w:rFonts w:ascii="Times New Roman" w:hAnsi="Times New Roman" w:cs="Times New Roman"/>
+        </w:rPr>
+        <w:t>9) or stocked consumers and producers (</w:t>
+      </w:r>
+      <w:r>
+        <w:rPr>
+          <w:rFonts w:ascii="Times New Roman" w:hAnsi="Times New Roman" w:cs="Times New Roman"/>
+        </w:rPr>
+        <w:t>1.2062</w:t>
+      </w:r>
+      <w:r>
+        <w:rPr>
+          <w:rFonts w:ascii="Times New Roman" w:hAnsi="Times New Roman" w:cs="Times New Roman"/>
+        </w:rPr>
+        <w:t xml:space="preserve"> </w:t>
+      </w:r>
+      <w:r>
+        <w:rPr>
+          <w:rFonts w:ascii="Times New Roman" w:hAnsi="Times New Roman" w:cs="Times New Roman"/>
+          <w:lang w:val="en-CA"/>
+        </w:rPr>
+        <w:t>±</w:t>
+      </w:r>
+      <w:r>
+        <w:rPr>
+          <w:rFonts w:ascii="Times New Roman" w:hAnsi="Times New Roman" w:cs="Times New Roman"/>
+        </w:rPr>
+        <w:t xml:space="preserve"> </w:t>
+      </w:r>
+      <w:r>
+        <w:rPr>
+          <w:rFonts w:ascii="Times New Roman" w:hAnsi="Times New Roman" w:cs="Times New Roman"/>
+        </w:rPr>
+        <w:t>0.3119</w:t>
+      </w:r>
+      <w:r>
+        <w:rPr>
+          <w:rFonts w:ascii="Times New Roman" w:hAnsi="Times New Roman" w:cs="Times New Roman"/>
+        </w:rPr>
+        <w:t>,</w:t>
+      </w:r>
+      <w:r>
+        <w:rPr>
+          <w:rFonts w:ascii="Times New Roman" w:hAnsi="Times New Roman" w:cs="Times New Roman"/>
+          <w:lang w:val="en-CA"/>
+        </w:rPr>
+        <w:t xml:space="preserve"> </w:t>
+      </w:r>
+      <w:r>
+        <w:rPr>
+          <w:rFonts w:ascii="Times New Roman" w:hAnsi="Times New Roman" w:cs="Times New Roman"/>
+          <w:highlight w:val="yellow"/>
+          <w:lang w:val="en-CA"/>
+        </w:rPr>
+        <w:t xml:space="preserve">Fig. </w:t>
+      </w:r>
+      <w:r>
+        <w:rPr>
+          <w:rFonts w:ascii="Times New Roman" w:hAnsi="Times New Roman" w:cs="Times New Roman"/>
+          <w:highlight w:val="yellow"/>
+          <w:lang w:val="en-CA"/>
+        </w:rPr>
+        <w:t>5</w:t>
+      </w:r>
+      <w:r>
+        <w:rPr>
+          <w:rFonts w:ascii="Times New Roman" w:hAnsi="Times New Roman" w:cs="Times New Roman"/>
+          <w:lang w:val="en-CA"/>
+        </w:rPr>
+        <w:t>).</w:t>
+      </w:r>
+    </w:p>
+    <w:p>
+      <w:pPr>
+        <w:spacing w:line="360" w:lineRule="auto"/>
+        <w:rPr>
+          <w:rFonts w:ascii="Times New Roman" w:hAnsi="Times New Roman" w:cs="Times New Roman"/>
+        </w:rPr>
+      </w:pPr>
+    </w:p>
+    <w:p>
+      <w:pPr>
+        <w:spacing w:line="360" w:lineRule="auto"/>
+        <w:rPr>
+          <w:rFonts w:ascii="Times New Roman" w:hAnsi="Times New Roman" w:cs="Times New Roman"/>
+        </w:rPr>
+      </w:pPr>
+      <w:r>
+        <w:rPr>
+          <w:rFonts w:ascii="Times New Roman" w:hAnsi="Times New Roman" w:cs="Times New Roman"/>
+        </w:rPr>
+        <w:t>Alternate models</w:t>
+      </w:r>
+    </w:p>
+    <w:p>
+      <w:pPr>
+        <w:spacing w:line="360" w:lineRule="auto"/>
+        <w:ind w:firstLine="720"/>
+        <w:rPr>
+          <w:rFonts w:ascii="Times New Roman" w:hAnsi="Times New Roman" w:cs="Times New Roman"/>
+        </w:rPr>
+      </w:pPr>
+      <w:r>
+        <w:rPr>
+          <w:rFonts w:ascii="Times New Roman" w:hAnsi="Times New Roman" w:cs="Times New Roman"/>
+        </w:rPr>
+        <w:t>We also found an overall positive effect of nutrient provisioning in the model including absolute latitude (</w:t>
+      </w:r>
+      <w:r>
+        <w:rPr>
+          <w:rFonts w:ascii="Times New Roman" w:hAnsi="Times New Roman" w:cs="Times New Roman"/>
+        </w:rPr>
+        <w:t>0.5944</w:t>
+      </w:r>
+      <w:r>
+        <w:rPr>
+          <w:rFonts w:ascii="Times New Roman" w:hAnsi="Times New Roman" w:cs="Times New Roman"/>
+        </w:rPr>
+        <w:t xml:space="preserve"> </w:t>
+      </w:r>
+      <w:r>
+        <w:rPr>
+          <w:rFonts w:ascii="Times New Roman" w:hAnsi="Times New Roman" w:cs="Times New Roman"/>
+          <w:lang w:val="en-CA"/>
+        </w:rPr>
+        <w:t>±</w:t>
+      </w:r>
+      <w:r>
+        <w:rPr>
+          <w:rFonts w:ascii="Times New Roman" w:hAnsi="Times New Roman" w:cs="Times New Roman"/>
+          <w:lang w:val="en-CA"/>
+        </w:rPr>
+        <w:t xml:space="preserve"> </w:t>
+      </w:r>
+      <w:r>
+        <w:rPr>
+          <w:rFonts w:ascii="Times New Roman" w:hAnsi="Times New Roman" w:cs="Times New Roman"/>
+          <w:lang w:val="en-CA"/>
+        </w:rPr>
+        <w:t>0.1618</w:t>
+      </w:r>
+      <w:r>
+        <w:rPr>
+          <w:rFonts w:ascii="Times New Roman" w:hAnsi="Times New Roman" w:cs="Times New Roman"/>
+          <w:lang w:val="en-CA"/>
+        </w:rPr>
+        <w:t xml:space="preserve">, p = </w:t>
+      </w:r>
+      <w:r>
+        <w:rPr>
+          <w:rFonts w:ascii="Times New Roman" w:hAnsi="Times New Roman" w:cs="Times New Roman"/>
+          <w:lang w:val="en-CA"/>
+        </w:rPr>
+        <w:t>0.0003</w:t>
+      </w:r>
+      <w:r>
+        <w:rPr>
+          <w:rFonts w:ascii="Times New Roman" w:hAnsi="Times New Roman" w:cs="Times New Roman"/>
+          <w:lang w:val="en-CA"/>
+        </w:rPr>
+        <w:t>)</w:t>
+      </w:r>
+      <w:r>
+        <w:rPr>
+          <w:rFonts w:ascii="Times New Roman" w:hAnsi="Times New Roman" w:cs="Times New Roman"/>
+          <w:lang w:val="en-CA"/>
+        </w:rPr>
+        <w:t xml:space="preserve">, however </w:t>
+      </w:r>
+      <w:r>
+        <w:rPr>
+          <w:rFonts w:ascii="Times New Roman" w:hAnsi="Times New Roman" w:cs="Times New Roman"/>
+        </w:rPr>
+        <w:t>there was no evidence that the effect of nutrient provisioning varies by absolute latitude (</w:t>
+      </w:r>
+      <w:r>
+        <w:rPr>
+          <w:rFonts w:ascii="Times New Roman" w:hAnsi="Times New Roman" w:cs="Times New Roman"/>
+        </w:rPr>
+        <w:t xml:space="preserve">0.0149 </w:t>
+      </w:r>
+      <w:r>
+        <w:rPr>
+          <w:rFonts w:ascii="Times New Roman" w:hAnsi="Times New Roman" w:cs="Times New Roman"/>
+        </w:rPr>
+        <w:t xml:space="preserve">± </w:t>
+      </w:r>
+      <w:r>
+        <w:rPr>
+          <w:rFonts w:ascii="Times New Roman" w:hAnsi="Times New Roman" w:cs="Times New Roman"/>
+        </w:rPr>
+        <w:t>0.0794</w:t>
+      </w:r>
+      <w:r>
+        <w:rPr>
+          <w:rFonts w:ascii="Times New Roman" w:hAnsi="Times New Roman" w:cs="Times New Roman"/>
+        </w:rPr>
+        <w:t xml:space="preserve">, p = </w:t>
+      </w:r>
+      <w:r>
+        <w:rPr>
+          <w:rFonts w:ascii="Times New Roman" w:hAnsi="Times New Roman" w:cs="Times New Roman"/>
+        </w:rPr>
+        <w:t>0.8513</w:t>
+      </w:r>
+      <w:r>
+        <w:rPr>
+          <w:rFonts w:ascii="Times New Roman" w:hAnsi="Times New Roman" w:cs="Times New Roman"/>
+        </w:rPr>
+        <w:t xml:space="preserve">, </w:t>
+      </w:r>
+      <w:r>
+        <w:rPr>
+          <w:rFonts w:ascii="Times New Roman" w:hAnsi="Times New Roman" w:cs="Times New Roman"/>
+          <w:highlight w:val="yellow"/>
+        </w:rPr>
+        <w:t>Fig. 3B</w:t>
+      </w:r>
+      <w:r>
+        <w:rPr>
+          <w:rFonts w:ascii="Times New Roman" w:hAnsi="Times New Roman" w:cs="Times New Roman"/>
+        </w:rPr>
+        <w:t>)</w:t>
+      </w:r>
+      <w:r>
+        <w:rPr>
+          <w:rFonts w:ascii="Times New Roman" w:hAnsi="Times New Roman" w:cs="Times New Roman"/>
+          <w:lang w:val="en-CA"/>
+        </w:rPr>
+        <w:t xml:space="preserve">. There was weak support for this model over a null model </w:t>
+      </w:r>
+      <w:proofErr w:type="gramStart"/>
+      <w:r>
+        <w:rPr>
+          <w:rFonts w:ascii="Times New Roman" w:hAnsi="Times New Roman" w:cs="Times New Roman"/>
+          <w:lang w:val="en-CA"/>
+        </w:rPr>
+        <w:t>F</w:t>
+      </w:r>
+      <w:r>
+        <w:rPr>
+          <w:rFonts w:ascii="Times New Roman" w:hAnsi="Times New Roman" w:cs="Times New Roman"/>
+          <w:vertAlign w:val="subscript"/>
+          <w:lang w:val="en-CA"/>
+        </w:rPr>
+        <w:t>(</w:t>
+      </w:r>
+      <w:proofErr w:type="gramEnd"/>
+      <w:r>
+        <w:rPr>
+          <w:rFonts w:ascii="Times New Roman" w:hAnsi="Times New Roman" w:cs="Times New Roman"/>
+          <w:vertAlign w:val="subscript"/>
+          <w:lang w:val="en-CA"/>
+        </w:rPr>
+        <w:t>8, 163)</w:t>
+      </w:r>
+      <w:r>
+        <w:rPr>
+          <w:rFonts w:ascii="Times New Roman" w:hAnsi="Times New Roman" w:cs="Times New Roman"/>
+          <w:lang w:val="en-CA"/>
+        </w:rPr>
+        <w:t xml:space="preserve"> = 1.7040, p</w:t>
+      </w:r>
+      <w:r>
+        <w:rPr>
+          <w:rFonts w:ascii="Times New Roman" w:hAnsi="Times New Roman" w:cs="Times New Roman"/>
+          <w:lang w:val="en-CA"/>
+        </w:rPr>
+        <w:t xml:space="preserve"> </w:t>
+      </w:r>
+      <w:r>
+        <w:rPr>
+          <w:rFonts w:ascii="Times New Roman" w:hAnsi="Times New Roman" w:cs="Times New Roman"/>
+          <w:lang w:val="en-CA"/>
+        </w:rPr>
+        <w:t>= 0.1010</w:t>
+      </w:r>
+      <w:r>
+        <w:rPr>
+          <w:rFonts w:ascii="Times New Roman" w:hAnsi="Times New Roman" w:cs="Times New Roman"/>
+          <w:lang w:val="en-CA"/>
+        </w:rPr>
+        <w:t xml:space="preserve">), and a significant amount of unexplained residual </w:t>
+      </w:r>
+      <w:r>
+        <w:rPr>
+          <w:rFonts w:ascii="Times New Roman" w:hAnsi="Times New Roman" w:cs="Times New Roman"/>
+        </w:rPr>
+        <w:t>h</w:t>
+      </w:r>
+      <w:r>
+        <w:rPr>
+          <w:rFonts w:ascii="Times New Roman" w:hAnsi="Times New Roman" w:cs="Times New Roman"/>
+        </w:rPr>
+        <w:t>eterogeneity</w:t>
+      </w:r>
+      <w:r>
+        <w:rPr>
+          <w:rFonts w:ascii="Times New Roman" w:hAnsi="Times New Roman" w:cs="Times New Roman"/>
+        </w:rPr>
+        <w:t xml:space="preserve"> (</w:t>
+      </w:r>
+      <w:r>
+        <w:rPr>
+          <w:rFonts w:ascii="Times New Roman" w:hAnsi="Times New Roman" w:cs="Times New Roman"/>
+        </w:rPr>
+        <w:t>QE</w:t>
+      </w:r>
+      <w:r>
+        <w:rPr>
+          <w:rFonts w:ascii="Times New Roman" w:hAnsi="Times New Roman" w:cs="Times New Roman"/>
+          <w:vertAlign w:val="subscript"/>
+        </w:rPr>
+        <w:t>163</w:t>
+      </w:r>
+      <w:r>
+        <w:rPr>
+          <w:rFonts w:ascii="Times New Roman" w:hAnsi="Times New Roman" w:cs="Times New Roman"/>
+        </w:rPr>
+        <w:t xml:space="preserve"> = 2974.5395, p &lt; </w:t>
+      </w:r>
+      <w:r>
+        <w:rPr>
+          <w:rFonts w:ascii="Times New Roman" w:hAnsi="Times New Roman" w:cs="Times New Roman"/>
+        </w:rPr>
+        <w:t>0</w:t>
+      </w:r>
+      <w:r>
+        <w:rPr>
+          <w:rFonts w:ascii="Times New Roman" w:hAnsi="Times New Roman" w:cs="Times New Roman"/>
+        </w:rPr>
+        <w:t>.0001</w:t>
+      </w:r>
+      <w:r>
+        <w:rPr>
+          <w:rFonts w:ascii="Times New Roman" w:hAnsi="Times New Roman" w:cs="Times New Roman"/>
+        </w:rPr>
+        <w:t>). The model including temperature also showed a positive effect of nutrient provisioning (</w:t>
+      </w:r>
+      <w:r>
+        <w:rPr>
+          <w:rFonts w:ascii="Times New Roman" w:hAnsi="Times New Roman" w:cs="Times New Roman"/>
+        </w:rPr>
+        <w:t>0.5816</w:t>
+      </w:r>
+      <w:r>
+        <w:rPr>
+          <w:rFonts w:ascii="Times New Roman" w:hAnsi="Times New Roman" w:cs="Times New Roman"/>
+        </w:rPr>
+        <w:t xml:space="preserve"> </w:t>
+      </w:r>
+      <w:r>
+        <w:rPr>
+          <w:rFonts w:ascii="Times New Roman" w:hAnsi="Times New Roman" w:cs="Times New Roman"/>
+        </w:rPr>
+        <w:t xml:space="preserve">± </w:t>
+      </w:r>
+      <w:r>
+        <w:rPr>
+          <w:rFonts w:ascii="Times New Roman" w:hAnsi="Times New Roman" w:cs="Times New Roman"/>
+        </w:rPr>
+        <w:t>0.1617</w:t>
+      </w:r>
+      <w:r>
+        <w:rPr>
+          <w:rFonts w:ascii="Times New Roman" w:hAnsi="Times New Roman" w:cs="Times New Roman"/>
+        </w:rPr>
+        <w:t xml:space="preserve">, p = </w:t>
+      </w:r>
+      <w:r>
+        <w:rPr>
+          <w:rFonts w:ascii="Times New Roman" w:hAnsi="Times New Roman" w:cs="Times New Roman"/>
+        </w:rPr>
+        <w:t>0.0004</w:t>
+      </w:r>
+      <w:r>
+        <w:rPr>
+          <w:rFonts w:ascii="Times New Roman" w:hAnsi="Times New Roman" w:cs="Times New Roman"/>
+        </w:rPr>
+        <w:t>), but we found no evidence that the effect of provisioned nutrients varies with temperature (</w:t>
+      </w:r>
+      <w:r>
+        <w:rPr>
+          <w:rFonts w:ascii="Times New Roman" w:hAnsi="Times New Roman" w:cs="Times New Roman"/>
+        </w:rPr>
+        <w:t>-0.0551</w:t>
+      </w:r>
+      <w:r>
+        <w:rPr>
+          <w:rFonts w:ascii="Times New Roman" w:hAnsi="Times New Roman" w:cs="Times New Roman"/>
+        </w:rPr>
+        <w:t xml:space="preserve"> ± </w:t>
+      </w:r>
+      <w:r>
+        <w:rPr>
+          <w:rFonts w:ascii="Times New Roman" w:hAnsi="Times New Roman" w:cs="Times New Roman"/>
+        </w:rPr>
+        <w:t>0.0729</w:t>
+      </w:r>
+      <w:r>
+        <w:rPr>
+          <w:rFonts w:ascii="Times New Roman" w:hAnsi="Times New Roman" w:cs="Times New Roman"/>
+        </w:rPr>
+        <w:t xml:space="preserve">, p = </w:t>
+      </w:r>
+      <w:r>
+        <w:rPr>
+          <w:rFonts w:ascii="Times New Roman" w:hAnsi="Times New Roman" w:cs="Times New Roman"/>
+        </w:rPr>
+        <w:t>0.4508</w:t>
+      </w:r>
+      <w:r>
+        <w:rPr>
+          <w:rFonts w:ascii="Times New Roman" w:hAnsi="Times New Roman" w:cs="Times New Roman"/>
+        </w:rPr>
+        <w:t xml:space="preserve">, </w:t>
+      </w:r>
+      <w:r>
+        <w:rPr>
+          <w:rFonts w:ascii="Times New Roman" w:hAnsi="Times New Roman" w:cs="Times New Roman"/>
+          <w:highlight w:val="yellow"/>
+        </w:rPr>
+        <w:t>Fig. 3</w:t>
+      </w:r>
+      <w:r>
+        <w:rPr>
+          <w:rFonts w:ascii="Times New Roman" w:hAnsi="Times New Roman" w:cs="Times New Roman"/>
+          <w:highlight w:val="yellow"/>
+        </w:rPr>
+        <w:t>C</w:t>
+      </w:r>
+      <w:r>
+        <w:rPr>
+          <w:rFonts w:ascii="Times New Roman" w:hAnsi="Times New Roman" w:cs="Times New Roman"/>
+        </w:rPr>
+        <w:t>). This model was preferred over a null model (</w:t>
+      </w:r>
+      <w:proofErr w:type="gramStart"/>
+      <w:r>
+        <w:rPr>
+          <w:rFonts w:ascii="Times New Roman" w:hAnsi="Times New Roman" w:cs="Times New Roman"/>
+        </w:rPr>
+        <w:t>F</w:t>
+      </w:r>
+      <w:r>
+        <w:rPr>
+          <w:rFonts w:ascii="Times New Roman" w:hAnsi="Times New Roman" w:cs="Times New Roman"/>
+          <w:vertAlign w:val="subscript"/>
+        </w:rPr>
+        <w:t>(</w:t>
+      </w:r>
+      <w:proofErr w:type="gramEnd"/>
+      <w:r>
+        <w:rPr>
+          <w:rFonts w:ascii="Times New Roman" w:hAnsi="Times New Roman" w:cs="Times New Roman"/>
+          <w:vertAlign w:val="subscript"/>
+        </w:rPr>
+        <w:t>8,163)</w:t>
+      </w:r>
+      <w:r>
+        <w:rPr>
+          <w:rFonts w:ascii="Times New Roman" w:hAnsi="Times New Roman" w:cs="Times New Roman"/>
+        </w:rPr>
+        <w:t xml:space="preserve"> = 1.7828, p</w:t>
+      </w:r>
+      <w:r>
+        <w:rPr>
+          <w:rFonts w:ascii="Times New Roman" w:hAnsi="Times New Roman" w:cs="Times New Roman"/>
+        </w:rPr>
+        <w:t xml:space="preserve"> </w:t>
+      </w:r>
+      <w:r>
+        <w:rPr>
+          <w:rFonts w:ascii="Times New Roman" w:hAnsi="Times New Roman" w:cs="Times New Roman"/>
+        </w:rPr>
+        <w:t>= 0.0838</w:t>
+      </w:r>
+      <w:r>
+        <w:rPr>
+          <w:rFonts w:ascii="Times New Roman" w:hAnsi="Times New Roman" w:cs="Times New Roman"/>
+        </w:rPr>
+        <w:t xml:space="preserve">), but there was still a significant amount of </w:t>
+      </w:r>
+      <w:r>
+        <w:rPr>
+          <w:rFonts w:ascii="Times New Roman" w:hAnsi="Times New Roman" w:cs="Times New Roman"/>
+          <w:lang w:val="en-CA"/>
+        </w:rPr>
+        <w:t xml:space="preserve">unexplained residual </w:t>
+      </w:r>
+      <w:r>
+        <w:rPr>
+          <w:rFonts w:ascii="Times New Roman" w:hAnsi="Times New Roman" w:cs="Times New Roman"/>
+        </w:rPr>
+        <w:t>h</w:t>
+      </w:r>
+      <w:r>
+        <w:rPr>
+          <w:rFonts w:ascii="Times New Roman" w:hAnsi="Times New Roman" w:cs="Times New Roman"/>
+        </w:rPr>
+        <w:t>eterogeneity</w:t>
+      </w:r>
+      <w:r>
+        <w:t xml:space="preserve"> </w:t>
+      </w:r>
+      <w:r>
+        <w:rPr>
+          <w:rFonts w:ascii="Times New Roman" w:hAnsi="Times New Roman" w:cs="Times New Roman"/>
+        </w:rPr>
+        <w:t>QE</w:t>
+      </w:r>
+      <w:r>
+        <w:rPr>
+          <w:rFonts w:ascii="Times New Roman" w:hAnsi="Times New Roman" w:cs="Times New Roman"/>
+          <w:vertAlign w:val="subscript"/>
+        </w:rPr>
+        <w:t>163</w:t>
+      </w:r>
+      <w:r>
+        <w:rPr>
+          <w:rFonts w:ascii="Times New Roman" w:hAnsi="Times New Roman" w:cs="Times New Roman"/>
+        </w:rPr>
+        <w:t xml:space="preserve"> = 3006.2277, p &lt; </w:t>
+      </w:r>
+      <w:r>
+        <w:rPr>
+          <w:rFonts w:ascii="Times New Roman" w:hAnsi="Times New Roman" w:cs="Times New Roman"/>
+        </w:rPr>
+        <w:t>0</w:t>
+      </w:r>
+      <w:r>
+        <w:rPr>
+          <w:rFonts w:ascii="Times New Roman" w:hAnsi="Times New Roman" w:cs="Times New Roman"/>
+        </w:rPr>
+        <w:t>.0001</w:t>
+      </w:r>
+      <w:r>
+        <w:rPr>
+          <w:rFonts w:ascii="Times New Roman" w:hAnsi="Times New Roman" w:cs="Times New Roman"/>
+        </w:rPr>
+        <w:t>). For both these models the differences between levels in the categorical moderators (experimental design and primary producer) were roughly the same in magnitude and significance as in the model including background nutrients (</w:t>
+      </w:r>
+      <w:r>
+        <w:rPr>
+          <w:rFonts w:ascii="Times New Roman" w:hAnsi="Times New Roman" w:cs="Times New Roman"/>
+          <w:highlight w:val="yellow"/>
+        </w:rPr>
+        <w:t>Supplemental table X</w:t>
+      </w:r>
+      <w:r>
+        <w:rPr>
+          <w:rFonts w:ascii="Times New Roman" w:hAnsi="Times New Roman" w:cs="Times New Roman"/>
+        </w:rPr>
+        <w:t>).</w:t>
+      </w:r>
+    </w:p>
+    <w:p>
+      <w:pPr>
+        <w:spacing w:line="360" w:lineRule="auto"/>
+        <w:ind w:firstLine="720"/>
+        <w:rPr>
+          <w:rFonts w:ascii="Times New Roman" w:hAnsi="Times New Roman" w:cs="Times New Roman"/>
+        </w:rPr>
+      </w:pPr>
+    </w:p>
+    <w:p>
+      <w:pPr>
+        <w:spacing w:line="360" w:lineRule="auto"/>
+        <w:rPr>
+          <w:rFonts w:ascii="Times New Roman" w:hAnsi="Times New Roman" w:cs="Times New Roman"/>
         </w:rPr>
       </w:pPr>
       <w:r>
@@ -7099,8 +7262,9 @@
           <w:rFonts w:ascii="Times New Roman" w:hAnsi="Times New Roman" w:cs="Times New Roman"/>
           <w:noProof/>
         </w:rPr>
+        <w:lastRenderedPageBreak/>
         <w:drawing>
-          <wp:inline distT="0" distB="0" distL="0" distR="0" wp14:anchorId="4C0C3D37" wp14:editId="14DF0D90">
+          <wp:inline distT="0" distB="0" distL="0" distR="0" wp14:anchorId="3499CBD4" wp14:editId="0B2D5A90">
             <wp:extent cx="4526180" cy="2545976"/>
             <wp:effectExtent l="0" t="0" r="0" b="0"/>
             <wp:docPr id="3" name="Picture 3"/>
@@ -7154,20 +7318,282 @@
           <w:rFonts w:ascii="Times New Roman" w:hAnsi="Times New Roman" w:cs="Times New Roman"/>
           <w:highlight w:val="yellow"/>
         </w:rPr>
-        <w:t>Fig. X.</w:t>
-      </w:r>
-      <w:r>
-        <w:rPr>
-          <w:rFonts w:ascii="Times New Roman" w:hAnsi="Times New Roman" w:cs="Times New Roman"/>
-        </w:rPr>
-        <w:t xml:space="preserve"> Effect of a) background nutrients, b) absolute latitude, and c) temperature</w:t>
-      </w:r>
-      <w:r>
-        <w:rPr>
-          <w:rFonts w:ascii="Times New Roman" w:hAnsi="Times New Roman" w:cs="Times New Roman"/>
-        </w:rPr>
-        <w:t>. Effect sizes are from three separate models each containing either background nutrients, absolute latitude, or temperature. In each model primary producer group and experimental design are also included as categorical moderators.</w:t>
-      </w:r>
+        <w:t xml:space="preserve">Fig. </w:t>
+      </w:r>
+      <w:r>
+        <w:rPr>
+          <w:rFonts w:ascii="Times New Roman" w:hAnsi="Times New Roman" w:cs="Times New Roman"/>
+          <w:highlight w:val="yellow"/>
+        </w:rPr>
+        <w:t>6</w:t>
+      </w:r>
+      <w:r>
+        <w:rPr>
+          <w:rFonts w:ascii="Times New Roman" w:hAnsi="Times New Roman" w:cs="Times New Roman"/>
+          <w:highlight w:val="yellow"/>
+        </w:rPr>
+        <w:t>.</w:t>
+      </w:r>
+      <w:r>
+        <w:rPr>
+          <w:rFonts w:ascii="Times New Roman" w:hAnsi="Times New Roman" w:cs="Times New Roman"/>
+        </w:rPr>
+        <w:t xml:space="preserve"> Effect of A) background nutrients, B) absolute latitude, and C) temperature. Effect sizes are from three separate models each containing either background nutrients, absolute latitude, or temperature. In each model primary producer group and experimental design are also included as categorical moderators.</w:t>
+      </w:r>
+    </w:p>
+    <w:p>
+      <w:pPr>
+        <w:spacing w:line="360" w:lineRule="auto"/>
+        <w:rPr>
+          <w:rFonts w:ascii="Times New Roman" w:hAnsi="Times New Roman" w:cs="Times New Roman"/>
+        </w:rPr>
+      </w:pPr>
+      <w:r>
+        <w:rPr>
+          <w:rFonts w:ascii="Times New Roman" w:hAnsi="Times New Roman" w:cs="Times New Roman"/>
+          <w:noProof/>
+        </w:rPr>
+        <w:drawing>
+          <wp:inline distT="0" distB="0" distL="0" distR="0" wp14:anchorId="620E55D3" wp14:editId="426CEECA">
+            <wp:extent cx="4493310" cy="2527487"/>
+            <wp:effectExtent l="0" t="0" r="2540" b="0"/>
+            <wp:docPr id="1" name="Picture 1"/>
+            <wp:cNvGraphicFramePr>
+              <a:graphicFrameLocks xmlns:a="http://schemas.openxmlformats.org/drawingml/2006/main" noChangeAspect="1"/>
+            </wp:cNvGraphicFramePr>
+            <a:graphic xmlns:a="http://schemas.openxmlformats.org/drawingml/2006/main">
+              <a:graphicData uri="http://schemas.openxmlformats.org/drawingml/2006/picture">
+                <pic:pic xmlns:pic="http://schemas.openxmlformats.org/drawingml/2006/picture">
+                  <pic:nvPicPr>
+                    <pic:cNvPr id="1" name="pp_effect.png"/>
+                    <pic:cNvPicPr/>
+                  </pic:nvPicPr>
+                  <pic:blipFill>
+                    <a:blip r:embed="rId13">
+                      <a:extLst>
+                        <a:ext uri="{28A0092B-C50C-407E-A947-70E740481C1C}">
+                          <a14:useLocalDpi xmlns:a14="http://schemas.microsoft.com/office/drawing/2010/main" val="0"/>
+                        </a:ext>
+                      </a:extLst>
+                    </a:blip>
+                    <a:stretch>
+                      <a:fillRect/>
+                    </a:stretch>
+                  </pic:blipFill>
+                  <pic:spPr>
+                    <a:xfrm>
+                      <a:off x="0" y="0"/>
+                      <a:ext cx="4498261" cy="2530272"/>
+                    </a:xfrm>
+                    <a:prstGeom prst="rect">
+                      <a:avLst/>
+                    </a:prstGeom>
+                  </pic:spPr>
+                </pic:pic>
+              </a:graphicData>
+            </a:graphic>
+          </wp:inline>
+        </w:drawing>
+      </w:r>
+    </w:p>
+    <w:p>
+      <w:pPr>
+        <w:spacing w:line="360" w:lineRule="auto"/>
+        <w:rPr>
+          <w:rFonts w:ascii="Times New Roman" w:hAnsi="Times New Roman" w:cs="Times New Roman"/>
+        </w:rPr>
+      </w:pPr>
+      <w:r>
+        <w:rPr>
+          <w:rFonts w:ascii="Times New Roman" w:hAnsi="Times New Roman" w:cs="Times New Roman"/>
+          <w:highlight w:val="yellow"/>
+        </w:rPr>
+        <w:t xml:space="preserve">Fig. </w:t>
+      </w:r>
+      <w:r>
+        <w:rPr>
+          <w:rFonts w:ascii="Times New Roman" w:hAnsi="Times New Roman" w:cs="Times New Roman"/>
+          <w:highlight w:val="yellow"/>
+        </w:rPr>
+        <w:t>4</w:t>
+      </w:r>
+      <w:r>
+        <w:rPr>
+          <w:rFonts w:ascii="Times New Roman" w:hAnsi="Times New Roman" w:cs="Times New Roman"/>
+        </w:rPr>
+        <w:t xml:space="preserve">. Effect of animal-provisioned nutrients on different categories of primary producer. Plants include seagrasses and mangroves, phytoplankton include micro algae, coral includes measurements of both corals and coral endosymbionts, and algae includes fleshy and crustose algae. Effect sizes are </w:t>
+      </w:r>
+      <w:r>
+        <w:rPr>
+          <w:rFonts w:ascii="Times New Roman" w:hAnsi="Times New Roman" w:cs="Times New Roman"/>
+          <w:lang w:val="en-CA"/>
+        </w:rPr>
+        <w:t>log transformed ratio of means</w:t>
+      </w:r>
+      <w:r>
+        <w:rPr>
+          <w:rFonts w:ascii="Times New Roman" w:hAnsi="Times New Roman" w:cs="Times New Roman"/>
+          <w:lang w:val="en-CA"/>
+        </w:rPr>
+        <w:t xml:space="preserve"> surrounded by 95% confidence intervals derived from the </w:t>
+      </w:r>
+      <w:r>
+        <w:rPr>
+          <w:rFonts w:ascii="Times New Roman" w:hAnsi="Times New Roman" w:cs="Times New Roman"/>
+        </w:rPr>
+        <w:t>three-level mixed effects model including background nutrients, primary producer, and experimental design as moderators.</w:t>
+      </w:r>
+      <w:r>
+        <w:rPr>
+          <w:rFonts w:ascii="Times New Roman" w:hAnsi="Times New Roman" w:cs="Times New Roman"/>
+        </w:rPr>
+        <w:t xml:space="preserve"> </w:t>
+      </w:r>
+      <w:r>
+        <w:rPr>
+          <w:rFonts w:ascii="Times New Roman" w:hAnsi="Times New Roman" w:cs="Times New Roman"/>
+        </w:rPr>
+        <w:t>Sample sizes within each group are shown to the right of the effect sizes.</w:t>
+      </w:r>
+    </w:p>
+    <w:p>
+      <w:pPr>
+        <w:spacing w:line="360" w:lineRule="auto"/>
+        <w:rPr>
+          <w:rFonts w:ascii="Times New Roman" w:hAnsi="Times New Roman" w:cs="Times New Roman"/>
+        </w:rPr>
+      </w:pPr>
+    </w:p>
+    <w:p>
+      <w:pPr>
+        <w:spacing w:line="360" w:lineRule="auto"/>
+        <w:rPr>
+          <w:rFonts w:ascii="Times New Roman" w:hAnsi="Times New Roman" w:cs="Times New Roman"/>
+        </w:rPr>
+      </w:pPr>
+      <w:r>
+        <w:rPr>
+          <w:rFonts w:ascii="Times New Roman" w:hAnsi="Times New Roman" w:cs="Times New Roman"/>
+          <w:noProof/>
+        </w:rPr>
+        <w:drawing>
+          <wp:inline distT="0" distB="0" distL="0" distR="0" wp14:anchorId="6BAFA11A" wp14:editId="530DDECB">
+            <wp:extent cx="4688541" cy="2637304"/>
+            <wp:effectExtent l="0" t="0" r="0" b="4445"/>
+            <wp:docPr id="2" name="Picture 2"/>
+            <wp:cNvGraphicFramePr>
+              <a:graphicFrameLocks xmlns:a="http://schemas.openxmlformats.org/drawingml/2006/main" noChangeAspect="1"/>
+            </wp:cNvGraphicFramePr>
+            <a:graphic xmlns:a="http://schemas.openxmlformats.org/drawingml/2006/main">
+              <a:graphicData uri="http://schemas.openxmlformats.org/drawingml/2006/picture">
+                <pic:pic xmlns:pic="http://schemas.openxmlformats.org/drawingml/2006/picture">
+                  <pic:nvPicPr>
+                    <pic:cNvPr id="2" name="nat_effect.png"/>
+                    <pic:cNvPicPr/>
+                  </pic:nvPicPr>
+                  <pic:blipFill>
+                    <a:blip r:embed="rId14">
+                      <a:extLst>
+                        <a:ext uri="{28A0092B-C50C-407E-A947-70E740481C1C}">
+                          <a14:useLocalDpi xmlns:a14="http://schemas.microsoft.com/office/drawing/2010/main" val="0"/>
+                        </a:ext>
+                      </a:extLst>
+                    </a:blip>
+                    <a:stretch>
+                      <a:fillRect/>
+                    </a:stretch>
+                  </pic:blipFill>
+                  <pic:spPr>
+                    <a:xfrm>
+                      <a:off x="0" y="0"/>
+                      <a:ext cx="4723039" cy="2656709"/>
+                    </a:xfrm>
+                    <a:prstGeom prst="rect">
+                      <a:avLst/>
+                    </a:prstGeom>
+                  </pic:spPr>
+                </pic:pic>
+              </a:graphicData>
+            </a:graphic>
+          </wp:inline>
+        </w:drawing>
+      </w:r>
+    </w:p>
+    <w:p>
+      <w:pPr>
+        <w:spacing w:line="360" w:lineRule="auto"/>
+        <w:rPr>
+          <w:rFonts w:ascii="Times New Roman" w:hAnsi="Times New Roman" w:cs="Times New Roman"/>
+        </w:rPr>
+      </w:pPr>
+      <w:r>
+        <w:rPr>
+          <w:rFonts w:ascii="Times New Roman" w:hAnsi="Times New Roman" w:cs="Times New Roman"/>
+          <w:highlight w:val="yellow"/>
+        </w:rPr>
+        <w:t xml:space="preserve">Fig. </w:t>
+      </w:r>
+      <w:r>
+        <w:rPr>
+          <w:rFonts w:ascii="Times New Roman" w:hAnsi="Times New Roman" w:cs="Times New Roman"/>
+          <w:highlight w:val="yellow"/>
+        </w:rPr>
+        <w:t>5</w:t>
+      </w:r>
+      <w:r>
+        <w:rPr>
+          <w:rFonts w:ascii="Times New Roman" w:hAnsi="Times New Roman" w:cs="Times New Roman"/>
+        </w:rPr>
+        <w:t>. Effect of animal-provisioned nutrients on different categories of experimental design. Field experiments were split based on whether the researchers set the density of the primary producer (PP stocked), consumer (animals stocked), both, or neither (</w:t>
+      </w:r>
+      <w:proofErr w:type="spellStart"/>
+      <w:r>
+        <w:rPr>
+          <w:rFonts w:ascii="Times New Roman" w:hAnsi="Times New Roman" w:cs="Times New Roman"/>
+        </w:rPr>
+        <w:t>unstocked</w:t>
+      </w:r>
+      <w:proofErr w:type="spellEnd"/>
+      <w:r>
+        <w:rPr>
+          <w:rFonts w:ascii="Times New Roman" w:hAnsi="Times New Roman" w:cs="Times New Roman"/>
+        </w:rPr>
+        <w:t xml:space="preserve">). Effect sizes are </w:t>
+      </w:r>
+      <w:r>
+        <w:rPr>
+          <w:rFonts w:ascii="Times New Roman" w:hAnsi="Times New Roman" w:cs="Times New Roman"/>
+          <w:lang w:val="en-CA"/>
+        </w:rPr>
+        <w:t>log transformed ratio of means</w:t>
+      </w:r>
+      <w:r>
+        <w:rPr>
+          <w:rFonts w:ascii="Times New Roman" w:hAnsi="Times New Roman" w:cs="Times New Roman"/>
+          <w:lang w:val="en-CA"/>
+        </w:rPr>
+        <w:t xml:space="preserve"> surrounded by 95% confidence intervals derived from the </w:t>
+      </w:r>
+      <w:r>
+        <w:rPr>
+          <w:rFonts w:ascii="Times New Roman" w:hAnsi="Times New Roman" w:cs="Times New Roman"/>
+        </w:rPr>
+        <w:t>three-level mixed effects model including background nutrients, primary producer, and experimental design as moderators.</w:t>
+      </w:r>
+      <w:r>
+        <w:rPr>
+          <w:rFonts w:ascii="Times New Roman" w:hAnsi="Times New Roman" w:cs="Times New Roman"/>
+        </w:rPr>
+        <w:t xml:space="preserve"> Sample sizes within each group are shown to the right of the effect sizes.</w:t>
+      </w:r>
+    </w:p>
+    <w:p>
+      <w:pPr>
+        <w:spacing w:line="360" w:lineRule="auto"/>
+        <w:rPr>
+          <w:rFonts w:ascii="Times New Roman" w:hAnsi="Times New Roman" w:cs="Times New Roman"/>
+        </w:rPr>
+      </w:pPr>
     </w:p>
     <w:p>
       <w:pPr>
@@ -7197,7 +7623,7 @@
                     <pic:cNvPicPr/>
                   </pic:nvPicPr>
                   <pic:blipFill>
-                    <a:blip r:embed="rId13">
+                    <a:blip r:embed="rId15">
                       <a:extLst>
                         <a:ext uri="{28A0092B-C50C-407E-A947-70E740481C1C}">
                           <a14:useLocalDpi xmlns:a14="http://schemas.microsoft.com/office/drawing/2010/main" val="0"/>
@@ -7231,11 +7657,25 @@
           <w:rFonts w:ascii="Times New Roman" w:hAnsi="Times New Roman" w:cs="Times New Roman"/>
         </w:rPr>
       </w:pPr>
-      <w:r>
-        <w:rPr>
-          <w:rFonts w:ascii="Times New Roman" w:hAnsi="Times New Roman" w:cs="Times New Roman"/>
-        </w:rPr>
-        <w:t xml:space="preserve">Fig. X. Effect of background nutrients on algae in </w:t>
+      <w:commentRangeStart w:id="7"/>
+      <w:r>
+        <w:rPr>
+          <w:rFonts w:ascii="Times New Roman" w:hAnsi="Times New Roman" w:cs="Times New Roman"/>
+        </w:rPr>
+        <w:t xml:space="preserve">Fig. X. </w:t>
+      </w:r>
+      <w:commentRangeEnd w:id="7"/>
+      <w:r>
+        <w:rPr>
+          <w:rStyle w:val="CommentReference"/>
+        </w:rPr>
+        <w:commentReference w:id="7"/>
+      </w:r>
+      <w:r>
+        <w:rPr>
+          <w:rFonts w:ascii="Times New Roman" w:hAnsi="Times New Roman" w:cs="Times New Roman"/>
+        </w:rPr>
+        <w:t xml:space="preserve">Effect of background nutrients on algae in </w:t>
       </w:r>
       <w:proofErr w:type="spellStart"/>
       <w:r>
@@ -7251,8 +7691,6 @@
         </w:rPr>
         <w:t xml:space="preserve"> field experiments. Dots represent effect sizes from studies. Background nutrients is standardized</w:t>
       </w:r>
-      <w:bookmarkStart w:id="11" w:name="_GoBack"/>
-      <w:bookmarkEnd w:id="11"/>
     </w:p>
     <w:p>
       <w:pPr>
@@ -7269,233 +7707,11 @@
           <w:rFonts w:ascii="Times New Roman" w:hAnsi="Times New Roman" w:cs="Times New Roman"/>
         </w:rPr>
       </w:pPr>
-    </w:p>
-    <w:p>
-      <w:pPr>
-        <w:spacing w:line="360" w:lineRule="auto"/>
-        <w:rPr>
-          <w:rFonts w:ascii="Times New Roman" w:hAnsi="Times New Roman" w:cs="Times New Roman"/>
-        </w:rPr>
-      </w:pPr>
-      <w:r>
-        <w:rPr>
-          <w:rFonts w:ascii="Times New Roman" w:hAnsi="Times New Roman" w:cs="Times New Roman"/>
-        </w:rPr>
-        <w:t>Model outputs, state:</w:t>
-      </w:r>
-    </w:p>
-    <w:p>
-      <w:pPr>
-        <w:pStyle w:val="ListParagraph"/>
-        <w:numPr>
-          <w:ilvl w:val="0"/>
-          <w:numId w:val="4"/>
-        </w:numPr>
-        <w:spacing w:line="360" w:lineRule="auto"/>
-        <w:rPr>
-          <w:rFonts w:ascii="Times New Roman" w:hAnsi="Times New Roman" w:cs="Times New Roman"/>
-        </w:rPr>
-      </w:pPr>
-      <w:r>
-        <w:rPr>
-          <w:rFonts w:ascii="Times New Roman" w:hAnsi="Times New Roman" w:cs="Times New Roman"/>
-        </w:rPr>
-        <w:t xml:space="preserve">Sigma^2.1 and sigma^2.2 </w:t>
-      </w:r>
-      <w:r>
-        <w:sym w:font="Wingdings" w:char="F0E0"/>
-      </w:r>
-      <w:r>
-        <w:rPr>
-          <w:rFonts w:ascii="Times New Roman" w:hAnsi="Times New Roman" w:cs="Times New Roman"/>
-        </w:rPr>
-        <w:t xml:space="preserve"> what percentage is within vs between</w:t>
-      </w:r>
-    </w:p>
-    <w:p>
-      <w:pPr>
-        <w:pStyle w:val="ListParagraph"/>
-        <w:numPr>
-          <w:ilvl w:val="0"/>
-          <w:numId w:val="4"/>
-        </w:numPr>
-        <w:spacing w:line="360" w:lineRule="auto"/>
-        <w:rPr>
-          <w:rFonts w:ascii="Times New Roman" w:hAnsi="Times New Roman" w:cs="Times New Roman"/>
-        </w:rPr>
-      </w:pPr>
-      <w:r>
-        <w:rPr>
-          <w:rFonts w:ascii="Times New Roman" w:hAnsi="Times New Roman" w:cs="Times New Roman"/>
-        </w:rPr>
-        <w:t xml:space="preserve">Test for residual heterogeneity = are there likely other things introducing variance besides my mods? </w:t>
-      </w:r>
-      <w:r>
-        <w:rPr>
-          <w:rFonts w:ascii="Times New Roman" w:hAnsi="Times New Roman" w:cs="Times New Roman"/>
-        </w:rPr>
-        <w:t xml:space="preserve">p &lt; 0.05 means </w:t>
-      </w:r>
-      <w:r>
-        <w:rPr>
-          <w:rFonts w:ascii="Times New Roman" w:hAnsi="Times New Roman" w:cs="Times New Roman"/>
-        </w:rPr>
-        <w:t>other moderators not considered in the model are influencing effect of pee on pp</w:t>
-      </w:r>
-    </w:p>
-    <w:p>
-      <w:pPr>
-        <w:pStyle w:val="ListParagraph"/>
-        <w:numPr>
-          <w:ilvl w:val="0"/>
-          <w:numId w:val="4"/>
-        </w:numPr>
-        <w:spacing w:line="360" w:lineRule="auto"/>
-        <w:rPr>
-          <w:rFonts w:ascii="Times New Roman" w:hAnsi="Times New Roman" w:cs="Times New Roman"/>
-        </w:rPr>
-      </w:pPr>
-      <w:r>
-        <w:rPr>
-          <w:rFonts w:ascii="Times New Roman" w:hAnsi="Times New Roman" w:cs="Times New Roman"/>
-        </w:rPr>
-        <w:t>Test of moderators: are the mods included better than a null model? P &lt; 0.05 means my model is better than null</w:t>
-      </w:r>
-    </w:p>
-    <w:p>
-      <w:pPr>
-        <w:pStyle w:val="ListParagraph"/>
-        <w:numPr>
-          <w:ilvl w:val="0"/>
-          <w:numId w:val="4"/>
-        </w:numPr>
-        <w:spacing w:line="360" w:lineRule="auto"/>
-        <w:rPr>
-          <w:rFonts w:ascii="Times New Roman" w:hAnsi="Times New Roman" w:cs="Times New Roman"/>
-        </w:rPr>
-      </w:pPr>
-      <w:r>
-        <w:rPr>
-          <w:rFonts w:ascii="Times New Roman" w:hAnsi="Times New Roman" w:cs="Times New Roman"/>
-        </w:rPr>
-        <w:t>Coefficients and p-value for each moderator, refer to the figures here!</w:t>
-      </w:r>
-    </w:p>
-    <w:p>
-      <w:pPr>
-        <w:spacing w:line="360" w:lineRule="auto"/>
-        <w:rPr>
-          <w:rFonts w:ascii="Times New Roman" w:hAnsi="Times New Roman" w:cs="Times New Roman"/>
-        </w:rPr>
-      </w:pPr>
-    </w:p>
-    <w:p>
-      <w:pPr>
-        <w:spacing w:line="360" w:lineRule="auto"/>
-        <w:rPr>
-          <w:rFonts w:ascii="Times New Roman" w:hAnsi="Times New Roman" w:cs="Times New Roman"/>
-        </w:rPr>
-      </w:pPr>
-      <w:r>
-        <w:rPr>
-          <w:rFonts w:ascii="Times New Roman" w:hAnsi="Times New Roman" w:cs="Times New Roman"/>
-        </w:rPr>
-        <w:t xml:space="preserve">Interesting that we saw a larger effect of pee on algae, when there weren’t any experiments on algae in the tropics??? </w:t>
-      </w:r>
-    </w:p>
-    <w:p>
-      <w:pPr>
-        <w:spacing w:line="360" w:lineRule="auto"/>
-        <w:rPr>
-          <w:rFonts w:ascii="Times New Roman" w:hAnsi="Times New Roman" w:cs="Times New Roman"/>
-        </w:rPr>
-      </w:pPr>
-    </w:p>
-    <w:p>
-      <w:pPr>
-        <w:spacing w:line="360" w:lineRule="auto"/>
-        <w:rPr>
-          <w:rFonts w:ascii="Times New Roman" w:hAnsi="Times New Roman" w:cs="Times New Roman"/>
-        </w:rPr>
-      </w:pPr>
-      <w:r>
-        <w:rPr>
-          <w:rFonts w:ascii="Times New Roman" w:hAnsi="Times New Roman" w:cs="Times New Roman"/>
-        </w:rPr>
-        <w:t>FITURE TO DO’s:</w:t>
-      </w:r>
-    </w:p>
-    <w:p>
-      <w:pPr>
-        <w:pStyle w:val="ListParagraph"/>
-        <w:numPr>
-          <w:ilvl w:val="0"/>
-          <w:numId w:val="3"/>
-        </w:numPr>
-        <w:spacing w:line="360" w:lineRule="auto"/>
-        <w:rPr>
-          <w:rFonts w:ascii="Times New Roman" w:hAnsi="Times New Roman" w:cs="Times New Roman"/>
-        </w:rPr>
-      </w:pPr>
-      <w:r>
-        <w:rPr>
-          <w:rFonts w:ascii="Times New Roman" w:hAnsi="Times New Roman" w:cs="Times New Roman"/>
-        </w:rPr>
-        <w:t xml:space="preserve">Finish reading the influential study part of the </w:t>
-      </w:r>
-      <w:proofErr w:type="spellStart"/>
-      <w:r>
-        <w:rPr>
-          <w:rFonts w:ascii="Times New Roman" w:hAnsi="Times New Roman" w:cs="Times New Roman"/>
-        </w:rPr>
-        <w:t>metafor</w:t>
-      </w:r>
-      <w:proofErr w:type="spellEnd"/>
-      <w:r>
-        <w:rPr>
-          <w:rFonts w:ascii="Times New Roman" w:hAnsi="Times New Roman" w:cs="Times New Roman"/>
-        </w:rPr>
-        <w:t xml:space="preserve"> paper!</w:t>
-      </w:r>
-    </w:p>
-    <w:p>
-      <w:pPr>
-        <w:pStyle w:val="ListParagraph"/>
-        <w:numPr>
-          <w:ilvl w:val="0"/>
-          <w:numId w:val="3"/>
-        </w:numPr>
-        <w:spacing w:line="360" w:lineRule="auto"/>
-        <w:rPr>
-          <w:rFonts w:ascii="Times New Roman" w:hAnsi="Times New Roman" w:cs="Times New Roman"/>
-        </w:rPr>
-      </w:pPr>
-      <w:r>
-        <w:rPr>
-          <w:rFonts w:ascii="Times New Roman" w:hAnsi="Times New Roman" w:cs="Times New Roman"/>
-        </w:rPr>
-        <w:t>Plot back nut fig better!</w:t>
-      </w:r>
-    </w:p>
-    <w:p>
-      <w:pPr>
-        <w:spacing w:line="360" w:lineRule="auto"/>
-        <w:rPr>
-          <w:rFonts w:ascii="Times New Roman" w:hAnsi="Times New Roman" w:cs="Times New Roman"/>
-        </w:rPr>
-      </w:pPr>
-    </w:p>
-    <w:p>
-      <w:pPr>
-        <w:spacing w:line="360" w:lineRule="auto"/>
-        <w:rPr>
-          <w:rFonts w:ascii="Times New Roman" w:hAnsi="Times New Roman" w:cs="Times New Roman"/>
-        </w:rPr>
-      </w:pPr>
-      <w:r>
-        <w:rPr>
-          <w:rFonts w:ascii="Times New Roman" w:hAnsi="Times New Roman" w:cs="Times New Roman"/>
-        </w:rPr>
+      <w:r>
+        <w:rPr>
+          <w:rFonts w:ascii="Times New Roman" w:hAnsi="Times New Roman" w:cs="Times New Roman"/>
+        </w:rPr>
+        <w:lastRenderedPageBreak/>
         <w:t>SUPPLEMENT</w:t>
       </w:r>
     </w:p>
@@ -8065,7 +8281,6 @@
               <w:rPr>
                 <w:rFonts w:ascii="Times New Roman" w:hAnsi="Times New Roman" w:cs="Times New Roman"/>
               </w:rPr>
-              <w:lastRenderedPageBreak/>
               <w:t>Natural2</w:t>
             </w:r>
           </w:p>
@@ -8902,7 +9117,6 @@
           <w:rFonts w:ascii="Times New Roman" w:hAnsi="Times New Roman" w:cs="Times New Roman"/>
         </w:rPr>
       </w:pPr>
-      <w:proofErr w:type="spellStart"/>
       <w:r>
         <w:rPr>
           <w:rFonts w:ascii="Times New Roman" w:hAnsi="Times New Roman" w:cs="Times New Roman"/>
@@ -8942,7 +9156,6 @@
         </w:rPr>
         <w:t>Model</w:t>
       </w:r>
-      <w:proofErr w:type="spellEnd"/>
       <w:r>
         <w:rPr>
           <w:rFonts w:ascii="Times New Roman" w:hAnsi="Times New Roman" w:cs="Times New Roman"/>
@@ -9251,13 +9464,7 @@
               <w:rPr>
                 <w:rFonts w:ascii="Times New Roman" w:hAnsi="Times New Roman" w:cs="Times New Roman"/>
               </w:rPr>
-              <w:t>temp</w:t>
-            </w:r>
-            <w:r>
-              <w:rPr>
-                <w:rFonts w:ascii="Times New Roman" w:hAnsi="Times New Roman" w:cs="Times New Roman"/>
-              </w:rPr>
-              <w:t>_stand</w:t>
+              <w:t>temp_stand</w:t>
             </w:r>
             <w:proofErr w:type="spellEnd"/>
           </w:p>
@@ -9839,6 +10046,7 @@
               <w:rPr>
                 <w:rFonts w:ascii="Times New Roman" w:hAnsi="Times New Roman" w:cs="Times New Roman"/>
               </w:rPr>
+              <w:lastRenderedPageBreak/>
               <w:t>pp_groupCoral</w:t>
             </w:r>
             <w:proofErr w:type="spellEnd"/>
@@ -10220,1100 +10428,1159 @@
           <w:rFonts w:ascii="Times New Roman" w:hAnsi="Times New Roman" w:cs="Times New Roman"/>
         </w:rPr>
       </w:pPr>
-      <w:r>
-        <w:rPr>
-          <w:rFonts w:ascii="Times New Roman" w:hAnsi="Times New Roman" w:cs="Times New Roman"/>
-        </w:rPr>
-        <w:t xml:space="preserve">WORD </w:t>
-      </w:r>
-      <w:r>
-        <w:rPr>
-          <w:rFonts w:ascii="Times New Roman" w:hAnsi="Times New Roman" w:cs="Times New Roman"/>
-        </w:rPr>
-        <w:t>GRAVEYARD:</w:t>
-      </w:r>
     </w:p>
     <w:p>
       <w:pPr>
         <w:spacing w:line="360" w:lineRule="auto"/>
-        <w:ind w:firstLine="720"/>
-        <w:rPr>
-          <w:rFonts w:ascii="Times New Roman" w:hAnsi="Times New Roman" w:cs="Times New Roman"/>
-        </w:rPr>
-      </w:pPr>
-      <w:r>
-        <w:rPr>
-          <w:rFonts w:ascii="Times New Roman" w:hAnsi="Times New Roman" w:cs="Times New Roman"/>
-        </w:rPr>
-        <w:t>We grouped latitudes into regions: North Polar (&gt;</w:t>
-      </w:r>
-      <w:r>
-        <w:rPr>
-          <w:rFonts w:ascii="Times New Roman" w:hAnsi="Times New Roman" w:cs="Times New Roman"/>
-        </w:rPr>
-        <w:t>66°3</w:t>
-      </w:r>
-      <w:r>
-        <w:rPr>
-          <w:rFonts w:ascii="Times New Roman" w:hAnsi="Times New Roman" w:cs="Times New Roman"/>
-        </w:rPr>
-        <w:t>’N), North Temperate ( 35</w:t>
-      </w:r>
-      <w:r>
-        <w:rPr>
-          <w:rFonts w:ascii="Times New Roman" w:hAnsi="Times New Roman" w:cs="Times New Roman"/>
-        </w:rPr>
-        <w:t>°</w:t>
-      </w:r>
-      <w:r>
-        <w:rPr>
-          <w:rFonts w:ascii="Times New Roman" w:hAnsi="Times New Roman" w:cs="Times New Roman"/>
-        </w:rPr>
-        <w:t xml:space="preserve">N – </w:t>
-      </w:r>
-      <w:r>
-        <w:rPr>
-          <w:rFonts w:ascii="Times New Roman" w:hAnsi="Times New Roman" w:cs="Times New Roman"/>
-        </w:rPr>
-        <w:t>66°3</w:t>
-      </w:r>
-      <w:r>
-        <w:rPr>
-          <w:rFonts w:ascii="Times New Roman" w:hAnsi="Times New Roman" w:cs="Times New Roman"/>
-        </w:rPr>
-        <w:t>’N), North Subtropics (</w:t>
-      </w:r>
-      <w:r>
-        <w:rPr>
-          <w:rFonts w:ascii="Times New Roman" w:hAnsi="Times New Roman" w:cs="Times New Roman"/>
-        </w:rPr>
-        <w:t>23°27'</w:t>
-      </w:r>
-      <w:r>
-        <w:rPr>
-          <w:rFonts w:ascii="Times New Roman" w:hAnsi="Times New Roman" w:cs="Times New Roman"/>
-        </w:rPr>
-        <w:t>N</w:t>
-      </w:r>
-      <w:r>
-        <w:rPr>
-          <w:rFonts w:ascii="Times New Roman" w:hAnsi="Times New Roman" w:cs="Times New Roman"/>
-        </w:rPr>
-        <w:t xml:space="preserve"> </w:t>
-      </w:r>
-      <w:r>
-        <w:rPr>
-          <w:rFonts w:ascii="Times New Roman" w:hAnsi="Times New Roman" w:cs="Times New Roman"/>
-        </w:rPr>
-        <w:t>– 35</w:t>
-      </w:r>
-      <w:r>
-        <w:rPr>
-          <w:rFonts w:ascii="Times New Roman" w:hAnsi="Times New Roman" w:cs="Times New Roman"/>
-        </w:rPr>
-        <w:t>°</w:t>
-      </w:r>
-      <w:r>
-        <w:rPr>
-          <w:rFonts w:ascii="Times New Roman" w:hAnsi="Times New Roman" w:cs="Times New Roman"/>
-        </w:rPr>
-        <w:t>N), Tropics (</w:t>
-      </w:r>
-      <w:r>
-        <w:rPr>
-          <w:rFonts w:ascii="Times New Roman" w:hAnsi="Times New Roman" w:cs="Times New Roman"/>
-        </w:rPr>
-        <w:t>23°27'</w:t>
-      </w:r>
-      <w:r>
-        <w:rPr>
-          <w:rFonts w:ascii="Times New Roman" w:hAnsi="Times New Roman" w:cs="Times New Roman"/>
-        </w:rPr>
-        <w:t>S</w:t>
-      </w:r>
-      <w:r>
-        <w:rPr>
-          <w:rFonts w:ascii="Times New Roman" w:hAnsi="Times New Roman" w:cs="Times New Roman"/>
-        </w:rPr>
-        <w:t xml:space="preserve"> </w:t>
-      </w:r>
-      <w:r>
-        <w:rPr>
-          <w:rFonts w:ascii="Times New Roman" w:hAnsi="Times New Roman" w:cs="Times New Roman"/>
-        </w:rPr>
-        <w:t xml:space="preserve">- </w:t>
-      </w:r>
-      <w:r>
-        <w:rPr>
-          <w:rFonts w:ascii="Times New Roman" w:hAnsi="Times New Roman" w:cs="Times New Roman"/>
-        </w:rPr>
-        <w:t>23°27'</w:t>
-      </w:r>
-      <w:r>
-        <w:rPr>
-          <w:rFonts w:ascii="Times New Roman" w:hAnsi="Times New Roman" w:cs="Times New Roman"/>
-        </w:rPr>
-        <w:t>N), South Subtropics (</w:t>
-      </w:r>
-      <w:r>
-        <w:rPr>
-          <w:rFonts w:ascii="Times New Roman" w:hAnsi="Times New Roman" w:cs="Times New Roman"/>
-        </w:rPr>
-        <w:t>23°27'</w:t>
-      </w:r>
-      <w:r>
-        <w:rPr>
-          <w:rFonts w:ascii="Times New Roman" w:hAnsi="Times New Roman" w:cs="Times New Roman"/>
-        </w:rPr>
-        <w:t>S</w:t>
-      </w:r>
-      <w:r>
-        <w:rPr>
-          <w:rFonts w:ascii="Times New Roman" w:hAnsi="Times New Roman" w:cs="Times New Roman"/>
-        </w:rPr>
-        <w:t xml:space="preserve"> </w:t>
-      </w:r>
-      <w:r>
-        <w:rPr>
-          <w:rFonts w:ascii="Times New Roman" w:hAnsi="Times New Roman" w:cs="Times New Roman"/>
-        </w:rPr>
-        <w:t>– 35</w:t>
-      </w:r>
-      <w:r>
-        <w:rPr>
-          <w:rFonts w:ascii="Times New Roman" w:hAnsi="Times New Roman" w:cs="Times New Roman"/>
-        </w:rPr>
-        <w:t>°</w:t>
-      </w:r>
-      <w:r>
-        <w:rPr>
-          <w:rFonts w:ascii="Times New Roman" w:hAnsi="Times New Roman" w:cs="Times New Roman"/>
-        </w:rPr>
-        <w:t>S), South Temperate ( 35</w:t>
-      </w:r>
-      <w:r>
-        <w:rPr>
-          <w:rFonts w:ascii="Times New Roman" w:hAnsi="Times New Roman" w:cs="Times New Roman"/>
-        </w:rPr>
-        <w:t>°</w:t>
-      </w:r>
-      <w:r>
-        <w:rPr>
-          <w:rFonts w:ascii="Times New Roman" w:hAnsi="Times New Roman" w:cs="Times New Roman"/>
-        </w:rPr>
-        <w:t xml:space="preserve">S – </w:t>
-      </w:r>
-      <w:r>
-        <w:rPr>
-          <w:rFonts w:ascii="Times New Roman" w:hAnsi="Times New Roman" w:cs="Times New Roman"/>
-        </w:rPr>
-        <w:t>66°3</w:t>
-      </w:r>
-      <w:r>
-        <w:rPr>
-          <w:rFonts w:ascii="Times New Roman" w:hAnsi="Times New Roman" w:cs="Times New Roman"/>
-        </w:rPr>
-        <w:t>’S), and South Polar (&gt;</w:t>
-      </w:r>
-      <w:r>
-        <w:rPr>
-          <w:rFonts w:ascii="Times New Roman" w:hAnsi="Times New Roman" w:cs="Times New Roman"/>
-        </w:rPr>
-        <w:t>66°3</w:t>
-      </w:r>
-      <w:r>
-        <w:rPr>
-          <w:rFonts w:ascii="Times New Roman" w:hAnsi="Times New Roman" w:cs="Times New Roman"/>
-        </w:rPr>
-        <w:t>’S). We used satellite data from Earth Data (</w:t>
-      </w:r>
-      <w:r>
-        <w:rPr>
-          <w:rFonts w:ascii="Times New Roman" w:hAnsi="Times New Roman" w:cs="Times New Roman"/>
-        </w:rPr>
-        <w:t>https://earthdata.nasa.gov/</w:t>
-      </w:r>
-      <w:r>
-        <w:rPr>
-          <w:rFonts w:ascii="Times New Roman" w:hAnsi="Times New Roman" w:cs="Times New Roman"/>
-        </w:rPr>
-        <w:t xml:space="preserve">) to estimate the background chlorophyll a concentration at each study site during the period the experiment was conducted. When studies spanned multiple seasons or years, we took an average over the relevant values. We binned these chlorophyll concentrations into 5 equal categories, divided between the </w:t>
-      </w:r>
-      <w:r>
-        <w:rPr>
-          <w:rFonts w:ascii="Times New Roman" w:hAnsi="Times New Roman" w:cs="Times New Roman"/>
-        </w:rPr>
-        <w:lastRenderedPageBreak/>
-        <w:t>minimum and maximum chlorophyll values observed.</w:t>
-      </w:r>
-      <w:r>
-        <w:rPr>
-          <w:rFonts w:ascii="Times New Roman" w:hAnsi="Times New Roman" w:cs="Times New Roman"/>
-        </w:rPr>
-        <w:t xml:space="preserve"> </w:t>
-      </w:r>
-      <w:r>
-        <w:rPr>
-          <w:rFonts w:ascii="Times New Roman" w:hAnsi="Times New Roman" w:cs="Times New Roman"/>
-        </w:rPr>
-        <w:t xml:space="preserve">Activity level of the consumer was either (1) vertebrate, (2) mobile invertebrate, or (3) sessile invertebrate. </w:t>
+        <w:rPr>
+          <w:rFonts w:ascii="Times New Roman" w:hAnsi="Times New Roman" w:cs="Times New Roman"/>
+          <w:u w:val="single"/>
+        </w:rPr>
+      </w:pPr>
+      <w:r>
+        <w:rPr>
+          <w:rFonts w:ascii="Times New Roman" w:hAnsi="Times New Roman" w:cs="Times New Roman"/>
+          <w:u w:val="single"/>
+        </w:rPr>
+        <w:t>References</w:t>
       </w:r>
     </w:p>
     <w:p>
       <w:pPr>
-        <w:spacing w:line="360" w:lineRule="auto"/>
-        <w:ind w:firstLine="720"/>
-        <w:rPr>
-          <w:rFonts w:ascii="Times New Roman" w:hAnsi="Times New Roman" w:cs="Times New Roman"/>
-        </w:rPr>
-      </w:pPr>
+        <w:pStyle w:val="Bibliography"/>
+        <w:rPr>
+          <w:rFonts w:ascii="Calibri"/>
+        </w:rPr>
+      </w:pPr>
+      <w:r>
+        <w:rPr>
+          <w:rFonts w:ascii="Calibri" w:cs="Calibri"/>
+        </w:rPr>
+        <w:t xml:space="preserve"> </w:t>
+      </w:r>
+      <w:r>
+        <w:rPr>
+          <w:rFonts w:ascii="Calibri" w:cs="Calibri"/>
+        </w:rPr>
+        <w:fldChar w:fldCharType="begin"/>
+      </w:r>
+      <w:r>
+        <w:rPr>
+          <w:rFonts w:ascii="Calibri" w:cs="Calibri"/>
+        </w:rPr>
+        <w:instrText xml:space="preserve"> ADDIN ZOTERO_BIBL {"uncited":[],"omitted":[],"custom":[]} CSL_BIBLIOGRAPHY </w:instrText>
+      </w:r>
+      <w:r>
+        <w:rPr>
+          <w:rFonts w:ascii="Calibri" w:cs="Calibri"/>
+        </w:rPr>
+        <w:fldChar w:fldCharType="separate"/>
+      </w:r>
+      <w:proofErr w:type="spellStart"/>
+      <w:r>
+        <w:rPr>
+          <w:rFonts w:ascii="Calibri"/>
+        </w:rPr>
+        <w:t>Allgeier</w:t>
+      </w:r>
+      <w:proofErr w:type="spellEnd"/>
+      <w:r>
+        <w:rPr>
+          <w:rFonts w:ascii="Calibri"/>
+        </w:rPr>
+        <w:t xml:space="preserve">, J.E., </w:t>
+      </w:r>
+      <w:proofErr w:type="spellStart"/>
+      <w:r>
+        <w:rPr>
+          <w:rFonts w:ascii="Calibri"/>
+        </w:rPr>
+        <w:t>Burkepile</w:t>
+      </w:r>
+      <w:proofErr w:type="spellEnd"/>
+      <w:r>
+        <w:rPr>
+          <w:rFonts w:ascii="Calibri"/>
+        </w:rPr>
+        <w:t>, D.E., Layman, C.A., 2017. Animal pee in the sea: consumer-mediated nutrient dynamics in the world’s changing oceans. Global Change Biology 23, 2166–2178. https://doi.org/10.1111/gcb.13625</w:t>
+      </w:r>
     </w:p>
     <w:p>
       <w:pPr>
-        <w:spacing w:line="360" w:lineRule="auto"/>
-        <w:rPr>
-          <w:rFonts w:ascii="Times New Roman" w:hAnsi="Times New Roman" w:cs="Times New Roman"/>
-          <w:lang w:val="en-CA"/>
-        </w:rPr>
-      </w:pPr>
-      <w:r>
-        <w:rPr>
-          <w:rFonts w:ascii="Times New Roman" w:hAnsi="Times New Roman" w:cs="Times New Roman"/>
-          <w:lang w:val="en-CA"/>
-        </w:rPr>
-        <w:t>-</w:t>
-      </w:r>
-      <w:r>
-        <w:rPr>
-          <w:rFonts w:ascii="Times New Roman" w:hAnsi="Times New Roman" w:cs="Times New Roman"/>
-          <w:lang w:val="en-CA"/>
-        </w:rPr>
-        <w:t>Both nutrient provisioning and</w:t>
-      </w:r>
-      <w:r>
-        <w:rPr>
-          <w:rFonts w:ascii="Times New Roman" w:hAnsi="Times New Roman" w:cs="Times New Roman"/>
-          <w:lang w:val="en-CA"/>
-        </w:rPr>
-        <w:t xml:space="preserve"> </w:t>
-      </w:r>
-      <w:r>
-        <w:rPr>
-          <w:rFonts w:ascii="Times New Roman" w:hAnsi="Times New Roman" w:cs="Times New Roman"/>
-          <w:lang w:val="en-CA"/>
-        </w:rPr>
-        <w:t xml:space="preserve">herbivore removal have been shown to increase primary productivity across systems </w:t>
-      </w:r>
-      <w:r>
-        <w:rPr>
-          <w:rFonts w:ascii="Times New Roman" w:hAnsi="Times New Roman" w:cs="Times New Roman"/>
-          <w:lang w:val="en-CA"/>
-        </w:rPr>
-        <w:fldChar w:fldCharType="begin"/>
-      </w:r>
-      <w:r>
-        <w:rPr>
-          <w:rFonts w:ascii="Times New Roman" w:hAnsi="Times New Roman" w:cs="Times New Roman"/>
-          <w:lang w:val="en-CA"/>
-        </w:rPr>
-        <w:instrText xml:space="preserve"> ADDIN ZOTERO_ITEM CSL_CITATION {"citationID":"arNNRacG","properties":{"formattedCitation":"(Gruner et al., 2008)","plainCitation":"(Gruner et al., 2008)","noteIndex":0},"citationItems":[{"id":1499,"uris":["http://zotero.org/users/local/idKDtb7T/items/UPI64LJR"],"itemData":{"id":1499,"type":"article-journal","abstract":"Nutrient availability and herbivory control the biomass of primary producer communities to varying degrees across ecosystems. Ecological theory, individual experiments in many different systems, and system-specific quantitative reviews have suggested that (i) bottom–up control is pervasive but top–down control is more influential in aquatic habitats relative to terrestrial systems and (ii) bottom–up and top–down forces are interdependent, with statistical interactions that synergize or dampen relative influences on producer biomass. We used simple dynamic models to review ecological mechanisms that generate independent vs. interactive responses of community-level biomass. We calibrated these mechanistic predictions with the metrics of factorial meta-analysis and tested their prevalence across freshwater, marine and terrestrial ecosystems with a comprehensive meta-analysis of 191 factorial manipulations of herbivores and nutrients. Our analysis showed that producer community biomass increased with fertilization across all systems, although increases were greatest in freshwater habitats. Herbivore removal generally increased producer biomass in both freshwater and marine systems, but effects were inconsistent on land. With the exception of marine temperate rocky reef systems that showed positive synergism of nutrient enrichment and herbivore removal, experimental studies showed limited support for statistical interactions between nutrient and herbivory treatments on producer biomass. Top–down control of herbivores, compensatory behaviour of multiple herbivore guilds, spatial and temporal heterogeneity of interactions, and herbivore-mediated nutrient recycling may lower the probability of consistent interactive effects on producer biomass. Continuing studies should expand the temporal and spatial scales of experiments, particularly in understudied terrestrial systems; broaden factorial designs to manipulate independently multiple producer resources (e.g. nitrogen, phosphorus, light), multiple herbivore taxa or guilds (e.g. vertebrates and invertebrates) and multiple trophic levels; and – in addition to measuring producer biomass – assess the responses of species diversity, community composition and nutrient status.","container-title":"Ecology Letters","DOI":"10.1111/j.1461-0248.2008.01192.x","ISSN":"1461-0248","issue":"7","language":"en","license":"© 2008 Blackwell Publishing Ltd/CNRS","note":"_eprint: https://onlinelibrary.wiley.com/doi/pdf/10.1111/j.1461-0248.2008.01192.x","page":"740-755","source":"Wiley Online Library","title":"A cross-system synthesis of consumer and nutrient resource control on producer biomass","volume":"11","author":[{"family":"Gruner","given":"Daniel S."},{"family":"Smith","given":"Jennifer E."},{"family":"Seabloom","given":"Eric W."},{"family":"Sandin","given":"Stuart A."},{"family":"Ngai","given":"Jacqueline T."},{"family":"Hillebrand","given":"Helmut"},{"family":"Harpole","given":"W. Stanley"},{"family":"Elser","given":"James J."},{"family":"Cleland","given":"Elsa E."},{"family":"Bracken","given":"Matthew E. S."},{"family":"Borer","given":"Elizabeth T."},{"family":"Bolker","given":"Benjamin M."}],"issued":{"date-parts":[["2008"]]}}}],"schema":"https://github.com/citation-style-language/schema/raw/master/csl-citation.json"} </w:instrText>
-      </w:r>
-      <w:r>
-        <w:rPr>
-          <w:rFonts w:ascii="Times New Roman" w:hAnsi="Times New Roman" w:cs="Times New Roman"/>
-          <w:lang w:val="en-CA"/>
-        </w:rPr>
-        <w:fldChar w:fldCharType="separate"/>
-      </w:r>
-      <w:r>
-        <w:rPr>
-          <w:rFonts w:ascii="Times New Roman" w:hAnsi="Times New Roman" w:cs="Times New Roman"/>
-          <w:noProof/>
-          <w:lang w:val="en-CA"/>
-        </w:rPr>
-        <w:t>(Gruner et al., 2008)</w:t>
-      </w:r>
-      <w:r>
-        <w:rPr>
-          <w:rFonts w:ascii="Times New Roman" w:hAnsi="Times New Roman" w:cs="Times New Roman"/>
-          <w:lang w:val="en-CA"/>
-        </w:rPr>
-        <w:fldChar w:fldCharType="end"/>
-      </w:r>
-      <w:r>
-        <w:rPr>
-          <w:rFonts w:ascii="Times New Roman" w:hAnsi="Times New Roman" w:cs="Times New Roman"/>
-          <w:lang w:val="en-CA"/>
-        </w:rPr>
-        <w:t>.</w:t>
+        <w:pStyle w:val="Bibliography"/>
+        <w:rPr>
+          <w:rFonts w:ascii="Calibri"/>
+        </w:rPr>
+      </w:pPr>
+      <w:proofErr w:type="spellStart"/>
+      <w:r>
+        <w:rPr>
+          <w:rFonts w:ascii="Calibri"/>
+        </w:rPr>
+        <w:t>Allgeier</w:t>
+      </w:r>
+      <w:proofErr w:type="spellEnd"/>
+      <w:r>
+        <w:rPr>
+          <w:rFonts w:ascii="Calibri"/>
+        </w:rPr>
+        <w:t>, J.E., Rosemond, A.D., Layman, C.A., 2011. The frequency and magnitude of non-additive responses to multiple nutrient enrichment. Journal of Applied Ecology 48, 96–101. https://doi.org/10.1111/j.1365-2664.2010.01894.x</w:t>
       </w:r>
     </w:p>
     <w:p>
       <w:pPr>
-        <w:spacing w:line="360" w:lineRule="auto"/>
-        <w:rPr>
-          <w:rFonts w:ascii="Times New Roman" w:hAnsi="Times New Roman" w:cs="Times New Roman"/>
-          <w:lang w:val="en-CA"/>
-        </w:rPr>
-      </w:pPr>
-      <w:r>
-        <w:rPr>
-          <w:rFonts w:ascii="Times New Roman" w:hAnsi="Times New Roman" w:cs="Times New Roman"/>
-          <w:lang w:val="en-CA"/>
-        </w:rPr>
-        <w:t>-</w:t>
-      </w:r>
-      <w:r>
-        <w:rPr>
-          <w:rFonts w:ascii="Times New Roman" w:hAnsi="Times New Roman" w:cs="Times New Roman"/>
-          <w:lang w:val="en-CA"/>
-        </w:rPr>
-        <w:t xml:space="preserve">Another review found that in the tropics herbivore removal was more important than nutrient enrichment </w:t>
-      </w:r>
-      <w:r>
-        <w:rPr>
-          <w:rFonts w:ascii="Times New Roman" w:hAnsi="Times New Roman" w:cs="Times New Roman"/>
-          <w:lang w:val="en-CA"/>
-        </w:rPr>
-        <w:fldChar w:fldCharType="begin"/>
-      </w:r>
-      <w:r>
-        <w:rPr>
-          <w:rFonts w:ascii="Times New Roman" w:hAnsi="Times New Roman" w:cs="Times New Roman"/>
-          <w:lang w:val="en-CA"/>
-        </w:rPr>
-        <w:instrText xml:space="preserve"> ADDIN ZOTERO_ITEM CSL_CITATION {"citationID":"yGfHlGW8","properties":{"formattedCitation":"(Burkepile and Hay, 2006)","plainCitation":"(Burkepile and Hay, 2006)","noteIndex":0},"citationItems":[{"id":1625,"uris":["http://zotero.org/users/local/idKDtb7T/items/XXHQQQ3W"],"itemData":{"id":1625,"type":"article-journal","abstract":"Pervasive overharvesting of consumers and anthropogenic nutrient loading are changing the strengths of top-down and bottom-up forces in ecosystems worldwide. Thus, identifying the relative and synergistic roles of these forces and how they differ across habitats, ecosystems, or primary-producer types is increasingly important for understanding how communities are structured. We used factorial meta-analysis of 54 field experiments that orthogonally manipulated herbivore pressure and nutrient loading to quantify consumer and nutrient effects on primary producers in benthic marine habitats. Across all experiments and producer types, herbivory and nutrient enrichment both significantly affected primary-producer abundance. They also interacted to create greater nutrient enrichment effects in the absence of herbivores, suggesting that loss of herbivores produces more dramatic effects of nutrient loading. Herbivores consistently had stronger effects than did nutrient enrichment for both tropical macroalgae and seagrasses. The strong effects of herbivory but limited effects of nutrient enrichment on tropical macroalgae suggest that suppression of herbivore populations has played a larger role than eutrophication in driving the phase shift from coral- to macroalgal-dominated reefs in many areas, especially the Caribbean. For temperate macroalgae and benthic microalgae, the effects of top-down and bottom-up forces varied as a function of the inherent productivity of the ecosystem. For these algal groups, nutrient enrichment appeared to have stronger effects in high- vs. low-productivity systems, while herbivores exerted a stronger top-down effect in low-productivity systems. Effects of herbivores vs. nutrients also varied among algal functional groups (crustose algae, upright macroalgae, and filamentous algae), within a functional group between temperate and tropical systems, and according to the metric used to measure producer abundance. These analyses suggest that human alteration of food webs and nutrient availability have significant effects on primary producers but that the effects vary among latitudes and primary producers, and with the inherent productivity of ecosystems.","container-title":"Ecology","DOI":"10.1890/0012-9658(2006)87[3128:HVNCOM]2.0.CO;2","ISSN":"1939-9170","issue":"12","language":"en","license":"© 2006 by the Ecological Society of America","note":"_eprint: https://esajournals.onlinelibrary.wiley.com/doi/pdf/10.1890/0012-9658%282006%2987%5B3128%3AHVNCOM%5D2.0.CO%3B2","page":"3128-3139","source":"Wiley Online Library","title":"Herbivore Vs. Nutrient Control of Marine Primary Producers: Context-Dependent Effects","title-short":"Herbivore Vs. Nutrient Control of Marine Primary Producers","volume":"87","author":[{"family":"Burkepile","given":"Deron E."},{"family":"Hay","given":"Mark E."}],"issued":{"date-parts":[["2006"]]}}}],"schema":"https://github.com/citation-style-language/schema/raw/master/csl-citation.json"} </w:instrText>
-      </w:r>
-      <w:r>
-        <w:rPr>
-          <w:rFonts w:ascii="Times New Roman" w:hAnsi="Times New Roman" w:cs="Times New Roman"/>
-          <w:lang w:val="en-CA"/>
-        </w:rPr>
-        <w:fldChar w:fldCharType="separate"/>
-      </w:r>
-      <w:r>
-        <w:rPr>
-          <w:rFonts w:ascii="Times New Roman" w:hAnsi="Times New Roman" w:cs="Times New Roman"/>
-          <w:noProof/>
-          <w:lang w:val="en-CA"/>
-        </w:rPr>
-        <w:t>(Burkepile and Hay, 2006)</w:t>
-      </w:r>
-      <w:r>
-        <w:rPr>
-          <w:rFonts w:ascii="Times New Roman" w:hAnsi="Times New Roman" w:cs="Times New Roman"/>
-          <w:lang w:val="en-CA"/>
-        </w:rPr>
-        <w:fldChar w:fldCharType="end"/>
-      </w:r>
-      <w:r>
-        <w:rPr>
-          <w:rFonts w:ascii="Times New Roman" w:hAnsi="Times New Roman" w:cs="Times New Roman"/>
-          <w:lang w:val="en-CA"/>
-        </w:rPr>
-        <w:t>.</w:t>
+        <w:pStyle w:val="Bibliography"/>
+        <w:rPr>
+          <w:rFonts w:ascii="Calibri"/>
+        </w:rPr>
+      </w:pPr>
+      <w:r>
+        <w:rPr>
+          <w:rFonts w:ascii="Calibri"/>
+        </w:rPr>
+        <w:t xml:space="preserve">Atkinson, C.L., Capps, K.A., </w:t>
+      </w:r>
+      <w:proofErr w:type="spellStart"/>
+      <w:r>
+        <w:rPr>
+          <w:rFonts w:ascii="Calibri"/>
+        </w:rPr>
+        <w:t>Rugenski</w:t>
+      </w:r>
+      <w:proofErr w:type="spellEnd"/>
+      <w:r>
+        <w:rPr>
+          <w:rFonts w:ascii="Calibri"/>
+        </w:rPr>
+        <w:t xml:space="preserve">, A.T., </w:t>
+      </w:r>
+      <w:proofErr w:type="spellStart"/>
+      <w:r>
+        <w:rPr>
+          <w:rFonts w:ascii="Calibri"/>
+        </w:rPr>
+        <w:t>Vanni</w:t>
+      </w:r>
+      <w:proofErr w:type="spellEnd"/>
+      <w:r>
+        <w:rPr>
+          <w:rFonts w:ascii="Calibri"/>
+        </w:rPr>
+        <w:t>, M.J., 2017. Consumer-driven nutrient dynamics in freshwater ecosystems: from individuals to ecosystems. Biological Reviews 92, 2003–2023. https://doi.org/10.1111/brv.12318</w:t>
       </w:r>
     </w:p>
     <w:p>
       <w:pPr>
-        <w:spacing w:line="360" w:lineRule="auto"/>
-        <w:rPr>
-          <w:rFonts w:ascii="Times New Roman" w:hAnsi="Times New Roman" w:cs="Times New Roman"/>
-          <w:lang w:val="en-CA"/>
-        </w:rPr>
-      </w:pPr>
-      <w:r>
-        <w:rPr>
-          <w:rFonts w:ascii="Times New Roman" w:hAnsi="Times New Roman" w:cs="Times New Roman"/>
-          <w:lang w:val="en-CA"/>
-        </w:rPr>
-        <w:t xml:space="preserve">-Review found no difference in the effect of abiotic nutrient enrichment between temperate rocky reefs and tropical coral reefs </w:t>
-      </w:r>
-      <w:r>
-        <w:rPr>
-          <w:rFonts w:ascii="Times New Roman" w:hAnsi="Times New Roman" w:cs="Times New Roman"/>
-          <w:lang w:val="en-CA"/>
-        </w:rPr>
-        <w:fldChar w:fldCharType="begin"/>
-      </w:r>
-      <w:r>
-        <w:rPr>
-          <w:rFonts w:ascii="Times New Roman" w:hAnsi="Times New Roman" w:cs="Times New Roman"/>
-          <w:lang w:val="en-CA"/>
-        </w:rPr>
-        <w:instrText xml:space="preserve"> ADDIN ZOTERO_ITEM CSL_CITATION {"citationID":"SJ03SluD","properties":{"formattedCitation":"(Gruner et al., 2008)","plainCitation":"(Gruner et al., 2008)","noteIndex":0},"citationItems":[{"id":1499,"uris":["http://zotero.org/users/local/idKDtb7T/items/UPI64LJR"],"itemData":{"id":1499,"type":"article-journal","abstract":"Nutrient availability and herbivory control the biomass of primary producer communities to varying degrees across ecosystems. Ecological theory, individual experiments in many different systems, and system-specific quantitative reviews have suggested that (i) bottom–up control is pervasive but top–down control is more influential in aquatic habitats relative to terrestrial systems and (ii) bottom–up and top–down forces are interdependent, with statistical interactions that synergize or dampen relative influences on producer biomass. We used simple dynamic models to review ecological mechanisms that generate independent vs. interactive responses of community-level biomass. We calibrated these mechanistic predictions with the metrics of factorial meta-analysis and tested their prevalence across freshwater, marine and terrestrial ecosystems with a comprehensive meta-analysis of 191 factorial manipulations of herbivores and nutrients. Our analysis showed that producer community biomass increased with fertilization across all systems, although increases were greatest in freshwater habitats. Herbivore removal generally increased producer biomass in both freshwater and marine systems, but effects were inconsistent on land. With the exception of marine temperate rocky reef systems that showed positive synergism of nutrient enrichment and herbivore removal, experimental studies showed limited support for statistical interactions between nutrient and herbivory treatments on producer biomass. Top–down control of herbivores, compensatory behaviour of multiple herbivore guilds, spatial and temporal heterogeneity of interactions, and herbivore-mediated nutrient recycling may lower the probability of consistent interactive effects on producer biomass. Continuing studies should expand the temporal and spatial scales of experiments, particularly in understudied terrestrial systems; broaden factorial designs to manipulate independently multiple producer resources (e.g. nitrogen, phosphorus, light), multiple herbivore taxa or guilds (e.g. vertebrates and invertebrates) and multiple trophic levels; and – in addition to measuring producer biomass – assess the responses of species diversity, community composition and nutrient status.","container-title":"Ecology Letters","DOI":"10.1111/j.1461-0248.2008.01192.x","ISSN":"1461-0248","issue":"7","language":"en","license":"© 2008 Blackwell Publishing Ltd/CNRS","note":"_eprint: https://onlinelibrary.wiley.com/doi/pdf/10.1111/j.1461-0248.2008.01192.x","page":"740-755","source":"Wiley Online Library","title":"A cross-system synthesis of consumer and nutrient resource control on producer biomass","volume":"11","author":[{"family":"Gruner","given":"Daniel S."},{"family":"Smith","given":"Jennifer E."},{"family":"Seabloom","given":"Eric W."},{"family":"Sandin","given":"Stuart A."},{"family":"Ngai","given":"Jacqueline T."},{"family":"Hillebrand","given":"Helmut"},{"family":"Harpole","given":"W. Stanley"},{"family":"Elser","given":"James J."},{"family":"Cleland","given":"Elsa E."},{"family":"Bracken","given":"Matthew E. S."},{"family":"Borer","given":"Elizabeth T."},{"family":"Bolker","given":"Benjamin M."}],"issued":{"date-parts":[["2008"]]}}}],"schema":"https://github.com/citation-style-language/schema/raw/master/csl-citation.json"} </w:instrText>
-      </w:r>
-      <w:r>
-        <w:rPr>
-          <w:rFonts w:ascii="Times New Roman" w:hAnsi="Times New Roman" w:cs="Times New Roman"/>
-          <w:lang w:val="en-CA"/>
-        </w:rPr>
-        <w:fldChar w:fldCharType="separate"/>
-      </w:r>
-      <w:r>
-        <w:rPr>
-          <w:rFonts w:ascii="Times New Roman" w:hAnsi="Times New Roman" w:cs="Times New Roman"/>
-          <w:noProof/>
-          <w:lang w:val="en-CA"/>
-        </w:rPr>
-        <w:t>(Gruner et al., 2008)</w:t>
-      </w:r>
-      <w:r>
-        <w:rPr>
-          <w:rFonts w:ascii="Times New Roman" w:hAnsi="Times New Roman" w:cs="Times New Roman"/>
-          <w:lang w:val="en-CA"/>
-        </w:rPr>
-        <w:fldChar w:fldCharType="end"/>
-      </w:r>
-      <w:r>
-        <w:rPr>
-          <w:rFonts w:ascii="Times New Roman" w:hAnsi="Times New Roman" w:cs="Times New Roman"/>
-          <w:lang w:val="en-CA"/>
-        </w:rPr>
-        <w:t>.</w:t>
+        <w:pStyle w:val="Bibliography"/>
+        <w:rPr>
+          <w:rFonts w:ascii="Calibri"/>
+        </w:rPr>
+      </w:pPr>
+      <w:r>
+        <w:rPr>
+          <w:rFonts w:ascii="Calibri"/>
+        </w:rPr>
+        <w:t>Bracken, M.E.S., 2004. Invertebrate-Mediated Nutrient Loading Increases Growth of an Intertidal Macroalga1. Journal of Phycology 40, 1032–1041. https://doi.org/10.1111/j.1529-8817.2004.03106.x</w:t>
       </w:r>
     </w:p>
     <w:p>
       <w:pPr>
-        <w:spacing w:line="360" w:lineRule="auto"/>
-        <w:rPr>
-          <w:rFonts w:ascii="Times New Roman" w:hAnsi="Times New Roman" w:cs="Times New Roman"/>
-          <w:lang w:val="en-CA"/>
-        </w:rPr>
-      </w:pPr>
-      <w:r>
-        <w:rPr>
-          <w:rFonts w:ascii="Times New Roman" w:hAnsi="Times New Roman" w:cs="Times New Roman"/>
-          <w:lang w:val="en-CA"/>
-        </w:rPr>
-        <w:t>-Therefore, the importance of CND may be much more context dependent and less generalizable on a global scale.</w:t>
+        <w:pStyle w:val="Bibliography"/>
+        <w:rPr>
+          <w:rFonts w:ascii="Calibri"/>
+        </w:rPr>
+      </w:pPr>
+      <w:r>
+        <w:rPr>
+          <w:rFonts w:ascii="Calibri"/>
+        </w:rPr>
+        <w:t>Bracken, M.E.S., Gonzalez-</w:t>
+      </w:r>
+      <w:proofErr w:type="spellStart"/>
+      <w:r>
+        <w:rPr>
+          <w:rFonts w:ascii="Calibri"/>
+        </w:rPr>
+        <w:t>Dorantes</w:t>
+      </w:r>
+      <w:proofErr w:type="spellEnd"/>
+      <w:r>
+        <w:rPr>
+          <w:rFonts w:ascii="Calibri"/>
+        </w:rPr>
+        <w:t xml:space="preserve">, C.A., </w:t>
+      </w:r>
+      <w:proofErr w:type="spellStart"/>
+      <w:r>
+        <w:rPr>
+          <w:rFonts w:ascii="Calibri"/>
+        </w:rPr>
+        <w:t>Stachowicz</w:t>
+      </w:r>
+      <w:proofErr w:type="spellEnd"/>
+      <w:r>
+        <w:rPr>
+          <w:rFonts w:ascii="Calibri"/>
+        </w:rPr>
+        <w:t>, J.J., 2007. Whole-community mutualism: Associated invertebrates facilitate a dominant habitat-forming seaweed. Ecology 88, 2211–2219. https://doi.org/10.1890/06-0881.1</w:t>
       </w:r>
     </w:p>
     <w:p>
       <w:pPr>
-        <w:spacing w:line="360" w:lineRule="auto"/>
-        <w:rPr>
-          <w:rFonts w:ascii="Times New Roman" w:hAnsi="Times New Roman" w:cs="Times New Roman"/>
-          <w:lang w:val="en-CA"/>
-        </w:rPr>
-      </w:pPr>
-      <w:r>
-        <w:rPr>
-          <w:rFonts w:ascii="Times New Roman" w:hAnsi="Times New Roman" w:cs="Times New Roman"/>
-          <w:lang w:val="en-CA"/>
-        </w:rPr>
-        <w:t xml:space="preserve">-However, </w:t>
-      </w:r>
-      <w:r>
-        <w:rPr>
-          <w:rFonts w:ascii="Times New Roman" w:hAnsi="Times New Roman" w:cs="Times New Roman"/>
-          <w:lang w:val="en-CA" w:eastAsia="zh-TW"/>
-        </w:rPr>
-        <w:t>e</w:t>
-      </w:r>
-      <w:r>
-        <w:rPr>
-          <w:rFonts w:ascii="Times New Roman" w:hAnsi="Times New Roman" w:cs="Times New Roman"/>
-          <w:lang w:val="en-CA"/>
-        </w:rPr>
-        <w:t>mpirical tests for global</w:t>
-      </w:r>
-      <w:r>
-        <w:rPr>
-          <w:rFonts w:ascii="Times New Roman" w:hAnsi="Times New Roman" w:cs="Times New Roman"/>
-          <w:lang w:val="en-CA"/>
-        </w:rPr>
-        <w:t>-</w:t>
-      </w:r>
-      <w:r>
-        <w:rPr>
-          <w:rFonts w:ascii="Times New Roman" w:hAnsi="Times New Roman" w:cs="Times New Roman"/>
-          <w:lang w:val="en-CA"/>
-        </w:rPr>
-        <w:t>scale patterns of CN</w:t>
-      </w:r>
-      <w:r>
-        <w:rPr>
-          <w:rFonts w:ascii="Times New Roman" w:hAnsi="Times New Roman" w:cs="Times New Roman"/>
-          <w:lang w:val="en-CA"/>
-        </w:rPr>
-        <w:t>C</w:t>
-      </w:r>
-      <w:r>
-        <w:rPr>
-          <w:rFonts w:ascii="Times New Roman" w:hAnsi="Times New Roman" w:cs="Times New Roman"/>
-          <w:lang w:val="en-CA"/>
-        </w:rPr>
-        <w:t xml:space="preserve"> effects on primary producers</w:t>
-      </w:r>
-      <w:r>
-        <w:rPr>
-          <w:rFonts w:ascii="Times New Roman" w:hAnsi="Times New Roman" w:cs="Times New Roman"/>
-          <w:lang w:val="en-CA"/>
-        </w:rPr>
-        <w:t xml:space="preserve"> </w:t>
-      </w:r>
-      <w:r>
-        <w:rPr>
-          <w:rFonts w:ascii="Times New Roman" w:hAnsi="Times New Roman" w:cs="Times New Roman"/>
-          <w:lang w:val="en-CA"/>
-        </w:rPr>
-        <w:t xml:space="preserve">are </w:t>
-      </w:r>
-      <w:r>
-        <w:rPr>
-          <w:rFonts w:ascii="Times New Roman" w:hAnsi="Times New Roman" w:cs="Times New Roman"/>
-          <w:lang w:val="en-CA"/>
-        </w:rPr>
-        <w:t>currently lacking</w:t>
-      </w:r>
-      <w:r>
-        <w:rPr>
-          <w:rFonts w:ascii="Times New Roman" w:hAnsi="Times New Roman" w:cs="Times New Roman"/>
-          <w:color w:val="000000"/>
-          <w:lang w:val="en-CA"/>
-        </w:rPr>
-        <w:t>.</w:t>
+        <w:pStyle w:val="Bibliography"/>
+        <w:rPr>
+          <w:rFonts w:ascii="Calibri"/>
+        </w:rPr>
+      </w:pPr>
+      <w:proofErr w:type="spellStart"/>
+      <w:r>
+        <w:rPr>
+          <w:rFonts w:ascii="Calibri"/>
+        </w:rPr>
+        <w:t>Brzezinksi</w:t>
+      </w:r>
+      <w:proofErr w:type="spellEnd"/>
+      <w:r>
+        <w:rPr>
+          <w:rFonts w:ascii="Calibri"/>
+        </w:rPr>
+        <w:t xml:space="preserve">, M., Reed, D., </w:t>
+      </w:r>
+      <w:proofErr w:type="spellStart"/>
+      <w:r>
+        <w:rPr>
+          <w:rFonts w:ascii="Calibri"/>
+        </w:rPr>
+        <w:t>Harrer</w:t>
+      </w:r>
+      <w:proofErr w:type="spellEnd"/>
+      <w:r>
+        <w:rPr>
+          <w:rFonts w:ascii="Calibri"/>
+        </w:rPr>
+        <w:t xml:space="preserve">, S., </w:t>
+      </w:r>
+      <w:proofErr w:type="spellStart"/>
+      <w:r>
+        <w:rPr>
+          <w:rFonts w:ascii="Calibri"/>
+        </w:rPr>
+        <w:t>Rassweiler</w:t>
+      </w:r>
+      <w:proofErr w:type="spellEnd"/>
+      <w:r>
+        <w:rPr>
+          <w:rFonts w:ascii="Calibri"/>
+        </w:rPr>
+        <w:t xml:space="preserve">, A., </w:t>
+      </w:r>
+      <w:proofErr w:type="spellStart"/>
+      <w:r>
+        <w:rPr>
+          <w:rFonts w:ascii="Calibri"/>
+        </w:rPr>
+        <w:t>Melack</w:t>
+      </w:r>
+      <w:proofErr w:type="spellEnd"/>
+      <w:r>
+        <w:rPr>
+          <w:rFonts w:ascii="Calibri"/>
+        </w:rPr>
+        <w:t xml:space="preserve">, J., </w:t>
+      </w:r>
+      <w:proofErr w:type="spellStart"/>
+      <w:r>
+        <w:rPr>
+          <w:rFonts w:ascii="Calibri"/>
+        </w:rPr>
+        <w:t>Goodridge</w:t>
+      </w:r>
+      <w:proofErr w:type="spellEnd"/>
+      <w:r>
+        <w:rPr>
+          <w:rFonts w:ascii="Calibri"/>
+        </w:rPr>
+        <w:t xml:space="preserve">, B., Dugan, J., 2013. Multiple sources and forms of nitrogen sustain year-round kelp growth on the inner continental shelf of the Santa Barbara Channel. </w:t>
+      </w:r>
+      <w:proofErr w:type="spellStart"/>
+      <w:r>
+        <w:rPr>
+          <w:rFonts w:ascii="Calibri"/>
+        </w:rPr>
+        <w:t>oceanog</w:t>
+      </w:r>
+      <w:proofErr w:type="spellEnd"/>
+      <w:r>
+        <w:rPr>
+          <w:rFonts w:ascii="Calibri"/>
+        </w:rPr>
+        <w:t xml:space="preserve"> 26, 114–123. https://doi.org/10.5670/oceanog.2013.53</w:t>
       </w:r>
     </w:p>
     <w:p>
       <w:pPr>
-        <w:spacing w:line="360" w:lineRule="auto"/>
-        <w:rPr>
-          <w:rFonts w:ascii="Times New Roman" w:hAnsi="Times New Roman" w:cs="Times New Roman"/>
-        </w:rPr>
-      </w:pPr>
+        <w:pStyle w:val="Bibliography"/>
+        <w:rPr>
+          <w:rFonts w:ascii="Calibri"/>
+        </w:rPr>
+      </w:pPr>
+      <w:proofErr w:type="spellStart"/>
+      <w:r>
+        <w:rPr>
+          <w:rFonts w:ascii="Calibri"/>
+        </w:rPr>
+        <w:t>Burkepile</w:t>
+      </w:r>
+      <w:proofErr w:type="spellEnd"/>
+      <w:r>
+        <w:rPr>
+          <w:rFonts w:ascii="Calibri"/>
+        </w:rPr>
+        <w:t>, D.E., Hay, M.E., 2006. Herbivore Vs. Nutrient Control of Marine Primary Producers: Context-Dependent Effects. Ecology 87, 3128–3139. https://doi.org/10.1890/0012-9658(2006)87[</w:t>
+      </w:r>
+      <w:proofErr w:type="gramStart"/>
+      <w:r>
+        <w:rPr>
+          <w:rFonts w:ascii="Calibri"/>
+        </w:rPr>
+        <w:t>3128:HVNCOM</w:t>
+      </w:r>
+      <w:proofErr w:type="gramEnd"/>
+      <w:r>
+        <w:rPr>
+          <w:rFonts w:ascii="Calibri"/>
+        </w:rPr>
+        <w:t>]2.0.CO;2</w:t>
+      </w:r>
     </w:p>
     <w:p>
       <w:pPr>
-        <w:spacing w:line="360" w:lineRule="auto"/>
-        <w:ind w:firstLine="720"/>
-        <w:rPr>
-          <w:rFonts w:ascii="Times New Roman" w:hAnsi="Times New Roman" w:cs="Times New Roman"/>
-        </w:rPr>
-      </w:pPr>
+        <w:pStyle w:val="Bibliography"/>
+        <w:rPr>
+          <w:rFonts w:ascii="Calibri"/>
+        </w:rPr>
+      </w:pPr>
+      <w:proofErr w:type="spellStart"/>
+      <w:r>
+        <w:rPr>
+          <w:rFonts w:ascii="Calibri"/>
+        </w:rPr>
+        <w:t>Elser</w:t>
+      </w:r>
+      <w:proofErr w:type="spellEnd"/>
+      <w:r>
+        <w:rPr>
+          <w:rFonts w:ascii="Calibri"/>
+        </w:rPr>
+        <w:t xml:space="preserve">, J.J., Bracken, M.E.S., Cleland, E.E., Gruner, D.S., </w:t>
+      </w:r>
+      <w:proofErr w:type="spellStart"/>
+      <w:r>
+        <w:rPr>
+          <w:rFonts w:ascii="Calibri"/>
+        </w:rPr>
+        <w:t>Harpole</w:t>
+      </w:r>
+      <w:proofErr w:type="spellEnd"/>
+      <w:r>
+        <w:rPr>
+          <w:rFonts w:ascii="Calibri"/>
+        </w:rPr>
+        <w:t xml:space="preserve">, W.S., Hillebrand, H., Ngai, J.T., </w:t>
+      </w:r>
+      <w:proofErr w:type="spellStart"/>
+      <w:r>
+        <w:rPr>
+          <w:rFonts w:ascii="Calibri"/>
+        </w:rPr>
+        <w:t>Seabloom</w:t>
+      </w:r>
+      <w:proofErr w:type="spellEnd"/>
+      <w:r>
+        <w:rPr>
+          <w:rFonts w:ascii="Calibri"/>
+        </w:rPr>
+        <w:t xml:space="preserve">, E.W., </w:t>
+      </w:r>
+      <w:proofErr w:type="spellStart"/>
+      <w:r>
+        <w:rPr>
+          <w:rFonts w:ascii="Calibri"/>
+        </w:rPr>
+        <w:t>Shurin</w:t>
+      </w:r>
+      <w:proofErr w:type="spellEnd"/>
+      <w:r>
+        <w:rPr>
+          <w:rFonts w:ascii="Calibri"/>
+        </w:rPr>
+        <w:t>, J.B., Smith, J.E., 2007. Global analysis of nitrogen and phosphorus limitation of primary producers in freshwater, marine and terrestrial ecosystems. Ecology Letters 10, 1135–1142. https://doi.org/10.1111/j.1461-0248.2007.01113.x</w:t>
+      </w:r>
     </w:p>
     <w:p>
       <w:pPr>
-        <w:spacing w:line="360" w:lineRule="auto"/>
-        <w:ind w:firstLine="720"/>
-        <w:rPr>
-          <w:rFonts w:ascii="Times New Roman" w:hAnsi="Times New Roman" w:cs="Times New Roman"/>
-        </w:rPr>
-      </w:pPr>
+        <w:pStyle w:val="Bibliography"/>
+        <w:rPr>
+          <w:rFonts w:ascii="Calibri"/>
+        </w:rPr>
+      </w:pPr>
+      <w:proofErr w:type="spellStart"/>
+      <w:r>
+        <w:rPr>
+          <w:rFonts w:ascii="Calibri"/>
+        </w:rPr>
+        <w:t>Elser</w:t>
+      </w:r>
+      <w:proofErr w:type="spellEnd"/>
+      <w:r>
+        <w:rPr>
+          <w:rFonts w:ascii="Calibri"/>
+        </w:rPr>
+        <w:t>, J.J., Urabe, J., 1999. The Stoichiometry of Consumer-Driven Nutrient Recycling: Theory, Observations, and Consequences. Ecology 80, 735–751. https://doi.org/10.1890/0012-9658(1999)080[</w:t>
+      </w:r>
+      <w:proofErr w:type="gramStart"/>
+      <w:r>
+        <w:rPr>
+          <w:rFonts w:ascii="Calibri"/>
+        </w:rPr>
+        <w:t>0735:TSOCDN</w:t>
+      </w:r>
+      <w:proofErr w:type="gramEnd"/>
+      <w:r>
+        <w:rPr>
+          <w:rFonts w:ascii="Calibri"/>
+        </w:rPr>
+        <w:t>]2.0.CO;2</w:t>
+      </w:r>
     </w:p>
     <w:p>
       <w:pPr>
-        <w:spacing w:line="360" w:lineRule="auto"/>
-        <w:ind w:firstLine="720"/>
-        <w:rPr>
-          <w:rFonts w:ascii="Times New Roman" w:hAnsi="Times New Roman" w:cs="Times New Roman"/>
-        </w:rPr>
-      </w:pPr>
+        <w:pStyle w:val="Bibliography"/>
+        <w:rPr>
+          <w:rFonts w:ascii="Calibri"/>
+        </w:rPr>
+      </w:pPr>
+      <w:r>
+        <w:rPr>
+          <w:rFonts w:ascii="Calibri"/>
+        </w:rPr>
+        <w:t xml:space="preserve">Gruner, D.S., Smith, J.E., </w:t>
+      </w:r>
+      <w:proofErr w:type="spellStart"/>
+      <w:r>
+        <w:rPr>
+          <w:rFonts w:ascii="Calibri"/>
+        </w:rPr>
+        <w:t>Seabloom</w:t>
+      </w:r>
+      <w:proofErr w:type="spellEnd"/>
+      <w:r>
+        <w:rPr>
+          <w:rFonts w:ascii="Calibri"/>
+        </w:rPr>
+        <w:t xml:space="preserve">, E.W., </w:t>
+      </w:r>
+      <w:proofErr w:type="spellStart"/>
+      <w:r>
+        <w:rPr>
+          <w:rFonts w:ascii="Calibri"/>
+        </w:rPr>
+        <w:t>Sandin</w:t>
+      </w:r>
+      <w:proofErr w:type="spellEnd"/>
+      <w:r>
+        <w:rPr>
+          <w:rFonts w:ascii="Calibri"/>
+        </w:rPr>
+        <w:t xml:space="preserve">, S.A., Ngai, J.T., Hillebrand, H., </w:t>
+      </w:r>
+      <w:proofErr w:type="spellStart"/>
+      <w:r>
+        <w:rPr>
+          <w:rFonts w:ascii="Calibri"/>
+        </w:rPr>
+        <w:t>Harpole</w:t>
+      </w:r>
+      <w:proofErr w:type="spellEnd"/>
+      <w:r>
+        <w:rPr>
+          <w:rFonts w:ascii="Calibri"/>
+        </w:rPr>
+        <w:t xml:space="preserve">, W.S., </w:t>
+      </w:r>
+      <w:proofErr w:type="spellStart"/>
+      <w:r>
+        <w:rPr>
+          <w:rFonts w:ascii="Calibri"/>
+        </w:rPr>
+        <w:t>Elser</w:t>
+      </w:r>
+      <w:proofErr w:type="spellEnd"/>
+      <w:r>
+        <w:rPr>
+          <w:rFonts w:ascii="Calibri"/>
+        </w:rPr>
+        <w:t xml:space="preserve">, J.J., Cleland, E.E., Bracken, M.E.S., Borer, E.T., </w:t>
+      </w:r>
+      <w:proofErr w:type="spellStart"/>
+      <w:r>
+        <w:rPr>
+          <w:rFonts w:ascii="Calibri"/>
+        </w:rPr>
+        <w:t>Bolker</w:t>
+      </w:r>
+      <w:proofErr w:type="spellEnd"/>
+      <w:r>
+        <w:rPr>
+          <w:rFonts w:ascii="Calibri"/>
+        </w:rPr>
+        <w:t xml:space="preserve">, B.M., 2008. A cross-system </w:t>
+      </w:r>
+      <w:r>
+        <w:rPr>
+          <w:rFonts w:ascii="Calibri"/>
+        </w:rPr>
+        <w:lastRenderedPageBreak/>
+        <w:t>synthesis of consumer and nutrient resource control on producer biomass. Ecology Letters 11, 740–755. https://doi.org/10.1111/j.1461-0248.2008.01192.x</w:t>
+      </w:r>
     </w:p>
     <w:p>
       <w:pPr>
-        <w:spacing w:line="360" w:lineRule="auto"/>
-        <w:rPr>
-          <w:rFonts w:ascii="Times New Roman" w:hAnsi="Times New Roman" w:cs="Times New Roman"/>
-          <w:u w:val="single"/>
-        </w:rPr>
-      </w:pPr>
-      <w:r>
-        <w:rPr>
-          <w:rFonts w:ascii="Times New Roman" w:hAnsi="Times New Roman" w:cs="Times New Roman"/>
-          <w:u w:val="single"/>
-        </w:rPr>
-        <w:t>Figures</w:t>
+        <w:pStyle w:val="Bibliography"/>
+        <w:rPr>
+          <w:rFonts w:ascii="Calibri"/>
+        </w:rPr>
+      </w:pPr>
+      <w:r>
+        <w:rPr>
+          <w:rFonts w:ascii="Calibri"/>
+        </w:rPr>
+        <w:t xml:space="preserve">Hillman, K., Walker, D.I., </w:t>
+      </w:r>
+      <w:proofErr w:type="spellStart"/>
+      <w:r>
+        <w:rPr>
+          <w:rFonts w:ascii="Calibri"/>
+        </w:rPr>
+        <w:t>Larkum</w:t>
+      </w:r>
+      <w:proofErr w:type="spellEnd"/>
+      <w:r>
+        <w:rPr>
+          <w:rFonts w:ascii="Calibri"/>
+        </w:rPr>
+        <w:t xml:space="preserve">, A.W.D., </w:t>
+      </w:r>
+      <w:proofErr w:type="spellStart"/>
+      <w:r>
+        <w:rPr>
+          <w:rFonts w:ascii="Calibri"/>
+        </w:rPr>
+        <w:t>McComb</w:t>
+      </w:r>
+      <w:proofErr w:type="spellEnd"/>
+      <w:r>
+        <w:rPr>
+          <w:rFonts w:ascii="Calibri"/>
+        </w:rPr>
+        <w:t xml:space="preserve">, A.J., 1989. Productivity and nutrient limitation, in: </w:t>
+      </w:r>
+      <w:proofErr w:type="spellStart"/>
+      <w:r>
+        <w:rPr>
+          <w:rFonts w:ascii="Calibri"/>
+        </w:rPr>
+        <w:t>Larkum</w:t>
+      </w:r>
+      <w:proofErr w:type="spellEnd"/>
+      <w:r>
+        <w:rPr>
+          <w:rFonts w:ascii="Calibri"/>
+        </w:rPr>
+        <w:t xml:space="preserve">, A.W.D., </w:t>
+      </w:r>
+      <w:proofErr w:type="spellStart"/>
+      <w:r>
+        <w:rPr>
+          <w:rFonts w:ascii="Calibri"/>
+        </w:rPr>
+        <w:t>McComb</w:t>
+      </w:r>
+      <w:proofErr w:type="spellEnd"/>
+      <w:r>
+        <w:rPr>
+          <w:rFonts w:ascii="Calibri"/>
+        </w:rPr>
+        <w:t xml:space="preserve">, A.J., Shephard, S.A. (Eds.), Biology of </w:t>
+      </w:r>
+      <w:proofErr w:type="gramStart"/>
+      <w:r>
+        <w:rPr>
+          <w:rFonts w:ascii="Calibri"/>
+        </w:rPr>
+        <w:t>Seagrasses :</w:t>
+      </w:r>
+      <w:proofErr w:type="gramEnd"/>
+      <w:r>
+        <w:rPr>
+          <w:rFonts w:ascii="Calibri"/>
+        </w:rPr>
+        <w:t xml:space="preserve"> A Treatise on the Biology of Seagrasses with Special Reference to the Australian Region. Elsevier Science Pub., Amsterdam, The Netherlands, pp. 635–685.</w:t>
       </w:r>
     </w:p>
     <w:p>
       <w:pPr>
-        <w:spacing w:line="360" w:lineRule="auto"/>
-        <w:rPr>
-          <w:rFonts w:ascii="Times New Roman" w:hAnsi="Times New Roman" w:cs="Times New Roman"/>
-          <w:u w:val="single"/>
-        </w:rPr>
-      </w:pPr>
-      <w:r>
-        <w:rPr>
-          <w:rFonts w:ascii="Times New Roman" w:hAnsi="Times New Roman" w:cs="Times New Roman"/>
-          <w:noProof/>
-          <w:u w:val="single"/>
-        </w:rPr>
-        <w:lastRenderedPageBreak/>
-        <w:drawing>
-          <wp:inline distT="0" distB="0" distL="0" distR="0" wp14:anchorId="5D4BBA43" wp14:editId="7CB877FC">
-            <wp:extent cx="5942807" cy="3747837"/>
-            <wp:effectExtent l="0" t="0" r="0" b="0"/>
-            <wp:docPr id="22" name="Picture 22"/>
-            <wp:cNvGraphicFramePr>
-              <a:graphicFrameLocks xmlns:a="http://schemas.openxmlformats.org/drawingml/2006/main" noChangeAspect="1"/>
-            </wp:cNvGraphicFramePr>
-            <a:graphic xmlns:a="http://schemas.openxmlformats.org/drawingml/2006/main">
-              <a:graphicData uri="http://schemas.openxmlformats.org/drawingml/2006/picture">
-                <pic:pic xmlns:pic="http://schemas.openxmlformats.org/drawingml/2006/picture">
-                  <pic:nvPicPr>
-                    <pic:cNvPr id="22" name="PRISMA_2020_flow_diagram_new_SRs_v2.pdf"/>
-                    <pic:cNvPicPr/>
-                  </pic:nvPicPr>
-                  <pic:blipFill rotWithShape="1">
-                    <a:blip r:embed="rId14">
-                      <a:extLst>
-                        <a:ext uri="{28A0092B-C50C-407E-A947-70E740481C1C}">
-                          <a14:useLocalDpi xmlns:a14="http://schemas.microsoft.com/office/drawing/2010/main" val="0"/>
-                        </a:ext>
-                      </a:extLst>
-                    </a:blip>
-                    <a:srcRect t="4584" b="6167"/>
-                    <a:stretch/>
-                  </pic:blipFill>
-                  <pic:spPr bwMode="auto">
-                    <a:xfrm>
-                      <a:off x="0" y="0"/>
-                      <a:ext cx="5943600" cy="3748337"/>
-                    </a:xfrm>
-                    <a:prstGeom prst="rect">
-                      <a:avLst/>
-                    </a:prstGeom>
-                    <a:ln>
-                      <a:noFill/>
-                    </a:ln>
-                    <a:extLst>
-                      <a:ext uri="{53640926-AAD7-44D8-BBD7-CCE9431645EC}">
-                        <a14:shadowObscured xmlns:a14="http://schemas.microsoft.com/office/drawing/2010/main"/>
-                      </a:ext>
-                    </a:extLst>
-                  </pic:spPr>
-                </pic:pic>
-              </a:graphicData>
-            </a:graphic>
-          </wp:inline>
-        </w:drawing>
+        <w:pStyle w:val="Bibliography"/>
+        <w:rPr>
+          <w:rFonts w:ascii="Calibri"/>
+        </w:rPr>
+      </w:pPr>
+      <w:r>
+        <w:rPr>
+          <w:rFonts w:ascii="Calibri"/>
+        </w:rPr>
+        <w:t xml:space="preserve">Jackson, G.A., 1977. Nutrients and Production of Giant Kelp, </w:t>
+      </w:r>
+      <w:proofErr w:type="spellStart"/>
+      <w:r>
+        <w:rPr>
+          <w:rFonts w:ascii="Calibri"/>
+        </w:rPr>
+        <w:t>Macrocystis</w:t>
+      </w:r>
+      <w:proofErr w:type="spellEnd"/>
+      <w:r>
+        <w:rPr>
+          <w:rFonts w:ascii="Calibri"/>
+        </w:rPr>
+        <w:t xml:space="preserve"> </w:t>
+      </w:r>
+      <w:proofErr w:type="spellStart"/>
+      <w:r>
+        <w:rPr>
+          <w:rFonts w:ascii="Calibri"/>
+        </w:rPr>
+        <w:t>pyrifera</w:t>
+      </w:r>
+      <w:proofErr w:type="spellEnd"/>
+      <w:r>
+        <w:rPr>
+          <w:rFonts w:ascii="Calibri"/>
+        </w:rPr>
+        <w:t>, Off Southern California. Limnology and Oceanography 22, 979–995.</w:t>
       </w:r>
     </w:p>
     <w:p>
       <w:pPr>
-        <w:spacing w:line="360" w:lineRule="auto"/>
-        <w:rPr>
-          <w:rFonts w:ascii="Times New Roman" w:hAnsi="Times New Roman" w:cs="Times New Roman"/>
-        </w:rPr>
-      </w:pPr>
-      <w:r>
-        <w:rPr>
-          <w:rFonts w:ascii="Times New Roman" w:hAnsi="Times New Roman" w:cs="Times New Roman"/>
-        </w:rPr>
-        <w:t>Figure 1: PRISMA diagram</w:t>
+        <w:pStyle w:val="Bibliography"/>
+        <w:rPr>
+          <w:rFonts w:ascii="Calibri"/>
+        </w:rPr>
+      </w:pPr>
+      <w:r>
+        <w:rPr>
+          <w:rFonts w:ascii="Calibri"/>
+        </w:rPr>
+        <w:t xml:space="preserve">McNaughton, S.J., </w:t>
+      </w:r>
+      <w:proofErr w:type="spellStart"/>
+      <w:r>
+        <w:rPr>
+          <w:rFonts w:ascii="Calibri"/>
+        </w:rPr>
+        <w:t>Ruess</w:t>
+      </w:r>
+      <w:proofErr w:type="spellEnd"/>
+      <w:r>
+        <w:rPr>
+          <w:rFonts w:ascii="Calibri"/>
+        </w:rPr>
+        <w:t xml:space="preserve">, R.W., </w:t>
+      </w:r>
+      <w:proofErr w:type="spellStart"/>
+      <w:r>
+        <w:rPr>
+          <w:rFonts w:ascii="Calibri"/>
+        </w:rPr>
+        <w:t>Seagle</w:t>
+      </w:r>
+      <w:proofErr w:type="spellEnd"/>
+      <w:r>
+        <w:rPr>
+          <w:rFonts w:ascii="Calibri"/>
+        </w:rPr>
+        <w:t xml:space="preserve">, S.W., 1988. Large mammals and process dynamics in African ecosystems. </w:t>
+      </w:r>
+      <w:proofErr w:type="spellStart"/>
+      <w:r>
+        <w:rPr>
+          <w:rFonts w:ascii="Calibri"/>
+        </w:rPr>
+        <w:t>BioScience</w:t>
+      </w:r>
+      <w:proofErr w:type="spellEnd"/>
+      <w:r>
+        <w:rPr>
+          <w:rFonts w:ascii="Calibri"/>
+        </w:rPr>
+        <w:t xml:space="preserve"> 38, 794–800. https://doi.org/10.2307/1310789</w:t>
       </w:r>
     </w:p>
     <w:p>
       <w:pPr>
-        <w:spacing w:line="360" w:lineRule="auto"/>
-        <w:rPr>
-          <w:rFonts w:ascii="Times New Roman" w:hAnsi="Times New Roman" w:cs="Times New Roman"/>
-          <w:u w:val="single"/>
-        </w:rPr>
-      </w:pPr>
-      <w:r>
-        <w:rPr>
-          <w:rFonts w:ascii="Times New Roman" w:hAnsi="Times New Roman" w:cs="Times New Roman"/>
-          <w:u w:val="single"/>
-        </w:rPr>
-        <w:t>References</w:t>
+        <w:pStyle w:val="Bibliography"/>
+        <w:rPr>
+          <w:rFonts w:ascii="Calibri"/>
+        </w:rPr>
+      </w:pPr>
+      <w:r>
+        <w:rPr>
+          <w:rFonts w:ascii="Calibri"/>
+        </w:rPr>
+        <w:t xml:space="preserve">McPhee-Shaw, E.E., Siegel, D.A., Washburn, L., Brzezinski, M.A., Jones, J.L., </w:t>
+      </w:r>
+      <w:proofErr w:type="spellStart"/>
+      <w:r>
+        <w:rPr>
+          <w:rFonts w:ascii="Calibri"/>
+        </w:rPr>
+        <w:t>Leydecker</w:t>
+      </w:r>
+      <w:proofErr w:type="spellEnd"/>
+      <w:r>
+        <w:rPr>
+          <w:rFonts w:ascii="Calibri"/>
+        </w:rPr>
+        <w:t xml:space="preserve">, A., </w:t>
+      </w:r>
+      <w:proofErr w:type="spellStart"/>
+      <w:r>
+        <w:rPr>
+          <w:rFonts w:ascii="Calibri"/>
+        </w:rPr>
+        <w:t>Melack</w:t>
+      </w:r>
+      <w:proofErr w:type="spellEnd"/>
+      <w:r>
+        <w:rPr>
+          <w:rFonts w:ascii="Calibri"/>
+        </w:rPr>
+        <w:t>, J., 2007. Mechanisms for nutrient delivery to the inner shelf: Observations from the Santa Barbara Channel. Limnology and Oceanography 52, 1748–1766. https://doi.org/10.4319/lo.2007.52.5.1748</w:t>
       </w:r>
     </w:p>
     <w:p>
       <w:pPr>
         <w:pStyle w:val="Bibliography"/>
         <w:rPr>
-          <w:rFonts w:ascii="Calibri" w:cs="Calibri"/>
-        </w:rPr>
-      </w:pPr>
-      <w:r>
-        <w:rPr>
-          <w:rFonts w:ascii="Calibri" w:cs="Calibri"/>
-        </w:rPr>
-        <w:t xml:space="preserve"> </w:t>
-      </w:r>
-      <w:r>
-        <w:rPr>
-          <w:rFonts w:ascii="Calibri" w:cs="Calibri"/>
-        </w:rPr>
-        <w:fldChar w:fldCharType="begin"/>
-      </w:r>
-      <w:r>
-        <w:rPr>
-          <w:rFonts w:ascii="Calibri" w:cs="Calibri"/>
-        </w:rPr>
-        <w:instrText xml:space="preserve"> ADDIN ZOTERO_BIBL {"uncited":[],"omitted":[],"custom":[]} CSL_BIBLIOGRAPHY </w:instrText>
-      </w:r>
-      <w:r>
-        <w:rPr>
-          <w:rFonts w:ascii="Calibri" w:cs="Calibri"/>
-        </w:rPr>
-        <w:fldChar w:fldCharType="separate"/>
-      </w:r>
-      <w:r>
-        <w:rPr>
-          <w:rFonts w:ascii="Calibri" w:cs="Calibri"/>
-        </w:rPr>
-        <w:t>Allgeier, J.E., Burkepile, D.E., Layman, C.A., 2017. Animal pee in the sea: consumer-mediated nutrient dynamics in the world’s changing oceans. Global Change Biology 23, 2166–2178. https://doi.org/10.1111/gcb.13625</w:t>
+          <w:rFonts w:ascii="Calibri"/>
+        </w:rPr>
+      </w:pPr>
+      <w:r>
+        <w:rPr>
+          <w:rFonts w:ascii="Calibri"/>
+        </w:rPr>
+        <w:t xml:space="preserve">Meyer, J.L., Schultz, E.T., </w:t>
+      </w:r>
+      <w:proofErr w:type="spellStart"/>
+      <w:r>
+        <w:rPr>
+          <w:rFonts w:ascii="Calibri"/>
+        </w:rPr>
+        <w:t>Helfman</w:t>
+      </w:r>
+      <w:proofErr w:type="spellEnd"/>
+      <w:r>
+        <w:rPr>
+          <w:rFonts w:ascii="Calibri"/>
+        </w:rPr>
+        <w:t>, G.S., 1983. Fish schools: An asset to corals. Science 220, 1047–1049. https://doi.org/10.1126/science.220.4601.1047</w:t>
       </w:r>
     </w:p>
     <w:p>
       <w:pPr>
         <w:pStyle w:val="Bibliography"/>
         <w:rPr>
-          <w:rFonts w:ascii="Calibri" w:cs="Calibri"/>
-        </w:rPr>
-      </w:pPr>
-      <w:r>
-        <w:rPr>
-          <w:rFonts w:ascii="Calibri" w:cs="Calibri"/>
-        </w:rPr>
-        <w:t>Allgeier, J.E., Rosemond, A.D., Layman, C.A., 2011. The frequency and magnitude of non-additive responses to multiple nutrient enrichment. Journal of Applied Ecology 48, 96–101. https://doi.org/10.1111/j.1365-2664.2010.01894.x</w:t>
+          <w:rFonts w:ascii="Calibri"/>
+        </w:rPr>
+      </w:pPr>
+      <w:r>
+        <w:rPr>
+          <w:rFonts w:ascii="Calibri"/>
+        </w:rPr>
+        <w:t xml:space="preserve">Moore, C.M., Mills, M.M., Arrigo, K.R., Berman-Frank, I., Bopp, L., Boyd, P.W., Galbraith, E.D., </w:t>
+      </w:r>
+      <w:proofErr w:type="spellStart"/>
+      <w:r>
+        <w:rPr>
+          <w:rFonts w:ascii="Calibri"/>
+        </w:rPr>
+        <w:t>Geider</w:t>
+      </w:r>
+      <w:proofErr w:type="spellEnd"/>
+      <w:r>
+        <w:rPr>
+          <w:rFonts w:ascii="Calibri"/>
+        </w:rPr>
+        <w:t xml:space="preserve">, R.J., </w:t>
+      </w:r>
+      <w:proofErr w:type="spellStart"/>
+      <w:r>
+        <w:rPr>
+          <w:rFonts w:ascii="Calibri"/>
+        </w:rPr>
+        <w:t>Guieu</w:t>
+      </w:r>
+      <w:proofErr w:type="spellEnd"/>
+      <w:r>
+        <w:rPr>
+          <w:rFonts w:ascii="Calibri"/>
+        </w:rPr>
+        <w:t xml:space="preserve">, C., Jaccard, S.L., </w:t>
+      </w:r>
+      <w:proofErr w:type="spellStart"/>
+      <w:r>
+        <w:rPr>
+          <w:rFonts w:ascii="Calibri"/>
+        </w:rPr>
+        <w:t>Jickells</w:t>
+      </w:r>
+      <w:proofErr w:type="spellEnd"/>
+      <w:r>
+        <w:rPr>
+          <w:rFonts w:ascii="Calibri"/>
+        </w:rPr>
+        <w:t xml:space="preserve">, T.D., La Roche, J., </w:t>
+      </w:r>
+      <w:proofErr w:type="spellStart"/>
+      <w:r>
+        <w:rPr>
+          <w:rFonts w:ascii="Calibri"/>
+        </w:rPr>
+        <w:t>Lenton</w:t>
+      </w:r>
+      <w:proofErr w:type="spellEnd"/>
+      <w:r>
+        <w:rPr>
+          <w:rFonts w:ascii="Calibri"/>
+        </w:rPr>
+        <w:t xml:space="preserve">, T.M., </w:t>
+      </w:r>
+      <w:proofErr w:type="spellStart"/>
+      <w:r>
+        <w:rPr>
+          <w:rFonts w:ascii="Calibri"/>
+        </w:rPr>
+        <w:t>Mahowald</w:t>
+      </w:r>
+      <w:proofErr w:type="spellEnd"/>
+      <w:r>
+        <w:rPr>
+          <w:rFonts w:ascii="Calibri"/>
+        </w:rPr>
+        <w:t xml:space="preserve">, N.M., </w:t>
+      </w:r>
+      <w:proofErr w:type="spellStart"/>
+      <w:r>
+        <w:rPr>
+          <w:rFonts w:ascii="Calibri"/>
+        </w:rPr>
+        <w:t>Marañón</w:t>
+      </w:r>
+      <w:proofErr w:type="spellEnd"/>
+      <w:r>
+        <w:rPr>
+          <w:rFonts w:ascii="Calibri"/>
+        </w:rPr>
+        <w:t xml:space="preserve">, E., </w:t>
+      </w:r>
+      <w:proofErr w:type="spellStart"/>
+      <w:r>
+        <w:rPr>
+          <w:rFonts w:ascii="Calibri"/>
+        </w:rPr>
+        <w:t>Marinov</w:t>
+      </w:r>
+      <w:proofErr w:type="spellEnd"/>
+      <w:r>
+        <w:rPr>
+          <w:rFonts w:ascii="Calibri"/>
+        </w:rPr>
+        <w:t xml:space="preserve">, I., Moore, J.K., Nakatsuka, T., </w:t>
+      </w:r>
+      <w:proofErr w:type="spellStart"/>
+      <w:r>
+        <w:rPr>
+          <w:rFonts w:ascii="Calibri"/>
+        </w:rPr>
+        <w:t>Oschlies</w:t>
+      </w:r>
+      <w:proofErr w:type="spellEnd"/>
+      <w:r>
+        <w:rPr>
+          <w:rFonts w:ascii="Calibri"/>
+        </w:rPr>
+        <w:t xml:space="preserve">, A., Saito, M.A., </w:t>
+      </w:r>
+      <w:proofErr w:type="spellStart"/>
+      <w:r>
+        <w:rPr>
+          <w:rFonts w:ascii="Calibri"/>
+        </w:rPr>
+        <w:t>Thingstad</w:t>
+      </w:r>
+      <w:proofErr w:type="spellEnd"/>
+      <w:r>
+        <w:rPr>
+          <w:rFonts w:ascii="Calibri"/>
+        </w:rPr>
+        <w:t>, T.F., Tsuda, A., Ulloa, O., 2013. Processes and patterns of oceanic nutrient limitation. Nature Geoscience 6, 701–710. https://doi.org/10.1038/ngeo1765</w:t>
       </w:r>
     </w:p>
     <w:p>
       <w:pPr>
         <w:pStyle w:val="Bibliography"/>
         <w:rPr>
-          <w:rFonts w:ascii="Calibri" w:cs="Calibri"/>
-        </w:rPr>
-      </w:pPr>
-      <w:r>
-        <w:rPr>
-          <w:rFonts w:ascii="Calibri" w:cs="Calibri"/>
-        </w:rPr>
-        <w:t>Atkinson, C.L., Capps, K.A., Rugenski, A.T., Vanni, M.J., 2017. Consumer-driven nutrient dynamics in freshwater ecosystems: from individuals to ecosystems. Biological Reviews 92, 2003–2023. https://doi.org/10.1111/brv.12318</w:t>
+          <w:rFonts w:ascii="Calibri"/>
+        </w:rPr>
+      </w:pPr>
+      <w:r>
+        <w:rPr>
+          <w:rFonts w:ascii="Calibri"/>
+        </w:rPr>
+        <w:t>Peterson, B., Heck, K., 2001. Positive interactions between suspension-feeding bivalves and seagrass-a facultative mutualism. Mar. Ecol. Prog. Ser. 213, 143–155. https://doi.org/10.3354/meps213143</w:t>
       </w:r>
     </w:p>
     <w:p>
       <w:pPr>
         <w:pStyle w:val="Bibliography"/>
         <w:rPr>
-          <w:rFonts w:ascii="Calibri" w:cs="Calibri"/>
-        </w:rPr>
-      </w:pPr>
-      <w:r>
-        <w:rPr>
-          <w:rFonts w:ascii="Calibri" w:cs="Calibri"/>
-        </w:rPr>
-        <w:t>Bracken, M.E.S., 2004. Invertebrate-Mediated Nutrient Loading Increases Growth of an Intertidal Macroalga1. Journal of Phycology 40, 1032–1041. https://doi.org/10.1111/j.1529-8817.2004.03106.x</w:t>
+          <w:rFonts w:ascii="Calibri"/>
+        </w:rPr>
+      </w:pPr>
+      <w:r>
+        <w:rPr>
+          <w:rFonts w:ascii="Calibri"/>
+        </w:rPr>
+        <w:t xml:space="preserve">Pfister, C.A., </w:t>
+      </w:r>
+      <w:proofErr w:type="spellStart"/>
+      <w:r>
+        <w:rPr>
+          <w:rFonts w:ascii="Calibri"/>
+        </w:rPr>
+        <w:t>Altabet</w:t>
+      </w:r>
+      <w:proofErr w:type="spellEnd"/>
+      <w:r>
+        <w:rPr>
+          <w:rFonts w:ascii="Calibri"/>
+        </w:rPr>
+        <w:t>, M.A., Post, D., 2014. Animal regeneration and microbial retention of nitrogen along coastal rocky shores. Ecology 95, 2803–2814. https://doi.org/10.1890/13-1825.1</w:t>
       </w:r>
     </w:p>
     <w:p>
       <w:pPr>
         <w:pStyle w:val="Bibliography"/>
         <w:rPr>
-          <w:rFonts w:ascii="Calibri" w:cs="Calibri"/>
-        </w:rPr>
-      </w:pPr>
-      <w:r>
-        <w:rPr>
-          <w:rFonts w:ascii="Calibri" w:cs="Calibri"/>
-        </w:rPr>
-        <w:t>Bracken, M.E.S., Gonzalez-Dorantes, C.A., Stachowicz, J.J., 2007. Whole-community mutualism: Associated invertebrates facilitate a dominant habitat-forming seaweed. Ecology 88, 2211–2219. https://doi.org/10.1890/06-0881.1</w:t>
+          <w:rFonts w:ascii="Calibri"/>
+        </w:rPr>
+      </w:pPr>
+      <w:r>
+        <w:rPr>
+          <w:rFonts w:ascii="Calibri"/>
+        </w:rPr>
+        <w:t>Phillips, J.C., Hurd, C.L., 2004. Kinetics of nitrate, ammonium, and urea uptake by four intertidal seaweeds from New Zealand. Journal of Phycology 40, 534–545. https://doi.org/10.1111/j.1529-8817.2004.03157.x</w:t>
       </w:r>
     </w:p>
     <w:p>
       <w:pPr>
         <w:pStyle w:val="Bibliography"/>
         <w:rPr>
-          <w:rFonts w:ascii="Calibri" w:cs="Calibri"/>
-        </w:rPr>
-      </w:pPr>
-      <w:r>
-        <w:rPr>
-          <w:rFonts w:ascii="Calibri" w:cs="Calibri"/>
-        </w:rPr>
-        <w:t>Brzezinksi, M., Reed, D., Harrer, S., Rassweiler, A., Melack, J., Goodridge, B., Dugan, J., 2013. Multiple sources and forms of nitrogen sustain year-round kelp growth on the inner continental shelf of the Santa Barbara Channel. oceanog 26, 114–123. https://doi.org/10.5670/oceanog.2013.53</w:t>
+          <w:rFonts w:ascii="Calibri"/>
+        </w:rPr>
+      </w:pPr>
+      <w:proofErr w:type="spellStart"/>
+      <w:r>
+        <w:rPr>
+          <w:rFonts w:ascii="Calibri"/>
+        </w:rPr>
+        <w:t>Probyn</w:t>
+      </w:r>
+      <w:proofErr w:type="spellEnd"/>
+      <w:r>
+        <w:rPr>
+          <w:rFonts w:ascii="Calibri"/>
+        </w:rPr>
+        <w:t>, T.A., McQuaid, C.D., 1985. In-situ measurements of nitrogenous nutrient uptake by kelp (</w:t>
+      </w:r>
+      <w:proofErr w:type="spellStart"/>
+      <w:r>
+        <w:rPr>
+          <w:rFonts w:ascii="Calibri"/>
+        </w:rPr>
+        <w:t>Ecklonia</w:t>
+      </w:r>
+      <w:proofErr w:type="spellEnd"/>
+      <w:r>
+        <w:rPr>
+          <w:rFonts w:ascii="Calibri"/>
+        </w:rPr>
+        <w:t xml:space="preserve"> maxima) and phytoplankton in a nitrate-rich upwelling environment. Mar. Biol. 88, 149–154. https://doi.org/10.1007/BF00397162</w:t>
       </w:r>
     </w:p>
     <w:p>
       <w:pPr>
         <w:pStyle w:val="Bibliography"/>
         <w:rPr>
-          <w:rFonts w:ascii="Calibri" w:cs="Calibri"/>
-        </w:rPr>
-      </w:pPr>
-      <w:r>
-        <w:rPr>
-          <w:rFonts w:ascii="Calibri" w:cs="Calibri"/>
-        </w:rPr>
-        <w:lastRenderedPageBreak/>
-        <w:t>Burkepile, D.E., Hay, M.E., 2006. Herbivore Vs. Nutrient Control of Marine Primary Producers: Context-Dependent Effects. Ecology 87, 3128–3139. https://doi.org/10.1890/0012-9658(2006)87[3128:HVNCOM]2.0.CO;2</w:t>
+          <w:rFonts w:ascii="Calibri"/>
+        </w:rPr>
+      </w:pPr>
+      <w:proofErr w:type="spellStart"/>
+      <w:r>
+        <w:rPr>
+          <w:rFonts w:ascii="Calibri"/>
+        </w:rPr>
+        <w:t>Ryther</w:t>
+      </w:r>
+      <w:proofErr w:type="spellEnd"/>
+      <w:r>
+        <w:rPr>
+          <w:rFonts w:ascii="Calibri"/>
+        </w:rPr>
+        <w:t>, J.H., Dunstan, W.M., 1971. Nitrogen, phosphorus, and eutrophication in the coastal marine environment. Science 171, 1008–1013. https://doi.org/10.1126/science.171.3975.1008</w:t>
       </w:r>
     </w:p>
     <w:p>
       <w:pPr>
         <w:pStyle w:val="Bibliography"/>
         <w:rPr>
-          <w:rFonts w:ascii="Calibri" w:cs="Calibri"/>
-        </w:rPr>
-      </w:pPr>
-      <w:r>
-        <w:rPr>
-          <w:rFonts w:ascii="Calibri" w:cs="Calibri"/>
-        </w:rPr>
-        <w:t>Elser, J.J., Bracken, M.E.S., Cleland, E.E., Gruner, D.S., Harpole, W.S., Hillebrand, H., Ngai, J.T., Seabloom, E.W., Shurin, J.B., Smith, J.E., 2007. Global analysis of nitrogen and phosphorus limitation of primary producers in freshwater, marine and terrestrial ecosystems. Ecology Letters 10, 1135–1142. https://doi.org/10.1111/j.1461-0248.2007.01113.x</w:t>
+          <w:rFonts w:ascii="Calibri"/>
+        </w:rPr>
+      </w:pPr>
+      <w:r>
+        <w:rPr>
+          <w:rFonts w:ascii="Calibri"/>
+        </w:rPr>
+        <w:t>Schindler, D.W., 1974. Eutrophication and Recovery in Experimental Lakes: Implications for Lake Management. Science 184, 897–899. https://doi.org/10.1126/science.184.4139.897</w:t>
       </w:r>
     </w:p>
     <w:p>
       <w:pPr>
         <w:pStyle w:val="Bibliography"/>
         <w:rPr>
-          <w:rFonts w:ascii="Calibri" w:cs="Calibri"/>
-        </w:rPr>
-      </w:pPr>
-      <w:r>
-        <w:rPr>
-          <w:rFonts w:ascii="Calibri" w:cs="Calibri"/>
-        </w:rPr>
-        <w:t>Elser, J.J., Urabe, J., 1999. The Stoichiometry of Consumer-Driven Nutrient Recycling: Theory, Observations, and Consequences. Ecology 80, 735–751. https://doi.org/10.1890/0012-9658(1999)080[0735:TSOCDN]2.0.CO;2</w:t>
+          <w:rFonts w:ascii="Calibri"/>
+        </w:rPr>
+      </w:pPr>
+      <w:r>
+        <w:rPr>
+          <w:rFonts w:ascii="Calibri"/>
+        </w:rPr>
+        <w:t xml:space="preserve">Sitters, J., Bakker, E.S., Veldhuis, M.P., Veen, G.F., </w:t>
+      </w:r>
+      <w:proofErr w:type="spellStart"/>
+      <w:r>
+        <w:rPr>
+          <w:rFonts w:ascii="Calibri"/>
+        </w:rPr>
+        <w:t>Olde</w:t>
+      </w:r>
+      <w:proofErr w:type="spellEnd"/>
+      <w:r>
+        <w:rPr>
+          <w:rFonts w:ascii="Calibri"/>
+        </w:rPr>
+        <w:t xml:space="preserve"> </w:t>
+      </w:r>
+      <w:proofErr w:type="spellStart"/>
+      <w:r>
+        <w:rPr>
+          <w:rFonts w:ascii="Calibri"/>
+        </w:rPr>
+        <w:t>Venterink</w:t>
+      </w:r>
+      <w:proofErr w:type="spellEnd"/>
+      <w:r>
+        <w:rPr>
+          <w:rFonts w:ascii="Calibri"/>
+        </w:rPr>
+        <w:t xml:space="preserve">, H., </w:t>
+      </w:r>
+      <w:proofErr w:type="spellStart"/>
+      <w:r>
+        <w:rPr>
+          <w:rFonts w:ascii="Calibri"/>
+        </w:rPr>
+        <w:t>Vanni</w:t>
+      </w:r>
+      <w:proofErr w:type="spellEnd"/>
+      <w:r>
+        <w:rPr>
+          <w:rFonts w:ascii="Calibri"/>
+        </w:rPr>
+        <w:t>, M.J., 2017. The stoichiometry of nutrient release by terrestrial herbivores and its ecosystem consequences. Front. Earth Sci. 5. https://doi.org/10.3389/feart.2017.00032</w:t>
       </w:r>
     </w:p>
     <w:p>
       <w:pPr>
         <w:pStyle w:val="Bibliography"/>
         <w:rPr>
-          <w:rFonts w:ascii="Calibri" w:cs="Calibri"/>
-        </w:rPr>
-      </w:pPr>
-      <w:r>
-        <w:rPr>
-          <w:rFonts w:ascii="Calibri" w:cs="Calibri"/>
-        </w:rPr>
-        <w:t>Gruner, D.S., Smith, J.E., Seabloom, E.W., Sandin, S.A., Ngai, J.T., Hillebrand, H., Harpole, W.S., Elser, J.J., Cleland, E.E., Bracken, M.E.S., Borer, E.T., Bolker, B.M., 2008. A cross-system synthesis of consumer and nutrient resource control on producer biomass. Ecology Letters 11, 740–755. https://doi.org/10.1111/j.1461-0248.2008.01192.x</w:t>
+          <w:rFonts w:ascii="Calibri"/>
+        </w:rPr>
+      </w:pPr>
+      <w:r>
+        <w:rPr>
+          <w:rFonts w:ascii="Calibri"/>
+        </w:rPr>
+        <w:t>Smith, V.H., Tilman, G.D., Nekola, J.C., 1999. Eutrophication: impacts of excess nutrient inputs on freshwater, marine, and terrestrial ecosystems. Environmental Pollution 100, 179–196. https://doi.org/10.1016/S0269-7491(99)00091-3</w:t>
       </w:r>
     </w:p>
     <w:p>
       <w:pPr>
         <w:pStyle w:val="Bibliography"/>
         <w:rPr>
-          <w:rFonts w:ascii="Calibri" w:cs="Calibri"/>
-        </w:rPr>
-      </w:pPr>
-      <w:r>
-        <w:rPr>
-          <w:rFonts w:ascii="Calibri" w:cs="Calibri"/>
-        </w:rPr>
-        <w:t>Hillman, K., Walker, D.I., Larkum, A.W.D., McComb, A.J., 1989. Productivity and nutrient limitation, in: Larkum, A.W.D., McComb, A.J., Shephard, S.A. (Eds.), Biology of Seagrasses : A Treatise on the Biology of Seagrasses with Special Reference to the Australian Region. Elsevier Science Pub., Amsterdam, The Netherlands, pp. 635–685.</w:t>
+          <w:rFonts w:ascii="Calibri"/>
+        </w:rPr>
+      </w:pPr>
+      <w:proofErr w:type="spellStart"/>
+      <w:r>
+        <w:rPr>
+          <w:rFonts w:ascii="Calibri"/>
+        </w:rPr>
+        <w:lastRenderedPageBreak/>
+        <w:t>Vanni</w:t>
+      </w:r>
+      <w:proofErr w:type="spellEnd"/>
+      <w:r>
+        <w:rPr>
+          <w:rFonts w:ascii="Calibri"/>
+        </w:rPr>
+        <w:t>, M.J., 2002. Nutrient cycling by animals in freshwater ecosystems. Annual Review of Ecology and Systematics 33, 341–370. https://doi.org/10.1146/annurev.ecolsys.33.010802.150519</w:t>
       </w:r>
     </w:p>
     <w:p>
       <w:pPr>
         <w:pStyle w:val="Bibliography"/>
         <w:rPr>
-          <w:rFonts w:ascii="Calibri" w:cs="Calibri"/>
-        </w:rPr>
-      </w:pPr>
-      <w:r>
-        <w:rPr>
-          <w:rFonts w:ascii="Calibri" w:cs="Calibri"/>
-        </w:rPr>
-        <w:t>Jackson, G.A., 1977. Nutrients and Production of Giant Kelp, Macrocystis pyrifera, Off Southern California. Limnology and Oceanography 22, 979–995.</w:t>
-      </w:r>
-    </w:p>
-    <w:p>
-      <w:pPr>
-        <w:pStyle w:val="Bibliography"/>
-        <w:rPr>
-          <w:rFonts w:ascii="Calibri" w:cs="Calibri"/>
-        </w:rPr>
-      </w:pPr>
-      <w:r>
-        <w:rPr>
-          <w:rFonts w:ascii="Calibri" w:cs="Calibri"/>
-        </w:rPr>
-        <w:t>McNaughton, S.J., Ruess, R.W., Seagle, S.W., 1988. Large mammals and process dynamics in African ecosystems. BioScience 38, 794–800. https://doi.org/10.2307/1310789</w:t>
-      </w:r>
-    </w:p>
-    <w:p>
-      <w:pPr>
-        <w:pStyle w:val="Bibliography"/>
-        <w:rPr>
-          <w:rFonts w:ascii="Calibri" w:cs="Calibri"/>
-        </w:rPr>
-      </w:pPr>
-      <w:r>
-        <w:rPr>
-          <w:rFonts w:ascii="Calibri" w:cs="Calibri"/>
-        </w:rPr>
-        <w:t>McPhee-Shaw, E.E., Siegel, D.A., Washburn, L., Brzezinski, M.A., Jones, J.L., Leydecker, A., Melack, J., 2007. Mechanisms for nutrient delivery to the inner shelf: Observations from the Santa Barbara Channel. Limnology and Oceanography 52, 1748–1766. https://doi.org/10.4319/lo.2007.52.5.1748</w:t>
-      </w:r>
-    </w:p>
-    <w:p>
-      <w:pPr>
-        <w:pStyle w:val="Bibliography"/>
-        <w:rPr>
-          <w:rFonts w:ascii="Calibri" w:cs="Calibri"/>
-        </w:rPr>
-      </w:pPr>
-      <w:r>
-        <w:rPr>
-          <w:rFonts w:ascii="Calibri" w:cs="Calibri"/>
-        </w:rPr>
-        <w:t>Meyer, J.L., Schultz, E.T., Helfman, G.S., 1983. Fish schools: An asset to corals. Science 220, 1047–1049. https://doi.org/10.1126/science.220.4601.1047</w:t>
-      </w:r>
-    </w:p>
-    <w:p>
-      <w:pPr>
-        <w:pStyle w:val="Bibliography"/>
-        <w:rPr>
-          <w:rFonts w:ascii="Calibri" w:cs="Calibri"/>
-        </w:rPr>
-      </w:pPr>
-      <w:r>
-        <w:rPr>
-          <w:rFonts w:ascii="Calibri" w:cs="Calibri"/>
-        </w:rPr>
-        <w:t>Moore, C.M., Mills, M.M., Arrigo, K.R., Berman-Frank, I., Bopp, L., Boyd, P.W., Galbraith, E.D., Geider, R.J., Guieu, C., Jaccard, S.L., Jickells, T.D., La Roche, J., Lenton, T.M., Mahowald, N.M., Marañón, E., Marinov, I., Moore, J.K., Nakatsuka, T., Oschlies, A., Saito, M.A., Thingstad, T.F., Tsuda, A., Ulloa, O., 2013. Processes and patterns of oceanic nutrient limitation. Nature Geoscience 6, 701–710. https://doi.org/10.1038/ngeo1765</w:t>
-      </w:r>
-    </w:p>
-    <w:p>
-      <w:pPr>
-        <w:pStyle w:val="Bibliography"/>
-        <w:rPr>
-          <w:rFonts w:ascii="Calibri" w:cs="Calibri"/>
-        </w:rPr>
-      </w:pPr>
-      <w:r>
-        <w:rPr>
-          <w:rFonts w:ascii="Calibri" w:cs="Calibri"/>
-        </w:rPr>
-        <w:t>Peterson, B., Heck, K., 2001. Positive interactions between suspension-feeding bivalves and seagrass-a facultative mutualism. Mar. Ecol. Prog. Ser. 213, 143–155. https://doi.org/10.3354/meps213143</w:t>
-      </w:r>
-    </w:p>
-    <w:p>
-      <w:pPr>
-        <w:pStyle w:val="Bibliography"/>
-        <w:rPr>
-          <w:rFonts w:ascii="Calibri" w:cs="Calibri"/>
-        </w:rPr>
-      </w:pPr>
-      <w:r>
-        <w:rPr>
-          <w:rFonts w:ascii="Calibri" w:cs="Calibri"/>
-        </w:rPr>
-        <w:t>Pfister, C.A., Altabet, M.A., Post, D., 2014. Animal regeneration and microbial retention of nitrogen along coastal rocky shores. Ecology 95, 2803–2814. https://doi.org/10.1890/13-1825.1</w:t>
-      </w:r>
-    </w:p>
-    <w:p>
-      <w:pPr>
-        <w:pStyle w:val="Bibliography"/>
-        <w:rPr>
-          <w:rFonts w:ascii="Calibri" w:cs="Calibri"/>
-        </w:rPr>
-      </w:pPr>
-      <w:r>
-        <w:rPr>
-          <w:rFonts w:ascii="Calibri" w:cs="Calibri"/>
-        </w:rPr>
-        <w:t>Phillips, J.C., Hurd, C.L., 2004. Kinetics of nitrate, ammonium, and urea uptake by four intertidal seaweeds from New Zealand. Journal of Phycology 40, 534–545. https://doi.org/10.1111/j.1529-8817.2004.03157.x</w:t>
-      </w:r>
-    </w:p>
-    <w:p>
-      <w:pPr>
-        <w:pStyle w:val="Bibliography"/>
-        <w:rPr>
-          <w:rFonts w:ascii="Calibri" w:cs="Calibri"/>
-        </w:rPr>
-      </w:pPr>
-      <w:r>
-        <w:rPr>
-          <w:rFonts w:ascii="Calibri" w:cs="Calibri"/>
-        </w:rPr>
-        <w:lastRenderedPageBreak/>
-        <w:t>Probyn, T.A., McQuaid, C.D., 1985. In-situ measurements of nitrogenous nutrient uptake by kelp (Ecklonia maxima) and phytoplankton in a nitrate-rich upwelling environment. Mar. Biol. 88, 149–154. https://doi.org/10.1007/BF00397162</w:t>
-      </w:r>
-    </w:p>
-    <w:p>
-      <w:pPr>
-        <w:pStyle w:val="Bibliography"/>
-        <w:rPr>
-          <w:rFonts w:ascii="Calibri" w:cs="Calibri"/>
-        </w:rPr>
-      </w:pPr>
-      <w:r>
-        <w:rPr>
-          <w:rFonts w:ascii="Calibri" w:cs="Calibri"/>
-        </w:rPr>
-        <w:t>Ryther, J.H., Dunstan, W.M., 1971. Nitrogen, phosphorus, and eutrophication in the coastal marine environment. Science 171, 1008–1013. https://doi.org/10.1126/science.171.3975.1008</w:t>
-      </w:r>
-    </w:p>
-    <w:p>
-      <w:pPr>
-        <w:pStyle w:val="Bibliography"/>
-        <w:rPr>
-          <w:rFonts w:ascii="Calibri" w:cs="Calibri"/>
-        </w:rPr>
-      </w:pPr>
-      <w:r>
-        <w:rPr>
-          <w:rFonts w:ascii="Calibri" w:cs="Calibri"/>
-        </w:rPr>
-        <w:t>Schindler, D.W., 1974. Eutrophication and Recovery in Experimental Lakes: Implications for Lake Management. Science 184, 897–899. https://doi.org/10.1126/science.184.4139.897</w:t>
-      </w:r>
-    </w:p>
-    <w:p>
-      <w:pPr>
-        <w:pStyle w:val="Bibliography"/>
-        <w:rPr>
-          <w:rFonts w:ascii="Calibri" w:cs="Calibri"/>
-        </w:rPr>
-      </w:pPr>
-      <w:r>
-        <w:rPr>
-          <w:rFonts w:ascii="Calibri" w:cs="Calibri"/>
-        </w:rPr>
-        <w:t>Sitters, J., Bakker, E.S., Veldhuis, M.P., Veen, G.F., Olde Venterink, H., Vanni, M.J., 2017. The stoichiometry of nutrient release by terrestrial herbivores and its ecosystem consequences. Front. Earth Sci. 5. https://doi.org/10.3389/feart.2017.00032</w:t>
-      </w:r>
-    </w:p>
-    <w:p>
-      <w:pPr>
-        <w:pStyle w:val="Bibliography"/>
-        <w:rPr>
-          <w:rFonts w:ascii="Calibri" w:cs="Calibri"/>
-        </w:rPr>
-      </w:pPr>
-      <w:r>
-        <w:rPr>
-          <w:rFonts w:ascii="Calibri" w:cs="Calibri"/>
-        </w:rPr>
-        <w:t>Smith, V.H., Tilman, G.D., Nekola, J.C., 1999. Eutrophication: impacts of excess nutrient inputs on freshwater, marine, and terrestrial ecosystems. Environmental Pollution 100, 179–196. https://doi.org/10.1016/S0269-7491(99)00091-3</w:t>
-      </w:r>
-    </w:p>
-    <w:p>
-      <w:pPr>
-        <w:pStyle w:val="Bibliography"/>
-        <w:rPr>
-          <w:rFonts w:ascii="Calibri" w:cs="Calibri"/>
-        </w:rPr>
-      </w:pPr>
-      <w:r>
-        <w:rPr>
-          <w:rFonts w:ascii="Calibri" w:cs="Calibri"/>
-        </w:rPr>
-        <w:t>Vanni, M.J., 2002. Nutrient cycling by animals in freshwater ecosystems. Annual Review of Ecology and Systematics 33, 341–370. https://doi.org/10.1146/annurev.ecolsys.33.010802.150519</w:t>
-      </w:r>
-    </w:p>
-    <w:p>
-      <w:pPr>
-        <w:pStyle w:val="Bibliography"/>
-        <w:rPr>
-          <w:rFonts w:ascii="Calibri" w:cs="Calibri"/>
-        </w:rPr>
-      </w:pPr>
-      <w:r>
-        <w:rPr>
-          <w:rFonts w:ascii="Calibri" w:cs="Calibri"/>
-        </w:rPr>
-        <w:t xml:space="preserve">Viechtbauer, W., 2010. Conducting Meta-Analyses in </w:t>
-      </w:r>
-      <w:r>
-        <w:rPr>
-          <w:rFonts w:ascii="Calibri" w:cs="Calibri"/>
+          <w:rFonts w:ascii="Calibri"/>
+        </w:rPr>
+      </w:pPr>
+      <w:proofErr w:type="spellStart"/>
+      <w:r>
+        <w:rPr>
+          <w:rFonts w:ascii="Calibri"/>
+        </w:rPr>
+        <w:t>Viechtbauer</w:t>
+      </w:r>
+      <w:proofErr w:type="spellEnd"/>
+      <w:r>
+        <w:rPr>
+          <w:rFonts w:ascii="Calibri"/>
+        </w:rPr>
+        <w:t xml:space="preserve">, W., 2010. Conducting Meta-Analyses in </w:t>
+      </w:r>
+      <w:r>
+        <w:rPr>
+          <w:rFonts w:ascii="Calibri"/>
           <w:i/>
           <w:iCs/>
         </w:rPr>
@@ -11321,21 +11588,23 @@
       </w:r>
       <w:r>
         <w:rPr>
-          <w:rFonts w:ascii="Calibri" w:cs="Calibri"/>
+          <w:rFonts w:ascii="Calibri"/>
         </w:rPr>
         <w:t xml:space="preserve"> with the </w:t>
       </w:r>
-      <w:r>
-        <w:rPr>
-          <w:rFonts w:ascii="Calibri" w:cs="Calibri"/>
+      <w:proofErr w:type="spellStart"/>
+      <w:r>
+        <w:rPr>
+          <w:rFonts w:ascii="Calibri"/>
           <w:b/>
           <w:bCs/>
         </w:rPr>
         <w:t>metafor</w:t>
       </w:r>
-      <w:r>
-        <w:rPr>
-          <w:rFonts w:ascii="Calibri" w:cs="Calibri"/>
+      <w:proofErr w:type="spellEnd"/>
+      <w:r>
+        <w:rPr>
+          <w:rFonts w:ascii="Calibri"/>
         </w:rPr>
         <w:t xml:space="preserve"> Package. J. Stat. Soft. 36. https://doi.org/10.18637/jss.v036.i03</w:t>
       </w:r>
@@ -11377,7 +11646,7 @@
 
 <file path=word/comments.xml><?xml version="1.0" encoding="utf-8"?>
 <w:comments xmlns:wpc="http://schemas.microsoft.com/office/word/2010/wordprocessingCanvas" xmlns:cx="http://schemas.microsoft.com/office/drawing/2014/chartex" xmlns:cx1="http://schemas.microsoft.com/office/drawing/2015/9/8/chartex" xmlns:cx2="http://schemas.microsoft.com/office/drawing/2015/10/21/chartex" xmlns:cx3="http://schemas.microsoft.com/office/drawing/2016/5/9/chartex" xmlns:cx4="http://schemas.microsoft.com/office/drawing/2016/5/10/chartex" xmlns:cx5="http://schemas.microsoft.com/office/drawing/2016/5/11/chartex" xmlns:cx6="http://schemas.microsoft.com/office/drawing/2016/5/12/chartex" xmlns:cx7="http://schemas.microsoft.com/office/drawing/2016/5/13/chartex" xmlns:cx8="http://schemas.microsoft.com/office/drawing/2016/5/14/chartex" xmlns:mc="http://schemas.openxmlformats.org/markup-compatibility/2006" xmlns:aink="http://schemas.microsoft.com/office/drawing/2016/ink" xmlns:am3d="http://schemas.microsoft.com/office/drawing/2017/model3d" xmlns:o="urn:schemas-microsoft-com:office:office" xmlns:r="http://schemas.openxmlformats.org/officeDocument/2006/relationships" xmlns:m="http://schemas.openxmlformats.org/officeDocument/2006/math" xmlns:v="urn:schemas-microsoft-com:vml" xmlns:wp14="http://schemas.microsoft.com/office/word/2010/wordprocessingDrawing" xmlns:wp="http://schemas.openxmlformats.org/drawingml/2006/wordprocessingDrawing" xmlns:w10="urn:schemas-microsoft-com:office:word" xmlns:w="http://schemas.openxmlformats.org/wordprocessingml/2006/main" xmlns:w14="http://schemas.microsoft.com/office/word/2010/wordml" xmlns:w15="http://schemas.microsoft.com/office/word/2012/wordml" xmlns:w16cid="http://schemas.microsoft.com/office/word/2016/wordml/cid" xmlns:w16se="http://schemas.microsoft.com/office/word/2015/wordml/symex" xmlns:wpg="http://schemas.microsoft.com/office/word/2010/wordprocessingGroup" xmlns:wpi="http://schemas.microsoft.com/office/word/2010/wordprocessingInk" xmlns:wne="http://schemas.microsoft.com/office/word/2006/wordml" xmlns:wps="http://schemas.microsoft.com/office/word/2010/wordprocessingShape" mc:Ignorable="w14 w15 w16se w16cid wp14">
-  <w:comment w:id="0" w:author="Em Lim" w:date="2022-11-03T14:19:00Z" w:initials="EL">
+  <w:comment w:id="1" w:author="Em Lim" w:date="2022-12-09T14:21:00Z" w:initials="EL">
     <w:p>
       <w:pPr>
         <w:pStyle w:val="CommentText"/>
@@ -11389,14 +11658,11 @@
         <w:annotationRef/>
       </w:r>
       <w:r>
-        <w:t xml:space="preserve">Work in bit of the CND theory; there’s the donor and the recipient and the importance of the CND </w:t>
-      </w:r>
-      <w:r>
-        <w:t>is contingent on the demands of the recipient</w:t>
+        <w:t>There might be a better ref for this</w:t>
       </w:r>
     </w:p>
   </w:comment>
-  <w:comment w:id="1" w:author="Em Lim" w:date="2022-12-09T14:21:00Z" w:initials="EL">
+  <w:comment w:id="2" w:author="Em Lim" w:date="2023-02-15T17:08:00Z" w:initials="EL">
     <w:p>
       <w:pPr>
         <w:pStyle w:val="CommentText"/>
@@ -11408,22 +11674,19 @@
         <w:annotationRef/>
       </w:r>
       <w:r>
-        <w:t>I</w:t>
-      </w:r>
-      <w:r>
-        <w:t>’ll</w:t>
-      </w:r>
-      <w:r>
-        <w:t xml:space="preserve"> find a better ref </w:t>
+        <w:t xml:space="preserve">I was going to use iron limitation in phytoplankton vs algae, but there’s a handful of studies that show kelp gametophytes make more eggs with more </w:t>
       </w:r>
       <w:proofErr w:type="gramStart"/>
       <w:r>
-        <w:t>here..</w:t>
+        <w:t>iron</w:t>
       </w:r>
       <w:proofErr w:type="gramEnd"/>
+      <w:r>
+        <w:t xml:space="preserve"> so I might need a different example.</w:t>
+      </w:r>
     </w:p>
   </w:comment>
-  <w:comment w:id="2" w:author="Em Lim" w:date="2022-12-07T09:53:00Z" w:initials="EL">
+  <w:comment w:id="3" w:author="Em Lim" w:date="2022-12-07T09:53:00Z" w:initials="EL">
     <w:p>
       <w:pPr>
         <w:pStyle w:val="CommentText"/>
@@ -11442,7 +11705,7 @@
       </w:r>
     </w:p>
   </w:comment>
-  <w:comment w:id="3" w:author="Em Lim" w:date="2022-11-30T11:38:00Z" w:initials="EL">
+  <w:comment w:id="4" w:author="Em Lim" w:date="2023-01-20T10:43:00Z" w:initials="EL">
     <w:p>
       <w:pPr>
         <w:pStyle w:val="CommentText"/>
@@ -11454,19 +11717,31 @@
         <w:annotationRef/>
       </w:r>
       <w:r>
-        <w:t xml:space="preserve">Maybe I do split by pp group and rerun? Tough </w:t>
-      </w:r>
-      <w:proofErr w:type="spellStart"/>
-      <w:r>
-        <w:t>bc</w:t>
-      </w:r>
-      <w:proofErr w:type="spellEnd"/>
-      <w:r>
-        <w:t xml:space="preserve"> not all represented in all groups</w:t>
+        <w:t xml:space="preserve">37 </w:t>
+      </w:r>
+      <w:r>
+        <w:t>in analysis but</w:t>
+      </w:r>
+      <w:r>
+        <w:t xml:space="preserve"> 38</w:t>
+      </w:r>
+      <w:r>
+        <w:t xml:space="preserve"> in Prisma, figure out why one more study was excluded</w:t>
+      </w:r>
+      <w:proofErr w:type="gramStart"/>
+      <w:r>
+        <w:t xml:space="preserve">. </w:t>
+      </w:r>
+      <w:proofErr w:type="gramEnd"/>
+      <w:r>
+        <w:t>Zero or negative means</w:t>
+      </w:r>
+      <w:r>
+        <w:t>?</w:t>
       </w:r>
     </w:p>
   </w:comment>
-  <w:comment w:id="4" w:author="Em Lim" w:date="2022-01-20T10:44:00Z" w:initials="EL">
+  <w:comment w:id="5" w:author="Em Lim" w:date="2023-01-18T10:00:00Z" w:initials="EL">
     <w:p>
       <w:pPr>
         <w:pStyle w:val="CommentText"/>
@@ -11478,11 +11753,11 @@
         <w:annotationRef/>
       </w:r>
       <w:r>
-        <w:t>Justify this choice</w:t>
+        <w:t>Provide justification for this and an explanation of what species were included in each!</w:t>
       </w:r>
     </w:p>
   </w:comment>
-  <w:comment w:id="5" w:author="Isabelle Cote" w:date="2020-09-01T11:18:00Z" w:initials="IC">
+  <w:comment w:id="6" w:author="Em Lim" w:date="2023-01-18T11:19:00Z" w:initials="EL">
     <w:p>
       <w:pPr>
         <w:pStyle w:val="CommentText"/>
@@ -11494,11 +11769,19 @@
         <w:annotationRef/>
       </w:r>
       <w:r>
-        <w:t>Spell out what’s excluded</w:t>
+        <w:t>The null hypothesis H</w:t>
+      </w:r>
+      <w:proofErr w:type="gramStart"/>
+      <w:r>
+        <w:t>0 :</w:t>
+      </w:r>
+      <w:proofErr w:type="gramEnd"/>
+      <w:r>
+        <w:t xml:space="preserve"> τ 2 = 0 in random- and mixed-effects models can be tested with Cochran’s Q-test</w:t>
       </w:r>
     </w:p>
   </w:comment>
-  <w:comment w:id="6" w:author="Em Lim" w:date="2022-01-20T10:45:00Z" w:initials="EL">
+  <w:comment w:id="7" w:author="Em Lim" w:date="2023-02-15T17:24:00Z" w:initials="EL">
     <w:p>
       <w:pPr>
         <w:pStyle w:val="CommentText"/>
@@ -11510,79 +11793,7 @@
         <w:annotationRef/>
       </w:r>
       <w:r>
-        <w:t>Justify this too</w:t>
-      </w:r>
-    </w:p>
-  </w:comment>
-  <w:comment w:id="7" w:author="Em Lim" w:date="2023-01-20T10:43:00Z" w:initials="EL">
-    <w:p>
-      <w:pPr>
-        <w:pStyle w:val="CommentText"/>
-      </w:pPr>
-      <w:r>
-        <w:rPr>
-          <w:rStyle w:val="CommentReference"/>
-        </w:rPr>
-        <w:annotationRef/>
-      </w:r>
-      <w:r>
-        <w:t>37 or 38?</w:t>
-      </w:r>
-    </w:p>
-  </w:comment>
-  <w:comment w:id="8" w:author="Em Lim" w:date="2023-01-18T10:00:00Z" w:initials="EL">
-    <w:p>
-      <w:pPr>
-        <w:pStyle w:val="CommentText"/>
-      </w:pPr>
-      <w:r>
-        <w:rPr>
-          <w:rStyle w:val="CommentReference"/>
-        </w:rPr>
-        <w:annotationRef/>
-      </w:r>
-      <w:r>
-        <w:t>Provide justification for this and an explanation of what species were included in each!</w:t>
-      </w:r>
-    </w:p>
-  </w:comment>
-  <w:comment w:id="9" w:author="Em Lim" w:date="2023-01-18T11:19:00Z" w:initials="EL">
-    <w:p>
-      <w:pPr>
-        <w:pStyle w:val="CommentText"/>
-      </w:pPr>
-      <w:r>
-        <w:rPr>
-          <w:rStyle w:val="CommentReference"/>
-        </w:rPr>
-        <w:annotationRef/>
-      </w:r>
-      <w:r>
-        <w:t>The null hypothesis H</w:t>
-      </w:r>
-      <w:proofErr w:type="gramStart"/>
-      <w:r>
-        <w:t>0 :</w:t>
-      </w:r>
-      <w:proofErr w:type="gramEnd"/>
-      <w:r>
-        <w:t xml:space="preserve"> τ 2 = 0 in random- and mixed-effects models can be tested with Cochran’s Q-test</w:t>
-      </w:r>
-    </w:p>
-  </w:comment>
-  <w:comment w:id="10" w:author="Em Lim" w:date="2023-01-19T13:19:00Z" w:initials="EL">
-    <w:p>
-      <w:pPr>
-        <w:pStyle w:val="CommentText"/>
-      </w:pPr>
-      <w:r>
-        <w:rPr>
-          <w:rStyle w:val="CommentReference"/>
-        </w:rPr>
-        <w:annotationRef/>
-      </w:r>
-      <w:r>
-        <w:t>Dude I still don’t know how to interpret these….</w:t>
+        <w:t>Not sure I want to include something like this??? Discuss further</w:t>
       </w:r>
     </w:p>
   </w:comment>
@@ -11591,17 +11802,13 @@
 
 <file path=word/commentsExtended.xml><?xml version="1.0" encoding="utf-8"?>
 <w15:commentsEx xmlns:wpc="http://schemas.microsoft.com/office/word/2010/wordprocessingCanvas" xmlns:cx="http://schemas.microsoft.com/office/drawing/2014/chartex" xmlns:cx1="http://schemas.microsoft.com/office/drawing/2015/9/8/chartex" xmlns:cx2="http://schemas.microsoft.com/office/drawing/2015/10/21/chartex" xmlns:cx3="http://schemas.microsoft.com/office/drawing/2016/5/9/chartex" xmlns:cx4="http://schemas.microsoft.com/office/drawing/2016/5/10/chartex" xmlns:cx5="http://schemas.microsoft.com/office/drawing/2016/5/11/chartex" xmlns:cx6="http://schemas.microsoft.com/office/drawing/2016/5/12/chartex" xmlns:cx7="http://schemas.microsoft.com/office/drawing/2016/5/13/chartex" xmlns:cx8="http://schemas.microsoft.com/office/drawing/2016/5/14/chartex" xmlns:mc="http://schemas.openxmlformats.org/markup-compatibility/2006" xmlns:aink="http://schemas.microsoft.com/office/drawing/2016/ink" xmlns:am3d="http://schemas.microsoft.com/office/drawing/2017/model3d" xmlns:o="urn:schemas-microsoft-com:office:office" xmlns:r="http://schemas.openxmlformats.org/officeDocument/2006/relationships" xmlns:m="http://schemas.openxmlformats.org/officeDocument/2006/math" xmlns:v="urn:schemas-microsoft-com:vml" xmlns:wp14="http://schemas.microsoft.com/office/word/2010/wordprocessingDrawing" xmlns:wp="http://schemas.openxmlformats.org/drawingml/2006/wordprocessingDrawing" xmlns:w10="urn:schemas-microsoft-com:office:word" xmlns:w="http://schemas.openxmlformats.org/wordprocessingml/2006/main" xmlns:w14="http://schemas.microsoft.com/office/word/2010/wordml" xmlns:w15="http://schemas.microsoft.com/office/word/2012/wordml" xmlns:w16cid="http://schemas.microsoft.com/office/word/2016/wordml/cid" xmlns:w16se="http://schemas.microsoft.com/office/word/2015/wordml/symex" xmlns:wpg="http://schemas.microsoft.com/office/word/2010/wordprocessingGroup" xmlns:wpi="http://schemas.microsoft.com/office/word/2010/wordprocessingInk" xmlns:wne="http://schemas.microsoft.com/office/word/2006/wordml" xmlns:wps="http://schemas.microsoft.com/office/word/2010/wordprocessingShape" mc:Ignorable="w14 w15 w16se w16cid wp14">
-  <w15:commentEx w15:paraId="7FA23B48" w15:done="0"/>
   <w15:commentEx w15:paraId="3F76A242" w15:done="0"/>
+  <w15:commentEx w15:paraId="4D9639FF" w15:done="0"/>
   <w15:commentEx w15:paraId="5FBB00DD" w15:done="0"/>
-  <w15:commentEx w15:paraId="79FE976A" w15:done="0"/>
-  <w15:commentEx w15:paraId="2AD432BF" w15:done="0"/>
-  <w15:commentEx w15:paraId="155D925E" w15:done="0"/>
-  <w15:commentEx w15:paraId="419ED5B5" w15:done="0"/>
   <w15:commentEx w15:paraId="13A7D497" w15:done="0"/>
   <w15:commentEx w15:paraId="18FFDB0E" w15:done="0"/>
   <w15:commentEx w15:paraId="56C7399E" w15:done="0"/>
-  <w15:commentEx w15:paraId="113FB20D" w15:done="0"/>
+  <w15:commentEx w15:paraId="0DC65FF6" w15:done="0"/>
 </w15:commentsEx>
 </file>
 
@@ -11628,17 +11835,13 @@
 
 <file path=word/commentsIds.xml><?xml version="1.0" encoding="utf-8"?>
 <w16cid:commentsIds xmlns:wpc="http://schemas.microsoft.com/office/word/2010/wordprocessingCanvas" xmlns:cx="http://schemas.microsoft.com/office/drawing/2014/chartex" xmlns:cx1="http://schemas.microsoft.com/office/drawing/2015/9/8/chartex" xmlns:cx2="http://schemas.microsoft.com/office/drawing/2015/10/21/chartex" xmlns:cx3="http://schemas.microsoft.com/office/drawing/2016/5/9/chartex" xmlns:cx4="http://schemas.microsoft.com/office/drawing/2016/5/10/chartex" xmlns:cx5="http://schemas.microsoft.com/office/drawing/2016/5/11/chartex" xmlns:cx6="http://schemas.microsoft.com/office/drawing/2016/5/12/chartex" xmlns:cx7="http://schemas.microsoft.com/office/drawing/2016/5/13/chartex" xmlns:cx8="http://schemas.microsoft.com/office/drawing/2016/5/14/chartex" xmlns:mc="http://schemas.openxmlformats.org/markup-compatibility/2006" xmlns:aink="http://schemas.microsoft.com/office/drawing/2016/ink" xmlns:am3d="http://schemas.microsoft.com/office/drawing/2017/model3d" xmlns:o="urn:schemas-microsoft-com:office:office" xmlns:r="http://schemas.openxmlformats.org/officeDocument/2006/relationships" xmlns:m="http://schemas.openxmlformats.org/officeDocument/2006/math" xmlns:v="urn:schemas-microsoft-com:vml" xmlns:wp14="http://schemas.microsoft.com/office/word/2010/wordprocessingDrawing" xmlns:wp="http://schemas.openxmlformats.org/drawingml/2006/wordprocessingDrawing" xmlns:w10="urn:schemas-microsoft-com:office:word" xmlns:w="http://schemas.openxmlformats.org/wordprocessingml/2006/main" xmlns:w14="http://schemas.microsoft.com/office/word/2010/wordml" xmlns:w15="http://schemas.microsoft.com/office/word/2012/wordml" xmlns:w16cid="http://schemas.microsoft.com/office/word/2016/wordml/cid" xmlns:w16se="http://schemas.microsoft.com/office/word/2015/wordml/symex" xmlns:wpg="http://schemas.microsoft.com/office/word/2010/wordprocessingGroup" xmlns:wpi="http://schemas.microsoft.com/office/word/2010/wordprocessingInk" xmlns:wne="http://schemas.microsoft.com/office/word/2006/wordml" xmlns:wps="http://schemas.microsoft.com/office/word/2010/wordprocessingShape" mc:Ignorable="w14 w15 w16se w16cid wp14">
-  <w16cid:commentId w16cid:paraId="7FA23B48" w16cid:durableId="270E4C6C"/>
   <w16cid:commentId w16cid:paraId="3F76A242" w16cid:durableId="273DC2E7"/>
+  <w16cid:commentId w16cid:paraId="4D9639FF" w16cid:durableId="27979004"/>
   <w16cid:commentId w16cid:paraId="5FBB00DD" w16cid:durableId="273AE123"/>
-  <w16cid:commentId w16cid:paraId="79FE976A" w16cid:durableId="2731BF29"/>
-  <w16cid:commentId w16cid:paraId="2AD432BF" w16cid:durableId="2593BBA3"/>
-  <w16cid:commentId w16cid:paraId="155D925E" w16cid:durableId="22F8AC9D"/>
-  <w16cid:commentId w16cid:paraId="419ED5B5" w16cid:durableId="2593BBB0"/>
   <w16cid:commentId w16cid:paraId="13A7D497" w16cid:durableId="2774EEBE"/>
   <w16cid:commentId w16cid:paraId="18FFDB0E" w16cid:durableId="277241D1"/>
   <w16cid:commentId w16cid:paraId="56C7399E" w16cid:durableId="27725442"/>
-  <w16cid:commentId w16cid:paraId="113FB20D" w16cid:durableId="2773C1F8"/>
+  <w16cid:commentId w16cid:paraId="0DC65FF6" w16cid:durableId="279793C0"/>
 </w16cid:commentsIds>
 </file>
 
@@ -12103,9 +12306,6 @@
 <w15:people xmlns:wpc="http://schemas.microsoft.com/office/word/2010/wordprocessingCanvas" xmlns:cx="http://schemas.microsoft.com/office/drawing/2014/chartex" xmlns:cx1="http://schemas.microsoft.com/office/drawing/2015/9/8/chartex" xmlns:cx2="http://schemas.microsoft.com/office/drawing/2015/10/21/chartex" xmlns:cx3="http://schemas.microsoft.com/office/drawing/2016/5/9/chartex" xmlns:cx4="http://schemas.microsoft.com/office/drawing/2016/5/10/chartex" xmlns:cx5="http://schemas.microsoft.com/office/drawing/2016/5/11/chartex" xmlns:cx6="http://schemas.microsoft.com/office/drawing/2016/5/12/chartex" xmlns:cx7="http://schemas.microsoft.com/office/drawing/2016/5/13/chartex" xmlns:cx8="http://schemas.microsoft.com/office/drawing/2016/5/14/chartex" xmlns:mc="http://schemas.openxmlformats.org/markup-compatibility/2006" xmlns:aink="http://schemas.microsoft.com/office/drawing/2016/ink" xmlns:am3d="http://schemas.microsoft.com/office/drawing/2017/model3d" xmlns:o="urn:schemas-microsoft-com:office:office" xmlns:r="http://schemas.openxmlformats.org/officeDocument/2006/relationships" xmlns:m="http://schemas.openxmlformats.org/officeDocument/2006/math" xmlns:v="urn:schemas-microsoft-com:vml" xmlns:wp14="http://schemas.microsoft.com/office/word/2010/wordprocessingDrawing" xmlns:wp="http://schemas.openxmlformats.org/drawingml/2006/wordprocessingDrawing" xmlns:w10="urn:schemas-microsoft-com:office:word" xmlns:w="http://schemas.openxmlformats.org/wordprocessingml/2006/main" xmlns:w14="http://schemas.microsoft.com/office/word/2010/wordml" xmlns:w15="http://schemas.microsoft.com/office/word/2012/wordml" xmlns:w16cid="http://schemas.microsoft.com/office/word/2016/wordml/cid" xmlns:w16se="http://schemas.microsoft.com/office/word/2015/wordml/symex" xmlns:wpg="http://schemas.microsoft.com/office/word/2010/wordprocessingGroup" xmlns:wpi="http://schemas.microsoft.com/office/word/2010/wordprocessingInk" xmlns:wne="http://schemas.microsoft.com/office/word/2006/wordml" xmlns:wps="http://schemas.microsoft.com/office/word/2010/wordprocessingShape" mc:Ignorable="w14 w15 w16se w16cid wp14">
   <w15:person w15:author="Em Lim">
     <w15:presenceInfo w15:providerId="AD" w15:userId="S::egl3@sfu.ca::66b8d41e-e852-422e-bfdc-03f068eb453f"/>
-  </w15:person>
-  <w15:person w15:author="Isabelle Cote">
-    <w15:presenceInfo w15:providerId="AD" w15:userId="S::imcote@sfu.ca::21a460bd-e3fc-4d58-9196-46caf887a3b1"/>
   </w15:person>
 </w15:people>
 </file>
